--- a/data/outputs/v2/General_Science/SS1.2_The_Cell/General_Science_The_Cell_CBE_LessonSequence.docx
+++ b/data/outputs/v2/General_Science/SS1.2_The_Cell/General_Science_The_Cell_CBE_LessonSequence.docx
@@ -3127,7 +3127,7 @@
             <w:pPr>
               <w:spacing w:after="20" w:before="0"/>
             </w:pPr>
-            <w:hyperlink w:history="1" r:id="rIdzw-nwtgxr5wdpw3rohnh4">
+            <w:hyperlink w:history="1" r:id="rIdjjzi_knpjslfm2mmyte86">
               <w:r>
                 <w:rPr>
                   <w:rFonts w:ascii="Arial" w:cs="Arial" w:eastAsia="Arial" w:hAnsi="Arial"/>
@@ -3136,7 +3136,7 @@
                   <w:szCs w:val="16"/>
                   <w:u w:val="single" w:color="2E75B6"/>
                 </w:rPr>
-                <w:t xml:space="preserve">Multiple lens systems</w:t>
+                <w:t xml:space="preserve">Comparing animal and plant cells</w:t>
               </w:r>
             </w:hyperlink>
           </w:p>
@@ -3160,7 +3160,7 @@
               <w:spacing w:after="10" w:before="0"/>
               <w:ind w:left="120"/>
             </w:pPr>
-            <w:hyperlink w:history="1" r:id="rIdackeztvafmzdnvwjce09i">
+            <w:hyperlink w:history="1" r:id="rIdkgwm5whyij864onkprhtl">
               <w:r>
                 <w:rPr>
                   <w:rFonts w:ascii="Arial" w:cs="Arial" w:eastAsia="Arial" w:hAnsi="Arial"/>
@@ -3205,7 +3205,7 @@
             <w:pPr>
               <w:spacing w:after="20" w:before="0"/>
             </w:pPr>
-            <w:hyperlink w:history="1" r:id="rIdalz6vvpiudsznloslsm24">
+            <w:hyperlink w:history="1" r:id="rIdkqhiugzgultui6wmazlix">
               <w:r>
                 <w:rPr>
                   <w:rFonts w:ascii="Arial" w:cs="Arial" w:eastAsia="Arial" w:hAnsi="Arial"/>
@@ -3214,7 +3214,7 @@
                   <w:szCs w:val="16"/>
                   <w:u w:val="single" w:color="2E75B6"/>
                 </w:rPr>
-                <w:t xml:space="preserve">Cell Transport (Flexbook)</w:t>
+                <w:t xml:space="preserve">Plant Cell Structures (Flexbook)</w:t>
               </w:r>
             </w:hyperlink>
           </w:p>
@@ -3238,7 +3238,7 @@
               <w:spacing w:after="10" w:before="0"/>
               <w:ind w:left="120"/>
             </w:pPr>
-            <w:hyperlink w:history="1" r:id="rIdsj5xnsnvi-kmr_mr7cs7k">
+            <w:hyperlink w:history="1" r:id="rIdxwot4vff7z5awklm9ntbb">
               <w:r>
                 <w:rPr>
                   <w:rFonts w:ascii="Arial" w:cs="Arial" w:eastAsia="Arial" w:hAnsi="Arial"/>
@@ -3528,7 +3528,7 @@
             <w:pPr>
               <w:spacing w:after="20" w:before="0"/>
             </w:pPr>
-            <w:hyperlink w:history="1" r:id="rIdb2tz0_coh69hh8rbie_-8">
+            <w:hyperlink w:history="1" r:id="rIdiaa9chxujkkz-jvgf34dd">
               <w:r>
                 <w:rPr>
                   <w:rFonts w:ascii="Arial" w:cs="Arial" w:eastAsia="Arial" w:hAnsi="Arial"/>
@@ -3537,7 +3537,7 @@
                   <w:szCs w:val="16"/>
                   <w:u w:val="single" w:color="2E75B6"/>
                 </w:rPr>
-                <w:t xml:space="preserve">Multiple lens systems</w:t>
+                <w:t xml:space="preserve">Comparing animal and plant cells</w:t>
               </w:r>
             </w:hyperlink>
           </w:p>
@@ -3561,7 +3561,7 @@
               <w:spacing w:after="10" w:before="0"/>
               <w:ind w:left="120"/>
             </w:pPr>
-            <w:hyperlink w:history="1" r:id="rId-fdeiikkvlcr92-dtuqka">
+            <w:hyperlink w:history="1" r:id="rIdsuyvck2gnorgwo0zxq_xa">
               <w:r>
                 <w:rPr>
                   <w:rFonts w:ascii="Arial" w:cs="Arial" w:eastAsia="Arial" w:hAnsi="Arial"/>
@@ -3599,14 +3599,14 @@
                 <w:sz w:val="16"/>
                 <w:szCs w:val="16"/>
               </w:rPr>
-              <w:t xml:space="preserve">📖 HTML:</w:t>
+              <w:t xml:space="preserve">📖 EXERCISE:</w:t>
             </w:r>
           </w:p>
           <w:p>
             <w:pPr>
               <w:spacing w:after="20" w:before="0"/>
             </w:pPr>
-            <w:hyperlink w:history="1" r:id="rIdkwd6las6ju8upfkkj9pjq">
+            <w:hyperlink w:history="1" r:id="rIddau01uea9mugw27xj5nye">
               <w:r>
                 <w:rPr>
                   <w:rFonts w:ascii="Arial" w:cs="Arial" w:eastAsia="Arial" w:hAnsi="Arial"/>
@@ -3615,7 +3615,7 @@
                   <w:szCs w:val="16"/>
                   <w:u w:val="single" w:color="2E75B6"/>
                 </w:rPr>
-                <w:t xml:space="preserve">Cell Transport (Flexbook)</w:t>
+                <w:t xml:space="preserve">Plant Cell Structures Practice</w:t>
               </w:r>
             </w:hyperlink>
           </w:p>
@@ -3639,7 +3639,7 @@
               <w:spacing w:after="10" w:before="0"/>
               <w:ind w:left="120"/>
             </w:pPr>
-            <w:hyperlink w:history="1" r:id="rIde-fpyqn7j3ohdzay7xw69">
+            <w:hyperlink w:history="1" r:id="rIdetj1pfw6uspzvonagz7g1">
               <w:r>
                 <w:rPr>
                   <w:rFonts w:ascii="Arial" w:cs="Arial" w:eastAsia="Arial" w:hAnsi="Arial"/>
@@ -3929,7 +3929,7 @@
             <w:pPr>
               <w:spacing w:after="20" w:before="0"/>
             </w:pPr>
-            <w:hyperlink w:history="1" r:id="rId0ekk4zt5zr2-tjroxqqlp">
+            <w:hyperlink w:history="1" r:id="rIddfzuklaasjtchb_ymwiqv">
               <w:r>
                 <w:rPr>
                   <w:rFonts w:ascii="Arial" w:cs="Arial" w:eastAsia="Arial" w:hAnsi="Arial"/>
@@ -3938,7 +3938,7 @@
                   <w:szCs w:val="16"/>
                   <w:u w:val="single" w:color="2E75B6"/>
                 </w:rPr>
-                <w:t xml:space="preserve">Multiple lens systems</w:t>
+                <w:t xml:space="preserve">Comparing animal and plant cells</w:t>
               </w:r>
             </w:hyperlink>
           </w:p>
@@ -3962,7 +3962,7 @@
               <w:spacing w:after="10" w:before="0"/>
               <w:ind w:left="120"/>
             </w:pPr>
-            <w:hyperlink w:history="1" r:id="rIdocsmngn3_yum882euoddw">
+            <w:hyperlink w:history="1" r:id="rIdm-8wthmughtvwz7mmcgcf">
               <w:r>
                 <w:rPr>
                   <w:rFonts w:ascii="Arial" w:cs="Arial" w:eastAsia="Arial" w:hAnsi="Arial"/>
@@ -4007,7 +4007,7 @@
             <w:pPr>
               <w:spacing w:after="20" w:before="0"/>
             </w:pPr>
-            <w:hyperlink w:history="1" r:id="rId3bdiuqligrg9rqwfpbh5s">
+            <w:hyperlink w:history="1" r:id="rIdwzysdqgfz_vpuecqc9omk">
               <w:r>
                 <w:rPr>
                   <w:rFonts w:ascii="Arial" w:cs="Arial" w:eastAsia="Arial" w:hAnsi="Arial"/>
@@ -4016,7 +4016,7 @@
                   <w:szCs w:val="16"/>
                   <w:u w:val="single" w:color="2E75B6"/>
                 </w:rPr>
-                <w:t xml:space="preserve">Cell Transport (Flexbook)</w:t>
+                <w:t xml:space="preserve">Plant Cell Structures (Flexbook)</w:t>
               </w:r>
             </w:hyperlink>
           </w:p>
@@ -4040,7 +4040,7 @@
               <w:spacing w:after="10" w:before="0"/>
               <w:ind w:left="120"/>
             </w:pPr>
-            <w:hyperlink w:history="1" r:id="rIdzdkktt9ajj96cuh7e1ynn">
+            <w:hyperlink w:history="1" r:id="rIdv4t_1zm_dj_m84yhk7mfj">
               <w:r>
                 <w:rPr>
                   <w:rFonts w:ascii="Arial" w:cs="Arial" w:eastAsia="Arial" w:hAnsi="Arial"/>
@@ -4311,7 +4311,7 @@
             <w:pPr>
               <w:spacing w:after="20" w:before="0"/>
             </w:pPr>
-            <w:hyperlink w:history="1" r:id="rIdba-xpzv0__-5qxlidu4yk">
+            <w:hyperlink w:history="1" r:id="rIdm06iq0aw0jjdzn2cj-el5">
               <w:r>
                 <w:rPr>
                   <w:rFonts w:ascii="Arial" w:cs="Arial" w:eastAsia="Arial" w:hAnsi="Arial"/>
@@ -4320,7 +4320,7 @@
                   <w:szCs w:val="16"/>
                   <w:u w:val="single" w:color="2E75B6"/>
                 </w:rPr>
-                <w:t xml:space="preserve">Multiple lens systems</w:t>
+                <w:t xml:space="preserve">Comparing animal and plant cells</w:t>
               </w:r>
             </w:hyperlink>
           </w:p>
@@ -4344,7 +4344,7 @@
               <w:spacing w:after="10" w:before="0"/>
               <w:ind w:left="120"/>
             </w:pPr>
-            <w:hyperlink w:history="1" r:id="rIdwpz4zrlyr9bc6h1knx0rd">
+            <w:hyperlink w:history="1" r:id="rIdujbv0m0vnh7mtqua7e9cv">
               <w:r>
                 <w:rPr>
                   <w:rFonts w:ascii="Arial" w:cs="Arial" w:eastAsia="Arial" w:hAnsi="Arial"/>
@@ -4389,7 +4389,7 @@
             <w:pPr>
               <w:spacing w:after="20" w:before="0"/>
             </w:pPr>
-            <w:hyperlink w:history="1" r:id="rIdfl0og21cg_7mwfhygtvpc">
+            <w:hyperlink w:history="1" r:id="rIdw7ujyb7cib5shnwcnk9ml">
               <w:r>
                 <w:rPr>
                   <w:rFonts w:ascii="Arial" w:cs="Arial" w:eastAsia="Arial" w:hAnsi="Arial"/>
@@ -4398,7 +4398,7 @@
                   <w:szCs w:val="16"/>
                   <w:u w:val="single" w:color="2E75B6"/>
                 </w:rPr>
-                <w:t xml:space="preserve">Cell Transport (Flexbook)</w:t>
+                <w:t xml:space="preserve">Plant Cell Structures (Flexbook)</w:t>
               </w:r>
             </w:hyperlink>
           </w:p>
@@ -4422,7 +4422,7 @@
               <w:spacing w:after="10" w:before="0"/>
               <w:ind w:left="120"/>
             </w:pPr>
-            <w:hyperlink w:history="1" r:id="rIdhywfndwohcadufgji5hhb">
+            <w:hyperlink w:history="1" r:id="rIdffncw52icxwzpmpjz4sy5">
               <w:r>
                 <w:rPr>
                   <w:rFonts w:ascii="Arial" w:cs="Arial" w:eastAsia="Arial" w:hAnsi="Arial"/>
@@ -4731,7 +4731,7 @@
             <w:pPr>
               <w:spacing w:after="20" w:before="0"/>
             </w:pPr>
-            <w:hyperlink w:history="1" r:id="rIdmvurjn4lju8fvcnktb5bx">
+            <w:hyperlink w:history="1" r:id="rIdjudmi7gvfmjc9ov3qq9vg">
               <w:r>
                 <w:rPr>
                   <w:rFonts w:ascii="Arial" w:cs="Arial" w:eastAsia="Arial" w:hAnsi="Arial"/>
@@ -4740,7 +4740,7 @@
                   <w:szCs w:val="16"/>
                   <w:u w:val="single" w:color="2E75B6"/>
                 </w:rPr>
-                <w:t xml:space="preserve">Multiple lens systems</w:t>
+                <w:t xml:space="preserve">Comparing animal and plant cells</w:t>
               </w:r>
             </w:hyperlink>
           </w:p>
@@ -4764,7 +4764,7 @@
               <w:spacing w:after="10" w:before="0"/>
               <w:ind w:left="120"/>
             </w:pPr>
-            <w:hyperlink w:history="1" r:id="rIdrdjodg-mwmlwbordwmug5">
+            <w:hyperlink w:history="1" r:id="rIdwar5aetf5drhb0sq3yf_s">
               <w:r>
                 <w:rPr>
                   <w:rFonts w:ascii="Arial" w:cs="Arial" w:eastAsia="Arial" w:hAnsi="Arial"/>
@@ -4809,7 +4809,7 @@
             <w:pPr>
               <w:spacing w:after="20" w:before="0"/>
             </w:pPr>
-            <w:hyperlink w:history="1" r:id="rIdcmiog93dqqdgg5jcehmm4">
+            <w:hyperlink w:history="1" r:id="rId0fir0u7mj1atnyz3-owau">
               <w:r>
                 <w:rPr>
                   <w:rFonts w:ascii="Arial" w:cs="Arial" w:eastAsia="Arial" w:hAnsi="Arial"/>
@@ -4818,7 +4818,7 @@
                   <w:szCs w:val="16"/>
                   <w:u w:val="single" w:color="2E75B6"/>
                 </w:rPr>
-                <w:t xml:space="preserve">Cell Transport (Flexbook)</w:t>
+                <w:t xml:space="preserve">Plant Cell Structures (Flexbook)</w:t>
               </w:r>
             </w:hyperlink>
           </w:p>
@@ -4842,7 +4842,7 @@
               <w:spacing w:after="10" w:before="0"/>
               <w:ind w:left="120"/>
             </w:pPr>
-            <w:hyperlink w:history="1" r:id="rIdnardqqy-t5k4pkigxwejt">
+            <w:hyperlink w:history="1" r:id="rIdhcycohhuojsjuepq_eksv">
               <w:r>
                 <w:rPr>
                   <w:rFonts w:ascii="Arial" w:cs="Arial" w:eastAsia="Arial" w:hAnsi="Arial"/>
@@ -6519,7 +6519,7 @@
             <w:pPr>
               <w:spacing w:after="20" w:before="0"/>
             </w:pPr>
-            <w:hyperlink w:history="1" r:id="rIdha37k1_jamsoynwsraten">
+            <w:hyperlink w:history="1" r:id="rIdfi-i_9wwzmns_o9eamyg_">
               <w:r>
                 <w:rPr>
                   <w:rFonts w:ascii="Arial" w:cs="Arial" w:eastAsia="Arial" w:hAnsi="Arial"/>
@@ -6528,7 +6528,7 @@
                   <w:szCs w:val="16"/>
                   <w:u w:val="single" w:color="2E75B6"/>
                 </w:rPr>
-                <w:t xml:space="preserve">Multiple lens systems</w:t>
+                <w:t xml:space="preserve">Cell theory</w:t>
               </w:r>
             </w:hyperlink>
           </w:p>
@@ -6552,7 +6552,7 @@
               <w:spacing w:after="10" w:before="0"/>
               <w:ind w:left="120"/>
             </w:pPr>
-            <w:hyperlink w:history="1" r:id="rIdgs_89coc80bph7fbyoj8d">
+            <w:hyperlink w:history="1" r:id="rIdsveeinrxrqv8la2pwmzi2">
               <w:r>
                 <w:rPr>
                   <w:rFonts w:ascii="Arial" w:cs="Arial" w:eastAsia="Arial" w:hAnsi="Arial"/>
@@ -6597,7 +6597,7 @@
             <w:pPr>
               <w:spacing w:after="20" w:before="0"/>
             </w:pPr>
-            <w:hyperlink w:history="1" r:id="rId-_mhlinp8ccjskcb4lw1q">
+            <w:hyperlink w:history="1" r:id="rIdyv8rhjn6f2yw-wigynlxc">
               <w:r>
                 <w:rPr>
                   <w:rFonts w:ascii="Arial" w:cs="Arial" w:eastAsia="Arial" w:hAnsi="Arial"/>
@@ -6606,7 +6606,7 @@
                   <w:szCs w:val="16"/>
                   <w:u w:val="single" w:color="2E75B6"/>
                 </w:rPr>
-                <w:t xml:space="preserve">Scientific Notation: Light Years to the Centaurus Constellation (PLIX)</w:t>
+                <w:t xml:space="preserve">Dry Cell Electron Flow (PLIX)</w:t>
               </w:r>
             </w:hyperlink>
           </w:p>
@@ -6630,7 +6630,7 @@
               <w:spacing w:after="10" w:before="0"/>
               <w:ind w:left="120"/>
             </w:pPr>
-            <w:hyperlink w:history="1" r:id="rIdeqan_j1uiqhzrzfll9jmh">
+            <w:hyperlink w:history="1" r:id="rIdmcktclus_iox0nkjebb7c">
               <w:r>
                 <w:rPr>
                   <w:rFonts w:ascii="Arial" w:cs="Arial" w:eastAsia="Arial" w:hAnsi="Arial"/>
@@ -6825,7 +6825,7 @@
             <w:pPr>
               <w:spacing w:after="20" w:before="0"/>
             </w:pPr>
-            <w:hyperlink w:history="1" r:id="rIdqbjrwitrgiuwiwc9hntpp">
+            <w:hyperlink w:history="1" r:id="rId18lzwnceflrxt5156t2gr">
               <w:r>
                 <w:rPr>
                   <w:rFonts w:ascii="Arial" w:cs="Arial" w:eastAsia="Arial" w:hAnsi="Arial"/>
@@ -6834,7 +6834,7 @@
                   <w:szCs w:val="16"/>
                   <w:u w:val="single" w:color="2E75B6"/>
                 </w:rPr>
-                <w:t xml:space="preserve">Multiple lens systems</w:t>
+                <w:t xml:space="preserve">Concentration cell</w:t>
               </w:r>
             </w:hyperlink>
           </w:p>
@@ -6858,7 +6858,7 @@
               <w:spacing w:after="10" w:before="0"/>
               <w:ind w:left="120"/>
             </w:pPr>
-            <w:hyperlink w:history="1" r:id="rIdqbyztrn3onsusrxf7mpzy">
+            <w:hyperlink w:history="1" r:id="rIdlc6l-1cbagw0l-qutehq0">
               <w:r>
                 <w:rPr>
                   <w:rFonts w:ascii="Arial" w:cs="Arial" w:eastAsia="Arial" w:hAnsi="Arial"/>
@@ -6903,7 +6903,7 @@
             <w:pPr>
               <w:spacing w:after="20" w:before="0"/>
             </w:pPr>
-            <w:hyperlink w:history="1" r:id="rId5diyx0zivs41qgfn4uca-">
+            <w:hyperlink w:history="1" r:id="rIdqjmy8tklglf6hx--iiotw">
               <w:r>
                 <w:rPr>
                   <w:rFonts w:ascii="Arial" w:cs="Arial" w:eastAsia="Arial" w:hAnsi="Arial"/>
@@ -6912,7 +6912,7 @@
                   <w:szCs w:val="16"/>
                   <w:u w:val="single" w:color="2E75B6"/>
                 </w:rPr>
-                <w:t xml:space="preserve">Scientific Notation: Light Years to the Centaurus Constellation (PLIX)</w:t>
+                <w:t xml:space="preserve">General Overview Of The Raas System   Cells And Hormones</w:t>
               </w:r>
             </w:hyperlink>
           </w:p>
@@ -6928,7 +6928,7 @@
                 <w:sz w:val="14"/>
                 <w:szCs w:val="14"/>
               </w:rPr>
-              <w:t xml:space="preserve">Source: CK-12</w:t>
+              <w:t xml:space="preserve">Source: khan_academy</w:t>
             </w:r>
           </w:p>
           <w:p>
@@ -6936,7 +6936,7 @@
               <w:spacing w:after="10" w:before="0"/>
               <w:ind w:left="120"/>
             </w:pPr>
-            <w:hyperlink w:history="1" r:id="rIdutjgcu3y07xsy2rz0vecr">
+            <w:hyperlink w:history="1" r:id="rIdzzdippiz5htiizgl8xru8">
               <w:r>
                 <w:rPr>
                   <w:rFonts w:ascii="Arial" w:cs="Arial" w:eastAsia="Arial" w:hAnsi="Arial"/>
@@ -7131,7 +7131,7 @@
             <w:pPr>
               <w:spacing w:after="20" w:before="0"/>
             </w:pPr>
-            <w:hyperlink w:history="1" r:id="rIdgvenq4jd88nuvgs_wuwtj">
+            <w:hyperlink w:history="1" r:id="rIdwsurfoaz559gkffe5mlqf">
               <w:r>
                 <w:rPr>
                   <w:rFonts w:ascii="Arial" w:cs="Arial" w:eastAsia="Arial" w:hAnsi="Arial"/>
@@ -7140,7 +7140,7 @@
                   <w:szCs w:val="16"/>
                   <w:u w:val="single" w:color="2E75B6"/>
                 </w:rPr>
-                <w:t xml:space="preserve">Multiple lens systems</w:t>
+                <w:t xml:space="preserve">Introduction to galvanic/voltaic cells</w:t>
               </w:r>
             </w:hyperlink>
           </w:p>
@@ -7164,7 +7164,7 @@
               <w:spacing w:after="10" w:before="0"/>
               <w:ind w:left="120"/>
             </w:pPr>
-            <w:hyperlink w:history="1" r:id="rIdni30ow5-ae_unhenzhjoy">
+            <w:hyperlink w:history="1" r:id="rIdukgdu788titb5qlssu6kl">
               <w:r>
                 <w:rPr>
                   <w:rFonts w:ascii="Arial" w:cs="Arial" w:eastAsia="Arial" w:hAnsi="Arial"/>
@@ -7209,7 +7209,7 @@
             <w:pPr>
               <w:spacing w:after="20" w:before="0"/>
             </w:pPr>
-            <w:hyperlink w:history="1" r:id="rIdggsakotbhdkplljg1ptwa">
+            <w:hyperlink w:history="1" r:id="rId29durr3oy_mv9mbqju7wd">
               <w:r>
                 <w:rPr>
                   <w:rFonts w:ascii="Arial" w:cs="Arial" w:eastAsia="Arial" w:hAnsi="Arial"/>
@@ -7218,7 +7218,7 @@
                   <w:szCs w:val="16"/>
                   <w:u w:val="single" w:color="2E75B6"/>
                 </w:rPr>
-                <w:t xml:space="preserve">Scientific Notation: Light Years to the Centaurus Constellation (PLIX)</w:t>
+                <w:t xml:space="preserve">Dry Cell Electron Flow (PLIX)</w:t>
               </w:r>
             </w:hyperlink>
           </w:p>
@@ -7242,7 +7242,7 @@
               <w:spacing w:after="10" w:before="0"/>
               <w:ind w:left="120"/>
             </w:pPr>
-            <w:hyperlink w:history="1" r:id="rIdvxxhyfyfci0gvkahrvdok">
+            <w:hyperlink w:history="1" r:id="rIdgvnui-rzmdamxuuiodg5q">
               <w:r>
                 <w:rPr>
                   <w:rFonts w:ascii="Arial" w:cs="Arial" w:eastAsia="Arial" w:hAnsi="Arial"/>
@@ -7437,7 +7437,7 @@
             <w:pPr>
               <w:spacing w:after="20" w:before="0"/>
             </w:pPr>
-            <w:hyperlink w:history="1" r:id="rId9sbvvbf2kwrgsjfaajzw3">
+            <w:hyperlink w:history="1" r:id="rIdvh3bavmlo6xg1upvpksye">
               <w:r>
                 <w:rPr>
                   <w:rFonts w:ascii="Arial" w:cs="Arial" w:eastAsia="Arial" w:hAnsi="Arial"/>
@@ -7446,7 +7446,7 @@
                   <w:szCs w:val="16"/>
                   <w:u w:val="single" w:color="2E75B6"/>
                 </w:rPr>
-                <w:t xml:space="preserve">Multiple lens systems</w:t>
+                <w:t xml:space="preserve">Cell theory</w:t>
               </w:r>
             </w:hyperlink>
           </w:p>
@@ -7470,7 +7470,7 @@
               <w:spacing w:after="10" w:before="0"/>
               <w:ind w:left="120"/>
             </w:pPr>
-            <w:hyperlink w:history="1" r:id="rIdxsctko5bah6yeun83u9ay">
+            <w:hyperlink w:history="1" r:id="rIdjxph1nzpsz79hlbehzljn">
               <w:r>
                 <w:rPr>
                   <w:rFonts w:ascii="Arial" w:cs="Arial" w:eastAsia="Arial" w:hAnsi="Arial"/>
@@ -7515,7 +7515,7 @@
             <w:pPr>
               <w:spacing w:after="20" w:before="0"/>
             </w:pPr>
-            <w:hyperlink w:history="1" r:id="rId8zwntmpatnn8s_loomnpk">
+            <w:hyperlink w:history="1" r:id="rIdbjr0sm0cbc81xn0bu1hwv">
               <w:r>
                 <w:rPr>
                   <w:rFonts w:ascii="Arial" w:cs="Arial" w:eastAsia="Arial" w:hAnsi="Arial"/>
@@ -7524,7 +7524,7 @@
                   <w:szCs w:val="16"/>
                   <w:u w:val="single" w:color="2E75B6"/>
                 </w:rPr>
-                <w:t xml:space="preserve">Scientific Notation: Light Years to the Centaurus Constellation (PLIX)</w:t>
+                <w:t xml:space="preserve">Dry Cell Electron Flow (PLIX)</w:t>
               </w:r>
             </w:hyperlink>
           </w:p>
@@ -7548,7 +7548,7 @@
               <w:spacing w:after="10" w:before="0"/>
               <w:ind w:left="120"/>
             </w:pPr>
-            <w:hyperlink w:history="1" r:id="rIdf_3hkdfq3at9i0odnazx-">
+            <w:hyperlink w:history="1" r:id="rIdykbhwqfvloc1zbyxhllva">
               <w:r>
                 <w:rPr>
                   <w:rFonts w:ascii="Arial" w:cs="Arial" w:eastAsia="Arial" w:hAnsi="Arial"/>
@@ -7743,7 +7743,7 @@
             <w:pPr>
               <w:spacing w:after="20" w:before="0"/>
             </w:pPr>
-            <w:hyperlink w:history="1" r:id="rId26itnmqnnlinanhjdcci-">
+            <w:hyperlink w:history="1" r:id="rIdpgkoykc4lzmczxlaskee1">
               <w:r>
                 <w:rPr>
                   <w:rFonts w:ascii="Arial" w:cs="Arial" w:eastAsia="Arial" w:hAnsi="Arial"/>
@@ -7752,7 +7752,7 @@
                   <w:szCs w:val="16"/>
                   <w:u w:val="single" w:color="2E75B6"/>
                 </w:rPr>
-                <w:t xml:space="preserve">Multiple lens systems</w:t>
+                <w:t xml:space="preserve">Cell theory</w:t>
               </w:r>
             </w:hyperlink>
           </w:p>
@@ -7776,7 +7776,7 @@
               <w:spacing w:after="10" w:before="0"/>
               <w:ind w:left="120"/>
             </w:pPr>
-            <w:hyperlink w:history="1" r:id="rIdw71g9lymierltxziwqeyx">
+            <w:hyperlink w:history="1" r:id="rId3ui5ww3oqvu3imynf24co">
               <w:r>
                 <w:rPr>
                   <w:rFonts w:ascii="Arial" w:cs="Arial" w:eastAsia="Arial" w:hAnsi="Arial"/>
@@ -7821,7 +7821,7 @@
             <w:pPr>
               <w:spacing w:after="20" w:before="0"/>
             </w:pPr>
-            <w:hyperlink w:history="1" r:id="rIdg6jkcmq8oetxkciwzmoic">
+            <w:hyperlink w:history="1" r:id="rId4glzfbdxrae6dre2m6fn2">
               <w:r>
                 <w:rPr>
                   <w:rFonts w:ascii="Arial" w:cs="Arial" w:eastAsia="Arial" w:hAnsi="Arial"/>
@@ -7830,7 +7830,7 @@
                   <w:szCs w:val="16"/>
                   <w:u w:val="single" w:color="2E75B6"/>
                 </w:rPr>
-                <w:t xml:space="preserve">Scientific Notation: Light Years to the Centaurus Constellation (PLIX)</w:t>
+                <w:t xml:space="preserve">Dry Cell Electron Flow (PLIX)</w:t>
               </w:r>
             </w:hyperlink>
           </w:p>
@@ -7854,7 +7854,7 @@
               <w:spacing w:after="10" w:before="0"/>
               <w:ind w:left="120"/>
             </w:pPr>
-            <w:hyperlink w:history="1" r:id="rId--7ydmos7rasmdyyiwtf4">
+            <w:hyperlink w:history="1" r:id="rIdgrvw_lnak5wt2qzyhysft">
               <w:r>
                 <w:rPr>
                   <w:rFonts w:ascii="Arial" w:cs="Arial" w:eastAsia="Arial" w:hAnsi="Arial"/>
@@ -9341,7 +9341,7 @@
             <w:pPr>
               <w:spacing w:after="20" w:before="0"/>
             </w:pPr>
-            <w:hyperlink w:history="1" r:id="rIdjftrchjet22nbqw2rzarw">
+            <w:hyperlink w:history="1" r:id="rIdb0vvc-a0nfqe0d5u1xi2e">
               <w:r>
                 <w:rPr>
                   <w:rFonts w:ascii="Arial" w:cs="Arial" w:eastAsia="Arial" w:hAnsi="Arial"/>
@@ -9350,7 +9350,7 @@
                   <w:szCs w:val="16"/>
                   <w:u w:val="single" w:color="2E75B6"/>
                 </w:rPr>
-                <w:t xml:space="preserve">Multiple lens systems</w:t>
+                <w:t xml:space="preserve">Organelles in eukaryotic cells</w:t>
               </w:r>
             </w:hyperlink>
           </w:p>
@@ -9374,7 +9374,7 @@
               <w:spacing w:after="10" w:before="0"/>
               <w:ind w:left="120"/>
             </w:pPr>
-            <w:hyperlink w:history="1" r:id="rIdgquqm4x31tqkbzlrbo2kr">
+            <w:hyperlink w:history="1" r:id="rIdwjf5j_wkahxqh7pmlebr5">
               <w:r>
                 <w:rPr>
                   <w:rFonts w:ascii="Arial" w:cs="Arial" w:eastAsia="Arial" w:hAnsi="Arial"/>
@@ -9412,14 +9412,14 @@
                 <w:sz w:val="16"/>
                 <w:szCs w:val="16"/>
               </w:rPr>
-              <w:t xml:space="preserve">📖 HTML:</w:t>
+              <w:t xml:space="preserve">📖 EXERCISE:</w:t>
             </w:r>
           </w:p>
           <w:p>
             <w:pPr>
               <w:spacing w:after="20" w:before="0"/>
             </w:pPr>
-            <w:hyperlink w:history="1" r:id="rIdgljg1shi3-xixnwpn3eyp">
+            <w:hyperlink w:history="1" r:id="rId8vxeacnzkakyfie2uanp3">
               <w:r>
                 <w:rPr>
                   <w:rFonts w:ascii="Arial" w:cs="Arial" w:eastAsia="Arial" w:hAnsi="Arial"/>
@@ -9428,7 +9428,7 @@
                   <w:szCs w:val="16"/>
                   <w:u w:val="single" w:color="2E75B6"/>
                 </w:rPr>
-                <w:t xml:space="preserve">Animal-like Protists (Flexbook)</w:t>
+                <w:t xml:space="preserve">Plant vs animal cells</w:t>
               </w:r>
             </w:hyperlink>
           </w:p>
@@ -9444,7 +9444,7 @@
                 <w:sz w:val="14"/>
                 <w:szCs w:val="14"/>
               </w:rPr>
-              <w:t xml:space="preserve">Source: CK-12</w:t>
+              <w:t xml:space="preserve">Source: Khan Academy (English - US curriculum)</w:t>
             </w:r>
           </w:p>
           <w:p>
@@ -9452,7 +9452,7 @@
               <w:spacing w:after="10" w:before="0"/>
               <w:ind w:left="120"/>
             </w:pPr>
-            <w:hyperlink w:history="1" r:id="rIdiavab5uqvm40tazrf75wb">
+            <w:hyperlink w:history="1" r:id="rId6xw18wnkjfuzbokhkv_rr">
               <w:r>
                 <w:rPr>
                   <w:rFonts w:ascii="Arial" w:cs="Arial" w:eastAsia="Arial" w:hAnsi="Arial"/>
@@ -9647,7 +9647,7 @@
             <w:pPr>
               <w:spacing w:after="20" w:before="0"/>
             </w:pPr>
-            <w:hyperlink w:history="1" r:id="rIdvgi4ndafgzi-pfa5qq0h1">
+            <w:hyperlink w:history="1" r:id="rIdfn3twy2nbtqi5awaxnv0k">
               <w:r>
                 <w:rPr>
                   <w:rFonts w:ascii="Arial" w:cs="Arial" w:eastAsia="Arial" w:hAnsi="Arial"/>
@@ -9656,7 +9656,7 @@
                   <w:szCs w:val="16"/>
                   <w:u w:val="single" w:color="2E75B6"/>
                 </w:rPr>
-                <w:t xml:space="preserve">Multiple lens systems</w:t>
+                <w:t xml:space="preserve">Comparing animal and plant cells</w:t>
               </w:r>
             </w:hyperlink>
           </w:p>
@@ -9680,7 +9680,7 @@
               <w:spacing w:after="10" w:before="0"/>
               <w:ind w:left="120"/>
             </w:pPr>
-            <w:hyperlink w:history="1" r:id="rId_m5mlic5kty9rkbhltdpo">
+            <w:hyperlink w:history="1" r:id="rIdp3odgxgazwunwp1l0eoqu">
               <w:r>
                 <w:rPr>
                   <w:rFonts w:ascii="Arial" w:cs="Arial" w:eastAsia="Arial" w:hAnsi="Arial"/>
@@ -9725,7 +9725,7 @@
             <w:pPr>
               <w:spacing w:after="20" w:before="0"/>
             </w:pPr>
-            <w:hyperlink w:history="1" r:id="rIdbyplr6ha2riekg4vpjfws">
+            <w:hyperlink w:history="1" r:id="rIdmloclmbsnmhqghk9d6dn7">
               <w:r>
                 <w:rPr>
                   <w:rFonts w:ascii="Arial" w:cs="Arial" w:eastAsia="Arial" w:hAnsi="Arial"/>
@@ -9734,7 +9734,7 @@
                   <w:szCs w:val="16"/>
                   <w:u w:val="single" w:color="2E75B6"/>
                 </w:rPr>
-                <w:t xml:space="preserve">Animal-like Protists (Flexbook)</w:t>
+                <w:t xml:space="preserve">Cell Membrane (Flexbook)</w:t>
               </w:r>
             </w:hyperlink>
           </w:p>
@@ -9758,7 +9758,7 @@
               <w:spacing w:after="10" w:before="0"/>
               <w:ind w:left="120"/>
             </w:pPr>
-            <w:hyperlink w:history="1" r:id="rIdidmvghikfp6kt2kh_p0cc">
+            <w:hyperlink w:history="1" r:id="rIdcbqxiu3167nzsewoq1ior">
               <w:r>
                 <w:rPr>
                   <w:rFonts w:ascii="Arial" w:cs="Arial" w:eastAsia="Arial" w:hAnsi="Arial"/>
@@ -9953,7 +9953,7 @@
             <w:pPr>
               <w:spacing w:after="20" w:before="0"/>
             </w:pPr>
-            <w:hyperlink w:history="1" r:id="rIdjtgebzjkevryvwak-ohgz">
+            <w:hyperlink w:history="1" r:id="rIdmpw1fbifbnaaii76l-rft">
               <w:r>
                 <w:rPr>
                   <w:rFonts w:ascii="Arial" w:cs="Arial" w:eastAsia="Arial" w:hAnsi="Arial"/>
@@ -9962,7 +9962,7 @@
                   <w:szCs w:val="16"/>
                   <w:u w:val="single" w:color="2E75B6"/>
                 </w:rPr>
-                <w:t xml:space="preserve">Multiple lens systems</w:t>
+                <w:t xml:space="preserve">Prokaryotic and eukaryotic cells</w:t>
               </w:r>
             </w:hyperlink>
           </w:p>
@@ -9986,7 +9986,7 @@
               <w:spacing w:after="10" w:before="0"/>
               <w:ind w:left="120"/>
             </w:pPr>
-            <w:hyperlink w:history="1" r:id="rIdmiznjzpynx9-unaq1e5dz">
+            <w:hyperlink w:history="1" r:id="rIdejce4wgnm889hmb74qfwv">
               <w:r>
                 <w:rPr>
                   <w:rFonts w:ascii="Arial" w:cs="Arial" w:eastAsia="Arial" w:hAnsi="Arial"/>
@@ -10024,14 +10024,14 @@
                 <w:sz w:val="16"/>
                 <w:szCs w:val="16"/>
               </w:rPr>
-              <w:t xml:space="preserve">📖 HTML:</w:t>
+              <w:t xml:space="preserve">📖 EXERCISE:</w:t>
             </w:r>
           </w:p>
           <w:p>
             <w:pPr>
               <w:spacing w:after="20" w:before="0"/>
             </w:pPr>
-            <w:hyperlink w:history="1" r:id="rIdfchp_mg11expkadho5vcq">
+            <w:hyperlink w:history="1" r:id="rIdzyd6fexb0e87twnubtjpp">
               <w:r>
                 <w:rPr>
                   <w:rFonts w:ascii="Arial" w:cs="Arial" w:eastAsia="Arial" w:hAnsi="Arial"/>
@@ -10040,7 +10040,7 @@
                   <w:szCs w:val="16"/>
                   <w:u w:val="single" w:color="2E75B6"/>
                 </w:rPr>
-                <w:t xml:space="preserve">Animal-like Protists (Flexbook)</w:t>
+                <w:t xml:space="preserve">Cell Membrane Practice</w:t>
               </w:r>
             </w:hyperlink>
           </w:p>
@@ -10064,7 +10064,7 @@
               <w:spacing w:after="10" w:before="0"/>
               <w:ind w:left="120"/>
             </w:pPr>
-            <w:hyperlink w:history="1" r:id="rIdrfwahppsn_va3uu8mnwtr">
+            <w:hyperlink w:history="1" r:id="rIdvw_uod3rdobdylf56w9oa">
               <w:r>
                 <w:rPr>
                   <w:rFonts w:ascii="Arial" w:cs="Arial" w:eastAsia="Arial" w:hAnsi="Arial"/>
@@ -10259,7 +10259,7 @@
             <w:pPr>
               <w:spacing w:after="20" w:before="0"/>
             </w:pPr>
-            <w:hyperlink w:history="1" r:id="rIdpfnfjrbugl6joze9xvtwh">
+            <w:hyperlink w:history="1" r:id="rIdcmljncoioczi1o7tfwrxh">
               <w:r>
                 <w:rPr>
                   <w:rFonts w:ascii="Arial" w:cs="Arial" w:eastAsia="Arial" w:hAnsi="Arial"/>
@@ -10268,7 +10268,7 @@
                   <w:szCs w:val="16"/>
                   <w:u w:val="single" w:color="2E75B6"/>
                 </w:rPr>
-                <w:t xml:space="preserve">Multiple lens systems</w:t>
+                <w:t xml:space="preserve">Overview of animal and plant cells</w:t>
               </w:r>
             </w:hyperlink>
           </w:p>
@@ -10292,7 +10292,7 @@
               <w:spacing w:after="10" w:before="0"/>
               <w:ind w:left="120"/>
             </w:pPr>
-            <w:hyperlink w:history="1" r:id="rId8v1tml1t5ps7m75woglaq">
+            <w:hyperlink w:history="1" r:id="rIdelfn5wskp-xrbv4eaioak">
               <w:r>
                 <w:rPr>
                   <w:rFonts w:ascii="Arial" w:cs="Arial" w:eastAsia="Arial" w:hAnsi="Arial"/>
@@ -10330,14 +10330,14 @@
                 <w:sz w:val="16"/>
                 <w:szCs w:val="16"/>
               </w:rPr>
-              <w:t xml:space="preserve">📖 HTML:</w:t>
+              <w:t xml:space="preserve">📖 EXERCISE:</w:t>
             </w:r>
           </w:p>
           <w:p>
             <w:pPr>
               <w:spacing w:after="20" w:before="0"/>
             </w:pPr>
-            <w:hyperlink w:history="1" r:id="rIdvnlwevl5pakclujgvju3l">
+            <w:hyperlink w:history="1" r:id="rIddlt9qdodsqa1bco6inebo">
               <w:r>
                 <w:rPr>
                   <w:rFonts w:ascii="Arial" w:cs="Arial" w:eastAsia="Arial" w:hAnsi="Arial"/>
@@ -10346,7 +10346,7 @@
                   <w:szCs w:val="16"/>
                   <w:u w:val="single" w:color="2E75B6"/>
                 </w:rPr>
-                <w:t xml:space="preserve">Animal-like Protists (Flexbook)</w:t>
+                <w:t xml:space="preserve">The cell membrane</w:t>
               </w:r>
             </w:hyperlink>
           </w:p>
@@ -10362,7 +10362,7 @@
                 <w:sz w:val="14"/>
                 <w:szCs w:val="14"/>
               </w:rPr>
-              <w:t xml:space="preserve">Source: CK-12</w:t>
+              <w:t xml:space="preserve">Source: Khan Academy (English - US curriculum)</w:t>
             </w:r>
           </w:p>
           <w:p>
@@ -10370,7 +10370,7 @@
               <w:spacing w:after="10" w:before="0"/>
               <w:ind w:left="120"/>
             </w:pPr>
-            <w:hyperlink w:history="1" r:id="rIdgdwvpf0uzdq5sa9xey_5h">
+            <w:hyperlink w:history="1" r:id="rIdua2akffwskjhlyppmvigl">
               <w:r>
                 <w:rPr>
                   <w:rFonts w:ascii="Arial" w:cs="Arial" w:eastAsia="Arial" w:hAnsi="Arial"/>
@@ -10565,7 +10565,7 @@
             <w:pPr>
               <w:spacing w:after="20" w:before="0"/>
             </w:pPr>
-            <w:hyperlink w:history="1" r:id="rIddxj2xhqgnlr8l0hocmwjf">
+            <w:hyperlink w:history="1" r:id="rId3zafdqmpgn8czpvskmqtz">
               <w:r>
                 <w:rPr>
                   <w:rFonts w:ascii="Arial" w:cs="Arial" w:eastAsia="Arial" w:hAnsi="Arial"/>
@@ -10574,7 +10574,7 @@
                   <w:szCs w:val="16"/>
                   <w:u w:val="single" w:color="2E75B6"/>
                 </w:rPr>
-                <w:t xml:space="preserve">Multiple lens systems</w:t>
+                <w:t xml:space="preserve">Organelles in eukaryotic cells</w:t>
               </w:r>
             </w:hyperlink>
           </w:p>
@@ -10598,7 +10598,7 @@
               <w:spacing w:after="10" w:before="0"/>
               <w:ind w:left="120"/>
             </w:pPr>
-            <w:hyperlink w:history="1" r:id="rIdetohl8d3_u2xha3cc5q7m">
+            <w:hyperlink w:history="1" r:id="rIdfq47vd9tc-eqf23-cpej9">
               <w:r>
                 <w:rPr>
                   <w:rFonts w:ascii="Arial" w:cs="Arial" w:eastAsia="Arial" w:hAnsi="Arial"/>
@@ -10636,14 +10636,14 @@
                 <w:sz w:val="16"/>
                 <w:szCs w:val="16"/>
               </w:rPr>
-              <w:t xml:space="preserve">📖 HTML:</w:t>
+              <w:t xml:space="preserve">📖 EXERCISE:</w:t>
             </w:r>
           </w:p>
           <w:p>
             <w:pPr>
               <w:spacing w:after="20" w:before="0"/>
             </w:pPr>
-            <w:hyperlink w:history="1" r:id="rIdqvwsz8ums65ej3rb7gs7b">
+            <w:hyperlink w:history="1" r:id="rIdbzci6hpu6grbsl9pu0xkf">
               <w:r>
                 <w:rPr>
                   <w:rFonts w:ascii="Arial" w:cs="Arial" w:eastAsia="Arial" w:hAnsi="Arial"/>
@@ -10652,7 +10652,7 @@
                   <w:szCs w:val="16"/>
                   <w:u w:val="single" w:color="2E75B6"/>
                 </w:rPr>
-                <w:t xml:space="preserve">Animal-like Protists (Flexbook)</w:t>
+                <w:t xml:space="preserve">Eukaryotic cell structures</w:t>
               </w:r>
             </w:hyperlink>
           </w:p>
@@ -10668,7 +10668,7 @@
                 <w:sz w:val="14"/>
                 <w:szCs w:val="14"/>
               </w:rPr>
-              <w:t xml:space="preserve">Source: CK-12</w:t>
+              <w:t xml:space="preserve">Source: Khan Academy (English - US curriculum)</w:t>
             </w:r>
           </w:p>
           <w:p>
@@ -10676,7 +10676,7 @@
               <w:spacing w:after="10" w:before="0"/>
               <w:ind w:left="120"/>
             </w:pPr>
-            <w:hyperlink w:history="1" r:id="rIdo_qinv9ih3kiwgi8f0qq4">
+            <w:hyperlink w:history="1" r:id="rIdm4nwb-vzr4d8us9upnfxc">
               <w:r>
                 <w:rPr>
                   <w:rFonts w:ascii="Arial" w:cs="Arial" w:eastAsia="Arial" w:hAnsi="Arial"/>
@@ -12512,7 +12512,7 @@
             <w:pPr>
               <w:spacing w:after="20" w:before="0"/>
             </w:pPr>
-            <w:hyperlink w:history="1" r:id="rIdmmilzdfzsehnxxmpskgin">
+            <w:hyperlink w:history="1" r:id="rIdc2b8nbnq2b9vg33bsw5yp">
               <w:r>
                 <w:rPr>
                   <w:rFonts w:ascii="Arial" w:cs="Arial" w:eastAsia="Arial" w:hAnsi="Arial"/>
@@ -12521,7 +12521,7 @@
                   <w:szCs w:val="16"/>
                   <w:u w:val="single" w:color="2E75B6"/>
                 </w:rPr>
-                <w:t xml:space="preserve">Photosynthesis in organisms</w:t>
+                <w:t xml:space="preserve">Comparing animal and plant cells</w:t>
               </w:r>
             </w:hyperlink>
           </w:p>
@@ -12545,7 +12545,7 @@
               <w:spacing w:after="10" w:before="0"/>
               <w:ind w:left="120"/>
             </w:pPr>
-            <w:hyperlink w:history="1" r:id="rIdy2scmsqzm3sxbc3--lxl8">
+            <w:hyperlink w:history="1" r:id="rIdpkx_owok10z4ajumg4n9l">
               <w:r>
                 <w:rPr>
                   <w:rFonts w:ascii="Arial" w:cs="Arial" w:eastAsia="Arial" w:hAnsi="Arial"/>
@@ -12590,7 +12590,619 @@
             <w:pPr>
               <w:spacing w:after="20" w:before="0"/>
             </w:pPr>
-            <w:hyperlink w:history="1" r:id="rIdf7ruy1ohvb9yagjjausz1">
+            <w:hyperlink w:history="1" r:id="rIdbuj26cjgnsmacbl3qr98-">
+              <w:r>
+                <w:rPr>
+                  <w:rFonts w:ascii="Arial" w:cs="Arial" w:eastAsia="Arial" w:hAnsi="Arial"/>
+                  <w:color w:val="2E75B6"/>
+                  <w:sz w:val="16"/>
+                  <w:szCs w:val="16"/>
+                  <w:u w:val="single" w:color="2E75B6"/>
+                </w:rPr>
+                <w:t xml:space="preserve">Plant Cells (Flexbook)</w:t>
+              </w:r>
+            </w:hyperlink>
+          </w:p>
+          <w:p>
+            <w:pPr>
+              <w:spacing w:after="10" w:before="0"/>
+              <w:ind w:left="120"/>
+            </w:pPr>
+            <w:r>
+              <w:rPr>
+                <w:rFonts w:ascii="Arial" w:cs="Arial" w:eastAsia="Arial" w:hAnsi="Arial"/>
+                <w:color w:val="595959"/>
+                <w:sz w:val="14"/>
+                <w:szCs w:val="14"/>
+              </w:rPr>
+              <w:t xml:space="preserve">Source: CK-12</w:t>
+            </w:r>
+          </w:p>
+          <w:p>
+            <w:pPr>
+              <w:spacing w:after="10" w:before="0"/>
+              <w:ind w:left="120"/>
+            </w:pPr>
+            <w:hyperlink w:history="1" r:id="rIdx9xsnhuyscdnbmbcwiva1">
+              <w:r>
+                <w:rPr>
+                  <w:rFonts w:ascii="Arial" w:cs="Arial" w:eastAsia="Arial" w:hAnsi="Arial"/>
+                  <w:color w:val="595959"/>
+                  <w:sz w:val="14"/>
+                  <w:szCs w:val="14"/>
+                  <w:u w:val="single" w:color="595959"/>
+                </w:rPr>
+                <w:t xml:space="preserve">🔍 Search ARES for similar readings</w:t>
+              </w:r>
+            </w:hyperlink>
+          </w:p>
+        </w:tc>
+        <w:tc>
+          <w:tcPr>
+            <w:tcW w:type="dxa" w:w="3040"/>
+            <w:shd w:fill="FFFFFF" w:color="auto" w:val="clear"/>
+            <w:tcMar>
+              <w:top w:type="dxa" w:w="60"/>
+              <w:left w:type="dxa" w:w="120"/>
+              <w:bottom w:type="dxa" w:w="60"/>
+              <w:right w:type="dxa" w:w="120"/>
+            </w:tcMar>
+            <w:vAlign w:val="top"/>
+          </w:tcPr>
+          <w:p>
+            <w:pPr>
+              <w:spacing w:after="40" w:before="0"/>
+              <w:jc w:val="left"/>
+            </w:pPr>
+            <w:r>
+              <w:rPr>
+                <w:rFonts w:ascii="Arial" w:cs="Arial" w:eastAsia="Arial" w:hAnsi="Arial"/>
+                <w:b w:val="false"/>
+                <w:bCs w:val="false"/>
+                <w:i w:val="false"/>
+                <w:iCs w:val="false"/>
+                <w:color w:val="000000"/>
+                <w:sz w:val="18"/>
+                <w:szCs w:val="18"/>
+              </w:rPr>
+              <w:t xml:space="preserve">Each learner opens their science notebook and draws a quick sketch (2–3 minutes) of what they predict a sukuma wiki leaf cell looks like under the electron microscope, based on what they already know from Lessons 2 and 3. They label any structures they expect to see and add a written sentence answering: 'How do you think a sukuma wiki plant cell will be the same as — and different from — the human cheek cell we studied in Lesson 3?' Learners then share their prediction with their shoulder partner before the teacher takes cold-calls.</w:t>
+            </w:r>
+          </w:p>
+        </w:tc>
+        <w:tc>
+          <w:tcPr>
+            <w:tcW w:type="dxa" w:w="3040"/>
+            <w:shd w:fill="F2F2F2" w:color="auto" w:val="clear"/>
+            <w:tcMar>
+              <w:top w:type="dxa" w:w="60"/>
+              <w:left w:type="dxa" w:w="120"/>
+              <w:bottom w:type="dxa" w:w="60"/>
+              <w:right w:type="dxa" w:w="120"/>
+            </w:tcMar>
+            <w:vAlign w:val="top"/>
+          </w:tcPr>
+          <w:p>
+            <w:pPr>
+              <w:spacing w:after="40" w:before="0"/>
+              <w:jc w:val="left"/>
+            </w:pPr>
+            <w:r>
+              <w:rPr>
+                <w:rFonts w:ascii="Arial" w:cs="Arial" w:eastAsia="Arial" w:hAnsi="Arial"/>
+                <w:b w:val="false"/>
+                <w:bCs w:val="false"/>
+                <w:i w:val="false"/>
+                <w:iCs w:val="false"/>
+                <w:color w:val="000000"/>
+                <w:sz w:val="18"/>
+                <w:szCs w:val="18"/>
+              </w:rPr>
+              <w:t xml:space="preserve">Open by anchoring to the phenomenon: say exactly — 'Remember our Grade 10 learner in Kisumu who saw tiny box-like compartments packed with green granules under the school light microscope, and then saw something far more complex under the electron microscope? Today we are going to look at that electron microscope image together — but first, I want to know what YOU predict is inside that sukuma wiki cell.' Pause. Allow 2 minutes of silent individual sketching. Then say: 'Share your sketch with your shoulder partner. Tell them: one structure you think will be the same as in the cheek cell, and one structure you think will be different or new.' Allow 60 seconds of pair talk. Then cold-call 4 learners (aim for gender balance: 2 female, 2 male) using non-volunteering selection — scan the room and choose learners who have not yet spoken this week. For each response, wait 12 seconds after the question before calling on the next learner. Record 3–4 predicted structures on the board under two columns: 'Same as animal cell' and 'New / Different?' Do NOT correct predictions yet — say: 'We are going to keep these predictions visible on the board and check them against our evidence.'</w:t>
+            </w:r>
+          </w:p>
+        </w:tc>
+        <w:tc>
+          <w:tcPr>
+            <w:tcW w:type="dxa" w:w="3040"/>
+            <w:shd w:fill="FFFFFF" w:color="auto" w:val="clear"/>
+            <w:tcMar>
+              <w:top w:type="dxa" w:w="60"/>
+              <w:left w:type="dxa" w:w="120"/>
+              <w:bottom w:type="dxa" w:w="60"/>
+              <w:right w:type="dxa" w:w="120"/>
+            </w:tcMar>
+            <w:vAlign w:val="top"/>
+          </w:tcPr>
+          <w:p>
+            <w:pPr>
+              <w:spacing w:after="40" w:before="0"/>
+              <w:jc w:val="left"/>
+            </w:pPr>
+            <w:r>
+              <w:rPr>
+                <w:rFonts w:ascii="Arial" w:cs="Arial" w:eastAsia="Arial" w:hAnsi="Arial"/>
+                <w:b w:val="false"/>
+                <w:bCs w:val="false"/>
+                <w:i w:val="false"/>
+                <w:iCs w:val="false"/>
+                <w:color w:val="000000"/>
+                <w:sz w:val="18"/>
+                <w:szCs w:val="18"/>
+              </w:rPr>
+              <w:t xml:space="preserve">Predict–Check anchoring: By making predictions public and writing them on the board before observation, learners activate prior knowledge from Lessons 2 and 3 and create a personal stake in the upcoming evidence. The visible prediction board creates cognitive dissonance when evidence contradicts predictions — a key driver of conceptual change. Recording predictions also gives the teacher instant formative data on residual misconceptions (e.g., learners who predict animal and plant cells are identical, or who do not predict a cell wall).</w:t>
+            </w:r>
+          </w:p>
+        </w:tc>
+        <w:tc>
+          <w:tcPr>
+            <w:tcW w:type="dxa" w:w="3040"/>
+            <w:shd w:fill="F2F2F2" w:color="auto" w:val="clear"/>
+            <w:tcMar>
+              <w:top w:type="dxa" w:w="60"/>
+              <w:left w:type="dxa" w:w="120"/>
+              <w:bottom w:type="dxa" w:w="60"/>
+              <w:right w:type="dxa" w:w="120"/>
+            </w:tcMar>
+            <w:vAlign w:val="top"/>
+          </w:tcPr>
+          <w:p>
+            <w:pPr>
+              <w:spacing w:after="40" w:before="0"/>
+              <w:jc w:val="left"/>
+            </w:pPr>
+            <w:r>
+              <w:rPr>
+                <w:rFonts w:ascii="Arial" w:cs="Arial" w:eastAsia="Arial" w:hAnsi="Arial"/>
+                <w:b w:val="false"/>
+                <w:bCs w:val="false"/>
+                <w:i w:val="false"/>
+                <w:iCs w:val="false"/>
+                <w:color w:val="000000"/>
+                <w:sz w:val="18"/>
+                <w:szCs w:val="18"/>
+              </w:rPr>
+              <w:t xml:space="preserve">Teacher scans sketches during pair-share — look for: (1) Whether learners include a nucleus, mitochondria, and cell membrane (carried over from Lesson 3 — expected); (2) Whether any learner predicts a cell wall, chloroplasts, or large vacuole (demonstrates advanced prior knowledge); (3) Whether learners who struggled in Lesson 3 can recall at least 3 animal cell organelles. Flag groups that produce blank or minimal sketches — these groups will need closer monitoring during the Observe phase. Note on a clipboard which learners were cold-called.</w:t>
+            </w:r>
+          </w:p>
+        </w:tc>
+      </w:tr>
+      <w:tr>
+        <w:tc>
+          <w:tcPr>
+            <w:tcW w:type="dxa" w:w="1520"/>
+            <w:shd w:fill="D9EEF1" w:color="auto" w:val="clear"/>
+            <w:tcMar>
+              <w:top w:type="dxa" w:w="60"/>
+              <w:left w:type="dxa" w:w="120"/>
+              <w:bottom w:type="dxa" w:w="60"/>
+              <w:right w:type="dxa" w:w="120"/>
+            </w:tcMar>
+            <w:vAlign w:val="top"/>
+          </w:tcPr>
+          <w:p>
+            <w:pPr>
+              <w:spacing w:after="40" w:before="0"/>
+              <w:jc w:val="left"/>
+            </w:pPr>
+            <w:r>
+              <w:rPr>
+                <w:rFonts w:ascii="Arial" w:cs="Arial" w:eastAsia="Arial" w:hAnsi="Arial"/>
+                <w:b/>
+                <w:bCs/>
+                <w:i w:val="false"/>
+                <w:iCs w:val="false"/>
+                <w:color w:val="000000"/>
+                <w:sz w:val="18"/>
+                <w:szCs w:val="18"/>
+              </w:rPr>
+              <w:t xml:space="preserve">Observe Phase</w:t>
+            </w:r>
+          </w:p>
+          <w:p>
+            <w:pPr>
+              <w:spacing w:after="20" w:before="0"/>
+            </w:pPr>
+            <w:r>
+              <w:rPr>
+                <w:rFonts w:ascii="Arial" w:cs="Arial" w:eastAsia="Arial" w:hAnsi="Arial"/>
+                <w:b/>
+                <w:bCs/>
+                <w:color w:val="1F3864"/>
+                <w:sz w:val="16"/>
+                <w:szCs w:val="16"/>
+              </w:rPr>
+              <w:t xml:space="preserve">📹 VIDEO:</w:t>
+            </w:r>
+          </w:p>
+          <w:p>
+            <w:pPr>
+              <w:spacing w:after="20" w:before="0"/>
+            </w:pPr>
+            <w:hyperlink w:history="1" r:id="rIdh7jdslqmavmtvx9yjkcsu">
+              <w:r>
+                <w:rPr>
+                  <w:rFonts w:ascii="Arial" w:cs="Arial" w:eastAsia="Arial" w:hAnsi="Arial"/>
+                  <w:color w:val="2E75B6"/>
+                  <w:sz w:val="16"/>
+                  <w:szCs w:val="16"/>
+                  <w:u w:val="single" w:color="2E75B6"/>
+                </w:rPr>
+                <w:t xml:space="preserve">Overview of animal and plant cells</w:t>
+              </w:r>
+            </w:hyperlink>
+          </w:p>
+          <w:p>
+            <w:pPr>
+              <w:spacing w:after="10" w:before="0"/>
+              <w:ind w:left="120"/>
+            </w:pPr>
+            <w:r>
+              <w:rPr>
+                <w:rFonts w:ascii="Arial" w:cs="Arial" w:eastAsia="Arial" w:hAnsi="Arial"/>
+                <w:color w:val="595959"/>
+                <w:sz w:val="14"/>
+                <w:szCs w:val="14"/>
+              </w:rPr>
+              <w:t xml:space="preserve">Source: Khan Academy (English - US curriculum)</w:t>
+            </w:r>
+          </w:p>
+          <w:p>
+            <w:pPr>
+              <w:spacing w:after="10" w:before="0"/>
+              <w:ind w:left="120"/>
+            </w:pPr>
+            <w:hyperlink w:history="1" r:id="rIdzb2z4hth6n-vway0q82wv">
+              <w:r>
+                <w:rPr>
+                  <w:rFonts w:ascii="Arial" w:cs="Arial" w:eastAsia="Arial" w:hAnsi="Arial"/>
+                  <w:color w:val="595959"/>
+                  <w:sz w:val="14"/>
+                  <w:szCs w:val="14"/>
+                  <w:u w:val="single" w:color="595959"/>
+                </w:rPr>
+                <w:t xml:space="preserve">🔍 Search ARES for similar videos</w:t>
+              </w:r>
+            </w:hyperlink>
+          </w:p>
+          <w:p>
+            <w:pPr>
+              <w:spacing w:after="40" w:before="0"/>
+            </w:pPr>
+            <w:r>
+              <w:rPr>
+                <w:sz w:val="14"/>
+                <w:szCs w:val="14"/>
+              </w:rPr>
+              <w:t xml:space="preserve"/>
+            </w:r>
+          </w:p>
+          <w:p>
+            <w:pPr>
+              <w:spacing w:after="20" w:before="0"/>
+            </w:pPr>
+            <w:r>
+              <w:rPr>
+                <w:rFonts w:ascii="Arial" w:cs="Arial" w:eastAsia="Arial" w:hAnsi="Arial"/>
+                <w:b/>
+                <w:bCs/>
+                <w:color w:val="1F3864"/>
+                <w:sz w:val="16"/>
+                <w:szCs w:val="16"/>
+              </w:rPr>
+              <w:t xml:space="preserve">📖 EXERCISE:</w:t>
+            </w:r>
+          </w:p>
+          <w:p>
+            <w:pPr>
+              <w:spacing w:after="20" w:before="0"/>
+            </w:pPr>
+            <w:hyperlink w:history="1" r:id="rId0rqwunuazdfzagozipdku">
+              <w:r>
+                <w:rPr>
+                  <w:rFonts w:ascii="Arial" w:cs="Arial" w:eastAsia="Arial" w:hAnsi="Arial"/>
+                  <w:color w:val="2E75B6"/>
+                  <w:sz w:val="16"/>
+                  <w:szCs w:val="16"/>
+                  <w:u w:val="single" w:color="2E75B6"/>
+                </w:rPr>
+                <w:t xml:space="preserve">Plant Cells Practice</w:t>
+              </w:r>
+            </w:hyperlink>
+          </w:p>
+          <w:p>
+            <w:pPr>
+              <w:spacing w:after="10" w:before="0"/>
+              <w:ind w:left="120"/>
+            </w:pPr>
+            <w:r>
+              <w:rPr>
+                <w:rFonts w:ascii="Arial" w:cs="Arial" w:eastAsia="Arial" w:hAnsi="Arial"/>
+                <w:color w:val="595959"/>
+                <w:sz w:val="14"/>
+                <w:szCs w:val="14"/>
+              </w:rPr>
+              <w:t xml:space="preserve">Source: CK-12</w:t>
+            </w:r>
+          </w:p>
+          <w:p>
+            <w:pPr>
+              <w:spacing w:after="10" w:before="0"/>
+              <w:ind w:left="120"/>
+            </w:pPr>
+            <w:hyperlink w:history="1" r:id="rIdpydhx0wvs5kvqehvnmrcb">
+              <w:r>
+                <w:rPr>
+                  <w:rFonts w:ascii="Arial" w:cs="Arial" w:eastAsia="Arial" w:hAnsi="Arial"/>
+                  <w:color w:val="595959"/>
+                  <w:sz w:val="14"/>
+                  <w:szCs w:val="14"/>
+                  <w:u w:val="single" w:color="595959"/>
+                </w:rPr>
+                <w:t xml:space="preserve">🔍 Search ARES for similar readings</w:t>
+              </w:r>
+            </w:hyperlink>
+          </w:p>
+        </w:tc>
+        <w:tc>
+          <w:tcPr>
+            <w:tcW w:type="dxa" w:w="3040"/>
+            <w:shd w:fill="FFFFFF" w:color="auto" w:val="clear"/>
+            <w:tcMar>
+              <w:top w:type="dxa" w:w="60"/>
+              <w:left w:type="dxa" w:w="120"/>
+              <w:bottom w:type="dxa" w:w="60"/>
+              <w:right w:type="dxa" w:w="120"/>
+            </w:tcMar>
+            <w:vAlign w:val="top"/>
+          </w:tcPr>
+          <w:p>
+            <w:pPr>
+              <w:spacing w:after="40" w:before="0"/>
+              <w:jc w:val="left"/>
+            </w:pPr>
+            <w:r>
+              <w:rPr>
+                <w:rFonts w:ascii="Arial" w:cs="Arial" w:eastAsia="Arial" w:hAnsi="Arial"/>
+                <w:b w:val="false"/>
+                <w:bCs w:val="false"/>
+                <w:i w:val="false"/>
+                <w:iCs w:val="false"/>
+                <w:color w:val="000000"/>
+                <w:sz w:val="18"/>
+                <w:szCs w:val="18"/>
+              </w:rPr>
+              <w:t xml:space="preserve">Each group of four receives a printed A3 evidence sheet containing two electron micrograph photomicrographs: Image A — a transmission electron micrograph (TEM) of a sukuma wiki (kale) leaf mesophyll cell at low magnification (~5,000×), clearly showing the cell wall, large central vacuole, multiple chloroplasts, mitochondria, nucleus, and cell membrane; Image B — a high-magnification TEM (~50,000×) of a single chloroplast from the same cell, showing the outer double membrane, internal thylakoid membranes arranged in grana, and the stroma. Learners use the Diagram Table worksheet (introduced in Lesson 3) and add a new column: 'Plant Cell (Sukuma Wiki / Onion)'. Working silently for 5 minutes, each learner individually annotates their own copy of the photomicrographs — drawing arrows and labelling every structure they can identify. Groups then compare annotations for 4 minutes and agree on a consensus list. Finally, the class shares findings in a 3-minute whole-class debrief, constructing a shared Venn diagram on the board: 'Animal Cell Only | BOTH | Plant Cell Only'.</w:t>
+            </w:r>
+          </w:p>
+        </w:tc>
+        <w:tc>
+          <w:tcPr>
+            <w:tcW w:type="dxa" w:w="3040"/>
+            <w:shd w:fill="F2F2F2" w:color="auto" w:val="clear"/>
+            <w:tcMar>
+              <w:top w:type="dxa" w:w="60"/>
+              <w:left w:type="dxa" w:w="120"/>
+              <w:bottom w:type="dxa" w:w="60"/>
+              <w:right w:type="dxa" w:w="120"/>
+            </w:tcMar>
+            <w:vAlign w:val="top"/>
+          </w:tcPr>
+          <w:p>
+            <w:pPr>
+              <w:spacing w:after="40" w:before="0"/>
+              <w:jc w:val="left"/>
+            </w:pPr>
+            <w:r>
+              <w:rPr>
+                <w:rFonts w:ascii="Arial" w:cs="Arial" w:eastAsia="Arial" w:hAnsi="Arial"/>
+                <w:b w:val="false"/>
+                <w:bCs w:val="false"/>
+                <w:i w:val="false"/>
+                <w:iCs w:val="false"/>
+                <w:color w:val="000000"/>
+                <w:sz w:val="18"/>
+                <w:szCs w:val="18"/>
+              </w:rPr>
+              <w:t xml:space="preserve">Distribute evidence sheets face-down. Say: 'In a moment I am going to ask you to turn over your evidence sheet. You will have 5 minutes of silent individual observation — no talking, no asking me for answers. Your job is to be a scientist: look carefully at every part of both images and label everything you can identify. Use the organelle names from your Lesson 3 notes, and add question marks next to anything you see that you cannot name yet.' Say 'Turn over — begin.' Set a visible 5-minute timer. Circulate — do NOT answer identification questions during individual observation. After 5 minutes say: 'Now compare with your group. You have 4 minutes. Task: agree on your consensus list for the Plant Cell column of your Diagram Table. Pay special attention to anything you see in these plant cell images that was NOT in the human cheek cell images from Lesson 3.' Circulate and listen for group discussion. Prompt struggling groups with: 'Look at the outermost boundary of the cell — what do you notice that is different from the cheek cell?' (WAIT 12 seconds before offering further prompting.) After 4 minutes, bring the class together for the Venn diagram construction. Draw two overlapping circles on the board labelled 'Animal Cell Only' and 'Plant Cell Only' with 'BOTH' in the centre. Cold-call 6 groups in sequence — each group contributes ONE structure to the diagram. After each contribution, ask the class: 'Do you all agree that this belongs in this section? Hands up if you disagree — tell me why.' WAIT 10 seconds. Probe with: 'Where did we see evidence for this in the photomicrograph — which image, which part of the image?' Ensure the final Venn diagram includes: Animal Only — centrioles, lysosomes (from Lesson 3); Both — nucleus, mitochondria, ribosomes, rough ER, cell membrane, Golgi apparatus; Plant Only — cell wall, chloroplasts, large central vacuole (tonoplast). Say: 'Let us go back to our predictions board. Which of our predictions were correct? Which surprised you?'</w:t>
+            </w:r>
+          </w:p>
+        </w:tc>
+        <w:tc>
+          <w:tcPr>
+            <w:tcW w:type="dxa" w:w="3040"/>
+            <w:shd w:fill="FFFFFF" w:color="auto" w:val="clear"/>
+            <w:tcMar>
+              <w:top w:type="dxa" w:w="60"/>
+              <w:left w:type="dxa" w:w="120"/>
+              <w:bottom w:type="dxa" w:w="60"/>
+              <w:right w:type="dxa" w:w="120"/>
+            </w:tcMar>
+            <w:vAlign w:val="top"/>
+          </w:tcPr>
+          <w:p>
+            <w:pPr>
+              <w:spacing w:after="40" w:before="0"/>
+              <w:jc w:val="left"/>
+            </w:pPr>
+            <w:r>
+              <w:rPr>
+                <w:rFonts w:ascii="Arial" w:cs="Arial" w:eastAsia="Arial" w:hAnsi="Arial"/>
+                <w:b w:val="false"/>
+                <w:bCs w:val="false"/>
+                <w:i w:val="false"/>
+                <w:iCs w:val="false"/>
+                <w:color w:val="000000"/>
+                <w:sz w:val="18"/>
+                <w:szCs w:val="18"/>
+              </w:rPr>
+              <w:t xml:space="preserve">Evidence-Based Annotation + Collaborative Venn Diagram Construction: The two-stage process (individual silent annotation → group consensus → whole-class Venn diagram) is a structured inquiry routine (NGSS Science and Engineering Practice 4: Analysing and Interpreting Data; SEP 6: Constructing Explanations). Silent individual annotation first ensures every learner engages with the evidence personally before group discussion; the Venn diagram makes structural comparisons visible and spatial, reducing cognitive load when learners hold multiple organelles in mind simultaneously. Returning to the predictions board at the end of the phase creates an explicit predict–check–revise loop, a core metacognitive move.</w:t>
+            </w:r>
+          </w:p>
+        </w:tc>
+        <w:tc>
+          <w:tcPr>
+            <w:tcW w:type="dxa" w:w="3040"/>
+            <w:shd w:fill="F2F2F2" w:color="auto" w:val="clear"/>
+            <w:tcMar>
+              <w:top w:type="dxa" w:w="60"/>
+              <w:left w:type="dxa" w:w="120"/>
+              <w:bottom w:type="dxa" w:w="60"/>
+              <w:right w:type="dxa" w:w="120"/>
+            </w:tcMar>
+            <w:vAlign w:val="top"/>
+          </w:tcPr>
+          <w:p>
+            <w:pPr>
+              <w:spacing w:after="40" w:before="0"/>
+              <w:jc w:val="left"/>
+            </w:pPr>
+            <w:r>
+              <w:rPr>
+                <w:rFonts w:ascii="Arial" w:cs="Arial" w:eastAsia="Arial" w:hAnsi="Arial"/>
+                <w:b w:val="false"/>
+                <w:bCs w:val="false"/>
+                <w:i w:val="false"/>
+                <w:iCs w:val="false"/>
+                <w:color w:val="000000"/>
+                <w:sz w:val="18"/>
+                <w:szCs w:val="18"/>
+              </w:rPr>
+              <w:t xml:space="preserve">During individual annotation: teacher scans for learners who leave Image B (chloroplast) entirely unlabelled — this indicates they do not yet connect the green granules from the light microscope to the chloroplast ultrastructure, a key conceptual link to address in the Explain phase. During group work: listen for whether groups spontaneously mention 'turgor', 'photosynthesis', or 'support' in relation to the vacuole, chloroplast, and cell wall — these are marks of conceptual transfer beyond mere naming. During Venn diagram construction: the completed diagram on the board is a class-level formative artefact — photograph it for use in teacher reflection. Key error to watch for: learners placing 'mitochondria' in 'Plant Cell Only' (a common misconception that plants do not respire — address immediately during the Venn construction with: 'Check Image A again — can anyone spot a mitochondrion in the sukuma wiki cell?').</w:t>
+            </w:r>
+          </w:p>
+        </w:tc>
+      </w:tr>
+      <w:tr>
+        <w:tc>
+          <w:tcPr>
+            <w:tcW w:type="dxa" w:w="1520"/>
+            <w:shd w:fill="E2EFDA" w:color="auto" w:val="clear"/>
+            <w:tcMar>
+              <w:top w:type="dxa" w:w="60"/>
+              <w:left w:type="dxa" w:w="120"/>
+              <w:bottom w:type="dxa" w:w="60"/>
+              <w:right w:type="dxa" w:w="120"/>
+            </w:tcMar>
+            <w:vAlign w:val="top"/>
+          </w:tcPr>
+          <w:p>
+            <w:pPr>
+              <w:spacing w:after="40" w:before="0"/>
+              <w:jc w:val="left"/>
+            </w:pPr>
+            <w:r>
+              <w:rPr>
+                <w:rFonts w:ascii="Arial" w:cs="Arial" w:eastAsia="Arial" w:hAnsi="Arial"/>
+                <w:b/>
+                <w:bCs/>
+                <w:i w:val="false"/>
+                <w:iCs w:val="false"/>
+                <w:color w:val="000000"/>
+                <w:sz w:val="18"/>
+                <w:szCs w:val="18"/>
+              </w:rPr>
+              <w:t xml:space="preserve">Explain Phase</w:t>
+            </w:r>
+          </w:p>
+          <w:p>
+            <w:pPr>
+              <w:spacing w:after="20" w:before="0"/>
+            </w:pPr>
+            <w:r>
+              <w:rPr>
+                <w:rFonts w:ascii="Arial" w:cs="Arial" w:eastAsia="Arial" w:hAnsi="Arial"/>
+                <w:b/>
+                <w:bCs/>
+                <w:color w:val="1F3864"/>
+                <w:sz w:val="16"/>
+                <w:szCs w:val="16"/>
+              </w:rPr>
+              <w:t xml:space="preserve">📹 VIDEO:</w:t>
+            </w:r>
+          </w:p>
+          <w:p>
+            <w:pPr>
+              <w:spacing w:after="20" w:before="0"/>
+            </w:pPr>
+            <w:hyperlink w:history="1" r:id="rId9to2csxmok5uedvq3jzck">
+              <w:r>
+                <w:rPr>
+                  <w:rFonts w:ascii="Arial" w:cs="Arial" w:eastAsia="Arial" w:hAnsi="Arial"/>
+                  <w:color w:val="2E75B6"/>
+                  <w:sz w:val="16"/>
+                  <w:szCs w:val="16"/>
+                  <w:u w:val="single" w:color="2E75B6"/>
+                </w:rPr>
+                <w:t xml:space="preserve">Plant cell walls</w:t>
+              </w:r>
+            </w:hyperlink>
+          </w:p>
+          <w:p>
+            <w:pPr>
+              <w:spacing w:after="10" w:before="0"/>
+              <w:ind w:left="120"/>
+            </w:pPr>
+            <w:r>
+              <w:rPr>
+                <w:rFonts w:ascii="Arial" w:cs="Arial" w:eastAsia="Arial" w:hAnsi="Arial"/>
+                <w:color w:val="595959"/>
+                <w:sz w:val="14"/>
+                <w:szCs w:val="14"/>
+              </w:rPr>
+              <w:t xml:space="preserve">Source: Khan Academy (English - US curriculum)</w:t>
+            </w:r>
+          </w:p>
+          <w:p>
+            <w:pPr>
+              <w:spacing w:after="10" w:before="0"/>
+              <w:ind w:left="120"/>
+            </w:pPr>
+            <w:hyperlink w:history="1" r:id="rIdsi94vm-jknapbbiyt-xzh">
+              <w:r>
+                <w:rPr>
+                  <w:rFonts w:ascii="Arial" w:cs="Arial" w:eastAsia="Arial" w:hAnsi="Arial"/>
+                  <w:color w:val="595959"/>
+                  <w:sz w:val="14"/>
+                  <w:szCs w:val="14"/>
+                  <w:u w:val="single" w:color="595959"/>
+                </w:rPr>
+                <w:t xml:space="preserve">🔍 Search ARES for similar videos</w:t>
+              </w:r>
+            </w:hyperlink>
+          </w:p>
+          <w:p>
+            <w:pPr>
+              <w:spacing w:after="40" w:before="0"/>
+            </w:pPr>
+            <w:r>
+              <w:rPr>
+                <w:sz w:val="14"/>
+                <w:szCs w:val="14"/>
+              </w:rPr>
+              <w:t xml:space="preserve"/>
+            </w:r>
+          </w:p>
+          <w:p>
+            <w:pPr>
+              <w:spacing w:after="20" w:before="0"/>
+            </w:pPr>
+            <w:r>
+              <w:rPr>
+                <w:rFonts w:ascii="Arial" w:cs="Arial" w:eastAsia="Arial" w:hAnsi="Arial"/>
+                <w:b/>
+                <w:bCs/>
+                <w:color w:val="1F3864"/>
+                <w:sz w:val="16"/>
+                <w:szCs w:val="16"/>
+              </w:rPr>
+              <w:t xml:space="preserve">📖 HTML:</w:t>
+            </w:r>
+          </w:p>
+          <w:p>
+            <w:pPr>
+              <w:spacing w:after="20" w:before="0"/>
+            </w:pPr>
+            <w:hyperlink w:history="1" r:id="rIdn1nch5fdftoswmm7kjipu">
               <w:r>
                 <w:rPr>
                   <w:rFonts w:ascii="Arial" w:cs="Arial" w:eastAsia="Arial" w:hAnsi="Arial"/>
@@ -12623,7 +13235,7 @@
               <w:spacing w:after="10" w:before="0"/>
               <w:ind w:left="120"/>
             </w:pPr>
-            <w:hyperlink w:history="1" r:id="rIdbjbhdeh9g1wkqn2xgyok6">
+            <w:hyperlink w:history="1" r:id="rIdkv2yowmjz-cztzsjogbeo">
               <w:r>
                 <w:rPr>
                   <w:rFonts w:ascii="Arial" w:cs="Arial" w:eastAsia="Arial" w:hAnsi="Arial"/>
@@ -12665,7 +13277,7 @@
                 <w:sz w:val="18"/>
                 <w:szCs w:val="18"/>
               </w:rPr>
-              <w:t xml:space="preserve">Each learner opens their science notebook and draws a quick sketch (2–3 minutes) of what they predict a sukuma wiki leaf cell looks like under the electron microscope, based on what they already know from Lessons 2 and 3. They label any structures they expect to see and add a written sentence answering: 'How do you think a sukuma wiki plant cell will be the same as — and different from — the human cheek cell we studied in Lesson 3?' Learners then share their prediction with their shoulder partner before the teacher takes cold-calls.</w:t>
+              <w:t xml:space="preserve">Groups receive a second worksheet: 'Structure–Function–Phenomenon Links' — a three-column table with column headers: 'Plant-Specific Structure', 'What it does (Function)', 'How it explains what we SEE in the sukuma wiki leaf'. Groups have 6 minutes to complete the three rows (cell wall, chloroplast, large central vacuole) using their annotated photomicrographs and Diagram Table as evidence. Each group then presents one row to the class in a 2-minute round-robin. The teacher uses their responses to build a class-level explanation connecting each structure to the anchoring phenomenon — the wilting, drying sukuma wiki leaf.</w:t>
             </w:r>
           </w:p>
         </w:tc>
@@ -12697,7 +13309,7 @@
                 <w:sz w:val="18"/>
                 <w:szCs w:val="18"/>
               </w:rPr>
-              <w:t xml:space="preserve">Open by anchoring to the phenomenon: say exactly — 'Remember our Grade 10 learner in Kisumu who saw tiny box-like compartments packed with green granules under the school light microscope, and then saw something far more complex under the electron microscope? Today we are going to look at that electron microscope image together — but first, I want to know what YOU predict is inside that sukuma wiki cell.' Pause. Allow 2 minutes of silent individual sketching. Then say: 'Share your sketch with your shoulder partner. Tell them: one structure you think will be the same as in the cheek cell, and one structure you think will be different or new.' Allow 60 seconds of pair talk. Then cold-call 4 learners (aim for gender balance: 2 female, 2 male) using non-volunteering selection — scan the room and choose learners who have not yet spoken this week. For each response, wait 12 seconds after the question before calling on the next learner. Record 3–4 predicted structures on the board under two columns: 'Same as animal cell' and 'New / Different?' Do NOT correct predictions yet — say: 'We are going to keep these predictions visible on the board and check them against our evidence.'</w:t>
+              <w:t xml:space="preserve">Distribute the Structure–Function–Phenomenon Links worksheet. Explain the task: 'Your job for the next 6 minutes is to explain — not just name. For each of the three plant-only structures, I want you to: describe what it looks like in the electron micrograph, say what job it does inside the cell, and then connect it to something we can actually SEE when we look at a fresh sukuma wiki leaf or a wilted one.' Model one example aloud using a non-plant-specific organelle: 'For example, for mitochondria I would write: looks like a dark oval with folded inner membranes; releases energy from food by respiration; this explains why the leaf stays alive and can grow.' Then say: 'Now your groups do the same for cell wall, chloroplast, and large central vacuole. Use your annotated photomicrographs as evidence.' Set 6-minute timer. Circulate. Prompt groups that are stuck on 'chloroplast function' with: 'In Lesson 2 we said the green granules absorb sunlight — what process does that power?' WAIT 12 seconds. For groups stuck on the vacuole: 'Think about what happens to a football when you let the air out — now think about the cell.' After 6 minutes, cold-call one group per row (3 different groups). After each group presents, ask the class: 'Does anyone want to add to or challenge what Group ___ said?' WAIT 10 seconds. Then deliver a 90-second teacher synthesis, narrating: 'So let us go back to Kisumu. Our learner sees a fresh sukuma wiki leaf — it is GREEN because every mesophyll cell is packed with chloroplasts containing chlorophyll. It is RIGID and crisp because the large central vacuole is full of water, pressing the cell membrane against the tough cell wall — we call that turgor pressure. But when the leaf sits in the sun for days, what happens? The vacuole loses water. Turgor is lost. The cell wall alone cannot hold the shape. The leaf wilts — and eventually the cells die. Every structure we labelled today explains one part of what our learner in Kisumu saw.'</w:t>
             </w:r>
           </w:p>
         </w:tc>
@@ -12729,7 +13341,7 @@
                 <w:sz w:val="18"/>
                 <w:szCs w:val="18"/>
               </w:rPr>
-              <w:t xml:space="preserve">Predict–Check anchoring: By making predictions public and writing them on the board before observation, learners activate prior knowledge from Lessons 2 and 3 and create a personal stake in the upcoming evidence. The visible prediction board creates cognitive dissonance when evidence contradicts predictions — a key driver of conceptual change. Recording predictions also gives the teacher instant formative data on residual misconceptions (e.g., learners who predict animal and plant cells are identical, or who do not predict a cell wall).</w:t>
+              <w:t xml:space="preserve">Structure–Function–Phenomenon Linking (Causal Explanatory Mapping): This strategy (aligned with NGSS SEP 6: Constructing Explanations and SEP 8: Obtaining, Evaluating, and Communicating Information) requires learners to move through three levels: structural description (what it looks like in the EM), mechanistic function (what it does), and phenomenological connection (what it explains about the visible sukuma wiki leaf). This three-level mapping prevents shallow rote learning of organelle names by anchoring every structure in a causal explanation of the anchoring phenomenon. The teacher's football analogy for the vacuole is a Bridging Analogy — a deliberate pedagogical tool to connect an unfamiliar concept (turgor pressure) to a familiar physical experience.</w:t>
             </w:r>
           </w:p>
         </w:tc>
@@ -12761,7 +13373,7 @@
                 <w:sz w:val="18"/>
                 <w:szCs w:val="18"/>
               </w:rPr>
-              <w:t xml:space="preserve">Teacher scans sketches during pair-share — look for: (1) Whether learners include a nucleus, mitochondria, and cell membrane (carried over from Lesson 3 — expected); (2) Whether any learner predicts a cell wall, chloroplasts, or large vacuole (demonstrates advanced prior knowledge); (3) Whether learners who struggled in Lesson 3 can recall at least 3 animal cell organelles. Flag groups that produce blank or minimal sketches — these groups will need closer monitoring during the Observe phase. Note on a clipboard which learners were cold-called.</w:t>
+              <w:t xml:space="preserve">Collect all completed Structure–Function–Phenomenon worksheets at the end of the phase — these are the primary formative assessment artefact for Lesson 4. Evaluate each group's worksheet against three criteria: (1) Accuracy of function (e.g., chloroplast = photosynthesis, not just 'makes food'); (2) Quality of phenomenon connection (superficial: 'makes the leaf green' vs. deep: 'chlorophyll in the thylakoid membranes absorbs sunlight to drive photosynthesis, which produces the glucose that keeps the leaf alive'); (3) Use of evidence from the photomicrograph (do they cite specific image features?). Groups scoring 0–1 on criterion 3 need targeted feedback before Lesson 5. Listen during group presentations for spontaneous use of the term 'turgor pressure' — if no group uses it, introduce it explicitly in the teacher synthesis.</w:t>
             </w:r>
           </w:p>
         </w:tc>
@@ -12770,32 +13382,32 @@
         <w:tc>
           <w:tcPr>
             <w:tcW w:type="dxa" w:w="1520"/>
-            <w:shd w:fill="D9EEF1" w:color="auto" w:val="clear"/>
-            <w:tcMar>
-              <w:top w:type="dxa" w:w="60"/>
-              <w:left w:type="dxa" w:w="120"/>
-              <w:bottom w:type="dxa" w:w="60"/>
-              <w:right w:type="dxa" w:w="120"/>
-            </w:tcMar>
-            <w:vAlign w:val="top"/>
-          </w:tcPr>
-          <w:p>
-            <w:pPr>
-              <w:spacing w:after="40" w:before="0"/>
-              <w:jc w:val="left"/>
-            </w:pPr>
-            <w:r>
-              <w:rPr>
-                <w:rFonts w:ascii="Arial" w:cs="Arial" w:eastAsia="Arial" w:hAnsi="Arial"/>
-                <w:b/>
-                <w:bCs/>
-                <w:i w:val="false"/>
-                <w:iCs w:val="false"/>
-                <w:color w:val="000000"/>
-                <w:sz w:val="18"/>
-                <w:szCs w:val="18"/>
-              </w:rPr>
-              <w:t xml:space="preserve">Observe Phase</w:t>
+            <w:shd w:fill="FCE4D6" w:color="auto" w:val="clear"/>
+            <w:tcMar>
+              <w:top w:type="dxa" w:w="60"/>
+              <w:left w:type="dxa" w:w="120"/>
+              <w:bottom w:type="dxa" w:w="60"/>
+              <w:right w:type="dxa" w:w="120"/>
+            </w:tcMar>
+            <w:vAlign w:val="top"/>
+          </w:tcPr>
+          <w:p>
+            <w:pPr>
+              <w:spacing w:after="40" w:before="0"/>
+              <w:jc w:val="left"/>
+            </w:pPr>
+            <w:r>
+              <w:rPr>
+                <w:rFonts w:ascii="Arial" w:cs="Arial" w:eastAsia="Arial" w:hAnsi="Arial"/>
+                <w:b/>
+                <w:bCs/>
+                <w:i w:val="false"/>
+                <w:iCs w:val="false"/>
+                <w:color w:val="000000"/>
+                <w:sz w:val="18"/>
+                <w:szCs w:val="18"/>
+              </w:rPr>
+              <w:t xml:space="preserve">Driving Question Board (DQB) Creation</w:t>
             </w:r>
           </w:p>
           <w:p>
@@ -12818,7 +13430,7 @@
             <w:pPr>
               <w:spacing w:after="20" w:before="0"/>
             </w:pPr>
-            <w:hyperlink w:history="1" r:id="rIdlfmnoedsbarewn28cktzf">
+            <w:hyperlink w:history="1" r:id="rIdcctcr3l6jni7wy5qj48pq">
               <w:r>
                 <w:rPr>
                   <w:rFonts w:ascii="Arial" w:cs="Arial" w:eastAsia="Arial" w:hAnsi="Arial"/>
@@ -12827,7 +13439,7 @@
                   <w:szCs w:val="16"/>
                   <w:u w:val="single" w:color="2E75B6"/>
                 </w:rPr>
-                <w:t xml:space="preserve">Photosynthesis in organisms</w:t>
+                <w:t xml:space="preserve">Comparing animal and plant cells</w:t>
               </w:r>
             </w:hyperlink>
           </w:p>
@@ -12851,7 +13463,7 @@
               <w:spacing w:after="10" w:before="0"/>
               <w:ind w:left="120"/>
             </w:pPr>
-            <w:hyperlink w:history="1" r:id="rIdw2z5kvoqqrtw0oudgfrsx">
+            <w:hyperlink w:history="1" r:id="rIdgvlm-clu2gnfc18y1opxm">
               <w:r>
                 <w:rPr>
                   <w:rFonts w:ascii="Arial" w:cs="Arial" w:eastAsia="Arial" w:hAnsi="Arial"/>
@@ -12889,14 +13501,14 @@
                 <w:sz w:val="16"/>
                 <w:szCs w:val="16"/>
               </w:rPr>
-              <w:t xml:space="preserve">📖 HTML:</w:t>
+              <w:t xml:space="preserve">📖 EXERCISE:</w:t>
             </w:r>
           </w:p>
           <w:p>
             <w:pPr>
               <w:spacing w:after="20" w:before="0"/>
             </w:pPr>
-            <w:hyperlink w:history="1" r:id="rIdntvox39-yf-bp_sts6nai">
+            <w:hyperlink w:history="1" r:id="rId8hp5nxeue-x9bqfkjdhzt">
               <w:r>
                 <w:rPr>
                   <w:rFonts w:ascii="Arial" w:cs="Arial" w:eastAsia="Arial" w:hAnsi="Arial"/>
@@ -12905,7 +13517,7 @@
                   <w:szCs w:val="16"/>
                   <w:u w:val="single" w:color="2E75B6"/>
                 </w:rPr>
-                <w:t xml:space="preserve">Plant Cell Structures (Flexbook)</w:t>
+                <w:t xml:space="preserve">Plant Cell Structures Practice</w:t>
               </w:r>
             </w:hyperlink>
           </w:p>
@@ -12929,7 +13541,7 @@
               <w:spacing w:after="10" w:before="0"/>
               <w:ind w:left="120"/>
             </w:pPr>
-            <w:hyperlink w:history="1" r:id="rId6a8e9ouiil06hynvvif-l">
+            <w:hyperlink w:history="1" r:id="rId9b_lsusqav70xbco6xg4a">
               <w:r>
                 <w:rPr>
                   <w:rFonts w:ascii="Arial" w:cs="Arial" w:eastAsia="Arial" w:hAnsi="Arial"/>
@@ -12971,7 +13583,7 @@
                 <w:sz w:val="18"/>
                 <w:szCs w:val="18"/>
               </w:rPr>
-              <w:t xml:space="preserve">Each group of four receives a printed A3 evidence sheet containing two electron micrograph photomicrographs: Image A — a transmission electron micrograph (TEM) of a sukuma wiki (kale) leaf mesophyll cell at low magnification (~5,000×), clearly showing the cell wall, large central vacuole, multiple chloroplasts, mitochondria, nucleus, and cell membrane; Image B — a high-magnification TEM (~50,000×) of a single chloroplast from the same cell, showing the outer double membrane, internal thylakoid membranes arranged in grana, and the stroma. Learners use the Diagram Table worksheet (introduced in Lesson 3) and add a new column: 'Plant Cell (Sukuma Wiki / Onion)'. Working silently for 5 minutes, each learner individually annotates their own copy of the photomicrographs — drawing arrows and labelling every structure they can identify. Groups then compare annotations for 4 minutes and agree on a consensus list. Finally, the class shares findings in a 3-minute whole-class debrief, constructing a shared Venn diagram on the board: 'Animal Cell Only | BOTH | Plant Cell Only'.</w:t>
+              <w:t xml:space="preserve">Each learner receives two sticky notes. On the first (green), they write one thing they now understand about the driving question ('What makes up an organism — and how do the tiny structures inside a single cell keep a living thing alive?') that they did not understand at the start of the lesson. On the second (orange), they write one new question the lesson has raised for them — something they observed or discussed that they still cannot fully explain. Learners post both sticky notes on the class Driving Question Board under the column 'Lesson 4: Plant Cell'. The teacher reads 3–4 orange sticky notes aloud and groups similar new questions together on the board, flagging which will be addressed in upcoming lessons.</w:t>
             </w:r>
           </w:p>
         </w:tc>
@@ -13003,7 +13615,7 @@
                 <w:sz w:val="18"/>
                 <w:szCs w:val="18"/>
               </w:rPr>
-              <w:t xml:space="preserve">Distribute evidence sheets face-down. Say: 'In a moment I am going to ask you to turn over your evidence sheet. You will have 5 minutes of silent individual observation — no talking, no asking me for answers. Your job is to be a scientist: look carefully at every part of both images and label everything you can identify. Use the organelle names from your Lesson 3 notes, and add question marks next to anything you see that you cannot name yet.' Say 'Turn over — begin.' Set a visible 5-minute timer. Circulate — do NOT answer identification questions during individual observation. After 5 minutes say: 'Now compare with your group. You have 4 minutes. Task: agree on your consensus list for the Plant Cell column of your Diagram Table. Pay special attention to anything you see in these plant cell images that was NOT in the human cheek cell images from Lesson 3.' Circulate and listen for group discussion. Prompt struggling groups with: 'Look at the outermost boundary of the cell — what do you notice that is different from the cheek cell?' (WAIT 12 seconds before offering further prompting.) After 4 minutes, bring the class together for the Venn diagram construction. Draw two overlapping circles on the board labelled 'Animal Cell Only' and 'Plant Cell Only' with 'BOTH' in the centre. Cold-call 6 groups in sequence — each group contributes ONE structure to the diagram. After each contribution, ask the class: 'Do you all agree that this belongs in this section? Hands up if you disagree — tell me why.' WAIT 10 seconds. Probe with: 'Where did we see evidence for this in the photomicrograph — which image, which part of the image?' Ensure the final Venn diagram includes: Animal Only — centrioles, lysosomes (from Lesson 3); Both — nucleus, mitochondria, ribosomes, rough ER, cell membrane, Golgi apparatus; Plant Only — cell wall, chloroplasts, large central vacuole (tonoplast). Say: 'Let us go back to our predictions board. Which of our predictions were correct? Which surprised you?'</w:t>
+              <w:t xml:space="preserve">Say: 'Before we update our Driving Question Board, I want you to re-read the driving question at the top of the board.' Read it aloud slowly: 'What makes up an organism — and how do the tiny structures inside a single cell keep a whole living thing, from a sukuma wiki plant to a human being in Nairobi, alive?' Pause 10 seconds. Then say: 'On your green sticky note, write one thing you understand NOW that you did not understand at the START of today's lesson — be specific, use organelle names. On your orange sticky note, write one question this lesson has created for you — something you are now curious about or confused by. You have 2 minutes.' After 2 minutes, direct learners to post sticky notes on the DQB. Read 4 orange notes aloud (choose a mix of factual and deeper questions). Say: 'I am going to group these questions. Some of you are asking HOW the chloroplast actually turns sunlight into food — we will address that in our strand on Nutrition. Some of you are asking WHY plant cells need both a cell membrane AND a cell wall — excellent question for our next lesson on cell function. Some of you are asking: if plant cells have mitochondria AND chloroplasts, do they both photosynthesise AND respire? — write that one large on the board — we will come back to it in our Respiration strand.' Point to the DQB and say: 'This board is our growing record of understanding. Every lesson we add to it. Notice how many questions have moved from the orange column to the green column since Lesson 1 — that is your learning, visible.'</w:t>
             </w:r>
           </w:p>
         </w:tc>
@@ -13035,7 +13647,7 @@
                 <w:sz w:val="18"/>
                 <w:szCs w:val="18"/>
               </w:rPr>
-              <w:t xml:space="preserve">Evidence-Based Annotation + Collaborative Venn Diagram Construction: The two-stage process (individual silent annotation → group consensus → whole-class Venn diagram) is a structured inquiry routine (NGSS Science and Engineering Practice 4: Analysing and Interpreting Data; SEP 6: Constructing Explanations). Silent individual annotation first ensures every learner engages with the evidence personally before group discussion; the Venn diagram makes structural comparisons visible and spatial, reducing cognitive load when learners hold multiple organelles in mind simultaneously. Returning to the predictions board at the end of the phase creates an explicit predict–check–revise loop, a core metacognitive move.</w:t>
+              <w:t xml:space="preserve">Driving Question Board (DQB) as a Living Knowledge Map: The DQB routine (a core NGSS storyline tool) serves two sensemaking functions simultaneously. The green sticky notes externalise and consolidate new understanding, forcing retrieval practice (a high-efficacy learning strategy). The orange sticky notes make intellectual uncertainty visible and valued — signalling to learners that scientific curiosity is productive, not a sign of failure. Grouping similar orange questions on the board models the scientific practice of identifying patterns in data (SEP 4) and helps learners see that their individual confusion is often shared, reducing anxiety and building a collaborative inquiry culture.</w:t>
             </w:r>
           </w:p>
         </w:tc>
@@ -13067,7 +13679,7 @@
                 <w:sz w:val="18"/>
                 <w:szCs w:val="18"/>
               </w:rPr>
-              <w:t xml:space="preserve">During individual annotation: teacher scans for learners who leave Image B (chloroplast) entirely unlabelled — this indicates they do not yet connect the green granules from the light microscope to the chloroplast ultrastructure, a key conceptual link to address in the Explain phase. During group work: listen for whether groups spontaneously mention 'turgor', 'photosynthesis', or 'support' in relation to the vacuole, chloroplast, and cell wall — these are marks of conceptual transfer beyond mere naming. During Venn diagram construction: the completed diagram on the board is a class-level formative artefact — photograph it for use in teacher reflection. Key error to watch for: learners placing 'mitochondria' in 'Plant Cell Only' (a common misconception that plants do not respire — address immediately during the Venn construction with: 'Check Image A again — can anyone spot a mitochondrion in the sukuma wiki cell?').</w:t>
+              <w:t xml:space="preserve">Teacher reads all posted sticky notes before the next lesson (takes approximately 5 minutes). Green notes: check for accuracy — any green note with an incorrect claim (e.g., 'I now understand that chloroplasts are found in animal cells too') must be flagged and corrected at the opening of Lesson 5. Orange notes: tally the categories of new questions — questions about chloroplast mechanism, questions about cell wall vs. membrane, questions about plant respiration. If more than 40% of orange notes cluster around one topic (e.g., chloroplast function), that topic requires re-teaching or extension in Lesson 5's opening. Orange notes that reveal prior misconceptions (e.g., 'Do plants not need to eat because they make their own food in the mitochondria?') are particularly valuable — note these learners' names for targeted follow-up.</w:t>
             </w:r>
           </w:p>
         </w:tc>
@@ -13076,32 +13688,32 @@
         <w:tc>
           <w:tcPr>
             <w:tcW w:type="dxa" w:w="1520"/>
-            <w:shd w:fill="E2EFDA" w:color="auto" w:val="clear"/>
-            <w:tcMar>
-              <w:top w:type="dxa" w:w="60"/>
-              <w:left w:type="dxa" w:w="120"/>
-              <w:bottom w:type="dxa" w:w="60"/>
-              <w:right w:type="dxa" w:w="120"/>
-            </w:tcMar>
-            <w:vAlign w:val="top"/>
-          </w:tcPr>
-          <w:p>
-            <w:pPr>
-              <w:spacing w:after="40" w:before="0"/>
-              <w:jc w:val="left"/>
-            </w:pPr>
-            <w:r>
-              <w:rPr>
-                <w:rFonts w:ascii="Arial" w:cs="Arial" w:eastAsia="Arial" w:hAnsi="Arial"/>
-                <w:b/>
-                <w:bCs/>
-                <w:i w:val="false"/>
-                <w:iCs w:val="false"/>
-                <w:color w:val="000000"/>
-                <w:sz w:val="18"/>
-                <w:szCs w:val="18"/>
-              </w:rPr>
-              <w:t xml:space="preserve">Explain Phase</w:t>
+            <w:shd w:fill="D5E8F0" w:color="auto" w:val="clear"/>
+            <w:tcMar>
+              <w:top w:type="dxa" w:w="60"/>
+              <w:left w:type="dxa" w:w="120"/>
+              <w:bottom w:type="dxa" w:w="60"/>
+              <w:right w:type="dxa" w:w="120"/>
+            </w:tcMar>
+            <w:vAlign w:val="top"/>
+          </w:tcPr>
+          <w:p>
+            <w:pPr>
+              <w:spacing w:after="40" w:before="0"/>
+              <w:jc w:val="left"/>
+            </w:pPr>
+            <w:r>
+              <w:rPr>
+                <w:rFonts w:ascii="Arial" w:cs="Arial" w:eastAsia="Arial" w:hAnsi="Arial"/>
+                <w:b/>
+                <w:bCs/>
+                <w:i w:val="false"/>
+                <w:iCs w:val="false"/>
+                <w:color w:val="000000"/>
+                <w:sz w:val="18"/>
+                <w:szCs w:val="18"/>
+              </w:rPr>
+              <w:t xml:space="preserve">Model Building Phase</w:t>
             </w:r>
           </w:p>
           <w:p>
@@ -13124,7 +13736,7 @@
             <w:pPr>
               <w:spacing w:after="20" w:before="0"/>
             </w:pPr>
-            <w:hyperlink w:history="1" r:id="rIdxkb5zfsu4mrl7wlt4aozh">
+            <w:hyperlink w:history="1" r:id="rIdw0ybgpv3iriorvfeekvng">
               <w:r>
                 <w:rPr>
                   <w:rFonts w:ascii="Arial" w:cs="Arial" w:eastAsia="Arial" w:hAnsi="Arial"/>
@@ -13133,7 +13745,7 @@
                   <w:szCs w:val="16"/>
                   <w:u w:val="single" w:color="2E75B6"/>
                 </w:rPr>
-                <w:t xml:space="preserve">Photosynthesis in organisms</w:t>
+                <w:t xml:space="preserve">Comparing animal and plant cells</w:t>
               </w:r>
             </w:hyperlink>
           </w:p>
@@ -13157,7 +13769,7 @@
               <w:spacing w:after="10" w:before="0"/>
               <w:ind w:left="120"/>
             </w:pPr>
-            <w:hyperlink w:history="1" r:id="rIduwh8axj5dl7hmhp2otst4">
+            <w:hyperlink w:history="1" r:id="rIdr3bvj27ltoahzc-fjv-dm">
               <w:r>
                 <w:rPr>
                   <w:rFonts w:ascii="Arial" w:cs="Arial" w:eastAsia="Arial" w:hAnsi="Arial"/>
@@ -13195,14 +13807,14 @@
                 <w:sz w:val="16"/>
                 <w:szCs w:val="16"/>
               </w:rPr>
-              <w:t xml:space="preserve">📖 HTML:</w:t>
+              <w:t xml:space="preserve">📖 EXERCISE:</w:t>
             </w:r>
           </w:p>
           <w:p>
             <w:pPr>
               <w:spacing w:after="20" w:before="0"/>
             </w:pPr>
-            <w:hyperlink w:history="1" r:id="rId7fzsbfk-tfhtpsypxq2xh">
+            <w:hyperlink w:history="1" r:id="rIdvghdcoamcjcknofwtjjnx">
               <w:r>
                 <w:rPr>
                   <w:rFonts w:ascii="Arial" w:cs="Arial" w:eastAsia="Arial" w:hAnsi="Arial"/>
@@ -13211,7 +13823,7 @@
                   <w:szCs w:val="16"/>
                   <w:u w:val="single" w:color="2E75B6"/>
                 </w:rPr>
-                <w:t xml:space="preserve">Plant Cell Structures (Flexbook)</w:t>
+                <w:t xml:space="preserve">Plant vs animal cells</w:t>
               </w:r>
             </w:hyperlink>
           </w:p>
@@ -13227,7 +13839,7 @@
                 <w:sz w:val="14"/>
                 <w:szCs w:val="14"/>
               </w:rPr>
-              <w:t xml:space="preserve">Source: CK-12</w:t>
+              <w:t xml:space="preserve">Source: Khan Academy (English - US curriculum)</w:t>
             </w:r>
           </w:p>
           <w:p>
@@ -13235,619 +13847,7 @@
               <w:spacing w:after="10" w:before="0"/>
               <w:ind w:left="120"/>
             </w:pPr>
-            <w:hyperlink w:history="1" r:id="rIdcqcq0wr0zwqzq1y9wiyfd">
-              <w:r>
-                <w:rPr>
-                  <w:rFonts w:ascii="Arial" w:cs="Arial" w:eastAsia="Arial" w:hAnsi="Arial"/>
-                  <w:color w:val="595959"/>
-                  <w:sz w:val="14"/>
-                  <w:szCs w:val="14"/>
-                  <w:u w:val="single" w:color="595959"/>
-                </w:rPr>
-                <w:t xml:space="preserve">🔍 Search ARES for similar readings</w:t>
-              </w:r>
-            </w:hyperlink>
-          </w:p>
-        </w:tc>
-        <w:tc>
-          <w:tcPr>
-            <w:tcW w:type="dxa" w:w="3040"/>
-            <w:shd w:fill="FFFFFF" w:color="auto" w:val="clear"/>
-            <w:tcMar>
-              <w:top w:type="dxa" w:w="60"/>
-              <w:left w:type="dxa" w:w="120"/>
-              <w:bottom w:type="dxa" w:w="60"/>
-              <w:right w:type="dxa" w:w="120"/>
-            </w:tcMar>
-            <w:vAlign w:val="top"/>
-          </w:tcPr>
-          <w:p>
-            <w:pPr>
-              <w:spacing w:after="40" w:before="0"/>
-              <w:jc w:val="left"/>
-            </w:pPr>
-            <w:r>
-              <w:rPr>
-                <w:rFonts w:ascii="Arial" w:cs="Arial" w:eastAsia="Arial" w:hAnsi="Arial"/>
-                <w:b w:val="false"/>
-                <w:bCs w:val="false"/>
-                <w:i w:val="false"/>
-                <w:iCs w:val="false"/>
-                <w:color w:val="000000"/>
-                <w:sz w:val="18"/>
-                <w:szCs w:val="18"/>
-              </w:rPr>
-              <w:t xml:space="preserve">Groups receive a second worksheet: 'Structure–Function–Phenomenon Links' — a three-column table with column headers: 'Plant-Specific Structure', 'What it does (Function)', 'How it explains what we SEE in the sukuma wiki leaf'. Groups have 6 minutes to complete the three rows (cell wall, chloroplast, large central vacuole) using their annotated photomicrographs and Diagram Table as evidence. Each group then presents one row to the class in a 2-minute round-robin. The teacher uses their responses to build a class-level explanation connecting each structure to the anchoring phenomenon — the wilting, drying sukuma wiki leaf.</w:t>
-            </w:r>
-          </w:p>
-        </w:tc>
-        <w:tc>
-          <w:tcPr>
-            <w:tcW w:type="dxa" w:w="3040"/>
-            <w:shd w:fill="F2F2F2" w:color="auto" w:val="clear"/>
-            <w:tcMar>
-              <w:top w:type="dxa" w:w="60"/>
-              <w:left w:type="dxa" w:w="120"/>
-              <w:bottom w:type="dxa" w:w="60"/>
-              <w:right w:type="dxa" w:w="120"/>
-            </w:tcMar>
-            <w:vAlign w:val="top"/>
-          </w:tcPr>
-          <w:p>
-            <w:pPr>
-              <w:spacing w:after="40" w:before="0"/>
-              <w:jc w:val="left"/>
-            </w:pPr>
-            <w:r>
-              <w:rPr>
-                <w:rFonts w:ascii="Arial" w:cs="Arial" w:eastAsia="Arial" w:hAnsi="Arial"/>
-                <w:b w:val="false"/>
-                <w:bCs w:val="false"/>
-                <w:i w:val="false"/>
-                <w:iCs w:val="false"/>
-                <w:color w:val="000000"/>
-                <w:sz w:val="18"/>
-                <w:szCs w:val="18"/>
-              </w:rPr>
-              <w:t xml:space="preserve">Distribute the Structure–Function–Phenomenon Links worksheet. Explain the task: 'Your job for the next 6 minutes is to explain — not just name. For each of the three plant-only structures, I want you to: describe what it looks like in the electron micrograph, say what job it does inside the cell, and then connect it to something we can actually SEE when we look at a fresh sukuma wiki leaf or a wilted one.' Model one example aloud using a non-plant-specific organelle: 'For example, for mitochondria I would write: looks like a dark oval with folded inner membranes; releases energy from food by respiration; this explains why the leaf stays alive and can grow.' Then say: 'Now your groups do the same for cell wall, chloroplast, and large central vacuole. Use your annotated photomicrographs as evidence.' Set 6-minute timer. Circulate. Prompt groups that are stuck on 'chloroplast function' with: 'In Lesson 2 we said the green granules absorb sunlight — what process does that power?' WAIT 12 seconds. For groups stuck on the vacuole: 'Think about what happens to a football when you let the air out — now think about the cell.' After 6 minutes, cold-call one group per row (3 different groups). After each group presents, ask the class: 'Does anyone want to add to or challenge what Group ___ said?' WAIT 10 seconds. Then deliver a 90-second teacher synthesis, narrating: 'So let us go back to Kisumu. Our learner sees a fresh sukuma wiki leaf — it is GREEN because every mesophyll cell is packed with chloroplasts containing chlorophyll. It is RIGID and crisp because the large central vacuole is full of water, pressing the cell membrane against the tough cell wall — we call that turgor pressure. But when the leaf sits in the sun for days, what happens? The vacuole loses water. Turgor is lost. The cell wall alone cannot hold the shape. The leaf wilts — and eventually the cells die. Every structure we labelled today explains one part of what our learner in Kisumu saw.'</w:t>
-            </w:r>
-          </w:p>
-        </w:tc>
-        <w:tc>
-          <w:tcPr>
-            <w:tcW w:type="dxa" w:w="3040"/>
-            <w:shd w:fill="FFFFFF" w:color="auto" w:val="clear"/>
-            <w:tcMar>
-              <w:top w:type="dxa" w:w="60"/>
-              <w:left w:type="dxa" w:w="120"/>
-              <w:bottom w:type="dxa" w:w="60"/>
-              <w:right w:type="dxa" w:w="120"/>
-            </w:tcMar>
-            <w:vAlign w:val="top"/>
-          </w:tcPr>
-          <w:p>
-            <w:pPr>
-              <w:spacing w:after="40" w:before="0"/>
-              <w:jc w:val="left"/>
-            </w:pPr>
-            <w:r>
-              <w:rPr>
-                <w:rFonts w:ascii="Arial" w:cs="Arial" w:eastAsia="Arial" w:hAnsi="Arial"/>
-                <w:b w:val="false"/>
-                <w:bCs w:val="false"/>
-                <w:i w:val="false"/>
-                <w:iCs w:val="false"/>
-                <w:color w:val="000000"/>
-                <w:sz w:val="18"/>
-                <w:szCs w:val="18"/>
-              </w:rPr>
-              <w:t xml:space="preserve">Structure–Function–Phenomenon Linking (Causal Explanatory Mapping): This strategy (aligned with NGSS SEP 6: Constructing Explanations and SEP 8: Obtaining, Evaluating, and Communicating Information) requires learners to move through three levels: structural description (what it looks like in the EM), mechanistic function (what it does), and phenomenological connection (what it explains about the visible sukuma wiki leaf). This three-level mapping prevents shallow rote learning of organelle names by anchoring every structure in a causal explanation of the anchoring phenomenon. The teacher's football analogy for the vacuole is a Bridging Analogy — a deliberate pedagogical tool to connect an unfamiliar concept (turgor pressure) to a familiar physical experience.</w:t>
-            </w:r>
-          </w:p>
-        </w:tc>
-        <w:tc>
-          <w:tcPr>
-            <w:tcW w:type="dxa" w:w="3040"/>
-            <w:shd w:fill="F2F2F2" w:color="auto" w:val="clear"/>
-            <w:tcMar>
-              <w:top w:type="dxa" w:w="60"/>
-              <w:left w:type="dxa" w:w="120"/>
-              <w:bottom w:type="dxa" w:w="60"/>
-              <w:right w:type="dxa" w:w="120"/>
-            </w:tcMar>
-            <w:vAlign w:val="top"/>
-          </w:tcPr>
-          <w:p>
-            <w:pPr>
-              <w:spacing w:after="40" w:before="0"/>
-              <w:jc w:val="left"/>
-            </w:pPr>
-            <w:r>
-              <w:rPr>
-                <w:rFonts w:ascii="Arial" w:cs="Arial" w:eastAsia="Arial" w:hAnsi="Arial"/>
-                <w:b w:val="false"/>
-                <w:bCs w:val="false"/>
-                <w:i w:val="false"/>
-                <w:iCs w:val="false"/>
-                <w:color w:val="000000"/>
-                <w:sz w:val="18"/>
-                <w:szCs w:val="18"/>
-              </w:rPr>
-              <w:t xml:space="preserve">Collect all completed Structure–Function–Phenomenon worksheets at the end of the phase — these are the primary formative assessment artefact for Lesson 4. Evaluate each group's worksheet against three criteria: (1) Accuracy of function (e.g., chloroplast = photosynthesis, not just 'makes food'); (2) Quality of phenomenon connection (superficial: 'makes the leaf green' vs. deep: 'chlorophyll in the thylakoid membranes absorbs sunlight to drive photosynthesis, which produces the glucose that keeps the leaf alive'); (3) Use of evidence from the photomicrograph (do they cite specific image features?). Groups scoring 0–1 on criterion 3 need targeted feedback before Lesson 5. Listen during group presentations for spontaneous use of the term 'turgor pressure' — if no group uses it, introduce it explicitly in the teacher synthesis.</w:t>
-            </w:r>
-          </w:p>
-        </w:tc>
-      </w:tr>
-      <w:tr>
-        <w:tc>
-          <w:tcPr>
-            <w:tcW w:type="dxa" w:w="1520"/>
-            <w:shd w:fill="FCE4D6" w:color="auto" w:val="clear"/>
-            <w:tcMar>
-              <w:top w:type="dxa" w:w="60"/>
-              <w:left w:type="dxa" w:w="120"/>
-              <w:bottom w:type="dxa" w:w="60"/>
-              <w:right w:type="dxa" w:w="120"/>
-            </w:tcMar>
-            <w:vAlign w:val="top"/>
-          </w:tcPr>
-          <w:p>
-            <w:pPr>
-              <w:spacing w:after="40" w:before="0"/>
-              <w:jc w:val="left"/>
-            </w:pPr>
-            <w:r>
-              <w:rPr>
-                <w:rFonts w:ascii="Arial" w:cs="Arial" w:eastAsia="Arial" w:hAnsi="Arial"/>
-                <w:b/>
-                <w:bCs/>
-                <w:i w:val="false"/>
-                <w:iCs w:val="false"/>
-                <w:color w:val="000000"/>
-                <w:sz w:val="18"/>
-                <w:szCs w:val="18"/>
-              </w:rPr>
-              <w:t xml:space="preserve">Driving Question Board (DQB) Creation</w:t>
-            </w:r>
-          </w:p>
-          <w:p>
-            <w:pPr>
-              <w:spacing w:after="20" w:before="0"/>
-            </w:pPr>
-            <w:r>
-              <w:rPr>
-                <w:rFonts w:ascii="Arial" w:cs="Arial" w:eastAsia="Arial" w:hAnsi="Arial"/>
-                <w:b/>
-                <w:bCs/>
-                <w:color w:val="1F3864"/>
-                <w:sz w:val="16"/>
-                <w:szCs w:val="16"/>
-              </w:rPr>
-              <w:t xml:space="preserve">📹 VIDEO:</w:t>
-            </w:r>
-          </w:p>
-          <w:p>
-            <w:pPr>
-              <w:spacing w:after="20" w:before="0"/>
-            </w:pPr>
-            <w:hyperlink w:history="1" r:id="rIdg4bh_8w-phkgrqkr9njao">
-              <w:r>
-                <w:rPr>
-                  <w:rFonts w:ascii="Arial" w:cs="Arial" w:eastAsia="Arial" w:hAnsi="Arial"/>
-                  <w:color w:val="2E75B6"/>
-                  <w:sz w:val="16"/>
-                  <w:szCs w:val="16"/>
-                  <w:u w:val="single" w:color="2E75B6"/>
-                </w:rPr>
-                <w:t xml:space="preserve">Photosynthesis in organisms</w:t>
-              </w:r>
-            </w:hyperlink>
-          </w:p>
-          <w:p>
-            <w:pPr>
-              <w:spacing w:after="10" w:before="0"/>
-              <w:ind w:left="120"/>
-            </w:pPr>
-            <w:r>
-              <w:rPr>
-                <w:rFonts w:ascii="Arial" w:cs="Arial" w:eastAsia="Arial" w:hAnsi="Arial"/>
-                <w:color w:val="595959"/>
-                <w:sz w:val="14"/>
-                <w:szCs w:val="14"/>
-              </w:rPr>
-              <w:t xml:space="preserve">Source: Khan Academy (English - US curriculum)</w:t>
-            </w:r>
-          </w:p>
-          <w:p>
-            <w:pPr>
-              <w:spacing w:after="10" w:before="0"/>
-              <w:ind w:left="120"/>
-            </w:pPr>
-            <w:hyperlink w:history="1" r:id="rIdhzfnx0jo_sbtokzxcnkmj">
-              <w:r>
-                <w:rPr>
-                  <w:rFonts w:ascii="Arial" w:cs="Arial" w:eastAsia="Arial" w:hAnsi="Arial"/>
-                  <w:color w:val="595959"/>
-                  <w:sz w:val="14"/>
-                  <w:szCs w:val="14"/>
-                  <w:u w:val="single" w:color="595959"/>
-                </w:rPr>
-                <w:t xml:space="preserve">🔍 Search ARES for similar videos</w:t>
-              </w:r>
-            </w:hyperlink>
-          </w:p>
-          <w:p>
-            <w:pPr>
-              <w:spacing w:after="40" w:before="0"/>
-            </w:pPr>
-            <w:r>
-              <w:rPr>
-                <w:sz w:val="14"/>
-                <w:szCs w:val="14"/>
-              </w:rPr>
-              <w:t xml:space="preserve"/>
-            </w:r>
-          </w:p>
-          <w:p>
-            <w:pPr>
-              <w:spacing w:after="20" w:before="0"/>
-            </w:pPr>
-            <w:r>
-              <w:rPr>
-                <w:rFonts w:ascii="Arial" w:cs="Arial" w:eastAsia="Arial" w:hAnsi="Arial"/>
-                <w:b/>
-                <w:bCs/>
-                <w:color w:val="1F3864"/>
-                <w:sz w:val="16"/>
-                <w:szCs w:val="16"/>
-              </w:rPr>
-              <w:t xml:space="preserve">📖 HTML:</w:t>
-            </w:r>
-          </w:p>
-          <w:p>
-            <w:pPr>
-              <w:spacing w:after="20" w:before="0"/>
-            </w:pPr>
-            <w:hyperlink w:history="1" r:id="rIdyg8ihrneol8wt1pcdsiwc">
-              <w:r>
-                <w:rPr>
-                  <w:rFonts w:ascii="Arial" w:cs="Arial" w:eastAsia="Arial" w:hAnsi="Arial"/>
-                  <w:color w:val="2E75B6"/>
-                  <w:sz w:val="16"/>
-                  <w:szCs w:val="16"/>
-                  <w:u w:val="single" w:color="2E75B6"/>
-                </w:rPr>
-                <w:t xml:space="preserve">Plant Cell Structures (Flexbook)</w:t>
-              </w:r>
-            </w:hyperlink>
-          </w:p>
-          <w:p>
-            <w:pPr>
-              <w:spacing w:after="10" w:before="0"/>
-              <w:ind w:left="120"/>
-            </w:pPr>
-            <w:r>
-              <w:rPr>
-                <w:rFonts w:ascii="Arial" w:cs="Arial" w:eastAsia="Arial" w:hAnsi="Arial"/>
-                <w:color w:val="595959"/>
-                <w:sz w:val="14"/>
-                <w:szCs w:val="14"/>
-              </w:rPr>
-              <w:t xml:space="preserve">Source: CK-12</w:t>
-            </w:r>
-          </w:p>
-          <w:p>
-            <w:pPr>
-              <w:spacing w:after="10" w:before="0"/>
-              <w:ind w:left="120"/>
-            </w:pPr>
-            <w:hyperlink w:history="1" r:id="rIdchmfevdftl1jr7hrfwqwe">
-              <w:r>
-                <w:rPr>
-                  <w:rFonts w:ascii="Arial" w:cs="Arial" w:eastAsia="Arial" w:hAnsi="Arial"/>
-                  <w:color w:val="595959"/>
-                  <w:sz w:val="14"/>
-                  <w:szCs w:val="14"/>
-                  <w:u w:val="single" w:color="595959"/>
-                </w:rPr>
-                <w:t xml:space="preserve">🔍 Search ARES for similar readings</w:t>
-              </w:r>
-            </w:hyperlink>
-          </w:p>
-        </w:tc>
-        <w:tc>
-          <w:tcPr>
-            <w:tcW w:type="dxa" w:w="3040"/>
-            <w:shd w:fill="FFFFFF" w:color="auto" w:val="clear"/>
-            <w:tcMar>
-              <w:top w:type="dxa" w:w="60"/>
-              <w:left w:type="dxa" w:w="120"/>
-              <w:bottom w:type="dxa" w:w="60"/>
-              <w:right w:type="dxa" w:w="120"/>
-            </w:tcMar>
-            <w:vAlign w:val="top"/>
-          </w:tcPr>
-          <w:p>
-            <w:pPr>
-              <w:spacing w:after="40" w:before="0"/>
-              <w:jc w:val="left"/>
-            </w:pPr>
-            <w:r>
-              <w:rPr>
-                <w:rFonts w:ascii="Arial" w:cs="Arial" w:eastAsia="Arial" w:hAnsi="Arial"/>
-                <w:b w:val="false"/>
-                <w:bCs w:val="false"/>
-                <w:i w:val="false"/>
-                <w:iCs w:val="false"/>
-                <w:color w:val="000000"/>
-                <w:sz w:val="18"/>
-                <w:szCs w:val="18"/>
-              </w:rPr>
-              <w:t xml:space="preserve">Each learner receives two sticky notes. On the first (green), they write one thing they now understand about the driving question ('What makes up an organism — and how do the tiny structures inside a single cell keep a living thing alive?') that they did not understand at the start of the lesson. On the second (orange), they write one new question the lesson has raised for them — something they observed or discussed that they still cannot fully explain. Learners post both sticky notes on the class Driving Question Board under the column 'Lesson 4: Plant Cell'. The teacher reads 3–4 orange sticky notes aloud and groups similar new questions together on the board, flagging which will be addressed in upcoming lessons.</w:t>
-            </w:r>
-          </w:p>
-        </w:tc>
-        <w:tc>
-          <w:tcPr>
-            <w:tcW w:type="dxa" w:w="3040"/>
-            <w:shd w:fill="F2F2F2" w:color="auto" w:val="clear"/>
-            <w:tcMar>
-              <w:top w:type="dxa" w:w="60"/>
-              <w:left w:type="dxa" w:w="120"/>
-              <w:bottom w:type="dxa" w:w="60"/>
-              <w:right w:type="dxa" w:w="120"/>
-            </w:tcMar>
-            <w:vAlign w:val="top"/>
-          </w:tcPr>
-          <w:p>
-            <w:pPr>
-              <w:spacing w:after="40" w:before="0"/>
-              <w:jc w:val="left"/>
-            </w:pPr>
-            <w:r>
-              <w:rPr>
-                <w:rFonts w:ascii="Arial" w:cs="Arial" w:eastAsia="Arial" w:hAnsi="Arial"/>
-                <w:b w:val="false"/>
-                <w:bCs w:val="false"/>
-                <w:i w:val="false"/>
-                <w:iCs w:val="false"/>
-                <w:color w:val="000000"/>
-                <w:sz w:val="18"/>
-                <w:szCs w:val="18"/>
-              </w:rPr>
-              <w:t xml:space="preserve">Say: 'Before we update our Driving Question Board, I want you to re-read the driving question at the top of the board.' Read it aloud slowly: 'What makes up an organism — and how do the tiny structures inside a single cell keep a whole living thing, from a sukuma wiki plant to a human being in Nairobi, alive?' Pause 10 seconds. Then say: 'On your green sticky note, write one thing you understand NOW that you did not understand at the START of today's lesson — be specific, use organelle names. On your orange sticky note, write one question this lesson has created for you — something you are now curious about or confused by. You have 2 minutes.' After 2 minutes, direct learners to post sticky notes on the DQB. Read 4 orange notes aloud (choose a mix of factual and deeper questions). Say: 'I am going to group these questions. Some of you are asking HOW the chloroplast actually turns sunlight into food — we will address that in our strand on Nutrition. Some of you are asking WHY plant cells need both a cell membrane AND a cell wall — excellent question for our next lesson on cell function. Some of you are asking: if plant cells have mitochondria AND chloroplasts, do they both photosynthesise AND respire? — write that one large on the board — we will come back to it in our Respiration strand.' Point to the DQB and say: 'This board is our growing record of understanding. Every lesson we add to it. Notice how many questions have moved from the orange column to the green column since Lesson 1 — that is your learning, visible.'</w:t>
-            </w:r>
-          </w:p>
-        </w:tc>
-        <w:tc>
-          <w:tcPr>
-            <w:tcW w:type="dxa" w:w="3040"/>
-            <w:shd w:fill="FFFFFF" w:color="auto" w:val="clear"/>
-            <w:tcMar>
-              <w:top w:type="dxa" w:w="60"/>
-              <w:left w:type="dxa" w:w="120"/>
-              <w:bottom w:type="dxa" w:w="60"/>
-              <w:right w:type="dxa" w:w="120"/>
-            </w:tcMar>
-            <w:vAlign w:val="top"/>
-          </w:tcPr>
-          <w:p>
-            <w:pPr>
-              <w:spacing w:after="40" w:before="0"/>
-              <w:jc w:val="left"/>
-            </w:pPr>
-            <w:r>
-              <w:rPr>
-                <w:rFonts w:ascii="Arial" w:cs="Arial" w:eastAsia="Arial" w:hAnsi="Arial"/>
-                <w:b w:val="false"/>
-                <w:bCs w:val="false"/>
-                <w:i w:val="false"/>
-                <w:iCs w:val="false"/>
-                <w:color w:val="000000"/>
-                <w:sz w:val="18"/>
-                <w:szCs w:val="18"/>
-              </w:rPr>
-              <w:t xml:space="preserve">Driving Question Board (DQB) as a Living Knowledge Map: The DQB routine (a core NGSS storyline tool) serves two sensemaking functions simultaneously. The green sticky notes externalise and consolidate new understanding, forcing retrieval practice (a high-efficacy learning strategy). The orange sticky notes make intellectual uncertainty visible and valued — signalling to learners that scientific curiosity is productive, not a sign of failure. Grouping similar orange questions on the board models the scientific practice of identifying patterns in data (SEP 4) and helps learners see that their individual confusion is often shared, reducing anxiety and building a collaborative inquiry culture.</w:t>
-            </w:r>
-          </w:p>
-        </w:tc>
-        <w:tc>
-          <w:tcPr>
-            <w:tcW w:type="dxa" w:w="3040"/>
-            <w:shd w:fill="F2F2F2" w:color="auto" w:val="clear"/>
-            <w:tcMar>
-              <w:top w:type="dxa" w:w="60"/>
-              <w:left w:type="dxa" w:w="120"/>
-              <w:bottom w:type="dxa" w:w="60"/>
-              <w:right w:type="dxa" w:w="120"/>
-            </w:tcMar>
-            <w:vAlign w:val="top"/>
-          </w:tcPr>
-          <w:p>
-            <w:pPr>
-              <w:spacing w:after="40" w:before="0"/>
-              <w:jc w:val="left"/>
-            </w:pPr>
-            <w:r>
-              <w:rPr>
-                <w:rFonts w:ascii="Arial" w:cs="Arial" w:eastAsia="Arial" w:hAnsi="Arial"/>
-                <w:b w:val="false"/>
-                <w:bCs w:val="false"/>
-                <w:i w:val="false"/>
-                <w:iCs w:val="false"/>
-                <w:color w:val="000000"/>
-                <w:sz w:val="18"/>
-                <w:szCs w:val="18"/>
-              </w:rPr>
-              <w:t xml:space="preserve">Teacher reads all posted sticky notes before the next lesson (takes approximately 5 minutes). Green notes: check for accuracy — any green note with an incorrect claim (e.g., 'I now understand that chloroplasts are found in animal cells too') must be flagged and corrected at the opening of Lesson 5. Orange notes: tally the categories of new questions — questions about chloroplast mechanism, questions about cell wall vs. membrane, questions about plant respiration. If more than 40% of orange notes cluster around one topic (e.g., chloroplast function), that topic requires re-teaching or extension in Lesson 5's opening. Orange notes that reveal prior misconceptions (e.g., 'Do plants not need to eat because they make their own food in the mitochondria?') are particularly valuable — note these learners' names for targeted follow-up.</w:t>
-            </w:r>
-          </w:p>
-        </w:tc>
-      </w:tr>
-      <w:tr>
-        <w:tc>
-          <w:tcPr>
-            <w:tcW w:type="dxa" w:w="1520"/>
-            <w:shd w:fill="D5E8F0" w:color="auto" w:val="clear"/>
-            <w:tcMar>
-              <w:top w:type="dxa" w:w="60"/>
-              <w:left w:type="dxa" w:w="120"/>
-              <w:bottom w:type="dxa" w:w="60"/>
-              <w:right w:type="dxa" w:w="120"/>
-            </w:tcMar>
-            <w:vAlign w:val="top"/>
-          </w:tcPr>
-          <w:p>
-            <w:pPr>
-              <w:spacing w:after="40" w:before="0"/>
-              <w:jc w:val="left"/>
-            </w:pPr>
-            <w:r>
-              <w:rPr>
-                <w:rFonts w:ascii="Arial" w:cs="Arial" w:eastAsia="Arial" w:hAnsi="Arial"/>
-                <w:b/>
-                <w:bCs/>
-                <w:i w:val="false"/>
-                <w:iCs w:val="false"/>
-                <w:color w:val="000000"/>
-                <w:sz w:val="18"/>
-                <w:szCs w:val="18"/>
-              </w:rPr>
-              <w:t xml:space="preserve">Model Building Phase</w:t>
-            </w:r>
-          </w:p>
-          <w:p>
-            <w:pPr>
-              <w:spacing w:after="20" w:before="0"/>
-            </w:pPr>
-            <w:r>
-              <w:rPr>
-                <w:rFonts w:ascii="Arial" w:cs="Arial" w:eastAsia="Arial" w:hAnsi="Arial"/>
-                <w:b/>
-                <w:bCs/>
-                <w:color w:val="1F3864"/>
-                <w:sz w:val="16"/>
-                <w:szCs w:val="16"/>
-              </w:rPr>
-              <w:t xml:space="preserve">📹 VIDEO:</w:t>
-            </w:r>
-          </w:p>
-          <w:p>
-            <w:pPr>
-              <w:spacing w:after="20" w:before="0"/>
-            </w:pPr>
-            <w:hyperlink w:history="1" r:id="rId5pwmybfmm-rziqevvi37v">
-              <w:r>
-                <w:rPr>
-                  <w:rFonts w:ascii="Arial" w:cs="Arial" w:eastAsia="Arial" w:hAnsi="Arial"/>
-                  <w:color w:val="2E75B6"/>
-                  <w:sz w:val="16"/>
-                  <w:szCs w:val="16"/>
-                  <w:u w:val="single" w:color="2E75B6"/>
-                </w:rPr>
-                <w:t xml:space="preserve">Photosynthesis in organisms</w:t>
-              </w:r>
-            </w:hyperlink>
-          </w:p>
-          <w:p>
-            <w:pPr>
-              <w:spacing w:after="10" w:before="0"/>
-              <w:ind w:left="120"/>
-            </w:pPr>
-            <w:r>
-              <w:rPr>
-                <w:rFonts w:ascii="Arial" w:cs="Arial" w:eastAsia="Arial" w:hAnsi="Arial"/>
-                <w:color w:val="595959"/>
-                <w:sz w:val="14"/>
-                <w:szCs w:val="14"/>
-              </w:rPr>
-              <w:t xml:space="preserve">Source: Khan Academy (English - US curriculum)</w:t>
-            </w:r>
-          </w:p>
-          <w:p>
-            <w:pPr>
-              <w:spacing w:after="10" w:before="0"/>
-              <w:ind w:left="120"/>
-            </w:pPr>
-            <w:hyperlink w:history="1" r:id="rIdbjvjosgvymn7ytbuphfgx">
-              <w:r>
-                <w:rPr>
-                  <w:rFonts w:ascii="Arial" w:cs="Arial" w:eastAsia="Arial" w:hAnsi="Arial"/>
-                  <w:color w:val="595959"/>
-                  <w:sz w:val="14"/>
-                  <w:szCs w:val="14"/>
-                  <w:u w:val="single" w:color="595959"/>
-                </w:rPr>
-                <w:t xml:space="preserve">🔍 Search ARES for similar videos</w:t>
-              </w:r>
-            </w:hyperlink>
-          </w:p>
-          <w:p>
-            <w:pPr>
-              <w:spacing w:after="40" w:before="0"/>
-            </w:pPr>
-            <w:r>
-              <w:rPr>
-                <w:sz w:val="14"/>
-                <w:szCs w:val="14"/>
-              </w:rPr>
-              <w:t xml:space="preserve"/>
-            </w:r>
-          </w:p>
-          <w:p>
-            <w:pPr>
-              <w:spacing w:after="20" w:before="0"/>
-            </w:pPr>
-            <w:r>
-              <w:rPr>
-                <w:rFonts w:ascii="Arial" w:cs="Arial" w:eastAsia="Arial" w:hAnsi="Arial"/>
-                <w:b/>
-                <w:bCs/>
-                <w:color w:val="1F3864"/>
-                <w:sz w:val="16"/>
-                <w:szCs w:val="16"/>
-              </w:rPr>
-              <w:t xml:space="preserve">📖 HTML:</w:t>
-            </w:r>
-          </w:p>
-          <w:p>
-            <w:pPr>
-              <w:spacing w:after="20" w:before="0"/>
-            </w:pPr>
-            <w:hyperlink w:history="1" r:id="rIdsj_izrqpzrmkmnsw7o08y">
-              <w:r>
-                <w:rPr>
-                  <w:rFonts w:ascii="Arial" w:cs="Arial" w:eastAsia="Arial" w:hAnsi="Arial"/>
-                  <w:color w:val="2E75B6"/>
-                  <w:sz w:val="16"/>
-                  <w:szCs w:val="16"/>
-                  <w:u w:val="single" w:color="2E75B6"/>
-                </w:rPr>
-                <w:t xml:space="preserve">Plant Cell Structures (Flexbook)</w:t>
-              </w:r>
-            </w:hyperlink>
-          </w:p>
-          <w:p>
-            <w:pPr>
-              <w:spacing w:after="10" w:before="0"/>
-              <w:ind w:left="120"/>
-            </w:pPr>
-            <w:r>
-              <w:rPr>
-                <w:rFonts w:ascii="Arial" w:cs="Arial" w:eastAsia="Arial" w:hAnsi="Arial"/>
-                <w:color w:val="595959"/>
-                <w:sz w:val="14"/>
-                <w:szCs w:val="14"/>
-              </w:rPr>
-              <w:t xml:space="preserve">Source: CK-12</w:t>
-            </w:r>
-          </w:p>
-          <w:p>
-            <w:pPr>
-              <w:spacing w:after="10" w:before="0"/>
-              <w:ind w:left="120"/>
-            </w:pPr>
-            <w:hyperlink w:history="1" r:id="rId6bqs729l1xowgkvsy68c9">
+            <w:hyperlink w:history="1" r:id="rIdida7tlavigqsx3es-_c4j">
               <w:r>
                 <w:rPr>
                   <w:rFonts w:ascii="Arial" w:cs="Arial" w:eastAsia="Arial" w:hAnsi="Arial"/>
@@ -15645,7 +15645,7 @@
             <w:pPr>
               <w:spacing w:after="20" w:before="0"/>
             </w:pPr>
-            <w:hyperlink w:history="1" r:id="rIds3ii617nsb3zudn2o-ivq">
+            <w:hyperlink w:history="1" r:id="rIdyromqcn7mj5zof6i4sbed">
               <w:r>
                 <w:rPr>
                   <w:rFonts w:ascii="Arial" w:cs="Arial" w:eastAsia="Arial" w:hAnsi="Arial"/>
@@ -15654,7 +15654,7 @@
                   <w:szCs w:val="16"/>
                   <w:u w:val="single" w:color="2E75B6"/>
                 </w:rPr>
-                <w:t xml:space="preserve">Cell parts and their functions</w:t>
+                <w:t xml:space="preserve">Comparing animal and plant cells</w:t>
               </w:r>
             </w:hyperlink>
           </w:p>
@@ -15678,7 +15678,7 @@
               <w:spacing w:after="10" w:before="0"/>
               <w:ind w:left="120"/>
             </w:pPr>
-            <w:hyperlink w:history="1" r:id="rIddfga-qccp0oywykzmf0fa">
+            <w:hyperlink w:history="1" r:id="rIdaiu-h9naoghjcec5femkh">
               <w:r>
                 <w:rPr>
                   <w:rFonts w:ascii="Arial" w:cs="Arial" w:eastAsia="Arial" w:hAnsi="Arial"/>
@@ -15723,7 +15723,7 @@
             <w:pPr>
               <w:spacing w:after="20" w:before="0"/>
             </w:pPr>
-            <w:hyperlink w:history="1" r:id="rIdiniadog91furorxrkiq6s">
+            <w:hyperlink w:history="1" r:id="rIdr26drpmpsj1czapgd-ij6">
               <w:r>
                 <w:rPr>
                   <w:rFonts w:ascii="Arial" w:cs="Arial" w:eastAsia="Arial" w:hAnsi="Arial"/>
@@ -15732,7 +15732,7 @@
                   <w:szCs w:val="16"/>
                   <w:u w:val="single" w:color="2E75B6"/>
                 </w:rPr>
-                <w:t xml:space="preserve">Functions that Describe Situations (Flexbook)</w:t>
+                <w:t xml:space="preserve">Cell Organelles (PLIX)</w:t>
               </w:r>
             </w:hyperlink>
           </w:p>
@@ -15756,7 +15756,7 @@
               <w:spacing w:after="10" w:before="0"/>
               <w:ind w:left="120"/>
             </w:pPr>
-            <w:hyperlink w:history="1" r:id="rIdahei8pxihbzql8qwssq3c">
+            <w:hyperlink w:history="1" r:id="rIdzvcvtsytcanq0xslmtgym">
               <w:r>
                 <w:rPr>
                   <w:rFonts w:ascii="Arial" w:cs="Arial" w:eastAsia="Arial" w:hAnsi="Arial"/>
@@ -15951,7 +15951,7 @@
             <w:pPr>
               <w:spacing w:after="20" w:before="0"/>
             </w:pPr>
-            <w:hyperlink w:history="1" r:id="rIdzi4nuprniqdgfayk1ht5z">
+            <w:hyperlink w:history="1" r:id="rIdjfdrlhfnexqqgrv7f-rgw">
               <w:r>
                 <w:rPr>
                   <w:rFonts w:ascii="Arial" w:cs="Arial" w:eastAsia="Arial" w:hAnsi="Arial"/>
@@ -15960,7 +15960,7 @@
                   <w:szCs w:val="16"/>
                   <w:u w:val="single" w:color="2E75B6"/>
                 </w:rPr>
-                <w:t xml:space="preserve">Cell parts and their functions</w:t>
+                <w:t xml:space="preserve">Comparing animal and plant cells</w:t>
               </w:r>
             </w:hyperlink>
           </w:p>
@@ -15984,7 +15984,7 @@
               <w:spacing w:after="10" w:before="0"/>
               <w:ind w:left="120"/>
             </w:pPr>
-            <w:hyperlink w:history="1" r:id="rIduuaisbpmtllof16ikxz54">
+            <w:hyperlink w:history="1" r:id="rId9y8r16kmvsvgwgw4j3x-e">
               <w:r>
                 <w:rPr>
                   <w:rFonts w:ascii="Arial" w:cs="Arial" w:eastAsia="Arial" w:hAnsi="Arial"/>
@@ -16022,14 +16022,14 @@
                 <w:sz w:val="16"/>
                 <w:szCs w:val="16"/>
               </w:rPr>
-              <w:t xml:space="preserve">📖 HTML:</w:t>
+              <w:t xml:space="preserve">📖 EXERCISE:</w:t>
             </w:r>
           </w:p>
           <w:p>
             <w:pPr>
               <w:spacing w:after="20" w:before="0"/>
             </w:pPr>
-            <w:hyperlink w:history="1" r:id="rIdkxa5iucngpkc6l21llgq5">
+            <w:hyperlink w:history="1" r:id="rIdozhadsuqb4nqibtixhaki">
               <w:r>
                 <w:rPr>
                   <w:rFonts w:ascii="Arial" w:cs="Arial" w:eastAsia="Arial" w:hAnsi="Arial"/>
@@ -16038,7 +16038,7 @@
                   <w:szCs w:val="16"/>
                   <w:u w:val="single" w:color="2E75B6"/>
                 </w:rPr>
-                <w:t xml:space="preserve">Functions that Describe Situations (Flexbook)</w:t>
+                <w:t xml:space="preserve">Cell structures and their functions</w:t>
               </w:r>
             </w:hyperlink>
           </w:p>
@@ -16054,7 +16054,7 @@
                 <w:sz w:val="14"/>
                 <w:szCs w:val="14"/>
               </w:rPr>
-              <w:t xml:space="preserve">Source: CK-12</w:t>
+              <w:t xml:space="preserve">Source: Khan Academy (English - US curriculum)</w:t>
             </w:r>
           </w:p>
           <w:p>
@@ -16062,7 +16062,7 @@
               <w:spacing w:after="10" w:before="0"/>
               <w:ind w:left="120"/>
             </w:pPr>
-            <w:hyperlink w:history="1" r:id="rIduhi5alozghcslkqjmnxof">
+            <w:hyperlink w:history="1" r:id="rIdoq-ybndzvg82blv6rtlhu">
               <w:r>
                 <w:rPr>
                   <w:rFonts w:ascii="Arial" w:cs="Arial" w:eastAsia="Arial" w:hAnsi="Arial"/>
@@ -16257,7 +16257,7 @@
             <w:pPr>
               <w:spacing w:after="20" w:before="0"/>
             </w:pPr>
-            <w:hyperlink w:history="1" r:id="rIdbvzc-xxttevs7mjxrj6fv">
+            <w:hyperlink w:history="1" r:id="rIdzbkea7_m99vf5qwug2zwf">
               <w:r>
                 <w:rPr>
                   <w:rFonts w:ascii="Arial" w:cs="Arial" w:eastAsia="Arial" w:hAnsi="Arial"/>
@@ -16266,7 +16266,7 @@
                   <w:szCs w:val="16"/>
                   <w:u w:val="single" w:color="2E75B6"/>
                 </w:rPr>
-                <w:t xml:space="preserve">Cell parts and their functions</w:t>
+                <w:t xml:space="preserve">Comparing animal and plant cells</w:t>
               </w:r>
             </w:hyperlink>
           </w:p>
@@ -16290,7 +16290,7 @@
               <w:spacing w:after="10" w:before="0"/>
               <w:ind w:left="120"/>
             </w:pPr>
-            <w:hyperlink w:history="1" r:id="rIdd6n-n-mh1wzdmjvrs_eux">
+            <w:hyperlink w:history="1" r:id="rIdc8qwjwntggf3wy9l5ejks">
               <w:r>
                 <w:rPr>
                   <w:rFonts w:ascii="Arial" w:cs="Arial" w:eastAsia="Arial" w:hAnsi="Arial"/>
@@ -16335,7 +16335,7 @@
             <w:pPr>
               <w:spacing w:after="20" w:before="0"/>
             </w:pPr>
-            <w:hyperlink w:history="1" r:id="rIdpxe2g-choo8dptualbdie">
+            <w:hyperlink w:history="1" r:id="rIdwsp644wfkdvopzvuli8sj">
               <w:r>
                 <w:rPr>
                   <w:rFonts w:ascii="Arial" w:cs="Arial" w:eastAsia="Arial" w:hAnsi="Arial"/>
@@ -16344,7 +16344,7 @@
                   <w:szCs w:val="16"/>
                   <w:u w:val="single" w:color="2E75B6"/>
                 </w:rPr>
-                <w:t xml:space="preserve">Functions that Describe Situations (Flexbook)</w:t>
+                <w:t xml:space="preserve">Other Cell Organelles (Flexbook)</w:t>
               </w:r>
             </w:hyperlink>
           </w:p>
@@ -16368,7 +16368,7 @@
               <w:spacing w:after="10" w:before="0"/>
               <w:ind w:left="120"/>
             </w:pPr>
-            <w:hyperlink w:history="1" r:id="rIdbsgpr3oljcakgqwjfmvni">
+            <w:hyperlink w:history="1" r:id="rIdd32shcda5ckvx3rzkc9z_">
               <w:r>
                 <w:rPr>
                   <w:rFonts w:ascii="Arial" w:cs="Arial" w:eastAsia="Arial" w:hAnsi="Arial"/>
@@ -16563,7 +16563,7 @@
             <w:pPr>
               <w:spacing w:after="20" w:before="0"/>
             </w:pPr>
-            <w:hyperlink w:history="1" r:id="rIdx0eildfccs6bdhoofr1l3">
+            <w:hyperlink w:history="1" r:id="rIdxddlmbheru1vsyzfkw4xx">
               <w:r>
                 <w:rPr>
                   <w:rFonts w:ascii="Arial" w:cs="Arial" w:eastAsia="Arial" w:hAnsi="Arial"/>
@@ -16572,7 +16572,7 @@
                   <w:szCs w:val="16"/>
                   <w:u w:val="single" w:color="2E75B6"/>
                 </w:rPr>
-                <w:t xml:space="preserve">Cell parts and their functions</w:t>
+                <w:t xml:space="preserve">Comparing animal and plant cells</w:t>
               </w:r>
             </w:hyperlink>
           </w:p>
@@ -16596,7 +16596,7 @@
               <w:spacing w:after="10" w:before="0"/>
               <w:ind w:left="120"/>
             </w:pPr>
-            <w:hyperlink w:history="1" r:id="rIdluhgkipvznpj-3tvehm5p">
+            <w:hyperlink w:history="1" r:id="rIda99zw11einltubdq4xeg4">
               <w:r>
                 <w:rPr>
                   <w:rFonts w:ascii="Arial" w:cs="Arial" w:eastAsia="Arial" w:hAnsi="Arial"/>
@@ -16634,14 +16634,14 @@
                 <w:sz w:val="16"/>
                 <w:szCs w:val="16"/>
               </w:rPr>
-              <w:t xml:space="preserve">📖 HTML:</w:t>
+              <w:t xml:space="preserve">📖 EXERCISE:</w:t>
             </w:r>
           </w:p>
           <w:p>
             <w:pPr>
               <w:spacing w:after="20" w:before="0"/>
             </w:pPr>
-            <w:hyperlink w:history="1" r:id="rId3k00rllokhctywcg2ntj5">
+            <w:hyperlink w:history="1" r:id="rIdtulbjth0xxqwbic9_pi0w">
               <w:r>
                 <w:rPr>
                   <w:rFonts w:ascii="Arial" w:cs="Arial" w:eastAsia="Arial" w:hAnsi="Arial"/>
@@ -16650,7 +16650,7 @@
                   <w:szCs w:val="16"/>
                   <w:u w:val="single" w:color="2E75B6"/>
                 </w:rPr>
-                <w:t xml:space="preserve">Functions that Describe Situations (Flexbook)</w:t>
+                <w:t xml:space="preserve">Other Cell Organelles Practice</w:t>
               </w:r>
             </w:hyperlink>
           </w:p>
@@ -16674,7 +16674,7 @@
               <w:spacing w:after="10" w:before="0"/>
               <w:ind w:left="120"/>
             </w:pPr>
-            <w:hyperlink w:history="1" r:id="rIdony2-tvxsxqfcd2udvxnq">
+            <w:hyperlink w:history="1" r:id="rIdrhmf2af9qpv2dudfdvxaz">
               <w:r>
                 <w:rPr>
                   <w:rFonts w:ascii="Arial" w:cs="Arial" w:eastAsia="Arial" w:hAnsi="Arial"/>
@@ -16869,7 +16869,7 @@
             <w:pPr>
               <w:spacing w:after="20" w:before="0"/>
             </w:pPr>
-            <w:hyperlink w:history="1" r:id="rIdnxlh1ao7nffgcs1lzcsju">
+            <w:hyperlink w:history="1" r:id="rIdxbbefve2opv8r402_c5vj">
               <w:r>
                 <w:rPr>
                   <w:rFonts w:ascii="Arial" w:cs="Arial" w:eastAsia="Arial" w:hAnsi="Arial"/>
@@ -16878,7 +16878,7 @@
                   <w:szCs w:val="16"/>
                   <w:u w:val="single" w:color="2E75B6"/>
                 </w:rPr>
-                <w:t xml:space="preserve">Cell parts and their functions</w:t>
+                <w:t xml:space="preserve">Comparing animal and plant cells</w:t>
               </w:r>
             </w:hyperlink>
           </w:p>
@@ -16902,7 +16902,7 @@
               <w:spacing w:after="10" w:before="0"/>
               <w:ind w:left="120"/>
             </w:pPr>
-            <w:hyperlink w:history="1" r:id="rId9nkdwp5-bmq58daw5s3ss">
+            <w:hyperlink w:history="1" r:id="rIdgtxm05_vjcgvnozrt6h7z">
               <w:r>
                 <w:rPr>
                   <w:rFonts w:ascii="Arial" w:cs="Arial" w:eastAsia="Arial" w:hAnsi="Arial"/>
@@ -16940,14 +16940,14 @@
                 <w:sz w:val="16"/>
                 <w:szCs w:val="16"/>
               </w:rPr>
-              <w:t xml:space="preserve">📖 HTML:</w:t>
+              <w:t xml:space="preserve">📖 EXERCISE:</w:t>
             </w:r>
           </w:p>
           <w:p>
             <w:pPr>
               <w:spacing w:after="20" w:before="0"/>
             </w:pPr>
-            <w:hyperlink w:history="1" r:id="rIdur0-prpgbxrfz0jjxllvc">
+            <w:hyperlink w:history="1" r:id="rIdhcmftruccgmmauf03pbxw">
               <w:r>
                 <w:rPr>
                   <w:rFonts w:ascii="Arial" w:cs="Arial" w:eastAsia="Arial" w:hAnsi="Arial"/>
@@ -16956,7 +16956,7 @@
                   <w:szCs w:val="16"/>
                   <w:u w:val="single" w:color="2E75B6"/>
                 </w:rPr>
-                <w:t xml:space="preserve">Functions that Describe Situations (Flexbook)</w:t>
+                <w:t xml:space="preserve">Apply: cell parts and functions</w:t>
               </w:r>
             </w:hyperlink>
           </w:p>
@@ -16972,7 +16972,7 @@
                 <w:sz w:val="14"/>
                 <w:szCs w:val="14"/>
               </w:rPr>
-              <w:t xml:space="preserve">Source: CK-12</w:t>
+              <w:t xml:space="preserve">Source: Khan Academy (English - US curriculum)</w:t>
             </w:r>
           </w:p>
           <w:p>
@@ -16980,7 +16980,7 @@
               <w:spacing w:after="10" w:before="0"/>
               <w:ind w:left="120"/>
             </w:pPr>
-            <w:hyperlink w:history="1" r:id="rIdsdl4bi_dlwrpf5uqxtgxz">
+            <w:hyperlink w:history="1" r:id="rIdk79i_mplz5ebz9tuly6j2">
               <w:r>
                 <w:rPr>
                   <w:rFonts w:ascii="Arial" w:cs="Arial" w:eastAsia="Arial" w:hAnsi="Arial"/>
@@ -18742,7 +18742,7 @@
             <w:pPr>
               <w:spacing w:after="20" w:before="0"/>
             </w:pPr>
-            <w:hyperlink w:history="1" r:id="rIdsb0peiwayw1isvzerp6jj">
+            <w:hyperlink w:history="1" r:id="rIdcjrxmheqs8d_zctnp3-xg">
               <w:r>
                 <w:rPr>
                   <w:rFonts w:ascii="Arial" w:cs="Arial" w:eastAsia="Arial" w:hAnsi="Arial"/>
@@ -18751,7 +18751,7 @@
                   <w:szCs w:val="16"/>
                   <w:u w:val="single" w:color="2E75B6"/>
                 </w:rPr>
-                <w:t xml:space="preserve">Thin-layer chromatography (TLC)</w:t>
+                <w:t xml:space="preserve">Cells and organisms</w:t>
               </w:r>
             </w:hyperlink>
           </w:p>
@@ -18775,7 +18775,7 @@
               <w:spacing w:after="10" w:before="0"/>
               <w:ind w:left="120"/>
             </w:pPr>
-            <w:hyperlink w:history="1" r:id="rIdeowaecwtjdmhio4pbnw-f">
+            <w:hyperlink w:history="1" r:id="rIdas7jmcvniwn6_jfb88-yl">
               <w:r>
                 <w:rPr>
                   <w:rFonts w:ascii="Arial" w:cs="Arial" w:eastAsia="Arial" w:hAnsi="Arial"/>
@@ -18813,14 +18813,14 @@
                 <w:sz w:val="16"/>
                 <w:szCs w:val="16"/>
               </w:rPr>
-              <w:t xml:space="preserve">📖 HTML:</w:t>
+              <w:t xml:space="preserve">📖 EXERCISE:</w:t>
             </w:r>
           </w:p>
           <w:p>
             <w:pPr>
               <w:spacing w:after="20" w:before="0"/>
             </w:pPr>
-            <w:hyperlink w:history="1" r:id="rIdsmawqjpx3aq9uwiqe37y4">
+            <w:hyperlink w:history="1" r:id="rId2pkqwrc9qwhqf39qnprp5">
               <w:r>
                 <w:rPr>
                   <w:rFonts w:ascii="Arial" w:cs="Arial" w:eastAsia="Arial" w:hAnsi="Arial"/>
@@ -18829,7 +18829,7 @@
                   <w:szCs w:val="16"/>
                   <w:u w:val="single" w:color="2E75B6"/>
                 </w:rPr>
-                <w:t xml:space="preserve">Levels of Measurement (Flexbook)</w:t>
+                <w:t xml:space="preserve">Understand: cells and organisms</w:t>
               </w:r>
             </w:hyperlink>
           </w:p>
@@ -18845,7 +18845,7 @@
                 <w:sz w:val="14"/>
                 <w:szCs w:val="14"/>
               </w:rPr>
-              <w:t xml:space="preserve">Source: CK-12</w:t>
+              <w:t xml:space="preserve">Source: Khan Academy (English - US curriculum)</w:t>
             </w:r>
           </w:p>
           <w:p>
@@ -18853,7 +18853,7 @@
               <w:spacing w:after="10" w:before="0"/>
               <w:ind w:left="120"/>
             </w:pPr>
-            <w:hyperlink w:history="1" r:id="rId47rfp55grn2kbcqakcsyq">
+            <w:hyperlink w:history="1" r:id="rIdknz2whtmaoagjz9y3-dez">
               <w:r>
                 <w:rPr>
                   <w:rFonts w:ascii="Arial" w:cs="Arial" w:eastAsia="Arial" w:hAnsi="Arial"/>
@@ -19048,7 +19048,7 @@
             <w:pPr>
               <w:spacing w:after="20" w:before="0"/>
             </w:pPr>
-            <w:hyperlink w:history="1" r:id="rIddcbo4j92v3euho6ofn5bf">
+            <w:hyperlink w:history="1" r:id="rIdo__wuh6i1zvhdf3edpwra">
               <w:r>
                 <w:rPr>
                   <w:rFonts w:ascii="Arial" w:cs="Arial" w:eastAsia="Arial" w:hAnsi="Arial"/>
@@ -19057,7 +19057,7 @@
                   <w:szCs w:val="16"/>
                   <w:u w:val="single" w:color="2E75B6"/>
                 </w:rPr>
-                <w:t xml:space="preserve">Thin-layer chromatography (TLC)</w:t>
+                <w:t xml:space="preserve">Organization in the human body</w:t>
               </w:r>
             </w:hyperlink>
           </w:p>
@@ -19081,7 +19081,7 @@
               <w:spacing w:after="10" w:before="0"/>
               <w:ind w:left="120"/>
             </w:pPr>
-            <w:hyperlink w:history="1" r:id="rIdggdmczvfavbbzrko86bzp">
+            <w:hyperlink w:history="1" r:id="rIdi1s72u6-pqnsczesfnzwk">
               <w:r>
                 <w:rPr>
                   <w:rFonts w:ascii="Arial" w:cs="Arial" w:eastAsia="Arial" w:hAnsi="Arial"/>
@@ -19119,14 +19119,14 @@
                 <w:sz w:val="16"/>
                 <w:szCs w:val="16"/>
               </w:rPr>
-              <w:t xml:space="preserve">📖 HTML:</w:t>
+              <w:t xml:space="preserve">📖 EXERCISE:</w:t>
             </w:r>
           </w:p>
           <w:p>
             <w:pPr>
               <w:spacing w:after="20" w:before="0"/>
             </w:pPr>
-            <w:hyperlink w:history="1" r:id="rIdktfphjm1jluhlrmvvixj7">
+            <w:hyperlink w:history="1" r:id="rIdjjnwzq_exsypgjyibac2v">
               <w:r>
                 <w:rPr>
                   <w:rFonts w:ascii="Arial" w:cs="Arial" w:eastAsia="Arial" w:hAnsi="Arial"/>
@@ -19135,7 +19135,7 @@
                   <w:szCs w:val="16"/>
                   <w:u w:val="single" w:color="2E75B6"/>
                 </w:rPr>
-                <w:t xml:space="preserve">Levels of Measurement (Flexbook)</w:t>
+                <w:t xml:space="preserve">Understand: cells and organisms</w:t>
               </w:r>
             </w:hyperlink>
           </w:p>
@@ -19151,7 +19151,7 @@
                 <w:sz w:val="14"/>
                 <w:szCs w:val="14"/>
               </w:rPr>
-              <w:t xml:space="preserve">Source: CK-12</w:t>
+              <w:t xml:space="preserve">Source: Khan Academy (English - US curriculum)</w:t>
             </w:r>
           </w:p>
           <w:p>
@@ -19159,7 +19159,7 @@
               <w:spacing w:after="10" w:before="0"/>
               <w:ind w:left="120"/>
             </w:pPr>
-            <w:hyperlink w:history="1" r:id="rIdosmx4y6v_loo0vvf8glg8">
+            <w:hyperlink w:history="1" r:id="rIdoshsmjgslgwpvaaiweytz">
               <w:r>
                 <w:rPr>
                   <w:rFonts w:ascii="Arial" w:cs="Arial" w:eastAsia="Arial" w:hAnsi="Arial"/>
@@ -19354,7 +19354,7 @@
             <w:pPr>
               <w:spacing w:after="20" w:before="0"/>
             </w:pPr>
-            <w:hyperlink w:history="1" r:id="rId4ydvqhi1pu8ewausmy_ds">
+            <w:hyperlink w:history="1" r:id="rId2x7-5xjzssw8ua1zzlbrf">
               <w:r>
                 <w:rPr>
                   <w:rFonts w:ascii="Arial" w:cs="Arial" w:eastAsia="Arial" w:hAnsi="Arial"/>
@@ -19363,7 +19363,7 @@
                   <w:szCs w:val="16"/>
                   <w:u w:val="single" w:color="2E75B6"/>
                 </w:rPr>
-                <w:t xml:space="preserve">Thin-layer chromatography (TLC)</w:t>
+                <w:t xml:space="preserve">Cells and organisms</w:t>
               </w:r>
             </w:hyperlink>
           </w:p>
@@ -19387,7 +19387,7 @@
               <w:spacing w:after="10" w:before="0"/>
               <w:ind w:left="120"/>
             </w:pPr>
-            <w:hyperlink w:history="1" r:id="rIdcfau-rxon_nj-6ccriucj">
+            <w:hyperlink w:history="1" r:id="rIdjllqln4m1hbpj28j--aoa">
               <w:r>
                 <w:rPr>
                   <w:rFonts w:ascii="Arial" w:cs="Arial" w:eastAsia="Arial" w:hAnsi="Arial"/>
@@ -19425,14 +19425,14 @@
                 <w:sz w:val="16"/>
                 <w:szCs w:val="16"/>
               </w:rPr>
-              <w:t xml:space="preserve">📖 HTML:</w:t>
+              <w:t xml:space="preserve">📖 EXERCISE:</w:t>
             </w:r>
           </w:p>
           <w:p>
             <w:pPr>
               <w:spacing w:after="20" w:before="0"/>
             </w:pPr>
-            <w:hyperlink w:history="1" r:id="rIda87nlqscpaucvmpwouc8m">
+            <w:hyperlink w:history="1" r:id="rIdtomt7uncm6bxwln4c1zx4">
               <w:r>
                 <w:rPr>
                   <w:rFonts w:ascii="Arial" w:cs="Arial" w:eastAsia="Arial" w:hAnsi="Arial"/>
@@ -19441,7 +19441,7 @@
                   <w:szCs w:val="16"/>
                   <w:u w:val="single" w:color="2E75B6"/>
                 </w:rPr>
-                <w:t xml:space="preserve">Levels of Measurement (Flexbook)</w:t>
+                <w:t xml:space="preserve">Understand: cells and organisms</w:t>
               </w:r>
             </w:hyperlink>
           </w:p>
@@ -19457,7 +19457,7 @@
                 <w:sz w:val="14"/>
                 <w:szCs w:val="14"/>
               </w:rPr>
-              <w:t xml:space="preserve">Source: CK-12</w:t>
+              <w:t xml:space="preserve">Source: Khan Academy (English - US curriculum)</w:t>
             </w:r>
           </w:p>
           <w:p>
@@ -19465,7 +19465,7 @@
               <w:spacing w:after="10" w:before="0"/>
               <w:ind w:left="120"/>
             </w:pPr>
-            <w:hyperlink w:history="1" r:id="rIdh731kbohdemmpyonlqmtf">
+            <w:hyperlink w:history="1" r:id="rId7speitz0w11ckjq77rnz9">
               <w:r>
                 <w:rPr>
                   <w:rFonts w:ascii="Arial" w:cs="Arial" w:eastAsia="Arial" w:hAnsi="Arial"/>
@@ -19660,7 +19660,7 @@
             <w:pPr>
               <w:spacing w:after="20" w:before="0"/>
             </w:pPr>
-            <w:hyperlink w:history="1" r:id="rIdhrknu2v3xkidhqslwumc8">
+            <w:hyperlink w:history="1" r:id="rIdhzmv1xfhjdzjzlbqaiigg">
               <w:r>
                 <w:rPr>
                   <w:rFonts w:ascii="Arial" w:cs="Arial" w:eastAsia="Arial" w:hAnsi="Arial"/>
@@ -19669,7 +19669,7 @@
                   <w:szCs w:val="16"/>
                   <w:u w:val="single" w:color="2E75B6"/>
                 </w:rPr>
-                <w:t xml:space="preserve">Thin-layer chromatography (TLC)</w:t>
+                <w:t xml:space="preserve">Cells and organisms</w:t>
               </w:r>
             </w:hyperlink>
           </w:p>
@@ -19693,7 +19693,7 @@
               <w:spacing w:after="10" w:before="0"/>
               <w:ind w:left="120"/>
             </w:pPr>
-            <w:hyperlink w:history="1" r:id="rIdd6p4js_rt-2w6mzpllcxw">
+            <w:hyperlink w:history="1" r:id="rIdheehsis16fyygsxpmdtrh">
               <w:r>
                 <w:rPr>
                   <w:rFonts w:ascii="Arial" w:cs="Arial" w:eastAsia="Arial" w:hAnsi="Arial"/>
@@ -19731,14 +19731,14 @@
                 <w:sz w:val="16"/>
                 <w:szCs w:val="16"/>
               </w:rPr>
-              <w:t xml:space="preserve">📖 HTML:</w:t>
+              <w:t xml:space="preserve">📖 EXERCISE:</w:t>
             </w:r>
           </w:p>
           <w:p>
             <w:pPr>
               <w:spacing w:after="20" w:before="0"/>
             </w:pPr>
-            <w:hyperlink w:history="1" r:id="rIdzbiakhsw96_l_r0ihqea_">
+            <w:hyperlink w:history="1" r:id="rIdjjp5rqnp1imro8ci4-psl">
               <w:r>
                 <w:rPr>
                   <w:rFonts w:ascii="Arial" w:cs="Arial" w:eastAsia="Arial" w:hAnsi="Arial"/>
@@ -19747,7 +19747,7 @@
                   <w:szCs w:val="16"/>
                   <w:u w:val="single" w:color="2E75B6"/>
                 </w:rPr>
-                <w:t xml:space="preserve">Levels of Measurement (Flexbook)</w:t>
+                <w:t xml:space="preserve">Understand: cells and organisms</w:t>
               </w:r>
             </w:hyperlink>
           </w:p>
@@ -19763,7 +19763,7 @@
                 <w:sz w:val="14"/>
                 <w:szCs w:val="14"/>
               </w:rPr>
-              <w:t xml:space="preserve">Source: CK-12</w:t>
+              <w:t xml:space="preserve">Source: Khan Academy (English - US curriculum)</w:t>
             </w:r>
           </w:p>
           <w:p>
@@ -19771,7 +19771,7 @@
               <w:spacing w:after="10" w:before="0"/>
               <w:ind w:left="120"/>
             </w:pPr>
-            <w:hyperlink w:history="1" r:id="rIdm_6ywg7ehx7hs34vpktgw">
+            <w:hyperlink w:history="1" r:id="rIdyqxtrlgcokzqsumxrhfsd">
               <w:r>
                 <w:rPr>
                   <w:rFonts w:ascii="Arial" w:cs="Arial" w:eastAsia="Arial" w:hAnsi="Arial"/>
@@ -19966,7 +19966,7 @@
             <w:pPr>
               <w:spacing w:after="20" w:before="0"/>
             </w:pPr>
-            <w:hyperlink w:history="1" r:id="rIdckltenlkhg5edjncrp9gj">
+            <w:hyperlink w:history="1" r:id="rIdpsn794mxyyetoq8s-_s0m">
               <w:r>
                 <w:rPr>
                   <w:rFonts w:ascii="Arial" w:cs="Arial" w:eastAsia="Arial" w:hAnsi="Arial"/>
@@ -19975,7 +19975,7 @@
                   <w:szCs w:val="16"/>
                   <w:u w:val="single" w:color="2E75B6"/>
                 </w:rPr>
-                <w:t xml:space="preserve">Thin-layer chromatography (TLC)</w:t>
+                <w:t xml:space="preserve">Cells and organisms</w:t>
               </w:r>
             </w:hyperlink>
           </w:p>
@@ -19999,7 +19999,7 @@
               <w:spacing w:after="10" w:before="0"/>
               <w:ind w:left="120"/>
             </w:pPr>
-            <w:hyperlink w:history="1" r:id="rIdoisanexrqo7ltqdetx61t">
+            <w:hyperlink w:history="1" r:id="rId8ubcg-qi3rh9mvybzjmf7">
               <w:r>
                 <w:rPr>
                   <w:rFonts w:ascii="Arial" w:cs="Arial" w:eastAsia="Arial" w:hAnsi="Arial"/>
@@ -20037,14 +20037,14 @@
                 <w:sz w:val="16"/>
                 <w:szCs w:val="16"/>
               </w:rPr>
-              <w:t xml:space="preserve">📖 HTML:</w:t>
+              <w:t xml:space="preserve">📖 EXERCISE:</w:t>
             </w:r>
           </w:p>
           <w:p>
             <w:pPr>
               <w:spacing w:after="20" w:before="0"/>
             </w:pPr>
-            <w:hyperlink w:history="1" r:id="rId_86n6m0t5ufs6nq82psfu">
+            <w:hyperlink w:history="1" r:id="rIdlltvdnpherz-hpx27ae9k">
               <w:r>
                 <w:rPr>
                   <w:rFonts w:ascii="Arial" w:cs="Arial" w:eastAsia="Arial" w:hAnsi="Arial"/>
@@ -20053,7 +20053,7 @@
                   <w:szCs w:val="16"/>
                   <w:u w:val="single" w:color="2E75B6"/>
                 </w:rPr>
-                <w:t xml:space="preserve">Levels of Measurement (Flexbook)</w:t>
+                <w:t xml:space="preserve">Understand: cells and organisms</w:t>
               </w:r>
             </w:hyperlink>
           </w:p>
@@ -20069,7 +20069,7 @@
                 <w:sz w:val="14"/>
                 <w:szCs w:val="14"/>
               </w:rPr>
-              <w:t xml:space="preserve">Source: CK-12</w:t>
+              <w:t xml:space="preserve">Source: Khan Academy (English - US curriculum)</w:t>
             </w:r>
           </w:p>
           <w:p>
@@ -20077,7 +20077,7 @@
               <w:spacing w:after="10" w:before="0"/>
               <w:ind w:left="120"/>
             </w:pPr>
-            <w:hyperlink w:history="1" r:id="rIdtuabigjq1tqqeeamqm5sp">
+            <w:hyperlink w:history="1" r:id="rIdpsbtoqwjsaldv4ckc2ujf">
               <w:r>
                 <w:rPr>
                   <w:rFonts w:ascii="Arial" w:cs="Arial" w:eastAsia="Arial" w:hAnsi="Arial"/>
@@ -21564,7 +21564,7 @@
             <w:pPr>
               <w:spacing w:after="20" w:before="0"/>
             </w:pPr>
-            <w:hyperlink w:history="1" r:id="rIdvnb3qlz0xa377b3b7iwzb">
+            <w:hyperlink w:history="1" r:id="rIddziyrevuoza_yijtdjldd">
               <w:r>
                 <w:rPr>
                   <w:rFonts w:ascii="Arial" w:cs="Arial" w:eastAsia="Arial" w:hAnsi="Arial"/>
@@ -21573,7 +21573,7 @@
                   <w:szCs w:val="16"/>
                   <w:u w:val="single" w:color="2E75B6"/>
                 </w:rPr>
-                <w:t xml:space="preserve">Cells and their Organelles - Example 1</w:t>
+                <w:t xml:space="preserve">Comparing animal and plant cells</w:t>
               </w:r>
             </w:hyperlink>
           </w:p>
@@ -21589,7 +21589,7 @@
                 <w:sz w:val="14"/>
                 <w:szCs w:val="14"/>
               </w:rPr>
-              <w:t xml:space="preserve">Source: CK-12</w:t>
+              <w:t xml:space="preserve">Source: Khan Academy (English - US curriculum)</w:t>
             </w:r>
           </w:p>
           <w:p>
@@ -21597,7 +21597,7 @@
               <w:spacing w:after="10" w:before="0"/>
               <w:ind w:left="120"/>
             </w:pPr>
-            <w:hyperlink w:history="1" r:id="rIdyc4qpp0trnb1brsqdmupg">
+            <w:hyperlink w:history="1" r:id="rIdm4tdtvy5xwkh76t-d0cdc">
               <w:r>
                 <w:rPr>
                   <w:rFonts w:ascii="Arial" w:cs="Arial" w:eastAsia="Arial" w:hAnsi="Arial"/>
@@ -21635,14 +21635,14 @@
                 <w:sz w:val="16"/>
                 <w:szCs w:val="16"/>
               </w:rPr>
-              <w:t xml:space="preserve">📖 HTML:</w:t>
+              <w:t xml:space="preserve">📖 EXERCISE:</w:t>
             </w:r>
           </w:p>
           <w:p>
             <w:pPr>
               <w:spacing w:after="20" w:before="0"/>
             </w:pPr>
-            <w:hyperlink w:history="1" r:id="rId623769xks93s4c4hdcsea">
+            <w:hyperlink w:history="1" r:id="rIdcverrsqxr-yefs9niwxtd">
               <w:r>
                 <w:rPr>
                   <w:rFonts w:ascii="Arial" w:cs="Arial" w:eastAsia="Arial" w:hAnsi="Arial"/>
@@ -21651,7 +21651,7 @@
                   <w:szCs w:val="16"/>
                   <w:u w:val="single" w:color="2E75B6"/>
                 </w:rPr>
-                <w:t xml:space="preserve">Cell Transport (Flexbook)</w:t>
+                <w:t xml:space="preserve">Plant vs animal cells</w:t>
               </w:r>
             </w:hyperlink>
           </w:p>
@@ -21667,7 +21667,7 @@
                 <w:sz w:val="14"/>
                 <w:szCs w:val="14"/>
               </w:rPr>
-              <w:t xml:space="preserve">Source: CK-12</w:t>
+              <w:t xml:space="preserve">Source: Khan Academy (English - US curriculum)</w:t>
             </w:r>
           </w:p>
           <w:p>
@@ -21675,7 +21675,7 @@
               <w:spacing w:after="10" w:before="0"/>
               <w:ind w:left="120"/>
             </w:pPr>
-            <w:hyperlink w:history="1" r:id="rId3zeh50ztqt6ee4u-lvzpc">
+            <w:hyperlink w:history="1" r:id="rIda8tdixe1m8cta77lzj1jq">
               <w:r>
                 <w:rPr>
                   <w:rFonts w:ascii="Arial" w:cs="Arial" w:eastAsia="Arial" w:hAnsi="Arial"/>
@@ -21870,7 +21870,7 @@
             <w:pPr>
               <w:spacing w:after="20" w:before="0"/>
             </w:pPr>
-            <w:hyperlink w:history="1" r:id="rIdur8bymgkkb3hy_ix_g1in">
+            <w:hyperlink w:history="1" r:id="rIdbkdnmlsf893f1zxsbpyfg">
               <w:r>
                 <w:rPr>
                   <w:rFonts w:ascii="Arial" w:cs="Arial" w:eastAsia="Arial" w:hAnsi="Arial"/>
@@ -21879,7 +21879,7 @@
                   <w:szCs w:val="16"/>
                   <w:u w:val="single" w:color="2E75B6"/>
                 </w:rPr>
-                <w:t xml:space="preserve">Cells and their Organelles - Example 1</w:t>
+                <w:t xml:space="preserve">Overview of animal and plant cells</w:t>
               </w:r>
             </w:hyperlink>
           </w:p>
@@ -21895,7 +21895,7 @@
                 <w:sz w:val="14"/>
                 <w:szCs w:val="14"/>
               </w:rPr>
-              <w:t xml:space="preserve">Source: CK-12</w:t>
+              <w:t xml:space="preserve">Source: Khan Academy (English - US curriculum)</w:t>
             </w:r>
           </w:p>
           <w:p>
@@ -21903,7 +21903,7 @@
               <w:spacing w:after="10" w:before="0"/>
               <w:ind w:left="120"/>
             </w:pPr>
-            <w:hyperlink w:history="1" r:id="rIdgmh934zkfjiw5vmz-kh5i">
+            <w:hyperlink w:history="1" r:id="rIdj64piusq5jmvxeumzvmy6">
               <w:r>
                 <w:rPr>
                   <w:rFonts w:ascii="Arial" w:cs="Arial" w:eastAsia="Arial" w:hAnsi="Arial"/>
@@ -21948,7 +21948,7 @@
             <w:pPr>
               <w:spacing w:after="20" w:before="0"/>
             </w:pPr>
-            <w:hyperlink w:history="1" r:id="rIdcjbiugr-pn5vtwzmqopem">
+            <w:hyperlink w:history="1" r:id="rIdnsgfinvfvt7laldsv5peu">
               <w:r>
                 <w:rPr>
                   <w:rFonts w:ascii="Arial" w:cs="Arial" w:eastAsia="Arial" w:hAnsi="Arial"/>
@@ -21957,7 +21957,7 @@
                   <w:szCs w:val="16"/>
                   <w:u w:val="single" w:color="2E75B6"/>
                 </w:rPr>
-                <w:t xml:space="preserve">Cell Transport (Flexbook)</w:t>
+                <w:t xml:space="preserve">Plant Cell Structures (Flexbook)</w:t>
               </w:r>
             </w:hyperlink>
           </w:p>
@@ -21981,7 +21981,7 @@
               <w:spacing w:after="10" w:before="0"/>
               <w:ind w:left="120"/>
             </w:pPr>
-            <w:hyperlink w:history="1" r:id="rIdaathaadxm7p4y-mtiks12">
+            <w:hyperlink w:history="1" r:id="rIday9ngia9o-tnzhlpbszle">
               <w:r>
                 <w:rPr>
                   <w:rFonts w:ascii="Arial" w:cs="Arial" w:eastAsia="Arial" w:hAnsi="Arial"/>
@@ -22176,7 +22176,7 @@
             <w:pPr>
               <w:spacing w:after="20" w:before="0"/>
             </w:pPr>
-            <w:hyperlink w:history="1" r:id="rIdbpkf5ch8csvcbownubnl4">
+            <w:hyperlink w:history="1" r:id="rIdst5tt2swz4-ranhyl3jyz">
               <w:r>
                 <w:rPr>
                   <w:rFonts w:ascii="Arial" w:cs="Arial" w:eastAsia="Arial" w:hAnsi="Arial"/>
@@ -22185,7 +22185,7 @@
                   <w:szCs w:val="16"/>
                   <w:u w:val="single" w:color="2E75B6"/>
                 </w:rPr>
-                <w:t xml:space="preserve">Cells and their Organelles - Example 1</w:t>
+                <w:t xml:space="preserve">Organelles in eukaryotic cells</w:t>
               </w:r>
             </w:hyperlink>
           </w:p>
@@ -22201,7 +22201,7 @@
                 <w:sz w:val="14"/>
                 <w:szCs w:val="14"/>
               </w:rPr>
-              <w:t xml:space="preserve">Source: CK-12</w:t>
+              <w:t xml:space="preserve">Source: Khan Academy (English - US curriculum)</w:t>
             </w:r>
           </w:p>
           <w:p>
@@ -22209,7 +22209,7 @@
               <w:spacing w:after="10" w:before="0"/>
               <w:ind w:left="120"/>
             </w:pPr>
-            <w:hyperlink w:history="1" r:id="rIdqgjwdi1nudxxop2_lkn3g">
+            <w:hyperlink w:history="1" r:id="rIddanwj7dccbwvqq2pj-ymh">
               <w:r>
                 <w:rPr>
                   <w:rFonts w:ascii="Arial" w:cs="Arial" w:eastAsia="Arial" w:hAnsi="Arial"/>
@@ -22247,14 +22247,14 @@
                 <w:sz w:val="16"/>
                 <w:szCs w:val="16"/>
               </w:rPr>
-              <w:t xml:space="preserve">📖 HTML:</w:t>
+              <w:t xml:space="preserve">📖 EXERCISE:</w:t>
             </w:r>
           </w:p>
           <w:p>
             <w:pPr>
               <w:spacing w:after="20" w:before="0"/>
             </w:pPr>
-            <w:hyperlink w:history="1" r:id="rId0vfgofoqetfaem5q18cp6">
+            <w:hyperlink w:history="1" r:id="rIden1wqru-1lmv-ofo2fw4u">
               <w:r>
                 <w:rPr>
                   <w:rFonts w:ascii="Arial" w:cs="Arial" w:eastAsia="Arial" w:hAnsi="Arial"/>
@@ -22263,7 +22263,7 @@
                   <w:szCs w:val="16"/>
                   <w:u w:val="single" w:color="2E75B6"/>
                 </w:rPr>
-                <w:t xml:space="preserve">Cell Transport (Flexbook)</w:t>
+                <w:t xml:space="preserve">Plant Cell Structures Practice</w:t>
               </w:r>
             </w:hyperlink>
           </w:p>
@@ -22287,7 +22287,7 @@
               <w:spacing w:after="10" w:before="0"/>
               <w:ind w:left="120"/>
             </w:pPr>
-            <w:hyperlink w:history="1" r:id="rIdptnc9ue1sehmfy_17e3nx">
+            <w:hyperlink w:history="1" r:id="rIdyymte3pj_iolr758reu4y">
               <w:r>
                 <w:rPr>
                   <w:rFonts w:ascii="Arial" w:cs="Arial" w:eastAsia="Arial" w:hAnsi="Arial"/>
@@ -22482,7 +22482,7 @@
             <w:pPr>
               <w:spacing w:after="20" w:before="0"/>
             </w:pPr>
-            <w:hyperlink w:history="1" r:id="rId6hru6fkvvof0o-v2kxso4">
+            <w:hyperlink w:history="1" r:id="rIdsecdnoynbogsi_ieejltk">
               <w:r>
                 <w:rPr>
                   <w:rFonts w:ascii="Arial" w:cs="Arial" w:eastAsia="Arial" w:hAnsi="Arial"/>
@@ -22491,7 +22491,7 @@
                   <w:szCs w:val="16"/>
                   <w:u w:val="single" w:color="2E75B6"/>
                 </w:rPr>
-                <w:t xml:space="preserve">Cells and their Organelles - Example 1</w:t>
+                <w:t xml:space="preserve">Comparing animal and plant cells</w:t>
               </w:r>
             </w:hyperlink>
           </w:p>
@@ -22507,7 +22507,7 @@
                 <w:sz w:val="14"/>
                 <w:szCs w:val="14"/>
               </w:rPr>
-              <w:t xml:space="preserve">Source: CK-12</w:t>
+              <w:t xml:space="preserve">Source: Khan Academy (English - US curriculum)</w:t>
             </w:r>
           </w:p>
           <w:p>
@@ -22515,7 +22515,7 @@
               <w:spacing w:after="10" w:before="0"/>
               <w:ind w:left="120"/>
             </w:pPr>
-            <w:hyperlink w:history="1" r:id="rIdgbrrrvplft6dlb6q09hu5">
+            <w:hyperlink w:history="1" r:id="rIdz6scv-s7jbxilkygsmfs4">
               <w:r>
                 <w:rPr>
                   <w:rFonts w:ascii="Arial" w:cs="Arial" w:eastAsia="Arial" w:hAnsi="Arial"/>
@@ -22560,7 +22560,7 @@
             <w:pPr>
               <w:spacing w:after="20" w:before="0"/>
             </w:pPr>
-            <w:hyperlink w:history="1" r:id="rIdpggzaowgfrhmiwvuyweab">
+            <w:hyperlink w:history="1" r:id="rId_jlldwseep0ciyfhqehxs">
               <w:r>
                 <w:rPr>
                   <w:rFonts w:ascii="Arial" w:cs="Arial" w:eastAsia="Arial" w:hAnsi="Arial"/>
@@ -22569,7 +22569,7 @@
                   <w:szCs w:val="16"/>
                   <w:u w:val="single" w:color="2E75B6"/>
                 </w:rPr>
-                <w:t xml:space="preserve">Cell Transport (Flexbook)</w:t>
+                <w:t xml:space="preserve">Cell Membrane (Flexbook)</w:t>
               </w:r>
             </w:hyperlink>
           </w:p>
@@ -22593,7 +22593,7 @@
               <w:spacing w:after="10" w:before="0"/>
               <w:ind w:left="120"/>
             </w:pPr>
-            <w:hyperlink w:history="1" r:id="rId_s1ved-ehva6wqqf0kkef">
+            <w:hyperlink w:history="1" r:id="rIdkhb4idbzgmzep-afqb8at">
               <w:r>
                 <w:rPr>
                   <w:rFonts w:ascii="Arial" w:cs="Arial" w:eastAsia="Arial" w:hAnsi="Arial"/>
@@ -22788,7 +22788,7 @@
             <w:pPr>
               <w:spacing w:after="20" w:before="0"/>
             </w:pPr>
-            <w:hyperlink w:history="1" r:id="rId2pr5hfpbwattvhj6omtuq">
+            <w:hyperlink w:history="1" r:id="rIdg60qhonaiqtpkmrx34jsx">
               <w:r>
                 <w:rPr>
                   <w:rFonts w:ascii="Arial" w:cs="Arial" w:eastAsia="Arial" w:hAnsi="Arial"/>
@@ -22797,7 +22797,7 @@
                   <w:szCs w:val="16"/>
                   <w:u w:val="single" w:color="2E75B6"/>
                 </w:rPr>
-                <w:t xml:space="preserve">Cells and their Organelles - Example 1</w:t>
+                <w:t xml:space="preserve">Comparing animal and plant cells</w:t>
               </w:r>
             </w:hyperlink>
           </w:p>
@@ -22813,7 +22813,7 @@
                 <w:sz w:val="14"/>
                 <w:szCs w:val="14"/>
               </w:rPr>
-              <w:t xml:space="preserve">Source: CK-12</w:t>
+              <w:t xml:space="preserve">Source: Khan Academy (English - US curriculum)</w:t>
             </w:r>
           </w:p>
           <w:p>
@@ -22821,7 +22821,7 @@
               <w:spacing w:after="10" w:before="0"/>
               <w:ind w:left="120"/>
             </w:pPr>
-            <w:hyperlink w:history="1" r:id="rIdp6wxicroxjvh-c8q3hcfe">
+            <w:hyperlink w:history="1" r:id="rId6ubcyzb9z1osc_p_i-r1i">
               <w:r>
                 <w:rPr>
                   <w:rFonts w:ascii="Arial" w:cs="Arial" w:eastAsia="Arial" w:hAnsi="Arial"/>
@@ -22859,14 +22859,14 @@
                 <w:sz w:val="16"/>
                 <w:szCs w:val="16"/>
               </w:rPr>
-              <w:t xml:space="preserve">📖 HTML:</w:t>
+              <w:t xml:space="preserve">📖 EXERCISE:</w:t>
             </w:r>
           </w:p>
           <w:p>
             <w:pPr>
               <w:spacing w:after="20" w:before="0"/>
             </w:pPr>
-            <w:hyperlink w:history="1" r:id="rIdz3jk83yyfyocbhgwnd0xn">
+            <w:hyperlink w:history="1" r:id="rIdytqqlivo6_u96t3ntm7wp">
               <w:r>
                 <w:rPr>
                   <w:rFonts w:ascii="Arial" w:cs="Arial" w:eastAsia="Arial" w:hAnsi="Arial"/>
@@ -22875,7 +22875,7 @@
                   <w:szCs w:val="16"/>
                   <w:u w:val="single" w:color="2E75B6"/>
                 </w:rPr>
-                <w:t xml:space="preserve">Cell Transport (Flexbook)</w:t>
+                <w:t xml:space="preserve">Cell Membrane Practice</w:t>
               </w:r>
             </w:hyperlink>
           </w:p>
@@ -22899,7 +22899,7 @@
               <w:spacing w:after="10" w:before="0"/>
               <w:ind w:left="120"/>
             </w:pPr>
-            <w:hyperlink w:history="1" r:id="rId78dbpfgvbgljwrhnvqclj">
+            <w:hyperlink w:history="1" r:id="rIdu_l7_npqxictps_m5acvo">
               <w:r>
                 <w:rPr>
                   <w:rFonts w:ascii="Arial" w:cs="Arial" w:eastAsia="Arial" w:hAnsi="Arial"/>
@@ -24500,7 +24500,7 @@
             <w:pPr>
               <w:spacing w:after="20" w:before="0"/>
             </w:pPr>
-            <w:hyperlink w:history="1" r:id="rIdko6qau-zcpxnddozdj-fg">
+            <w:hyperlink w:history="1" r:id="rIdklgmeloweimz2pfduw23d">
               <w:r>
                 <w:rPr>
                   <w:rFonts w:ascii="Arial" w:cs="Arial" w:eastAsia="Arial" w:hAnsi="Arial"/>
@@ -24509,7 +24509,7 @@
                   <w:szCs w:val="16"/>
                   <w:u w:val="single" w:color="2E75B6"/>
                 </w:rPr>
-                <w:t xml:space="preserve">Cells and their Organelles - Example 1</w:t>
+                <w:t xml:space="preserve">Comparing animal and plant cells</w:t>
               </w:r>
             </w:hyperlink>
           </w:p>
@@ -24525,7 +24525,7 @@
                 <w:sz w:val="14"/>
                 <w:szCs w:val="14"/>
               </w:rPr>
-              <w:t xml:space="preserve">Source: CK-12</w:t>
+              <w:t xml:space="preserve">Source: Khan Academy (English - US curriculum)</w:t>
             </w:r>
           </w:p>
           <w:p>
@@ -24533,7 +24533,7 @@
               <w:spacing w:after="10" w:before="0"/>
               <w:ind w:left="120"/>
             </w:pPr>
-            <w:hyperlink w:history="1" r:id="rIdc8urmpjflhust1kzcbaws">
+            <w:hyperlink w:history="1" r:id="rId1ui_kjn8rryeluvdzq1ae">
               <w:r>
                 <w:rPr>
                   <w:rFonts w:ascii="Arial" w:cs="Arial" w:eastAsia="Arial" w:hAnsi="Arial"/>
@@ -24578,7 +24578,7 @@
             <w:pPr>
               <w:spacing w:after="20" w:before="0"/>
             </w:pPr>
-            <w:hyperlink w:history="1" r:id="rId2u5heppeatdxik5pyhx8g">
+            <w:hyperlink w:history="1" r:id="rIda7d8_c5qajyx2qdcp08v0">
               <w:r>
                 <w:rPr>
                   <w:rFonts w:ascii="Arial" w:cs="Arial" w:eastAsia="Arial" w:hAnsi="Arial"/>
@@ -24587,7 +24587,7 @@
                   <w:szCs w:val="16"/>
                   <w:u w:val="single" w:color="2E75B6"/>
                 </w:rPr>
-                <w:t xml:space="preserve">Cell Transport (Flexbook)</w:t>
+                <w:t xml:space="preserve">Cell Organelles (PLIX)</w:t>
               </w:r>
             </w:hyperlink>
           </w:p>
@@ -24611,7 +24611,7 @@
               <w:spacing w:after="10" w:before="0"/>
               <w:ind w:left="120"/>
             </w:pPr>
-            <w:hyperlink w:history="1" r:id="rIdmkj4kwzvzzzru5joz_y33">
+            <w:hyperlink w:history="1" r:id="rIdw562e5wmkyshvu5cuhk-w">
               <w:r>
                 <w:rPr>
                   <w:rFonts w:ascii="Arial" w:cs="Arial" w:eastAsia="Arial" w:hAnsi="Arial"/>
@@ -24806,7 +24806,7 @@
             <w:pPr>
               <w:spacing w:after="20" w:before="0"/>
             </w:pPr>
-            <w:hyperlink w:history="1" r:id="rIdnv1mvzkfksgbhmhbpjn3z">
+            <w:hyperlink w:history="1" r:id="rIdt7mh0domiuigp8i8hvoiq">
               <w:r>
                 <w:rPr>
                   <w:rFonts w:ascii="Arial" w:cs="Arial" w:eastAsia="Arial" w:hAnsi="Arial"/>
@@ -24815,7 +24815,7 @@
                   <w:szCs w:val="16"/>
                   <w:u w:val="single" w:color="2E75B6"/>
                 </w:rPr>
-                <w:t xml:space="preserve">Cells and their Organelles - Example 1</w:t>
+                <w:t xml:space="preserve">Overview of animal and plant cells</w:t>
               </w:r>
             </w:hyperlink>
           </w:p>
@@ -24831,7 +24831,7 @@
                 <w:sz w:val="14"/>
                 <w:szCs w:val="14"/>
               </w:rPr>
-              <w:t xml:space="preserve">Source: CK-12</w:t>
+              <w:t xml:space="preserve">Source: Khan Academy (English - US curriculum)</w:t>
             </w:r>
           </w:p>
           <w:p>
@@ -24839,7 +24839,7 @@
               <w:spacing w:after="10" w:before="0"/>
               <w:ind w:left="120"/>
             </w:pPr>
-            <w:hyperlink w:history="1" r:id="rId0q0xpkejznoaapgdcelda">
+            <w:hyperlink w:history="1" r:id="rIdmiennlqipritm3qnrelr9">
               <w:r>
                 <w:rPr>
                   <w:rFonts w:ascii="Arial" w:cs="Arial" w:eastAsia="Arial" w:hAnsi="Arial"/>
@@ -24884,7 +24884,7 @@
             <w:pPr>
               <w:spacing w:after="20" w:before="0"/>
             </w:pPr>
-            <w:hyperlink w:history="1" r:id="rIdr6oytplhdrolflgp-s-xr">
+            <w:hyperlink w:history="1" r:id="rIdrnq9zjvdcmaknawjuq6jb">
               <w:r>
                 <w:rPr>
                   <w:rFonts w:ascii="Arial" w:cs="Arial" w:eastAsia="Arial" w:hAnsi="Arial"/>
@@ -24893,7 +24893,7 @@
                   <w:szCs w:val="16"/>
                   <w:u w:val="single" w:color="2E75B6"/>
                 </w:rPr>
-                <w:t xml:space="preserve">Cell Transport (Flexbook)</w:t>
+                <w:t xml:space="preserve">Other Cell Organelles (Flexbook)</w:t>
               </w:r>
             </w:hyperlink>
           </w:p>
@@ -24917,7 +24917,7 @@
               <w:spacing w:after="10" w:before="0"/>
               <w:ind w:left="120"/>
             </w:pPr>
-            <w:hyperlink w:history="1" r:id="rIdchyghcludv2oxsxtx5ed9">
+            <w:hyperlink w:history="1" r:id="rIdpenmizse_tjoodwpyr1ie">
               <w:r>
                 <w:rPr>
                   <w:rFonts w:ascii="Arial" w:cs="Arial" w:eastAsia="Arial" w:hAnsi="Arial"/>
@@ -25112,7 +25112,7 @@
             <w:pPr>
               <w:spacing w:after="20" w:before="0"/>
             </w:pPr>
-            <w:hyperlink w:history="1" r:id="rIdthpuiultzt__z-7f-n7s_">
+            <w:hyperlink w:history="1" r:id="rIdoz21exbw71gdodrzrswd_">
               <w:r>
                 <w:rPr>
                   <w:rFonts w:ascii="Arial" w:cs="Arial" w:eastAsia="Arial" w:hAnsi="Arial"/>
@@ -25121,7 +25121,7 @@
                   <w:szCs w:val="16"/>
                   <w:u w:val="single" w:color="2E75B6"/>
                 </w:rPr>
-                <w:t xml:space="preserve">Cells and their Organelles - Example 1</w:t>
+                <w:t xml:space="preserve">Comparing animal and plant cells</w:t>
               </w:r>
             </w:hyperlink>
           </w:p>
@@ -25137,7 +25137,7 @@
                 <w:sz w:val="14"/>
                 <w:szCs w:val="14"/>
               </w:rPr>
-              <w:t xml:space="preserve">Source: CK-12</w:t>
+              <w:t xml:space="preserve">Source: Khan Academy (English - US curriculum)</w:t>
             </w:r>
           </w:p>
           <w:p>
@@ -25145,7 +25145,7 @@
               <w:spacing w:after="10" w:before="0"/>
               <w:ind w:left="120"/>
             </w:pPr>
-            <w:hyperlink w:history="1" r:id="rIdn4op0snxbadjpj9sgw2kr">
+            <w:hyperlink w:history="1" r:id="rIdl-4atfm_qfhxtgnxjzwph">
               <w:r>
                 <w:rPr>
                   <w:rFonts w:ascii="Arial" w:cs="Arial" w:eastAsia="Arial" w:hAnsi="Arial"/>
@@ -25183,14 +25183,14 @@
                 <w:sz w:val="16"/>
                 <w:szCs w:val="16"/>
               </w:rPr>
-              <w:t xml:space="preserve">📖 HTML:</w:t>
+              <w:t xml:space="preserve">📖 EXERCISE:</w:t>
             </w:r>
           </w:p>
           <w:p>
             <w:pPr>
               <w:spacing w:after="20" w:before="0"/>
             </w:pPr>
-            <w:hyperlink w:history="1" r:id="rIdybrgzdwcdfdx8kgoedc3o">
+            <w:hyperlink w:history="1" r:id="rIdakpxxw8qcnexmhksuiwmu">
               <w:r>
                 <w:rPr>
                   <w:rFonts w:ascii="Arial" w:cs="Arial" w:eastAsia="Arial" w:hAnsi="Arial"/>
@@ -25199,7 +25199,7 @@
                   <w:szCs w:val="16"/>
                   <w:u w:val="single" w:color="2E75B6"/>
                 </w:rPr>
-                <w:t xml:space="preserve">Cell Transport (Flexbook)</w:t>
+                <w:t xml:space="preserve">Other Cell Organelles Practice</w:t>
               </w:r>
             </w:hyperlink>
           </w:p>
@@ -25223,7 +25223,7 @@
               <w:spacing w:after="10" w:before="0"/>
               <w:ind w:left="120"/>
             </w:pPr>
-            <w:hyperlink w:history="1" r:id="rIdexifn9mhnhwcks3keevwo">
+            <w:hyperlink w:history="1" r:id="rIdg32bh9vhp9sdllh8emdq1">
               <w:r>
                 <w:rPr>
                   <w:rFonts w:ascii="Arial" w:cs="Arial" w:eastAsia="Arial" w:hAnsi="Arial"/>
@@ -25418,7 +25418,7 @@
             <w:pPr>
               <w:spacing w:after="20" w:before="0"/>
             </w:pPr>
-            <w:hyperlink w:history="1" r:id="rIdrmgici2tvyuyzx7vteect">
+            <w:hyperlink w:history="1" r:id="rId4rzzquiretfuqrjditws9">
               <w:r>
                 <w:rPr>
                   <w:rFonts w:ascii="Arial" w:cs="Arial" w:eastAsia="Arial" w:hAnsi="Arial"/>
@@ -25427,7 +25427,7 @@
                   <w:szCs w:val="16"/>
                   <w:u w:val="single" w:color="2E75B6"/>
                 </w:rPr>
-                <w:t xml:space="preserve">Cells and their Organelles - Example 1</w:t>
+                <w:t xml:space="preserve">Comparing animal and plant cells</w:t>
               </w:r>
             </w:hyperlink>
           </w:p>
@@ -25443,7 +25443,7 @@
                 <w:sz w:val="14"/>
                 <w:szCs w:val="14"/>
               </w:rPr>
-              <w:t xml:space="preserve">Source: CK-12</w:t>
+              <w:t xml:space="preserve">Source: Khan Academy (English - US curriculum)</w:t>
             </w:r>
           </w:p>
           <w:p>
@@ -25451,7 +25451,7 @@
               <w:spacing w:after="10" w:before="0"/>
               <w:ind w:left="120"/>
             </w:pPr>
-            <w:hyperlink w:history="1" r:id="rIdgfeuepwlj4dpk_6hcy7vm">
+            <w:hyperlink w:history="1" r:id="rIdwoxklatbwblvghhqwzz1q">
               <w:r>
                 <w:rPr>
                   <w:rFonts w:ascii="Arial" w:cs="Arial" w:eastAsia="Arial" w:hAnsi="Arial"/>
@@ -25489,14 +25489,14 @@
                 <w:sz w:val="16"/>
                 <w:szCs w:val="16"/>
               </w:rPr>
-              <w:t xml:space="preserve">📖 HTML:</w:t>
+              <w:t xml:space="preserve">📖 EXERCISE:</w:t>
             </w:r>
           </w:p>
           <w:p>
             <w:pPr>
               <w:spacing w:after="20" w:before="0"/>
             </w:pPr>
-            <w:hyperlink w:history="1" r:id="rIdchvskv26iiqmqxq-hfz5n">
+            <w:hyperlink w:history="1" r:id="rIdwxz-uk-jstzx8q0o8ayhx">
               <w:r>
                 <w:rPr>
                   <w:rFonts w:ascii="Arial" w:cs="Arial" w:eastAsia="Arial" w:hAnsi="Arial"/>
@@ -25505,7 +25505,7 @@
                   <w:szCs w:val="16"/>
                   <w:u w:val="single" w:color="2E75B6"/>
                 </w:rPr>
-                <w:t xml:space="preserve">Cell Transport (Flexbook)</w:t>
+                <w:t xml:space="preserve">Plant vs animal cells</w:t>
               </w:r>
             </w:hyperlink>
           </w:p>
@@ -25521,7 +25521,7 @@
                 <w:sz w:val="14"/>
                 <w:szCs w:val="14"/>
               </w:rPr>
-              <w:t xml:space="preserve">Source: CK-12</w:t>
+              <w:t xml:space="preserve">Source: Khan Academy (English - US curriculum)</w:t>
             </w:r>
           </w:p>
           <w:p>
@@ -25529,7 +25529,7 @@
               <w:spacing w:after="10" w:before="0"/>
               <w:ind w:left="120"/>
             </w:pPr>
-            <w:hyperlink w:history="1" r:id="rIdwul4ao-kpoc2ioqp5eme1">
+            <w:hyperlink w:history="1" r:id="rIdf13ppn_mxog8n0cpkpwgj">
               <w:r>
                 <w:rPr>
                   <w:rFonts w:ascii="Arial" w:cs="Arial" w:eastAsia="Arial" w:hAnsi="Arial"/>
@@ -25724,7 +25724,7 @@
             <w:pPr>
               <w:spacing w:after="20" w:before="0"/>
             </w:pPr>
-            <w:hyperlink w:history="1" r:id="rIdiglzdknqaoi-7wia28zru">
+            <w:hyperlink w:history="1" r:id="rIdfbww8okrdbu0r7jqxbuk-">
               <w:r>
                 <w:rPr>
                   <w:rFonts w:ascii="Arial" w:cs="Arial" w:eastAsia="Arial" w:hAnsi="Arial"/>
@@ -25733,7 +25733,7 @@
                   <w:szCs w:val="16"/>
                   <w:u w:val="single" w:color="2E75B6"/>
                 </w:rPr>
-                <w:t xml:space="preserve">Cells and their Organelles - Example 1</w:t>
+                <w:t xml:space="preserve">Comparing animal and plant cells</w:t>
               </w:r>
             </w:hyperlink>
           </w:p>
@@ -25749,7 +25749,7 @@
                 <w:sz w:val="14"/>
                 <w:szCs w:val="14"/>
               </w:rPr>
-              <w:t xml:space="preserve">Source: CK-12</w:t>
+              <w:t xml:space="preserve">Source: Khan Academy (English - US curriculum)</w:t>
             </w:r>
           </w:p>
           <w:p>
@@ -25757,7 +25757,7 @@
               <w:spacing w:after="10" w:before="0"/>
               <w:ind w:left="120"/>
             </w:pPr>
-            <w:hyperlink w:history="1" r:id="rId64lix0vjjboh6wcxylvbx">
+            <w:hyperlink w:history="1" r:id="rIdlvq7d6ohum-qzuxsvax07">
               <w:r>
                 <w:rPr>
                   <w:rFonts w:ascii="Arial" w:cs="Arial" w:eastAsia="Arial" w:hAnsi="Arial"/>
@@ -25802,7 +25802,7 @@
             <w:pPr>
               <w:spacing w:after="20" w:before="0"/>
             </w:pPr>
-            <w:hyperlink w:history="1" r:id="rIdp0va7c2ugv-da5fkph6qw">
+            <w:hyperlink w:history="1" r:id="rIdchb9eqfbolrtojmer9zbq">
               <w:r>
                 <w:rPr>
                   <w:rFonts w:ascii="Arial" w:cs="Arial" w:eastAsia="Arial" w:hAnsi="Arial"/>
@@ -25811,7 +25811,7 @@
                   <w:szCs w:val="16"/>
                   <w:u w:val="single" w:color="2E75B6"/>
                 </w:rPr>
-                <w:t xml:space="preserve">Cell Transport (Flexbook)</w:t>
+                <w:t xml:space="preserve">Plant Cell Structures (Flexbook)</w:t>
               </w:r>
             </w:hyperlink>
           </w:p>
@@ -25835,7 +25835,7 @@
               <w:spacing w:after="10" w:before="0"/>
               <w:ind w:left="120"/>
             </w:pPr>
-            <w:hyperlink w:history="1" r:id="rId1it9my2wktj60pyiel-6j">
+            <w:hyperlink w:history="1" r:id="rId-o3mfudmjqnmb2esj5rq1">
               <w:r>
                 <w:rPr>
                   <w:rFonts w:ascii="Arial" w:cs="Arial" w:eastAsia="Arial" w:hAnsi="Arial"/>

--- a/data/outputs/v2/General_Science/SS1.2_The_Cell/General_Science_The_Cell_CBE_LessonSequence.docx
+++ b/data/outputs/v2/General_Science/SS1.2_The_Cell/General_Science_The_Cell_CBE_LessonSequence.docx
@@ -3127,7 +3127,7 @@
             <w:pPr>
               <w:spacing w:after="20" w:before="0"/>
             </w:pPr>
-            <w:hyperlink w:history="1" r:id="rIdjjzi_knpjslfm2mmyte86">
+            <w:hyperlink w:history="1" r:id="rIdcioxod4t1sjk4zoksx-36">
               <w:r>
                 <w:rPr>
                   <w:rFonts w:ascii="Arial" w:cs="Arial" w:eastAsia="Arial" w:hAnsi="Arial"/>
@@ -3160,7 +3160,7 @@
               <w:spacing w:after="10" w:before="0"/>
               <w:ind w:left="120"/>
             </w:pPr>
-            <w:hyperlink w:history="1" r:id="rIdkgwm5whyij864onkprhtl">
+            <w:hyperlink w:history="1" r:id="rId162yt6zxdo03bdqknfr3s">
               <w:r>
                 <w:rPr>
                   <w:rFonts w:ascii="Arial" w:cs="Arial" w:eastAsia="Arial" w:hAnsi="Arial"/>
@@ -3205,7 +3205,7 @@
             <w:pPr>
               <w:spacing w:after="20" w:before="0"/>
             </w:pPr>
-            <w:hyperlink w:history="1" r:id="rIdkqhiugzgultui6wmazlix">
+            <w:hyperlink w:history="1" r:id="rIdbu0fot6zp16hyfvzquxvt">
               <w:r>
                 <w:rPr>
                   <w:rFonts w:ascii="Arial" w:cs="Arial" w:eastAsia="Arial" w:hAnsi="Arial"/>
@@ -3238,7 +3238,7 @@
               <w:spacing w:after="10" w:before="0"/>
               <w:ind w:left="120"/>
             </w:pPr>
-            <w:hyperlink w:history="1" r:id="rIdxwot4vff7z5awklm9ntbb">
+            <w:hyperlink w:history="1" r:id="rIdspum2gch9mglfuvdah7ao">
               <w:r>
                 <w:rPr>
                   <w:rFonts w:ascii="Arial" w:cs="Arial" w:eastAsia="Arial" w:hAnsi="Arial"/>
@@ -3528,7 +3528,408 @@
             <w:pPr>
               <w:spacing w:after="20" w:before="0"/>
             </w:pPr>
-            <w:hyperlink w:history="1" r:id="rIdiaa9chxujkkz-jvgf34dd">
+            <w:hyperlink w:history="1" r:id="rIdx5kc8yaoc8g8glcuiwufp">
+              <w:r>
+                <w:rPr>
+                  <w:rFonts w:ascii="Arial" w:cs="Arial" w:eastAsia="Arial" w:hAnsi="Arial"/>
+                  <w:color w:val="2E75B6"/>
+                  <w:sz w:val="16"/>
+                  <w:szCs w:val="16"/>
+                  <w:u w:val="single" w:color="2E75B6"/>
+                </w:rPr>
+                <w:t xml:space="preserve">Plant cell walls</w:t>
+              </w:r>
+            </w:hyperlink>
+          </w:p>
+          <w:p>
+            <w:pPr>
+              <w:spacing w:after="10" w:before="0"/>
+              <w:ind w:left="120"/>
+            </w:pPr>
+            <w:r>
+              <w:rPr>
+                <w:rFonts w:ascii="Arial" w:cs="Arial" w:eastAsia="Arial" w:hAnsi="Arial"/>
+                <w:color w:val="595959"/>
+                <w:sz w:val="14"/>
+                <w:szCs w:val="14"/>
+              </w:rPr>
+              <w:t xml:space="preserve">Source: Khan Academy (English - US curriculum)</w:t>
+            </w:r>
+          </w:p>
+          <w:p>
+            <w:pPr>
+              <w:spacing w:after="10" w:before="0"/>
+              <w:ind w:left="120"/>
+            </w:pPr>
+            <w:hyperlink w:history="1" r:id="rIdpalnblnkl1wktg9xayzco">
+              <w:r>
+                <w:rPr>
+                  <w:rFonts w:ascii="Arial" w:cs="Arial" w:eastAsia="Arial" w:hAnsi="Arial"/>
+                  <w:color w:val="595959"/>
+                  <w:sz w:val="14"/>
+                  <w:szCs w:val="14"/>
+                  <w:u w:val="single" w:color="595959"/>
+                </w:rPr>
+                <w:t xml:space="preserve">🔍 Search ARES for similar videos</w:t>
+              </w:r>
+            </w:hyperlink>
+          </w:p>
+          <w:p>
+            <w:pPr>
+              <w:spacing w:after="40" w:before="0"/>
+            </w:pPr>
+            <w:r>
+              <w:rPr>
+                <w:sz w:val="14"/>
+                <w:szCs w:val="14"/>
+              </w:rPr>
+              <w:t xml:space="preserve"/>
+            </w:r>
+          </w:p>
+          <w:p>
+            <w:pPr>
+              <w:spacing w:after="20" w:before="0"/>
+            </w:pPr>
+            <w:r>
+              <w:rPr>
+                <w:rFonts w:ascii="Arial" w:cs="Arial" w:eastAsia="Arial" w:hAnsi="Arial"/>
+                <w:b/>
+                <w:bCs/>
+                <w:color w:val="1F3864"/>
+                <w:sz w:val="16"/>
+                <w:szCs w:val="16"/>
+              </w:rPr>
+              <w:t xml:space="preserve">📖 EXERCISE:</w:t>
+            </w:r>
+          </w:p>
+          <w:p>
+            <w:pPr>
+              <w:spacing w:after="20" w:before="0"/>
+            </w:pPr>
+            <w:hyperlink w:history="1" r:id="rIdcetffw1exnhb8b-sxcm2k">
+              <w:r>
+                <w:rPr>
+                  <w:rFonts w:ascii="Arial" w:cs="Arial" w:eastAsia="Arial" w:hAnsi="Arial"/>
+                  <w:color w:val="2E75B6"/>
+                  <w:sz w:val="16"/>
+                  <w:szCs w:val="16"/>
+                  <w:u w:val="single" w:color="2E75B6"/>
+                </w:rPr>
+                <w:t xml:space="preserve">Plant Cell Structures Practice</w:t>
+              </w:r>
+            </w:hyperlink>
+          </w:p>
+          <w:p>
+            <w:pPr>
+              <w:spacing w:after="10" w:before="0"/>
+              <w:ind w:left="120"/>
+            </w:pPr>
+            <w:r>
+              <w:rPr>
+                <w:rFonts w:ascii="Arial" w:cs="Arial" w:eastAsia="Arial" w:hAnsi="Arial"/>
+                <w:color w:val="595959"/>
+                <w:sz w:val="14"/>
+                <w:szCs w:val="14"/>
+              </w:rPr>
+              <w:t xml:space="preserve">Source: CK-12</w:t>
+            </w:r>
+          </w:p>
+          <w:p>
+            <w:pPr>
+              <w:spacing w:after="10" w:before="0"/>
+              <w:ind w:left="120"/>
+            </w:pPr>
+            <w:hyperlink w:history="1" r:id="rIdmfeklsgcoa0hulmzxm722">
+              <w:r>
+                <w:rPr>
+                  <w:rFonts w:ascii="Arial" w:cs="Arial" w:eastAsia="Arial" w:hAnsi="Arial"/>
+                  <w:color w:val="595959"/>
+                  <w:sz w:val="14"/>
+                  <w:szCs w:val="14"/>
+                  <w:u w:val="single" w:color="595959"/>
+                </w:rPr>
+                <w:t xml:space="preserve">🔍 Search ARES for similar readings</w:t>
+              </w:r>
+            </w:hyperlink>
+          </w:p>
+        </w:tc>
+        <w:tc>
+          <w:tcPr>
+            <w:tcW w:type="dxa" w:w="3040"/>
+            <w:shd w:fill="FFFFFF" w:color="auto" w:val="clear"/>
+            <w:tcMar>
+              <w:top w:type="dxa" w:w="60"/>
+              <w:left w:type="dxa" w:w="120"/>
+              <w:bottom w:type="dxa" w:w="60"/>
+              <w:right w:type="dxa" w:w="120"/>
+            </w:tcMar>
+            <w:vAlign w:val="top"/>
+          </w:tcPr>
+          <w:p>
+            <w:pPr>
+              <w:spacing w:after="40" w:before="0"/>
+              <w:jc w:val="left"/>
+            </w:pPr>
+            <w:r>
+              <w:rPr>
+                <w:rFonts w:ascii="Arial" w:cs="Arial" w:eastAsia="Arial" w:hAnsi="Arial"/>
+                <w:b w:val="false"/>
+                <w:bCs w:val="false"/>
+                <w:i w:val="false"/>
+                <w:iCs w:val="false"/>
+                <w:color w:val="000000"/>
+                <w:sz w:val="18"/>
+                <w:szCs w:val="18"/>
+              </w:rPr>
+              <w:t xml:space="preserve">In pairs, learners prepare a wet-mount slide of a very thin, hand-cut section of a fresh sukuma wiki leaf (the teacher demonstrates the cutting technique first). Pairs observe their slide under the school light microscope, starting at the lowest magnification (4×) and moving up to 40×. Each learner independently draws and labels what they see in a ruled circle (diameter 6 cm) in their notebook, using pencil. Labels must only name what they can actually see — they are not yet expected to use technical vocabulary. After 10 minutes of individual observation and drawing, the teacher projects a high-quality colour photomicrograph (light microscope, 400×) of a sukuma wiki leaf cell on the board. The teacher then dramatically reveals an electron micrograph (TEM, ~10 000×) of the same cell and gives learners 4 minutes to add a second drawing in their notebooks, again labelling only what they can observe.</w:t>
+            </w:r>
+          </w:p>
+        </w:tc>
+        <w:tc>
+          <w:tcPr>
+            <w:tcW w:type="dxa" w:w="3040"/>
+            <w:shd w:fill="F2F2F2" w:color="auto" w:val="clear"/>
+            <w:tcMar>
+              <w:top w:type="dxa" w:w="60"/>
+              <w:left w:type="dxa" w:w="120"/>
+              <w:bottom w:type="dxa" w:w="60"/>
+              <w:right w:type="dxa" w:w="120"/>
+            </w:tcMar>
+            <w:vAlign w:val="top"/>
+          </w:tcPr>
+          <w:p>
+            <w:pPr>
+              <w:spacing w:after="40" w:before="0"/>
+              <w:jc w:val="left"/>
+            </w:pPr>
+            <w:r>
+              <w:rPr>
+                <w:rFonts w:ascii="Arial" w:cs="Arial" w:eastAsia="Arial" w:hAnsi="Arial"/>
+                <w:b w:val="false"/>
+                <w:bCs w:val="false"/>
+                <w:i w:val="false"/>
+                <w:iCs w:val="false"/>
+                <w:color w:val="000000"/>
+                <w:sz w:val="18"/>
+                <w:szCs w:val="18"/>
+              </w:rPr>
+              <w:t xml:space="preserve">1. Demonstrate wet-mount preparation on the visualiser: 'Watch my hands — I am cutting a very thin slice, almost transparent. If it is too thick, light cannot pass through and you will see nothing useful.' </w:t>
+            </w:r>
+          </w:p>
+          <w:p>
+            <w:pPr>
+              <w:spacing w:after="40" w:before="0"/>
+              <w:jc w:val="left"/>
+            </w:pPr>
+            <w:r>
+              <w:rPr>
+                <w:rFonts w:ascii="Arial" w:cs="Arial" w:eastAsia="Arial" w:hAnsi="Arial"/>
+                <w:b w:val="false"/>
+                <w:bCs w:val="false"/>
+                <w:i w:val="false"/>
+                <w:iCs w:val="false"/>
+                <w:color w:val="000000"/>
+                <w:sz w:val="18"/>
+                <w:szCs w:val="18"/>
+              </w:rPr>
+              <w:t xml:space="preserve">2. Circulate as pairs prepare slides. For pairs struggling to get thin sections, offer: 'Try peeling — grip the underside of the leaf and pull gently to get the lower epidermis.' </w:t>
+            </w:r>
+          </w:p>
+          <w:p>
+            <w:pPr>
+              <w:spacing w:after="40" w:before="0"/>
+              <w:jc w:val="left"/>
+            </w:pPr>
+            <w:r>
+              <w:rPr>
+                <w:rFonts w:ascii="Arial" w:cs="Arial" w:eastAsia="Arial" w:hAnsi="Arial"/>
+                <w:b w:val="false"/>
+                <w:bCs w:val="false"/>
+                <w:i w:val="false"/>
+                <w:iCs w:val="false"/>
+                <w:color w:val="000000"/>
+                <w:sz w:val="18"/>
+                <w:szCs w:val="18"/>
+              </w:rPr>
+              <w:t xml:space="preserve">3. After pairs have observed for 5 minutes, pause the class and ask: 'Raise your hand if you can see small box-like shapes.' [Count raised hands aloud.] 'Raise your hand if you can see green dots or granules inside those boxes.' [Count again.] Say: 'Those green granules are real — they are not dirt on the lens. Remember that.' </w:t>
+            </w:r>
+          </w:p>
+          <w:p>
+            <w:pPr>
+              <w:spacing w:after="40" w:before="0"/>
+              <w:jc w:val="left"/>
+            </w:pPr>
+            <w:r>
+              <w:rPr>
+                <w:rFonts w:ascii="Arial" w:cs="Arial" w:eastAsia="Arial" w:hAnsi="Arial"/>
+                <w:b w:val="false"/>
+                <w:bCs w:val="false"/>
+                <w:i w:val="false"/>
+                <w:iCs w:val="false"/>
+                <w:color w:val="000000"/>
+                <w:sz w:val="18"/>
+                <w:szCs w:val="18"/>
+              </w:rPr>
+              <w:t xml:space="preserve">4. Project the light micrograph. Say: 'This is what an expert prepared. Compare it with your drawing. What is the same? What did you miss? Add anything new to your drawing now — but use a different colour pencil so we can see what you added.' Give 3 minutes. </w:t>
+            </w:r>
+          </w:p>
+          <w:p>
+            <w:pPr>
+              <w:spacing w:after="40" w:before="0"/>
+              <w:jc w:val="left"/>
+            </w:pPr>
+            <w:r>
+              <w:rPr>
+                <w:rFonts w:ascii="Arial" w:cs="Arial" w:eastAsia="Arial" w:hAnsi="Arial"/>
+                <w:b w:val="false"/>
+                <w:bCs w:val="false"/>
+                <w:i w:val="false"/>
+                <w:iCs w:val="false"/>
+                <w:color w:val="000000"/>
+                <w:sz w:val="18"/>
+                <w:szCs w:val="18"/>
+              </w:rPr>
+              <w:t xml:space="preserve">5. Now reveal the electron micrograph. Pause for 15 seconds of silent looking. Then say: 'In silence, draw what you see in a new circle. Label every structure you can see, even if you do not know its name — give it a descriptive name, like 'folded ribbons' or 'dark oval blob'.' Give 4 minutes. </w:t>
+            </w:r>
+          </w:p>
+          <w:p>
+            <w:pPr>
+              <w:spacing w:after="40" w:before="0"/>
+              <w:jc w:val="left"/>
+            </w:pPr>
+            <w:r>
+              <w:rPr>
+                <w:rFonts w:ascii="Arial" w:cs="Arial" w:eastAsia="Arial" w:hAnsi="Arial"/>
+                <w:b w:val="false"/>
+                <w:bCs w:val="false"/>
+                <w:i w:val="false"/>
+                <w:iCs w:val="false"/>
+                <w:color w:val="000000"/>
+                <w:sz w:val="18"/>
+                <w:szCs w:val="18"/>
+              </w:rPr>
+              <w:t xml:space="preserve">6. Cold-call 2 learners to describe one structure each from the electron micrograph. Allow 10–15 seconds WAIT TIME after each question. Ask: 'What do you think that structure might be doing to keep the leaf alive?'</w:t>
+            </w:r>
+          </w:p>
+        </w:tc>
+        <w:tc>
+          <w:tcPr>
+            <w:tcW w:type="dxa" w:w="3040"/>
+            <w:shd w:fill="FFFFFF" w:color="auto" w:val="clear"/>
+            <w:tcMar>
+              <w:top w:type="dxa" w:w="60"/>
+              <w:left w:type="dxa" w:w="120"/>
+              <w:bottom w:type="dxa" w:w="60"/>
+              <w:right w:type="dxa" w:w="120"/>
+            </w:tcMar>
+            <w:vAlign w:val="top"/>
+          </w:tcPr>
+          <w:p>
+            <w:pPr>
+              <w:spacing w:after="40" w:before="0"/>
+              <w:jc w:val="left"/>
+            </w:pPr>
+            <w:r>
+              <w:rPr>
+                <w:rFonts w:ascii="Arial" w:cs="Arial" w:eastAsia="Arial" w:hAnsi="Arial"/>
+                <w:b w:val="false"/>
+                <w:bCs w:val="false"/>
+                <w:i w:val="false"/>
+                <w:iCs w:val="false"/>
+                <w:color w:val="000000"/>
+                <w:sz w:val="18"/>
+                <w:szCs w:val="18"/>
+              </w:rPr>
+              <w:t xml:space="preserve">Observation-to-Representation (NGSS SEP 3: Planning and Carrying Out Investigations; SEP 4: Analysing and Interpreting Data). By having learners draw before seeing the expert photomicrograph and then revise their drawings in a different colour, the teacher makes the gap between prior knowledge and new evidence visible. The two-image reveal (light → electron) physically enacts the phenomenon's puzzle: the same cell looks completely different at different resolutions. Descriptive naming of unknown structures builds observational language without premature closure.</w:t>
+            </w:r>
+          </w:p>
+        </w:tc>
+        <w:tc>
+          <w:tcPr>
+            <w:tcW w:type="dxa" w:w="3040"/>
+            <w:shd w:fill="F2F2F2" w:color="auto" w:val="clear"/>
+            <w:tcMar>
+              <w:top w:type="dxa" w:w="60"/>
+              <w:left w:type="dxa" w:w="120"/>
+              <w:bottom w:type="dxa" w:w="60"/>
+              <w:right w:type="dxa" w:w="120"/>
+            </w:tcMar>
+            <w:vAlign w:val="top"/>
+          </w:tcPr>
+          <w:p>
+            <w:pPr>
+              <w:spacing w:after="40" w:before="0"/>
+              <w:jc w:val="left"/>
+            </w:pPr>
+            <w:r>
+              <w:rPr>
+                <w:rFonts w:ascii="Arial" w:cs="Arial" w:eastAsia="Arial" w:hAnsi="Arial"/>
+                <w:b w:val="false"/>
+                <w:bCs w:val="false"/>
+                <w:i w:val="false"/>
+                <w:iCs w:val="false"/>
+                <w:color w:val="000000"/>
+                <w:sz w:val="18"/>
+                <w:szCs w:val="18"/>
+              </w:rPr>
+              <w:t xml:space="preserve">Observable indicator: Each learner's notebook contains two distinct labelled drawings — one from personal microscope observation and one from the electron micrograph. The teacher checks that at least 3 structures are labelled in the EM drawing (using any descriptive language). Pairs who cannot produce a usable slide are given a prepared slide — the teacher notes which pairs struggled for future differentiation. During cold-calling, listen for whether learners spontaneously link the green granules to the leaf being green or to food-making — this reveals readiness for chloroplast instruction in Lesson 3.</w:t>
+            </w:r>
+          </w:p>
+        </w:tc>
+      </w:tr>
+      <w:tr>
+        <w:tc>
+          <w:tcPr>
+            <w:tcW w:type="dxa" w:w="1520"/>
+            <w:shd w:fill="E2EFDA" w:color="auto" w:val="clear"/>
+            <w:tcMar>
+              <w:top w:type="dxa" w:w="60"/>
+              <w:left w:type="dxa" w:w="120"/>
+              <w:bottom w:type="dxa" w:w="60"/>
+              <w:right w:type="dxa" w:w="120"/>
+            </w:tcMar>
+            <w:vAlign w:val="top"/>
+          </w:tcPr>
+          <w:p>
+            <w:pPr>
+              <w:spacing w:after="40" w:before="0"/>
+              <w:jc w:val="left"/>
+            </w:pPr>
+            <w:r>
+              <w:rPr>
+                <w:rFonts w:ascii="Arial" w:cs="Arial" w:eastAsia="Arial" w:hAnsi="Arial"/>
+                <w:b/>
+                <w:bCs/>
+                <w:i w:val="false"/>
+                <w:iCs w:val="false"/>
+                <w:color w:val="000000"/>
+                <w:sz w:val="18"/>
+                <w:szCs w:val="18"/>
+              </w:rPr>
+              <w:t xml:space="preserve">Explain Phase</w:t>
+            </w:r>
+          </w:p>
+          <w:p>
+            <w:pPr>
+              <w:spacing w:after="20" w:before="0"/>
+            </w:pPr>
+            <w:r>
+              <w:rPr>
+                <w:rFonts w:ascii="Arial" w:cs="Arial" w:eastAsia="Arial" w:hAnsi="Arial"/>
+                <w:b/>
+                <w:bCs/>
+                <w:color w:val="1F3864"/>
+                <w:sz w:val="16"/>
+                <w:szCs w:val="16"/>
+              </w:rPr>
+              <w:t xml:space="preserve">📹 VIDEO:</w:t>
+            </w:r>
+          </w:p>
+          <w:p>
+            <w:pPr>
+              <w:spacing w:after="20" w:before="0"/>
+            </w:pPr>
+            <w:hyperlink w:history="1" r:id="rIdbzqllyy2znsbhujdl0g03">
               <w:r>
                 <w:rPr>
                   <w:rFonts w:ascii="Arial" w:cs="Arial" w:eastAsia="Arial" w:hAnsi="Arial"/>
@@ -3561,7 +3962,7 @@
               <w:spacing w:after="10" w:before="0"/>
               <w:ind w:left="120"/>
             </w:pPr>
-            <w:hyperlink w:history="1" r:id="rIdsuyvck2gnorgwo0zxq_xa">
+            <w:hyperlink w:history="1" r:id="rIdcb_qmh9g3acauw_qfp7fj">
               <w:r>
                 <w:rPr>
                   <w:rFonts w:ascii="Arial" w:cs="Arial" w:eastAsia="Arial" w:hAnsi="Arial"/>
@@ -3599,14 +4000,14 @@
                 <w:sz w:val="16"/>
                 <w:szCs w:val="16"/>
               </w:rPr>
-              <w:t xml:space="preserve">📖 EXERCISE:</w:t>
+              <w:t xml:space="preserve">📖 HTML:</w:t>
             </w:r>
           </w:p>
           <w:p>
             <w:pPr>
               <w:spacing w:after="20" w:before="0"/>
             </w:pPr>
-            <w:hyperlink w:history="1" r:id="rIddau01uea9mugw27xj5nye">
+            <w:hyperlink w:history="1" r:id="rIdykuux6wndmxmggwjntzgv">
               <w:r>
                 <w:rPr>
                   <w:rFonts w:ascii="Arial" w:cs="Arial" w:eastAsia="Arial" w:hAnsi="Arial"/>
@@ -3615,7 +4016,7 @@
                   <w:szCs w:val="16"/>
                   <w:u w:val="single" w:color="2E75B6"/>
                 </w:rPr>
-                <w:t xml:space="preserve">Plant Cell Structures Practice</w:t>
+                <w:t xml:space="preserve">Plant Cell Structures (Flexbook)</w:t>
               </w:r>
             </w:hyperlink>
           </w:p>
@@ -3639,7 +4040,7 @@
               <w:spacing w:after="10" w:before="0"/>
               <w:ind w:left="120"/>
             </w:pPr>
-            <w:hyperlink w:history="1" r:id="rIdetj1pfw6uspzvonagz7g1">
+            <w:hyperlink w:history="1" r:id="rIdjzu9xhdeguaj3u-fhltil">
               <w:r>
                 <w:rPr>
                   <w:rFonts w:ascii="Arial" w:cs="Arial" w:eastAsia="Arial" w:hAnsi="Arial"/>
@@ -3681,7 +4082,7 @@
                 <w:sz w:val="18"/>
                 <w:szCs w:val="18"/>
               </w:rPr>
-              <w:t xml:space="preserve">In pairs, learners prepare a wet-mount slide of a very thin, hand-cut section of a fresh sukuma wiki leaf (the teacher demonstrates the cutting technique first). Pairs observe their slide under the school light microscope, starting at the lowest magnification (4×) and moving up to 40×. Each learner independently draws and labels what they see in a ruled circle (diameter 6 cm) in their notebook, using pencil. Labels must only name what they can actually see — they are not yet expected to use technical vocabulary. After 10 minutes of individual observation and drawing, the teacher projects a high-quality colour photomicrograph (light microscope, 400×) of a sukuma wiki leaf cell on the board. The teacher then dramatically reveals an electron micrograph (TEM, ~10 000×) of the same cell and gives learners 4 minutes to add a second drawing in their notebooks, again labelling only what they can observe.</w:t>
+              <w:t xml:space="preserve">Because this is the opening lesson, the Explain phase functions as a structured prediction activity, not a full explanation — learners do not yet have the vocabulary or knowledge to explain. Each learner independently completes a 'Prediction Frame' in their notebook (a printed template or hand-drawn table with three columns): STRUCTURE SEEN IN EM | DESCRIPTIVE NAME I GAVE IT | MY PREDICTION OF WHAT IT DOES TO KEEP THE SUKUMA WIKI ALIVE. Learners fill in at least three rows. They then participate in a brief whole-class share-out where the teacher facilitates: 'Who predicted a job for the folded membranes? Who predicted a job for the dark oval body? Who predicted a job for the large fluid space?' The teacher records class predictions on a 'Prediction Parking Lot' poster (large paper on the wall) which will remain displayed for the entire unit and be revisited each lesson. The teacher closes by connecting back to the phenomenon: 'When the sukuma wiki leaf was left in the sun and died — some of these structures stopped working. By the end of this unit, you will be able to point to each structure on this micrograph and explain exactly what it stopped doing, and why that killed the leaf — and why that matters to you, the person who eats it.'</w:t>
             </w:r>
           </w:p>
         </w:tc>
@@ -3713,102 +4114,83 @@
                 <w:sz w:val="18"/>
                 <w:szCs w:val="18"/>
               </w:rPr>
-              <w:t xml:space="preserve">1. Demonstrate wet-mount preparation on the visualiser: 'Watch my hands — I am cutting a very thin slice, almost transparent. If it is too thick, light cannot pass through and you will see nothing useful.' </w:t>
-            </w:r>
-          </w:p>
-          <w:p>
-            <w:pPr>
-              <w:spacing w:after="40" w:before="0"/>
-              <w:jc w:val="left"/>
-            </w:pPr>
-            <w:r>
-              <w:rPr>
-                <w:rFonts w:ascii="Arial" w:cs="Arial" w:eastAsia="Arial" w:hAnsi="Arial"/>
-                <w:b w:val="false"/>
-                <w:bCs w:val="false"/>
-                <w:i w:val="false"/>
-                <w:iCs w:val="false"/>
-                <w:color w:val="000000"/>
-                <w:sz w:val="18"/>
-                <w:szCs w:val="18"/>
-              </w:rPr>
-              <w:t xml:space="preserve">2. Circulate as pairs prepare slides. For pairs struggling to get thin sections, offer: 'Try peeling — grip the underside of the leaf and pull gently to get the lower epidermis.' </w:t>
-            </w:r>
-          </w:p>
-          <w:p>
-            <w:pPr>
-              <w:spacing w:after="40" w:before="0"/>
-              <w:jc w:val="left"/>
-            </w:pPr>
-            <w:r>
-              <w:rPr>
-                <w:rFonts w:ascii="Arial" w:cs="Arial" w:eastAsia="Arial" w:hAnsi="Arial"/>
-                <w:b w:val="false"/>
-                <w:bCs w:val="false"/>
-                <w:i w:val="false"/>
-                <w:iCs w:val="false"/>
-                <w:color w:val="000000"/>
-                <w:sz w:val="18"/>
-                <w:szCs w:val="18"/>
-              </w:rPr>
-              <w:t xml:space="preserve">3. After pairs have observed for 5 minutes, pause the class and ask: 'Raise your hand if you can see small box-like shapes.' [Count raised hands aloud.] 'Raise your hand if you can see green dots or granules inside those boxes.' [Count again.] Say: 'Those green granules are real — they are not dirt on the lens. Remember that.' </w:t>
-            </w:r>
-          </w:p>
-          <w:p>
-            <w:pPr>
-              <w:spacing w:after="40" w:before="0"/>
-              <w:jc w:val="left"/>
-            </w:pPr>
-            <w:r>
-              <w:rPr>
-                <w:rFonts w:ascii="Arial" w:cs="Arial" w:eastAsia="Arial" w:hAnsi="Arial"/>
-                <w:b w:val="false"/>
-                <w:bCs w:val="false"/>
-                <w:i w:val="false"/>
-                <w:iCs w:val="false"/>
-                <w:color w:val="000000"/>
-                <w:sz w:val="18"/>
-                <w:szCs w:val="18"/>
-              </w:rPr>
-              <w:t xml:space="preserve">4. Project the light micrograph. Say: 'This is what an expert prepared. Compare it with your drawing. What is the same? What did you miss? Add anything new to your drawing now — but use a different colour pencil so we can see what you added.' Give 3 minutes. </w:t>
-            </w:r>
-          </w:p>
-          <w:p>
-            <w:pPr>
-              <w:spacing w:after="40" w:before="0"/>
-              <w:jc w:val="left"/>
-            </w:pPr>
-            <w:r>
-              <w:rPr>
-                <w:rFonts w:ascii="Arial" w:cs="Arial" w:eastAsia="Arial" w:hAnsi="Arial"/>
-                <w:b w:val="false"/>
-                <w:bCs w:val="false"/>
-                <w:i w:val="false"/>
-                <w:iCs w:val="false"/>
-                <w:color w:val="000000"/>
-                <w:sz w:val="18"/>
-                <w:szCs w:val="18"/>
-              </w:rPr>
-              <w:t xml:space="preserve">5. Now reveal the electron micrograph. Pause for 15 seconds of silent looking. Then say: 'In silence, draw what you see in a new circle. Label every structure you can see, even if you do not know its name — give it a descriptive name, like 'folded ribbons' or 'dark oval blob'.' Give 4 minutes. </w:t>
-            </w:r>
-          </w:p>
-          <w:p>
-            <w:pPr>
-              <w:spacing w:after="40" w:before="0"/>
-              <w:jc w:val="left"/>
-            </w:pPr>
-            <w:r>
-              <w:rPr>
-                <w:rFonts w:ascii="Arial" w:cs="Arial" w:eastAsia="Arial" w:hAnsi="Arial"/>
-                <w:b w:val="false"/>
-                <w:bCs w:val="false"/>
-                <w:i w:val="false"/>
-                <w:iCs w:val="false"/>
-                <w:color w:val="000000"/>
-                <w:sz w:val="18"/>
-                <w:szCs w:val="18"/>
-              </w:rPr>
-              <w:t xml:space="preserve">6. Cold-call 2 learners to describe one structure each from the electron micrograph. Allow 10–15 seconds WAIT TIME after each question. Ask: 'What do you think that structure might be doing to keep the leaf alive?'</w:t>
+              <w:t xml:space="preserve">1. Distribute or instruct learners to draw the Prediction Frame in their notebooks. Say: 'You have 5 minutes to complete at least three rows. Use the structures from your EM drawing. Make your best scientific guess for the function column — there are no wrong answers right now, only guesses we will test.' </w:t>
+            </w:r>
+          </w:p>
+          <w:p>
+            <w:pPr>
+              <w:spacing w:after="40" w:before="0"/>
+              <w:jc w:val="left"/>
+            </w:pPr>
+            <w:r>
+              <w:rPr>
+                <w:rFonts w:ascii="Arial" w:cs="Arial" w:eastAsia="Arial" w:hAnsi="Arial"/>
+                <w:b w:val="false"/>
+                <w:bCs w:val="false"/>
+                <w:i w:val="false"/>
+                <w:iCs w:val="false"/>
+                <w:color w:val="000000"/>
+                <w:sz w:val="18"/>
+                <w:szCs w:val="18"/>
+              </w:rPr>
+              <w:t xml:space="preserve">2. After 5 minutes, facilitate the share-out by pointing to specific structures on the projected EM image. 'Who wants to share their prediction for this structure — the one I am pointing to, which looks like folded ribbons?' Allow 10 seconds WAIT TIME. Cold-call if no volunteer after 10 seconds. </w:t>
+            </w:r>
+          </w:p>
+          <w:p>
+            <w:pPr>
+              <w:spacing w:after="40" w:before="0"/>
+              <w:jc w:val="left"/>
+            </w:pPr>
+            <w:r>
+              <w:rPr>
+                <w:rFonts w:ascii="Arial" w:cs="Arial" w:eastAsia="Arial" w:hAnsi="Arial"/>
+                <w:b w:val="false"/>
+                <w:bCs w:val="false"/>
+                <w:i w:val="false"/>
+                <w:iCs w:val="false"/>
+                <w:color w:val="000000"/>
+                <w:sz w:val="18"/>
+                <w:szCs w:val="18"/>
+              </w:rPr>
+              <w:t xml:space="preserve">3. For each prediction shared, record it on the Prediction Parking Lot without evaluation. Say: 'We are parking these predictions. We will come back to check each one as we learn more.' </w:t>
+            </w:r>
+          </w:p>
+          <w:p>
+            <w:pPr>
+              <w:spacing w:after="40" w:before="0"/>
+              <w:jc w:val="left"/>
+            </w:pPr>
+            <w:r>
+              <w:rPr>
+                <w:rFonts w:ascii="Arial" w:cs="Arial" w:eastAsia="Arial" w:hAnsi="Arial"/>
+                <w:b w:val="false"/>
+                <w:bCs w:val="false"/>
+                <w:i w:val="false"/>
+                <w:iCs w:val="false"/>
+                <w:color w:val="000000"/>
+                <w:sz w:val="18"/>
+                <w:szCs w:val="18"/>
+              </w:rPr>
+              <w:t xml:space="preserve">4. Make the unit roadmap explicit: 'In our next lessons we will identify the name and job of every structure on this image. We will answer the question: what makes up an organism — all the way from these tiny parts inside one cell, to the sukuma wiki plant in the field, to you sitting here in Kisumu.' </w:t>
+            </w:r>
+          </w:p>
+          <w:p>
+            <w:pPr>
+              <w:spacing w:after="40" w:before="0"/>
+              <w:jc w:val="left"/>
+            </w:pPr>
+            <w:r>
+              <w:rPr>
+                <w:rFonts w:ascii="Arial" w:cs="Arial" w:eastAsia="Arial" w:hAnsi="Arial"/>
+                <w:b w:val="false"/>
+                <w:bCs w:val="false"/>
+                <w:i w:val="false"/>
+                <w:iCs w:val="false"/>
+                <w:color w:val="000000"/>
+                <w:sz w:val="18"/>
+                <w:szCs w:val="18"/>
+              </w:rPr>
+              <w:t xml:space="preserve">5. Display the unit Driving Question visually on the wall next to the Prediction Parking Lot.</w:t>
             </w:r>
           </w:p>
         </w:tc>
@@ -3840,7 +4222,7 @@
                 <w:sz w:val="18"/>
                 <w:szCs w:val="18"/>
               </w:rPr>
-              <w:t xml:space="preserve">Observation-to-Representation (NGSS SEP 3: Planning and Carrying Out Investigations; SEP 4: Analysing and Interpreting Data). By having learners draw before seeing the expert photomicrograph and then revise their drawings in a different colour, the teacher makes the gap between prior knowledge and new evidence visible. The two-image reveal (light → electron) physically enacts the phenomenon's puzzle: the same cell looks completely different at different resolutions. Descriptive naming of unknown structures builds observational language without premature closure.</w:t>
+              <w:t xml:space="preserve">Prediction Frames with deferred confirmation (NGSS SEP 6: Constructing Explanations). By structuring predictions in written form before instruction, the teacher creates cognitive hooks — learners will naturally verify their own predictions as new content is taught. The Prediction Parking Lot makes predictions semi-public and creates accountability across the unit. Connecting the phenomenon (wilting/dying leaf) to the learner as the person who eats sukuma wiki grounds cell biology in personal relevance.</w:t>
             </w:r>
           </w:p>
         </w:tc>
@@ -3872,7 +4254,7 @@
                 <w:sz w:val="18"/>
                 <w:szCs w:val="18"/>
               </w:rPr>
-              <w:t xml:space="preserve">Observable indicator: Each learner's notebook contains two distinct labelled drawings — one from personal microscope observation and one from the electron micrograph. The teacher checks that at least 3 structures are labelled in the EM drawing (using any descriptive language). Pairs who cannot produce a usable slide are given a prepared slide — the teacher notes which pairs struggled for future differentiation. During cold-calling, listen for whether learners spontaneously link the green granules to the leaf being green or to food-making — this reveals readiness for chloroplast instruction in Lesson 3.</w:t>
+              <w:t xml:space="preserve">Observable indicator: Each learner has completed at least 3 rows of the Prediction Frame. The teacher collects 6 notebooks (2 high, 2 middle, 2 lower prior-knowledge learners based on Phase 1 writing) and reads the predictions before the next lesson. Look for: (a) any learners who already use correct organelle vocabulary (chloroplast, mitochondria, vacuole) — these learners can serve as peer resources; (b) common misconceptions (e.g. 'the green granules are food stored in the leaf' vs 'the green granules make food') — address in Lesson 2 opener.</w:t>
             </w:r>
           </w:p>
         </w:tc>
@@ -3881,32 +4263,32 @@
         <w:tc>
           <w:tcPr>
             <w:tcW w:type="dxa" w:w="1520"/>
-            <w:shd w:fill="E2EFDA" w:color="auto" w:val="clear"/>
-            <w:tcMar>
-              <w:top w:type="dxa" w:w="60"/>
-              <w:left w:type="dxa" w:w="120"/>
-              <w:bottom w:type="dxa" w:w="60"/>
-              <w:right w:type="dxa" w:w="120"/>
-            </w:tcMar>
-            <w:vAlign w:val="top"/>
-          </w:tcPr>
-          <w:p>
-            <w:pPr>
-              <w:spacing w:after="40" w:before="0"/>
-              <w:jc w:val="left"/>
-            </w:pPr>
-            <w:r>
-              <w:rPr>
-                <w:rFonts w:ascii="Arial" w:cs="Arial" w:eastAsia="Arial" w:hAnsi="Arial"/>
-                <w:b/>
-                <w:bCs/>
-                <w:i w:val="false"/>
-                <w:iCs w:val="false"/>
-                <w:color w:val="000000"/>
-                <w:sz w:val="18"/>
-                <w:szCs w:val="18"/>
-              </w:rPr>
-              <w:t xml:space="preserve">Explain Phase</w:t>
+            <w:shd w:fill="FCE4D6" w:color="auto" w:val="clear"/>
+            <w:tcMar>
+              <w:top w:type="dxa" w:w="60"/>
+              <w:left w:type="dxa" w:w="120"/>
+              <w:bottom w:type="dxa" w:w="60"/>
+              <w:right w:type="dxa" w:w="120"/>
+            </w:tcMar>
+            <w:vAlign w:val="top"/>
+          </w:tcPr>
+          <w:p>
+            <w:pPr>
+              <w:spacing w:after="40" w:before="0"/>
+              <w:jc w:val="left"/>
+            </w:pPr>
+            <w:r>
+              <w:rPr>
+                <w:rFonts w:ascii="Arial" w:cs="Arial" w:eastAsia="Arial" w:hAnsi="Arial"/>
+                <w:b/>
+                <w:bCs/>
+                <w:i w:val="false"/>
+                <w:iCs w:val="false"/>
+                <w:color w:val="000000"/>
+                <w:sz w:val="18"/>
+                <w:szCs w:val="18"/>
+              </w:rPr>
+              <w:t xml:space="preserve">Driving Question Board (DQB) Creation</w:t>
             </w:r>
           </w:p>
           <w:p>
@@ -3929,7 +4311,7 @@
             <w:pPr>
               <w:spacing w:after="20" w:before="0"/>
             </w:pPr>
-            <w:hyperlink w:history="1" r:id="rIddfzuklaasjtchb_ymwiqv">
+            <w:hyperlink w:history="1" r:id="rIdiyhw97advrjinazy1g_zt">
               <w:r>
                 <w:rPr>
                   <w:rFonts w:ascii="Arial" w:cs="Arial" w:eastAsia="Arial" w:hAnsi="Arial"/>
@@ -3962,7 +4344,7 @@
               <w:spacing w:after="10" w:before="0"/>
               <w:ind w:left="120"/>
             </w:pPr>
-            <w:hyperlink w:history="1" r:id="rIdm-8wthmughtvwz7mmcgcf">
+            <w:hyperlink w:history="1" r:id="rId7r-77oniqqmdf-pyjs-mj">
               <w:r>
                 <w:rPr>
                   <w:rFonts w:ascii="Arial" w:cs="Arial" w:eastAsia="Arial" w:hAnsi="Arial"/>
@@ -4007,7 +4389,7 @@
             <w:pPr>
               <w:spacing w:after="20" w:before="0"/>
             </w:pPr>
-            <w:hyperlink w:history="1" r:id="rIdwzysdqgfz_vpuecqc9omk">
+            <w:hyperlink w:history="1" r:id="rIdoo827ycsn6xvm34_mvu98">
               <w:r>
                 <w:rPr>
                   <w:rFonts w:ascii="Arial" w:cs="Arial" w:eastAsia="Arial" w:hAnsi="Arial"/>
@@ -4040,7 +4422,7 @@
               <w:spacing w:after="10" w:before="0"/>
               <w:ind w:left="120"/>
             </w:pPr>
-            <w:hyperlink w:history="1" r:id="rIdv4t_1zm_dj_m84yhk7mfj">
+            <w:hyperlink w:history="1" r:id="rIdc_p6rv6qeeyukenfr_joo">
               <w:r>
                 <w:rPr>
                   <w:rFonts w:ascii="Arial" w:cs="Arial" w:eastAsia="Arial" w:hAnsi="Arial"/>
@@ -4082,7 +4464,7 @@
                 <w:sz w:val="18"/>
                 <w:szCs w:val="18"/>
               </w:rPr>
-              <w:t xml:space="preserve">Because this is the opening lesson, the Explain phase functions as a structured prediction activity, not a full explanation — learners do not yet have the vocabulary or knowledge to explain. Each learner independently completes a 'Prediction Frame' in their notebook (a printed template or hand-drawn table with three columns): STRUCTURE SEEN IN EM | DESCRIPTIVE NAME I GAVE IT | MY PREDICTION OF WHAT IT DOES TO KEEP THE SUKUMA WIKI ALIVE. Learners fill in at least three rows. They then participate in a brief whole-class share-out where the teacher facilitates: 'Who predicted a job for the folded membranes? Who predicted a job for the dark oval body? Who predicted a job for the large fluid space?' The teacher records class predictions on a 'Prediction Parking Lot' poster (large paper on the wall) which will remain displayed for the entire unit and be revisited each lesson. The teacher closes by connecting back to the phenomenon: 'When the sukuma wiki leaf was left in the sun and died — some of these structures stopped working. By the end of this unit, you will be able to point to each structure on this micrograph and explain exactly what it stopped doing, and why that killed the leaf — and why that matters to you, the person who eats it.'</w:t>
+              <w:t xml:space="preserve">The teacher introduces the Driving Question Board — a large piece of paper or section of the classroom wall that will be used throughout the entire unit on The Cell. The class reads the unit Driving Question aloud together: 'What makes up an organism — and how do the tiny structures inside a single cell keep a whole living thing, from a sukuma wiki plant to a human being in Nairobi, alive?' Each learner receives two sticky notes (or two small pieces of paper if sticky notes are unavailable). On the first (WHAT WE THINK WE KNOW — written in green), learners write one thing they are fairly confident about regarding cells or cell structure. On the second (WHAT WE WONDER — written in blue), learners write one genuine question they have after today's observations. Learners come forward in groups of 5 to post their notes, briefly reading each aloud. The teacher clusters similar questions spatially on the board and draws circles around clusters. The teacher names each cluster aloud ('Several of you are wondering about the green granules — great. Several are wondering about the difference between plant and animal cells — excellent.'). The DQB remains on the wall for the entire unit; the teacher commits aloud: 'Every question on this board will be answered by the time we finish Sub-Strand 1.2.'</w:t>
             </w:r>
           </w:p>
         </w:tc>
@@ -4114,83 +4496,121 @@
                 <w:sz w:val="18"/>
                 <w:szCs w:val="18"/>
               </w:rPr>
-              <w:t xml:space="preserve">1. Distribute or instruct learners to draw the Prediction Frame in their notebooks. Say: 'You have 5 minutes to complete at least three rows. Use the structures from your EM drawing. Make your best scientific guess for the function column — there are no wrong answers right now, only guesses we will test.' </w:t>
-            </w:r>
-          </w:p>
-          <w:p>
-            <w:pPr>
-              <w:spacing w:after="40" w:before="0"/>
-              <w:jc w:val="left"/>
-            </w:pPr>
-            <w:r>
-              <w:rPr>
-                <w:rFonts w:ascii="Arial" w:cs="Arial" w:eastAsia="Arial" w:hAnsi="Arial"/>
-                <w:b w:val="false"/>
-                <w:bCs w:val="false"/>
-                <w:i w:val="false"/>
-                <w:iCs w:val="false"/>
-                <w:color w:val="000000"/>
-                <w:sz w:val="18"/>
-                <w:szCs w:val="18"/>
-              </w:rPr>
-              <w:t xml:space="preserve">2. After 5 minutes, facilitate the share-out by pointing to specific structures on the projected EM image. 'Who wants to share their prediction for this structure — the one I am pointing to, which looks like folded ribbons?' Allow 10 seconds WAIT TIME. Cold-call if no volunteer after 10 seconds. </w:t>
-            </w:r>
-          </w:p>
-          <w:p>
-            <w:pPr>
-              <w:spacing w:after="40" w:before="0"/>
-              <w:jc w:val="left"/>
-            </w:pPr>
-            <w:r>
-              <w:rPr>
-                <w:rFonts w:ascii="Arial" w:cs="Arial" w:eastAsia="Arial" w:hAnsi="Arial"/>
-                <w:b w:val="false"/>
-                <w:bCs w:val="false"/>
-                <w:i w:val="false"/>
-                <w:iCs w:val="false"/>
-                <w:color w:val="000000"/>
-                <w:sz w:val="18"/>
-                <w:szCs w:val="18"/>
-              </w:rPr>
-              <w:t xml:space="preserve">3. For each prediction shared, record it on the Prediction Parking Lot without evaluation. Say: 'We are parking these predictions. We will come back to check each one as we learn more.' </w:t>
-            </w:r>
-          </w:p>
-          <w:p>
-            <w:pPr>
-              <w:spacing w:after="40" w:before="0"/>
-              <w:jc w:val="left"/>
-            </w:pPr>
-            <w:r>
-              <w:rPr>
-                <w:rFonts w:ascii="Arial" w:cs="Arial" w:eastAsia="Arial" w:hAnsi="Arial"/>
-                <w:b w:val="false"/>
-                <w:bCs w:val="false"/>
-                <w:i w:val="false"/>
-                <w:iCs w:val="false"/>
-                <w:color w:val="000000"/>
-                <w:sz w:val="18"/>
-                <w:szCs w:val="18"/>
-              </w:rPr>
-              <w:t xml:space="preserve">4. Make the unit roadmap explicit: 'In our next lessons we will identify the name and job of every structure on this image. We will answer the question: what makes up an organism — all the way from these tiny parts inside one cell, to the sukuma wiki plant in the field, to you sitting here in Kisumu.' </w:t>
-            </w:r>
-          </w:p>
-          <w:p>
-            <w:pPr>
-              <w:spacing w:after="40" w:before="0"/>
-              <w:jc w:val="left"/>
-            </w:pPr>
-            <w:r>
-              <w:rPr>
-                <w:rFonts w:ascii="Arial" w:cs="Arial" w:eastAsia="Arial" w:hAnsi="Arial"/>
-                <w:b w:val="false"/>
-                <w:bCs w:val="false"/>
-                <w:i w:val="false"/>
-                <w:iCs w:val="false"/>
-                <w:color w:val="000000"/>
-                <w:sz w:val="18"/>
-                <w:szCs w:val="18"/>
-              </w:rPr>
-              <w:t xml:space="preserve">5. Display the unit Driving Question visually on the wall next to the Prediction Parking Lot.</w:t>
+              <w:t xml:space="preserve">1. Unveil the blank DQB with ceremony: 'This wall is going to be our science memory for the next several lessons. Every question we answer, we will mark. Every idea we change, we will update. It is a living record of our thinking.' </w:t>
+            </w:r>
+          </w:p>
+          <w:p>
+            <w:pPr>
+              <w:spacing w:after="40" w:before="0"/>
+              <w:jc w:val="left"/>
+            </w:pPr>
+            <w:r>
+              <w:rPr>
+                <w:rFonts w:ascii="Arial" w:cs="Arial" w:eastAsia="Arial" w:hAnsi="Arial"/>
+                <w:b w:val="false"/>
+                <w:bCs w:val="false"/>
+                <w:i w:val="false"/>
+                <w:iCs w:val="false"/>
+                <w:color w:val="000000"/>
+                <w:sz w:val="18"/>
+                <w:szCs w:val="18"/>
+              </w:rPr>
+              <w:t xml:space="preserve">2. Read the Driving Question aloud and have learners read it back as a class. </w:t>
+            </w:r>
+          </w:p>
+          <w:p>
+            <w:pPr>
+              <w:spacing w:after="40" w:before="0"/>
+              <w:jc w:val="left"/>
+            </w:pPr>
+            <w:r>
+              <w:rPr>
+                <w:rFonts w:ascii="Arial" w:cs="Arial" w:eastAsia="Arial" w:hAnsi="Arial"/>
+                <w:b w:val="false"/>
+                <w:bCs w:val="false"/>
+                <w:i w:val="false"/>
+                <w:iCs w:val="false"/>
+                <w:color w:val="000000"/>
+                <w:sz w:val="18"/>
+                <w:szCs w:val="18"/>
+              </w:rPr>
+              <w:t xml:space="preserve">3. Distribute paper/sticky notes. Say: 'Take 3 minutes. Green paper: what do you already believe to be true about cells? Blue paper: what do you genuinely not understand yet after today?' Enforce silence for 3 minutes. </w:t>
+            </w:r>
+          </w:p>
+          <w:p>
+            <w:pPr>
+              <w:spacing w:after="40" w:before="0"/>
+              <w:jc w:val="left"/>
+            </w:pPr>
+            <w:r>
+              <w:rPr>
+                <w:rFonts w:ascii="Arial" w:cs="Arial" w:eastAsia="Arial" w:hAnsi="Arial"/>
+                <w:b w:val="false"/>
+                <w:bCs w:val="false"/>
+                <w:i w:val="false"/>
+                <w:iCs w:val="false"/>
+                <w:color w:val="000000"/>
+                <w:sz w:val="18"/>
+                <w:szCs w:val="18"/>
+              </w:rPr>
+              <w:t xml:space="preserve">4. Call groups of 5 to post. As each learner reads their card, say: 'Thank you — that is an important idea/question.' Cluster on the board in real time. </w:t>
+            </w:r>
+          </w:p>
+          <w:p>
+            <w:pPr>
+              <w:spacing w:after="40" w:before="0"/>
+              <w:jc w:val="left"/>
+            </w:pPr>
+            <w:r>
+              <w:rPr>
+                <w:rFonts w:ascii="Arial" w:cs="Arial" w:eastAsia="Arial" w:hAnsi="Arial"/>
+                <w:b w:val="false"/>
+                <w:bCs w:val="false"/>
+                <w:i w:val="false"/>
+                <w:iCs w:val="false"/>
+                <w:color w:val="000000"/>
+                <w:sz w:val="18"/>
+                <w:szCs w:val="18"/>
+              </w:rPr>
+              <w:t xml:space="preserve">5. After all cards are posted, step back and say: 'Look at this board. This is the map of our learning journey. These are the questions science has already answered — we are going to learn those answers. These are questions some scientists are still working on — exciting, right?' </w:t>
+            </w:r>
+          </w:p>
+          <w:p>
+            <w:pPr>
+              <w:spacing w:after="40" w:before="0"/>
+              <w:jc w:val="left"/>
+            </w:pPr>
+            <w:r>
+              <w:rPr>
+                <w:rFonts w:ascii="Arial" w:cs="Arial" w:eastAsia="Arial" w:hAnsi="Arial"/>
+                <w:b w:val="false"/>
+                <w:bCs w:val="false"/>
+                <w:i w:val="false"/>
+                <w:iCs w:val="false"/>
+                <w:color w:val="000000"/>
+                <w:sz w:val="18"/>
+                <w:szCs w:val="18"/>
+              </w:rPr>
+              <w:t xml:space="preserve">6. Photograph the DQB with the school's tablet or camera for the ARES platform record. </w:t>
+            </w:r>
+          </w:p>
+          <w:p>
+            <w:pPr>
+              <w:spacing w:after="40" w:before="0"/>
+              <w:jc w:val="left"/>
+            </w:pPr>
+            <w:r>
+              <w:rPr>
+                <w:rFonts w:ascii="Arial" w:cs="Arial" w:eastAsia="Arial" w:hAnsi="Arial"/>
+                <w:b w:val="false"/>
+                <w:bCs w:val="false"/>
+                <w:i w:val="false"/>
+                <w:iCs w:val="false"/>
+                <w:color w:val="000000"/>
+                <w:sz w:val="18"/>
+                <w:szCs w:val="18"/>
+              </w:rPr>
+              <w:t xml:space="preserve">7. Close by returning to the phenomenon: 'Every question on this board connects back to those two leaves at the front of the room. The fresh one and the dead one. By Lesson 6, you will be able to explain exactly what happened inside that dying leaf — at the level of molecules and organelles.'</w:t>
             </w:r>
           </w:p>
         </w:tc>
@@ -4222,7 +4642,7 @@
                 <w:sz w:val="18"/>
                 <w:szCs w:val="18"/>
               </w:rPr>
-              <w:t xml:space="preserve">Prediction Frames with deferred confirmation (NGSS SEP 6: Constructing Explanations). By structuring predictions in written form before instruction, the teacher creates cognitive hooks — learners will naturally verify their own predictions as new content is taught. The Prediction Parking Lot makes predictions semi-public and creates accountability across the unit. Connecting the phenomenon (wilting/dying leaf) to the learner as the person who eats sukuma wiki grounds cell biology in personal relevance.</w:t>
+              <w:t xml:space="preserve">Driving Question Board as a Knowledge-Building Community Tool (NGSS SEP 1: Asking Questions; SEP 8: Obtaining, Evaluating, and Communicating Information). The DQB externalises the class's collective prior knowledge and curiosity, making learning social and cumulative. Clustering questions shows learners that their individual wonderings are shared, building intellectual community. The public commitment ('every question will be answered') creates lesson-to-lesson narrative coherence.</w:t>
             </w:r>
           </w:p>
         </w:tc>
@@ -4254,7 +4674,7 @@
                 <w:sz w:val="18"/>
                 <w:szCs w:val="18"/>
               </w:rPr>
-              <w:t xml:space="preserve">Observable indicator: Each learner has completed at least 3 rows of the Prediction Frame. The teacher collects 6 notebooks (2 high, 2 middle, 2 lower prior-knowledge learners based on Phase 1 writing) and reads the predictions before the next lesson. Look for: (a) any learners who already use correct organelle vocabulary (chloroplast, mitochondria, vacuole) — these learners can serve as peer resources; (b) common misconceptions (e.g. 'the green granules are food stored in the leaf' vs 'the green granules make food') — address in Lesson 2 opener.</w:t>
+              <w:t xml:space="preserve">Observable indicator: Every learner has posted at least one green and one blue card — 100% participation is required; the teacher notices any learner who has not posted and gently prompts them privately. The teacher photographs and reads all blue (WONDER) cards before the next lesson. Tally the five most common questions — these directly inform the sequencing and emphasis of Lessons 2–6. Flag any scientifically sophisticated questions (e.g. referencing DNA, proteins, or energy) for enrichment pathways.</w:t>
             </w:r>
           </w:p>
         </w:tc>
@@ -4263,32 +4683,32 @@
         <w:tc>
           <w:tcPr>
             <w:tcW w:type="dxa" w:w="1520"/>
-            <w:shd w:fill="FCE4D6" w:color="auto" w:val="clear"/>
-            <w:tcMar>
-              <w:top w:type="dxa" w:w="60"/>
-              <w:left w:type="dxa" w:w="120"/>
-              <w:bottom w:type="dxa" w:w="60"/>
-              <w:right w:type="dxa" w:w="120"/>
-            </w:tcMar>
-            <w:vAlign w:val="top"/>
-          </w:tcPr>
-          <w:p>
-            <w:pPr>
-              <w:spacing w:after="40" w:before="0"/>
-              <w:jc w:val="left"/>
-            </w:pPr>
-            <w:r>
-              <w:rPr>
-                <w:rFonts w:ascii="Arial" w:cs="Arial" w:eastAsia="Arial" w:hAnsi="Arial"/>
-                <w:b/>
-                <w:bCs/>
-                <w:i w:val="false"/>
-                <w:iCs w:val="false"/>
-                <w:color w:val="000000"/>
-                <w:sz w:val="18"/>
-                <w:szCs w:val="18"/>
-              </w:rPr>
-              <w:t xml:space="preserve">Driving Question Board (DQB) Creation</w:t>
+            <w:shd w:fill="D5E8F0" w:color="auto" w:val="clear"/>
+            <w:tcMar>
+              <w:top w:type="dxa" w:w="60"/>
+              <w:left w:type="dxa" w:w="120"/>
+              <w:bottom w:type="dxa" w:w="60"/>
+              <w:right w:type="dxa" w:w="120"/>
+            </w:tcMar>
+            <w:vAlign w:val="top"/>
+          </w:tcPr>
+          <w:p>
+            <w:pPr>
+              <w:spacing w:after="40" w:before="0"/>
+              <w:jc w:val="left"/>
+            </w:pPr>
+            <w:r>
+              <w:rPr>
+                <w:rFonts w:ascii="Arial" w:cs="Arial" w:eastAsia="Arial" w:hAnsi="Arial"/>
+                <w:b/>
+                <w:bCs/>
+                <w:i w:val="false"/>
+                <w:iCs w:val="false"/>
+                <w:color w:val="000000"/>
+                <w:sz w:val="18"/>
+                <w:szCs w:val="18"/>
+              </w:rPr>
+              <w:t xml:space="preserve">Model Building Phase</w:t>
             </w:r>
           </w:p>
           <w:p>
@@ -4311,7 +4731,7 @@
             <w:pPr>
               <w:spacing w:after="20" w:before="0"/>
             </w:pPr>
-            <w:hyperlink w:history="1" r:id="rIdm06iq0aw0jjdzn2cj-el5">
+            <w:hyperlink w:history="1" r:id="rIdqnxflvg13so2bm1fxte48">
               <w:r>
                 <w:rPr>
                   <w:rFonts w:ascii="Arial" w:cs="Arial" w:eastAsia="Arial" w:hAnsi="Arial"/>
@@ -4344,7 +4764,7 @@
               <w:spacing w:after="10" w:before="0"/>
               <w:ind w:left="120"/>
             </w:pPr>
-            <w:hyperlink w:history="1" r:id="rIdujbv0m0vnh7mtqua7e9cv">
+            <w:hyperlink w:history="1" r:id="rId9jjbi0pehnxw7gc-lfzf4">
               <w:r>
                 <w:rPr>
                   <w:rFonts w:ascii="Arial" w:cs="Arial" w:eastAsia="Arial" w:hAnsi="Arial"/>
@@ -4389,7 +4809,7 @@
             <w:pPr>
               <w:spacing w:after="20" w:before="0"/>
             </w:pPr>
-            <w:hyperlink w:history="1" r:id="rIdw7ujyb7cib5shnwcnk9ml">
+            <w:hyperlink w:history="1" r:id="rIdleg1dxch5nk3m-teko4nb">
               <w:r>
                 <w:rPr>
                   <w:rFonts w:ascii="Arial" w:cs="Arial" w:eastAsia="Arial" w:hAnsi="Arial"/>
@@ -4422,427 +4842,7 @@
               <w:spacing w:after="10" w:before="0"/>
               <w:ind w:left="120"/>
             </w:pPr>
-            <w:hyperlink w:history="1" r:id="rIdffncw52icxwzpmpjz4sy5">
-              <w:r>
-                <w:rPr>
-                  <w:rFonts w:ascii="Arial" w:cs="Arial" w:eastAsia="Arial" w:hAnsi="Arial"/>
-                  <w:color w:val="595959"/>
-                  <w:sz w:val="14"/>
-                  <w:szCs w:val="14"/>
-                  <w:u w:val="single" w:color="595959"/>
-                </w:rPr>
-                <w:t xml:space="preserve">🔍 Search ARES for similar readings</w:t>
-              </w:r>
-            </w:hyperlink>
-          </w:p>
-        </w:tc>
-        <w:tc>
-          <w:tcPr>
-            <w:tcW w:type="dxa" w:w="3040"/>
-            <w:shd w:fill="FFFFFF" w:color="auto" w:val="clear"/>
-            <w:tcMar>
-              <w:top w:type="dxa" w:w="60"/>
-              <w:left w:type="dxa" w:w="120"/>
-              <w:bottom w:type="dxa" w:w="60"/>
-              <w:right w:type="dxa" w:w="120"/>
-            </w:tcMar>
-            <w:vAlign w:val="top"/>
-          </w:tcPr>
-          <w:p>
-            <w:pPr>
-              <w:spacing w:after="40" w:before="0"/>
-              <w:jc w:val="left"/>
-            </w:pPr>
-            <w:r>
-              <w:rPr>
-                <w:rFonts w:ascii="Arial" w:cs="Arial" w:eastAsia="Arial" w:hAnsi="Arial"/>
-                <w:b w:val="false"/>
-                <w:bCs w:val="false"/>
-                <w:i w:val="false"/>
-                <w:iCs w:val="false"/>
-                <w:color w:val="000000"/>
-                <w:sz w:val="18"/>
-                <w:szCs w:val="18"/>
-              </w:rPr>
-              <w:t xml:space="preserve">The teacher introduces the Driving Question Board — a large piece of paper or section of the classroom wall that will be used throughout the entire unit on The Cell. The class reads the unit Driving Question aloud together: 'What makes up an organism — and how do the tiny structures inside a single cell keep a whole living thing, from a sukuma wiki plant to a human being in Nairobi, alive?' Each learner receives two sticky notes (or two small pieces of paper if sticky notes are unavailable). On the first (WHAT WE THINK WE KNOW — written in green), learners write one thing they are fairly confident about regarding cells or cell structure. On the second (WHAT WE WONDER — written in blue), learners write one genuine question they have after today's observations. Learners come forward in groups of 5 to post their notes, briefly reading each aloud. The teacher clusters similar questions spatially on the board and draws circles around clusters. The teacher names each cluster aloud ('Several of you are wondering about the green granules — great. Several are wondering about the difference between plant and animal cells — excellent.'). The DQB remains on the wall for the entire unit; the teacher commits aloud: 'Every question on this board will be answered by the time we finish Sub-Strand 1.2.'</w:t>
-            </w:r>
-          </w:p>
-        </w:tc>
-        <w:tc>
-          <w:tcPr>
-            <w:tcW w:type="dxa" w:w="3040"/>
-            <w:shd w:fill="F2F2F2" w:color="auto" w:val="clear"/>
-            <w:tcMar>
-              <w:top w:type="dxa" w:w="60"/>
-              <w:left w:type="dxa" w:w="120"/>
-              <w:bottom w:type="dxa" w:w="60"/>
-              <w:right w:type="dxa" w:w="120"/>
-            </w:tcMar>
-            <w:vAlign w:val="top"/>
-          </w:tcPr>
-          <w:p>
-            <w:pPr>
-              <w:spacing w:after="40" w:before="0"/>
-              <w:jc w:val="left"/>
-            </w:pPr>
-            <w:r>
-              <w:rPr>
-                <w:rFonts w:ascii="Arial" w:cs="Arial" w:eastAsia="Arial" w:hAnsi="Arial"/>
-                <w:b w:val="false"/>
-                <w:bCs w:val="false"/>
-                <w:i w:val="false"/>
-                <w:iCs w:val="false"/>
-                <w:color w:val="000000"/>
-                <w:sz w:val="18"/>
-                <w:szCs w:val="18"/>
-              </w:rPr>
-              <w:t xml:space="preserve">1. Unveil the blank DQB with ceremony: 'This wall is going to be our science memory for the next several lessons. Every question we answer, we will mark. Every idea we change, we will update. It is a living record of our thinking.' </w:t>
-            </w:r>
-          </w:p>
-          <w:p>
-            <w:pPr>
-              <w:spacing w:after="40" w:before="0"/>
-              <w:jc w:val="left"/>
-            </w:pPr>
-            <w:r>
-              <w:rPr>
-                <w:rFonts w:ascii="Arial" w:cs="Arial" w:eastAsia="Arial" w:hAnsi="Arial"/>
-                <w:b w:val="false"/>
-                <w:bCs w:val="false"/>
-                <w:i w:val="false"/>
-                <w:iCs w:val="false"/>
-                <w:color w:val="000000"/>
-                <w:sz w:val="18"/>
-                <w:szCs w:val="18"/>
-              </w:rPr>
-              <w:t xml:space="preserve">2. Read the Driving Question aloud and have learners read it back as a class. </w:t>
-            </w:r>
-          </w:p>
-          <w:p>
-            <w:pPr>
-              <w:spacing w:after="40" w:before="0"/>
-              <w:jc w:val="left"/>
-            </w:pPr>
-            <w:r>
-              <w:rPr>
-                <w:rFonts w:ascii="Arial" w:cs="Arial" w:eastAsia="Arial" w:hAnsi="Arial"/>
-                <w:b w:val="false"/>
-                <w:bCs w:val="false"/>
-                <w:i w:val="false"/>
-                <w:iCs w:val="false"/>
-                <w:color w:val="000000"/>
-                <w:sz w:val="18"/>
-                <w:szCs w:val="18"/>
-              </w:rPr>
-              <w:t xml:space="preserve">3. Distribute paper/sticky notes. Say: 'Take 3 minutes. Green paper: what do you already believe to be true about cells? Blue paper: what do you genuinely not understand yet after today?' Enforce silence for 3 minutes. </w:t>
-            </w:r>
-          </w:p>
-          <w:p>
-            <w:pPr>
-              <w:spacing w:after="40" w:before="0"/>
-              <w:jc w:val="left"/>
-            </w:pPr>
-            <w:r>
-              <w:rPr>
-                <w:rFonts w:ascii="Arial" w:cs="Arial" w:eastAsia="Arial" w:hAnsi="Arial"/>
-                <w:b w:val="false"/>
-                <w:bCs w:val="false"/>
-                <w:i w:val="false"/>
-                <w:iCs w:val="false"/>
-                <w:color w:val="000000"/>
-                <w:sz w:val="18"/>
-                <w:szCs w:val="18"/>
-              </w:rPr>
-              <w:t xml:space="preserve">4. Call groups of 5 to post. As each learner reads their card, say: 'Thank you — that is an important idea/question.' Cluster on the board in real time. </w:t>
-            </w:r>
-          </w:p>
-          <w:p>
-            <w:pPr>
-              <w:spacing w:after="40" w:before="0"/>
-              <w:jc w:val="left"/>
-            </w:pPr>
-            <w:r>
-              <w:rPr>
-                <w:rFonts w:ascii="Arial" w:cs="Arial" w:eastAsia="Arial" w:hAnsi="Arial"/>
-                <w:b w:val="false"/>
-                <w:bCs w:val="false"/>
-                <w:i w:val="false"/>
-                <w:iCs w:val="false"/>
-                <w:color w:val="000000"/>
-                <w:sz w:val="18"/>
-                <w:szCs w:val="18"/>
-              </w:rPr>
-              <w:t xml:space="preserve">5. After all cards are posted, step back and say: 'Look at this board. This is the map of our learning journey. These are the questions science has already answered — we are going to learn those answers. These are questions some scientists are still working on — exciting, right?' </w:t>
-            </w:r>
-          </w:p>
-          <w:p>
-            <w:pPr>
-              <w:spacing w:after="40" w:before="0"/>
-              <w:jc w:val="left"/>
-            </w:pPr>
-            <w:r>
-              <w:rPr>
-                <w:rFonts w:ascii="Arial" w:cs="Arial" w:eastAsia="Arial" w:hAnsi="Arial"/>
-                <w:b w:val="false"/>
-                <w:bCs w:val="false"/>
-                <w:i w:val="false"/>
-                <w:iCs w:val="false"/>
-                <w:color w:val="000000"/>
-                <w:sz w:val="18"/>
-                <w:szCs w:val="18"/>
-              </w:rPr>
-              <w:t xml:space="preserve">6. Photograph the DQB with the school's tablet or camera for the ARES platform record. </w:t>
-            </w:r>
-          </w:p>
-          <w:p>
-            <w:pPr>
-              <w:spacing w:after="40" w:before="0"/>
-              <w:jc w:val="left"/>
-            </w:pPr>
-            <w:r>
-              <w:rPr>
-                <w:rFonts w:ascii="Arial" w:cs="Arial" w:eastAsia="Arial" w:hAnsi="Arial"/>
-                <w:b w:val="false"/>
-                <w:bCs w:val="false"/>
-                <w:i w:val="false"/>
-                <w:iCs w:val="false"/>
-                <w:color w:val="000000"/>
-                <w:sz w:val="18"/>
-                <w:szCs w:val="18"/>
-              </w:rPr>
-              <w:t xml:space="preserve">7. Close by returning to the phenomenon: 'Every question on this board connects back to those two leaves at the front of the room. The fresh one and the dead one. By Lesson 6, you will be able to explain exactly what happened inside that dying leaf — at the level of molecules and organelles.'</w:t>
-            </w:r>
-          </w:p>
-        </w:tc>
-        <w:tc>
-          <w:tcPr>
-            <w:tcW w:type="dxa" w:w="3040"/>
-            <w:shd w:fill="FFFFFF" w:color="auto" w:val="clear"/>
-            <w:tcMar>
-              <w:top w:type="dxa" w:w="60"/>
-              <w:left w:type="dxa" w:w="120"/>
-              <w:bottom w:type="dxa" w:w="60"/>
-              <w:right w:type="dxa" w:w="120"/>
-            </w:tcMar>
-            <w:vAlign w:val="top"/>
-          </w:tcPr>
-          <w:p>
-            <w:pPr>
-              <w:spacing w:after="40" w:before="0"/>
-              <w:jc w:val="left"/>
-            </w:pPr>
-            <w:r>
-              <w:rPr>
-                <w:rFonts w:ascii="Arial" w:cs="Arial" w:eastAsia="Arial" w:hAnsi="Arial"/>
-                <w:b w:val="false"/>
-                <w:bCs w:val="false"/>
-                <w:i w:val="false"/>
-                <w:iCs w:val="false"/>
-                <w:color w:val="000000"/>
-                <w:sz w:val="18"/>
-                <w:szCs w:val="18"/>
-              </w:rPr>
-              <w:t xml:space="preserve">Driving Question Board as a Knowledge-Building Community Tool (NGSS SEP 1: Asking Questions; SEP 8: Obtaining, Evaluating, and Communicating Information). The DQB externalises the class's collective prior knowledge and curiosity, making learning social and cumulative. Clustering questions shows learners that their individual wonderings are shared, building intellectual community. The public commitment ('every question will be answered') creates lesson-to-lesson narrative coherence.</w:t>
-            </w:r>
-          </w:p>
-        </w:tc>
-        <w:tc>
-          <w:tcPr>
-            <w:tcW w:type="dxa" w:w="3040"/>
-            <w:shd w:fill="F2F2F2" w:color="auto" w:val="clear"/>
-            <w:tcMar>
-              <w:top w:type="dxa" w:w="60"/>
-              <w:left w:type="dxa" w:w="120"/>
-              <w:bottom w:type="dxa" w:w="60"/>
-              <w:right w:type="dxa" w:w="120"/>
-            </w:tcMar>
-            <w:vAlign w:val="top"/>
-          </w:tcPr>
-          <w:p>
-            <w:pPr>
-              <w:spacing w:after="40" w:before="0"/>
-              <w:jc w:val="left"/>
-            </w:pPr>
-            <w:r>
-              <w:rPr>
-                <w:rFonts w:ascii="Arial" w:cs="Arial" w:eastAsia="Arial" w:hAnsi="Arial"/>
-                <w:b w:val="false"/>
-                <w:bCs w:val="false"/>
-                <w:i w:val="false"/>
-                <w:iCs w:val="false"/>
-                <w:color w:val="000000"/>
-                <w:sz w:val="18"/>
-                <w:szCs w:val="18"/>
-              </w:rPr>
-              <w:t xml:space="preserve">Observable indicator: Every learner has posted at least one green and one blue card — 100% participation is required; the teacher notices any learner who has not posted and gently prompts them privately. The teacher photographs and reads all blue (WONDER) cards before the next lesson. Tally the five most common questions — these directly inform the sequencing and emphasis of Lessons 2–6. Flag any scientifically sophisticated questions (e.g. referencing DNA, proteins, or energy) for enrichment pathways.</w:t>
-            </w:r>
-          </w:p>
-        </w:tc>
-      </w:tr>
-      <w:tr>
-        <w:tc>
-          <w:tcPr>
-            <w:tcW w:type="dxa" w:w="1520"/>
-            <w:shd w:fill="D5E8F0" w:color="auto" w:val="clear"/>
-            <w:tcMar>
-              <w:top w:type="dxa" w:w="60"/>
-              <w:left w:type="dxa" w:w="120"/>
-              <w:bottom w:type="dxa" w:w="60"/>
-              <w:right w:type="dxa" w:w="120"/>
-            </w:tcMar>
-            <w:vAlign w:val="top"/>
-          </w:tcPr>
-          <w:p>
-            <w:pPr>
-              <w:spacing w:after="40" w:before="0"/>
-              <w:jc w:val="left"/>
-            </w:pPr>
-            <w:r>
-              <w:rPr>
-                <w:rFonts w:ascii="Arial" w:cs="Arial" w:eastAsia="Arial" w:hAnsi="Arial"/>
-                <w:b/>
-                <w:bCs/>
-                <w:i w:val="false"/>
-                <w:iCs w:val="false"/>
-                <w:color w:val="000000"/>
-                <w:sz w:val="18"/>
-                <w:szCs w:val="18"/>
-              </w:rPr>
-              <w:t xml:space="preserve">Model Building Phase</w:t>
-            </w:r>
-          </w:p>
-          <w:p>
-            <w:pPr>
-              <w:spacing w:after="20" w:before="0"/>
-            </w:pPr>
-            <w:r>
-              <w:rPr>
-                <w:rFonts w:ascii="Arial" w:cs="Arial" w:eastAsia="Arial" w:hAnsi="Arial"/>
-                <w:b/>
-                <w:bCs/>
-                <w:color w:val="1F3864"/>
-                <w:sz w:val="16"/>
-                <w:szCs w:val="16"/>
-              </w:rPr>
-              <w:t xml:space="preserve">📹 VIDEO:</w:t>
-            </w:r>
-          </w:p>
-          <w:p>
-            <w:pPr>
-              <w:spacing w:after="20" w:before="0"/>
-            </w:pPr>
-            <w:hyperlink w:history="1" r:id="rIdjudmi7gvfmjc9ov3qq9vg">
-              <w:r>
-                <w:rPr>
-                  <w:rFonts w:ascii="Arial" w:cs="Arial" w:eastAsia="Arial" w:hAnsi="Arial"/>
-                  <w:color w:val="2E75B6"/>
-                  <w:sz w:val="16"/>
-                  <w:szCs w:val="16"/>
-                  <w:u w:val="single" w:color="2E75B6"/>
-                </w:rPr>
-                <w:t xml:space="preserve">Comparing animal and plant cells</w:t>
-              </w:r>
-            </w:hyperlink>
-          </w:p>
-          <w:p>
-            <w:pPr>
-              <w:spacing w:after="10" w:before="0"/>
-              <w:ind w:left="120"/>
-            </w:pPr>
-            <w:r>
-              <w:rPr>
-                <w:rFonts w:ascii="Arial" w:cs="Arial" w:eastAsia="Arial" w:hAnsi="Arial"/>
-                <w:color w:val="595959"/>
-                <w:sz w:val="14"/>
-                <w:szCs w:val="14"/>
-              </w:rPr>
-              <w:t xml:space="preserve">Source: Khan Academy (English - US curriculum)</w:t>
-            </w:r>
-          </w:p>
-          <w:p>
-            <w:pPr>
-              <w:spacing w:after="10" w:before="0"/>
-              <w:ind w:left="120"/>
-            </w:pPr>
-            <w:hyperlink w:history="1" r:id="rIdwar5aetf5drhb0sq3yf_s">
-              <w:r>
-                <w:rPr>
-                  <w:rFonts w:ascii="Arial" w:cs="Arial" w:eastAsia="Arial" w:hAnsi="Arial"/>
-                  <w:color w:val="595959"/>
-                  <w:sz w:val="14"/>
-                  <w:szCs w:val="14"/>
-                  <w:u w:val="single" w:color="595959"/>
-                </w:rPr>
-                <w:t xml:space="preserve">🔍 Search ARES for similar videos</w:t>
-              </w:r>
-            </w:hyperlink>
-          </w:p>
-          <w:p>
-            <w:pPr>
-              <w:spacing w:after="40" w:before="0"/>
-            </w:pPr>
-            <w:r>
-              <w:rPr>
-                <w:sz w:val="14"/>
-                <w:szCs w:val="14"/>
-              </w:rPr>
-              <w:t xml:space="preserve"/>
-            </w:r>
-          </w:p>
-          <w:p>
-            <w:pPr>
-              <w:spacing w:after="20" w:before="0"/>
-            </w:pPr>
-            <w:r>
-              <w:rPr>
-                <w:rFonts w:ascii="Arial" w:cs="Arial" w:eastAsia="Arial" w:hAnsi="Arial"/>
-                <w:b/>
-                <w:bCs/>
-                <w:color w:val="1F3864"/>
-                <w:sz w:val="16"/>
-                <w:szCs w:val="16"/>
-              </w:rPr>
-              <w:t xml:space="preserve">📖 HTML:</w:t>
-            </w:r>
-          </w:p>
-          <w:p>
-            <w:pPr>
-              <w:spacing w:after="20" w:before="0"/>
-            </w:pPr>
-            <w:hyperlink w:history="1" r:id="rId0fir0u7mj1atnyz3-owau">
-              <w:r>
-                <w:rPr>
-                  <w:rFonts w:ascii="Arial" w:cs="Arial" w:eastAsia="Arial" w:hAnsi="Arial"/>
-                  <w:color w:val="2E75B6"/>
-                  <w:sz w:val="16"/>
-                  <w:szCs w:val="16"/>
-                  <w:u w:val="single" w:color="2E75B6"/>
-                </w:rPr>
-                <w:t xml:space="preserve">Plant Cell Structures (Flexbook)</w:t>
-              </w:r>
-            </w:hyperlink>
-          </w:p>
-          <w:p>
-            <w:pPr>
-              <w:spacing w:after="10" w:before="0"/>
-              <w:ind w:left="120"/>
-            </w:pPr>
-            <w:r>
-              <w:rPr>
-                <w:rFonts w:ascii="Arial" w:cs="Arial" w:eastAsia="Arial" w:hAnsi="Arial"/>
-                <w:color w:val="595959"/>
-                <w:sz w:val="14"/>
-                <w:szCs w:val="14"/>
-              </w:rPr>
-              <w:t xml:space="preserve">Source: CK-12</w:t>
-            </w:r>
-          </w:p>
-          <w:p>
-            <w:pPr>
-              <w:spacing w:after="10" w:before="0"/>
-              <w:ind w:left="120"/>
-            </w:pPr>
-            <w:hyperlink w:history="1" r:id="rIdhcycohhuojsjuepq_eksv">
+            <w:hyperlink w:history="1" r:id="rIdvlh7l01hgracrsqme3ckn">
               <w:r>
                 <w:rPr>
                   <w:rFonts w:ascii="Arial" w:cs="Arial" w:eastAsia="Arial" w:hAnsi="Arial"/>
@@ -6519,7 +6519,7 @@
             <w:pPr>
               <w:spacing w:after="20" w:before="0"/>
             </w:pPr>
-            <w:hyperlink w:history="1" r:id="rIdfi-i_9wwzmns_o9eamyg_">
+            <w:hyperlink w:history="1" r:id="rId4xymfhvc08flhz35mxar-">
               <w:r>
                 <w:rPr>
                   <w:rFonts w:ascii="Arial" w:cs="Arial" w:eastAsia="Arial" w:hAnsi="Arial"/>
@@ -6552,7 +6552,7 @@
               <w:spacing w:after="10" w:before="0"/>
               <w:ind w:left="120"/>
             </w:pPr>
-            <w:hyperlink w:history="1" r:id="rIdsveeinrxrqv8la2pwmzi2">
+            <w:hyperlink w:history="1" r:id="rId8nppwwodk-b5zgkmu30vr">
               <w:r>
                 <w:rPr>
                   <w:rFonts w:ascii="Arial" w:cs="Arial" w:eastAsia="Arial" w:hAnsi="Arial"/>
@@ -6597,7 +6597,7 @@
             <w:pPr>
               <w:spacing w:after="20" w:before="0"/>
             </w:pPr>
-            <w:hyperlink w:history="1" r:id="rIdyv8rhjn6f2yw-wigynlxc">
+            <w:hyperlink w:history="1" r:id="rIds07vhy2pnnlgug4gjw7km">
               <w:r>
                 <w:rPr>
                   <w:rFonts w:ascii="Arial" w:cs="Arial" w:eastAsia="Arial" w:hAnsi="Arial"/>
@@ -6630,7 +6630,7 @@
               <w:spacing w:after="10" w:before="0"/>
               <w:ind w:left="120"/>
             </w:pPr>
-            <w:hyperlink w:history="1" r:id="rIdmcktclus_iox0nkjebb7c">
+            <w:hyperlink w:history="1" r:id="rIdzb1oaut-k7hlrfcjwsdhw">
               <w:r>
                 <w:rPr>
                   <w:rFonts w:ascii="Arial" w:cs="Arial" w:eastAsia="Arial" w:hAnsi="Arial"/>
@@ -6825,7 +6825,7 @@
             <w:pPr>
               <w:spacing w:after="20" w:before="0"/>
             </w:pPr>
-            <w:hyperlink w:history="1" r:id="rId18lzwnceflrxt5156t2gr">
+            <w:hyperlink w:history="1" r:id="rIdvffeemkk3zdf0bt0ugzwq">
               <w:r>
                 <w:rPr>
                   <w:rFonts w:ascii="Arial" w:cs="Arial" w:eastAsia="Arial" w:hAnsi="Arial"/>
@@ -6858,7 +6858,7 @@
               <w:spacing w:after="10" w:before="0"/>
               <w:ind w:left="120"/>
             </w:pPr>
-            <w:hyperlink w:history="1" r:id="rIdlc6l-1cbagw0l-qutehq0">
+            <w:hyperlink w:history="1" r:id="rIdg1ixv9_s72wjszddycflv">
               <w:r>
                 <w:rPr>
                   <w:rFonts w:ascii="Arial" w:cs="Arial" w:eastAsia="Arial" w:hAnsi="Arial"/>
@@ -6903,7 +6903,7 @@
             <w:pPr>
               <w:spacing w:after="20" w:before="0"/>
             </w:pPr>
-            <w:hyperlink w:history="1" r:id="rIdqjmy8tklglf6hx--iiotw">
+            <w:hyperlink w:history="1" r:id="rIdt6kbg6lvc2k9cllo9lrrh">
               <w:r>
                 <w:rPr>
                   <w:rFonts w:ascii="Arial" w:cs="Arial" w:eastAsia="Arial" w:hAnsi="Arial"/>
@@ -6936,7 +6936,7 @@
               <w:spacing w:after="10" w:before="0"/>
               <w:ind w:left="120"/>
             </w:pPr>
-            <w:hyperlink w:history="1" r:id="rIdzzdippiz5htiizgl8xru8">
+            <w:hyperlink w:history="1" r:id="rIdcx5of5ntp-bl2toevorjw">
               <w:r>
                 <w:rPr>
                   <w:rFonts w:ascii="Arial" w:cs="Arial" w:eastAsia="Arial" w:hAnsi="Arial"/>
@@ -7131,7 +7131,7 @@
             <w:pPr>
               <w:spacing w:after="20" w:before="0"/>
             </w:pPr>
-            <w:hyperlink w:history="1" r:id="rIdwsurfoaz559gkffe5mlqf">
+            <w:hyperlink w:history="1" r:id="rIde8msxkkxztalyvgh_bksp">
               <w:r>
                 <w:rPr>
                   <w:rFonts w:ascii="Arial" w:cs="Arial" w:eastAsia="Arial" w:hAnsi="Arial"/>
@@ -7164,7 +7164,7 @@
               <w:spacing w:after="10" w:before="0"/>
               <w:ind w:left="120"/>
             </w:pPr>
-            <w:hyperlink w:history="1" r:id="rIdukgdu788titb5qlssu6kl">
+            <w:hyperlink w:history="1" r:id="rIdbwbuydqlmgxbz_mufehqu">
               <w:r>
                 <w:rPr>
                   <w:rFonts w:ascii="Arial" w:cs="Arial" w:eastAsia="Arial" w:hAnsi="Arial"/>
@@ -7209,7 +7209,7 @@
             <w:pPr>
               <w:spacing w:after="20" w:before="0"/>
             </w:pPr>
-            <w:hyperlink w:history="1" r:id="rId29durr3oy_mv9mbqju7wd">
+            <w:hyperlink w:history="1" r:id="rIdp7n35eytn-kft259mzykp">
               <w:r>
                 <w:rPr>
                   <w:rFonts w:ascii="Arial" w:cs="Arial" w:eastAsia="Arial" w:hAnsi="Arial"/>
@@ -7242,7 +7242,7 @@
               <w:spacing w:after="10" w:before="0"/>
               <w:ind w:left="120"/>
             </w:pPr>
-            <w:hyperlink w:history="1" r:id="rIdgvnui-rzmdamxuuiodg5q">
+            <w:hyperlink w:history="1" r:id="rId2wccbmb85v5st_5t9q3_q">
               <w:r>
                 <w:rPr>
                   <w:rFonts w:ascii="Arial" w:cs="Arial" w:eastAsia="Arial" w:hAnsi="Arial"/>
@@ -7437,7 +7437,7 @@
             <w:pPr>
               <w:spacing w:after="20" w:before="0"/>
             </w:pPr>
-            <w:hyperlink w:history="1" r:id="rIdvh3bavmlo6xg1upvpksye">
+            <w:hyperlink w:history="1" r:id="rIdy1ki6lwdx2hwtawndccs4">
               <w:r>
                 <w:rPr>
                   <w:rFonts w:ascii="Arial" w:cs="Arial" w:eastAsia="Arial" w:hAnsi="Arial"/>
@@ -7470,7 +7470,7 @@
               <w:spacing w:after="10" w:before="0"/>
               <w:ind w:left="120"/>
             </w:pPr>
-            <w:hyperlink w:history="1" r:id="rIdjxph1nzpsz79hlbehzljn">
+            <w:hyperlink w:history="1" r:id="rIdmbpeu2mr6xqcwcnow7-k4">
               <w:r>
                 <w:rPr>
                   <w:rFonts w:ascii="Arial" w:cs="Arial" w:eastAsia="Arial" w:hAnsi="Arial"/>
@@ -7515,7 +7515,7 @@
             <w:pPr>
               <w:spacing w:after="20" w:before="0"/>
             </w:pPr>
-            <w:hyperlink w:history="1" r:id="rIdbjr0sm0cbc81xn0bu1hwv">
+            <w:hyperlink w:history="1" r:id="rIdjny3l2y2w9f8m2_a7sdbj">
               <w:r>
                 <w:rPr>
                   <w:rFonts w:ascii="Arial" w:cs="Arial" w:eastAsia="Arial" w:hAnsi="Arial"/>
@@ -7548,7 +7548,7 @@
               <w:spacing w:after="10" w:before="0"/>
               <w:ind w:left="120"/>
             </w:pPr>
-            <w:hyperlink w:history="1" r:id="rIdykbhwqfvloc1zbyxhllva">
+            <w:hyperlink w:history="1" r:id="rIdkxmcpiijsw3r_48ojcwj7">
               <w:r>
                 <w:rPr>
                   <w:rFonts w:ascii="Arial" w:cs="Arial" w:eastAsia="Arial" w:hAnsi="Arial"/>
@@ -7743,7 +7743,7 @@
             <w:pPr>
               <w:spacing w:after="20" w:before="0"/>
             </w:pPr>
-            <w:hyperlink w:history="1" r:id="rIdpgkoykc4lzmczxlaskee1">
+            <w:hyperlink w:history="1" r:id="rIdl1a9uzydhnjsg3z2lfucg">
               <w:r>
                 <w:rPr>
                   <w:rFonts w:ascii="Arial" w:cs="Arial" w:eastAsia="Arial" w:hAnsi="Arial"/>
@@ -7776,7 +7776,7 @@
               <w:spacing w:after="10" w:before="0"/>
               <w:ind w:left="120"/>
             </w:pPr>
-            <w:hyperlink w:history="1" r:id="rId3ui5ww3oqvu3imynf24co">
+            <w:hyperlink w:history="1" r:id="rId_4ogsxz96nw84tso5jdbg">
               <w:r>
                 <w:rPr>
                   <w:rFonts w:ascii="Arial" w:cs="Arial" w:eastAsia="Arial" w:hAnsi="Arial"/>
@@ -7821,7 +7821,7 @@
             <w:pPr>
               <w:spacing w:after="20" w:before="0"/>
             </w:pPr>
-            <w:hyperlink w:history="1" r:id="rId4glzfbdxrae6dre2m6fn2">
+            <w:hyperlink w:history="1" r:id="rIdcvgih3vmwed0tljxh8egv">
               <w:r>
                 <w:rPr>
                   <w:rFonts w:ascii="Arial" w:cs="Arial" w:eastAsia="Arial" w:hAnsi="Arial"/>
@@ -7854,7 +7854,7 @@
               <w:spacing w:after="10" w:before="0"/>
               <w:ind w:left="120"/>
             </w:pPr>
-            <w:hyperlink w:history="1" r:id="rIdgrvw_lnak5wt2qzyhysft">
+            <w:hyperlink w:history="1" r:id="rIdwjc5oqemlphifbhmaeojl">
               <w:r>
                 <w:rPr>
                   <w:rFonts w:ascii="Arial" w:cs="Arial" w:eastAsia="Arial" w:hAnsi="Arial"/>
@@ -9341,7 +9341,7 @@
             <w:pPr>
               <w:spacing w:after="20" w:before="0"/>
             </w:pPr>
-            <w:hyperlink w:history="1" r:id="rIdb0vvc-a0nfqe0d5u1xi2e">
+            <w:hyperlink w:history="1" r:id="rIdhkprpxdinw2xabxjadiso">
               <w:r>
                 <w:rPr>
                   <w:rFonts w:ascii="Arial" w:cs="Arial" w:eastAsia="Arial" w:hAnsi="Arial"/>
@@ -9374,7 +9374,7 @@
               <w:spacing w:after="10" w:before="0"/>
               <w:ind w:left="120"/>
             </w:pPr>
-            <w:hyperlink w:history="1" r:id="rIdwjf5j_wkahxqh7pmlebr5">
+            <w:hyperlink w:history="1" r:id="rIdrnviv34uncmkps5mzfxqm">
               <w:r>
                 <w:rPr>
                   <w:rFonts w:ascii="Arial" w:cs="Arial" w:eastAsia="Arial" w:hAnsi="Arial"/>
@@ -9419,7 +9419,7 @@
             <w:pPr>
               <w:spacing w:after="20" w:before="0"/>
             </w:pPr>
-            <w:hyperlink w:history="1" r:id="rId8vxeacnzkakyfie2uanp3">
+            <w:hyperlink w:history="1" r:id="rIdlwqwewyrpykdhqifojgbs">
               <w:r>
                 <w:rPr>
                   <w:rFonts w:ascii="Arial" w:cs="Arial" w:eastAsia="Arial" w:hAnsi="Arial"/>
@@ -9452,7 +9452,7 @@
               <w:spacing w:after="10" w:before="0"/>
               <w:ind w:left="120"/>
             </w:pPr>
-            <w:hyperlink w:history="1" r:id="rId6xw18wnkjfuzbokhkv_rr">
+            <w:hyperlink w:history="1" r:id="rIdcpts7wq92wrmqwykiluo2">
               <w:r>
                 <w:rPr>
                   <w:rFonts w:ascii="Arial" w:cs="Arial" w:eastAsia="Arial" w:hAnsi="Arial"/>
@@ -9647,7 +9647,7 @@
             <w:pPr>
               <w:spacing w:after="20" w:before="0"/>
             </w:pPr>
-            <w:hyperlink w:history="1" r:id="rIdfn3twy2nbtqi5awaxnv0k">
+            <w:hyperlink w:history="1" r:id="rIdisq2wsejh5dr9fyr88ogk">
               <w:r>
                 <w:rPr>
                   <w:rFonts w:ascii="Arial" w:cs="Arial" w:eastAsia="Arial" w:hAnsi="Arial"/>
@@ -9680,7 +9680,7 @@
               <w:spacing w:after="10" w:before="0"/>
               <w:ind w:left="120"/>
             </w:pPr>
-            <w:hyperlink w:history="1" r:id="rIdp3odgxgazwunwp1l0eoqu">
+            <w:hyperlink w:history="1" r:id="rIdsjmvfnm6wur87fqw-ggjm">
               <w:r>
                 <w:rPr>
                   <w:rFonts w:ascii="Arial" w:cs="Arial" w:eastAsia="Arial" w:hAnsi="Arial"/>
@@ -9725,7 +9725,7 @@
             <w:pPr>
               <w:spacing w:after="20" w:before="0"/>
             </w:pPr>
-            <w:hyperlink w:history="1" r:id="rIdmloclmbsnmhqghk9d6dn7">
+            <w:hyperlink w:history="1" r:id="rIdcqocpgxmyglsraa5nqly5">
               <w:r>
                 <w:rPr>
                   <w:rFonts w:ascii="Arial" w:cs="Arial" w:eastAsia="Arial" w:hAnsi="Arial"/>
@@ -9758,7 +9758,7 @@
               <w:spacing w:after="10" w:before="0"/>
               <w:ind w:left="120"/>
             </w:pPr>
-            <w:hyperlink w:history="1" r:id="rIdcbqxiu3167nzsewoq1ior">
+            <w:hyperlink w:history="1" r:id="rIdm_ni1ur7nllnxgxwwlhmk">
               <w:r>
                 <w:rPr>
                   <w:rFonts w:ascii="Arial" w:cs="Arial" w:eastAsia="Arial" w:hAnsi="Arial"/>
@@ -9953,7 +9953,7 @@
             <w:pPr>
               <w:spacing w:after="20" w:before="0"/>
             </w:pPr>
-            <w:hyperlink w:history="1" r:id="rIdmpw1fbifbnaaii76l-rft">
+            <w:hyperlink w:history="1" r:id="rId65bvsb6mtsicjdjk52wex">
               <w:r>
                 <w:rPr>
                   <w:rFonts w:ascii="Arial" w:cs="Arial" w:eastAsia="Arial" w:hAnsi="Arial"/>
@@ -9986,7 +9986,7 @@
               <w:spacing w:after="10" w:before="0"/>
               <w:ind w:left="120"/>
             </w:pPr>
-            <w:hyperlink w:history="1" r:id="rIdejce4wgnm889hmb74qfwv">
+            <w:hyperlink w:history="1" r:id="rIdk_habglyaxvnzrs8emdpz">
               <w:r>
                 <w:rPr>
                   <w:rFonts w:ascii="Arial" w:cs="Arial" w:eastAsia="Arial" w:hAnsi="Arial"/>
@@ -10031,7 +10031,7 @@
             <w:pPr>
               <w:spacing w:after="20" w:before="0"/>
             </w:pPr>
-            <w:hyperlink w:history="1" r:id="rIdzyd6fexb0e87twnubtjpp">
+            <w:hyperlink w:history="1" r:id="rIddf2l-j22ckfnty5v6cwwl">
               <w:r>
                 <w:rPr>
                   <w:rFonts w:ascii="Arial" w:cs="Arial" w:eastAsia="Arial" w:hAnsi="Arial"/>
@@ -10064,7 +10064,7 @@
               <w:spacing w:after="10" w:before="0"/>
               <w:ind w:left="120"/>
             </w:pPr>
-            <w:hyperlink w:history="1" r:id="rIdvw_uod3rdobdylf56w9oa">
+            <w:hyperlink w:history="1" r:id="rIdkubcsoq3kiivutfnzawbn">
               <w:r>
                 <w:rPr>
                   <w:rFonts w:ascii="Arial" w:cs="Arial" w:eastAsia="Arial" w:hAnsi="Arial"/>
@@ -10259,7 +10259,7 @@
             <w:pPr>
               <w:spacing w:after="20" w:before="0"/>
             </w:pPr>
-            <w:hyperlink w:history="1" r:id="rIdcmljncoioczi1o7tfwrxh">
+            <w:hyperlink w:history="1" r:id="rIdvustfxgelk3npda3slbf8">
               <w:r>
                 <w:rPr>
                   <w:rFonts w:ascii="Arial" w:cs="Arial" w:eastAsia="Arial" w:hAnsi="Arial"/>
@@ -10292,7 +10292,7 @@
               <w:spacing w:after="10" w:before="0"/>
               <w:ind w:left="120"/>
             </w:pPr>
-            <w:hyperlink w:history="1" r:id="rIdelfn5wskp-xrbv4eaioak">
+            <w:hyperlink w:history="1" r:id="rIdvbmhxgyepsoph1lffbxvj">
               <w:r>
                 <w:rPr>
                   <w:rFonts w:ascii="Arial" w:cs="Arial" w:eastAsia="Arial" w:hAnsi="Arial"/>
@@ -10337,7 +10337,7 @@
             <w:pPr>
               <w:spacing w:after="20" w:before="0"/>
             </w:pPr>
-            <w:hyperlink w:history="1" r:id="rIddlt9qdodsqa1bco6inebo">
+            <w:hyperlink w:history="1" r:id="rIdeih0vt1yn9r_kzxybdf9k">
               <w:r>
                 <w:rPr>
                   <w:rFonts w:ascii="Arial" w:cs="Arial" w:eastAsia="Arial" w:hAnsi="Arial"/>
@@ -10370,7 +10370,7 @@
               <w:spacing w:after="10" w:before="0"/>
               <w:ind w:left="120"/>
             </w:pPr>
-            <w:hyperlink w:history="1" r:id="rIdua2akffwskjhlyppmvigl">
+            <w:hyperlink w:history="1" r:id="rIdhlrflig0c7nycqgkkmw_o">
               <w:r>
                 <w:rPr>
                   <w:rFonts w:ascii="Arial" w:cs="Arial" w:eastAsia="Arial" w:hAnsi="Arial"/>
@@ -10565,7 +10565,7 @@
             <w:pPr>
               <w:spacing w:after="20" w:before="0"/>
             </w:pPr>
-            <w:hyperlink w:history="1" r:id="rId3zafdqmpgn8czpvskmqtz">
+            <w:hyperlink w:history="1" r:id="rIdzg9skfgum_j7qsdy32zyi">
               <w:r>
                 <w:rPr>
                   <w:rFonts w:ascii="Arial" w:cs="Arial" w:eastAsia="Arial" w:hAnsi="Arial"/>
@@ -10598,7 +10598,7 @@
               <w:spacing w:after="10" w:before="0"/>
               <w:ind w:left="120"/>
             </w:pPr>
-            <w:hyperlink w:history="1" r:id="rIdfq47vd9tc-eqf23-cpej9">
+            <w:hyperlink w:history="1" r:id="rIdidu9az__n9velsehiy613">
               <w:r>
                 <w:rPr>
                   <w:rFonts w:ascii="Arial" w:cs="Arial" w:eastAsia="Arial" w:hAnsi="Arial"/>
@@ -10643,7 +10643,7 @@
             <w:pPr>
               <w:spacing w:after="20" w:before="0"/>
             </w:pPr>
-            <w:hyperlink w:history="1" r:id="rIdbzci6hpu6grbsl9pu0xkf">
+            <w:hyperlink w:history="1" r:id="rIdwyrqnlqxmynpqgkotelcm">
               <w:r>
                 <w:rPr>
                   <w:rFonts w:ascii="Arial" w:cs="Arial" w:eastAsia="Arial" w:hAnsi="Arial"/>
@@ -10676,7 +10676,7 @@
               <w:spacing w:after="10" w:before="0"/>
               <w:ind w:left="120"/>
             </w:pPr>
-            <w:hyperlink w:history="1" r:id="rIdm4nwb-vzr4d8us9upnfxc">
+            <w:hyperlink w:history="1" r:id="rId0psofxkwgscbbe0vedan0">
               <w:r>
                 <w:rPr>
                   <w:rFonts w:ascii="Arial" w:cs="Arial" w:eastAsia="Arial" w:hAnsi="Arial"/>
@@ -12512,7 +12512,7 @@
             <w:pPr>
               <w:spacing w:after="20" w:before="0"/>
             </w:pPr>
-            <w:hyperlink w:history="1" r:id="rIdc2b8nbnq2b9vg33bsw5yp">
+            <w:hyperlink w:history="1" r:id="rIdlbmzzaf-0wci57gerv-xb">
               <w:r>
                 <w:rPr>
                   <w:rFonts w:ascii="Arial" w:cs="Arial" w:eastAsia="Arial" w:hAnsi="Arial"/>
@@ -12545,7 +12545,7 @@
               <w:spacing w:after="10" w:before="0"/>
               <w:ind w:left="120"/>
             </w:pPr>
-            <w:hyperlink w:history="1" r:id="rIdpkx_owok10z4ajumg4n9l">
+            <w:hyperlink w:history="1" r:id="rIdr3lzjoypsgsnw0aeccz0g">
               <w:r>
                 <w:rPr>
                   <w:rFonts w:ascii="Arial" w:cs="Arial" w:eastAsia="Arial" w:hAnsi="Arial"/>
@@ -12590,7 +12590,7 @@
             <w:pPr>
               <w:spacing w:after="20" w:before="0"/>
             </w:pPr>
-            <w:hyperlink w:history="1" r:id="rIdbuj26cjgnsmacbl3qr98-">
+            <w:hyperlink w:history="1" r:id="rIdtjowc_iazd6lcjdw36uae">
               <w:r>
                 <w:rPr>
                   <w:rFonts w:ascii="Arial" w:cs="Arial" w:eastAsia="Arial" w:hAnsi="Arial"/>
@@ -12623,7 +12623,7 @@
               <w:spacing w:after="10" w:before="0"/>
               <w:ind w:left="120"/>
             </w:pPr>
-            <w:hyperlink w:history="1" r:id="rIdx9xsnhuyscdnbmbcwiva1">
+            <w:hyperlink w:history="1" r:id="rIdp6ndw2esayd4vv_whhcj8">
               <w:r>
                 <w:rPr>
                   <w:rFonts w:ascii="Arial" w:cs="Arial" w:eastAsia="Arial" w:hAnsi="Arial"/>
@@ -12818,7 +12818,7 @@
             <w:pPr>
               <w:spacing w:after="20" w:before="0"/>
             </w:pPr>
-            <w:hyperlink w:history="1" r:id="rIdh7jdslqmavmtvx9yjkcsu">
+            <w:hyperlink w:history="1" r:id="rIdkyw-afwj8soiph5wbcki6">
               <w:r>
                 <w:rPr>
                   <w:rFonts w:ascii="Arial" w:cs="Arial" w:eastAsia="Arial" w:hAnsi="Arial"/>
@@ -12851,7 +12851,7 @@
               <w:spacing w:after="10" w:before="0"/>
               <w:ind w:left="120"/>
             </w:pPr>
-            <w:hyperlink w:history="1" r:id="rIdzb2z4hth6n-vway0q82wv">
+            <w:hyperlink w:history="1" r:id="rIduv_xaizm2coakckjsxzuj">
               <w:r>
                 <w:rPr>
                   <w:rFonts w:ascii="Arial" w:cs="Arial" w:eastAsia="Arial" w:hAnsi="Arial"/>
@@ -12896,7 +12896,7 @@
             <w:pPr>
               <w:spacing w:after="20" w:before="0"/>
             </w:pPr>
-            <w:hyperlink w:history="1" r:id="rId0rqwunuazdfzagozipdku">
+            <w:hyperlink w:history="1" r:id="rIdgymjw-94jjl-wqfyjfrpy">
               <w:r>
                 <w:rPr>
                   <w:rFonts w:ascii="Arial" w:cs="Arial" w:eastAsia="Arial" w:hAnsi="Arial"/>
@@ -12929,7 +12929,7 @@
               <w:spacing w:after="10" w:before="0"/>
               <w:ind w:left="120"/>
             </w:pPr>
-            <w:hyperlink w:history="1" r:id="rIdpydhx0wvs5kvqehvnmrcb">
+            <w:hyperlink w:history="1" r:id="rIdh1y2tdz82wv-rlfkdwnkm">
               <w:r>
                 <w:rPr>
                   <w:rFonts w:ascii="Arial" w:cs="Arial" w:eastAsia="Arial" w:hAnsi="Arial"/>
@@ -13124,7 +13124,7 @@
             <w:pPr>
               <w:spacing w:after="20" w:before="0"/>
             </w:pPr>
-            <w:hyperlink w:history="1" r:id="rId9to2csxmok5uedvq3jzck">
+            <w:hyperlink w:history="1" r:id="rId18b6rtykjabpawoms7mbg">
               <w:r>
                 <w:rPr>
                   <w:rFonts w:ascii="Arial" w:cs="Arial" w:eastAsia="Arial" w:hAnsi="Arial"/>
@@ -13157,7 +13157,7 @@
               <w:spacing w:after="10" w:before="0"/>
               <w:ind w:left="120"/>
             </w:pPr>
-            <w:hyperlink w:history="1" r:id="rIdsi94vm-jknapbbiyt-xzh">
+            <w:hyperlink w:history="1" r:id="rIderjvbmh5k10kw9nmrgyie">
               <w:r>
                 <w:rPr>
                   <w:rFonts w:ascii="Arial" w:cs="Arial" w:eastAsia="Arial" w:hAnsi="Arial"/>
@@ -13202,7 +13202,7 @@
             <w:pPr>
               <w:spacing w:after="20" w:before="0"/>
             </w:pPr>
-            <w:hyperlink w:history="1" r:id="rIdn1nch5fdftoswmm7kjipu">
+            <w:hyperlink w:history="1" r:id="rIdrw3ddc1hptif0wpfvigte">
               <w:r>
                 <w:rPr>
                   <w:rFonts w:ascii="Arial" w:cs="Arial" w:eastAsia="Arial" w:hAnsi="Arial"/>
@@ -13235,7 +13235,7 @@
               <w:spacing w:after="10" w:before="0"/>
               <w:ind w:left="120"/>
             </w:pPr>
-            <w:hyperlink w:history="1" r:id="rIdkv2yowmjz-cztzsjogbeo">
+            <w:hyperlink w:history="1" r:id="rIdru2x-9scyx-usv4gndv7r">
               <w:r>
                 <w:rPr>
                   <w:rFonts w:ascii="Arial" w:cs="Arial" w:eastAsia="Arial" w:hAnsi="Arial"/>
@@ -13430,7 +13430,7 @@
             <w:pPr>
               <w:spacing w:after="20" w:before="0"/>
             </w:pPr>
-            <w:hyperlink w:history="1" r:id="rIdcctcr3l6jni7wy5qj48pq">
+            <w:hyperlink w:history="1" r:id="rIddugfcyer7h9nqqldcyik3">
               <w:r>
                 <w:rPr>
                   <w:rFonts w:ascii="Arial" w:cs="Arial" w:eastAsia="Arial" w:hAnsi="Arial"/>
@@ -13463,7 +13463,7 @@
               <w:spacing w:after="10" w:before="0"/>
               <w:ind w:left="120"/>
             </w:pPr>
-            <w:hyperlink w:history="1" r:id="rIdgvlm-clu2gnfc18y1opxm">
+            <w:hyperlink w:history="1" r:id="rIdek4vp4aeedysfg_g-aikg">
               <w:r>
                 <w:rPr>
                   <w:rFonts w:ascii="Arial" w:cs="Arial" w:eastAsia="Arial" w:hAnsi="Arial"/>
@@ -13508,7 +13508,7 @@
             <w:pPr>
               <w:spacing w:after="20" w:before="0"/>
             </w:pPr>
-            <w:hyperlink w:history="1" r:id="rId8hp5nxeue-x9bqfkjdhzt">
+            <w:hyperlink w:history="1" r:id="rIdvemy5pppjqwrrrive-5bk">
               <w:r>
                 <w:rPr>
                   <w:rFonts w:ascii="Arial" w:cs="Arial" w:eastAsia="Arial" w:hAnsi="Arial"/>
@@ -13541,7 +13541,7 @@
               <w:spacing w:after="10" w:before="0"/>
               <w:ind w:left="120"/>
             </w:pPr>
-            <w:hyperlink w:history="1" r:id="rId9b_lsusqav70xbco6xg4a">
+            <w:hyperlink w:history="1" r:id="rIdtgnlu2jszc0lcky-5l9ez">
               <w:r>
                 <w:rPr>
                   <w:rFonts w:ascii="Arial" w:cs="Arial" w:eastAsia="Arial" w:hAnsi="Arial"/>
@@ -13736,7 +13736,7 @@
             <w:pPr>
               <w:spacing w:after="20" w:before="0"/>
             </w:pPr>
-            <w:hyperlink w:history="1" r:id="rIdw0ybgpv3iriorvfeekvng">
+            <w:hyperlink w:history="1" r:id="rIdv--8iuohrkdkoevpgmrr4">
               <w:r>
                 <w:rPr>
                   <w:rFonts w:ascii="Arial" w:cs="Arial" w:eastAsia="Arial" w:hAnsi="Arial"/>
@@ -13769,7 +13769,7 @@
               <w:spacing w:after="10" w:before="0"/>
               <w:ind w:left="120"/>
             </w:pPr>
-            <w:hyperlink w:history="1" r:id="rIdr3bvj27ltoahzc-fjv-dm">
+            <w:hyperlink w:history="1" r:id="rId1guayu184cq1rkr6ont0r">
               <w:r>
                 <w:rPr>
                   <w:rFonts w:ascii="Arial" w:cs="Arial" w:eastAsia="Arial" w:hAnsi="Arial"/>
@@ -13814,7 +13814,7 @@
             <w:pPr>
               <w:spacing w:after="20" w:before="0"/>
             </w:pPr>
-            <w:hyperlink w:history="1" r:id="rIdvghdcoamcjcknofwtjjnx">
+            <w:hyperlink w:history="1" r:id="rIduapdrk_yy0e3cpnptknwg">
               <w:r>
                 <w:rPr>
                   <w:rFonts w:ascii="Arial" w:cs="Arial" w:eastAsia="Arial" w:hAnsi="Arial"/>
@@ -13847,7 +13847,7 @@
               <w:spacing w:after="10" w:before="0"/>
               <w:ind w:left="120"/>
             </w:pPr>
-            <w:hyperlink w:history="1" r:id="rIdida7tlavigqsx3es-_c4j">
+            <w:hyperlink w:history="1" r:id="rIdt0ulaw968gugpnqwmagtr">
               <w:r>
                 <w:rPr>
                   <w:rFonts w:ascii="Arial" w:cs="Arial" w:eastAsia="Arial" w:hAnsi="Arial"/>
@@ -15645,7 +15645,7 @@
             <w:pPr>
               <w:spacing w:after="20" w:before="0"/>
             </w:pPr>
-            <w:hyperlink w:history="1" r:id="rIdyromqcn7mj5zof6i4sbed">
+            <w:hyperlink w:history="1" r:id="rIdssjv4ugf3sqpl1wdb3clk">
               <w:r>
                 <w:rPr>
                   <w:rFonts w:ascii="Arial" w:cs="Arial" w:eastAsia="Arial" w:hAnsi="Arial"/>
@@ -15678,7 +15678,7 @@
               <w:spacing w:after="10" w:before="0"/>
               <w:ind w:left="120"/>
             </w:pPr>
-            <w:hyperlink w:history="1" r:id="rIdaiu-h9naoghjcec5femkh">
+            <w:hyperlink w:history="1" r:id="rIdlh8edpjhe2izzydowohqc">
               <w:r>
                 <w:rPr>
                   <w:rFonts w:ascii="Arial" w:cs="Arial" w:eastAsia="Arial" w:hAnsi="Arial"/>
@@ -15716,6 +15716,312 @@
                 <w:sz w:val="16"/>
                 <w:szCs w:val="16"/>
               </w:rPr>
+              <w:t xml:space="preserve">📖 EXERCISE:</w:t>
+            </w:r>
+          </w:p>
+          <w:p>
+            <w:pPr>
+              <w:spacing w:after="20" w:before="0"/>
+            </w:pPr>
+            <w:hyperlink w:history="1" r:id="rIdmfdwdav5hhzglqol8iagv">
+              <w:r>
+                <w:rPr>
+                  <w:rFonts w:ascii="Arial" w:cs="Arial" w:eastAsia="Arial" w:hAnsi="Arial"/>
+                  <w:color w:val="2E75B6"/>
+                  <w:sz w:val="16"/>
+                  <w:szCs w:val="16"/>
+                  <w:u w:val="single" w:color="2E75B6"/>
+                </w:rPr>
+                <w:t xml:space="preserve">Cell structures and their functions</w:t>
+              </w:r>
+            </w:hyperlink>
+          </w:p>
+          <w:p>
+            <w:pPr>
+              <w:spacing w:after="10" w:before="0"/>
+              <w:ind w:left="120"/>
+            </w:pPr>
+            <w:r>
+              <w:rPr>
+                <w:rFonts w:ascii="Arial" w:cs="Arial" w:eastAsia="Arial" w:hAnsi="Arial"/>
+                <w:color w:val="595959"/>
+                <w:sz w:val="14"/>
+                <w:szCs w:val="14"/>
+              </w:rPr>
+              <w:t xml:space="preserve">Source: Khan Academy (English - US curriculum)</w:t>
+            </w:r>
+          </w:p>
+          <w:p>
+            <w:pPr>
+              <w:spacing w:after="10" w:before="0"/>
+              <w:ind w:left="120"/>
+            </w:pPr>
+            <w:hyperlink w:history="1" r:id="rIdagugdlcgtrvxgxxking2s">
+              <w:r>
+                <w:rPr>
+                  <w:rFonts w:ascii="Arial" w:cs="Arial" w:eastAsia="Arial" w:hAnsi="Arial"/>
+                  <w:color w:val="595959"/>
+                  <w:sz w:val="14"/>
+                  <w:szCs w:val="14"/>
+                  <w:u w:val="single" w:color="595959"/>
+                </w:rPr>
+                <w:t xml:space="preserve">🔍 Search ARES for similar readings</w:t>
+              </w:r>
+            </w:hyperlink>
+          </w:p>
+        </w:tc>
+        <w:tc>
+          <w:tcPr>
+            <w:tcW w:type="dxa" w:w="3040"/>
+            <w:shd w:fill="FFFFFF" w:color="auto" w:val="clear"/>
+            <w:tcMar>
+              <w:top w:type="dxa" w:w="60"/>
+              <w:left w:type="dxa" w:w="120"/>
+              <w:bottom w:type="dxa" w:w="60"/>
+              <w:right w:type="dxa" w:w="120"/>
+            </w:tcMar>
+            <w:vAlign w:val="top"/>
+          </w:tcPr>
+          <w:p>
+            <w:pPr>
+              <w:spacing w:after="40" w:before="0"/>
+              <w:jc w:val="left"/>
+            </w:pPr>
+            <w:r>
+              <w:rPr>
+                <w:rFonts w:ascii="Arial" w:cs="Arial" w:eastAsia="Arial" w:hAnsi="Arial"/>
+                <w:b w:val="false"/>
+                <w:bCs w:val="false"/>
+                <w:i w:val="false"/>
+                <w:iCs w:val="false"/>
+                <w:color w:val="000000"/>
+                <w:sz w:val="18"/>
+                <w:szCs w:val="18"/>
+              </w:rPr>
+              <w:t xml:space="preserve">Before receiving the card-sort materials, learners open their science notebooks to a T-chart headed 'Organelle' and 'What I think it does.' Working individually for 3 minutes, they fill in as many organelle functions as they can recall from Lessons 3 and 4, using only memory — no notes. They pay particular attention to the three plant-specific organelles (chloroplast, cell wall, large central vacuole) because these are central to the anchoring phenomenon. After individual writing, learners share with a shoulder partner for 1 minute, noting where they agree or disagree.</w:t>
+            </w:r>
+          </w:p>
+        </w:tc>
+        <w:tc>
+          <w:tcPr>
+            <w:tcW w:type="dxa" w:w="3040"/>
+            <w:shd w:fill="F2F2F2" w:color="auto" w:val="clear"/>
+            <w:tcMar>
+              <w:top w:type="dxa" w:w="60"/>
+              <w:left w:type="dxa" w:w="120"/>
+              <w:bottom w:type="dxa" w:w="60"/>
+              <w:right w:type="dxa" w:w="120"/>
+            </w:tcMar>
+            <w:vAlign w:val="top"/>
+          </w:tcPr>
+          <w:p>
+            <w:pPr>
+              <w:spacing w:after="40" w:before="0"/>
+              <w:jc w:val="left"/>
+            </w:pPr>
+            <w:r>
+              <w:rPr>
+                <w:rFonts w:ascii="Arial" w:cs="Arial" w:eastAsia="Arial" w:hAnsi="Arial"/>
+                <w:b w:val="false"/>
+                <w:bCs w:val="false"/>
+                <w:i w:val="false"/>
+                <w:iCs w:val="false"/>
+                <w:color w:val="000000"/>
+                <w:sz w:val="18"/>
+                <w:szCs w:val="18"/>
+              </w:rPr>
+              <w:t xml:space="preserve">Start the lesson by projecting the anchoring phenomenon image: the Lesson 1 split-screen showing the wilted sukuma wiki leaf on the left and the electron micrograph with labelled organelles on the right. Say: 'Last lesson we identified all these structures inside the sukuma wiki cell. Today's big question is: what is each one actually doing to keep this plant alive?' Instruct learners: 'On your own, in your notebook, write the name of every organelle you can remember from Lessons 3 and 4, and next to each one write what you think its job is. You have 3 minutes — go.' [Start timer. Circulate silently. Do NOT answer questions about correct answers — redirect with 'Write your best guess for now.'] After 3 minutes, call time and say: 'Share your list with your partner. Where do you disagree, put a question mark — those are the ones we will investigate today.' [WAIT TIME 10 seconds after instruction before expecting sharing to begin.] Cold-call 3 pairs: 'Pair at the front — what was your biggest disagreement?' Note 2–3 contested organelles on the board (likely: Golgi apparatus, ribosomes, rough ER). Say: 'Keep those question marks — the card sort is about to help you resolve them.'</w:t>
+            </w:r>
+          </w:p>
+        </w:tc>
+        <w:tc>
+          <w:tcPr>
+            <w:tcW w:type="dxa" w:w="3040"/>
+            <w:shd w:fill="FFFFFF" w:color="auto" w:val="clear"/>
+            <w:tcMar>
+              <w:top w:type="dxa" w:w="60"/>
+              <w:left w:type="dxa" w:w="120"/>
+              <w:bottom w:type="dxa" w:w="60"/>
+              <w:right w:type="dxa" w:w="120"/>
+            </w:tcMar>
+            <w:vAlign w:val="top"/>
+          </w:tcPr>
+          <w:p>
+            <w:pPr>
+              <w:spacing w:after="40" w:before="0"/>
+              <w:jc w:val="left"/>
+            </w:pPr>
+            <w:r>
+              <w:rPr>
+                <w:rFonts w:ascii="Arial" w:cs="Arial" w:eastAsia="Arial" w:hAnsi="Arial"/>
+                <w:b w:val="false"/>
+                <w:bCs w:val="false"/>
+                <w:i w:val="false"/>
+                <w:iCs w:val="false"/>
+                <w:color w:val="000000"/>
+                <w:sz w:val="18"/>
+                <w:szCs w:val="18"/>
+              </w:rPr>
+              <w:t xml:space="preserve">Prior Knowledge Activation via T-Chart: By requiring learners to commit their current understanding to writing before any instruction, this strategy surfaces both correct prior knowledge and persistent misconceptions (e.g., confusing the cell wall with the cell membrane, or attributing energy release to the nucleus). The teacher's note of contested organelles on the board transforms individual uncertainty into a class-level inquiry focus, motivating the subsequent card sort.</w:t>
+            </w:r>
+          </w:p>
+        </w:tc>
+        <w:tc>
+          <w:tcPr>
+            <w:tcW w:type="dxa" w:w="3040"/>
+            <w:shd w:fill="F2F2F2" w:color="auto" w:val="clear"/>
+            <w:tcMar>
+              <w:top w:type="dxa" w:w="60"/>
+              <w:left w:type="dxa" w:w="120"/>
+              <w:bottom w:type="dxa" w:w="60"/>
+              <w:right w:type="dxa" w:w="120"/>
+            </w:tcMar>
+            <w:vAlign w:val="top"/>
+          </w:tcPr>
+          <w:p>
+            <w:pPr>
+              <w:spacing w:after="40" w:before="0"/>
+              <w:jc w:val="left"/>
+            </w:pPr>
+            <w:r>
+              <w:rPr>
+                <w:rFonts w:ascii="Arial" w:cs="Arial" w:eastAsia="Arial" w:hAnsi="Arial"/>
+                <w:b w:val="false"/>
+                <w:bCs w:val="false"/>
+                <w:i w:val="false"/>
+                <w:iCs w:val="false"/>
+                <w:color w:val="000000"/>
+                <w:sz w:val="18"/>
+                <w:szCs w:val="18"/>
+              </w:rPr>
+              <w:t xml:space="preserve">Circulate and scan T-charts during the 3-minute individual writing phase. Look for: (1) whether learners correctly distinguish chloroplast from mitochondria — a common confusion; (2) whether any learner correctly identifies the ribosome–rough ER–Golgi secretion pathway; (3) whether learners who struggled in Lessons 3–4 can recall at least 5 organelles. Flag learners who have fewer than 4 organelles written down — seat them next to stronger peers during the card sort.</w:t>
+            </w:r>
+          </w:p>
+        </w:tc>
+      </w:tr>
+      <w:tr>
+        <w:tc>
+          <w:tcPr>
+            <w:tcW w:type="dxa" w:w="1520"/>
+            <w:shd w:fill="D9EEF1" w:color="auto" w:val="clear"/>
+            <w:tcMar>
+              <w:top w:type="dxa" w:w="60"/>
+              <w:left w:type="dxa" w:w="120"/>
+              <w:bottom w:type="dxa" w:w="60"/>
+              <w:right w:type="dxa" w:w="120"/>
+            </w:tcMar>
+            <w:vAlign w:val="top"/>
+          </w:tcPr>
+          <w:p>
+            <w:pPr>
+              <w:spacing w:after="40" w:before="0"/>
+              <w:jc w:val="left"/>
+            </w:pPr>
+            <w:r>
+              <w:rPr>
+                <w:rFonts w:ascii="Arial" w:cs="Arial" w:eastAsia="Arial" w:hAnsi="Arial"/>
+                <w:b/>
+                <w:bCs/>
+                <w:i w:val="false"/>
+                <w:iCs w:val="false"/>
+                <w:color w:val="000000"/>
+                <w:sz w:val="18"/>
+                <w:szCs w:val="18"/>
+              </w:rPr>
+              <w:t xml:space="preserve">Observe Phase</w:t>
+            </w:r>
+          </w:p>
+          <w:p>
+            <w:pPr>
+              <w:spacing w:after="20" w:before="0"/>
+            </w:pPr>
+            <w:r>
+              <w:rPr>
+                <w:rFonts w:ascii="Arial" w:cs="Arial" w:eastAsia="Arial" w:hAnsi="Arial"/>
+                <w:b/>
+                <w:bCs/>
+                <w:color w:val="1F3864"/>
+                <w:sz w:val="16"/>
+                <w:szCs w:val="16"/>
+              </w:rPr>
+              <w:t xml:space="preserve">📹 VIDEO:</w:t>
+            </w:r>
+          </w:p>
+          <w:p>
+            <w:pPr>
+              <w:spacing w:after="20" w:before="0"/>
+            </w:pPr>
+            <w:hyperlink w:history="1" r:id="rIdkorspivsf9qgxof4ck6jq">
+              <w:r>
+                <w:rPr>
+                  <w:rFonts w:ascii="Arial" w:cs="Arial" w:eastAsia="Arial" w:hAnsi="Arial"/>
+                  <w:color w:val="2E75B6"/>
+                  <w:sz w:val="16"/>
+                  <w:szCs w:val="16"/>
+                  <w:u w:val="single" w:color="2E75B6"/>
+                </w:rPr>
+                <w:t xml:space="preserve">Comparing animal and plant cells</w:t>
+              </w:r>
+            </w:hyperlink>
+          </w:p>
+          <w:p>
+            <w:pPr>
+              <w:spacing w:after="10" w:before="0"/>
+              <w:ind w:left="120"/>
+            </w:pPr>
+            <w:r>
+              <w:rPr>
+                <w:rFonts w:ascii="Arial" w:cs="Arial" w:eastAsia="Arial" w:hAnsi="Arial"/>
+                <w:color w:val="595959"/>
+                <w:sz w:val="14"/>
+                <w:szCs w:val="14"/>
+              </w:rPr>
+              <w:t xml:space="preserve">Source: Khan Academy (English - US curriculum)</w:t>
+            </w:r>
+          </w:p>
+          <w:p>
+            <w:pPr>
+              <w:spacing w:after="10" w:before="0"/>
+              <w:ind w:left="120"/>
+            </w:pPr>
+            <w:hyperlink w:history="1" r:id="rIddjab10uksoumeu4fvtx4j">
+              <w:r>
+                <w:rPr>
+                  <w:rFonts w:ascii="Arial" w:cs="Arial" w:eastAsia="Arial" w:hAnsi="Arial"/>
+                  <w:color w:val="595959"/>
+                  <w:sz w:val="14"/>
+                  <w:szCs w:val="14"/>
+                  <w:u w:val="single" w:color="595959"/>
+                </w:rPr>
+                <w:t xml:space="preserve">🔍 Search ARES for similar videos</w:t>
+              </w:r>
+            </w:hyperlink>
+          </w:p>
+          <w:p>
+            <w:pPr>
+              <w:spacing w:after="40" w:before="0"/>
+            </w:pPr>
+            <w:r>
+              <w:rPr>
+                <w:sz w:val="14"/>
+                <w:szCs w:val="14"/>
+              </w:rPr>
+              <w:t xml:space="preserve"/>
+            </w:r>
+          </w:p>
+          <w:p>
+            <w:pPr>
+              <w:spacing w:after="20" w:before="0"/>
+            </w:pPr>
+            <w:r>
+              <w:rPr>
+                <w:rFonts w:ascii="Arial" w:cs="Arial" w:eastAsia="Arial" w:hAnsi="Arial"/>
+                <w:b/>
+                <w:bCs/>
+                <w:color w:val="1F3864"/>
+                <w:sz w:val="16"/>
+                <w:szCs w:val="16"/>
+              </w:rPr>
               <w:t xml:space="preserve">📖 HTML:</w:t>
             </w:r>
           </w:p>
@@ -15723,7 +16029,7 @@
             <w:pPr>
               <w:spacing w:after="20" w:before="0"/>
             </w:pPr>
-            <w:hyperlink w:history="1" r:id="rIdr26drpmpsj1czapgd-ij6">
+            <w:hyperlink w:history="1" r:id="rIdtud9mhhn09tsb9gvalwey">
               <w:r>
                 <w:rPr>
                   <w:rFonts w:ascii="Arial" w:cs="Arial" w:eastAsia="Arial" w:hAnsi="Arial"/>
@@ -15756,7 +16062,7 @@
               <w:spacing w:after="10" w:before="0"/>
               <w:ind w:left="120"/>
             </w:pPr>
-            <w:hyperlink w:history="1" r:id="rIdzvcvtsytcanq0xslmtgym">
+            <w:hyperlink w:history="1" r:id="rIdjcugu41nqt5bmw3jrb4fr">
               <w:r>
                 <w:rPr>
                   <w:rFonts w:ascii="Arial" w:cs="Arial" w:eastAsia="Arial" w:hAnsi="Arial"/>
@@ -15798,7 +16104,7 @@
                 <w:sz w:val="18"/>
                 <w:szCs w:val="18"/>
               </w:rPr>
-              <w:t xml:space="preserve">Before receiving the card-sort materials, learners open their science notebooks to a T-chart headed 'Organelle' and 'What I think it does.' Working individually for 3 minutes, they fill in as many organelle functions as they can recall from Lessons 3 and 4, using only memory — no notes. They pay particular attention to the three plant-specific organelles (chloroplast, cell wall, large central vacuole) because these are central to the anchoring phenomenon. After individual writing, learners share with a shoulder partner for 1 minute, noting where they agree or disagree.</w:t>
+              <w:t xml:space="preserve">Each pair receives an envelope containing 20 laminated cards: 10 'Organelle Name' cards (nucleus, mitochondria, chloroplast, ribosome, cell membrane, cell wall, large central vacuole, Golgi apparatus, rough endoplasmic reticulum, lysosome) and 10 'Function Description' cards written in Kenyan context. Examples: 'I use sunlight, carbon dioxide from the Kisumu air, and water to make glucose — the same glucose that ends up in the sukuma wiki you eat for dinner' [chloroplast]; 'I am the gatekeeper — like the entry barrier at a Nairobi supermarket, I decide what enters and leaves the cell' [cell membrane]; 'I am the manager's office — I hold the master blueprint for every protein the cell will ever make' [nucleus]; 'I am the jiko — I break down glucose from ugali and githeri to release ATP energy the cell can use immediately' [mitochondria]; 'I am the postal sorting office at the Kisumu GPO — I package, label, and dispatch proteins to wherever they are needed' [Golgi apparatus]; 'I am the rigid fence around the homestead — I give the sukuma wiki cell its box-like shape and prevent it from bursting when the vacuole fills with water' [cell wall]; 'I am the water tank — when I am full, I press against the fence and keep the sukuma wiki leaf stiff and upright; when I empty, the leaf wilts' [large central vacuole]; 'I am the small workshop fundi — I read the blueprint and build every protein in the cell' [ribosome]; 'I am the delivery road from the manager's office to the postal sorting office — proteins travel along my folded membranes' [rough ER]; 'I am the City Council waste truck — I break down old organelles and digest bacteria that sneak into the cell' [lysosome]. Pairs lay all 20 cards on the desk and physically match each function card to an organelle name card, discussing each match aloud. They record their final matches in their notebooks.</w:t>
             </w:r>
           </w:p>
         </w:tc>
@@ -15830,7 +16136,7 @@
                 <w:sz w:val="18"/>
                 <w:szCs w:val="18"/>
               </w:rPr>
-              <w:t xml:space="preserve">Start the lesson by projecting the anchoring phenomenon image: the Lesson 1 split-screen showing the wilted sukuma wiki leaf on the left and the electron micrograph with labelled organelles on the right. Say: 'Last lesson we identified all these structures inside the sukuma wiki cell. Today's big question is: what is each one actually doing to keep this plant alive?' Instruct learners: 'On your own, in your notebook, write the name of every organelle you can remember from Lessons 3 and 4, and next to each one write what you think its job is. You have 3 minutes — go.' [Start timer. Circulate silently. Do NOT answer questions about correct answers — redirect with 'Write your best guess for now.'] After 3 minutes, call time and say: 'Share your list with your partner. Where do you disagree, put a question mark — those are the ones we will investigate today.' [WAIT TIME 10 seconds after instruction before expecting sharing to begin.] Cold-call 3 pairs: 'Pair at the front — what was your biggest disagreement?' Note 2–3 contested organelles on the board (likely: Golgi apparatus, ribosomes, rough ER). Say: 'Keep those question marks — the card sort is about to help you resolve them.'</w:t>
+              <w:t xml:space="preserve">Distribute pre-prepared envelopes. Say: 'Inside your envelope you have 10 organelle name cards and 10 function cards. Your task is to match every function card to the correct organelle name card. You must talk — no silent sorting. Every match needs a reason: say the reason out loud to your partner before you place the card.' [WAIT TIME 12 seconds to allow all pairs to open envelopes and begin reading cards before further instruction.] Set a 7-minute timer. Circulate actively, listening for misconceptions. When you hear a misconception, do NOT correct it immediately. Instead, ask: 'What evidence from the electron micrograph in Lesson 4 supports that match?' or 'Where did you observe that structure — in the plant cell, the animal cell, or both? Does the function card match that?' After 7 minutes, say: 'Now find another pair near you — groups of four. Compare your matches. Where you disagree, use your Lesson 3 and 4 notes to argue for your answer. You have 4 minutes.' Cold-call 2 groups during the group discussion phase: 'Group by the window — which match caused the most disagreement and what evidence settled it?' Record the most contested matches on the board.</w:t>
             </w:r>
           </w:p>
         </w:tc>
@@ -15862,7 +16168,7 @@
                 <w:sz w:val="18"/>
                 <w:szCs w:val="18"/>
               </w:rPr>
-              <w:t xml:space="preserve">Prior Knowledge Activation via T-Chart: By requiring learners to commit their current understanding to writing before any instruction, this strategy surfaces both correct prior knowledge and persistent misconceptions (e.g., confusing the cell wall with the cell membrane, or attributing energy release to the nucleus). The teacher's note of contested organelles on the board transforms individual uncertainty into a class-level inquiry focus, motivating the subsequent card sort.</w:t>
+              <w:t xml:space="preserve">Physical Card Sort with Forced Justification: The tactile manipulation of cards externalises reasoning and makes the matching process visible to both learners and teacher. The requirement to verbalise a justification before placing each card activates the NGSS SEP 7 practice (Engaging in Argument from Evidence) at a low-stakes, peer level. The Kenya-contextualised function descriptions (sukuma wiki, Kisumu GPO, jiko, City Council truck) reduce cognitive load by connecting unfamiliar biological vocabulary to familiar local referents, making abstract organelle functions concrete and memorable.</w:t>
             </w:r>
           </w:p>
         </w:tc>
@@ -15894,7 +16200,7 @@
                 <w:sz w:val="18"/>
                 <w:szCs w:val="18"/>
               </w:rPr>
-              <w:t xml:space="preserve">Circulate and scan T-charts during the 3-minute individual writing phase. Look for: (1) whether learners correctly distinguish chloroplast from mitochondria — a common confusion; (2) whether any learner correctly identifies the ribosome–rough ER–Golgi secretion pathway; (3) whether learners who struggled in Lessons 3–4 can recall at least 5 organelles. Flag learners who have fewer than 4 organelles written down — seat them next to stronger peers during the card sort.</w:t>
+              <w:t xml:space="preserve">Listen specifically for three high-value misconceptions during circulation: (1) Learners placing 'ribosome' with the function card for Golgi apparatus (confusion about protein synthesis vs. protein packaging); (2) Learners placing 'cell membrane' with the cell wall function card (confusion about rigidity vs. selective permeability); (3) Learners placing 'mitochondria' with the chloroplast function card (confusion between photosynthesis and cellular respiration). Tally how many pairs hold each misconception — use this tally to decide how much time to spend on each organelle during the whole-class reveal in the Explain Phase.</w:t>
             </w:r>
           </w:p>
         </w:tc>
@@ -15903,32 +16209,32 @@
         <w:tc>
           <w:tcPr>
             <w:tcW w:type="dxa" w:w="1520"/>
-            <w:shd w:fill="D9EEF1" w:color="auto" w:val="clear"/>
-            <w:tcMar>
-              <w:top w:type="dxa" w:w="60"/>
-              <w:left w:type="dxa" w:w="120"/>
-              <w:bottom w:type="dxa" w:w="60"/>
-              <w:right w:type="dxa" w:w="120"/>
-            </w:tcMar>
-            <w:vAlign w:val="top"/>
-          </w:tcPr>
-          <w:p>
-            <w:pPr>
-              <w:spacing w:after="40" w:before="0"/>
-              <w:jc w:val="left"/>
-            </w:pPr>
-            <w:r>
-              <w:rPr>
-                <w:rFonts w:ascii="Arial" w:cs="Arial" w:eastAsia="Arial" w:hAnsi="Arial"/>
-                <w:b/>
-                <w:bCs/>
-                <w:i w:val="false"/>
-                <w:iCs w:val="false"/>
-                <w:color w:val="000000"/>
-                <w:sz w:val="18"/>
-                <w:szCs w:val="18"/>
-              </w:rPr>
-              <w:t xml:space="preserve">Observe Phase</w:t>
+            <w:shd w:fill="E2EFDA" w:color="auto" w:val="clear"/>
+            <w:tcMar>
+              <w:top w:type="dxa" w:w="60"/>
+              <w:left w:type="dxa" w:w="120"/>
+              <w:bottom w:type="dxa" w:w="60"/>
+              <w:right w:type="dxa" w:w="120"/>
+            </w:tcMar>
+            <w:vAlign w:val="top"/>
+          </w:tcPr>
+          <w:p>
+            <w:pPr>
+              <w:spacing w:after="40" w:before="0"/>
+              <w:jc w:val="left"/>
+            </w:pPr>
+            <w:r>
+              <w:rPr>
+                <w:rFonts w:ascii="Arial" w:cs="Arial" w:eastAsia="Arial" w:hAnsi="Arial"/>
+                <w:b/>
+                <w:bCs/>
+                <w:i w:val="false"/>
+                <w:iCs w:val="false"/>
+                <w:color w:val="000000"/>
+                <w:sz w:val="18"/>
+                <w:szCs w:val="18"/>
+              </w:rPr>
+              <w:t xml:space="preserve">Explain Phase</w:t>
             </w:r>
           </w:p>
           <w:p>
@@ -15951,7 +16257,7 @@
             <w:pPr>
               <w:spacing w:after="20" w:before="0"/>
             </w:pPr>
-            <w:hyperlink w:history="1" r:id="rIdjfdrlhfnexqqgrv7f-rgw">
+            <w:hyperlink w:history="1" r:id="rIdibgpopfhc6xf2vm328pz_">
               <w:r>
                 <w:rPr>
                   <w:rFonts w:ascii="Arial" w:cs="Arial" w:eastAsia="Arial" w:hAnsi="Arial"/>
@@ -15984,7 +16290,7 @@
               <w:spacing w:after="10" w:before="0"/>
               <w:ind w:left="120"/>
             </w:pPr>
-            <w:hyperlink w:history="1" r:id="rId9y8r16kmvsvgwgw4j3x-e">
+            <w:hyperlink w:history="1" r:id="rIdczsv1xwqsak5jv3as8wfm">
               <w:r>
                 <w:rPr>
                   <w:rFonts w:ascii="Arial" w:cs="Arial" w:eastAsia="Arial" w:hAnsi="Arial"/>
@@ -16022,14 +16328,14 @@
                 <w:sz w:val="16"/>
                 <w:szCs w:val="16"/>
               </w:rPr>
-              <w:t xml:space="preserve">📖 EXERCISE:</w:t>
+              <w:t xml:space="preserve">📖 HTML:</w:t>
             </w:r>
           </w:p>
           <w:p>
             <w:pPr>
               <w:spacing w:after="20" w:before="0"/>
             </w:pPr>
-            <w:hyperlink w:history="1" r:id="rIdozhadsuqb4nqibtixhaki">
+            <w:hyperlink w:history="1" r:id="rId7wxcgyduqgxgmfa66igov">
               <w:r>
                 <w:rPr>
                   <w:rFonts w:ascii="Arial" w:cs="Arial" w:eastAsia="Arial" w:hAnsi="Arial"/>
@@ -16038,7 +16344,7 @@
                   <w:szCs w:val="16"/>
                   <w:u w:val="single" w:color="2E75B6"/>
                 </w:rPr>
-                <w:t xml:space="preserve">Cell structures and their functions</w:t>
+                <w:t xml:space="preserve">Other Cell Organelles (Flexbook)</w:t>
               </w:r>
             </w:hyperlink>
           </w:p>
@@ -16054,7 +16360,7 @@
                 <w:sz w:val="14"/>
                 <w:szCs w:val="14"/>
               </w:rPr>
-              <w:t xml:space="preserve">Source: Khan Academy (English - US curriculum)</w:t>
+              <w:t xml:space="preserve">Source: CK-12</w:t>
             </w:r>
           </w:p>
           <w:p>
@@ -16062,7 +16368,7 @@
               <w:spacing w:after="10" w:before="0"/>
               <w:ind w:left="120"/>
             </w:pPr>
-            <w:hyperlink w:history="1" r:id="rIdoq-ybndzvg82blv6rtlhu">
+            <w:hyperlink w:history="1" r:id="rIdaa9a_cgj3v7wpbmblemqg">
               <w:r>
                 <w:rPr>
                   <w:rFonts w:ascii="Arial" w:cs="Arial" w:eastAsia="Arial" w:hAnsi="Arial"/>
@@ -16104,7 +16410,7 @@
                 <w:sz w:val="18"/>
                 <w:szCs w:val="18"/>
               </w:rPr>
-              <w:t xml:space="preserve">Each pair receives an envelope containing 20 laminated cards: 10 'Organelle Name' cards (nucleus, mitochondria, chloroplast, ribosome, cell membrane, cell wall, large central vacuole, Golgi apparatus, rough endoplasmic reticulum, lysosome) and 10 'Function Description' cards written in Kenyan context. Examples: 'I use sunlight, carbon dioxide from the Kisumu air, and water to make glucose — the same glucose that ends up in the sukuma wiki you eat for dinner' [chloroplast]; 'I am the gatekeeper — like the entry barrier at a Nairobi supermarket, I decide what enters and leaves the cell' [cell membrane]; 'I am the manager's office — I hold the master blueprint for every protein the cell will ever make' [nucleus]; 'I am the jiko — I break down glucose from ugali and githeri to release ATP energy the cell can use immediately' [mitochondria]; 'I am the postal sorting office at the Kisumu GPO — I package, label, and dispatch proteins to wherever they are needed' [Golgi apparatus]; 'I am the rigid fence around the homestead — I give the sukuma wiki cell its box-like shape and prevent it from bursting when the vacuole fills with water' [cell wall]; 'I am the water tank — when I am full, I press against the fence and keep the sukuma wiki leaf stiff and upright; when I empty, the leaf wilts' [large central vacuole]; 'I am the small workshop fundi — I read the blueprint and build every protein in the cell' [ribosome]; 'I am the delivery road from the manager's office to the postal sorting office — proteins travel along my folded membranes' [rough ER]; 'I am the City Council waste truck — I break down old organelles and digest bacteria that sneak into the cell' [lysosome]. Pairs lay all 20 cards on the desk and physically match each function card to an organelle name card, discussing each match aloud. They record their final matches in their notebooks.</w:t>
+              <w:t xml:space="preserve">The teacher projects a colour-coded master diagram of a plant cell (with all 10 organelles labelled by number, not name) alongside a matching table. The teacher reveals the correct match for each organelle one at a time, pausing for learners to check their card-sort result and correct their notebook records. For each organelle, the teacher explicitly connects the function back to the anchoring phenomenon using a 'Function → Phenomenon Link' sentence frame: 'This organelle does [X], which matters for the sukuma wiki leaf because [Y].' Learners record both the function and the phenomenon link in a two-column table in their notebooks. After all 10 matches are revealed, learners answer three consolidation questions in their notebooks: (1) 'Which two organelles must work together so that the sukuma wiki leaf can capture the sun's energy AND release it when needed?' (Ans: chloroplast + mitochondria); (2) 'What happens to the large central vacuole when a sukuma wiki leaf is left to wilt in the sun? How does this affect the whole leaf?' (Ans: vacuole loses water → turgor pressure drops → leaf wilts); (3) 'Name ONE organelle that is in the body cells of the learner in Kisumu AND in the sukuma wiki leaf cell — and explain why both need it.' (Many valid answers, e.g., mitochondria — both need ATP energy to carry out life processes.)</w:t>
             </w:r>
           </w:p>
         </w:tc>
@@ -16136,7 +16442,7 @@
                 <w:sz w:val="18"/>
                 <w:szCs w:val="18"/>
               </w:rPr>
-              <w:t xml:space="preserve">Distribute pre-prepared envelopes. Say: 'Inside your envelope you have 10 organelle name cards and 10 function cards. Your task is to match every function card to the correct organelle name card. You must talk — no silent sorting. Every match needs a reason: say the reason out loud to your partner before you place the card.' [WAIT TIME 12 seconds to allow all pairs to open envelopes and begin reading cards before further instruction.] Set a 7-minute timer. Circulate actively, listening for misconceptions. When you hear a misconception, do NOT correct it immediately. Instead, ask: 'What evidence from the electron micrograph in Lesson 4 supports that match?' or 'Where did you observe that structure — in the plant cell, the animal cell, or both? Does the function card match that?' After 7 minutes, say: 'Now find another pair near you — groups of four. Compare your matches. Where you disagree, use your Lesson 3 and 4 notes to argue for your answer. You have 4 minutes.' Cold-call 2 groups during the group discussion phase: 'Group by the window — which match caused the most disagreement and what evidence settled it?' Record the most contested matches on the board.</w:t>
+              <w:t xml:space="preserve">Project the master diagram. Say: 'We are now going to check your card sorts together. I will reveal one organelle at a time. Before I tell you the answer, I want you to look at your card and hold it up — thumbs up if you are confident, thumbs sideways if you guessed.' [This gives instant whole-class formative data before revealing answers.] Reveal each match in this recommended order (build from familiar to complex): cell membrane → nucleus → ribosome → mitochondria → chloroplast → cell wall → large central vacuole → rough ER → Golgi apparatus → lysosome. For EACH organelle, deliver the phenomenon link. Scripted examples: CHLOROPLAST: 'Chloroplasts carry out photosynthesis — they capture the energy in the sunlight falling on this sukuma wiki leaf in Kisumu and use it to make glucose. When this leaf is cut and left without water, the chloroplasts cannot complete photosynthesis — the glucose supply drops — and the cell begins to starve. That is the beginning of the wilting we saw in Lesson 1.' [WAIT TIME 12 seconds. Then cold-call: 'Achieng, what would happen to the chloroplasts if the leaf were also kept in a dark room?'] LARGE CENTRAL VACUOLE: 'This water tank is the reason a fresh sukuma wiki leaf stands upright. When the vacuole is full of water, it pushes outward against the rigid cell wall — we call that turgor pressure. Take away the water — the vacuole deflates — turgor pressure drops — the cell goes limp — the leaf wilts. This is the direct cellular explanation for what we observed on Day 1.' [WAIT TIME 15 seconds. Then cold-call 2 learners: 'Otieno — what is the word for the pressure the vacuole creates? Wanjiku — what happens to that pressure when the plant is not watered?'] After all 10 are revealed, assign the 3 consolidation questions: 'Work individually — 5 minutes — silent.' Circulate and read over shoulders.</w:t>
             </w:r>
           </w:p>
         </w:tc>
@@ -16168,7 +16474,7 @@
                 <w:sz w:val="18"/>
                 <w:szCs w:val="18"/>
               </w:rPr>
-              <w:t xml:space="preserve">Physical Card Sort with Forced Justification: The tactile manipulation of cards externalises reasoning and makes the matching process visible to both learners and teacher. The requirement to verbalise a justification before placing each card activates the NGSS SEP 7 practice (Engaging in Argument from Evidence) at a low-stakes, peer level. The Kenya-contextualised function descriptions (sukuma wiki, Kisumu GPO, jiko, City Council truck) reduce cognitive load by connecting unfamiliar biological vocabulary to familiar local referents, making abstract organelle functions concrete and memorable.</w:t>
+              <w:t xml:space="preserve">Phenomenon-Anchored Reveal with Thumbs Formative Check: The sequential reveal with a pre-reveal confidence signal (thumbs up/sideways) turns a traditional teacher-led correction into an active prediction-check cycle, maintaining learner cognitive engagement. By scripting a 'Function → Phenomenon Link' for every organelle, the teacher ensures that structural knowledge never floats free of the anchoring event — every new piece of information is immediately tied to the observable reality of the wilting sukuma wiki leaf. This is consistent with NGSS SEP 6 (Constructing Explanations) because learners are explicitly building a causal chain from organelle function to macroscopic observable outcome.</w:t>
             </w:r>
           </w:p>
         </w:tc>
@@ -16200,7 +16506,7 @@
                 <w:sz w:val="18"/>
                 <w:szCs w:val="18"/>
               </w:rPr>
-              <w:t xml:space="preserve">Listen specifically for three high-value misconceptions during circulation: (1) Learners placing 'ribosome' with the function card for Golgi apparatus (confusion about protein synthesis vs. protein packaging); (2) Learners placing 'cell membrane' with the cell wall function card (confusion about rigidity vs. selective permeability); (3) Learners placing 'mitochondria' with the chloroplast function card (confusion between photosynthesis and cellular respiration). Tally how many pairs hold each misconception — use this tally to decide how much time to spend on each organelle during the whole-class reveal in the Explain Phase.</w:t>
+              <w:t xml:space="preserve">Collect the thumbs signals before each reveal — count the number of thumbs-sideways responses. If more than one-third of the class is thumbs-sideways for chloroplast, mitochondria, or cell wall, extend the explanation and use an additional analogy. Circulate during the 5-minute consolidation question period and check Question 2 specifically: learners who cannot connect vacuole water loss to turgor pressure and wilting have not yet made the structure-to-phenomenon link. Pull these learners into a brief teacher-led re-explanation before the DQB phase. Target success criterion: at least 80% of learners correctly answer all three consolidation questions.</w:t>
             </w:r>
           </w:p>
         </w:tc>
@@ -16209,32 +16515,32 @@
         <w:tc>
           <w:tcPr>
             <w:tcW w:type="dxa" w:w="1520"/>
-            <w:shd w:fill="E2EFDA" w:color="auto" w:val="clear"/>
-            <w:tcMar>
-              <w:top w:type="dxa" w:w="60"/>
-              <w:left w:type="dxa" w:w="120"/>
-              <w:bottom w:type="dxa" w:w="60"/>
-              <w:right w:type="dxa" w:w="120"/>
-            </w:tcMar>
-            <w:vAlign w:val="top"/>
-          </w:tcPr>
-          <w:p>
-            <w:pPr>
-              <w:spacing w:after="40" w:before="0"/>
-              <w:jc w:val="left"/>
-            </w:pPr>
-            <w:r>
-              <w:rPr>
-                <w:rFonts w:ascii="Arial" w:cs="Arial" w:eastAsia="Arial" w:hAnsi="Arial"/>
-                <w:b/>
-                <w:bCs/>
-                <w:i w:val="false"/>
-                <w:iCs w:val="false"/>
-                <w:color w:val="000000"/>
-                <w:sz w:val="18"/>
-                <w:szCs w:val="18"/>
-              </w:rPr>
-              <w:t xml:space="preserve">Explain Phase</w:t>
+            <w:shd w:fill="FCE4D6" w:color="auto" w:val="clear"/>
+            <w:tcMar>
+              <w:top w:type="dxa" w:w="60"/>
+              <w:left w:type="dxa" w:w="120"/>
+              <w:bottom w:type="dxa" w:w="60"/>
+              <w:right w:type="dxa" w:w="120"/>
+            </w:tcMar>
+            <w:vAlign w:val="top"/>
+          </w:tcPr>
+          <w:p>
+            <w:pPr>
+              <w:spacing w:after="40" w:before="0"/>
+              <w:jc w:val="left"/>
+            </w:pPr>
+            <w:r>
+              <w:rPr>
+                <w:rFonts w:ascii="Arial" w:cs="Arial" w:eastAsia="Arial" w:hAnsi="Arial"/>
+                <w:b/>
+                <w:bCs/>
+                <w:i w:val="false"/>
+                <w:iCs w:val="false"/>
+                <w:color w:val="000000"/>
+                <w:sz w:val="18"/>
+                <w:szCs w:val="18"/>
+              </w:rPr>
+              <w:t xml:space="preserve">Driving Question Board (DQB) Creation</w:t>
             </w:r>
           </w:p>
           <w:p>
@@ -16257,7 +16563,7 @@
             <w:pPr>
               <w:spacing w:after="20" w:before="0"/>
             </w:pPr>
-            <w:hyperlink w:history="1" r:id="rIdzbkea7_m99vf5qwug2zwf">
+            <w:hyperlink w:history="1" r:id="rId3g2xzljmb9qfiswg6lkyf">
               <w:r>
                 <w:rPr>
                   <w:rFonts w:ascii="Arial" w:cs="Arial" w:eastAsia="Arial" w:hAnsi="Arial"/>
@@ -16290,7 +16596,7 @@
               <w:spacing w:after="10" w:before="0"/>
               <w:ind w:left="120"/>
             </w:pPr>
-            <w:hyperlink w:history="1" r:id="rIdc8qwjwntggf3wy9l5ejks">
+            <w:hyperlink w:history="1" r:id="rIdvl__2kkugz6rh2xngyoat">
               <w:r>
                 <w:rPr>
                   <w:rFonts w:ascii="Arial" w:cs="Arial" w:eastAsia="Arial" w:hAnsi="Arial"/>
@@ -16328,14 +16634,14 @@
                 <w:sz w:val="16"/>
                 <w:szCs w:val="16"/>
               </w:rPr>
-              <w:t xml:space="preserve">📖 HTML:</w:t>
+              <w:t xml:space="preserve">📖 EXERCISE:</w:t>
             </w:r>
           </w:p>
           <w:p>
             <w:pPr>
               <w:spacing w:after="20" w:before="0"/>
             </w:pPr>
-            <w:hyperlink w:history="1" r:id="rIdwsp644wfkdvopzvuli8sj">
+            <w:hyperlink w:history="1" r:id="rIdwjueqgwenyj5rg_akui8s">
               <w:r>
                 <w:rPr>
                   <w:rFonts w:ascii="Arial" w:cs="Arial" w:eastAsia="Arial" w:hAnsi="Arial"/>
@@ -16344,7 +16650,7 @@
                   <w:szCs w:val="16"/>
                   <w:u w:val="single" w:color="2E75B6"/>
                 </w:rPr>
-                <w:t xml:space="preserve">Other Cell Organelles (Flexbook)</w:t>
+                <w:t xml:space="preserve">Other Cell Organelles Practice</w:t>
               </w:r>
             </w:hyperlink>
           </w:p>
@@ -16368,7 +16674,7 @@
               <w:spacing w:after="10" w:before="0"/>
               <w:ind w:left="120"/>
             </w:pPr>
-            <w:hyperlink w:history="1" r:id="rIdd32shcda5ckvx3rzkc9z_">
+            <w:hyperlink w:history="1" r:id="rIdmjsko5uspcxmofxpth9h8">
               <w:r>
                 <w:rPr>
                   <w:rFonts w:ascii="Arial" w:cs="Arial" w:eastAsia="Arial" w:hAnsi="Arial"/>
@@ -16410,7 +16716,7 @@
                 <w:sz w:val="18"/>
                 <w:szCs w:val="18"/>
               </w:rPr>
-              <w:t xml:space="preserve">The teacher projects a colour-coded master diagram of a plant cell (with all 10 organelles labelled by number, not name) alongside a matching table. The teacher reveals the correct match for each organelle one at a time, pausing for learners to check their card-sort result and correct their notebook records. For each organelle, the teacher explicitly connects the function back to the anchoring phenomenon using a 'Function → Phenomenon Link' sentence frame: 'This organelle does [X], which matters for the sukuma wiki leaf because [Y].' Learners record both the function and the phenomenon link in a two-column table in their notebooks. After all 10 matches are revealed, learners answer three consolidation questions in their notebooks: (1) 'Which two organelles must work together so that the sukuma wiki leaf can capture the sun's energy AND release it when needed?' (Ans: chloroplast + mitochondria); (2) 'What happens to the large central vacuole when a sukuma wiki leaf is left to wilt in the sun? How does this affect the whole leaf?' (Ans: vacuole loses water → turgor pressure drops → leaf wilts); (3) 'Name ONE organelle that is in the body cells of the learner in Kisumu AND in the sukuma wiki leaf cell — and explain why both need it.' (Many valid answers, e.g., mitochondria — both need ATP energy to carry out life processes.)</w:t>
+              <w:t xml:space="preserve">Learners walk to the class Driving Question Board, which has been divided into three columns: 'We Wonder,' 'We Now Know,' and 'New Questions.' Each learner selects up to two sticky notes from the 'We Wonder' column that they feel Lesson 5 has now answered (e.g., 'What do chloroplasts do?' or 'Why does the leaf go limp when it dries?'). They write a one-sentence answer on the back of the sticky note and move it to 'We Now Know.' They then write at least one new question sparked by today's lesson on a fresh sticky note and add it to 'New Questions' (e.g., 'If mitochondria release energy from glucose AND chloroplasts make glucose — does the plant ever use its own glucose at night?' or 'What happens to lysosomes when a cell in my body gets infected by bacteria?'). The class DQB is photographed by the class monitor for the ARES platform record.</w:t>
             </w:r>
           </w:p>
         </w:tc>
@@ -16442,7 +16748,7 @@
                 <w:sz w:val="18"/>
                 <w:szCs w:val="18"/>
               </w:rPr>
-              <w:t xml:space="preserve">Project the master diagram. Say: 'We are now going to check your card sorts together. I will reveal one organelle at a time. Before I tell you the answer, I want you to look at your card and hold it up — thumbs up if you are confident, thumbs sideways if you guessed.' [This gives instant whole-class formative data before revealing answers.] Reveal each match in this recommended order (build from familiar to complex): cell membrane → nucleus → ribosome → mitochondria → chloroplast → cell wall → large central vacuole → rough ER → Golgi apparatus → lysosome. For EACH organelle, deliver the phenomenon link. Scripted examples: CHLOROPLAST: 'Chloroplasts carry out photosynthesis — they capture the energy in the sunlight falling on this sukuma wiki leaf in Kisumu and use it to make glucose. When this leaf is cut and left without water, the chloroplasts cannot complete photosynthesis — the glucose supply drops — and the cell begins to starve. That is the beginning of the wilting we saw in Lesson 1.' [WAIT TIME 12 seconds. Then cold-call: 'Achieng, what would happen to the chloroplasts if the leaf were also kept in a dark room?'] LARGE CENTRAL VACUOLE: 'This water tank is the reason a fresh sukuma wiki leaf stands upright. When the vacuole is full of water, it pushes outward against the rigid cell wall — we call that turgor pressure. Take away the water — the vacuole deflates — turgor pressure drops — the cell goes limp — the leaf wilts. This is the direct cellular explanation for what we observed on Day 1.' [WAIT TIME 15 seconds. Then cold-call 2 learners: 'Otieno — what is the word for the pressure the vacuole creates? Wanjiku — what happens to that pressure when the plant is not watered?'] After all 10 are revealed, assign the 3 consolidation questions: 'Work individually — 5 minutes — silent.' Circulate and read over shoulders.</w:t>
+              <w:t xml:space="preserve">Say: 'Before we update the board, look at it for 30 seconds — read the sticky notes in the We Wonder column and decide which ones Lesson 5 has answered.' [WAIT TIME 30 seconds of silent reading.] 'Now move to the board. Take the sticky notes you can answer, write the answer on the back, and move them to We Now Know. Then write a NEW question — something today's lesson made you wonder about — and add it to New Questions. You have 4 minutes.' Circulate and read new questions as they are posted. After 4 minutes, cold-call 3 learners to read their new questions aloud: 'Kamau — read us your new question.' After each question, ask the class: 'Who has a partial answer to that already, from any of our lessons?' [WAIT TIME 10 seconds each time.] Capture the most intellectually rich new questions by underlining or starring them on the board — these will seed the DQB for Lessons 6–8. Say: 'Notice how our board is shifting — we started this unit with mostly We Wonder notes. Now we are building up the We Now Know column. But each answer is generating new, deeper questions — that is exactly how real science works in a lab in Nairobi or at a research station in Kericho.'</w:t>
             </w:r>
           </w:p>
         </w:tc>
@@ -16474,7 +16780,7 @@
                 <w:sz w:val="18"/>
                 <w:szCs w:val="18"/>
               </w:rPr>
-              <w:t xml:space="preserve">Phenomenon-Anchored Reveal with Thumbs Formative Check: The sequential reveal with a pre-reveal confidence signal (thumbs up/sideways) turns a traditional teacher-led correction into an active prediction-check cycle, maintaining learner cognitive engagement. By scripting a 'Function → Phenomenon Link' for every organelle, the teacher ensures that structural knowledge never floats free of the anchoring event — every new piece of information is immediately tied to the observable reality of the wilting sukuma wiki leaf. This is consistent with NGSS SEP 6 (Constructing Explanations) because learners are explicitly building a causal chain from organelle function to macroscopic observable outcome.</w:t>
+              <w:t xml:space="preserve">Driving Question Board Iterative Update: The physical act of moving sticky notes from 'We Wonder' to 'We Now Know' gives learners a tangible, visible record of growing understanding — a metacognitive tool that makes learning progress concrete. The requirement to generate a new question prevents closure and maintains the epistemic momentum of the unit. Connecting the DQB practice to 'how real science works' positions learners as participants in a scientific community rather than passive recipients of facts, which is consistent with NGSS SEP 1 (Asking Questions).</w:t>
             </w:r>
           </w:p>
         </w:tc>
@@ -16506,7 +16812,7 @@
                 <w:sz w:val="18"/>
                 <w:szCs w:val="18"/>
               </w:rPr>
-              <w:t xml:space="preserve">Collect the thumbs signals before each reveal — count the number of thumbs-sideways responses. If more than one-third of the class is thumbs-sideways for chloroplast, mitochondria, or cell wall, extend the explanation and use an additional analogy. Circulate during the 5-minute consolidation question period and check Question 2 specifically: learners who cannot connect vacuole water loss to turgor pressure and wilting have not yet made the structure-to-phenomenon link. Pull these learners into a brief teacher-led re-explanation before the DQB phase. Target success criterion: at least 80% of learners correctly answer all three consolidation questions.</w:t>
+              <w:t xml:space="preserve">Read the 'We Now Know' sticky notes to verify that learners' written answers are scientifically accurate and use correct organelle terminology. Flag any sticky notes with inaccurate answers and quietly return them to the learner with a prompt: 'Can you revise this using the phenomenon link we discussed today?' Read the 'New Questions' sticky notes to assess the sophistication of learner thinking: surface-level new questions (e.g., 'What colour are mitochondria?') indicate learners are still thinking at the identification level; deeper questions (e.g., 'If the mitochondria stop working in a sukuma wiki cell, would the cell die faster than if the chloroplasts stopped?') indicate learners are thinking at the functional-interdependence level, which is the target for SLO (d).</w:t>
             </w:r>
           </w:p>
         </w:tc>
@@ -16515,32 +16821,32 @@
         <w:tc>
           <w:tcPr>
             <w:tcW w:type="dxa" w:w="1520"/>
-            <w:shd w:fill="FCE4D6" w:color="auto" w:val="clear"/>
-            <w:tcMar>
-              <w:top w:type="dxa" w:w="60"/>
-              <w:left w:type="dxa" w:w="120"/>
-              <w:bottom w:type="dxa" w:w="60"/>
-              <w:right w:type="dxa" w:w="120"/>
-            </w:tcMar>
-            <w:vAlign w:val="top"/>
-          </w:tcPr>
-          <w:p>
-            <w:pPr>
-              <w:spacing w:after="40" w:before="0"/>
-              <w:jc w:val="left"/>
-            </w:pPr>
-            <w:r>
-              <w:rPr>
-                <w:rFonts w:ascii="Arial" w:cs="Arial" w:eastAsia="Arial" w:hAnsi="Arial"/>
-                <w:b/>
-                <w:bCs/>
-                <w:i w:val="false"/>
-                <w:iCs w:val="false"/>
-                <w:color w:val="000000"/>
-                <w:sz w:val="18"/>
-                <w:szCs w:val="18"/>
-              </w:rPr>
-              <w:t xml:space="preserve">Driving Question Board (DQB) Creation</w:t>
+            <w:shd w:fill="D5E8F0" w:color="auto" w:val="clear"/>
+            <w:tcMar>
+              <w:top w:type="dxa" w:w="60"/>
+              <w:left w:type="dxa" w:w="120"/>
+              <w:bottom w:type="dxa" w:w="60"/>
+              <w:right w:type="dxa" w:w="120"/>
+            </w:tcMar>
+            <w:vAlign w:val="top"/>
+          </w:tcPr>
+          <w:p>
+            <w:pPr>
+              <w:spacing w:after="40" w:before="0"/>
+              <w:jc w:val="left"/>
+            </w:pPr>
+            <w:r>
+              <w:rPr>
+                <w:rFonts w:ascii="Arial" w:cs="Arial" w:eastAsia="Arial" w:hAnsi="Arial"/>
+                <w:b/>
+                <w:bCs/>
+                <w:i w:val="false"/>
+                <w:iCs w:val="false"/>
+                <w:color w:val="000000"/>
+                <w:sz w:val="18"/>
+                <w:szCs w:val="18"/>
+              </w:rPr>
+              <w:t xml:space="preserve">Model Building Phase</w:t>
             </w:r>
           </w:p>
           <w:p>
@@ -16563,7 +16869,7 @@
             <w:pPr>
               <w:spacing w:after="20" w:before="0"/>
             </w:pPr>
-            <w:hyperlink w:history="1" r:id="rIdxddlmbheru1vsyzfkw4xx">
+            <w:hyperlink w:history="1" r:id="rIdfjtzcpvzkssld-jvgr63x">
               <w:r>
                 <w:rPr>
                   <w:rFonts w:ascii="Arial" w:cs="Arial" w:eastAsia="Arial" w:hAnsi="Arial"/>
@@ -16596,7 +16902,7 @@
               <w:spacing w:after="10" w:before="0"/>
               <w:ind w:left="120"/>
             </w:pPr>
-            <w:hyperlink w:history="1" r:id="rIda99zw11einltubdq4xeg4">
+            <w:hyperlink w:history="1" r:id="rIdq8rkkhwj9yxkoe4simkjd">
               <w:r>
                 <w:rPr>
                   <w:rFonts w:ascii="Arial" w:cs="Arial" w:eastAsia="Arial" w:hAnsi="Arial"/>
@@ -16641,313 +16947,7 @@
             <w:pPr>
               <w:spacing w:after="20" w:before="0"/>
             </w:pPr>
-            <w:hyperlink w:history="1" r:id="rIdtulbjth0xxqwbic9_pi0w">
-              <w:r>
-                <w:rPr>
-                  <w:rFonts w:ascii="Arial" w:cs="Arial" w:eastAsia="Arial" w:hAnsi="Arial"/>
-                  <w:color w:val="2E75B6"/>
-                  <w:sz w:val="16"/>
-                  <w:szCs w:val="16"/>
-                  <w:u w:val="single" w:color="2E75B6"/>
-                </w:rPr>
-                <w:t xml:space="preserve">Other Cell Organelles Practice</w:t>
-              </w:r>
-            </w:hyperlink>
-          </w:p>
-          <w:p>
-            <w:pPr>
-              <w:spacing w:after="10" w:before="0"/>
-              <w:ind w:left="120"/>
-            </w:pPr>
-            <w:r>
-              <w:rPr>
-                <w:rFonts w:ascii="Arial" w:cs="Arial" w:eastAsia="Arial" w:hAnsi="Arial"/>
-                <w:color w:val="595959"/>
-                <w:sz w:val="14"/>
-                <w:szCs w:val="14"/>
-              </w:rPr>
-              <w:t xml:space="preserve">Source: CK-12</w:t>
-            </w:r>
-          </w:p>
-          <w:p>
-            <w:pPr>
-              <w:spacing w:after="10" w:before="0"/>
-              <w:ind w:left="120"/>
-            </w:pPr>
-            <w:hyperlink w:history="1" r:id="rIdrhmf2af9qpv2dudfdvxaz">
-              <w:r>
-                <w:rPr>
-                  <w:rFonts w:ascii="Arial" w:cs="Arial" w:eastAsia="Arial" w:hAnsi="Arial"/>
-                  <w:color w:val="595959"/>
-                  <w:sz w:val="14"/>
-                  <w:szCs w:val="14"/>
-                  <w:u w:val="single" w:color="595959"/>
-                </w:rPr>
-                <w:t xml:space="preserve">🔍 Search ARES for similar readings</w:t>
-              </w:r>
-            </w:hyperlink>
-          </w:p>
-        </w:tc>
-        <w:tc>
-          <w:tcPr>
-            <w:tcW w:type="dxa" w:w="3040"/>
-            <w:shd w:fill="FFFFFF" w:color="auto" w:val="clear"/>
-            <w:tcMar>
-              <w:top w:type="dxa" w:w="60"/>
-              <w:left w:type="dxa" w:w="120"/>
-              <w:bottom w:type="dxa" w:w="60"/>
-              <w:right w:type="dxa" w:w="120"/>
-            </w:tcMar>
-            <w:vAlign w:val="top"/>
-          </w:tcPr>
-          <w:p>
-            <w:pPr>
-              <w:spacing w:after="40" w:before="0"/>
-              <w:jc w:val="left"/>
-            </w:pPr>
-            <w:r>
-              <w:rPr>
-                <w:rFonts w:ascii="Arial" w:cs="Arial" w:eastAsia="Arial" w:hAnsi="Arial"/>
-                <w:b w:val="false"/>
-                <w:bCs w:val="false"/>
-                <w:i w:val="false"/>
-                <w:iCs w:val="false"/>
-                <w:color w:val="000000"/>
-                <w:sz w:val="18"/>
-                <w:szCs w:val="18"/>
-              </w:rPr>
-              <w:t xml:space="preserve">Learners walk to the class Driving Question Board, which has been divided into three columns: 'We Wonder,' 'We Now Know,' and 'New Questions.' Each learner selects up to two sticky notes from the 'We Wonder' column that they feel Lesson 5 has now answered (e.g., 'What do chloroplasts do?' or 'Why does the leaf go limp when it dries?'). They write a one-sentence answer on the back of the sticky note and move it to 'We Now Know.' They then write at least one new question sparked by today's lesson on a fresh sticky note and add it to 'New Questions' (e.g., 'If mitochondria release energy from glucose AND chloroplasts make glucose — does the plant ever use its own glucose at night?' or 'What happens to lysosomes when a cell in my body gets infected by bacteria?'). The class DQB is photographed by the class monitor for the ARES platform record.</w:t>
-            </w:r>
-          </w:p>
-        </w:tc>
-        <w:tc>
-          <w:tcPr>
-            <w:tcW w:type="dxa" w:w="3040"/>
-            <w:shd w:fill="F2F2F2" w:color="auto" w:val="clear"/>
-            <w:tcMar>
-              <w:top w:type="dxa" w:w="60"/>
-              <w:left w:type="dxa" w:w="120"/>
-              <w:bottom w:type="dxa" w:w="60"/>
-              <w:right w:type="dxa" w:w="120"/>
-            </w:tcMar>
-            <w:vAlign w:val="top"/>
-          </w:tcPr>
-          <w:p>
-            <w:pPr>
-              <w:spacing w:after="40" w:before="0"/>
-              <w:jc w:val="left"/>
-            </w:pPr>
-            <w:r>
-              <w:rPr>
-                <w:rFonts w:ascii="Arial" w:cs="Arial" w:eastAsia="Arial" w:hAnsi="Arial"/>
-                <w:b w:val="false"/>
-                <w:bCs w:val="false"/>
-                <w:i w:val="false"/>
-                <w:iCs w:val="false"/>
-                <w:color w:val="000000"/>
-                <w:sz w:val="18"/>
-                <w:szCs w:val="18"/>
-              </w:rPr>
-              <w:t xml:space="preserve">Say: 'Before we update the board, look at it for 30 seconds — read the sticky notes in the We Wonder column and decide which ones Lesson 5 has answered.' [WAIT TIME 30 seconds of silent reading.] 'Now move to the board. Take the sticky notes you can answer, write the answer on the back, and move them to We Now Know. Then write a NEW question — something today's lesson made you wonder about — and add it to New Questions. You have 4 minutes.' Circulate and read new questions as they are posted. After 4 minutes, cold-call 3 learners to read their new questions aloud: 'Kamau — read us your new question.' After each question, ask the class: 'Who has a partial answer to that already, from any of our lessons?' [WAIT TIME 10 seconds each time.] Capture the most intellectually rich new questions by underlining or starring them on the board — these will seed the DQB for Lessons 6–8. Say: 'Notice how our board is shifting — we started this unit with mostly We Wonder notes. Now we are building up the We Now Know column. But each answer is generating new, deeper questions — that is exactly how real science works in a lab in Nairobi or at a research station in Kericho.'</w:t>
-            </w:r>
-          </w:p>
-        </w:tc>
-        <w:tc>
-          <w:tcPr>
-            <w:tcW w:type="dxa" w:w="3040"/>
-            <w:shd w:fill="FFFFFF" w:color="auto" w:val="clear"/>
-            <w:tcMar>
-              <w:top w:type="dxa" w:w="60"/>
-              <w:left w:type="dxa" w:w="120"/>
-              <w:bottom w:type="dxa" w:w="60"/>
-              <w:right w:type="dxa" w:w="120"/>
-            </w:tcMar>
-            <w:vAlign w:val="top"/>
-          </w:tcPr>
-          <w:p>
-            <w:pPr>
-              <w:spacing w:after="40" w:before="0"/>
-              <w:jc w:val="left"/>
-            </w:pPr>
-            <w:r>
-              <w:rPr>
-                <w:rFonts w:ascii="Arial" w:cs="Arial" w:eastAsia="Arial" w:hAnsi="Arial"/>
-                <w:b w:val="false"/>
-                <w:bCs w:val="false"/>
-                <w:i w:val="false"/>
-                <w:iCs w:val="false"/>
-                <w:color w:val="000000"/>
-                <w:sz w:val="18"/>
-                <w:szCs w:val="18"/>
-              </w:rPr>
-              <w:t xml:space="preserve">Driving Question Board Iterative Update: The physical act of moving sticky notes from 'We Wonder' to 'We Now Know' gives learners a tangible, visible record of growing understanding — a metacognitive tool that makes learning progress concrete. The requirement to generate a new question prevents closure and maintains the epistemic momentum of the unit. Connecting the DQB practice to 'how real science works' positions learners as participants in a scientific community rather than passive recipients of facts, which is consistent with NGSS SEP 1 (Asking Questions).</w:t>
-            </w:r>
-          </w:p>
-        </w:tc>
-        <w:tc>
-          <w:tcPr>
-            <w:tcW w:type="dxa" w:w="3040"/>
-            <w:shd w:fill="F2F2F2" w:color="auto" w:val="clear"/>
-            <w:tcMar>
-              <w:top w:type="dxa" w:w="60"/>
-              <w:left w:type="dxa" w:w="120"/>
-              <w:bottom w:type="dxa" w:w="60"/>
-              <w:right w:type="dxa" w:w="120"/>
-            </w:tcMar>
-            <w:vAlign w:val="top"/>
-          </w:tcPr>
-          <w:p>
-            <w:pPr>
-              <w:spacing w:after="40" w:before="0"/>
-              <w:jc w:val="left"/>
-            </w:pPr>
-            <w:r>
-              <w:rPr>
-                <w:rFonts w:ascii="Arial" w:cs="Arial" w:eastAsia="Arial" w:hAnsi="Arial"/>
-                <w:b w:val="false"/>
-                <w:bCs w:val="false"/>
-                <w:i w:val="false"/>
-                <w:iCs w:val="false"/>
-                <w:color w:val="000000"/>
-                <w:sz w:val="18"/>
-                <w:szCs w:val="18"/>
-              </w:rPr>
-              <w:t xml:space="preserve">Read the 'We Now Know' sticky notes to verify that learners' written answers are scientifically accurate and use correct organelle terminology. Flag any sticky notes with inaccurate answers and quietly return them to the learner with a prompt: 'Can you revise this using the phenomenon link we discussed today?' Read the 'New Questions' sticky notes to assess the sophistication of learner thinking: surface-level new questions (e.g., 'What colour are mitochondria?') indicate learners are still thinking at the identification level; deeper questions (e.g., 'If the mitochondria stop working in a sukuma wiki cell, would the cell die faster than if the chloroplasts stopped?') indicate learners are thinking at the functional-interdependence level, which is the target for SLO (d).</w:t>
-            </w:r>
-          </w:p>
-        </w:tc>
-      </w:tr>
-      <w:tr>
-        <w:tc>
-          <w:tcPr>
-            <w:tcW w:type="dxa" w:w="1520"/>
-            <w:shd w:fill="D5E8F0" w:color="auto" w:val="clear"/>
-            <w:tcMar>
-              <w:top w:type="dxa" w:w="60"/>
-              <w:left w:type="dxa" w:w="120"/>
-              <w:bottom w:type="dxa" w:w="60"/>
-              <w:right w:type="dxa" w:w="120"/>
-            </w:tcMar>
-            <w:vAlign w:val="top"/>
-          </w:tcPr>
-          <w:p>
-            <w:pPr>
-              <w:spacing w:after="40" w:before="0"/>
-              <w:jc w:val="left"/>
-            </w:pPr>
-            <w:r>
-              <w:rPr>
-                <w:rFonts w:ascii="Arial" w:cs="Arial" w:eastAsia="Arial" w:hAnsi="Arial"/>
-                <w:b/>
-                <w:bCs/>
-                <w:i w:val="false"/>
-                <w:iCs w:val="false"/>
-                <w:color w:val="000000"/>
-                <w:sz w:val="18"/>
-                <w:szCs w:val="18"/>
-              </w:rPr>
-              <w:t xml:space="preserve">Model Building Phase</w:t>
-            </w:r>
-          </w:p>
-          <w:p>
-            <w:pPr>
-              <w:spacing w:after="20" w:before="0"/>
-            </w:pPr>
-            <w:r>
-              <w:rPr>
-                <w:rFonts w:ascii="Arial" w:cs="Arial" w:eastAsia="Arial" w:hAnsi="Arial"/>
-                <w:b/>
-                <w:bCs/>
-                <w:color w:val="1F3864"/>
-                <w:sz w:val="16"/>
-                <w:szCs w:val="16"/>
-              </w:rPr>
-              <w:t xml:space="preserve">📹 VIDEO:</w:t>
-            </w:r>
-          </w:p>
-          <w:p>
-            <w:pPr>
-              <w:spacing w:after="20" w:before="0"/>
-            </w:pPr>
-            <w:hyperlink w:history="1" r:id="rIdxbbefve2opv8r402_c5vj">
-              <w:r>
-                <w:rPr>
-                  <w:rFonts w:ascii="Arial" w:cs="Arial" w:eastAsia="Arial" w:hAnsi="Arial"/>
-                  <w:color w:val="2E75B6"/>
-                  <w:sz w:val="16"/>
-                  <w:szCs w:val="16"/>
-                  <w:u w:val="single" w:color="2E75B6"/>
-                </w:rPr>
-                <w:t xml:space="preserve">Comparing animal and plant cells</w:t>
-              </w:r>
-            </w:hyperlink>
-          </w:p>
-          <w:p>
-            <w:pPr>
-              <w:spacing w:after="10" w:before="0"/>
-              <w:ind w:left="120"/>
-            </w:pPr>
-            <w:r>
-              <w:rPr>
-                <w:rFonts w:ascii="Arial" w:cs="Arial" w:eastAsia="Arial" w:hAnsi="Arial"/>
-                <w:color w:val="595959"/>
-                <w:sz w:val="14"/>
-                <w:szCs w:val="14"/>
-              </w:rPr>
-              <w:t xml:space="preserve">Source: Khan Academy (English - US curriculum)</w:t>
-            </w:r>
-          </w:p>
-          <w:p>
-            <w:pPr>
-              <w:spacing w:after="10" w:before="0"/>
-              <w:ind w:left="120"/>
-            </w:pPr>
-            <w:hyperlink w:history="1" r:id="rIdgtxm05_vjcgvnozrt6h7z">
-              <w:r>
-                <w:rPr>
-                  <w:rFonts w:ascii="Arial" w:cs="Arial" w:eastAsia="Arial" w:hAnsi="Arial"/>
-                  <w:color w:val="595959"/>
-                  <w:sz w:val="14"/>
-                  <w:szCs w:val="14"/>
-                  <w:u w:val="single" w:color="595959"/>
-                </w:rPr>
-                <w:t xml:space="preserve">🔍 Search ARES for similar videos</w:t>
-              </w:r>
-            </w:hyperlink>
-          </w:p>
-          <w:p>
-            <w:pPr>
-              <w:spacing w:after="40" w:before="0"/>
-            </w:pPr>
-            <w:r>
-              <w:rPr>
-                <w:sz w:val="14"/>
-                <w:szCs w:val="14"/>
-              </w:rPr>
-              <w:t xml:space="preserve"/>
-            </w:r>
-          </w:p>
-          <w:p>
-            <w:pPr>
-              <w:spacing w:after="20" w:before="0"/>
-            </w:pPr>
-            <w:r>
-              <w:rPr>
-                <w:rFonts w:ascii="Arial" w:cs="Arial" w:eastAsia="Arial" w:hAnsi="Arial"/>
-                <w:b/>
-                <w:bCs/>
-                <w:color w:val="1F3864"/>
-                <w:sz w:val="16"/>
-                <w:szCs w:val="16"/>
-              </w:rPr>
-              <w:t xml:space="preserve">📖 EXERCISE:</w:t>
-            </w:r>
-          </w:p>
-          <w:p>
-            <w:pPr>
-              <w:spacing w:after="20" w:before="0"/>
-            </w:pPr>
-            <w:hyperlink w:history="1" r:id="rIdhcmftruccgmmauf03pbxw">
+            <w:hyperlink w:history="1" r:id="rIdlu8wa9mgcbmauks_l5ihf">
               <w:r>
                 <w:rPr>
                   <w:rFonts w:ascii="Arial" w:cs="Arial" w:eastAsia="Arial" w:hAnsi="Arial"/>
@@ -16980,7 +16980,7 @@
               <w:spacing w:after="10" w:before="0"/>
               <w:ind w:left="120"/>
             </w:pPr>
-            <w:hyperlink w:history="1" r:id="rIdk79i_mplz5ebz9tuly6j2">
+            <w:hyperlink w:history="1" r:id="rIdjqhkniryvjv3flj86vd8g">
               <w:r>
                 <w:rPr>
                   <w:rFonts w:ascii="Arial" w:cs="Arial" w:eastAsia="Arial" w:hAnsi="Arial"/>
@@ -18742,7 +18742,7 @@
             <w:pPr>
               <w:spacing w:after="20" w:before="0"/>
             </w:pPr>
-            <w:hyperlink w:history="1" r:id="rIdcjrxmheqs8d_zctnp3-xg">
+            <w:hyperlink w:history="1" r:id="rIdczk_bd3wpioy_lsf3o-kz">
               <w:r>
                 <w:rPr>
                   <w:rFonts w:ascii="Arial" w:cs="Arial" w:eastAsia="Arial" w:hAnsi="Arial"/>
@@ -18775,7 +18775,7 @@
               <w:spacing w:after="10" w:before="0"/>
               <w:ind w:left="120"/>
             </w:pPr>
-            <w:hyperlink w:history="1" r:id="rIdas7jmcvniwn6_jfb88-yl">
+            <w:hyperlink w:history="1" r:id="rIdqn8pc5tjj5vlkjoso2ldf">
               <w:r>
                 <w:rPr>
                   <w:rFonts w:ascii="Arial" w:cs="Arial" w:eastAsia="Arial" w:hAnsi="Arial"/>
@@ -18820,7 +18820,7 @@
             <w:pPr>
               <w:spacing w:after="20" w:before="0"/>
             </w:pPr>
-            <w:hyperlink w:history="1" r:id="rId2pkqwrc9qwhqf39qnprp5">
+            <w:hyperlink w:history="1" r:id="rId__unpqoofbludyqldwy9_">
               <w:r>
                 <w:rPr>
                   <w:rFonts w:ascii="Arial" w:cs="Arial" w:eastAsia="Arial" w:hAnsi="Arial"/>
@@ -18853,7 +18853,7 @@
               <w:spacing w:after="10" w:before="0"/>
               <w:ind w:left="120"/>
             </w:pPr>
-            <w:hyperlink w:history="1" r:id="rIdknz2whtmaoagjz9y3-dez">
+            <w:hyperlink w:history="1" r:id="rIdamwgkn9fprzea3axrt0qt">
               <w:r>
                 <w:rPr>
                   <w:rFonts w:ascii="Arial" w:cs="Arial" w:eastAsia="Arial" w:hAnsi="Arial"/>
@@ -19048,7 +19048,7 @@
             <w:pPr>
               <w:spacing w:after="20" w:before="0"/>
             </w:pPr>
-            <w:hyperlink w:history="1" r:id="rIdo__wuh6i1zvhdf3edpwra">
+            <w:hyperlink w:history="1" r:id="rIdhyzyru27yoabeph9d_2wj">
               <w:r>
                 <w:rPr>
                   <w:rFonts w:ascii="Arial" w:cs="Arial" w:eastAsia="Arial" w:hAnsi="Arial"/>
@@ -19081,7 +19081,7 @@
               <w:spacing w:after="10" w:before="0"/>
               <w:ind w:left="120"/>
             </w:pPr>
-            <w:hyperlink w:history="1" r:id="rIdi1s72u6-pqnsczesfnzwk">
+            <w:hyperlink w:history="1" r:id="rId-m_nrmlneh9cmenulcxqx">
               <w:r>
                 <w:rPr>
                   <w:rFonts w:ascii="Arial" w:cs="Arial" w:eastAsia="Arial" w:hAnsi="Arial"/>
@@ -19126,7 +19126,7 @@
             <w:pPr>
               <w:spacing w:after="20" w:before="0"/>
             </w:pPr>
-            <w:hyperlink w:history="1" r:id="rIdjjnwzq_exsypgjyibac2v">
+            <w:hyperlink w:history="1" r:id="rIdb7wnthfzcc72ya4mb9-wy">
               <w:r>
                 <w:rPr>
                   <w:rFonts w:ascii="Arial" w:cs="Arial" w:eastAsia="Arial" w:hAnsi="Arial"/>
@@ -19159,7 +19159,7 @@
               <w:spacing w:after="10" w:before="0"/>
               <w:ind w:left="120"/>
             </w:pPr>
-            <w:hyperlink w:history="1" r:id="rIdoshsmjgslgwpvaaiweytz">
+            <w:hyperlink w:history="1" r:id="rIdzq0timl_n7-5y304dfuoy">
               <w:r>
                 <w:rPr>
                   <w:rFonts w:ascii="Arial" w:cs="Arial" w:eastAsia="Arial" w:hAnsi="Arial"/>
@@ -19354,7 +19354,7 @@
             <w:pPr>
               <w:spacing w:after="20" w:before="0"/>
             </w:pPr>
-            <w:hyperlink w:history="1" r:id="rId2x7-5xjzssw8ua1zzlbrf">
+            <w:hyperlink w:history="1" r:id="rIdgahlmmsbeaggkz03fguq7">
               <w:r>
                 <w:rPr>
                   <w:rFonts w:ascii="Arial" w:cs="Arial" w:eastAsia="Arial" w:hAnsi="Arial"/>
@@ -19387,7 +19387,7 @@
               <w:spacing w:after="10" w:before="0"/>
               <w:ind w:left="120"/>
             </w:pPr>
-            <w:hyperlink w:history="1" r:id="rIdjllqln4m1hbpj28j--aoa">
+            <w:hyperlink w:history="1" r:id="rIddvl2kve4kv3thie5lq0uv">
               <w:r>
                 <w:rPr>
                   <w:rFonts w:ascii="Arial" w:cs="Arial" w:eastAsia="Arial" w:hAnsi="Arial"/>
@@ -19432,7 +19432,7 @@
             <w:pPr>
               <w:spacing w:after="20" w:before="0"/>
             </w:pPr>
-            <w:hyperlink w:history="1" r:id="rIdtomt7uncm6bxwln4c1zx4">
+            <w:hyperlink w:history="1" r:id="rIdjh3fw0fb5z2tlyuterdhs">
               <w:r>
                 <w:rPr>
                   <w:rFonts w:ascii="Arial" w:cs="Arial" w:eastAsia="Arial" w:hAnsi="Arial"/>
@@ -19465,7 +19465,7 @@
               <w:spacing w:after="10" w:before="0"/>
               <w:ind w:left="120"/>
             </w:pPr>
-            <w:hyperlink w:history="1" r:id="rId7speitz0w11ckjq77rnz9">
+            <w:hyperlink w:history="1" r:id="rIdoxpovoqx2cnvdafffqbod">
               <w:r>
                 <w:rPr>
                   <w:rFonts w:ascii="Arial" w:cs="Arial" w:eastAsia="Arial" w:hAnsi="Arial"/>
@@ -19660,7 +19660,7 @@
             <w:pPr>
               <w:spacing w:after="20" w:before="0"/>
             </w:pPr>
-            <w:hyperlink w:history="1" r:id="rIdhzmv1xfhjdzjzlbqaiigg">
+            <w:hyperlink w:history="1" r:id="rIds88s-adgv5kjgn4jbnc-l">
               <w:r>
                 <w:rPr>
                   <w:rFonts w:ascii="Arial" w:cs="Arial" w:eastAsia="Arial" w:hAnsi="Arial"/>
@@ -19693,7 +19693,7 @@
               <w:spacing w:after="10" w:before="0"/>
               <w:ind w:left="120"/>
             </w:pPr>
-            <w:hyperlink w:history="1" r:id="rIdheehsis16fyygsxpmdtrh">
+            <w:hyperlink w:history="1" r:id="rIdldxzjkrkezpffk7xx6xto">
               <w:r>
                 <w:rPr>
                   <w:rFonts w:ascii="Arial" w:cs="Arial" w:eastAsia="Arial" w:hAnsi="Arial"/>
@@ -19738,7 +19738,7 @@
             <w:pPr>
               <w:spacing w:after="20" w:before="0"/>
             </w:pPr>
-            <w:hyperlink w:history="1" r:id="rIdjjp5rqnp1imro8ci4-psl">
+            <w:hyperlink w:history="1" r:id="rIdgr7qibtuje1zzciavkbps">
               <w:r>
                 <w:rPr>
                   <w:rFonts w:ascii="Arial" w:cs="Arial" w:eastAsia="Arial" w:hAnsi="Arial"/>
@@ -19771,7 +19771,7 @@
               <w:spacing w:after="10" w:before="0"/>
               <w:ind w:left="120"/>
             </w:pPr>
-            <w:hyperlink w:history="1" r:id="rIdyqxtrlgcokzqsumxrhfsd">
+            <w:hyperlink w:history="1" r:id="rIdmq9qz4b5vqqwubluxykgo">
               <w:r>
                 <w:rPr>
                   <w:rFonts w:ascii="Arial" w:cs="Arial" w:eastAsia="Arial" w:hAnsi="Arial"/>
@@ -19966,7 +19966,7 @@
             <w:pPr>
               <w:spacing w:after="20" w:before="0"/>
             </w:pPr>
-            <w:hyperlink w:history="1" r:id="rIdpsn794mxyyetoq8s-_s0m">
+            <w:hyperlink w:history="1" r:id="rIdabexehgsezurxobc-rgqe">
               <w:r>
                 <w:rPr>
                   <w:rFonts w:ascii="Arial" w:cs="Arial" w:eastAsia="Arial" w:hAnsi="Arial"/>
@@ -19999,7 +19999,7 @@
               <w:spacing w:after="10" w:before="0"/>
               <w:ind w:left="120"/>
             </w:pPr>
-            <w:hyperlink w:history="1" r:id="rId8ubcg-qi3rh9mvybzjmf7">
+            <w:hyperlink w:history="1" r:id="rIddfj61vvtwdmcewgsnbhvo">
               <w:r>
                 <w:rPr>
                   <w:rFonts w:ascii="Arial" w:cs="Arial" w:eastAsia="Arial" w:hAnsi="Arial"/>
@@ -20044,7 +20044,7 @@
             <w:pPr>
               <w:spacing w:after="20" w:before="0"/>
             </w:pPr>
-            <w:hyperlink w:history="1" r:id="rIdlltvdnpherz-hpx27ae9k">
+            <w:hyperlink w:history="1" r:id="rIdhynw-yj-k_eac7gjeurmq">
               <w:r>
                 <w:rPr>
                   <w:rFonts w:ascii="Arial" w:cs="Arial" w:eastAsia="Arial" w:hAnsi="Arial"/>
@@ -20077,7 +20077,7 @@
               <w:spacing w:after="10" w:before="0"/>
               <w:ind w:left="120"/>
             </w:pPr>
-            <w:hyperlink w:history="1" r:id="rIdpsbtoqwjsaldv4ckc2ujf">
+            <w:hyperlink w:history="1" r:id="rIdpsljesemvcu56pzxy4tq-">
               <w:r>
                 <w:rPr>
                   <w:rFonts w:ascii="Arial" w:cs="Arial" w:eastAsia="Arial" w:hAnsi="Arial"/>
@@ -21564,7 +21564,7 @@
             <w:pPr>
               <w:spacing w:after="20" w:before="0"/>
             </w:pPr>
-            <w:hyperlink w:history="1" r:id="rIddziyrevuoza_yijtdjldd">
+            <w:hyperlink w:history="1" r:id="rIdidf1y-q8c4dzi9kqmrnng">
               <w:r>
                 <w:rPr>
                   <w:rFonts w:ascii="Arial" w:cs="Arial" w:eastAsia="Arial" w:hAnsi="Arial"/>
@@ -21597,7 +21597,7 @@
               <w:spacing w:after="10" w:before="0"/>
               <w:ind w:left="120"/>
             </w:pPr>
-            <w:hyperlink w:history="1" r:id="rIdm4tdtvy5xwkh76t-d0cdc">
+            <w:hyperlink w:history="1" r:id="rIdjunfcw_2jnujm2unk6p2v">
               <w:r>
                 <w:rPr>
                   <w:rFonts w:ascii="Arial" w:cs="Arial" w:eastAsia="Arial" w:hAnsi="Arial"/>
@@ -21642,7 +21642,7 @@
             <w:pPr>
               <w:spacing w:after="20" w:before="0"/>
             </w:pPr>
-            <w:hyperlink w:history="1" r:id="rIdcverrsqxr-yefs9niwxtd">
+            <w:hyperlink w:history="1" r:id="rIdvdzlu4afdsarvntntp9l6">
               <w:r>
                 <w:rPr>
                   <w:rFonts w:ascii="Arial" w:cs="Arial" w:eastAsia="Arial" w:hAnsi="Arial"/>
@@ -21675,7 +21675,7 @@
               <w:spacing w:after="10" w:before="0"/>
               <w:ind w:left="120"/>
             </w:pPr>
-            <w:hyperlink w:history="1" r:id="rIda8tdixe1m8cta77lzj1jq">
+            <w:hyperlink w:history="1" r:id="rId6-c27-odxtvarduuenzpg">
               <w:r>
                 <w:rPr>
                   <w:rFonts w:ascii="Arial" w:cs="Arial" w:eastAsia="Arial" w:hAnsi="Arial"/>
@@ -21870,7 +21870,7 @@
             <w:pPr>
               <w:spacing w:after="20" w:before="0"/>
             </w:pPr>
-            <w:hyperlink w:history="1" r:id="rIdbkdnmlsf893f1zxsbpyfg">
+            <w:hyperlink w:history="1" r:id="rIdc_okllhpyh_ptrsnn7aeh">
               <w:r>
                 <w:rPr>
                   <w:rFonts w:ascii="Arial" w:cs="Arial" w:eastAsia="Arial" w:hAnsi="Arial"/>
@@ -21903,7 +21903,7 @@
               <w:spacing w:after="10" w:before="0"/>
               <w:ind w:left="120"/>
             </w:pPr>
-            <w:hyperlink w:history="1" r:id="rIdj64piusq5jmvxeumzvmy6">
+            <w:hyperlink w:history="1" r:id="rId732ryxi8lgpt7nzz3swa2">
               <w:r>
                 <w:rPr>
                   <w:rFonts w:ascii="Arial" w:cs="Arial" w:eastAsia="Arial" w:hAnsi="Arial"/>
@@ -21948,7 +21948,7 @@
             <w:pPr>
               <w:spacing w:after="20" w:before="0"/>
             </w:pPr>
-            <w:hyperlink w:history="1" r:id="rIdnsgfinvfvt7laldsv5peu">
+            <w:hyperlink w:history="1" r:id="rIdvwxehrps-sdnimqhuwvcq">
               <w:r>
                 <w:rPr>
                   <w:rFonts w:ascii="Arial" w:cs="Arial" w:eastAsia="Arial" w:hAnsi="Arial"/>
@@ -21981,7 +21981,7 @@
               <w:spacing w:after="10" w:before="0"/>
               <w:ind w:left="120"/>
             </w:pPr>
-            <w:hyperlink w:history="1" r:id="rIday9ngia9o-tnzhlpbszle">
+            <w:hyperlink w:history="1" r:id="rIdatqqlluvk_6ftoxu1ma_t">
               <w:r>
                 <w:rPr>
                   <w:rFonts w:ascii="Arial" w:cs="Arial" w:eastAsia="Arial" w:hAnsi="Arial"/>
@@ -22176,7 +22176,7 @@
             <w:pPr>
               <w:spacing w:after="20" w:before="0"/>
             </w:pPr>
-            <w:hyperlink w:history="1" r:id="rIdst5tt2swz4-ranhyl3jyz">
+            <w:hyperlink w:history="1" r:id="rIdlpcpp9jtxt2v97wk7ytg6">
               <w:r>
                 <w:rPr>
                   <w:rFonts w:ascii="Arial" w:cs="Arial" w:eastAsia="Arial" w:hAnsi="Arial"/>
@@ -22209,7 +22209,7 @@
               <w:spacing w:after="10" w:before="0"/>
               <w:ind w:left="120"/>
             </w:pPr>
-            <w:hyperlink w:history="1" r:id="rIddanwj7dccbwvqq2pj-ymh">
+            <w:hyperlink w:history="1" r:id="rIdhvvaknnaejcedtcufl5iw">
               <w:r>
                 <w:rPr>
                   <w:rFonts w:ascii="Arial" w:cs="Arial" w:eastAsia="Arial" w:hAnsi="Arial"/>
@@ -22254,7 +22254,7 @@
             <w:pPr>
               <w:spacing w:after="20" w:before="0"/>
             </w:pPr>
-            <w:hyperlink w:history="1" r:id="rIden1wqru-1lmv-ofo2fw4u">
+            <w:hyperlink w:history="1" r:id="rIdzjehgq1sgxja1-ptdvh3l">
               <w:r>
                 <w:rPr>
                   <w:rFonts w:ascii="Arial" w:cs="Arial" w:eastAsia="Arial" w:hAnsi="Arial"/>
@@ -22287,7 +22287,7 @@
               <w:spacing w:after="10" w:before="0"/>
               <w:ind w:left="120"/>
             </w:pPr>
-            <w:hyperlink w:history="1" r:id="rIdyymte3pj_iolr758reu4y">
+            <w:hyperlink w:history="1" r:id="rId4cmq-efs3zotdjdqvmelt">
               <w:r>
                 <w:rPr>
                   <w:rFonts w:ascii="Arial" w:cs="Arial" w:eastAsia="Arial" w:hAnsi="Arial"/>
@@ -22482,7 +22482,7 @@
             <w:pPr>
               <w:spacing w:after="20" w:before="0"/>
             </w:pPr>
-            <w:hyperlink w:history="1" r:id="rIdsecdnoynbogsi_ieejltk">
+            <w:hyperlink w:history="1" r:id="rIdi-w-jkbmtseknfvi7h2zu">
               <w:r>
                 <w:rPr>
                   <w:rFonts w:ascii="Arial" w:cs="Arial" w:eastAsia="Arial" w:hAnsi="Arial"/>
@@ -22515,7 +22515,7 @@
               <w:spacing w:after="10" w:before="0"/>
               <w:ind w:left="120"/>
             </w:pPr>
-            <w:hyperlink w:history="1" r:id="rIdz6scv-s7jbxilkygsmfs4">
+            <w:hyperlink w:history="1" r:id="rId0vjo8lgpz9r2yrfpotgb4">
               <w:r>
                 <w:rPr>
                   <w:rFonts w:ascii="Arial" w:cs="Arial" w:eastAsia="Arial" w:hAnsi="Arial"/>
@@ -22560,7 +22560,7 @@
             <w:pPr>
               <w:spacing w:after="20" w:before="0"/>
             </w:pPr>
-            <w:hyperlink w:history="1" r:id="rId_jlldwseep0ciyfhqehxs">
+            <w:hyperlink w:history="1" r:id="rIdvsjitmg0t53kp52t0r04c">
               <w:r>
                 <w:rPr>
                   <w:rFonts w:ascii="Arial" w:cs="Arial" w:eastAsia="Arial" w:hAnsi="Arial"/>
@@ -22593,7 +22593,7 @@
               <w:spacing w:after="10" w:before="0"/>
               <w:ind w:left="120"/>
             </w:pPr>
-            <w:hyperlink w:history="1" r:id="rIdkhb4idbzgmzep-afqb8at">
+            <w:hyperlink w:history="1" r:id="rIdefllpcbsazlufmbnw0ntz">
               <w:r>
                 <w:rPr>
                   <w:rFonts w:ascii="Arial" w:cs="Arial" w:eastAsia="Arial" w:hAnsi="Arial"/>
@@ -22788,7 +22788,7 @@
             <w:pPr>
               <w:spacing w:after="20" w:before="0"/>
             </w:pPr>
-            <w:hyperlink w:history="1" r:id="rIdg60qhonaiqtpkmrx34jsx">
+            <w:hyperlink w:history="1" r:id="rIdncvjqb-ian9di09ufohaw">
               <w:r>
                 <w:rPr>
                   <w:rFonts w:ascii="Arial" w:cs="Arial" w:eastAsia="Arial" w:hAnsi="Arial"/>
@@ -22821,7 +22821,7 @@
               <w:spacing w:after="10" w:before="0"/>
               <w:ind w:left="120"/>
             </w:pPr>
-            <w:hyperlink w:history="1" r:id="rId6ubcyzb9z1osc_p_i-r1i">
+            <w:hyperlink w:history="1" r:id="rIdpdzurmsw1tpgks_spexch">
               <w:r>
                 <w:rPr>
                   <w:rFonts w:ascii="Arial" w:cs="Arial" w:eastAsia="Arial" w:hAnsi="Arial"/>
@@ -22866,7 +22866,7 @@
             <w:pPr>
               <w:spacing w:after="20" w:before="0"/>
             </w:pPr>
-            <w:hyperlink w:history="1" r:id="rIdytqqlivo6_u96t3ntm7wp">
+            <w:hyperlink w:history="1" r:id="rId0yf3gqps6_qchvsz8gmrj">
               <w:r>
                 <w:rPr>
                   <w:rFonts w:ascii="Arial" w:cs="Arial" w:eastAsia="Arial" w:hAnsi="Arial"/>
@@ -22899,7 +22899,7 @@
               <w:spacing w:after="10" w:before="0"/>
               <w:ind w:left="120"/>
             </w:pPr>
-            <w:hyperlink w:history="1" r:id="rIdu_l7_npqxictps_m5acvo">
+            <w:hyperlink w:history="1" r:id="rIdcasajuu-rvycht1ksumdu">
               <w:r>
                 <w:rPr>
                   <w:rFonts w:ascii="Arial" w:cs="Arial" w:eastAsia="Arial" w:hAnsi="Arial"/>
@@ -24500,7 +24500,7 @@
             <w:pPr>
               <w:spacing w:after="20" w:before="0"/>
             </w:pPr>
-            <w:hyperlink w:history="1" r:id="rIdklgmeloweimz2pfduw23d">
+            <w:hyperlink w:history="1" r:id="rIdq8m_tp2-pz8g7fphcexj4">
               <w:r>
                 <w:rPr>
                   <w:rFonts w:ascii="Arial" w:cs="Arial" w:eastAsia="Arial" w:hAnsi="Arial"/>
@@ -24533,7 +24533,7 @@
               <w:spacing w:after="10" w:before="0"/>
               <w:ind w:left="120"/>
             </w:pPr>
-            <w:hyperlink w:history="1" r:id="rId1ui_kjn8rryeluvdzq1ae">
+            <w:hyperlink w:history="1" r:id="rIdft-i9ireluglpcg7htdkq">
               <w:r>
                 <w:rPr>
                   <w:rFonts w:ascii="Arial" w:cs="Arial" w:eastAsia="Arial" w:hAnsi="Arial"/>
@@ -24578,7 +24578,7 @@
             <w:pPr>
               <w:spacing w:after="20" w:before="0"/>
             </w:pPr>
-            <w:hyperlink w:history="1" r:id="rIda7d8_c5qajyx2qdcp08v0">
+            <w:hyperlink w:history="1" r:id="rIdchrhesyijnfsh7wkvz8rp">
               <w:r>
                 <w:rPr>
                   <w:rFonts w:ascii="Arial" w:cs="Arial" w:eastAsia="Arial" w:hAnsi="Arial"/>
@@ -24611,7 +24611,7 @@
               <w:spacing w:after="10" w:before="0"/>
               <w:ind w:left="120"/>
             </w:pPr>
-            <w:hyperlink w:history="1" r:id="rIdw562e5wmkyshvu5cuhk-w">
+            <w:hyperlink w:history="1" r:id="rId6kovuxglukxlwy412bfze">
               <w:r>
                 <w:rPr>
                   <w:rFonts w:ascii="Arial" w:cs="Arial" w:eastAsia="Arial" w:hAnsi="Arial"/>
@@ -24806,7 +24806,7 @@
             <w:pPr>
               <w:spacing w:after="20" w:before="0"/>
             </w:pPr>
-            <w:hyperlink w:history="1" r:id="rIdt7mh0domiuigp8i8hvoiq">
+            <w:hyperlink w:history="1" r:id="rIdhhxh_kpa7tzc7noxtxffc">
               <w:r>
                 <w:rPr>
                   <w:rFonts w:ascii="Arial" w:cs="Arial" w:eastAsia="Arial" w:hAnsi="Arial"/>
@@ -24839,7 +24839,7 @@
               <w:spacing w:after="10" w:before="0"/>
               <w:ind w:left="120"/>
             </w:pPr>
-            <w:hyperlink w:history="1" r:id="rIdmiennlqipritm3qnrelr9">
+            <w:hyperlink w:history="1" r:id="rIdjiyqhbcd2nknbfibipyiy">
               <w:r>
                 <w:rPr>
                   <w:rFonts w:ascii="Arial" w:cs="Arial" w:eastAsia="Arial" w:hAnsi="Arial"/>
@@ -24884,7 +24884,7 @@
             <w:pPr>
               <w:spacing w:after="20" w:before="0"/>
             </w:pPr>
-            <w:hyperlink w:history="1" r:id="rIdrnq9zjvdcmaknawjuq6jb">
+            <w:hyperlink w:history="1" r:id="rIdqfsvvtxy1kpwkb6zfprpl">
               <w:r>
                 <w:rPr>
                   <w:rFonts w:ascii="Arial" w:cs="Arial" w:eastAsia="Arial" w:hAnsi="Arial"/>
@@ -24917,7 +24917,7 @@
               <w:spacing w:after="10" w:before="0"/>
               <w:ind w:left="120"/>
             </w:pPr>
-            <w:hyperlink w:history="1" r:id="rIdpenmizse_tjoodwpyr1ie">
+            <w:hyperlink w:history="1" r:id="rIdfgmv4yiphrzaensdw30gj">
               <w:r>
                 <w:rPr>
                   <w:rFonts w:ascii="Arial" w:cs="Arial" w:eastAsia="Arial" w:hAnsi="Arial"/>
@@ -25112,7 +25112,7 @@
             <w:pPr>
               <w:spacing w:after="20" w:before="0"/>
             </w:pPr>
-            <w:hyperlink w:history="1" r:id="rIdoz21exbw71gdodrzrswd_">
+            <w:hyperlink w:history="1" r:id="rIdjblgj2wjhkcvudqdbrrsn">
               <w:r>
                 <w:rPr>
                   <w:rFonts w:ascii="Arial" w:cs="Arial" w:eastAsia="Arial" w:hAnsi="Arial"/>
@@ -25145,7 +25145,7 @@
               <w:spacing w:after="10" w:before="0"/>
               <w:ind w:left="120"/>
             </w:pPr>
-            <w:hyperlink w:history="1" r:id="rIdl-4atfm_qfhxtgnxjzwph">
+            <w:hyperlink w:history="1" r:id="rIdsdirczuyy2ueois7mgr6e">
               <w:r>
                 <w:rPr>
                   <w:rFonts w:ascii="Arial" w:cs="Arial" w:eastAsia="Arial" w:hAnsi="Arial"/>
@@ -25190,7 +25190,7 @@
             <w:pPr>
               <w:spacing w:after="20" w:before="0"/>
             </w:pPr>
-            <w:hyperlink w:history="1" r:id="rIdakpxxw8qcnexmhksuiwmu">
+            <w:hyperlink w:history="1" r:id="rIdkhliaoxbspzegv9s8qhnz">
               <w:r>
                 <w:rPr>
                   <w:rFonts w:ascii="Arial" w:cs="Arial" w:eastAsia="Arial" w:hAnsi="Arial"/>
@@ -25223,7 +25223,7 @@
               <w:spacing w:after="10" w:before="0"/>
               <w:ind w:left="120"/>
             </w:pPr>
-            <w:hyperlink w:history="1" r:id="rIdg32bh9vhp9sdllh8emdq1">
+            <w:hyperlink w:history="1" r:id="rId4uiuikx6nlygjelnktl3o">
               <w:r>
                 <w:rPr>
                   <w:rFonts w:ascii="Arial" w:cs="Arial" w:eastAsia="Arial" w:hAnsi="Arial"/>
@@ -25418,7 +25418,7 @@
             <w:pPr>
               <w:spacing w:after="20" w:before="0"/>
             </w:pPr>
-            <w:hyperlink w:history="1" r:id="rId4rzzquiretfuqrjditws9">
+            <w:hyperlink w:history="1" r:id="rIdew-k8xwed3q1ponzly7jl">
               <w:r>
                 <w:rPr>
                   <w:rFonts w:ascii="Arial" w:cs="Arial" w:eastAsia="Arial" w:hAnsi="Arial"/>
@@ -25451,7 +25451,7 @@
               <w:spacing w:after="10" w:before="0"/>
               <w:ind w:left="120"/>
             </w:pPr>
-            <w:hyperlink w:history="1" r:id="rIdwoxklatbwblvghhqwzz1q">
+            <w:hyperlink w:history="1" r:id="rIderkfpm2e-n2n1jix20bdb">
               <w:r>
                 <w:rPr>
                   <w:rFonts w:ascii="Arial" w:cs="Arial" w:eastAsia="Arial" w:hAnsi="Arial"/>
@@ -25489,14 +25489,14 @@
                 <w:sz w:val="16"/>
                 <w:szCs w:val="16"/>
               </w:rPr>
-              <w:t xml:space="preserve">📖 EXERCISE:</w:t>
+              <w:t xml:space="preserve">📖 HTML:</w:t>
             </w:r>
           </w:p>
           <w:p>
             <w:pPr>
               <w:spacing w:after="20" w:before="0"/>
             </w:pPr>
-            <w:hyperlink w:history="1" r:id="rIdwxz-uk-jstzx8q0o8ayhx">
+            <w:hyperlink w:history="1" r:id="rIdwusrr9ngg-wewlzpus9h2">
               <w:r>
                 <w:rPr>
                   <w:rFonts w:ascii="Arial" w:cs="Arial" w:eastAsia="Arial" w:hAnsi="Arial"/>
@@ -25505,7 +25505,7 @@
                   <w:szCs w:val="16"/>
                   <w:u w:val="single" w:color="2E75B6"/>
                 </w:rPr>
-                <w:t xml:space="preserve">Plant vs animal cells</w:t>
+                <w:t xml:space="preserve">Plant Cell Structures (Flexbook)</w:t>
               </w:r>
             </w:hyperlink>
           </w:p>
@@ -25521,7 +25521,7 @@
                 <w:sz w:val="14"/>
                 <w:szCs w:val="14"/>
               </w:rPr>
-              <w:t xml:space="preserve">Source: Khan Academy (English - US curriculum)</w:t>
+              <w:t xml:space="preserve">Source: CK-12</w:t>
             </w:r>
           </w:p>
           <w:p>
@@ -25529,7 +25529,7 @@
               <w:spacing w:after="10" w:before="0"/>
               <w:ind w:left="120"/>
             </w:pPr>
-            <w:hyperlink w:history="1" r:id="rIdf13ppn_mxog8n0cpkpwgj">
+            <w:hyperlink w:history="1" r:id="rIdoq9oz4sa3rfwwmqnci-f3">
               <w:r>
                 <w:rPr>
                   <w:rFonts w:ascii="Arial" w:cs="Arial" w:eastAsia="Arial" w:hAnsi="Arial"/>
@@ -25724,7 +25724,7 @@
             <w:pPr>
               <w:spacing w:after="20" w:before="0"/>
             </w:pPr>
-            <w:hyperlink w:history="1" r:id="rIdfbww8okrdbu0r7jqxbuk-">
+            <w:hyperlink w:history="1" r:id="rIdriv2fsubfzud1f0refeuu">
               <w:r>
                 <w:rPr>
                   <w:rFonts w:ascii="Arial" w:cs="Arial" w:eastAsia="Arial" w:hAnsi="Arial"/>
@@ -25757,7 +25757,7 @@
               <w:spacing w:after="10" w:before="0"/>
               <w:ind w:left="120"/>
             </w:pPr>
-            <w:hyperlink w:history="1" r:id="rIdlvq7d6ohum-qzuxsvax07">
+            <w:hyperlink w:history="1" r:id="rIdr5cjlgosnoeq7p3_fl3ss">
               <w:r>
                 <w:rPr>
                   <w:rFonts w:ascii="Arial" w:cs="Arial" w:eastAsia="Arial" w:hAnsi="Arial"/>
@@ -25795,14 +25795,14 @@
                 <w:sz w:val="16"/>
                 <w:szCs w:val="16"/>
               </w:rPr>
-              <w:t xml:space="preserve">📖 HTML:</w:t>
+              <w:t xml:space="preserve">📖 EXERCISE:</w:t>
             </w:r>
           </w:p>
           <w:p>
             <w:pPr>
               <w:spacing w:after="20" w:before="0"/>
             </w:pPr>
-            <w:hyperlink w:history="1" r:id="rIdchb9eqfbolrtojmer9zbq">
+            <w:hyperlink w:history="1" r:id="rIdah_4moendalvkn5-oi4jd">
               <w:r>
                 <w:rPr>
                   <w:rFonts w:ascii="Arial" w:cs="Arial" w:eastAsia="Arial" w:hAnsi="Arial"/>
@@ -25811,7 +25811,7 @@
                   <w:szCs w:val="16"/>
                   <w:u w:val="single" w:color="2E75B6"/>
                 </w:rPr>
-                <w:t xml:space="preserve">Plant Cell Structures (Flexbook)</w:t>
+                <w:t xml:space="preserve">Plant Cell Structures Practice</w:t>
               </w:r>
             </w:hyperlink>
           </w:p>
@@ -25835,7 +25835,7 @@
               <w:spacing w:after="10" w:before="0"/>
               <w:ind w:left="120"/>
             </w:pPr>
-            <w:hyperlink w:history="1" r:id="rId-o3mfudmjqnmb2esj5rq1">
+            <w:hyperlink w:history="1" r:id="rIda9cbwyffpfqiiyvy0z2p_">
               <w:r>
                 <w:rPr>
                   <w:rFonts w:ascii="Arial" w:cs="Arial" w:eastAsia="Arial" w:hAnsi="Arial"/>

--- a/data/outputs/v2/General_Science/SS1.2_The_Cell/General_Science_The_Cell_CBE_LessonSequence.docx
+++ b/data/outputs/v2/General_Science/SS1.2_The_Cell/General_Science_The_Cell_CBE_LessonSequence.docx
@@ -42,6 +42,177 @@
     </w:p>
     <w:p>
       <w:pPr>
+        <w:spacing w:after="80" w:before="120"/>
+      </w:pPr>
+      <w:r>
+        <w:rPr>
+          <w:rFonts w:ascii="Arial" w:cs="Arial" w:eastAsia="Arial" w:hAnsi="Arial"/>
+          <w:b/>
+          <w:bCs/>
+          <w:color w:val="1F3864"/>
+          <w:sz w:val="20"/>
+          <w:szCs w:val="20"/>
+        </w:rPr>
+        <w:t xml:space="preserve">ATTRIBUTION AND LICENSING</w:t>
+      </w:r>
+    </w:p>
+    <w:p>
+      <w:pPr>
+        <w:spacing w:after="60" w:before="0"/>
+      </w:pPr>
+      <w:r>
+        <w:rPr>
+          <w:rFonts w:ascii="Arial" w:cs="Arial" w:eastAsia="Arial" w:hAnsi="Arial"/>
+          <w:b/>
+          <w:bCs/>
+          <w:sz w:val="17"/>
+          <w:szCs w:val="17"/>
+        </w:rPr>
+        <w:t xml:space="preserve">Curriculum Alignment: </w:t>
+      </w:r>
+      <w:r>
+        <w:rPr>
+          <w:rFonts w:ascii="Arial" w:cs="Arial" w:eastAsia="Arial" w:hAnsi="Arial"/>
+          <w:sz w:val="17"/>
+          <w:szCs w:val="17"/>
+        </w:rPr>
+        <w:t xml:space="preserve">Structured in pedagogical alignment with the competence-based curriculum format and learning outcomes established by the Kenya Institute of Curriculum Development (KICD). This material is independently developed and is not officially endorsed or published by KICD.</w:t>
+      </w:r>
+    </w:p>
+    <w:p>
+      <w:pPr>
+        <w:spacing w:after="60" w:before="0"/>
+      </w:pPr>
+      <w:r>
+        <w:rPr>
+          <w:rFonts w:ascii="Arial" w:cs="Arial" w:eastAsia="Arial" w:hAnsi="Arial"/>
+          <w:b/>
+          <w:bCs/>
+          <w:sz w:val="17"/>
+          <w:szCs w:val="17"/>
+        </w:rPr>
+        <w:t xml:space="preserve">Content &amp; Pedagogy: </w:t>
+      </w:r>
+      <w:r>
+        <w:rPr>
+          <w:rFonts w:ascii="Arial" w:cs="Arial" w:eastAsia="Arial" w:hAnsi="Arial"/>
+          <w:sz w:val="17"/>
+          <w:szCs w:val="17"/>
+        </w:rPr>
+        <w:t xml:space="preserve">Developed and adapted by the educator team at SeaVuria (registered 501(c)(3) in the United States and registered NGO in Kenya, No. 872-850A-BF11), who designed the pedagogical framework, lesson templates and exemplar lessons on which this material is based.</w:t>
+      </w:r>
+    </w:p>
+    <w:p>
+      <w:pPr>
+        <w:spacing w:after="60" w:before="0"/>
+      </w:pPr>
+      <w:r>
+        <w:rPr>
+          <w:rFonts w:ascii="Arial" w:cs="Arial" w:eastAsia="Arial" w:hAnsi="Arial"/>
+          <w:b/>
+          <w:bCs/>
+          <w:sz w:val="17"/>
+          <w:szCs w:val="17"/>
+        </w:rPr>
+        <w:t xml:space="preserve">Production &amp; Layout: </w:t>
+      </w:r>
+      <w:r>
+        <w:rPr>
+          <w:rFonts w:ascii="Arial" w:cs="Arial" w:eastAsia="Arial" w:hAnsi="Arial"/>
+          <w:sz w:val="17"/>
+          <w:szCs w:val="17"/>
+        </w:rPr>
+        <w:t xml:space="preserve">Educational design and curriculum sequencing by SeaVuria. Technical layout, structural formatting, and digital optimization/implementation executed in partnership with ARES Education (registered 501(c)(3) in the United States and Canada (as Afretech Aid) and registered NGO in Kenya), with lesson drafting and compilation assisted by AI (Claude, Anthropic).</w:t>
+      </w:r>
+    </w:p>
+    <w:p>
+      <w:pPr>
+        <w:pBdr>
+          <w:bottom w:val="single" w:color="1F3864" w:sz="6" w:space="6"/>
+        </w:pBdr>
+        <w:spacing w:after="60" w:before="0"/>
+      </w:pPr>
+      <w:r>
+        <w:rPr>
+          <w:rFonts w:ascii="Arial" w:cs="Arial" w:eastAsia="Arial" w:hAnsi="Arial"/>
+          <w:b/>
+          <w:bCs/>
+          <w:sz w:val="17"/>
+          <w:szCs w:val="17"/>
+        </w:rPr>
+        <w:t xml:space="preserve">Licensing &amp; Copyright: </w:t>
+      </w:r>
+      <w:r>
+        <w:rPr>
+          <w:rFonts w:ascii="Arial" w:cs="Arial" w:eastAsia="Arial" w:hAnsi="Arial"/>
+          <w:sz w:val="17"/>
+          <w:szCs w:val="17"/>
+        </w:rPr>
+        <w:t xml:space="preserve">© 2026 SeaVuria and ARES. This work is licensed under a </w:t>
+      </w:r>
+      <w:hyperlink w:history="1" r:id="rIdh-yk9jxdjrl1svxq5pjci">
+        <w:r>
+          <w:rPr>
+            <w:rFonts w:ascii="Arial" w:cs="Arial" w:eastAsia="Arial" w:hAnsi="Arial"/>
+            <w:color w:val="1F6B75"/>
+            <w:sz w:val="17"/>
+            <w:szCs w:val="17"/>
+            <w:u w:val="single" w:color="1F6B75"/>
+          </w:rPr>
+          <w:t xml:space="preserve">Creative Commons Attribution-NonCommercial 4.0 International License</w:t>
+        </w:r>
+      </w:hyperlink>
+      <w:r>
+        <w:rPr>
+          <w:rFonts w:ascii="Arial" w:cs="Arial" w:eastAsia="Arial" w:hAnsi="Arial"/>
+          <w:sz w:val="17"/>
+          <w:szCs w:val="17"/>
+        </w:rPr>
+        <w:t xml:space="preserve"> (</w:t>
+      </w:r>
+      <w:hyperlink w:history="1" r:id="rId2ahyef1ohsvtm5cwgcyzi">
+        <w:r>
+          <w:rPr>
+            <w:rFonts w:ascii="Arial" w:cs="Arial" w:eastAsia="Arial" w:hAnsi="Arial"/>
+            <w:color w:val="1F6B75"/>
+            <w:sz w:val="17"/>
+            <w:szCs w:val="17"/>
+            <w:u w:val="single" w:color="1F6B75"/>
+          </w:rPr>
+          <w:t xml:space="preserve">CC BY-NC 4.0</w:t>
+        </w:r>
+      </w:hyperlink>
+      <w:r>
+        <w:rPr>
+          <w:rFonts w:ascii="Arial" w:cs="Arial" w:eastAsia="Arial" w:hAnsi="Arial"/>
+          <w:sz w:val="17"/>
+          <w:szCs w:val="17"/>
+        </w:rPr>
+        <w:t xml:space="preserve">). To view a copy of this license, visit </w:t>
+      </w:r>
+      <w:hyperlink w:history="1" r:id="rIdzfeyrtsbnhve8wfjrp2aw">
+        <w:r>
+          <w:rPr>
+            <w:rFonts w:ascii="Arial" w:cs="Arial" w:eastAsia="Arial" w:hAnsi="Arial"/>
+            <w:color w:val="1F6B75"/>
+            <w:sz w:val="17"/>
+            <w:szCs w:val="17"/>
+            <w:u w:val="single" w:color="1F6B75"/>
+          </w:rPr>
+          <w:t xml:space="preserve">https://creativecommons.org/licenses/by-nc/4.0/</w:t>
+        </w:r>
+      </w:hyperlink>
+      <w:r>
+        <w:rPr>
+          <w:rFonts w:ascii="Arial" w:cs="Arial" w:eastAsia="Arial" w:hAnsi="Arial"/>
+          <w:sz w:val="17"/>
+          <w:szCs w:val="17"/>
+        </w:rPr>
+        <w:t xml:space="preserve">. You are free to copy, redistribute, and adapt this material in any medium or format, provided appropriate credit is given and the material is not used for commercial purposes. KICD learning outcomes and curriculum designations reproduced here for alignment purposes remain the property of KICD and are not covered by this license. Linked external resources (e.g. CK-12, Khan Academy, PhET) are subject to their own licenses.</w:t>
+      </w:r>
+    </w:p>
+    <w:p>
+      <w:pPr>
         <w:spacing w:after="120"/>
       </w:pPr>
       <w:r>
@@ -3127,7 +3298,7 @@
             <w:pPr>
               <w:spacing w:after="20" w:before="0"/>
             </w:pPr>
-            <w:hyperlink w:history="1" r:id="rIdcioxod4t1sjk4zoksx-36">
+            <w:hyperlink w:history="1" r:id="rId_btpoum1ezhgolrjynfja">
               <w:r>
                 <w:rPr>
                   <w:rFonts w:ascii="Arial" w:cs="Arial" w:eastAsia="Arial" w:hAnsi="Arial"/>
@@ -3160,7 +3331,7 @@
               <w:spacing w:after="10" w:before="0"/>
               <w:ind w:left="120"/>
             </w:pPr>
-            <w:hyperlink w:history="1" r:id="rId162yt6zxdo03bdqknfr3s">
+            <w:hyperlink w:history="1" r:id="rIdorz3if8bvudk8nze8svjg">
               <w:r>
                 <w:rPr>
                   <w:rFonts w:ascii="Arial" w:cs="Arial" w:eastAsia="Arial" w:hAnsi="Arial"/>
@@ -3205,7 +3376,7 @@
             <w:pPr>
               <w:spacing w:after="20" w:before="0"/>
             </w:pPr>
-            <w:hyperlink w:history="1" r:id="rIdbu0fot6zp16hyfvzquxvt">
+            <w:hyperlink w:history="1" r:id="rIdwn2y1fxsmajk6qcj1hx7z">
               <w:r>
                 <w:rPr>
                   <w:rFonts w:ascii="Arial" w:cs="Arial" w:eastAsia="Arial" w:hAnsi="Arial"/>
@@ -3238,7 +3409,7 @@
               <w:spacing w:after="10" w:before="0"/>
               <w:ind w:left="120"/>
             </w:pPr>
-            <w:hyperlink w:history="1" r:id="rIdspum2gch9mglfuvdah7ao">
+            <w:hyperlink w:history="1" r:id="rIdi7z_z5wizbnzlszafrheg">
               <w:r>
                 <w:rPr>
                   <w:rFonts w:ascii="Arial" w:cs="Arial" w:eastAsia="Arial" w:hAnsi="Arial"/>
@@ -3528,7 +3699,7 @@
             <w:pPr>
               <w:spacing w:after="20" w:before="0"/>
             </w:pPr>
-            <w:hyperlink w:history="1" r:id="rIdx5kc8yaoc8g8glcuiwufp">
+            <w:hyperlink w:history="1" r:id="rIds_ujkq5qqx5rv6u60i5pn">
               <w:r>
                 <w:rPr>
                   <w:rFonts w:ascii="Arial" w:cs="Arial" w:eastAsia="Arial" w:hAnsi="Arial"/>
@@ -3561,7 +3732,7 @@
               <w:spacing w:after="10" w:before="0"/>
               <w:ind w:left="120"/>
             </w:pPr>
-            <w:hyperlink w:history="1" r:id="rIdpalnblnkl1wktg9xayzco">
+            <w:hyperlink w:history="1" r:id="rIdmanz-pfolst-7lzvpvxg3">
               <w:r>
                 <w:rPr>
                   <w:rFonts w:ascii="Arial" w:cs="Arial" w:eastAsia="Arial" w:hAnsi="Arial"/>
@@ -3606,7 +3777,7 @@
             <w:pPr>
               <w:spacing w:after="20" w:before="0"/>
             </w:pPr>
-            <w:hyperlink w:history="1" r:id="rIdcetffw1exnhb8b-sxcm2k">
+            <w:hyperlink w:history="1" r:id="rIdlqh1y6j3mazgj9ak1n1jd">
               <w:r>
                 <w:rPr>
                   <w:rFonts w:ascii="Arial" w:cs="Arial" w:eastAsia="Arial" w:hAnsi="Arial"/>
@@ -3639,7 +3810,7 @@
               <w:spacing w:after="10" w:before="0"/>
               <w:ind w:left="120"/>
             </w:pPr>
-            <w:hyperlink w:history="1" r:id="rIdmfeklsgcoa0hulmzxm722">
+            <w:hyperlink w:history="1" r:id="rIdl6zb00vuv4x7ni0_u1zzd">
               <w:r>
                 <w:rPr>
                   <w:rFonts w:ascii="Arial" w:cs="Arial" w:eastAsia="Arial" w:hAnsi="Arial"/>
@@ -3929,7 +4100,7 @@
             <w:pPr>
               <w:spacing w:after="20" w:before="0"/>
             </w:pPr>
-            <w:hyperlink w:history="1" r:id="rIdbzqllyy2znsbhujdl0g03">
+            <w:hyperlink w:history="1" r:id="rIdp2wozh79wtg57syxt38sc">
               <w:r>
                 <w:rPr>
                   <w:rFonts w:ascii="Arial" w:cs="Arial" w:eastAsia="Arial" w:hAnsi="Arial"/>
@@ -3962,7 +4133,7 @@
               <w:spacing w:after="10" w:before="0"/>
               <w:ind w:left="120"/>
             </w:pPr>
-            <w:hyperlink w:history="1" r:id="rIdcb_qmh9g3acauw_qfp7fj">
+            <w:hyperlink w:history="1" r:id="rId6_z07f2ahmpnwqytkvlgg">
               <w:r>
                 <w:rPr>
                   <w:rFonts w:ascii="Arial" w:cs="Arial" w:eastAsia="Arial" w:hAnsi="Arial"/>
@@ -4007,7 +4178,7 @@
             <w:pPr>
               <w:spacing w:after="20" w:before="0"/>
             </w:pPr>
-            <w:hyperlink w:history="1" r:id="rIdykuux6wndmxmggwjntzgv">
+            <w:hyperlink w:history="1" r:id="rIdjxrpwdxy9urgv-9swynny">
               <w:r>
                 <w:rPr>
                   <w:rFonts w:ascii="Arial" w:cs="Arial" w:eastAsia="Arial" w:hAnsi="Arial"/>
@@ -4040,7 +4211,7 @@
               <w:spacing w:after="10" w:before="0"/>
               <w:ind w:left="120"/>
             </w:pPr>
-            <w:hyperlink w:history="1" r:id="rIdjzu9xhdeguaj3u-fhltil">
+            <w:hyperlink w:history="1" r:id="rIdmmmp5nzholw9pr4_l-vod">
               <w:r>
                 <w:rPr>
                   <w:rFonts w:ascii="Arial" w:cs="Arial" w:eastAsia="Arial" w:hAnsi="Arial"/>
@@ -4311,7 +4482,7 @@
             <w:pPr>
               <w:spacing w:after="20" w:before="0"/>
             </w:pPr>
-            <w:hyperlink w:history="1" r:id="rIdiyhw97advrjinazy1g_zt">
+            <w:hyperlink w:history="1" r:id="rIds0x4nch0e_2hp1ocyvpjr">
               <w:r>
                 <w:rPr>
                   <w:rFonts w:ascii="Arial" w:cs="Arial" w:eastAsia="Arial" w:hAnsi="Arial"/>
@@ -4344,7 +4515,7 @@
               <w:spacing w:after="10" w:before="0"/>
               <w:ind w:left="120"/>
             </w:pPr>
-            <w:hyperlink w:history="1" r:id="rId7r-77oniqqmdf-pyjs-mj">
+            <w:hyperlink w:history="1" r:id="rId1k2fp5oltlbyvibzzsrhi">
               <w:r>
                 <w:rPr>
                   <w:rFonts w:ascii="Arial" w:cs="Arial" w:eastAsia="Arial" w:hAnsi="Arial"/>
@@ -4389,7 +4560,7 @@
             <w:pPr>
               <w:spacing w:after="20" w:before="0"/>
             </w:pPr>
-            <w:hyperlink w:history="1" r:id="rIdoo827ycsn6xvm34_mvu98">
+            <w:hyperlink w:history="1" r:id="rIdlnxb_qfg-aygsyiqtng75">
               <w:r>
                 <w:rPr>
                   <w:rFonts w:ascii="Arial" w:cs="Arial" w:eastAsia="Arial" w:hAnsi="Arial"/>
@@ -4422,7 +4593,7 @@
               <w:spacing w:after="10" w:before="0"/>
               <w:ind w:left="120"/>
             </w:pPr>
-            <w:hyperlink w:history="1" r:id="rIdc_p6rv6qeeyukenfr_joo">
+            <w:hyperlink w:history="1" r:id="rIdteyjflozvuanw5g4vvsbl">
               <w:r>
                 <w:rPr>
                   <w:rFonts w:ascii="Arial" w:cs="Arial" w:eastAsia="Arial" w:hAnsi="Arial"/>
@@ -4731,7 +4902,7 @@
             <w:pPr>
               <w:spacing w:after="20" w:before="0"/>
             </w:pPr>
-            <w:hyperlink w:history="1" r:id="rIdqnxflvg13so2bm1fxte48">
+            <w:hyperlink w:history="1" r:id="rIdqcfx9swgsmryasuiqh4v-">
               <w:r>
                 <w:rPr>
                   <w:rFonts w:ascii="Arial" w:cs="Arial" w:eastAsia="Arial" w:hAnsi="Arial"/>
@@ -4764,7 +4935,7 @@
               <w:spacing w:after="10" w:before="0"/>
               <w:ind w:left="120"/>
             </w:pPr>
-            <w:hyperlink w:history="1" r:id="rId9jjbi0pehnxw7gc-lfzf4">
+            <w:hyperlink w:history="1" r:id="rIdilssmtqqdck6e_m5hnvhg">
               <w:r>
                 <w:rPr>
                   <w:rFonts w:ascii="Arial" w:cs="Arial" w:eastAsia="Arial" w:hAnsi="Arial"/>
@@ -4809,7 +4980,7 @@
             <w:pPr>
               <w:spacing w:after="20" w:before="0"/>
             </w:pPr>
-            <w:hyperlink w:history="1" r:id="rIdleg1dxch5nk3m-teko4nb">
+            <w:hyperlink w:history="1" r:id="rIdnnc4-frlfruaqtavftjzu">
               <w:r>
                 <w:rPr>
                   <w:rFonts w:ascii="Arial" w:cs="Arial" w:eastAsia="Arial" w:hAnsi="Arial"/>
@@ -4842,7 +5013,7 @@
               <w:spacing w:after="10" w:before="0"/>
               <w:ind w:left="120"/>
             </w:pPr>
-            <w:hyperlink w:history="1" r:id="rIdvlh7l01hgracrsqme3ckn">
+            <w:hyperlink w:history="1" r:id="rIdqrzs5oymt6zcnnf1jbmoj">
               <w:r>
                 <w:rPr>
                   <w:rFonts w:ascii="Arial" w:cs="Arial" w:eastAsia="Arial" w:hAnsi="Arial"/>
@@ -5528,6 +5699,65 @@
         </w:tc>
       </w:tr>
     </w:tbl>
+    <w:p>
+      <w:pPr>
+        <w:pBdr>
+          <w:top w:val="single" w:color="BBBBBB" w:sz="4" w:space="4"/>
+        </w:pBdr>
+        <w:spacing w:after="0" w:before="160"/>
+      </w:pPr>
+      <w:r>
+        <w:rPr>
+          <w:rFonts w:ascii="Arial" w:cs="Arial" w:eastAsia="Arial" w:hAnsi="Arial"/>
+          <w:color w:val="666666"/>
+          <w:sz w:val="14"/>
+          <w:szCs w:val="14"/>
+        </w:rPr>
+        <w:t xml:space="preserve">© 2026 SeaVuria and ARES. Aligned with KICD objectives. Developed by SeaVuria; technical implementation by ARES (with AI assistance from Claude). Licensed under </w:t>
+      </w:r>
+      <w:hyperlink w:history="1" r:id="rIdhm2ovgixy8arcnmqcd3lo">
+        <w:r>
+          <w:rPr>
+            <w:rFonts w:ascii="Arial" w:cs="Arial" w:eastAsia="Arial" w:hAnsi="Arial"/>
+            <w:color w:val="1F6B75"/>
+            <w:sz w:val="14"/>
+            <w:szCs w:val="14"/>
+            <w:u w:val="single" w:color="1F6B75"/>
+          </w:rPr>
+          <w:t xml:space="preserve">CC BY-NC 4.0</w:t>
+        </w:r>
+      </w:hyperlink>
+      <w:r>
+        <w:rPr>
+          <w:rFonts w:ascii="Arial" w:cs="Arial" w:eastAsia="Arial" w:hAnsi="Arial"/>
+          <w:color w:val="666666"/>
+          <w:sz w:val="14"/>
+          <w:szCs w:val="14"/>
+        </w:rPr>
+        <w:t xml:space="preserve"> (</w:t>
+      </w:r>
+      <w:hyperlink w:history="1" r:id="rIdibh0oqwaxugfatwjmtcwy">
+        <w:r>
+          <w:rPr>
+            <w:rFonts w:ascii="Arial" w:cs="Arial" w:eastAsia="Arial" w:hAnsi="Arial"/>
+            <w:color w:val="1F6B75"/>
+            <w:sz w:val="14"/>
+            <w:szCs w:val="14"/>
+            <w:u w:val="single" w:color="1F6B75"/>
+          </w:rPr>
+          <w:t xml:space="preserve">https://creativecommons.org/licenses/by-nc/4.0/</w:t>
+        </w:r>
+      </w:hyperlink>
+      <w:r>
+        <w:rPr>
+          <w:rFonts w:ascii="Arial" w:cs="Arial" w:eastAsia="Arial" w:hAnsi="Arial"/>
+          <w:color w:val="666666"/>
+          <w:sz w:val="14"/>
+          <w:szCs w:val="14"/>
+        </w:rPr>
+        <w:t xml:space="preserve">).</w:t>
+      </w:r>
+    </w:p>
     <w:p>
       <w:r>
         <w:br w:type="page"/>
@@ -6519,7 +6749,7 @@
             <w:pPr>
               <w:spacing w:after="20" w:before="0"/>
             </w:pPr>
-            <w:hyperlink w:history="1" r:id="rId4xymfhvc08flhz35mxar-">
+            <w:hyperlink w:history="1" r:id="rIdxtqtyipjs7pghd57br5fm">
               <w:r>
                 <w:rPr>
                   <w:rFonts w:ascii="Arial" w:cs="Arial" w:eastAsia="Arial" w:hAnsi="Arial"/>
@@ -6552,7 +6782,7 @@
               <w:spacing w:after="10" w:before="0"/>
               <w:ind w:left="120"/>
             </w:pPr>
-            <w:hyperlink w:history="1" r:id="rId8nppwwodk-b5zgkmu30vr">
+            <w:hyperlink w:history="1" r:id="rId45wrd5bmgcfwltp2vj-cw">
               <w:r>
                 <w:rPr>
                   <w:rFonts w:ascii="Arial" w:cs="Arial" w:eastAsia="Arial" w:hAnsi="Arial"/>
@@ -6597,7 +6827,7 @@
             <w:pPr>
               <w:spacing w:after="20" w:before="0"/>
             </w:pPr>
-            <w:hyperlink w:history="1" r:id="rIds07vhy2pnnlgug4gjw7km">
+            <w:hyperlink w:history="1" r:id="rIdmbuw4vhgpxmwlzdj2oo9e">
               <w:r>
                 <w:rPr>
                   <w:rFonts w:ascii="Arial" w:cs="Arial" w:eastAsia="Arial" w:hAnsi="Arial"/>
@@ -6630,7 +6860,7 @@
               <w:spacing w:after="10" w:before="0"/>
               <w:ind w:left="120"/>
             </w:pPr>
-            <w:hyperlink w:history="1" r:id="rIdzb1oaut-k7hlrfcjwsdhw">
+            <w:hyperlink w:history="1" r:id="rIdhnofuuibkwozdje6fsjb1">
               <w:r>
                 <w:rPr>
                   <w:rFonts w:ascii="Arial" w:cs="Arial" w:eastAsia="Arial" w:hAnsi="Arial"/>
@@ -6825,7 +7055,7 @@
             <w:pPr>
               <w:spacing w:after="20" w:before="0"/>
             </w:pPr>
-            <w:hyperlink w:history="1" r:id="rIdvffeemkk3zdf0bt0ugzwq">
+            <w:hyperlink w:history="1" r:id="rIdqw95s2hm7ky_v-lczu8sc">
               <w:r>
                 <w:rPr>
                   <w:rFonts w:ascii="Arial" w:cs="Arial" w:eastAsia="Arial" w:hAnsi="Arial"/>
@@ -6858,7 +7088,7 @@
               <w:spacing w:after="10" w:before="0"/>
               <w:ind w:left="120"/>
             </w:pPr>
-            <w:hyperlink w:history="1" r:id="rIdg1ixv9_s72wjszddycflv">
+            <w:hyperlink w:history="1" r:id="rIda9ezpjrwe4wg_ijszpc4l">
               <w:r>
                 <w:rPr>
                   <w:rFonts w:ascii="Arial" w:cs="Arial" w:eastAsia="Arial" w:hAnsi="Arial"/>
@@ -6903,7 +7133,7 @@
             <w:pPr>
               <w:spacing w:after="20" w:before="0"/>
             </w:pPr>
-            <w:hyperlink w:history="1" r:id="rIdt6kbg6lvc2k9cllo9lrrh">
+            <w:hyperlink w:history="1" r:id="rIdbmtun0wtvcil6yhksxsft">
               <w:r>
                 <w:rPr>
                   <w:rFonts w:ascii="Arial" w:cs="Arial" w:eastAsia="Arial" w:hAnsi="Arial"/>
@@ -6936,7 +7166,7 @@
               <w:spacing w:after="10" w:before="0"/>
               <w:ind w:left="120"/>
             </w:pPr>
-            <w:hyperlink w:history="1" r:id="rIdcx5of5ntp-bl2toevorjw">
+            <w:hyperlink w:history="1" r:id="rIdmjjjrbyvciz4tmy_0aglj">
               <w:r>
                 <w:rPr>
                   <w:rFonts w:ascii="Arial" w:cs="Arial" w:eastAsia="Arial" w:hAnsi="Arial"/>
@@ -7131,7 +7361,7 @@
             <w:pPr>
               <w:spacing w:after="20" w:before="0"/>
             </w:pPr>
-            <w:hyperlink w:history="1" r:id="rIde8msxkkxztalyvgh_bksp">
+            <w:hyperlink w:history="1" r:id="rIdpjlxung2tnvaerwby2yuy">
               <w:r>
                 <w:rPr>
                   <w:rFonts w:ascii="Arial" w:cs="Arial" w:eastAsia="Arial" w:hAnsi="Arial"/>
@@ -7164,7 +7394,7 @@
               <w:spacing w:after="10" w:before="0"/>
               <w:ind w:left="120"/>
             </w:pPr>
-            <w:hyperlink w:history="1" r:id="rIdbwbuydqlmgxbz_mufehqu">
+            <w:hyperlink w:history="1" r:id="rIdmknjwzrhqrfql5ylyidh6">
               <w:r>
                 <w:rPr>
                   <w:rFonts w:ascii="Arial" w:cs="Arial" w:eastAsia="Arial" w:hAnsi="Arial"/>
@@ -7209,7 +7439,7 @@
             <w:pPr>
               <w:spacing w:after="20" w:before="0"/>
             </w:pPr>
-            <w:hyperlink w:history="1" r:id="rIdp7n35eytn-kft259mzykp">
+            <w:hyperlink w:history="1" r:id="rId4_hakldbnv8a5c4yk7qiv">
               <w:r>
                 <w:rPr>
                   <w:rFonts w:ascii="Arial" w:cs="Arial" w:eastAsia="Arial" w:hAnsi="Arial"/>
@@ -7242,7 +7472,7 @@
               <w:spacing w:after="10" w:before="0"/>
               <w:ind w:left="120"/>
             </w:pPr>
-            <w:hyperlink w:history="1" r:id="rId2wccbmb85v5st_5t9q3_q">
+            <w:hyperlink w:history="1" r:id="rIditdy-wndxaa1uv8_xiovi">
               <w:r>
                 <w:rPr>
                   <w:rFonts w:ascii="Arial" w:cs="Arial" w:eastAsia="Arial" w:hAnsi="Arial"/>
@@ -7437,7 +7667,7 @@
             <w:pPr>
               <w:spacing w:after="20" w:before="0"/>
             </w:pPr>
-            <w:hyperlink w:history="1" r:id="rIdy1ki6lwdx2hwtawndccs4">
+            <w:hyperlink w:history="1" r:id="rIdw0jnlxmwt_64w1fs3ybmu">
               <w:r>
                 <w:rPr>
                   <w:rFonts w:ascii="Arial" w:cs="Arial" w:eastAsia="Arial" w:hAnsi="Arial"/>
@@ -7470,7 +7700,7 @@
               <w:spacing w:after="10" w:before="0"/>
               <w:ind w:left="120"/>
             </w:pPr>
-            <w:hyperlink w:history="1" r:id="rIdmbpeu2mr6xqcwcnow7-k4">
+            <w:hyperlink w:history="1" r:id="rIdeqcnybcigqnbcizj0bo7d">
               <w:r>
                 <w:rPr>
                   <w:rFonts w:ascii="Arial" w:cs="Arial" w:eastAsia="Arial" w:hAnsi="Arial"/>
@@ -7515,7 +7745,7 @@
             <w:pPr>
               <w:spacing w:after="20" w:before="0"/>
             </w:pPr>
-            <w:hyperlink w:history="1" r:id="rIdjny3l2y2w9f8m2_a7sdbj">
+            <w:hyperlink w:history="1" r:id="rIds5tch3cybkrbxm-wixxjs">
               <w:r>
                 <w:rPr>
                   <w:rFonts w:ascii="Arial" w:cs="Arial" w:eastAsia="Arial" w:hAnsi="Arial"/>
@@ -7548,7 +7778,7 @@
               <w:spacing w:after="10" w:before="0"/>
               <w:ind w:left="120"/>
             </w:pPr>
-            <w:hyperlink w:history="1" r:id="rIdkxmcpiijsw3r_48ojcwj7">
+            <w:hyperlink w:history="1" r:id="rIdecwbjslqbocko7xwu7rz0">
               <w:r>
                 <w:rPr>
                   <w:rFonts w:ascii="Arial" w:cs="Arial" w:eastAsia="Arial" w:hAnsi="Arial"/>
@@ -7743,7 +7973,7 @@
             <w:pPr>
               <w:spacing w:after="20" w:before="0"/>
             </w:pPr>
-            <w:hyperlink w:history="1" r:id="rIdl1a9uzydhnjsg3z2lfucg">
+            <w:hyperlink w:history="1" r:id="rIdpsgm0rwazv2dq8lb-5roj">
               <w:r>
                 <w:rPr>
                   <w:rFonts w:ascii="Arial" w:cs="Arial" w:eastAsia="Arial" w:hAnsi="Arial"/>
@@ -7776,7 +8006,7 @@
               <w:spacing w:after="10" w:before="0"/>
               <w:ind w:left="120"/>
             </w:pPr>
-            <w:hyperlink w:history="1" r:id="rId_4ogsxz96nw84tso5jdbg">
+            <w:hyperlink w:history="1" r:id="rIdwdppgxei-uw0zsfch3dcn">
               <w:r>
                 <w:rPr>
                   <w:rFonts w:ascii="Arial" w:cs="Arial" w:eastAsia="Arial" w:hAnsi="Arial"/>
@@ -7821,7 +8051,7 @@
             <w:pPr>
               <w:spacing w:after="20" w:before="0"/>
             </w:pPr>
-            <w:hyperlink w:history="1" r:id="rIdcvgih3vmwed0tljxh8egv">
+            <w:hyperlink w:history="1" r:id="rIdt0ej2jodz1agap_l0bdag">
               <w:r>
                 <w:rPr>
                   <w:rFonts w:ascii="Arial" w:cs="Arial" w:eastAsia="Arial" w:hAnsi="Arial"/>
@@ -7854,7 +8084,7 @@
               <w:spacing w:after="10" w:before="0"/>
               <w:ind w:left="120"/>
             </w:pPr>
-            <w:hyperlink w:history="1" r:id="rIdwjc5oqemlphifbhmaeojl">
+            <w:hyperlink w:history="1" r:id="rIdj-qtkk8a4royefqfygd2i">
               <w:r>
                 <w:rPr>
                   <w:rFonts w:ascii="Arial" w:cs="Arial" w:eastAsia="Arial" w:hAnsi="Arial"/>
@@ -8350,6 +8580,65 @@
         </w:tc>
       </w:tr>
     </w:tbl>
+    <w:p>
+      <w:pPr>
+        <w:pBdr>
+          <w:top w:val="single" w:color="BBBBBB" w:sz="4" w:space="4"/>
+        </w:pBdr>
+        <w:spacing w:after="0" w:before="160"/>
+      </w:pPr>
+      <w:r>
+        <w:rPr>
+          <w:rFonts w:ascii="Arial" w:cs="Arial" w:eastAsia="Arial" w:hAnsi="Arial"/>
+          <w:color w:val="666666"/>
+          <w:sz w:val="14"/>
+          <w:szCs w:val="14"/>
+        </w:rPr>
+        <w:t xml:space="preserve">© 2026 SeaVuria and ARES. Aligned with KICD objectives. Developed by SeaVuria; technical implementation by ARES (with AI assistance from Claude). Licensed under </w:t>
+      </w:r>
+      <w:hyperlink w:history="1" r:id="rId1vwn0ft0vnpc2h9n597js">
+        <w:r>
+          <w:rPr>
+            <w:rFonts w:ascii="Arial" w:cs="Arial" w:eastAsia="Arial" w:hAnsi="Arial"/>
+            <w:color w:val="1F6B75"/>
+            <w:sz w:val="14"/>
+            <w:szCs w:val="14"/>
+            <w:u w:val="single" w:color="1F6B75"/>
+          </w:rPr>
+          <w:t xml:space="preserve">CC BY-NC 4.0</w:t>
+        </w:r>
+      </w:hyperlink>
+      <w:r>
+        <w:rPr>
+          <w:rFonts w:ascii="Arial" w:cs="Arial" w:eastAsia="Arial" w:hAnsi="Arial"/>
+          <w:color w:val="666666"/>
+          <w:sz w:val="14"/>
+          <w:szCs w:val="14"/>
+        </w:rPr>
+        <w:t xml:space="preserve"> (</w:t>
+      </w:r>
+      <w:hyperlink w:history="1" r:id="rId8rbamr-aknrikahwnm8rb">
+        <w:r>
+          <w:rPr>
+            <w:rFonts w:ascii="Arial" w:cs="Arial" w:eastAsia="Arial" w:hAnsi="Arial"/>
+            <w:color w:val="1F6B75"/>
+            <w:sz w:val="14"/>
+            <w:szCs w:val="14"/>
+            <w:u w:val="single" w:color="1F6B75"/>
+          </w:rPr>
+          <w:t xml:space="preserve">https://creativecommons.org/licenses/by-nc/4.0/</w:t>
+        </w:r>
+      </w:hyperlink>
+      <w:r>
+        <w:rPr>
+          <w:rFonts w:ascii="Arial" w:cs="Arial" w:eastAsia="Arial" w:hAnsi="Arial"/>
+          <w:color w:val="666666"/>
+          <w:sz w:val="14"/>
+          <w:szCs w:val="14"/>
+        </w:rPr>
+        <w:t xml:space="preserve">).</w:t>
+      </w:r>
+    </w:p>
     <w:p>
       <w:r>
         <w:br w:type="page"/>
@@ -9341,7 +9630,7 @@
             <w:pPr>
               <w:spacing w:after="20" w:before="0"/>
             </w:pPr>
-            <w:hyperlink w:history="1" r:id="rIdhkprpxdinw2xabxjadiso">
+            <w:hyperlink w:history="1" r:id="rIdmlevb9inex7f6of9s88r5">
               <w:r>
                 <w:rPr>
                   <w:rFonts w:ascii="Arial" w:cs="Arial" w:eastAsia="Arial" w:hAnsi="Arial"/>
@@ -9374,7 +9663,7 @@
               <w:spacing w:after="10" w:before="0"/>
               <w:ind w:left="120"/>
             </w:pPr>
-            <w:hyperlink w:history="1" r:id="rIdrnviv34uncmkps5mzfxqm">
+            <w:hyperlink w:history="1" r:id="rIdfcnqwtql0emlg4ujwtoht">
               <w:r>
                 <w:rPr>
                   <w:rFonts w:ascii="Arial" w:cs="Arial" w:eastAsia="Arial" w:hAnsi="Arial"/>
@@ -9419,7 +9708,7 @@
             <w:pPr>
               <w:spacing w:after="20" w:before="0"/>
             </w:pPr>
-            <w:hyperlink w:history="1" r:id="rIdlwqwewyrpykdhqifojgbs">
+            <w:hyperlink w:history="1" r:id="rIdbfe4hv-kfgffdbioztwqj">
               <w:r>
                 <w:rPr>
                   <w:rFonts w:ascii="Arial" w:cs="Arial" w:eastAsia="Arial" w:hAnsi="Arial"/>
@@ -9452,7 +9741,7 @@
               <w:spacing w:after="10" w:before="0"/>
               <w:ind w:left="120"/>
             </w:pPr>
-            <w:hyperlink w:history="1" r:id="rIdcpts7wq92wrmqwykiluo2">
+            <w:hyperlink w:history="1" r:id="rIdjhadqeaqwrrbmlscsdlw0">
               <w:r>
                 <w:rPr>
                   <w:rFonts w:ascii="Arial" w:cs="Arial" w:eastAsia="Arial" w:hAnsi="Arial"/>
@@ -9647,7 +9936,7 @@
             <w:pPr>
               <w:spacing w:after="20" w:before="0"/>
             </w:pPr>
-            <w:hyperlink w:history="1" r:id="rIdisq2wsejh5dr9fyr88ogk">
+            <w:hyperlink w:history="1" r:id="rIdjwlevdbug0propb7llzmh">
               <w:r>
                 <w:rPr>
                   <w:rFonts w:ascii="Arial" w:cs="Arial" w:eastAsia="Arial" w:hAnsi="Arial"/>
@@ -9680,7 +9969,7 @@
               <w:spacing w:after="10" w:before="0"/>
               <w:ind w:left="120"/>
             </w:pPr>
-            <w:hyperlink w:history="1" r:id="rIdsjmvfnm6wur87fqw-ggjm">
+            <w:hyperlink w:history="1" r:id="rId0mzqbbxicurhzxzdgpxnc">
               <w:r>
                 <w:rPr>
                   <w:rFonts w:ascii="Arial" w:cs="Arial" w:eastAsia="Arial" w:hAnsi="Arial"/>
@@ -9725,7 +10014,7 @@
             <w:pPr>
               <w:spacing w:after="20" w:before="0"/>
             </w:pPr>
-            <w:hyperlink w:history="1" r:id="rIdcqocpgxmyglsraa5nqly5">
+            <w:hyperlink w:history="1" r:id="rIdt98qy2nutvrebnau3a8zv">
               <w:r>
                 <w:rPr>
                   <w:rFonts w:ascii="Arial" w:cs="Arial" w:eastAsia="Arial" w:hAnsi="Arial"/>
@@ -9758,7 +10047,7 @@
               <w:spacing w:after="10" w:before="0"/>
               <w:ind w:left="120"/>
             </w:pPr>
-            <w:hyperlink w:history="1" r:id="rIdm_ni1ur7nllnxgxwwlhmk">
+            <w:hyperlink w:history="1" r:id="rId-2acsuocvjglwczg9zt9z">
               <w:r>
                 <w:rPr>
                   <w:rFonts w:ascii="Arial" w:cs="Arial" w:eastAsia="Arial" w:hAnsi="Arial"/>
@@ -9953,7 +10242,7 @@
             <w:pPr>
               <w:spacing w:after="20" w:before="0"/>
             </w:pPr>
-            <w:hyperlink w:history="1" r:id="rId65bvsb6mtsicjdjk52wex">
+            <w:hyperlink w:history="1" r:id="rIdfnx0hnyogtda8x5dyrscj">
               <w:r>
                 <w:rPr>
                   <w:rFonts w:ascii="Arial" w:cs="Arial" w:eastAsia="Arial" w:hAnsi="Arial"/>
@@ -9986,7 +10275,7 @@
               <w:spacing w:after="10" w:before="0"/>
               <w:ind w:left="120"/>
             </w:pPr>
-            <w:hyperlink w:history="1" r:id="rIdk_habglyaxvnzrs8emdpz">
+            <w:hyperlink w:history="1" r:id="rIdjzjee_7aesq6iellxyuxg">
               <w:r>
                 <w:rPr>
                   <w:rFonts w:ascii="Arial" w:cs="Arial" w:eastAsia="Arial" w:hAnsi="Arial"/>
@@ -10031,7 +10320,7 @@
             <w:pPr>
               <w:spacing w:after="20" w:before="0"/>
             </w:pPr>
-            <w:hyperlink w:history="1" r:id="rIddf2l-j22ckfnty5v6cwwl">
+            <w:hyperlink w:history="1" r:id="rIdgthimpfkbk-ar930at3e4">
               <w:r>
                 <w:rPr>
                   <w:rFonts w:ascii="Arial" w:cs="Arial" w:eastAsia="Arial" w:hAnsi="Arial"/>
@@ -10064,7 +10353,7 @@
               <w:spacing w:after="10" w:before="0"/>
               <w:ind w:left="120"/>
             </w:pPr>
-            <w:hyperlink w:history="1" r:id="rIdkubcsoq3kiivutfnzawbn">
+            <w:hyperlink w:history="1" r:id="rId72ka-kkaaozithshtyjg3">
               <w:r>
                 <w:rPr>
                   <w:rFonts w:ascii="Arial" w:cs="Arial" w:eastAsia="Arial" w:hAnsi="Arial"/>
@@ -10259,7 +10548,7 @@
             <w:pPr>
               <w:spacing w:after="20" w:before="0"/>
             </w:pPr>
-            <w:hyperlink w:history="1" r:id="rIdvustfxgelk3npda3slbf8">
+            <w:hyperlink w:history="1" r:id="rIdkzx2dw2nyhev-xkmzofj6">
               <w:r>
                 <w:rPr>
                   <w:rFonts w:ascii="Arial" w:cs="Arial" w:eastAsia="Arial" w:hAnsi="Arial"/>
@@ -10292,7 +10581,7 @@
               <w:spacing w:after="10" w:before="0"/>
               <w:ind w:left="120"/>
             </w:pPr>
-            <w:hyperlink w:history="1" r:id="rIdvbmhxgyepsoph1lffbxvj">
+            <w:hyperlink w:history="1" r:id="rIddjvd8u_cuj43mjli9omfc">
               <w:r>
                 <w:rPr>
                   <w:rFonts w:ascii="Arial" w:cs="Arial" w:eastAsia="Arial" w:hAnsi="Arial"/>
@@ -10337,7 +10626,7 @@
             <w:pPr>
               <w:spacing w:after="20" w:before="0"/>
             </w:pPr>
-            <w:hyperlink w:history="1" r:id="rIdeih0vt1yn9r_kzxybdf9k">
+            <w:hyperlink w:history="1" r:id="rIday6g1tgeclwynaufxb-84">
               <w:r>
                 <w:rPr>
                   <w:rFonts w:ascii="Arial" w:cs="Arial" w:eastAsia="Arial" w:hAnsi="Arial"/>
@@ -10370,7 +10659,7 @@
               <w:spacing w:after="10" w:before="0"/>
               <w:ind w:left="120"/>
             </w:pPr>
-            <w:hyperlink w:history="1" r:id="rIdhlrflig0c7nycqgkkmw_o">
+            <w:hyperlink w:history="1" r:id="rIde_oiuuz9xige_7dglk5vz">
               <w:r>
                 <w:rPr>
                   <w:rFonts w:ascii="Arial" w:cs="Arial" w:eastAsia="Arial" w:hAnsi="Arial"/>
@@ -10565,7 +10854,7 @@
             <w:pPr>
               <w:spacing w:after="20" w:before="0"/>
             </w:pPr>
-            <w:hyperlink w:history="1" r:id="rIdzg9skfgum_j7qsdy32zyi">
+            <w:hyperlink w:history="1" r:id="rId5vbk5byb3yu3ntceuw7rn">
               <w:r>
                 <w:rPr>
                   <w:rFonts w:ascii="Arial" w:cs="Arial" w:eastAsia="Arial" w:hAnsi="Arial"/>
@@ -10598,7 +10887,7 @@
               <w:spacing w:after="10" w:before="0"/>
               <w:ind w:left="120"/>
             </w:pPr>
-            <w:hyperlink w:history="1" r:id="rIdidu9az__n9velsehiy613">
+            <w:hyperlink w:history="1" r:id="rId4qzwkubnsjgctwso47c5c">
               <w:r>
                 <w:rPr>
                   <w:rFonts w:ascii="Arial" w:cs="Arial" w:eastAsia="Arial" w:hAnsi="Arial"/>
@@ -10643,7 +10932,7 @@
             <w:pPr>
               <w:spacing w:after="20" w:before="0"/>
             </w:pPr>
-            <w:hyperlink w:history="1" r:id="rIdwyrqnlqxmynpqgkotelcm">
+            <w:hyperlink w:history="1" r:id="rIdghrtbi_x1xoktskxgb02j">
               <w:r>
                 <w:rPr>
                   <w:rFonts w:ascii="Arial" w:cs="Arial" w:eastAsia="Arial" w:hAnsi="Arial"/>
@@ -10676,7 +10965,7 @@
               <w:spacing w:after="10" w:before="0"/>
               <w:ind w:left="120"/>
             </w:pPr>
-            <w:hyperlink w:history="1" r:id="rId0psofxkwgscbbe0vedan0">
+            <w:hyperlink w:history="1" r:id="rIdxnhogcsms-2ll7qovp9vt">
               <w:r>
                 <w:rPr>
                   <w:rFonts w:ascii="Arial" w:cs="Arial" w:eastAsia="Arial" w:hAnsi="Arial"/>
@@ -11362,6 +11651,65 @@
         </w:tc>
       </w:tr>
     </w:tbl>
+    <w:p>
+      <w:pPr>
+        <w:pBdr>
+          <w:top w:val="single" w:color="BBBBBB" w:sz="4" w:space="4"/>
+        </w:pBdr>
+        <w:spacing w:after="0" w:before="160"/>
+      </w:pPr>
+      <w:r>
+        <w:rPr>
+          <w:rFonts w:ascii="Arial" w:cs="Arial" w:eastAsia="Arial" w:hAnsi="Arial"/>
+          <w:color w:val="666666"/>
+          <w:sz w:val="14"/>
+          <w:szCs w:val="14"/>
+        </w:rPr>
+        <w:t xml:space="preserve">© 2026 SeaVuria and ARES. Aligned with KICD objectives. Developed by SeaVuria; technical implementation by ARES (with AI assistance from Claude). Licensed under </w:t>
+      </w:r>
+      <w:hyperlink w:history="1" r:id="rIdyab8kcq_va8gvavx0llrz">
+        <w:r>
+          <w:rPr>
+            <w:rFonts w:ascii="Arial" w:cs="Arial" w:eastAsia="Arial" w:hAnsi="Arial"/>
+            <w:color w:val="1F6B75"/>
+            <w:sz w:val="14"/>
+            <w:szCs w:val="14"/>
+            <w:u w:val="single" w:color="1F6B75"/>
+          </w:rPr>
+          <w:t xml:space="preserve">CC BY-NC 4.0</w:t>
+        </w:r>
+      </w:hyperlink>
+      <w:r>
+        <w:rPr>
+          <w:rFonts w:ascii="Arial" w:cs="Arial" w:eastAsia="Arial" w:hAnsi="Arial"/>
+          <w:color w:val="666666"/>
+          <w:sz w:val="14"/>
+          <w:szCs w:val="14"/>
+        </w:rPr>
+        <w:t xml:space="preserve"> (</w:t>
+      </w:r>
+      <w:hyperlink w:history="1" r:id="rId6lelvxluvzspqrbglv5vg">
+        <w:r>
+          <w:rPr>
+            <w:rFonts w:ascii="Arial" w:cs="Arial" w:eastAsia="Arial" w:hAnsi="Arial"/>
+            <w:color w:val="1F6B75"/>
+            <w:sz w:val="14"/>
+            <w:szCs w:val="14"/>
+            <w:u w:val="single" w:color="1F6B75"/>
+          </w:rPr>
+          <w:t xml:space="preserve">https://creativecommons.org/licenses/by-nc/4.0/</w:t>
+        </w:r>
+      </w:hyperlink>
+      <w:r>
+        <w:rPr>
+          <w:rFonts w:ascii="Arial" w:cs="Arial" w:eastAsia="Arial" w:hAnsi="Arial"/>
+          <w:color w:val="666666"/>
+          <w:sz w:val="14"/>
+          <w:szCs w:val="14"/>
+        </w:rPr>
+        <w:t xml:space="preserve">).</w:t>
+      </w:r>
+    </w:p>
     <w:p>
       <w:r>
         <w:br w:type="page"/>
@@ -12512,7 +12860,7 @@
             <w:pPr>
               <w:spacing w:after="20" w:before="0"/>
             </w:pPr>
-            <w:hyperlink w:history="1" r:id="rIdlbmzzaf-0wci57gerv-xb">
+            <w:hyperlink w:history="1" r:id="rIdf5muf4wlh9pg5trboc0wq">
               <w:r>
                 <w:rPr>
                   <w:rFonts w:ascii="Arial" w:cs="Arial" w:eastAsia="Arial" w:hAnsi="Arial"/>
@@ -12545,7 +12893,7 @@
               <w:spacing w:after="10" w:before="0"/>
               <w:ind w:left="120"/>
             </w:pPr>
-            <w:hyperlink w:history="1" r:id="rIdr3lzjoypsgsnw0aeccz0g">
+            <w:hyperlink w:history="1" r:id="rIdn0xiw8rfkywxc2oim2zby">
               <w:r>
                 <w:rPr>
                   <w:rFonts w:ascii="Arial" w:cs="Arial" w:eastAsia="Arial" w:hAnsi="Arial"/>
@@ -12590,7 +12938,7 @@
             <w:pPr>
               <w:spacing w:after="20" w:before="0"/>
             </w:pPr>
-            <w:hyperlink w:history="1" r:id="rIdtjowc_iazd6lcjdw36uae">
+            <w:hyperlink w:history="1" r:id="rIdz_y8qrjmxtw1kgztknfzw">
               <w:r>
                 <w:rPr>
                   <w:rFonts w:ascii="Arial" w:cs="Arial" w:eastAsia="Arial" w:hAnsi="Arial"/>
@@ -12623,7 +12971,7 @@
               <w:spacing w:after="10" w:before="0"/>
               <w:ind w:left="120"/>
             </w:pPr>
-            <w:hyperlink w:history="1" r:id="rIdp6ndw2esayd4vv_whhcj8">
+            <w:hyperlink w:history="1" r:id="rId6prfzmjjhocfpbtzgwrnk">
               <w:r>
                 <w:rPr>
                   <w:rFonts w:ascii="Arial" w:cs="Arial" w:eastAsia="Arial" w:hAnsi="Arial"/>
@@ -12818,7 +13166,7 @@
             <w:pPr>
               <w:spacing w:after="20" w:before="0"/>
             </w:pPr>
-            <w:hyperlink w:history="1" r:id="rIdkyw-afwj8soiph5wbcki6">
+            <w:hyperlink w:history="1" r:id="rIdmpokqueftxg1ahxln22af">
               <w:r>
                 <w:rPr>
                   <w:rFonts w:ascii="Arial" w:cs="Arial" w:eastAsia="Arial" w:hAnsi="Arial"/>
@@ -12851,7 +13199,7 @@
               <w:spacing w:after="10" w:before="0"/>
               <w:ind w:left="120"/>
             </w:pPr>
-            <w:hyperlink w:history="1" r:id="rIduv_xaizm2coakckjsxzuj">
+            <w:hyperlink w:history="1" r:id="rIdeocuzuppovkxrirghmsiw">
               <w:r>
                 <w:rPr>
                   <w:rFonts w:ascii="Arial" w:cs="Arial" w:eastAsia="Arial" w:hAnsi="Arial"/>
@@ -12896,7 +13244,7 @@
             <w:pPr>
               <w:spacing w:after="20" w:before="0"/>
             </w:pPr>
-            <w:hyperlink w:history="1" r:id="rIdgymjw-94jjl-wqfyjfrpy">
+            <w:hyperlink w:history="1" r:id="rIduc2letkzss_cgbupz501w">
               <w:r>
                 <w:rPr>
                   <w:rFonts w:ascii="Arial" w:cs="Arial" w:eastAsia="Arial" w:hAnsi="Arial"/>
@@ -12929,7 +13277,7 @@
               <w:spacing w:after="10" w:before="0"/>
               <w:ind w:left="120"/>
             </w:pPr>
-            <w:hyperlink w:history="1" r:id="rIdh1y2tdz82wv-rlfkdwnkm">
+            <w:hyperlink w:history="1" r:id="rIdklv-eyb-bx3f6mzcdqesj">
               <w:r>
                 <w:rPr>
                   <w:rFonts w:ascii="Arial" w:cs="Arial" w:eastAsia="Arial" w:hAnsi="Arial"/>
@@ -13124,7 +13472,7 @@
             <w:pPr>
               <w:spacing w:after="20" w:before="0"/>
             </w:pPr>
-            <w:hyperlink w:history="1" r:id="rId18b6rtykjabpawoms7mbg">
+            <w:hyperlink w:history="1" r:id="rId8sqj1fpdhi_3bhd_dchct">
               <w:r>
                 <w:rPr>
                   <w:rFonts w:ascii="Arial" w:cs="Arial" w:eastAsia="Arial" w:hAnsi="Arial"/>
@@ -13157,7 +13505,7 @@
               <w:spacing w:after="10" w:before="0"/>
               <w:ind w:left="120"/>
             </w:pPr>
-            <w:hyperlink w:history="1" r:id="rIderjvbmh5k10kw9nmrgyie">
+            <w:hyperlink w:history="1" r:id="rIdndizafhxnizvgetayhnov">
               <w:r>
                 <w:rPr>
                   <w:rFonts w:ascii="Arial" w:cs="Arial" w:eastAsia="Arial" w:hAnsi="Arial"/>
@@ -13202,7 +13550,7 @@
             <w:pPr>
               <w:spacing w:after="20" w:before="0"/>
             </w:pPr>
-            <w:hyperlink w:history="1" r:id="rIdrw3ddc1hptif0wpfvigte">
+            <w:hyperlink w:history="1" r:id="rIdwi7kqsqtae_mrsfe6o_xm">
               <w:r>
                 <w:rPr>
                   <w:rFonts w:ascii="Arial" w:cs="Arial" w:eastAsia="Arial" w:hAnsi="Arial"/>
@@ -13235,7 +13583,7 @@
               <w:spacing w:after="10" w:before="0"/>
               <w:ind w:left="120"/>
             </w:pPr>
-            <w:hyperlink w:history="1" r:id="rIdru2x-9scyx-usv4gndv7r">
+            <w:hyperlink w:history="1" r:id="rIdhe3yritvhv6uzfa9pze-v">
               <w:r>
                 <w:rPr>
                   <w:rFonts w:ascii="Arial" w:cs="Arial" w:eastAsia="Arial" w:hAnsi="Arial"/>
@@ -13430,7 +13778,7 @@
             <w:pPr>
               <w:spacing w:after="20" w:before="0"/>
             </w:pPr>
-            <w:hyperlink w:history="1" r:id="rIddugfcyer7h9nqqldcyik3">
+            <w:hyperlink w:history="1" r:id="rIdvsgbmpdr5coxnjslypdl0">
               <w:r>
                 <w:rPr>
                   <w:rFonts w:ascii="Arial" w:cs="Arial" w:eastAsia="Arial" w:hAnsi="Arial"/>
@@ -13463,7 +13811,7 @@
               <w:spacing w:after="10" w:before="0"/>
               <w:ind w:left="120"/>
             </w:pPr>
-            <w:hyperlink w:history="1" r:id="rIdek4vp4aeedysfg_g-aikg">
+            <w:hyperlink w:history="1" r:id="rIdo6g_tm3s6cmzc9v0i_ej2">
               <w:r>
                 <w:rPr>
                   <w:rFonts w:ascii="Arial" w:cs="Arial" w:eastAsia="Arial" w:hAnsi="Arial"/>
@@ -13508,7 +13856,7 @@
             <w:pPr>
               <w:spacing w:after="20" w:before="0"/>
             </w:pPr>
-            <w:hyperlink w:history="1" r:id="rIdvemy5pppjqwrrrive-5bk">
+            <w:hyperlink w:history="1" r:id="rId_d8yy5gszgclnywpmcpcg">
               <w:r>
                 <w:rPr>
                   <w:rFonts w:ascii="Arial" w:cs="Arial" w:eastAsia="Arial" w:hAnsi="Arial"/>
@@ -13541,7 +13889,7 @@
               <w:spacing w:after="10" w:before="0"/>
               <w:ind w:left="120"/>
             </w:pPr>
-            <w:hyperlink w:history="1" r:id="rIdtgnlu2jszc0lcky-5l9ez">
+            <w:hyperlink w:history="1" r:id="rIdnaczzm6-0a673ke5q7oyk">
               <w:r>
                 <w:rPr>
                   <w:rFonts w:ascii="Arial" w:cs="Arial" w:eastAsia="Arial" w:hAnsi="Arial"/>
@@ -13736,7 +14084,7 @@
             <w:pPr>
               <w:spacing w:after="20" w:before="0"/>
             </w:pPr>
-            <w:hyperlink w:history="1" r:id="rIdv--8iuohrkdkoevpgmrr4">
+            <w:hyperlink w:history="1" r:id="rIdxuc5eza0ppmlgopx1vzim">
               <w:r>
                 <w:rPr>
                   <w:rFonts w:ascii="Arial" w:cs="Arial" w:eastAsia="Arial" w:hAnsi="Arial"/>
@@ -13769,7 +14117,7 @@
               <w:spacing w:after="10" w:before="0"/>
               <w:ind w:left="120"/>
             </w:pPr>
-            <w:hyperlink w:history="1" r:id="rId1guayu184cq1rkr6ont0r">
+            <w:hyperlink w:history="1" r:id="rIdwftwshezmj8h6ehc-yiws">
               <w:r>
                 <w:rPr>
                   <w:rFonts w:ascii="Arial" w:cs="Arial" w:eastAsia="Arial" w:hAnsi="Arial"/>
@@ -13814,7 +14162,7 @@
             <w:pPr>
               <w:spacing w:after="20" w:before="0"/>
             </w:pPr>
-            <w:hyperlink w:history="1" r:id="rIduapdrk_yy0e3cpnptknwg">
+            <w:hyperlink w:history="1" r:id="rIdr34fjmir_tcaftbddw7eb">
               <w:r>
                 <w:rPr>
                   <w:rFonts w:ascii="Arial" w:cs="Arial" w:eastAsia="Arial" w:hAnsi="Arial"/>
@@ -13847,7 +14195,7 @@
               <w:spacing w:after="10" w:before="0"/>
               <w:ind w:left="120"/>
             </w:pPr>
-            <w:hyperlink w:history="1" r:id="rIdt0ulaw968gugpnqwmagtr">
+            <w:hyperlink w:history="1" r:id="rIdhb6mrtoe4aqoogw3ao8c0">
               <w:r>
                 <w:rPr>
                   <w:rFonts w:ascii="Arial" w:cs="Arial" w:eastAsia="Arial" w:hAnsi="Arial"/>
@@ -14495,6 +14843,65 @@
         </w:tc>
       </w:tr>
     </w:tbl>
+    <w:p>
+      <w:pPr>
+        <w:pBdr>
+          <w:top w:val="single" w:color="BBBBBB" w:sz="4" w:space="4"/>
+        </w:pBdr>
+        <w:spacing w:after="0" w:before="160"/>
+      </w:pPr>
+      <w:r>
+        <w:rPr>
+          <w:rFonts w:ascii="Arial" w:cs="Arial" w:eastAsia="Arial" w:hAnsi="Arial"/>
+          <w:color w:val="666666"/>
+          <w:sz w:val="14"/>
+          <w:szCs w:val="14"/>
+        </w:rPr>
+        <w:t xml:space="preserve">© 2026 SeaVuria and ARES. Aligned with KICD objectives. Developed by SeaVuria; technical implementation by ARES (with AI assistance from Claude). Licensed under </w:t>
+      </w:r>
+      <w:hyperlink w:history="1" r:id="rIdl-ub0gyacnuifzrtzhtz5">
+        <w:r>
+          <w:rPr>
+            <w:rFonts w:ascii="Arial" w:cs="Arial" w:eastAsia="Arial" w:hAnsi="Arial"/>
+            <w:color w:val="1F6B75"/>
+            <w:sz w:val="14"/>
+            <w:szCs w:val="14"/>
+            <w:u w:val="single" w:color="1F6B75"/>
+          </w:rPr>
+          <w:t xml:space="preserve">CC BY-NC 4.0</w:t>
+        </w:r>
+      </w:hyperlink>
+      <w:r>
+        <w:rPr>
+          <w:rFonts w:ascii="Arial" w:cs="Arial" w:eastAsia="Arial" w:hAnsi="Arial"/>
+          <w:color w:val="666666"/>
+          <w:sz w:val="14"/>
+          <w:szCs w:val="14"/>
+        </w:rPr>
+        <w:t xml:space="preserve"> (</w:t>
+      </w:r>
+      <w:hyperlink w:history="1" r:id="rIdxygpmexg6f4ablsbe5jkf">
+        <w:r>
+          <w:rPr>
+            <w:rFonts w:ascii="Arial" w:cs="Arial" w:eastAsia="Arial" w:hAnsi="Arial"/>
+            <w:color w:val="1F6B75"/>
+            <w:sz w:val="14"/>
+            <w:szCs w:val="14"/>
+            <w:u w:val="single" w:color="1F6B75"/>
+          </w:rPr>
+          <w:t xml:space="preserve">https://creativecommons.org/licenses/by-nc/4.0/</w:t>
+        </w:r>
+      </w:hyperlink>
+      <w:r>
+        <w:rPr>
+          <w:rFonts w:ascii="Arial" w:cs="Arial" w:eastAsia="Arial" w:hAnsi="Arial"/>
+          <w:color w:val="666666"/>
+          <w:sz w:val="14"/>
+          <w:szCs w:val="14"/>
+        </w:rPr>
+        <w:t xml:space="preserve">).</w:t>
+      </w:r>
+    </w:p>
     <w:p>
       <w:r>
         <w:br w:type="page"/>
@@ -15645,7 +16052,7 @@
             <w:pPr>
               <w:spacing w:after="20" w:before="0"/>
             </w:pPr>
-            <w:hyperlink w:history="1" r:id="rIdssjv4ugf3sqpl1wdb3clk">
+            <w:hyperlink w:history="1" r:id="rIdn8hevak6ykmsnrq5htvxv">
               <w:r>
                 <w:rPr>
                   <w:rFonts w:ascii="Arial" w:cs="Arial" w:eastAsia="Arial" w:hAnsi="Arial"/>
@@ -15678,7 +16085,7 @@
               <w:spacing w:after="10" w:before="0"/>
               <w:ind w:left="120"/>
             </w:pPr>
-            <w:hyperlink w:history="1" r:id="rIdlh8edpjhe2izzydowohqc">
+            <w:hyperlink w:history="1" r:id="rIdix5rxdxzdgazh7cd3zmf5">
               <w:r>
                 <w:rPr>
                   <w:rFonts w:ascii="Arial" w:cs="Arial" w:eastAsia="Arial" w:hAnsi="Arial"/>
@@ -15723,7 +16130,7 @@
             <w:pPr>
               <w:spacing w:after="20" w:before="0"/>
             </w:pPr>
-            <w:hyperlink w:history="1" r:id="rIdmfdwdav5hhzglqol8iagv">
+            <w:hyperlink w:history="1" r:id="rIdyty3fzgzk0yqqgnvz5j4f">
               <w:r>
                 <w:rPr>
                   <w:rFonts w:ascii="Arial" w:cs="Arial" w:eastAsia="Arial" w:hAnsi="Arial"/>
@@ -15756,7 +16163,7 @@
               <w:spacing w:after="10" w:before="0"/>
               <w:ind w:left="120"/>
             </w:pPr>
-            <w:hyperlink w:history="1" r:id="rIdagugdlcgtrvxgxxking2s">
+            <w:hyperlink w:history="1" r:id="rIdi7rchxevymvjq3uk0tfhk">
               <w:r>
                 <w:rPr>
                   <w:rFonts w:ascii="Arial" w:cs="Arial" w:eastAsia="Arial" w:hAnsi="Arial"/>
@@ -15951,7 +16358,7 @@
             <w:pPr>
               <w:spacing w:after="20" w:before="0"/>
             </w:pPr>
-            <w:hyperlink w:history="1" r:id="rIdkorspivsf9qgxof4ck6jq">
+            <w:hyperlink w:history="1" r:id="rIdvcdr-1c-ia5mknu8caxpl">
               <w:r>
                 <w:rPr>
                   <w:rFonts w:ascii="Arial" w:cs="Arial" w:eastAsia="Arial" w:hAnsi="Arial"/>
@@ -15984,7 +16391,7 @@
               <w:spacing w:after="10" w:before="0"/>
               <w:ind w:left="120"/>
             </w:pPr>
-            <w:hyperlink w:history="1" r:id="rIddjab10uksoumeu4fvtx4j">
+            <w:hyperlink w:history="1" r:id="rIdwwt5tdnlktzgjyjvsfngy">
               <w:r>
                 <w:rPr>
                   <w:rFonts w:ascii="Arial" w:cs="Arial" w:eastAsia="Arial" w:hAnsi="Arial"/>
@@ -16029,7 +16436,7 @@
             <w:pPr>
               <w:spacing w:after="20" w:before="0"/>
             </w:pPr>
-            <w:hyperlink w:history="1" r:id="rIdtud9mhhn09tsb9gvalwey">
+            <w:hyperlink w:history="1" r:id="rIdfqcfqarotsrt5ayouyx76">
               <w:r>
                 <w:rPr>
                   <w:rFonts w:ascii="Arial" w:cs="Arial" w:eastAsia="Arial" w:hAnsi="Arial"/>
@@ -16062,7 +16469,7 @@
               <w:spacing w:after="10" w:before="0"/>
               <w:ind w:left="120"/>
             </w:pPr>
-            <w:hyperlink w:history="1" r:id="rIdjcugu41nqt5bmw3jrb4fr">
+            <w:hyperlink w:history="1" r:id="rIdovli1d_q4v5xrth2ppm7i">
               <w:r>
                 <w:rPr>
                   <w:rFonts w:ascii="Arial" w:cs="Arial" w:eastAsia="Arial" w:hAnsi="Arial"/>
@@ -16257,7 +16664,7 @@
             <w:pPr>
               <w:spacing w:after="20" w:before="0"/>
             </w:pPr>
-            <w:hyperlink w:history="1" r:id="rIdibgpopfhc6xf2vm328pz_">
+            <w:hyperlink w:history="1" r:id="rIdcpuylwr4ttvbflbegftws">
               <w:r>
                 <w:rPr>
                   <w:rFonts w:ascii="Arial" w:cs="Arial" w:eastAsia="Arial" w:hAnsi="Arial"/>
@@ -16290,7 +16697,7 @@
               <w:spacing w:after="10" w:before="0"/>
               <w:ind w:left="120"/>
             </w:pPr>
-            <w:hyperlink w:history="1" r:id="rIdczsv1xwqsak5jv3as8wfm">
+            <w:hyperlink w:history="1" r:id="rIdksk5z2diitheme0jmtvti">
               <w:r>
                 <w:rPr>
                   <w:rFonts w:ascii="Arial" w:cs="Arial" w:eastAsia="Arial" w:hAnsi="Arial"/>
@@ -16335,7 +16742,7 @@
             <w:pPr>
               <w:spacing w:after="20" w:before="0"/>
             </w:pPr>
-            <w:hyperlink w:history="1" r:id="rId7wxcgyduqgxgmfa66igov">
+            <w:hyperlink w:history="1" r:id="rIdu1vyzkbzommsvizpr3f8q">
               <w:r>
                 <w:rPr>
                   <w:rFonts w:ascii="Arial" w:cs="Arial" w:eastAsia="Arial" w:hAnsi="Arial"/>
@@ -16368,7 +16775,7 @@
               <w:spacing w:after="10" w:before="0"/>
               <w:ind w:left="120"/>
             </w:pPr>
-            <w:hyperlink w:history="1" r:id="rIdaa9a_cgj3v7wpbmblemqg">
+            <w:hyperlink w:history="1" r:id="rIdjajncsu_yvwzym029br3d">
               <w:r>
                 <w:rPr>
                   <w:rFonts w:ascii="Arial" w:cs="Arial" w:eastAsia="Arial" w:hAnsi="Arial"/>
@@ -16563,7 +16970,7 @@
             <w:pPr>
               <w:spacing w:after="20" w:before="0"/>
             </w:pPr>
-            <w:hyperlink w:history="1" r:id="rId3g2xzljmb9qfiswg6lkyf">
+            <w:hyperlink w:history="1" r:id="rId1epezydgxm-ecz8-528if">
               <w:r>
                 <w:rPr>
                   <w:rFonts w:ascii="Arial" w:cs="Arial" w:eastAsia="Arial" w:hAnsi="Arial"/>
@@ -16596,7 +17003,7 @@
               <w:spacing w:after="10" w:before="0"/>
               <w:ind w:left="120"/>
             </w:pPr>
-            <w:hyperlink w:history="1" r:id="rIdvl__2kkugz6rh2xngyoat">
+            <w:hyperlink w:history="1" r:id="rIddir_1kdwmpridhbmnmdjl">
               <w:r>
                 <w:rPr>
                   <w:rFonts w:ascii="Arial" w:cs="Arial" w:eastAsia="Arial" w:hAnsi="Arial"/>
@@ -16641,7 +17048,7 @@
             <w:pPr>
               <w:spacing w:after="20" w:before="0"/>
             </w:pPr>
-            <w:hyperlink w:history="1" r:id="rIdwjueqgwenyj5rg_akui8s">
+            <w:hyperlink w:history="1" r:id="rIdrdx2caefl74n8eaouzsdd">
               <w:r>
                 <w:rPr>
                   <w:rFonts w:ascii="Arial" w:cs="Arial" w:eastAsia="Arial" w:hAnsi="Arial"/>
@@ -16674,7 +17081,7 @@
               <w:spacing w:after="10" w:before="0"/>
               <w:ind w:left="120"/>
             </w:pPr>
-            <w:hyperlink w:history="1" r:id="rIdmjsko5uspcxmofxpth9h8">
+            <w:hyperlink w:history="1" r:id="rIdnffkbdlw5upiscglgnwqs">
               <w:r>
                 <w:rPr>
                   <w:rFonts w:ascii="Arial" w:cs="Arial" w:eastAsia="Arial" w:hAnsi="Arial"/>
@@ -16869,7 +17276,7 @@
             <w:pPr>
               <w:spacing w:after="20" w:before="0"/>
             </w:pPr>
-            <w:hyperlink w:history="1" r:id="rIdfjtzcpvzkssld-jvgr63x">
+            <w:hyperlink w:history="1" r:id="rIdgwalwndqoyue5vrptcvau">
               <w:r>
                 <w:rPr>
                   <w:rFonts w:ascii="Arial" w:cs="Arial" w:eastAsia="Arial" w:hAnsi="Arial"/>
@@ -16902,7 +17309,7 @@
               <w:spacing w:after="10" w:before="0"/>
               <w:ind w:left="120"/>
             </w:pPr>
-            <w:hyperlink w:history="1" r:id="rIdq8rkkhwj9yxkoe4simkjd">
+            <w:hyperlink w:history="1" r:id="rIdekjobhwwuhb10kca53aut">
               <w:r>
                 <w:rPr>
                   <w:rFonts w:ascii="Arial" w:cs="Arial" w:eastAsia="Arial" w:hAnsi="Arial"/>
@@ -16947,7 +17354,7 @@
             <w:pPr>
               <w:spacing w:after="20" w:before="0"/>
             </w:pPr>
-            <w:hyperlink w:history="1" r:id="rIdlu8wa9mgcbmauks_l5ihf">
+            <w:hyperlink w:history="1" r:id="rIddmwdn0pgvqt3du03lwat5">
               <w:r>
                 <w:rPr>
                   <w:rFonts w:ascii="Arial" w:cs="Arial" w:eastAsia="Arial" w:hAnsi="Arial"/>
@@ -16980,7 +17387,7 @@
               <w:spacing w:after="10" w:before="0"/>
               <w:ind w:left="120"/>
             </w:pPr>
-            <w:hyperlink w:history="1" r:id="rIdjqhkniryvjv3flj86vd8g">
+            <w:hyperlink w:history="1" r:id="rId6_zwy5q3y1nvbmtx0pwps">
               <w:r>
                 <w:rPr>
                   <w:rFonts w:ascii="Arial" w:cs="Arial" w:eastAsia="Arial" w:hAnsi="Arial"/>
@@ -17552,6 +17959,65 @@
         </w:tc>
       </w:tr>
     </w:tbl>
+    <w:p>
+      <w:pPr>
+        <w:pBdr>
+          <w:top w:val="single" w:color="BBBBBB" w:sz="4" w:space="4"/>
+        </w:pBdr>
+        <w:spacing w:after="0" w:before="160"/>
+      </w:pPr>
+      <w:r>
+        <w:rPr>
+          <w:rFonts w:ascii="Arial" w:cs="Arial" w:eastAsia="Arial" w:hAnsi="Arial"/>
+          <w:color w:val="666666"/>
+          <w:sz w:val="14"/>
+          <w:szCs w:val="14"/>
+        </w:rPr>
+        <w:t xml:space="preserve">© 2026 SeaVuria and ARES. Aligned with KICD objectives. Developed by SeaVuria; technical implementation by ARES (with AI assistance from Claude). Licensed under </w:t>
+      </w:r>
+      <w:hyperlink w:history="1" r:id="rIdilic-jbc77lbmdoe1wbed">
+        <w:r>
+          <w:rPr>
+            <w:rFonts w:ascii="Arial" w:cs="Arial" w:eastAsia="Arial" w:hAnsi="Arial"/>
+            <w:color w:val="1F6B75"/>
+            <w:sz w:val="14"/>
+            <w:szCs w:val="14"/>
+            <w:u w:val="single" w:color="1F6B75"/>
+          </w:rPr>
+          <w:t xml:space="preserve">CC BY-NC 4.0</w:t>
+        </w:r>
+      </w:hyperlink>
+      <w:r>
+        <w:rPr>
+          <w:rFonts w:ascii="Arial" w:cs="Arial" w:eastAsia="Arial" w:hAnsi="Arial"/>
+          <w:color w:val="666666"/>
+          <w:sz w:val="14"/>
+          <w:szCs w:val="14"/>
+        </w:rPr>
+        <w:t xml:space="preserve"> (</w:t>
+      </w:r>
+      <w:hyperlink w:history="1" r:id="rIdhj6tp4x2wkskj4sgk1tv1">
+        <w:r>
+          <w:rPr>
+            <w:rFonts w:ascii="Arial" w:cs="Arial" w:eastAsia="Arial" w:hAnsi="Arial"/>
+            <w:color w:val="1F6B75"/>
+            <w:sz w:val="14"/>
+            <w:szCs w:val="14"/>
+            <w:u w:val="single" w:color="1F6B75"/>
+          </w:rPr>
+          <w:t xml:space="preserve">https://creativecommons.org/licenses/by-nc/4.0/</w:t>
+        </w:r>
+      </w:hyperlink>
+      <w:r>
+        <w:rPr>
+          <w:rFonts w:ascii="Arial" w:cs="Arial" w:eastAsia="Arial" w:hAnsi="Arial"/>
+          <w:color w:val="666666"/>
+          <w:sz w:val="14"/>
+          <w:szCs w:val="14"/>
+        </w:rPr>
+        <w:t xml:space="preserve">).</w:t>
+      </w:r>
+    </w:p>
     <w:p>
       <w:r>
         <w:br w:type="page"/>
@@ -18742,7 +19208,7 @@
             <w:pPr>
               <w:spacing w:after="20" w:before="0"/>
             </w:pPr>
-            <w:hyperlink w:history="1" r:id="rIdczk_bd3wpioy_lsf3o-kz">
+            <w:hyperlink w:history="1" r:id="rIdoaool7mfp_homvacejpno">
               <w:r>
                 <w:rPr>
                   <w:rFonts w:ascii="Arial" w:cs="Arial" w:eastAsia="Arial" w:hAnsi="Arial"/>
@@ -18775,7 +19241,7 @@
               <w:spacing w:after="10" w:before="0"/>
               <w:ind w:left="120"/>
             </w:pPr>
-            <w:hyperlink w:history="1" r:id="rIdqn8pc5tjj5vlkjoso2ldf">
+            <w:hyperlink w:history="1" r:id="rIdm4uv3ttttrlmdldpaa328">
               <w:r>
                 <w:rPr>
                   <w:rFonts w:ascii="Arial" w:cs="Arial" w:eastAsia="Arial" w:hAnsi="Arial"/>
@@ -18820,7 +19286,7 @@
             <w:pPr>
               <w:spacing w:after="20" w:before="0"/>
             </w:pPr>
-            <w:hyperlink w:history="1" r:id="rId__unpqoofbludyqldwy9_">
+            <w:hyperlink w:history="1" r:id="rIdrbhye1q2tpkzqqmctvmjz">
               <w:r>
                 <w:rPr>
                   <w:rFonts w:ascii="Arial" w:cs="Arial" w:eastAsia="Arial" w:hAnsi="Arial"/>
@@ -18853,7 +19319,7 @@
               <w:spacing w:after="10" w:before="0"/>
               <w:ind w:left="120"/>
             </w:pPr>
-            <w:hyperlink w:history="1" r:id="rIdamwgkn9fprzea3axrt0qt">
+            <w:hyperlink w:history="1" r:id="rIdu9q875efskft1uikvbwgn">
               <w:r>
                 <w:rPr>
                   <w:rFonts w:ascii="Arial" w:cs="Arial" w:eastAsia="Arial" w:hAnsi="Arial"/>
@@ -19048,7 +19514,7 @@
             <w:pPr>
               <w:spacing w:after="20" w:before="0"/>
             </w:pPr>
-            <w:hyperlink w:history="1" r:id="rIdhyzyru27yoabeph9d_2wj">
+            <w:hyperlink w:history="1" r:id="rIdyogcv-yfewgkcltgfqy0s">
               <w:r>
                 <w:rPr>
                   <w:rFonts w:ascii="Arial" w:cs="Arial" w:eastAsia="Arial" w:hAnsi="Arial"/>
@@ -19081,7 +19547,7 @@
               <w:spacing w:after="10" w:before="0"/>
               <w:ind w:left="120"/>
             </w:pPr>
-            <w:hyperlink w:history="1" r:id="rId-m_nrmlneh9cmenulcxqx">
+            <w:hyperlink w:history="1" r:id="rIdzdbsdhykbzvem4r92yy7-">
               <w:r>
                 <w:rPr>
                   <w:rFonts w:ascii="Arial" w:cs="Arial" w:eastAsia="Arial" w:hAnsi="Arial"/>
@@ -19126,7 +19592,7 @@
             <w:pPr>
               <w:spacing w:after="20" w:before="0"/>
             </w:pPr>
-            <w:hyperlink w:history="1" r:id="rIdb7wnthfzcc72ya4mb9-wy">
+            <w:hyperlink w:history="1" r:id="rIdsbtatbgulstlovcb3q05c">
               <w:r>
                 <w:rPr>
                   <w:rFonts w:ascii="Arial" w:cs="Arial" w:eastAsia="Arial" w:hAnsi="Arial"/>
@@ -19159,7 +19625,7 @@
               <w:spacing w:after="10" w:before="0"/>
               <w:ind w:left="120"/>
             </w:pPr>
-            <w:hyperlink w:history="1" r:id="rIdzq0timl_n7-5y304dfuoy">
+            <w:hyperlink w:history="1" r:id="rIdmjfo35hiunqtbrif1zoe_">
               <w:r>
                 <w:rPr>
                   <w:rFonts w:ascii="Arial" w:cs="Arial" w:eastAsia="Arial" w:hAnsi="Arial"/>
@@ -19354,7 +19820,7 @@
             <w:pPr>
               <w:spacing w:after="20" w:before="0"/>
             </w:pPr>
-            <w:hyperlink w:history="1" r:id="rIdgahlmmsbeaggkz03fguq7">
+            <w:hyperlink w:history="1" r:id="rIdylwu20ajz2hw4sh0brkpb">
               <w:r>
                 <w:rPr>
                   <w:rFonts w:ascii="Arial" w:cs="Arial" w:eastAsia="Arial" w:hAnsi="Arial"/>
@@ -19387,7 +19853,7 @@
               <w:spacing w:after="10" w:before="0"/>
               <w:ind w:left="120"/>
             </w:pPr>
-            <w:hyperlink w:history="1" r:id="rIddvl2kve4kv3thie5lq0uv">
+            <w:hyperlink w:history="1" r:id="rIdvy-4snxssmdqcbogtgf7p">
               <w:r>
                 <w:rPr>
                   <w:rFonts w:ascii="Arial" w:cs="Arial" w:eastAsia="Arial" w:hAnsi="Arial"/>
@@ -19432,7 +19898,7 @@
             <w:pPr>
               <w:spacing w:after="20" w:before="0"/>
             </w:pPr>
-            <w:hyperlink w:history="1" r:id="rIdjh3fw0fb5z2tlyuterdhs">
+            <w:hyperlink w:history="1" r:id="rIdmcapq9z_2-39ig-wrtmzv">
               <w:r>
                 <w:rPr>
                   <w:rFonts w:ascii="Arial" w:cs="Arial" w:eastAsia="Arial" w:hAnsi="Arial"/>
@@ -19465,7 +19931,7 @@
               <w:spacing w:after="10" w:before="0"/>
               <w:ind w:left="120"/>
             </w:pPr>
-            <w:hyperlink w:history="1" r:id="rIdoxpovoqx2cnvdafffqbod">
+            <w:hyperlink w:history="1" r:id="rId3jl0bnrznhddeku2qiwry">
               <w:r>
                 <w:rPr>
                   <w:rFonts w:ascii="Arial" w:cs="Arial" w:eastAsia="Arial" w:hAnsi="Arial"/>
@@ -19660,7 +20126,7 @@
             <w:pPr>
               <w:spacing w:after="20" w:before="0"/>
             </w:pPr>
-            <w:hyperlink w:history="1" r:id="rIds88s-adgv5kjgn4jbnc-l">
+            <w:hyperlink w:history="1" r:id="rIdy0ctikfcyk9ziyvkzjems">
               <w:r>
                 <w:rPr>
                   <w:rFonts w:ascii="Arial" w:cs="Arial" w:eastAsia="Arial" w:hAnsi="Arial"/>
@@ -19693,7 +20159,7 @@
               <w:spacing w:after="10" w:before="0"/>
               <w:ind w:left="120"/>
             </w:pPr>
-            <w:hyperlink w:history="1" r:id="rIdldxzjkrkezpffk7xx6xto">
+            <w:hyperlink w:history="1" r:id="rIdawtasyuyndydb40kwicxq">
               <w:r>
                 <w:rPr>
                   <w:rFonts w:ascii="Arial" w:cs="Arial" w:eastAsia="Arial" w:hAnsi="Arial"/>
@@ -19738,7 +20204,7 @@
             <w:pPr>
               <w:spacing w:after="20" w:before="0"/>
             </w:pPr>
-            <w:hyperlink w:history="1" r:id="rIdgr7qibtuje1zzciavkbps">
+            <w:hyperlink w:history="1" r:id="rIdcwnokol3jqyrv4mg1atuo">
               <w:r>
                 <w:rPr>
                   <w:rFonts w:ascii="Arial" w:cs="Arial" w:eastAsia="Arial" w:hAnsi="Arial"/>
@@ -19771,7 +20237,7 @@
               <w:spacing w:after="10" w:before="0"/>
               <w:ind w:left="120"/>
             </w:pPr>
-            <w:hyperlink w:history="1" r:id="rIdmq9qz4b5vqqwubluxykgo">
+            <w:hyperlink w:history="1" r:id="rId0zblx1te4mlul_fll5wgw">
               <w:r>
                 <w:rPr>
                   <w:rFonts w:ascii="Arial" w:cs="Arial" w:eastAsia="Arial" w:hAnsi="Arial"/>
@@ -19966,7 +20432,7 @@
             <w:pPr>
               <w:spacing w:after="20" w:before="0"/>
             </w:pPr>
-            <w:hyperlink w:history="1" r:id="rIdabexehgsezurxobc-rgqe">
+            <w:hyperlink w:history="1" r:id="rIdp1ejmsulmyavrnnq5m5-2">
               <w:r>
                 <w:rPr>
                   <w:rFonts w:ascii="Arial" w:cs="Arial" w:eastAsia="Arial" w:hAnsi="Arial"/>
@@ -19999,7 +20465,7 @@
               <w:spacing w:after="10" w:before="0"/>
               <w:ind w:left="120"/>
             </w:pPr>
-            <w:hyperlink w:history="1" r:id="rIddfj61vvtwdmcewgsnbhvo">
+            <w:hyperlink w:history="1" r:id="rId-dnipfceorrbq-rnpgy-6">
               <w:r>
                 <w:rPr>
                   <w:rFonts w:ascii="Arial" w:cs="Arial" w:eastAsia="Arial" w:hAnsi="Arial"/>
@@ -20044,7 +20510,7 @@
             <w:pPr>
               <w:spacing w:after="20" w:before="0"/>
             </w:pPr>
-            <w:hyperlink w:history="1" r:id="rIdhynw-yj-k_eac7gjeurmq">
+            <w:hyperlink w:history="1" r:id="rIdhmjsgs55w0vl6tyajlibr">
               <w:r>
                 <w:rPr>
                   <w:rFonts w:ascii="Arial" w:cs="Arial" w:eastAsia="Arial" w:hAnsi="Arial"/>
@@ -20077,7 +20543,7 @@
               <w:spacing w:after="10" w:before="0"/>
               <w:ind w:left="120"/>
             </w:pPr>
-            <w:hyperlink w:history="1" r:id="rIdpsljesemvcu56pzxy4tq-">
+            <w:hyperlink w:history="1" r:id="rIdz6izuk75g4tbpgqpcccsb">
               <w:r>
                 <w:rPr>
                   <w:rFonts w:ascii="Arial" w:cs="Arial" w:eastAsia="Arial" w:hAnsi="Arial"/>
@@ -20573,6 +21039,65 @@
         </w:tc>
       </w:tr>
     </w:tbl>
+    <w:p>
+      <w:pPr>
+        <w:pBdr>
+          <w:top w:val="single" w:color="BBBBBB" w:sz="4" w:space="4"/>
+        </w:pBdr>
+        <w:spacing w:after="0" w:before="160"/>
+      </w:pPr>
+      <w:r>
+        <w:rPr>
+          <w:rFonts w:ascii="Arial" w:cs="Arial" w:eastAsia="Arial" w:hAnsi="Arial"/>
+          <w:color w:val="666666"/>
+          <w:sz w:val="14"/>
+          <w:szCs w:val="14"/>
+        </w:rPr>
+        <w:t xml:space="preserve">© 2026 SeaVuria and ARES. Aligned with KICD objectives. Developed by SeaVuria; technical implementation by ARES (with AI assistance from Claude). Licensed under </w:t>
+      </w:r>
+      <w:hyperlink w:history="1" r:id="rIdpmtqmpav3pfnvsdferzde">
+        <w:r>
+          <w:rPr>
+            <w:rFonts w:ascii="Arial" w:cs="Arial" w:eastAsia="Arial" w:hAnsi="Arial"/>
+            <w:color w:val="1F6B75"/>
+            <w:sz w:val="14"/>
+            <w:szCs w:val="14"/>
+            <w:u w:val="single" w:color="1F6B75"/>
+          </w:rPr>
+          <w:t xml:space="preserve">CC BY-NC 4.0</w:t>
+        </w:r>
+      </w:hyperlink>
+      <w:r>
+        <w:rPr>
+          <w:rFonts w:ascii="Arial" w:cs="Arial" w:eastAsia="Arial" w:hAnsi="Arial"/>
+          <w:color w:val="666666"/>
+          <w:sz w:val="14"/>
+          <w:szCs w:val="14"/>
+        </w:rPr>
+        <w:t xml:space="preserve"> (</w:t>
+      </w:r>
+      <w:hyperlink w:history="1" r:id="rIdpddveb_i7rb3dyr9td3ia">
+        <w:r>
+          <w:rPr>
+            <w:rFonts w:ascii="Arial" w:cs="Arial" w:eastAsia="Arial" w:hAnsi="Arial"/>
+            <w:color w:val="1F6B75"/>
+            <w:sz w:val="14"/>
+            <w:szCs w:val="14"/>
+            <w:u w:val="single" w:color="1F6B75"/>
+          </w:rPr>
+          <w:t xml:space="preserve">https://creativecommons.org/licenses/by-nc/4.0/</w:t>
+        </w:r>
+      </w:hyperlink>
+      <w:r>
+        <w:rPr>
+          <w:rFonts w:ascii="Arial" w:cs="Arial" w:eastAsia="Arial" w:hAnsi="Arial"/>
+          <w:color w:val="666666"/>
+          <w:sz w:val="14"/>
+          <w:szCs w:val="14"/>
+        </w:rPr>
+        <w:t xml:space="preserve">).</w:t>
+      </w:r>
+    </w:p>
     <w:p>
       <w:r>
         <w:br w:type="page"/>
@@ -21564,7 +22089,7 @@
             <w:pPr>
               <w:spacing w:after="20" w:before="0"/>
             </w:pPr>
-            <w:hyperlink w:history="1" r:id="rIdidf1y-q8c4dzi9kqmrnng">
+            <w:hyperlink w:history="1" r:id="rIdtcol4pkyfcm2lfdfnhxku">
               <w:r>
                 <w:rPr>
                   <w:rFonts w:ascii="Arial" w:cs="Arial" w:eastAsia="Arial" w:hAnsi="Arial"/>
@@ -21597,7 +22122,7 @@
               <w:spacing w:after="10" w:before="0"/>
               <w:ind w:left="120"/>
             </w:pPr>
-            <w:hyperlink w:history="1" r:id="rIdjunfcw_2jnujm2unk6p2v">
+            <w:hyperlink w:history="1" r:id="rIduhvj3qfi62t4kjs_mbvbj">
               <w:r>
                 <w:rPr>
                   <w:rFonts w:ascii="Arial" w:cs="Arial" w:eastAsia="Arial" w:hAnsi="Arial"/>
@@ -21642,7 +22167,7 @@
             <w:pPr>
               <w:spacing w:after="20" w:before="0"/>
             </w:pPr>
-            <w:hyperlink w:history="1" r:id="rIdvdzlu4afdsarvntntp9l6">
+            <w:hyperlink w:history="1" r:id="rId3bqkl46pq9fh6cm5gcsty">
               <w:r>
                 <w:rPr>
                   <w:rFonts w:ascii="Arial" w:cs="Arial" w:eastAsia="Arial" w:hAnsi="Arial"/>
@@ -21675,7 +22200,7 @@
               <w:spacing w:after="10" w:before="0"/>
               <w:ind w:left="120"/>
             </w:pPr>
-            <w:hyperlink w:history="1" r:id="rId6-c27-odxtvarduuenzpg">
+            <w:hyperlink w:history="1" r:id="rIdl2lbttnanuwkeqi8eruqc">
               <w:r>
                 <w:rPr>
                   <w:rFonts w:ascii="Arial" w:cs="Arial" w:eastAsia="Arial" w:hAnsi="Arial"/>
@@ -21870,7 +22395,7 @@
             <w:pPr>
               <w:spacing w:after="20" w:before="0"/>
             </w:pPr>
-            <w:hyperlink w:history="1" r:id="rIdc_okllhpyh_ptrsnn7aeh">
+            <w:hyperlink w:history="1" r:id="rIdgvhxb-ouxsgixae5gs9r8">
               <w:r>
                 <w:rPr>
                   <w:rFonts w:ascii="Arial" w:cs="Arial" w:eastAsia="Arial" w:hAnsi="Arial"/>
@@ -21903,7 +22428,7 @@
               <w:spacing w:after="10" w:before="0"/>
               <w:ind w:left="120"/>
             </w:pPr>
-            <w:hyperlink w:history="1" r:id="rId732ryxi8lgpt7nzz3swa2">
+            <w:hyperlink w:history="1" r:id="rIdoxh5tm90x4lkniono8huj">
               <w:r>
                 <w:rPr>
                   <w:rFonts w:ascii="Arial" w:cs="Arial" w:eastAsia="Arial" w:hAnsi="Arial"/>
@@ -21948,7 +22473,7 @@
             <w:pPr>
               <w:spacing w:after="20" w:before="0"/>
             </w:pPr>
-            <w:hyperlink w:history="1" r:id="rIdvwxehrps-sdnimqhuwvcq">
+            <w:hyperlink w:history="1" r:id="rIdeqlnk70pfn4i2rcjrh7ix">
               <w:r>
                 <w:rPr>
                   <w:rFonts w:ascii="Arial" w:cs="Arial" w:eastAsia="Arial" w:hAnsi="Arial"/>
@@ -21981,7 +22506,7 @@
               <w:spacing w:after="10" w:before="0"/>
               <w:ind w:left="120"/>
             </w:pPr>
-            <w:hyperlink w:history="1" r:id="rIdatqqlluvk_6ftoxu1ma_t">
+            <w:hyperlink w:history="1" r:id="rIdnxbtzqwni7c77nzv-pckg">
               <w:r>
                 <w:rPr>
                   <w:rFonts w:ascii="Arial" w:cs="Arial" w:eastAsia="Arial" w:hAnsi="Arial"/>
@@ -22176,7 +22701,7 @@
             <w:pPr>
               <w:spacing w:after="20" w:before="0"/>
             </w:pPr>
-            <w:hyperlink w:history="1" r:id="rIdlpcpp9jtxt2v97wk7ytg6">
+            <w:hyperlink w:history="1" r:id="rIdux3jluguvqcdk5falvb51">
               <w:r>
                 <w:rPr>
                   <w:rFonts w:ascii="Arial" w:cs="Arial" w:eastAsia="Arial" w:hAnsi="Arial"/>
@@ -22209,7 +22734,7 @@
               <w:spacing w:after="10" w:before="0"/>
               <w:ind w:left="120"/>
             </w:pPr>
-            <w:hyperlink w:history="1" r:id="rIdhvvaknnaejcedtcufl5iw">
+            <w:hyperlink w:history="1" r:id="rIdyxbr7qa_awrcunikqufxk">
               <w:r>
                 <w:rPr>
                   <w:rFonts w:ascii="Arial" w:cs="Arial" w:eastAsia="Arial" w:hAnsi="Arial"/>
@@ -22254,7 +22779,7 @@
             <w:pPr>
               <w:spacing w:after="20" w:before="0"/>
             </w:pPr>
-            <w:hyperlink w:history="1" r:id="rIdzjehgq1sgxja1-ptdvh3l">
+            <w:hyperlink w:history="1" r:id="rIdwb7v0sdf-acofwmeurcge">
               <w:r>
                 <w:rPr>
                   <w:rFonts w:ascii="Arial" w:cs="Arial" w:eastAsia="Arial" w:hAnsi="Arial"/>
@@ -22287,7 +22812,7 @@
               <w:spacing w:after="10" w:before="0"/>
               <w:ind w:left="120"/>
             </w:pPr>
-            <w:hyperlink w:history="1" r:id="rId4cmq-efs3zotdjdqvmelt">
+            <w:hyperlink w:history="1" r:id="rIdfthg5inb9x6a2bcrvzixn">
               <w:r>
                 <w:rPr>
                   <w:rFonts w:ascii="Arial" w:cs="Arial" w:eastAsia="Arial" w:hAnsi="Arial"/>
@@ -22482,7 +23007,7 @@
             <w:pPr>
               <w:spacing w:after="20" w:before="0"/>
             </w:pPr>
-            <w:hyperlink w:history="1" r:id="rIdi-w-jkbmtseknfvi7h2zu">
+            <w:hyperlink w:history="1" r:id="rIdbpg5eoqoxqw40xho2r7ww">
               <w:r>
                 <w:rPr>
                   <w:rFonts w:ascii="Arial" w:cs="Arial" w:eastAsia="Arial" w:hAnsi="Arial"/>
@@ -22515,7 +23040,7 @@
               <w:spacing w:after="10" w:before="0"/>
               <w:ind w:left="120"/>
             </w:pPr>
-            <w:hyperlink w:history="1" r:id="rId0vjo8lgpz9r2yrfpotgb4">
+            <w:hyperlink w:history="1" r:id="rIdni79jq1jhssebfkmkuv-h">
               <w:r>
                 <w:rPr>
                   <w:rFonts w:ascii="Arial" w:cs="Arial" w:eastAsia="Arial" w:hAnsi="Arial"/>
@@ -22560,7 +23085,7 @@
             <w:pPr>
               <w:spacing w:after="20" w:before="0"/>
             </w:pPr>
-            <w:hyperlink w:history="1" r:id="rIdvsjitmg0t53kp52t0r04c">
+            <w:hyperlink w:history="1" r:id="rIdrumbsidw60kzkynslevri">
               <w:r>
                 <w:rPr>
                   <w:rFonts w:ascii="Arial" w:cs="Arial" w:eastAsia="Arial" w:hAnsi="Arial"/>
@@ -22593,7 +23118,7 @@
               <w:spacing w:after="10" w:before="0"/>
               <w:ind w:left="120"/>
             </w:pPr>
-            <w:hyperlink w:history="1" r:id="rIdefllpcbsazlufmbnw0ntz">
+            <w:hyperlink w:history="1" r:id="rIdupov30tebsuatvkvjgf-r">
               <w:r>
                 <w:rPr>
                   <w:rFonts w:ascii="Arial" w:cs="Arial" w:eastAsia="Arial" w:hAnsi="Arial"/>
@@ -22788,7 +23313,7 @@
             <w:pPr>
               <w:spacing w:after="20" w:before="0"/>
             </w:pPr>
-            <w:hyperlink w:history="1" r:id="rIdncvjqb-ian9di09ufohaw">
+            <w:hyperlink w:history="1" r:id="rIdus9xql3xquutqsrjrqoz1">
               <w:r>
                 <w:rPr>
                   <w:rFonts w:ascii="Arial" w:cs="Arial" w:eastAsia="Arial" w:hAnsi="Arial"/>
@@ -22821,7 +23346,7 @@
               <w:spacing w:after="10" w:before="0"/>
               <w:ind w:left="120"/>
             </w:pPr>
-            <w:hyperlink w:history="1" r:id="rIdpdzurmsw1tpgks_spexch">
+            <w:hyperlink w:history="1" r:id="rIdani8rahqjwxhguzwc27sc">
               <w:r>
                 <w:rPr>
                   <w:rFonts w:ascii="Arial" w:cs="Arial" w:eastAsia="Arial" w:hAnsi="Arial"/>
@@ -22866,7 +23391,7 @@
             <w:pPr>
               <w:spacing w:after="20" w:before="0"/>
             </w:pPr>
-            <w:hyperlink w:history="1" r:id="rId0yf3gqps6_qchvsz8gmrj">
+            <w:hyperlink w:history="1" r:id="rIdwn_adudwtb0aw3qz00gfq">
               <w:r>
                 <w:rPr>
                   <w:rFonts w:ascii="Arial" w:cs="Arial" w:eastAsia="Arial" w:hAnsi="Arial"/>
@@ -22899,7 +23424,7 @@
               <w:spacing w:after="10" w:before="0"/>
               <w:ind w:left="120"/>
             </w:pPr>
-            <w:hyperlink w:history="1" r:id="rIdcasajuu-rvycht1ksumdu">
+            <w:hyperlink w:history="1" r:id="rId3h33xcyosw2pot-tb-wyc">
               <w:r>
                 <w:rPr>
                   <w:rFonts w:ascii="Arial" w:cs="Arial" w:eastAsia="Arial" w:hAnsi="Arial"/>
@@ -23509,6 +24034,65 @@
         </w:tc>
       </w:tr>
     </w:tbl>
+    <w:p>
+      <w:pPr>
+        <w:pBdr>
+          <w:top w:val="single" w:color="BBBBBB" w:sz="4" w:space="4"/>
+        </w:pBdr>
+        <w:spacing w:after="0" w:before="160"/>
+      </w:pPr>
+      <w:r>
+        <w:rPr>
+          <w:rFonts w:ascii="Arial" w:cs="Arial" w:eastAsia="Arial" w:hAnsi="Arial"/>
+          <w:color w:val="666666"/>
+          <w:sz w:val="14"/>
+          <w:szCs w:val="14"/>
+        </w:rPr>
+        <w:t xml:space="preserve">© 2026 SeaVuria and ARES. Aligned with KICD objectives. Developed by SeaVuria; technical implementation by ARES (with AI assistance from Claude). Licensed under </w:t>
+      </w:r>
+      <w:hyperlink w:history="1" r:id="rIddul5e7ei7rwqyxwm3i3-b">
+        <w:r>
+          <w:rPr>
+            <w:rFonts w:ascii="Arial" w:cs="Arial" w:eastAsia="Arial" w:hAnsi="Arial"/>
+            <w:color w:val="1F6B75"/>
+            <w:sz w:val="14"/>
+            <w:szCs w:val="14"/>
+            <w:u w:val="single" w:color="1F6B75"/>
+          </w:rPr>
+          <w:t xml:space="preserve">CC BY-NC 4.0</w:t>
+        </w:r>
+      </w:hyperlink>
+      <w:r>
+        <w:rPr>
+          <w:rFonts w:ascii="Arial" w:cs="Arial" w:eastAsia="Arial" w:hAnsi="Arial"/>
+          <w:color w:val="666666"/>
+          <w:sz w:val="14"/>
+          <w:szCs w:val="14"/>
+        </w:rPr>
+        <w:t xml:space="preserve"> (</w:t>
+      </w:r>
+      <w:hyperlink w:history="1" r:id="rIdqx4xefhtvlvth6x_zwb2z">
+        <w:r>
+          <w:rPr>
+            <w:rFonts w:ascii="Arial" w:cs="Arial" w:eastAsia="Arial" w:hAnsi="Arial"/>
+            <w:color w:val="1F6B75"/>
+            <w:sz w:val="14"/>
+            <w:szCs w:val="14"/>
+            <w:u w:val="single" w:color="1F6B75"/>
+          </w:rPr>
+          <w:t xml:space="preserve">https://creativecommons.org/licenses/by-nc/4.0/</w:t>
+        </w:r>
+      </w:hyperlink>
+      <w:r>
+        <w:rPr>
+          <w:rFonts w:ascii="Arial" w:cs="Arial" w:eastAsia="Arial" w:hAnsi="Arial"/>
+          <w:color w:val="666666"/>
+          <w:sz w:val="14"/>
+          <w:szCs w:val="14"/>
+        </w:rPr>
+        <w:t xml:space="preserve">).</w:t>
+      </w:r>
+    </w:p>
     <w:p>
       <w:r>
         <w:br w:type="page"/>
@@ -24500,7 +25084,7 @@
             <w:pPr>
               <w:spacing w:after="20" w:before="0"/>
             </w:pPr>
-            <w:hyperlink w:history="1" r:id="rIdq8m_tp2-pz8g7fphcexj4">
+            <w:hyperlink w:history="1" r:id="rId9dsdeg_l5yhqvxbclzu6e">
               <w:r>
                 <w:rPr>
                   <w:rFonts w:ascii="Arial" w:cs="Arial" w:eastAsia="Arial" w:hAnsi="Arial"/>
@@ -24533,7 +25117,7 @@
               <w:spacing w:after="10" w:before="0"/>
               <w:ind w:left="120"/>
             </w:pPr>
-            <w:hyperlink w:history="1" r:id="rIdft-i9ireluglpcg7htdkq">
+            <w:hyperlink w:history="1" r:id="rIdspsy7oyyd0-mcalqkfb8v">
               <w:r>
                 <w:rPr>
                   <w:rFonts w:ascii="Arial" w:cs="Arial" w:eastAsia="Arial" w:hAnsi="Arial"/>
@@ -24578,7 +25162,7 @@
             <w:pPr>
               <w:spacing w:after="20" w:before="0"/>
             </w:pPr>
-            <w:hyperlink w:history="1" r:id="rIdchrhesyijnfsh7wkvz8rp">
+            <w:hyperlink w:history="1" r:id="rId307f4t5qf9vpuovgclace">
               <w:r>
                 <w:rPr>
                   <w:rFonts w:ascii="Arial" w:cs="Arial" w:eastAsia="Arial" w:hAnsi="Arial"/>
@@ -24611,7 +25195,7 @@
               <w:spacing w:after="10" w:before="0"/>
               <w:ind w:left="120"/>
             </w:pPr>
-            <w:hyperlink w:history="1" r:id="rId6kovuxglukxlwy412bfze">
+            <w:hyperlink w:history="1" r:id="rIdgapopn1ujsnkxtqwrzgjf">
               <w:r>
                 <w:rPr>
                   <w:rFonts w:ascii="Arial" w:cs="Arial" w:eastAsia="Arial" w:hAnsi="Arial"/>
@@ -24806,7 +25390,7 @@
             <w:pPr>
               <w:spacing w:after="20" w:before="0"/>
             </w:pPr>
-            <w:hyperlink w:history="1" r:id="rIdhhxh_kpa7tzc7noxtxffc">
+            <w:hyperlink w:history="1" r:id="rIdyztfjtneopbjaw0t6xx3e">
               <w:r>
                 <w:rPr>
                   <w:rFonts w:ascii="Arial" w:cs="Arial" w:eastAsia="Arial" w:hAnsi="Arial"/>
@@ -24839,7 +25423,7 @@
               <w:spacing w:after="10" w:before="0"/>
               <w:ind w:left="120"/>
             </w:pPr>
-            <w:hyperlink w:history="1" r:id="rIdjiyqhbcd2nknbfibipyiy">
+            <w:hyperlink w:history="1" r:id="rIdry0_9zamfwwaxqlw7orqi">
               <w:r>
                 <w:rPr>
                   <w:rFonts w:ascii="Arial" w:cs="Arial" w:eastAsia="Arial" w:hAnsi="Arial"/>
@@ -24884,7 +25468,7 @@
             <w:pPr>
               <w:spacing w:after="20" w:before="0"/>
             </w:pPr>
-            <w:hyperlink w:history="1" r:id="rIdqfsvvtxy1kpwkb6zfprpl">
+            <w:hyperlink w:history="1" r:id="rIdakgm2h-sfqlgm-vhun4i9">
               <w:r>
                 <w:rPr>
                   <w:rFonts w:ascii="Arial" w:cs="Arial" w:eastAsia="Arial" w:hAnsi="Arial"/>
@@ -24917,7 +25501,7 @@
               <w:spacing w:after="10" w:before="0"/>
               <w:ind w:left="120"/>
             </w:pPr>
-            <w:hyperlink w:history="1" r:id="rIdfgmv4yiphrzaensdw30gj">
+            <w:hyperlink w:history="1" r:id="rIdgyqliwculqfautiqsk_xw">
               <w:r>
                 <w:rPr>
                   <w:rFonts w:ascii="Arial" w:cs="Arial" w:eastAsia="Arial" w:hAnsi="Arial"/>
@@ -25112,7 +25696,7 @@
             <w:pPr>
               <w:spacing w:after="20" w:before="0"/>
             </w:pPr>
-            <w:hyperlink w:history="1" r:id="rIdjblgj2wjhkcvudqdbrrsn">
+            <w:hyperlink w:history="1" r:id="rIdb8lwgj5yxgphsl9zsiyjy">
               <w:r>
                 <w:rPr>
                   <w:rFonts w:ascii="Arial" w:cs="Arial" w:eastAsia="Arial" w:hAnsi="Arial"/>
@@ -25145,7 +25729,7 @@
               <w:spacing w:after="10" w:before="0"/>
               <w:ind w:left="120"/>
             </w:pPr>
-            <w:hyperlink w:history="1" r:id="rIdsdirczuyy2ueois7mgr6e">
+            <w:hyperlink w:history="1" r:id="rIdk2bb9ujjrypg4akvsyilo">
               <w:r>
                 <w:rPr>
                   <w:rFonts w:ascii="Arial" w:cs="Arial" w:eastAsia="Arial" w:hAnsi="Arial"/>
@@ -25190,7 +25774,7 @@
             <w:pPr>
               <w:spacing w:after="20" w:before="0"/>
             </w:pPr>
-            <w:hyperlink w:history="1" r:id="rIdkhliaoxbspzegv9s8qhnz">
+            <w:hyperlink w:history="1" r:id="rId-5etpz3t6l-qldnfqvmk3">
               <w:r>
                 <w:rPr>
                   <w:rFonts w:ascii="Arial" w:cs="Arial" w:eastAsia="Arial" w:hAnsi="Arial"/>
@@ -25223,7 +25807,7 @@
               <w:spacing w:after="10" w:before="0"/>
               <w:ind w:left="120"/>
             </w:pPr>
-            <w:hyperlink w:history="1" r:id="rId4uiuikx6nlygjelnktl3o">
+            <w:hyperlink w:history="1" r:id="rId7lu8koqqg8iv9sk2yeumr">
               <w:r>
                 <w:rPr>
                   <w:rFonts w:ascii="Arial" w:cs="Arial" w:eastAsia="Arial" w:hAnsi="Arial"/>
@@ -25418,7 +26002,7 @@
             <w:pPr>
               <w:spacing w:after="20" w:before="0"/>
             </w:pPr>
-            <w:hyperlink w:history="1" r:id="rIdew-k8xwed3q1ponzly7jl">
+            <w:hyperlink w:history="1" r:id="rId8dm2pajpfswlxm3t510wd">
               <w:r>
                 <w:rPr>
                   <w:rFonts w:ascii="Arial" w:cs="Arial" w:eastAsia="Arial" w:hAnsi="Arial"/>
@@ -25451,7 +26035,7 @@
               <w:spacing w:after="10" w:before="0"/>
               <w:ind w:left="120"/>
             </w:pPr>
-            <w:hyperlink w:history="1" r:id="rIderkfpm2e-n2n1jix20bdb">
+            <w:hyperlink w:history="1" r:id="rId2kofkfjozuw0d73p6-xsg">
               <w:r>
                 <w:rPr>
                   <w:rFonts w:ascii="Arial" w:cs="Arial" w:eastAsia="Arial" w:hAnsi="Arial"/>
@@ -25496,7 +26080,7 @@
             <w:pPr>
               <w:spacing w:after="20" w:before="0"/>
             </w:pPr>
-            <w:hyperlink w:history="1" r:id="rIdwusrr9ngg-wewlzpus9h2">
+            <w:hyperlink w:history="1" r:id="rId1iak2twisyidefyfcdqij">
               <w:r>
                 <w:rPr>
                   <w:rFonts w:ascii="Arial" w:cs="Arial" w:eastAsia="Arial" w:hAnsi="Arial"/>
@@ -25529,7 +26113,7 @@
               <w:spacing w:after="10" w:before="0"/>
               <w:ind w:left="120"/>
             </w:pPr>
-            <w:hyperlink w:history="1" r:id="rIdoq9oz4sa3rfwwmqnci-f3">
+            <w:hyperlink w:history="1" r:id="rIdbtfzd4rgdb59fyhhf_zal">
               <w:r>
                 <w:rPr>
                   <w:rFonts w:ascii="Arial" w:cs="Arial" w:eastAsia="Arial" w:hAnsi="Arial"/>
@@ -25724,7 +26308,7 @@
             <w:pPr>
               <w:spacing w:after="20" w:before="0"/>
             </w:pPr>
-            <w:hyperlink w:history="1" r:id="rIdriv2fsubfzud1f0refeuu">
+            <w:hyperlink w:history="1" r:id="rIdmvjvzc9xzenbjvihyomyt">
               <w:r>
                 <w:rPr>
                   <w:rFonts w:ascii="Arial" w:cs="Arial" w:eastAsia="Arial" w:hAnsi="Arial"/>
@@ -25757,7 +26341,7 @@
               <w:spacing w:after="10" w:before="0"/>
               <w:ind w:left="120"/>
             </w:pPr>
-            <w:hyperlink w:history="1" r:id="rIdr5cjlgosnoeq7p3_fl3ss">
+            <w:hyperlink w:history="1" r:id="rId03tbnuoljt-h4m5ysbdja">
               <w:r>
                 <w:rPr>
                   <w:rFonts w:ascii="Arial" w:cs="Arial" w:eastAsia="Arial" w:hAnsi="Arial"/>
@@ -25802,7 +26386,7 @@
             <w:pPr>
               <w:spacing w:after="20" w:before="0"/>
             </w:pPr>
-            <w:hyperlink w:history="1" r:id="rIdah_4moendalvkn5-oi4jd">
+            <w:hyperlink w:history="1" r:id="rIdos00e6ipxxsphxds1ctas">
               <w:r>
                 <w:rPr>
                   <w:rFonts w:ascii="Arial" w:cs="Arial" w:eastAsia="Arial" w:hAnsi="Arial"/>
@@ -25835,7 +26419,7 @@
               <w:spacing w:after="10" w:before="0"/>
               <w:ind w:left="120"/>
             </w:pPr>
-            <w:hyperlink w:history="1" r:id="rIda9cbwyffpfqiiyvy0z2p_">
+            <w:hyperlink w:history="1" r:id="rId1spboysdyctupq_ymq1am">
               <w:r>
                 <w:rPr>
                   <w:rFonts w:ascii="Arial" w:cs="Arial" w:eastAsia="Arial" w:hAnsi="Arial"/>
@@ -26331,6 +26915,65 @@
         </w:tc>
       </w:tr>
     </w:tbl>
+    <w:p>
+      <w:pPr>
+        <w:pBdr>
+          <w:top w:val="single" w:color="BBBBBB" w:sz="4" w:space="4"/>
+        </w:pBdr>
+        <w:spacing w:after="0" w:before="160"/>
+      </w:pPr>
+      <w:r>
+        <w:rPr>
+          <w:rFonts w:ascii="Arial" w:cs="Arial" w:eastAsia="Arial" w:hAnsi="Arial"/>
+          <w:color w:val="666666"/>
+          <w:sz w:val="14"/>
+          <w:szCs w:val="14"/>
+        </w:rPr>
+        <w:t xml:space="preserve">© 2026 SeaVuria and ARES. Aligned with KICD objectives. Developed by SeaVuria; technical implementation by ARES (with AI assistance from Claude). Licensed under </w:t>
+      </w:r>
+      <w:hyperlink w:history="1" r:id="rIdmxhsq2xszp0fuo7r0hjxq">
+        <w:r>
+          <w:rPr>
+            <w:rFonts w:ascii="Arial" w:cs="Arial" w:eastAsia="Arial" w:hAnsi="Arial"/>
+            <w:color w:val="1F6B75"/>
+            <w:sz w:val="14"/>
+            <w:szCs w:val="14"/>
+            <w:u w:val="single" w:color="1F6B75"/>
+          </w:rPr>
+          <w:t xml:space="preserve">CC BY-NC 4.0</w:t>
+        </w:r>
+      </w:hyperlink>
+      <w:r>
+        <w:rPr>
+          <w:rFonts w:ascii="Arial" w:cs="Arial" w:eastAsia="Arial" w:hAnsi="Arial"/>
+          <w:color w:val="666666"/>
+          <w:sz w:val="14"/>
+          <w:szCs w:val="14"/>
+        </w:rPr>
+        <w:t xml:space="preserve"> (</w:t>
+      </w:r>
+      <w:hyperlink w:history="1" r:id="rIdettbq9eioegspxyaymyy6">
+        <w:r>
+          <w:rPr>
+            <w:rFonts w:ascii="Arial" w:cs="Arial" w:eastAsia="Arial" w:hAnsi="Arial"/>
+            <w:color w:val="1F6B75"/>
+            <w:sz w:val="14"/>
+            <w:szCs w:val="14"/>
+            <w:u w:val="single" w:color="1F6B75"/>
+          </w:rPr>
+          <w:t xml:space="preserve">https://creativecommons.org/licenses/by-nc/4.0/</w:t>
+        </w:r>
+      </w:hyperlink>
+      <w:r>
+        <w:rPr>
+          <w:rFonts w:ascii="Arial" w:cs="Arial" w:eastAsia="Arial" w:hAnsi="Arial"/>
+          <w:color w:val="666666"/>
+          <w:sz w:val="14"/>
+          <w:szCs w:val="14"/>
+        </w:rPr>
+        <w:t xml:space="preserve">).</w:t>
+      </w:r>
+    </w:p>
     <w:p>
       <w:r>
         <w:br w:type="page"/>

--- a/data/outputs/v2/General_Science/SS1.2_The_Cell/General_Science_The_Cell_CBE_LessonSequence.docx
+++ b/data/outputs/v2/General_Science/SS1.2_The_Cell/General_Science_The_Cell_CBE_LessonSequence.docx
@@ -38,6 +38,2101 @@
           <w:szCs w:val="22"/>
         </w:rPr>
         <w:t xml:space="preserve">CBE Phenomenon-Driven Lesson Sequence — Sub-Strand 1.2 (8 Lessons)</w:t>
+      </w:r>
+    </w:p>
+    <w:p>
+      <w:pPr>
+        <w:spacing w:after="120"/>
+      </w:pPr>
+      <w:r>
+        <w:t xml:space="preserve"/>
+      </w:r>
+    </w:p>
+    <w:tbl>
+      <w:tblPr>
+        <w:tblW w:type="dxa" w:w="13680"/>
+        <w:tblBorders>
+          <w:top w:val="single" w:color="AAAAAA" w:sz="4"/>
+          <w:left w:val="single" w:color="AAAAAA" w:sz="4"/>
+          <w:bottom w:val="single" w:color="AAAAAA" w:sz="4"/>
+          <w:right w:val="single" w:color="AAAAAA" w:sz="4"/>
+          <w:insideH w:val="single" w:color="auto" w:sz="4"/>
+          <w:insideV w:val="single" w:color="auto" w:sz="4"/>
+        </w:tblBorders>
+        <w:tblLayout w:type="fixed"/>
+      </w:tblPr>
+      <w:tblGrid>
+        <w:gridCol w:w="3000"/>
+        <w:gridCol w:w="10680"/>
+      </w:tblGrid>
+      <w:tr>
+        <w:tc>
+          <w:tcPr>
+            <w:tcW w:type="dxa" w:w="13680"/>
+            <w:gridSpan w:val="2"/>
+            <w:shd w:fill="1F3864" w:color="auto" w:val="clear"/>
+            <w:tcMar>
+              <w:top w:type="dxa" w:w="60"/>
+              <w:left w:type="dxa" w:w="120"/>
+              <w:bottom w:type="dxa" w:w="60"/>
+              <w:right w:type="dxa" w:w="120"/>
+            </w:tcMar>
+            <w:vAlign w:val="top"/>
+          </w:tcPr>
+          <w:p>
+            <w:pPr>
+              <w:spacing w:after="40" w:before="0"/>
+              <w:jc w:val="center"/>
+            </w:pPr>
+            <w:r>
+              <w:rPr>
+                <w:rFonts w:ascii="Arial" w:cs="Arial" w:eastAsia="Arial" w:hAnsi="Arial"/>
+                <w:b/>
+                <w:bCs/>
+                <w:i w:val="false"/>
+                <w:iCs w:val="false"/>
+                <w:color w:val="FFFFFF"/>
+                <w:sz w:val="22"/>
+                <w:szCs w:val="22"/>
+              </w:rPr>
+              <w:t xml:space="preserve">SUB-STRAND OVERVIEW</w:t>
+            </w:r>
+          </w:p>
+        </w:tc>
+      </w:tr>
+      <w:tr>
+        <w:tc>
+          <w:tcPr>
+            <w:tcW w:type="dxa" w:w="3000"/>
+            <w:shd w:fill="D5E8F0" w:color="auto" w:val="clear"/>
+            <w:tcMar>
+              <w:top w:type="dxa" w:w="60"/>
+              <w:left w:type="dxa" w:w="120"/>
+              <w:bottom w:type="dxa" w:w="60"/>
+              <w:right w:type="dxa" w:w="120"/>
+            </w:tcMar>
+            <w:vAlign w:val="top"/>
+          </w:tcPr>
+          <w:p>
+            <w:pPr>
+              <w:spacing w:after="40" w:before="0"/>
+              <w:jc w:val="left"/>
+            </w:pPr>
+            <w:r>
+              <w:rPr>
+                <w:rFonts w:ascii="Arial" w:cs="Arial" w:eastAsia="Arial" w:hAnsi="Arial"/>
+                <w:b/>
+                <w:bCs/>
+                <w:i w:val="false"/>
+                <w:iCs w:val="false"/>
+                <w:color w:val="000000"/>
+                <w:sz w:val="18"/>
+                <w:szCs w:val="18"/>
+              </w:rPr>
+              <w:t xml:space="preserve">Grade Level</w:t>
+            </w:r>
+          </w:p>
+        </w:tc>
+        <w:tc>
+          <w:tcPr>
+            <w:tcW w:type="dxa" w:w="10680"/>
+            <w:shd w:fill="FFFFFF" w:color="auto" w:val="clear"/>
+            <w:tcMar>
+              <w:top w:type="dxa" w:w="60"/>
+              <w:left w:type="dxa" w:w="120"/>
+              <w:bottom w:type="dxa" w:w="60"/>
+              <w:right w:type="dxa" w:w="120"/>
+            </w:tcMar>
+            <w:vAlign w:val="top"/>
+          </w:tcPr>
+          <w:p>
+            <w:pPr>
+              <w:spacing w:after="40" w:before="0"/>
+              <w:jc w:val="left"/>
+            </w:pPr>
+            <w:r>
+              <w:rPr>
+                <w:rFonts w:ascii="Arial" w:cs="Arial" w:eastAsia="Arial" w:hAnsi="Arial"/>
+                <w:b w:val="false"/>
+                <w:bCs w:val="false"/>
+                <w:i w:val="false"/>
+                <w:iCs w:val="false"/>
+                <w:color w:val="000000"/>
+                <w:sz w:val="18"/>
+                <w:szCs w:val="18"/>
+              </w:rPr>
+              <w:t xml:space="preserve">10</w:t>
+            </w:r>
+          </w:p>
+        </w:tc>
+      </w:tr>
+      <w:tr>
+        <w:tc>
+          <w:tcPr>
+            <w:tcW w:type="dxa" w:w="3000"/>
+            <w:shd w:fill="D5E8F0" w:color="auto" w:val="clear"/>
+            <w:tcMar>
+              <w:top w:type="dxa" w:w="60"/>
+              <w:left w:type="dxa" w:w="120"/>
+              <w:bottom w:type="dxa" w:w="60"/>
+              <w:right w:type="dxa" w:w="120"/>
+            </w:tcMar>
+            <w:vAlign w:val="top"/>
+          </w:tcPr>
+          <w:p>
+            <w:pPr>
+              <w:spacing w:after="40" w:before="0"/>
+              <w:jc w:val="left"/>
+            </w:pPr>
+            <w:r>
+              <w:rPr>
+                <w:rFonts w:ascii="Arial" w:cs="Arial" w:eastAsia="Arial" w:hAnsi="Arial"/>
+                <w:b/>
+                <w:bCs/>
+                <w:i w:val="false"/>
+                <w:iCs w:val="false"/>
+                <w:color w:val="000000"/>
+                <w:sz w:val="18"/>
+                <w:szCs w:val="18"/>
+              </w:rPr>
+              <w:t xml:space="preserve">Subject</w:t>
+            </w:r>
+          </w:p>
+        </w:tc>
+        <w:tc>
+          <w:tcPr>
+            <w:tcW w:type="dxa" w:w="10680"/>
+            <w:shd w:fill="FFFFFF" w:color="auto" w:val="clear"/>
+            <w:tcMar>
+              <w:top w:type="dxa" w:w="60"/>
+              <w:left w:type="dxa" w:w="120"/>
+              <w:bottom w:type="dxa" w:w="60"/>
+              <w:right w:type="dxa" w:w="120"/>
+            </w:tcMar>
+            <w:vAlign w:val="top"/>
+          </w:tcPr>
+          <w:p>
+            <w:pPr>
+              <w:spacing w:after="40" w:before="0"/>
+              <w:jc w:val="left"/>
+            </w:pPr>
+            <w:r>
+              <w:rPr>
+                <w:rFonts w:ascii="Arial" w:cs="Arial" w:eastAsia="Arial" w:hAnsi="Arial"/>
+                <w:b w:val="false"/>
+                <w:bCs w:val="false"/>
+                <w:i w:val="false"/>
+                <w:iCs w:val="false"/>
+                <w:color w:val="000000"/>
+                <w:sz w:val="18"/>
+                <w:szCs w:val="18"/>
+              </w:rPr>
+              <w:t xml:space="preserve">General Science</w:t>
+            </w:r>
+          </w:p>
+        </w:tc>
+      </w:tr>
+      <w:tr>
+        <w:tc>
+          <w:tcPr>
+            <w:tcW w:type="dxa" w:w="3000"/>
+            <w:shd w:fill="D5E8F0" w:color="auto" w:val="clear"/>
+            <w:tcMar>
+              <w:top w:type="dxa" w:w="60"/>
+              <w:left w:type="dxa" w:w="120"/>
+              <w:bottom w:type="dxa" w:w="60"/>
+              <w:right w:type="dxa" w:w="120"/>
+            </w:tcMar>
+            <w:vAlign w:val="top"/>
+          </w:tcPr>
+          <w:p>
+            <w:pPr>
+              <w:spacing w:after="40" w:before="0"/>
+              <w:jc w:val="left"/>
+            </w:pPr>
+            <w:r>
+              <w:rPr>
+                <w:rFonts w:ascii="Arial" w:cs="Arial" w:eastAsia="Arial" w:hAnsi="Arial"/>
+                <w:b/>
+                <w:bCs/>
+                <w:i w:val="false"/>
+                <w:iCs w:val="false"/>
+                <w:color w:val="000000"/>
+                <w:sz w:val="18"/>
+                <w:szCs w:val="18"/>
+              </w:rPr>
+              <w:t xml:space="preserve">Strand</w:t>
+            </w:r>
+          </w:p>
+        </w:tc>
+        <w:tc>
+          <w:tcPr>
+            <w:tcW w:type="dxa" w:w="10680"/>
+            <w:shd w:fill="FFFFFF" w:color="auto" w:val="clear"/>
+            <w:tcMar>
+              <w:top w:type="dxa" w:w="60"/>
+              <w:left w:type="dxa" w:w="120"/>
+              <w:bottom w:type="dxa" w:w="60"/>
+              <w:right w:type="dxa" w:w="120"/>
+            </w:tcMar>
+            <w:vAlign w:val="top"/>
+          </w:tcPr>
+          <w:p>
+            <w:pPr>
+              <w:spacing w:after="40" w:before="0"/>
+              <w:jc w:val="left"/>
+            </w:pPr>
+            <w:r>
+              <w:rPr>
+                <w:rFonts w:ascii="Arial" w:cs="Arial" w:eastAsia="Arial" w:hAnsi="Arial"/>
+                <w:b w:val="false"/>
+                <w:bCs w:val="false"/>
+                <w:i w:val="false"/>
+                <w:iCs w:val="false"/>
+                <w:color w:val="000000"/>
+                <w:sz w:val="18"/>
+                <w:szCs w:val="18"/>
+              </w:rPr>
+              <w:t xml:space="preserve">Strand 1.0: Life Science</w:t>
+            </w:r>
+          </w:p>
+        </w:tc>
+      </w:tr>
+      <w:tr>
+        <w:tc>
+          <w:tcPr>
+            <w:tcW w:type="dxa" w:w="3000"/>
+            <w:shd w:fill="D5E8F0" w:color="auto" w:val="clear"/>
+            <w:tcMar>
+              <w:top w:type="dxa" w:w="60"/>
+              <w:left w:type="dxa" w:w="120"/>
+              <w:bottom w:type="dxa" w:w="60"/>
+              <w:right w:type="dxa" w:w="120"/>
+            </w:tcMar>
+            <w:vAlign w:val="top"/>
+          </w:tcPr>
+          <w:p>
+            <w:pPr>
+              <w:spacing w:after="40" w:before="0"/>
+              <w:jc w:val="left"/>
+            </w:pPr>
+            <w:r>
+              <w:rPr>
+                <w:rFonts w:ascii="Arial" w:cs="Arial" w:eastAsia="Arial" w:hAnsi="Arial"/>
+                <w:b/>
+                <w:bCs/>
+                <w:i w:val="false"/>
+                <w:iCs w:val="false"/>
+                <w:color w:val="000000"/>
+                <w:sz w:val="18"/>
+                <w:szCs w:val="18"/>
+              </w:rPr>
+              <w:t xml:space="preserve">Sub-Strand</w:t>
+            </w:r>
+          </w:p>
+        </w:tc>
+        <w:tc>
+          <w:tcPr>
+            <w:tcW w:type="dxa" w:w="10680"/>
+            <w:shd w:fill="FFFFFF" w:color="auto" w:val="clear"/>
+            <w:tcMar>
+              <w:top w:type="dxa" w:w="60"/>
+              <w:left w:type="dxa" w:w="120"/>
+              <w:bottom w:type="dxa" w:w="60"/>
+              <w:right w:type="dxa" w:w="120"/>
+            </w:tcMar>
+            <w:vAlign w:val="top"/>
+          </w:tcPr>
+          <w:p>
+            <w:pPr>
+              <w:spacing w:after="40" w:before="0"/>
+              <w:jc w:val="left"/>
+            </w:pPr>
+            <w:r>
+              <w:rPr>
+                <w:rFonts w:ascii="Arial" w:cs="Arial" w:eastAsia="Arial" w:hAnsi="Arial"/>
+                <w:b w:val="false"/>
+                <w:bCs w:val="false"/>
+                <w:i w:val="false"/>
+                <w:iCs w:val="false"/>
+                <w:color w:val="000000"/>
+                <w:sz w:val="18"/>
+                <w:szCs w:val="18"/>
+              </w:rPr>
+              <w:t xml:space="preserve">Sub-Strand 1.2: The Cell</w:t>
+            </w:r>
+          </w:p>
+        </w:tc>
+      </w:tr>
+      <w:tr>
+        <w:tc>
+          <w:tcPr>
+            <w:tcW w:type="dxa" w:w="3000"/>
+            <w:shd w:fill="D5E8F0" w:color="auto" w:val="clear"/>
+            <w:tcMar>
+              <w:top w:type="dxa" w:w="60"/>
+              <w:left w:type="dxa" w:w="120"/>
+              <w:bottom w:type="dxa" w:w="60"/>
+              <w:right w:type="dxa" w:w="120"/>
+            </w:tcMar>
+            <w:vAlign w:val="top"/>
+          </w:tcPr>
+          <w:p>
+            <w:pPr>
+              <w:spacing w:after="40" w:before="0"/>
+              <w:jc w:val="left"/>
+            </w:pPr>
+            <w:r>
+              <w:rPr>
+                <w:rFonts w:ascii="Arial" w:cs="Arial" w:eastAsia="Arial" w:hAnsi="Arial"/>
+                <w:b/>
+                <w:bCs/>
+                <w:i w:val="false"/>
+                <w:iCs w:val="false"/>
+                <w:color w:val="000000"/>
+                <w:sz w:val="18"/>
+                <w:szCs w:val="18"/>
+              </w:rPr>
+              <w:t xml:space="preserve">Total Duration</w:t>
+            </w:r>
+          </w:p>
+        </w:tc>
+        <w:tc>
+          <w:tcPr>
+            <w:tcW w:type="dxa" w:w="10680"/>
+            <w:shd w:fill="FFFFFF" w:color="auto" w:val="clear"/>
+            <w:tcMar>
+              <w:top w:type="dxa" w:w="60"/>
+              <w:left w:type="dxa" w:w="120"/>
+              <w:bottom w:type="dxa" w:w="60"/>
+              <w:right w:type="dxa" w:w="120"/>
+            </w:tcMar>
+            <w:vAlign w:val="top"/>
+          </w:tcPr>
+          <w:p>
+            <w:pPr>
+              <w:spacing w:after="40" w:before="0"/>
+              <w:jc w:val="left"/>
+            </w:pPr>
+            <w:r>
+              <w:rPr>
+                <w:rFonts w:ascii="Arial" w:cs="Arial" w:eastAsia="Arial" w:hAnsi="Arial"/>
+                <w:b w:val="false"/>
+                <w:bCs w:val="false"/>
+                <w:i w:val="false"/>
+                <w:iCs w:val="false"/>
+                <w:color w:val="000000"/>
+                <w:sz w:val="18"/>
+                <w:szCs w:val="18"/>
+              </w:rPr>
+              <w:t xml:space="preserve">8 lessons × 40 minutes = 320 minutes total</w:t>
+            </w:r>
+          </w:p>
+        </w:tc>
+      </w:tr>
+      <w:tr>
+        <w:tc>
+          <w:tcPr>
+            <w:tcW w:type="dxa" w:w="3000"/>
+            <w:shd w:fill="D5E8F0" w:color="auto" w:val="clear"/>
+            <w:tcMar>
+              <w:top w:type="dxa" w:w="60"/>
+              <w:left w:type="dxa" w:w="120"/>
+              <w:bottom w:type="dxa" w:w="60"/>
+              <w:right w:type="dxa" w:w="120"/>
+            </w:tcMar>
+            <w:vAlign w:val="top"/>
+          </w:tcPr>
+          <w:p>
+            <w:pPr>
+              <w:spacing w:after="40" w:before="0"/>
+              <w:jc w:val="left"/>
+            </w:pPr>
+            <w:r>
+              <w:rPr>
+                <w:rFonts w:ascii="Arial" w:cs="Arial" w:eastAsia="Arial" w:hAnsi="Arial"/>
+                <w:b/>
+                <w:bCs/>
+                <w:i w:val="false"/>
+                <w:iCs w:val="false"/>
+                <w:color w:val="000000"/>
+                <w:sz w:val="18"/>
+                <w:szCs w:val="18"/>
+              </w:rPr>
+              <w:t xml:space="preserve">Sub-Strand Content</w:t>
+            </w:r>
+          </w:p>
+        </w:tc>
+        <w:tc>
+          <w:tcPr>
+            <w:tcW w:type="dxa" w:w="10680"/>
+            <w:shd w:fill="FFFFFF" w:color="auto" w:val="clear"/>
+            <w:tcMar>
+              <w:top w:type="dxa" w:w="60"/>
+              <w:left w:type="dxa" w:w="120"/>
+              <w:bottom w:type="dxa" w:w="60"/>
+              <w:right w:type="dxa" w:w="120"/>
+            </w:tcMar>
+            <w:vAlign w:val="top"/>
+          </w:tcPr>
+          <w:p>
+            <w:pPr>
+              <w:spacing w:after="30" w:before="0"/>
+              <w:ind w:left="360" w:hanging="180"/>
+              <w:jc w:val="left"/>
+            </w:pPr>
+            <w:r>
+              <w:rPr>
+                <w:rFonts w:ascii="Arial" w:cs="Arial" w:eastAsia="Arial" w:hAnsi="Arial"/>
+                <w:b w:val="false"/>
+                <w:bCs w:val="false"/>
+                <w:i w:val="false"/>
+                <w:iCs w:val="false"/>
+                <w:color w:val="000000"/>
+                <w:sz w:val="18"/>
+                <w:szCs w:val="18"/>
+              </w:rPr>
+              <w:t xml:space="preserve">–  Types of microscopes (light microscope and electron microscope)</w:t>
+            </w:r>
+          </w:p>
+          <w:p>
+            <w:pPr>
+              <w:spacing w:after="30" w:before="0"/>
+              <w:ind w:left="360" w:hanging="180"/>
+              <w:jc w:val="left"/>
+            </w:pPr>
+            <w:r>
+              <w:rPr>
+                <w:rFonts w:ascii="Arial" w:cs="Arial" w:eastAsia="Arial" w:hAnsi="Arial"/>
+                <w:b w:val="false"/>
+                <w:bCs w:val="false"/>
+                <w:i w:val="false"/>
+                <w:iCs w:val="false"/>
+                <w:color w:val="000000"/>
+                <w:sz w:val="18"/>
+                <w:szCs w:val="18"/>
+              </w:rPr>
+              <w:t xml:space="preserve">–  Differences between light and electron microscopes</w:t>
+            </w:r>
+          </w:p>
+          <w:p>
+            <w:pPr>
+              <w:spacing w:after="30" w:before="0"/>
+              <w:ind w:left="360" w:hanging="180"/>
+              <w:jc w:val="left"/>
+            </w:pPr>
+            <w:r>
+              <w:rPr>
+                <w:rFonts w:ascii="Arial" w:cs="Arial" w:eastAsia="Arial" w:hAnsi="Arial"/>
+                <w:b w:val="false"/>
+                <w:bCs w:val="false"/>
+                <w:i w:val="false"/>
+                <w:iCs w:val="false"/>
+                <w:color w:val="000000"/>
+                <w:sz w:val="18"/>
+                <w:szCs w:val="18"/>
+              </w:rPr>
+              <w:t xml:space="preserve">–  Cell structure and functions as seen under the electron microscope</w:t>
+            </w:r>
+          </w:p>
+          <w:p>
+            <w:pPr>
+              <w:spacing w:after="30" w:before="0"/>
+              <w:ind w:left="360" w:hanging="180"/>
+              <w:jc w:val="left"/>
+            </w:pPr>
+            <w:r>
+              <w:rPr>
+                <w:rFonts w:ascii="Arial" w:cs="Arial" w:eastAsia="Arial" w:hAnsi="Arial"/>
+                <w:b w:val="false"/>
+                <w:bCs w:val="false"/>
+                <w:i w:val="false"/>
+                <w:iCs w:val="false"/>
+                <w:color w:val="000000"/>
+                <w:sz w:val="18"/>
+                <w:szCs w:val="18"/>
+              </w:rPr>
+              <w:t xml:space="preserve">–  Structure of the plant cell under the electron microscope</w:t>
+            </w:r>
+          </w:p>
+          <w:p>
+            <w:pPr>
+              <w:spacing w:after="30" w:before="0"/>
+              <w:ind w:left="360" w:hanging="180"/>
+              <w:jc w:val="left"/>
+            </w:pPr>
+            <w:r>
+              <w:rPr>
+                <w:rFonts w:ascii="Arial" w:cs="Arial" w:eastAsia="Arial" w:hAnsi="Arial"/>
+                <w:b w:val="false"/>
+                <w:bCs w:val="false"/>
+                <w:i w:val="false"/>
+                <w:iCs w:val="false"/>
+                <w:color w:val="000000"/>
+                <w:sz w:val="18"/>
+                <w:szCs w:val="18"/>
+              </w:rPr>
+              <w:t xml:space="preserve">–  Structure of the animal cell under the electron microscope</w:t>
+            </w:r>
+          </w:p>
+          <w:p>
+            <w:pPr>
+              <w:spacing w:after="30" w:before="0"/>
+              <w:ind w:left="360" w:hanging="180"/>
+              <w:jc w:val="left"/>
+            </w:pPr>
+            <w:r>
+              <w:rPr>
+                <w:rFonts w:ascii="Arial" w:cs="Arial" w:eastAsia="Arial" w:hAnsi="Arial"/>
+                <w:b w:val="false"/>
+                <w:bCs w:val="false"/>
+                <w:i w:val="false"/>
+                <w:iCs w:val="false"/>
+                <w:color w:val="000000"/>
+                <w:sz w:val="18"/>
+                <w:szCs w:val="18"/>
+              </w:rPr>
+              <w:t xml:space="preserve">–  Comparison of plant and animal cell structures under light and electron microscopes</w:t>
+            </w:r>
+          </w:p>
+          <w:p>
+            <w:pPr>
+              <w:spacing w:after="30" w:before="0"/>
+              <w:ind w:left="360" w:hanging="180"/>
+              <w:jc w:val="left"/>
+            </w:pPr>
+            <w:r>
+              <w:rPr>
+                <w:rFonts w:ascii="Arial" w:cs="Arial" w:eastAsia="Arial" w:hAnsi="Arial"/>
+                <w:b w:val="false"/>
+                <w:bCs w:val="false"/>
+                <w:i w:val="false"/>
+                <w:iCs w:val="false"/>
+                <w:color w:val="000000"/>
+                <w:sz w:val="18"/>
+                <w:szCs w:val="18"/>
+              </w:rPr>
+              <w:t xml:space="preserve">–  Functions of the components of plant and animal cells</w:t>
+            </w:r>
+          </w:p>
+          <w:p>
+            <w:pPr>
+              <w:spacing w:after="30" w:before="0"/>
+              <w:ind w:left="360" w:hanging="180"/>
+              <w:jc w:val="left"/>
+            </w:pPr>
+            <w:r>
+              <w:rPr>
+                <w:rFonts w:ascii="Arial" w:cs="Arial" w:eastAsia="Arial" w:hAnsi="Arial"/>
+                <w:b w:val="false"/>
+                <w:bCs w:val="false"/>
+                <w:i w:val="false"/>
+                <w:iCs w:val="false"/>
+                <w:color w:val="000000"/>
+                <w:sz w:val="18"/>
+                <w:szCs w:val="18"/>
+              </w:rPr>
+              <w:t xml:space="preserve">–  Levels of cell organisation (organelles → cells → tissues → organs → organ systems → organisms)</w:t>
+            </w:r>
+          </w:p>
+          <w:p>
+            <w:pPr>
+              <w:spacing w:after="30" w:before="0"/>
+              <w:ind w:left="360" w:hanging="180"/>
+              <w:jc w:val="left"/>
+            </w:pPr>
+            <w:r>
+              <w:rPr>
+                <w:rFonts w:ascii="Arial" w:cs="Arial" w:eastAsia="Arial" w:hAnsi="Arial"/>
+                <w:b w:val="false"/>
+                <w:bCs w:val="false"/>
+                <w:i w:val="false"/>
+                <w:iCs w:val="false"/>
+                <w:color w:val="000000"/>
+                <w:sz w:val="18"/>
+                <w:szCs w:val="18"/>
+              </w:rPr>
+              <w:t xml:space="preserve">–  Project: constructing a model of a plant and/or animal cell using locally available materials</w:t>
+            </w:r>
+          </w:p>
+        </w:tc>
+      </w:tr>
+      <w:tr>
+        <w:tc>
+          <w:tcPr>
+            <w:tcW w:type="dxa" w:w="3000"/>
+            <w:shd w:fill="D5E8F0" w:color="auto" w:val="clear"/>
+            <w:tcMar>
+              <w:top w:type="dxa" w:w="60"/>
+              <w:left w:type="dxa" w:w="120"/>
+              <w:bottom w:type="dxa" w:w="60"/>
+              <w:right w:type="dxa" w:w="120"/>
+            </w:tcMar>
+            <w:vAlign w:val="top"/>
+          </w:tcPr>
+          <w:p>
+            <w:pPr>
+              <w:spacing w:after="40" w:before="0"/>
+              <w:jc w:val="left"/>
+            </w:pPr>
+            <w:r>
+              <w:rPr>
+                <w:rFonts w:ascii="Arial" w:cs="Arial" w:eastAsia="Arial" w:hAnsi="Arial"/>
+                <w:b/>
+                <w:bCs/>
+                <w:i w:val="false"/>
+                <w:iCs w:val="false"/>
+                <w:color w:val="000000"/>
+                <w:sz w:val="18"/>
+                <w:szCs w:val="18"/>
+              </w:rPr>
+              <w:t xml:space="preserve">Learning Outcomes</w:t>
+            </w:r>
+          </w:p>
+        </w:tc>
+        <w:tc>
+          <w:tcPr>
+            <w:tcW w:type="dxa" w:w="10680"/>
+            <w:shd w:fill="FFFFFF" w:color="auto" w:val="clear"/>
+            <w:tcMar>
+              <w:top w:type="dxa" w:w="60"/>
+              <w:left w:type="dxa" w:w="120"/>
+              <w:bottom w:type="dxa" w:w="60"/>
+              <w:right w:type="dxa" w:w="120"/>
+            </w:tcMar>
+            <w:vAlign w:val="top"/>
+          </w:tcPr>
+          <w:p>
+            <w:pPr>
+              <w:spacing w:after="40" w:before="0"/>
+              <w:jc w:val="left"/>
+            </w:pPr>
+            <w:r>
+              <w:rPr>
+                <w:rFonts w:ascii="Arial" w:cs="Arial" w:eastAsia="Arial" w:hAnsi="Arial"/>
+                <w:b w:val="false"/>
+                <w:bCs w:val="false"/>
+                <w:i w:val="false"/>
+                <w:iCs w:val="false"/>
+                <w:color w:val="000000"/>
+                <w:sz w:val="18"/>
+                <w:szCs w:val="18"/>
+              </w:rPr>
+              <w:t xml:space="preserve">By the end of the sub-strand, the learner should be able to:</w:t>
+            </w:r>
+          </w:p>
+          <w:p>
+            <w:pPr>
+              <w:spacing w:after="40" w:before="0"/>
+              <w:jc w:val="left"/>
+            </w:pPr>
+            <w:r>
+              <w:rPr>
+                <w:rFonts w:ascii="Arial" w:cs="Arial" w:eastAsia="Arial" w:hAnsi="Arial"/>
+                <w:b w:val="false"/>
+                <w:bCs w:val="false"/>
+                <w:i w:val="false"/>
+                <w:iCs w:val="false"/>
+                <w:color w:val="000000"/>
+                <w:sz w:val="18"/>
+                <w:szCs w:val="18"/>
+              </w:rPr>
+              <w:t xml:space="preserve">a) explain the differences between a light and an electron microscope,</w:t>
+            </w:r>
+          </w:p>
+          <w:p>
+            <w:pPr>
+              <w:spacing w:after="40" w:before="0"/>
+              <w:jc w:val="left"/>
+            </w:pPr>
+            <w:r>
+              <w:rPr>
+                <w:rFonts w:ascii="Arial" w:cs="Arial" w:eastAsia="Arial" w:hAnsi="Arial"/>
+                <w:b w:val="false"/>
+                <w:bCs w:val="false"/>
+                <w:i w:val="false"/>
+                <w:iCs w:val="false"/>
+                <w:color w:val="000000"/>
+                <w:sz w:val="18"/>
+                <w:szCs w:val="18"/>
+              </w:rPr>
+              <w:t xml:space="preserve">b) describe the plant and animal cell under an electron microscope,</w:t>
+            </w:r>
+          </w:p>
+          <w:p>
+            <w:pPr>
+              <w:spacing w:after="40" w:before="0"/>
+              <w:jc w:val="left"/>
+            </w:pPr>
+            <w:r>
+              <w:rPr>
+                <w:rFonts w:ascii="Arial" w:cs="Arial" w:eastAsia="Arial" w:hAnsi="Arial"/>
+                <w:b w:val="false"/>
+                <w:bCs w:val="false"/>
+                <w:i w:val="false"/>
+                <w:iCs w:val="false"/>
+                <w:color w:val="000000"/>
+                <w:sz w:val="18"/>
+                <w:szCs w:val="18"/>
+              </w:rPr>
+              <w:t xml:space="preserve">c) compare plant and animal cell structures under light and electron microscopes,</w:t>
+            </w:r>
+          </w:p>
+          <w:p>
+            <w:pPr>
+              <w:spacing w:after="40" w:before="0"/>
+              <w:jc w:val="left"/>
+            </w:pPr>
+            <w:r>
+              <w:rPr>
+                <w:rFonts w:ascii="Arial" w:cs="Arial" w:eastAsia="Arial" w:hAnsi="Arial"/>
+                <w:b w:val="false"/>
+                <w:bCs w:val="false"/>
+                <w:i w:val="false"/>
+                <w:iCs w:val="false"/>
+                <w:color w:val="000000"/>
+                <w:sz w:val="18"/>
+                <w:szCs w:val="18"/>
+              </w:rPr>
+              <w:t xml:space="preserve">d) explain the functions of the components of plant and animal cells,</w:t>
+            </w:r>
+          </w:p>
+          <w:p>
+            <w:pPr>
+              <w:spacing w:after="40" w:before="0"/>
+              <w:jc w:val="left"/>
+            </w:pPr>
+            <w:r>
+              <w:rPr>
+                <w:rFonts w:ascii="Arial" w:cs="Arial" w:eastAsia="Arial" w:hAnsi="Arial"/>
+                <w:b w:val="false"/>
+                <w:bCs w:val="false"/>
+                <w:i w:val="false"/>
+                <w:iCs w:val="false"/>
+                <w:color w:val="000000"/>
+                <w:sz w:val="18"/>
+                <w:szCs w:val="18"/>
+              </w:rPr>
+              <w:t xml:space="preserve">e) construct a concept map of the levels of cell organisation,</w:t>
+            </w:r>
+          </w:p>
+          <w:p>
+            <w:pPr>
+              <w:spacing w:after="40" w:before="0"/>
+              <w:jc w:val="left"/>
+            </w:pPr>
+            <w:r>
+              <w:rPr>
+                <w:rFonts w:ascii="Arial" w:cs="Arial" w:eastAsia="Arial" w:hAnsi="Arial"/>
+                <w:b w:val="false"/>
+                <w:bCs w:val="false"/>
+                <w:i w:val="false"/>
+                <w:iCs w:val="false"/>
+                <w:color w:val="000000"/>
+                <w:sz w:val="18"/>
+                <w:szCs w:val="18"/>
+              </w:rPr>
+              <w:t xml:space="preserve">f) appreciate the function of the cell as a basic unit of life.</w:t>
+            </w:r>
+          </w:p>
+        </w:tc>
+      </w:tr>
+      <w:tr>
+        <w:tc>
+          <w:tcPr>
+            <w:tcW w:type="dxa" w:w="3000"/>
+            <w:shd w:fill="D5E8F0" w:color="auto" w:val="clear"/>
+            <w:tcMar>
+              <w:top w:type="dxa" w:w="60"/>
+              <w:left w:type="dxa" w:w="120"/>
+              <w:bottom w:type="dxa" w:w="60"/>
+              <w:right w:type="dxa" w:w="120"/>
+            </w:tcMar>
+            <w:vAlign w:val="top"/>
+          </w:tcPr>
+          <w:p>
+            <w:pPr>
+              <w:spacing w:after="40" w:before="0"/>
+              <w:jc w:val="left"/>
+            </w:pPr>
+            <w:r>
+              <w:rPr>
+                <w:rFonts w:ascii="Arial" w:cs="Arial" w:eastAsia="Arial" w:hAnsi="Arial"/>
+                <w:b/>
+                <w:bCs/>
+                <w:i w:val="false"/>
+                <w:iCs w:val="false"/>
+                <w:color w:val="000000"/>
+                <w:sz w:val="18"/>
+                <w:szCs w:val="18"/>
+              </w:rPr>
+              <w:t xml:space="preserve">Core Competencies</w:t>
+            </w:r>
+          </w:p>
+        </w:tc>
+        <w:tc>
+          <w:tcPr>
+            <w:tcW w:type="dxa" w:w="10680"/>
+            <w:shd w:fill="FFFFFF" w:color="auto" w:val="clear"/>
+            <w:tcMar>
+              <w:top w:type="dxa" w:w="60"/>
+              <w:left w:type="dxa" w:w="120"/>
+              <w:bottom w:type="dxa" w:w="60"/>
+              <w:right w:type="dxa" w:w="120"/>
+            </w:tcMar>
+            <w:vAlign w:val="top"/>
+          </w:tcPr>
+          <w:p>
+            <w:pPr>
+              <w:spacing w:after="30" w:before="0"/>
+              <w:ind w:left="360" w:hanging="180"/>
+              <w:jc w:val="left"/>
+            </w:pPr>
+            <w:r>
+              <w:rPr>
+                <w:rFonts w:ascii="Arial" w:cs="Arial" w:eastAsia="Arial" w:hAnsi="Arial"/>
+                <w:b w:val="false"/>
+                <w:bCs w:val="false"/>
+                <w:i w:val="false"/>
+                <w:iCs w:val="false"/>
+                <w:color w:val="000000"/>
+                <w:sz w:val="18"/>
+                <w:szCs w:val="18"/>
+              </w:rPr>
+              <w:t xml:space="preserve">–  Creativity and Imagination: as the learner constructs a model of plant and animal cells as seen under the electron microscope using locally available materials such as maize grains, bean seeds, bottle tops, and polythene bags sourced from Nairobi's Gikomba market.</w:t>
+            </w:r>
+          </w:p>
+          <w:p>
+            <w:pPr>
+              <w:spacing w:after="30" w:before="0"/>
+              <w:ind w:left="360" w:hanging="180"/>
+              <w:jc w:val="left"/>
+            </w:pPr>
+            <w:r>
+              <w:rPr>
+                <w:rFonts w:ascii="Arial" w:cs="Arial" w:eastAsia="Arial" w:hAnsi="Arial"/>
+                <w:b w:val="false"/>
+                <w:bCs w:val="false"/>
+                <w:i w:val="false"/>
+                <w:iCs w:val="false"/>
+                <w:color w:val="000000"/>
+                <w:sz w:val="18"/>
+                <w:szCs w:val="18"/>
+              </w:rPr>
+              <w:t xml:space="preserve">–  Digital Literacy: as the learner searches for information from the internet and digital media on the structure of a cell as seen under the electron microscope, including photomicrographs of onion epidermal cells and cheek cells.</w:t>
+            </w:r>
+          </w:p>
+          <w:p>
+            <w:pPr>
+              <w:spacing w:after="30" w:before="0"/>
+              <w:ind w:left="360" w:hanging="180"/>
+              <w:jc w:val="left"/>
+            </w:pPr>
+            <w:r>
+              <w:rPr>
+                <w:rFonts w:ascii="Arial" w:cs="Arial" w:eastAsia="Arial" w:hAnsi="Arial"/>
+                <w:b w:val="false"/>
+                <w:bCs w:val="false"/>
+                <w:i w:val="false"/>
+                <w:iCs w:val="false"/>
+                <w:color w:val="000000"/>
+                <w:sz w:val="18"/>
+                <w:szCs w:val="18"/>
+              </w:rPr>
+              <w:t xml:space="preserve">–  Learning to Learn: as the learner reflects on the project work of model-building and adjusts the cell model iteratively based on peer and teacher feedback.</w:t>
+            </w:r>
+          </w:p>
+        </w:tc>
+      </w:tr>
+      <w:tr>
+        <w:tc>
+          <w:tcPr>
+            <w:tcW w:type="dxa" w:w="3000"/>
+            <w:shd w:fill="E2EFDA" w:color="auto" w:val="clear"/>
+            <w:tcMar>
+              <w:top w:type="dxa" w:w="60"/>
+              <w:left w:type="dxa" w:w="120"/>
+              <w:bottom w:type="dxa" w:w="60"/>
+              <w:right w:type="dxa" w:w="120"/>
+            </w:tcMar>
+            <w:vAlign w:val="top"/>
+          </w:tcPr>
+          <w:p>
+            <w:pPr>
+              <w:spacing w:after="40" w:before="0"/>
+              <w:jc w:val="left"/>
+            </w:pPr>
+            <w:r>
+              <w:rPr>
+                <w:rFonts w:ascii="Arial" w:cs="Arial" w:eastAsia="Arial" w:hAnsi="Arial"/>
+                <w:b/>
+                <w:bCs/>
+                <w:i w:val="false"/>
+                <w:iCs w:val="false"/>
+                <w:color w:val="000000"/>
+                <w:sz w:val="18"/>
+                <w:szCs w:val="18"/>
+              </w:rPr>
+              <w:t xml:space="preserve">Core Values</w:t>
+            </w:r>
+          </w:p>
+        </w:tc>
+        <w:tc>
+          <w:tcPr>
+            <w:tcW w:type="dxa" w:w="10680"/>
+            <w:shd w:fill="FFFFFF" w:color="auto" w:val="clear"/>
+            <w:tcMar>
+              <w:top w:type="dxa" w:w="60"/>
+              <w:left w:type="dxa" w:w="120"/>
+              <w:bottom w:type="dxa" w:w="60"/>
+              <w:right w:type="dxa" w:w="120"/>
+            </w:tcMar>
+            <w:vAlign w:val="top"/>
+          </w:tcPr>
+          <w:p>
+            <w:pPr>
+              <w:spacing w:after="30" w:before="0"/>
+              <w:ind w:left="360" w:hanging="180"/>
+              <w:jc w:val="left"/>
+            </w:pPr>
+            <w:r>
+              <w:rPr>
+                <w:rFonts w:ascii="Arial" w:cs="Arial" w:eastAsia="Arial" w:hAnsi="Arial"/>
+                <w:b w:val="false"/>
+                <w:bCs w:val="false"/>
+                <w:i w:val="false"/>
+                <w:iCs w:val="false"/>
+                <w:color w:val="000000"/>
+                <w:sz w:val="18"/>
+                <w:szCs w:val="18"/>
+              </w:rPr>
+              <w:t xml:space="preserve">–  Respect: as the learner considers others' opinions while working on practical activities in groups such as construction of cell models, ensuring every group member's contribution is acknowledged.</w:t>
+            </w:r>
+          </w:p>
+          <w:p>
+            <w:pPr>
+              <w:spacing w:after="30" w:before="0"/>
+              <w:ind w:left="360" w:hanging="180"/>
+              <w:jc w:val="left"/>
+            </w:pPr>
+            <w:r>
+              <w:rPr>
+                <w:rFonts w:ascii="Arial" w:cs="Arial" w:eastAsia="Arial" w:hAnsi="Arial"/>
+                <w:b w:val="false"/>
+                <w:bCs w:val="false"/>
+                <w:i w:val="false"/>
+                <w:iCs w:val="false"/>
+                <w:color w:val="000000"/>
+                <w:sz w:val="18"/>
+                <w:szCs w:val="18"/>
+              </w:rPr>
+              <w:t xml:space="preserve">–  Social Justice: as the learner seeks equity, equality and gender consideration in distribution of learning resources such as sharing of locally available materials for making cell models.</w:t>
+            </w:r>
+          </w:p>
+        </w:tc>
+      </w:tr>
+      <w:tr>
+        <w:tc>
+          <w:tcPr>
+            <w:tcW w:type="dxa" w:w="3000"/>
+            <w:shd w:fill="D5E8F0" w:color="auto" w:val="clear"/>
+            <w:tcMar>
+              <w:top w:type="dxa" w:w="60"/>
+              <w:left w:type="dxa" w:w="120"/>
+              <w:bottom w:type="dxa" w:w="60"/>
+              <w:right w:type="dxa" w:w="120"/>
+            </w:tcMar>
+            <w:vAlign w:val="top"/>
+          </w:tcPr>
+          <w:p>
+            <w:pPr>
+              <w:spacing w:after="40" w:before="0"/>
+              <w:jc w:val="left"/>
+            </w:pPr>
+            <w:r>
+              <w:rPr>
+                <w:rFonts w:ascii="Arial" w:cs="Arial" w:eastAsia="Arial" w:hAnsi="Arial"/>
+                <w:b/>
+                <w:bCs/>
+                <w:i w:val="false"/>
+                <w:iCs w:val="false"/>
+                <w:color w:val="000000"/>
+                <w:sz w:val="18"/>
+                <w:szCs w:val="18"/>
+              </w:rPr>
+              <w:t xml:space="preserve">Science &amp; Engineering Practices</w:t>
+            </w:r>
+          </w:p>
+        </w:tc>
+        <w:tc>
+          <w:tcPr>
+            <w:tcW w:type="dxa" w:w="10680"/>
+            <w:shd w:fill="FFFFFF" w:color="auto" w:val="clear"/>
+            <w:tcMar>
+              <w:top w:type="dxa" w:w="60"/>
+              <w:left w:type="dxa" w:w="120"/>
+              <w:bottom w:type="dxa" w:w="60"/>
+              <w:right w:type="dxa" w:w="120"/>
+            </w:tcMar>
+            <w:vAlign w:val="top"/>
+          </w:tcPr>
+          <w:p>
+            <w:pPr>
+              <w:spacing w:after="30" w:before="0"/>
+              <w:ind w:left="360" w:hanging="180"/>
+              <w:jc w:val="left"/>
+            </w:pPr>
+            <w:r>
+              <w:rPr>
+                <w:rFonts w:ascii="Arial" w:cs="Arial" w:eastAsia="Arial" w:hAnsi="Arial"/>
+                <w:b w:val="false"/>
+                <w:bCs w:val="false"/>
+                <w:i w:val="false"/>
+                <w:iCs w:val="false"/>
+                <w:color w:val="000000"/>
+                <w:sz w:val="18"/>
+                <w:szCs w:val="18"/>
+              </w:rPr>
+              <w:t xml:space="preserve">–  Developing and Using Models: as the learner draws, labels and physically constructs models of plant and animal cells, revising the model across lessons to incorporate new understanding of organelle functions and levels of organisation.</w:t>
+            </w:r>
+          </w:p>
+          <w:p>
+            <w:pPr>
+              <w:spacing w:after="30" w:before="0"/>
+              <w:ind w:left="360" w:hanging="180"/>
+              <w:jc w:val="left"/>
+            </w:pPr>
+            <w:r>
+              <w:rPr>
+                <w:rFonts w:ascii="Arial" w:cs="Arial" w:eastAsia="Arial" w:hAnsi="Arial"/>
+                <w:b w:val="false"/>
+                <w:bCs w:val="false"/>
+                <w:i w:val="false"/>
+                <w:iCs w:val="false"/>
+                <w:color w:val="000000"/>
+                <w:sz w:val="18"/>
+                <w:szCs w:val="18"/>
+              </w:rPr>
+              <w:t xml:space="preserve">–  Analysing and Interpreting Data: as the learner observes photomicrographs of plant cells (e.g., cells from a succulent leaf found along Lake Victoria's shores) and animal cells, identifying organelles and recording comparative observations in a data table.</w:t>
+            </w:r>
+          </w:p>
+          <w:p>
+            <w:pPr>
+              <w:spacing w:after="30" w:before="0"/>
+              <w:ind w:left="360" w:hanging="180"/>
+              <w:jc w:val="left"/>
+            </w:pPr>
+            <w:r>
+              <w:rPr>
+                <w:rFonts w:ascii="Arial" w:cs="Arial" w:eastAsia="Arial" w:hAnsi="Arial"/>
+                <w:b w:val="false"/>
+                <w:bCs w:val="false"/>
+                <w:i w:val="false"/>
+                <w:iCs w:val="false"/>
+                <w:color w:val="000000"/>
+                <w:sz w:val="18"/>
+                <w:szCs w:val="18"/>
+              </w:rPr>
+              <w:t xml:space="preserve">–  Asking Questions and Defining Problems: as the learner generates questions on the Driving Question Board about why plant cells from ugali maize kernels have cell walls while animal cheek cells do not, driving further investigation.</w:t>
+            </w:r>
+          </w:p>
+          <w:p>
+            <w:pPr>
+              <w:spacing w:after="30" w:before="0"/>
+              <w:ind w:left="360" w:hanging="180"/>
+              <w:jc w:val="left"/>
+            </w:pPr>
+            <w:r>
+              <w:rPr>
+                <w:rFonts w:ascii="Arial" w:cs="Arial" w:eastAsia="Arial" w:hAnsi="Arial"/>
+                <w:b w:val="false"/>
+                <w:bCs w:val="false"/>
+                <w:i w:val="false"/>
+                <w:iCs w:val="false"/>
+                <w:color w:val="000000"/>
+                <w:sz w:val="18"/>
+                <w:szCs w:val="18"/>
+              </w:rPr>
+              <w:t xml:space="preserve">–  Constructing Explanations: as the learner uses evidence from photomicrograph observations and model-building to explain why the cell is considered the basic unit of life and how levels of organisation lead to complex organisms such as a Maasai giraffe or a maize plant.</w:t>
+            </w:r>
+          </w:p>
+          <w:p>
+            <w:pPr>
+              <w:spacing w:after="30" w:before="0"/>
+              <w:ind w:left="360" w:hanging="180"/>
+              <w:jc w:val="left"/>
+            </w:pPr>
+            <w:r>
+              <w:rPr>
+                <w:rFonts w:ascii="Arial" w:cs="Arial" w:eastAsia="Arial" w:hAnsi="Arial"/>
+                <w:b w:val="false"/>
+                <w:bCs w:val="false"/>
+                <w:i w:val="false"/>
+                <w:iCs w:val="false"/>
+                <w:color w:val="000000"/>
+                <w:sz w:val="18"/>
+                <w:szCs w:val="18"/>
+              </w:rPr>
+              <w:t xml:space="preserve">–  Obtaining, Evaluating and Communicating Information: as the learner researches electron microscope images using digital devices, evaluates sources, and presents findings using labelled diagrams and digital presentations shared with peers.</w:t>
+            </w:r>
+          </w:p>
+        </w:tc>
+      </w:tr>
+      <w:tr>
+        <w:tc>
+          <w:tcPr>
+            <w:tcW w:type="dxa" w:w="3000"/>
+            <w:shd w:fill="FCE4D6" w:color="auto" w:val="clear"/>
+            <w:tcMar>
+              <w:top w:type="dxa" w:w="60"/>
+              <w:left w:type="dxa" w:w="120"/>
+              <w:bottom w:type="dxa" w:w="60"/>
+              <w:right w:type="dxa" w:w="120"/>
+            </w:tcMar>
+            <w:vAlign w:val="top"/>
+          </w:tcPr>
+          <w:p>
+            <w:pPr>
+              <w:spacing w:after="40" w:before="0"/>
+              <w:jc w:val="left"/>
+            </w:pPr>
+            <w:r>
+              <w:rPr>
+                <w:rFonts w:ascii="Arial" w:cs="Arial" w:eastAsia="Arial" w:hAnsi="Arial"/>
+                <w:b/>
+                <w:bCs/>
+                <w:i w:val="false"/>
+                <w:iCs w:val="false"/>
+                <w:color w:val="000000"/>
+                <w:sz w:val="18"/>
+                <w:szCs w:val="18"/>
+              </w:rPr>
+              <w:t xml:space="preserve">Pertinent &amp; Contemporary Issues (PCIs)</w:t>
+            </w:r>
+          </w:p>
+        </w:tc>
+        <w:tc>
+          <w:tcPr>
+            <w:tcW w:type="dxa" w:w="10680"/>
+            <w:shd w:fill="FFFFFF" w:color="auto" w:val="clear"/>
+            <w:tcMar>
+              <w:top w:type="dxa" w:w="60"/>
+              <w:left w:type="dxa" w:w="120"/>
+              <w:bottom w:type="dxa" w:w="60"/>
+              <w:right w:type="dxa" w:w="120"/>
+            </w:tcMar>
+            <w:vAlign w:val="top"/>
+          </w:tcPr>
+          <w:p>
+            <w:pPr>
+              <w:spacing w:after="30" w:before="0"/>
+              <w:ind w:left="360" w:hanging="180"/>
+              <w:jc w:val="left"/>
+            </w:pPr>
+            <w:r>
+              <w:rPr>
+                <w:rFonts w:ascii="Arial" w:cs="Arial" w:eastAsia="Arial" w:hAnsi="Arial"/>
+                <w:b w:val="false"/>
+                <w:bCs w:val="false"/>
+                <w:i w:val="false"/>
+                <w:iCs w:val="false"/>
+                <w:color w:val="000000"/>
+                <w:sz w:val="18"/>
+                <w:szCs w:val="18"/>
+              </w:rPr>
+              <w:t xml:space="preserve">–  Environmental Conservation: as the learner manages wastes responsibly to avoid pollution while preparing plant and animal cell models, disposing of organic materials (e.g., onion peels, maize husks) appropriately in school compost pits.</w:t>
+            </w:r>
+          </w:p>
+          <w:p>
+            <w:pPr>
+              <w:spacing w:after="30" w:before="0"/>
+              <w:ind w:left="360" w:hanging="180"/>
+              <w:jc w:val="left"/>
+            </w:pPr>
+            <w:r>
+              <w:rPr>
+                <w:rFonts w:ascii="Arial" w:cs="Arial" w:eastAsia="Arial" w:hAnsi="Arial"/>
+                <w:b w:val="false"/>
+                <w:bCs w:val="false"/>
+                <w:i w:val="false"/>
+                <w:iCs w:val="false"/>
+                <w:color w:val="000000"/>
+                <w:sz w:val="18"/>
+                <w:szCs w:val="18"/>
+              </w:rPr>
+              <w:t xml:space="preserve">–  Safety and Security: as the learner observes safety precautions when preparing the models, including safe handling of sharp tools (scalpels, needles) used to section plant specimens such as sukuma wiki leaves.</w:t>
+            </w:r>
+          </w:p>
+        </w:tc>
+      </w:tr>
+      <w:tr>
+        <w:tc>
+          <w:tcPr>
+            <w:tcW w:type="dxa" w:w="3000"/>
+            <w:shd w:fill="D9EEF1" w:color="auto" w:val="clear"/>
+            <w:tcMar>
+              <w:top w:type="dxa" w:w="60"/>
+              <w:left w:type="dxa" w:w="120"/>
+              <w:bottom w:type="dxa" w:w="60"/>
+              <w:right w:type="dxa" w:w="120"/>
+            </w:tcMar>
+            <w:vAlign w:val="top"/>
+          </w:tcPr>
+          <w:p>
+            <w:pPr>
+              <w:spacing w:after="40" w:before="0"/>
+              <w:jc w:val="left"/>
+            </w:pPr>
+            <w:r>
+              <w:rPr>
+                <w:rFonts w:ascii="Arial" w:cs="Arial" w:eastAsia="Arial" w:hAnsi="Arial"/>
+                <w:b/>
+                <w:bCs/>
+                <w:i w:val="false"/>
+                <w:iCs w:val="false"/>
+                <w:color w:val="000000"/>
+                <w:sz w:val="18"/>
+                <w:szCs w:val="18"/>
+              </w:rPr>
+              <w:t xml:space="preserve">Career Connections</w:t>
+            </w:r>
+          </w:p>
+        </w:tc>
+        <w:tc>
+          <w:tcPr>
+            <w:tcW w:type="dxa" w:w="10680"/>
+            <w:shd w:fill="FFFFFF" w:color="auto" w:val="clear"/>
+            <w:tcMar>
+              <w:top w:type="dxa" w:w="60"/>
+              <w:left w:type="dxa" w:w="120"/>
+              <w:bottom w:type="dxa" w:w="60"/>
+              <w:right w:type="dxa" w:w="120"/>
+            </w:tcMar>
+            <w:vAlign w:val="top"/>
+          </w:tcPr>
+          <w:p>
+            <w:pPr>
+              <w:spacing w:after="30" w:before="0"/>
+              <w:ind w:left="360" w:hanging="180"/>
+              <w:jc w:val="left"/>
+            </w:pPr>
+            <w:r>
+              <w:rPr>
+                <w:rFonts w:ascii="Arial" w:cs="Arial" w:eastAsia="Arial" w:hAnsi="Arial"/>
+                <w:b w:val="false"/>
+                <w:bCs w:val="false"/>
+                <w:i w:val="false"/>
+                <w:iCs w:val="false"/>
+                <w:color w:val="000000"/>
+                <w:sz w:val="18"/>
+                <w:szCs w:val="18"/>
+              </w:rPr>
+              <w:t xml:space="preserve">–  Medical Laboratory Scientist: this sub-strand develops skills in microscopy and cell identification directly applied in hospital labs such as Kenyatta National Hospital where blood and tissue cells are routinely examined.</w:t>
+            </w:r>
+          </w:p>
+          <w:p>
+            <w:pPr>
+              <w:spacing w:after="30" w:before="0"/>
+              <w:ind w:left="360" w:hanging="180"/>
+              <w:jc w:val="left"/>
+            </w:pPr>
+            <w:r>
+              <w:rPr>
+                <w:rFonts w:ascii="Arial" w:cs="Arial" w:eastAsia="Arial" w:hAnsi="Arial"/>
+                <w:b w:val="false"/>
+                <w:bCs w:val="false"/>
+                <w:i w:val="false"/>
+                <w:iCs w:val="false"/>
+                <w:color w:val="000000"/>
+                <w:sz w:val="18"/>
+                <w:szCs w:val="18"/>
+              </w:rPr>
+              <w:t xml:space="preserve">–  Biomedical Research Scientist: understanding cell ultrastructure is foundational for researchers at institutions like KEMRI (Kenya Medical Research Institute) working on cell-level disease mechanisms.</w:t>
+            </w:r>
+          </w:p>
+          <w:p>
+            <w:pPr>
+              <w:spacing w:after="30" w:before="0"/>
+              <w:ind w:left="360" w:hanging="180"/>
+              <w:jc w:val="left"/>
+            </w:pPr>
+            <w:r>
+              <w:rPr>
+                <w:rFonts w:ascii="Arial" w:cs="Arial" w:eastAsia="Arial" w:hAnsi="Arial"/>
+                <w:b w:val="false"/>
+                <w:bCs w:val="false"/>
+                <w:i w:val="false"/>
+                <w:iCs w:val="false"/>
+                <w:color w:val="000000"/>
+                <w:sz w:val="18"/>
+                <w:szCs w:val="18"/>
+              </w:rPr>
+              <w:t xml:space="preserve">–  Histotechnologist / Pathologist: knowledge of animal and plant cell structures and tissue organisation underpins the preparation and examination of tissue sections in pathology departments across Kenya.</w:t>
+            </w:r>
+          </w:p>
+          <w:p>
+            <w:pPr>
+              <w:spacing w:after="30" w:before="0"/>
+              <w:ind w:left="360" w:hanging="180"/>
+              <w:jc w:val="left"/>
+            </w:pPr>
+            <w:r>
+              <w:rPr>
+                <w:rFonts w:ascii="Arial" w:cs="Arial" w:eastAsia="Arial" w:hAnsi="Arial"/>
+                <w:b w:val="false"/>
+                <w:bCs w:val="false"/>
+                <w:i w:val="false"/>
+                <w:iCs w:val="false"/>
+                <w:color w:val="000000"/>
+                <w:sz w:val="18"/>
+                <w:szCs w:val="18"/>
+              </w:rPr>
+              <w:t xml:space="preserve">–  Agricultural Biotechnologist: understanding plant cell structure (cell wall, chloroplasts, vacuole) is prerequisite knowledge for tissue culture work done at institutions like KARI (Kenya Agricultural and Livestock Research Organization) to improve crops such as maize and tea in the Rift Valley.</w:t>
+            </w:r>
+          </w:p>
+          <w:p>
+            <w:pPr>
+              <w:spacing w:after="30" w:before="0"/>
+              <w:ind w:left="360" w:hanging="180"/>
+              <w:jc w:val="left"/>
+            </w:pPr>
+            <w:r>
+              <w:rPr>
+                <w:rFonts w:ascii="Arial" w:cs="Arial" w:eastAsia="Arial" w:hAnsi="Arial"/>
+                <w:b w:val="false"/>
+                <w:bCs w:val="false"/>
+                <w:i w:val="false"/>
+                <w:iCs w:val="false"/>
+                <w:color w:val="000000"/>
+                <w:sz w:val="18"/>
+                <w:szCs w:val="18"/>
+              </w:rPr>
+              <w:t xml:space="preserve">–  Secondary School Science Teacher: the ability to explain cell structure, use microscopes, and construct concept maps on levels of organisation is a core professional skill for TSC-registered science teachers across Kenya.</w:t>
+            </w:r>
+          </w:p>
+        </w:tc>
+      </w:tr>
+      <w:tr>
+        <w:tc>
+          <w:tcPr>
+            <w:tcW w:type="dxa" w:w="3000"/>
+            <w:shd w:fill="D5E8F0" w:color="auto" w:val="clear"/>
+            <w:tcMar>
+              <w:top w:type="dxa" w:w="60"/>
+              <w:left w:type="dxa" w:w="120"/>
+              <w:bottom w:type="dxa" w:w="60"/>
+              <w:right w:type="dxa" w:w="120"/>
+            </w:tcMar>
+            <w:vAlign w:val="top"/>
+          </w:tcPr>
+          <w:p>
+            <w:pPr>
+              <w:spacing w:after="40" w:before="0"/>
+              <w:jc w:val="left"/>
+            </w:pPr>
+            <w:r>
+              <w:rPr>
+                <w:rFonts w:ascii="Arial" w:cs="Arial" w:eastAsia="Arial" w:hAnsi="Arial"/>
+                <w:b/>
+                <w:bCs/>
+                <w:i w:val="false"/>
+                <w:iCs w:val="false"/>
+                <w:color w:val="000000"/>
+                <w:sz w:val="18"/>
+                <w:szCs w:val="18"/>
+              </w:rPr>
+              <w:t xml:space="preserve">Focus for Lessons</w:t>
+            </w:r>
+          </w:p>
+        </w:tc>
+        <w:tc>
+          <w:tcPr>
+            <w:tcW w:type="dxa" w:w="10680"/>
+            <w:shd w:fill="FFFFFF" w:color="auto" w:val="clear"/>
+            <w:tcMar>
+              <w:top w:type="dxa" w:w="60"/>
+              <w:left w:type="dxa" w:w="120"/>
+              <w:bottom w:type="dxa" w:w="60"/>
+              <w:right w:type="dxa" w:w="120"/>
+            </w:tcMar>
+            <w:vAlign w:val="top"/>
+          </w:tcPr>
+          <w:p>
+            <w:pPr>
+              <w:spacing w:after="40" w:before="0"/>
+              <w:jc w:val="left"/>
+            </w:pPr>
+            <w:r>
+              <w:rPr>
+                <w:rFonts w:ascii="Arial" w:cs="Arial" w:eastAsia="Arial" w:hAnsi="Arial"/>
+                <w:b w:val="false"/>
+                <w:bCs w:val="false"/>
+                <w:i w:val="false"/>
+                <w:iCs w:val="false"/>
+                <w:color w:val="000000"/>
+                <w:sz w:val="18"/>
+                <w:szCs w:val="18"/>
+              </w:rPr>
+              <w:t xml:space="preserve">This unit anchors on the cell as the fundamental unit of life, guiding Grade 10 learners to move from the familiar light microscope used in Junior School Integrated Science to the higher-resolution world of the electron microscope. Learners build understanding progressively — from comparing microscope types, to examining cell ultrastructure, to explaining organelle functions, to mapping the hierarchy of organisation from organelle to organism — using Kenyan biological specimens (sukuma wiki leaves, onion epidermal cells, cheek cells) as concrete reference points. The unit culminates in a project where learners use locally available materials to construct three-dimensional cell models, consolidating conceptual understanding through creative, hands-on making.</w:t>
+            </w:r>
+          </w:p>
+        </w:tc>
+      </w:tr>
+      <w:tr>
+        <w:tc>
+          <w:tcPr>
+            <w:tcW w:type="dxa" w:w="3000"/>
+            <w:shd w:fill="EAD1F5" w:color="auto" w:val="clear"/>
+            <w:tcMar>
+              <w:top w:type="dxa" w:w="60"/>
+              <w:left w:type="dxa" w:w="120"/>
+              <w:bottom w:type="dxa" w:w="60"/>
+              <w:right w:type="dxa" w:w="120"/>
+            </w:tcMar>
+            <w:vAlign w:val="top"/>
+          </w:tcPr>
+          <w:p>
+            <w:pPr>
+              <w:spacing w:after="40" w:before="0"/>
+              <w:jc w:val="left"/>
+            </w:pPr>
+            <w:r>
+              <w:rPr>
+                <w:rFonts w:ascii="Arial" w:cs="Arial" w:eastAsia="Arial" w:hAnsi="Arial"/>
+                <w:b/>
+                <w:bCs/>
+                <w:i w:val="false"/>
+                <w:iCs w:val="false"/>
+                <w:color w:val="000000"/>
+                <w:sz w:val="18"/>
+                <w:szCs w:val="18"/>
+              </w:rPr>
+              <w:t xml:space="preserve">Driving Question / Key Inquiry Questions</w:t>
+            </w:r>
+          </w:p>
+        </w:tc>
+        <w:tc>
+          <w:tcPr>
+            <w:tcW w:type="dxa" w:w="10680"/>
+            <w:shd w:fill="FFFFFF" w:color="auto" w:val="clear"/>
+            <w:tcMar>
+              <w:top w:type="dxa" w:w="60"/>
+              <w:left w:type="dxa" w:w="120"/>
+              <w:bottom w:type="dxa" w:w="60"/>
+              <w:right w:type="dxa" w:w="120"/>
+            </w:tcMar>
+            <w:vAlign w:val="top"/>
+          </w:tcPr>
+          <w:p>
+            <w:pPr>
+              <w:spacing w:after="40" w:before="0"/>
+              <w:jc w:val="left"/>
+            </w:pPr>
+            <w:r>
+              <w:rPr>
+                <w:rFonts w:ascii="Arial" w:cs="Arial" w:eastAsia="Arial" w:hAnsi="Arial"/>
+                <w:b w:val="false"/>
+                <w:bCs w:val="false"/>
+                <w:i w:val="false"/>
+                <w:iCs w:val="false"/>
+                <w:color w:val="000000"/>
+                <w:sz w:val="18"/>
+                <w:szCs w:val="18"/>
+              </w:rPr>
+              <w:t xml:space="preserve">DRIVING QUESTION: What makes up an organism — and how do the tiny structures inside a single cell keep a whole living thing, from a sukuma wiki plant to a human being in Nairobi, alive?</w:t>
+            </w:r>
+          </w:p>
+          <w:p>
+            <w:pPr>
+              <w:spacing w:after="40" w:before="0"/>
+              <w:jc w:val="left"/>
+            </w:pPr>
+            <w:r>
+              <w:rPr>
+                <w:rFonts w:ascii="Arial" w:cs="Arial" w:eastAsia="Arial" w:hAnsi="Arial"/>
+                <w:b w:val="false"/>
+                <w:bCs w:val="false"/>
+                <w:i w:val="false"/>
+                <w:iCs w:val="false"/>
+                <w:color w:val="000000"/>
+                <w:sz w:val="18"/>
+                <w:szCs w:val="18"/>
+              </w:rPr>
+              <w:t xml:space="preserve"/>
+            </w:r>
+          </w:p>
+          <w:p>
+            <w:pPr>
+              <w:spacing w:after="40" w:before="0"/>
+              <w:jc w:val="left"/>
+            </w:pPr>
+            <w:r>
+              <w:rPr>
+                <w:rFonts w:ascii="Arial" w:cs="Arial" w:eastAsia="Arial" w:hAnsi="Arial"/>
+                <w:b w:val="false"/>
+                <w:bCs w:val="false"/>
+                <w:i w:val="false"/>
+                <w:iCs w:val="false"/>
+                <w:color w:val="000000"/>
+                <w:sz w:val="18"/>
+                <w:szCs w:val="18"/>
+              </w:rPr>
+              <w:t xml:space="preserve">KICD KEY INQUIRY QUESTION:</w:t>
+            </w:r>
+          </w:p>
+          <w:p>
+            <w:pPr>
+              <w:spacing w:after="40" w:before="0"/>
+              <w:jc w:val="left"/>
+            </w:pPr>
+            <w:r>
+              <w:rPr>
+                <w:rFonts w:ascii="Arial" w:cs="Arial" w:eastAsia="Arial" w:hAnsi="Arial"/>
+                <w:b w:val="false"/>
+                <w:bCs w:val="false"/>
+                <w:i w:val="false"/>
+                <w:iCs w:val="false"/>
+                <w:color w:val="000000"/>
+                <w:sz w:val="18"/>
+                <w:szCs w:val="18"/>
+              </w:rPr>
+              <w:t xml:space="preserve">1. What makes up an organism?</w:t>
+            </w:r>
+          </w:p>
+        </w:tc>
+      </w:tr>
+      <w:tr>
+        <w:tc>
+          <w:tcPr>
+            <w:tcW w:type="dxa" w:w="3000"/>
+            <w:shd w:fill="EAD1F5" w:color="auto" w:val="clear"/>
+            <w:tcMar>
+              <w:top w:type="dxa" w:w="60"/>
+              <w:left w:type="dxa" w:w="120"/>
+              <w:bottom w:type="dxa" w:w="60"/>
+              <w:right w:type="dxa" w:w="120"/>
+            </w:tcMar>
+            <w:vAlign w:val="top"/>
+          </w:tcPr>
+          <w:p>
+            <w:pPr>
+              <w:spacing w:after="40" w:before="0"/>
+              <w:jc w:val="left"/>
+            </w:pPr>
+            <w:r>
+              <w:rPr>
+                <w:rFonts w:ascii="Arial" w:cs="Arial" w:eastAsia="Arial" w:hAnsi="Arial"/>
+                <w:b/>
+                <w:bCs/>
+                <w:i w:val="false"/>
+                <w:iCs w:val="false"/>
+                <w:color w:val="000000"/>
+                <w:sz w:val="18"/>
+                <w:szCs w:val="18"/>
+              </w:rPr>
+              <w:t xml:space="preserve">Anchoring Phenomenon</w:t>
+            </w:r>
+          </w:p>
+        </w:tc>
+        <w:tc>
+          <w:tcPr>
+            <w:tcW w:type="dxa" w:w="10680"/>
+            <w:shd w:fill="FFFFFF" w:color="auto" w:val="clear"/>
+            <w:tcMar>
+              <w:top w:type="dxa" w:w="60"/>
+              <w:left w:type="dxa" w:w="120"/>
+              <w:bottom w:type="dxa" w:w="60"/>
+              <w:right w:type="dxa" w:w="120"/>
+            </w:tcMar>
+            <w:vAlign w:val="top"/>
+          </w:tcPr>
+          <w:p>
+            <w:pPr>
+              <w:spacing w:after="40" w:before="0"/>
+              <w:jc w:val="left"/>
+            </w:pPr>
+            <w:r>
+              <w:rPr>
+                <w:rFonts w:ascii="Arial" w:cs="Arial" w:eastAsia="Arial" w:hAnsi="Arial"/>
+                <w:b w:val="false"/>
+                <w:bCs w:val="false"/>
+                <w:i w:val="false"/>
+                <w:iCs w:val="false"/>
+                <w:color w:val="000000"/>
+                <w:sz w:val="18"/>
+                <w:szCs w:val="18"/>
+              </w:rPr>
+              <w:t xml:space="preserve">A Grade 10 learner at a school in Kisumu notices that when a piece of sukuma wiki (kale) leaf is left in the sun for several days, it wilts and eventually dries and dies — yet if you look at a thin slice of a fresh sukuma wiki leaf under the school's light microscope, you can see tiny box-like compartments packed with green granules. The learner wonders: what are these compartments, what is inside them, and how does what is inside them keep the leaf alive? When the teacher shows a photomicrograph of the same leaf taken with an electron microscope, far more internal detail is visible — folded membranes, dark oval bodies, and a large fluid-filled space. The learner is puzzled: the light microscope and the electron microscope seem to reveal completely different levels of detail in what is supposedly the same cell. Why do the two microscopes show such different pictures? What are all those internal structures, and what are they each doing to keep the sukuma wiki plant — and ultimately the learner who eats it — alive?</w:t>
+            </w:r>
+          </w:p>
+        </w:tc>
+      </w:tr>
+      <w:tr>
+        <w:tc>
+          <w:tcPr>
+            <w:tcW w:type="dxa" w:w="3000"/>
+            <w:shd w:fill="D9EEF1" w:color="auto" w:val="clear"/>
+            <w:tcMar>
+              <w:top w:type="dxa" w:w="60"/>
+              <w:left w:type="dxa" w:w="120"/>
+              <w:bottom w:type="dxa" w:w="60"/>
+              <w:right w:type="dxa" w:w="120"/>
+            </w:tcMar>
+            <w:vAlign w:val="top"/>
+          </w:tcPr>
+          <w:p>
+            <w:pPr>
+              <w:spacing w:after="40" w:before="0"/>
+              <w:jc w:val="left"/>
+            </w:pPr>
+            <w:r>
+              <w:rPr>
+                <w:rFonts w:ascii="Arial" w:cs="Arial" w:eastAsia="Arial" w:hAnsi="Arial"/>
+                <w:b/>
+                <w:bCs/>
+                <w:i w:val="false"/>
+                <w:iCs w:val="false"/>
+                <w:color w:val="000000"/>
+                <w:sz w:val="18"/>
+                <w:szCs w:val="18"/>
+              </w:rPr>
+              <w:t xml:space="preserve">Storyline Thread</w:t>
+            </w:r>
+          </w:p>
+        </w:tc>
+        <w:tc>
+          <w:tcPr>
+            <w:tcW w:type="dxa" w:w="10680"/>
+            <w:shd w:fill="FFFFFF" w:color="auto" w:val="clear"/>
+            <w:tcMar>
+              <w:top w:type="dxa" w:w="60"/>
+              <w:left w:type="dxa" w:w="120"/>
+              <w:bottom w:type="dxa" w:w="60"/>
+              <w:right w:type="dxa" w:w="120"/>
+            </w:tcMar>
+            <w:vAlign w:val="top"/>
+          </w:tcPr>
+          <w:p>
+            <w:pPr>
+              <w:spacing w:after="40" w:before="0"/>
+              <w:jc w:val="left"/>
+            </w:pPr>
+            <w:r>
+              <w:rPr>
+                <w:rFonts w:ascii="Arial" w:cs="Arial" w:eastAsia="Arial" w:hAnsi="Arial"/>
+                <w:b w:val="false"/>
+                <w:bCs w:val="false"/>
+                <w:i w:val="false"/>
+                <w:iCs w:val="false"/>
+                <w:color w:val="000000"/>
+                <w:sz w:val="18"/>
+                <w:szCs w:val="18"/>
+              </w:rPr>
+              <w:t xml:space="preserve">Lesson 1 — Predict &amp; Anchor Phenomenon (Microscopes as Windows): Learners observe a fresh sukuma wiki leaf slice under the school light microscope and record what they see. Teacher reveals an electron micrograph of the same leaf cell. Learners predict: what extra structures might the electron microscope reveal and why? Class constructs an initial Driving Question Board (DQB) capturing "what we think we know" and "what we wonder." Focus: eliciting prior knowledge and generating questions about cell structure.</w:t>
+            </w:r>
+          </w:p>
+          <w:p>
+            <w:pPr>
+              <w:spacing w:after="40" w:before="0"/>
+              <w:jc w:val="left"/>
+            </w:pPr>
+            <w:r>
+              <w:rPr>
+                <w:rFonts w:ascii="Arial" w:cs="Arial" w:eastAsia="Arial" w:hAnsi="Arial"/>
+                <w:b w:val="false"/>
+                <w:bCs w:val="false"/>
+                <w:i w:val="false"/>
+                <w:iCs w:val="false"/>
+                <w:color w:val="000000"/>
+                <w:sz w:val="18"/>
+                <w:szCs w:val="18"/>
+              </w:rPr>
+              <w:t xml:space="preserve"/>
+            </w:r>
+          </w:p>
+          <w:p>
+            <w:pPr>
+              <w:spacing w:after="40" w:before="0"/>
+              <w:jc w:val="left"/>
+            </w:pPr>
+            <w:r>
+              <w:rPr>
+                <w:rFonts w:ascii="Arial" w:cs="Arial" w:eastAsia="Arial" w:hAnsi="Arial"/>
+                <w:b w:val="false"/>
+                <w:bCs w:val="false"/>
+                <w:i w:val="false"/>
+                <w:iCs w:val="false"/>
+                <w:color w:val="000000"/>
+                <w:sz w:val="18"/>
+                <w:szCs w:val="18"/>
+              </w:rPr>
+              <w:t xml:space="preserve">Lesson 2 — Observe Phase (Light vs. Electron Microscope): Learners use print and digital media to research the differences between light and electron microscopes (resolution, magnification, specimen preparation, cost). Pairs create a comparison table. Teacher cold-calls 4 pairs to share one key difference each. Focus: SLO (a) — explaining differences between light and electron microscopes; SEP: Obtaining and Communicating Information.</w:t>
+            </w:r>
+          </w:p>
+          <w:p>
+            <w:pPr>
+              <w:spacing w:after="40" w:before="0"/>
+              <w:jc w:val="left"/>
+            </w:pPr>
+            <w:r>
+              <w:rPr>
+                <w:rFonts w:ascii="Arial" w:cs="Arial" w:eastAsia="Arial" w:hAnsi="Arial"/>
+                <w:b w:val="false"/>
+                <w:bCs w:val="false"/>
+                <w:i w:val="false"/>
+                <w:iCs w:val="false"/>
+                <w:color w:val="000000"/>
+                <w:sz w:val="18"/>
+                <w:szCs w:val="18"/>
+              </w:rPr>
+              <w:t xml:space="preserve"/>
+            </w:r>
+          </w:p>
+          <w:p>
+            <w:pPr>
+              <w:spacing w:after="40" w:before="0"/>
+              <w:jc w:val="left"/>
+            </w:pPr>
+            <w:r>
+              <w:rPr>
+                <w:rFonts w:ascii="Arial" w:cs="Arial" w:eastAsia="Arial" w:hAnsi="Arial"/>
+                <w:b w:val="false"/>
+                <w:bCs w:val="false"/>
+                <w:i w:val="false"/>
+                <w:iCs w:val="false"/>
+                <w:color w:val="000000"/>
+                <w:sz w:val="18"/>
+                <w:szCs w:val="18"/>
+              </w:rPr>
+              <w:t xml:space="preserve">Lesson 3 — Observe Phase (Animal Cell Ultrastructure): Learners observe and annotate electron micrograph photomicrographs of animal cells (e.g., human cheek cell). In groups of 3, learners identify visible organelles and record in a labelled diagram. Teacher-guided class discussion connects each organelle to a "job" using Kenyan analogies (mitochondria = jiko/charcoal stove providing energy; nucleus = county governor's office holding instructions). DQB updated. Focus: SLO (b) — animal cell under electron microscope.</w:t>
+            </w:r>
+          </w:p>
+          <w:p>
+            <w:pPr>
+              <w:spacing w:after="40" w:before="0"/>
+              <w:jc w:val="left"/>
+            </w:pPr>
+            <w:r>
+              <w:rPr>
+                <w:rFonts w:ascii="Arial" w:cs="Arial" w:eastAsia="Arial" w:hAnsi="Arial"/>
+                <w:b w:val="false"/>
+                <w:bCs w:val="false"/>
+                <w:i w:val="false"/>
+                <w:iCs w:val="false"/>
+                <w:color w:val="000000"/>
+                <w:sz w:val="18"/>
+                <w:szCs w:val="18"/>
+              </w:rPr>
+              <w:t xml:space="preserve"/>
+            </w:r>
+          </w:p>
+          <w:p>
+            <w:pPr>
+              <w:spacing w:after="40" w:before="0"/>
+              <w:jc w:val="left"/>
+            </w:pPr>
+            <w:r>
+              <w:rPr>
+                <w:rFonts w:ascii="Arial" w:cs="Arial" w:eastAsia="Arial" w:hAnsi="Arial"/>
+                <w:b w:val="false"/>
+                <w:bCs w:val="false"/>
+                <w:i w:val="false"/>
+                <w:iCs w:val="false"/>
+                <w:color w:val="000000"/>
+                <w:sz w:val="18"/>
+                <w:szCs w:val="18"/>
+              </w:rPr>
+              <w:t xml:space="preserve">Lesson 4 — Observe Phase (Plant Cell Ultrastructure &amp; Comparison): Learners observe electron micrograph photomicrographs of plant cells (onion, sukuma wiki). Groups add a plant cell column to their diagram table and identify structures present in plant cells but absent in animal cells (cell wall, chloroplasts, large central vacuole). Teacher facilitates a Venn-diagram whole-class comparison. Focus: SLO (b) and SLO (c) — plant cell structure and comparison with animal cell.</w:t>
+            </w:r>
+          </w:p>
+          <w:p>
+            <w:pPr>
+              <w:spacing w:after="40" w:before="0"/>
+              <w:jc w:val="left"/>
+            </w:pPr>
+            <w:r>
+              <w:rPr>
+                <w:rFonts w:ascii="Arial" w:cs="Arial" w:eastAsia="Arial" w:hAnsi="Arial"/>
+                <w:b w:val="false"/>
+                <w:bCs w:val="false"/>
+                <w:i w:val="false"/>
+                <w:iCs w:val="false"/>
+                <w:color w:val="000000"/>
+                <w:sz w:val="18"/>
+                <w:szCs w:val="18"/>
+              </w:rPr>
+              <w:t xml:space="preserve"/>
+            </w:r>
+          </w:p>
+          <w:p>
+            <w:pPr>
+              <w:spacing w:after="40" w:before="0"/>
+              <w:jc w:val="left"/>
+            </w:pPr>
+            <w:r>
+              <w:rPr>
+                <w:rFonts w:ascii="Arial" w:cs="Arial" w:eastAsia="Arial" w:hAnsi="Arial"/>
+                <w:b w:val="false"/>
+                <w:bCs w:val="false"/>
+                <w:i w:val="false"/>
+                <w:iCs w:val="false"/>
+                <w:color w:val="000000"/>
+                <w:sz w:val="18"/>
+                <w:szCs w:val="18"/>
+              </w:rPr>
+              <w:t xml:space="preserve">Lesson 5 — Explain Phase (Organelle Functions): Learners receive a "functions card sort" — cards describing organelle functions matched to organelle name cards. Pairs complete the sort, then groups of 4 discuss disagreements. Teacher reveals correct matches and connects each function back to the anchoring phenomenon (e.g., chloroplasts in sukuma wiki cells carry out photosynthesis that produces the food the learner eats). DQB: learners add answers to earlier questions. Focus: SLO (d) — functions of components of plant and animal cells.</w:t>
+            </w:r>
+          </w:p>
+          <w:p>
+            <w:pPr>
+              <w:spacing w:after="40" w:before="0"/>
+              <w:jc w:val="left"/>
+            </w:pPr>
+            <w:r>
+              <w:rPr>
+                <w:rFonts w:ascii="Arial" w:cs="Arial" w:eastAsia="Arial" w:hAnsi="Arial"/>
+                <w:b w:val="false"/>
+                <w:bCs w:val="false"/>
+                <w:i w:val="false"/>
+                <w:iCs w:val="false"/>
+                <w:color w:val="000000"/>
+                <w:sz w:val="18"/>
+                <w:szCs w:val="18"/>
+              </w:rPr>
+              <w:t xml:space="preserve"/>
+            </w:r>
+          </w:p>
+          <w:p>
+            <w:pPr>
+              <w:spacing w:after="40" w:before="0"/>
+              <w:jc w:val="left"/>
+            </w:pPr>
+            <w:r>
+              <w:rPr>
+                <w:rFonts w:ascii="Arial" w:cs="Arial" w:eastAsia="Arial" w:hAnsi="Arial"/>
+                <w:b w:val="false"/>
+                <w:bCs w:val="false"/>
+                <w:i w:val="false"/>
+                <w:iCs w:val="false"/>
+                <w:color w:val="000000"/>
+                <w:sz w:val="18"/>
+                <w:szCs w:val="18"/>
+              </w:rPr>
+              <w:t xml:space="preserve">Lesson 6 — Explain Phase (Levels of Cell Organisation): Learners construct a concept map linking organelle → cell → tissue → organ → organ system → organism, using two Kenyan examples: (i) the sukuma wiki plant (leaf cell → leaf tissue → leaf → shoot system → plant) and (ii) the human body (muscle cell → muscle tissue → stomach → digestive system → human). Groups present their concept maps; teacher facilitates peer feedback. Focus: SLO (e) — concept map of levels of cell organisation; SEP: Developing and Using Models.</w:t>
+            </w:r>
+          </w:p>
+          <w:p>
+            <w:pPr>
+              <w:spacing w:after="40" w:before="0"/>
+              <w:jc w:val="left"/>
+            </w:pPr>
+            <w:r>
+              <w:rPr>
+                <w:rFonts w:ascii="Arial" w:cs="Arial" w:eastAsia="Arial" w:hAnsi="Arial"/>
+                <w:b w:val="false"/>
+                <w:bCs w:val="false"/>
+                <w:i w:val="false"/>
+                <w:iCs w:val="false"/>
+                <w:color w:val="000000"/>
+                <w:sz w:val="18"/>
+                <w:szCs w:val="18"/>
+              </w:rPr>
+              <w:t xml:space="preserve"/>
+            </w:r>
+          </w:p>
+          <w:p>
+            <w:pPr>
+              <w:spacing w:after="40" w:before="0"/>
+              <w:jc w:val="left"/>
+            </w:pPr>
+            <w:r>
+              <w:rPr>
+                <w:rFonts w:ascii="Arial" w:cs="Arial" w:eastAsia="Arial" w:hAnsi="Arial"/>
+                <w:b w:val="false"/>
+                <w:bCs w:val="false"/>
+                <w:i w:val="false"/>
+                <w:iCs w:val="false"/>
+                <w:color w:val="000000"/>
+                <w:sz w:val="18"/>
+                <w:szCs w:val="18"/>
+              </w:rPr>
+              <w:t xml:space="preserve">Lesson 7 — Model Building Phase (3D Cell Model Project): Learners use locally available materials (bottle tops, polythene bags, maize grains, bean seeds, clay, string, cardboard) to construct a 3D model of either a plant or animal cell, labelling each organelle and writing its function on a tag. Teacher circulates, asking each learner to justify one modelling choice. DQB revisited: learners identify which questions have now been answered by the model. Focus: SLO (f) and Creativity &amp; Imagination core competency; SEP: Developing and Using Models.</w:t>
+            </w:r>
+          </w:p>
+          <w:p>
+            <w:pPr>
+              <w:spacing w:after="40" w:before="0"/>
+              <w:jc w:val="left"/>
+            </w:pPr>
+            <w:r>
+              <w:rPr>
+                <w:rFonts w:ascii="Arial" w:cs="Arial" w:eastAsia="Arial" w:hAnsi="Arial"/>
+                <w:b w:val="false"/>
+                <w:bCs w:val="false"/>
+                <w:i w:val="false"/>
+                <w:iCs w:val="false"/>
+                <w:color w:val="000000"/>
+                <w:sz w:val="18"/>
+                <w:szCs w:val="18"/>
+              </w:rPr>
+              <w:t xml:space="preserve"/>
+            </w:r>
+          </w:p>
+          <w:p>
+            <w:pPr>
+              <w:spacing w:after="40" w:before="0"/>
+              <w:jc w:val="left"/>
+            </w:pPr>
+            <w:r>
+              <w:rPr>
+                <w:rFonts w:ascii="Arial" w:cs="Arial" w:eastAsia="Arial" w:hAnsi="Arial"/>
+                <w:b w:val="false"/>
+                <w:bCs w:val="false"/>
+                <w:i w:val="false"/>
+                <w:iCs w:val="false"/>
+                <w:color w:val="000000"/>
+                <w:sz w:val="18"/>
+                <w:szCs w:val="18"/>
+              </w:rPr>
+              <w:t xml:space="preserve">Lesson 8 — Driving Question Board Synthesis &amp; Assessment: Groups display their models. Gallery walk — each group leaves sticky-note feedback on two other models. Class returns to the original anchoring phenomenon (sukuma wiki leaf wilting) and collectively constructs a full written explanation linking cell structure, organelle function, and levels of organisation to why the leaf stays alive or dies. Teacher administers a short performance task: learners draw and label a plant cell from a photomicrograph and write a paragraph explaining how its structures support life. DQB: remaining unanswered questions flagged as "leads into Sub-Strand 1.3 Nutrition in Animals." Focus: synthesis, assessment, and transition to next sub-strand.</w:t>
+            </w:r>
+          </w:p>
+        </w:tc>
+      </w:tr>
+      <w:tr>
+        <w:tc>
+          <w:tcPr>
+            <w:tcW w:type="dxa" w:w="3000"/>
+            <w:shd w:fill="EAD1F5" w:color="auto" w:val="clear"/>
+            <w:tcMar>
+              <w:top w:type="dxa" w:w="60"/>
+              <w:left w:type="dxa" w:w="120"/>
+              <w:bottom w:type="dxa" w:w="60"/>
+              <w:right w:type="dxa" w:w="120"/>
+            </w:tcMar>
+            <w:vAlign w:val="top"/>
+          </w:tcPr>
+          <w:p>
+            <w:pPr>
+              <w:spacing w:after="40" w:before="0"/>
+              <w:jc w:val="left"/>
+            </w:pPr>
+            <w:r>
+              <w:rPr>
+                <w:rFonts w:ascii="Arial" w:cs="Arial" w:eastAsia="Arial" w:hAnsi="Arial"/>
+                <w:b/>
+                <w:bCs/>
+                <w:i w:val="false"/>
+                <w:iCs w:val="false"/>
+                <w:color w:val="000000"/>
+                <w:sz w:val="18"/>
+                <w:szCs w:val="18"/>
+              </w:rPr>
+              <w:t xml:space="preserve">Supporting Phenomena</w:t>
+            </w:r>
+          </w:p>
+        </w:tc>
+        <w:tc>
+          <w:tcPr>
+            <w:tcW w:type="dxa" w:w="10680"/>
+            <w:shd w:fill="FFFFFF" w:color="auto" w:val="clear"/>
+            <w:tcMar>
+              <w:top w:type="dxa" w:w="60"/>
+              <w:left w:type="dxa" w:w="120"/>
+              <w:bottom w:type="dxa" w:w="60"/>
+              <w:right w:type="dxa" w:w="120"/>
+            </w:tcMar>
+            <w:vAlign w:val="top"/>
+          </w:tcPr>
+          <w:p>
+            <w:pPr>
+              <w:spacing w:after="30" w:before="0"/>
+              <w:ind w:left="360" w:hanging="180"/>
+              <w:jc w:val="left"/>
+            </w:pPr>
+            <w:r>
+              <w:rPr>
+                <w:rFonts w:ascii="Arial" w:cs="Arial" w:eastAsia="Arial" w:hAnsi="Arial"/>
+                <w:b w:val="false"/>
+                <w:bCs w:val="false"/>
+                <w:i w:val="false"/>
+                <w:iCs w:val="false"/>
+                <w:color w:val="000000"/>
+                <w:sz w:val="18"/>
+                <w:szCs w:val="18"/>
+              </w:rPr>
+              <w:t xml:space="preserve">–  A farmer in Kericho observes that tea leaves affected by a fungal blight turn brown and collapse — at the cellular level, the cell walls and membranes of the leaf cells have been destroyed; learners examine healthy vs. diseased leaf photomicrographs to see what cellular structures are lost.</w:t>
+            </w:r>
+          </w:p>
+          <w:p>
+            <w:pPr>
+              <w:spacing w:after="30" w:before="0"/>
+              <w:ind w:left="360" w:hanging="180"/>
+              <w:jc w:val="left"/>
+            </w:pPr>
+            <w:r>
+              <w:rPr>
+                <w:rFonts w:ascii="Arial" w:cs="Arial" w:eastAsia="Arial" w:hAnsi="Arial"/>
+                <w:b w:val="false"/>
+                <w:bCs w:val="false"/>
+                <w:i w:val="false"/>
+                <w:iCs w:val="false"/>
+                <w:color w:val="000000"/>
+                <w:sz w:val="18"/>
+                <w:szCs w:val="18"/>
+              </w:rPr>
+              <w:t xml:space="preserve">–  A student at a Nairobi school cuts their finger and notices the wound heals over several days — this is puzzling because the skin seems solid; the phenomenon prompts inquiry into how animal cells (skin cells lacking cell walls) can multiply and repair, linking to cell structure and the absence of a rigid cell wall in animal cells.</w:t>
+            </w:r>
+          </w:p>
+          <w:p>
+            <w:pPr>
+              <w:spacing w:after="30" w:before="0"/>
+              <w:ind w:left="360" w:hanging="180"/>
+              <w:jc w:val="left"/>
+            </w:pPr>
+            <w:r>
+              <w:rPr>
+                <w:rFonts w:ascii="Arial" w:cs="Arial" w:eastAsia="Arial" w:hAnsi="Arial"/>
+                <w:b w:val="false"/>
+                <w:bCs w:val="false"/>
+                <w:i w:val="false"/>
+                <w:iCs w:val="false"/>
+                <w:color w:val="000000"/>
+                <w:sz w:val="18"/>
+                <w:szCs w:val="18"/>
+              </w:rPr>
+              <w:t xml:space="preserve">–  A maize (corn) grain soaked in water overnight swells noticeably; learners observe thin cross-sections under the light microscope and see that individual cells have increased in size — this anchors inquiry into the large central vacuole of plant cells and its role in water uptake.</w:t>
+            </w:r>
+          </w:p>
+          <w:p>
+            <w:pPr>
+              <w:spacing w:after="30" w:before="0"/>
+              <w:ind w:left="360" w:hanging="180"/>
+              <w:jc w:val="left"/>
+            </w:pPr>
+            <w:r>
+              <w:rPr>
+                <w:rFonts w:ascii="Arial" w:cs="Arial" w:eastAsia="Arial" w:hAnsi="Arial"/>
+                <w:b w:val="false"/>
+                <w:bCs w:val="false"/>
+                <w:i w:val="false"/>
+                <w:iCs w:val="false"/>
+                <w:color w:val="000000"/>
+                <w:sz w:val="18"/>
+                <w:szCs w:val="18"/>
+              </w:rPr>
+              <w:t xml:space="preserve">–  A drop of human blood smeared on a slide and stained with methylene blue reveals flat, disc-shaped red blood cells and larger, irregularly shaped white blood cells — the same organism contains cells of very different shapes and internal organisation, raising the question of how one organism can have so many different cell types (connecting to levels of cell organisation and tissue specialisation).</w:t>
+            </w:r>
+          </w:p>
+        </w:tc>
+      </w:tr>
+    </w:tbl>
+    <w:p>
+      <w:pPr>
+        <w:spacing w:after="120"/>
+      </w:pPr>
+      <w:r>
+        <w:t xml:space="preserve"/>
       </w:r>
     </w:p>
     <w:p>
@@ -150,7 +2245,7 @@
         </w:rPr>
         <w:t xml:space="preserve">© 2026 SeaVuria and ARES. This work is licensed under a </w:t>
       </w:r>
-      <w:hyperlink w:history="1" r:id="rIdh-yk9jxdjrl1svxq5pjci">
+      <w:hyperlink w:history="1" r:id="rIda0nitb7sl5ctbges8r5bg">
         <w:r>
           <w:rPr>
             <w:rFonts w:ascii="Arial" w:cs="Arial" w:eastAsia="Arial" w:hAnsi="Arial"/>
@@ -170,7 +2265,7 @@
         </w:rPr>
         <w:t xml:space="preserve"> (</w:t>
       </w:r>
-      <w:hyperlink w:history="1" r:id="rId2ahyef1ohsvtm5cwgcyzi">
+      <w:hyperlink w:history="1" r:id="rIdc70d2_wkwak-rtoubxoms">
         <w:r>
           <w:rPr>
             <w:rFonts w:ascii="Arial" w:cs="Arial" w:eastAsia="Arial" w:hAnsi="Arial"/>
@@ -190,7 +2285,7 @@
         </w:rPr>
         <w:t xml:space="preserve">). To view a copy of this license, visit </w:t>
       </w:r>
-      <w:hyperlink w:history="1" r:id="rIdzfeyrtsbnhve8wfjrp2aw">
+      <w:hyperlink w:history="1" r:id="rIdjdrfncqw0f_qshbdllkuy">
         <w:r>
           <w:rPr>
             <w:rFonts w:ascii="Arial" w:cs="Arial" w:eastAsia="Arial" w:hAnsi="Arial"/>
@@ -209,2101 +2304,6 @@
           <w:szCs w:val="17"/>
         </w:rPr>
         <w:t xml:space="preserve">. You are free to copy, redistribute, and adapt this material in any medium or format, provided appropriate credit is given and the material is not used for commercial purposes. KICD learning outcomes and curriculum designations reproduced here for alignment purposes remain the property of KICD and are not covered by this license. Linked external resources (e.g. CK-12, Khan Academy, PhET) are subject to their own licenses.</w:t>
-      </w:r>
-    </w:p>
-    <w:p>
-      <w:pPr>
-        <w:spacing w:after="120"/>
-      </w:pPr>
-      <w:r>
-        <w:t xml:space="preserve"/>
-      </w:r>
-    </w:p>
-    <w:tbl>
-      <w:tblPr>
-        <w:tblW w:type="dxa" w:w="13680"/>
-        <w:tblBorders>
-          <w:top w:val="single" w:color="AAAAAA" w:sz="4"/>
-          <w:left w:val="single" w:color="AAAAAA" w:sz="4"/>
-          <w:bottom w:val="single" w:color="AAAAAA" w:sz="4"/>
-          <w:right w:val="single" w:color="AAAAAA" w:sz="4"/>
-          <w:insideH w:val="single" w:color="auto" w:sz="4"/>
-          <w:insideV w:val="single" w:color="auto" w:sz="4"/>
-        </w:tblBorders>
-        <w:tblLayout w:type="fixed"/>
-      </w:tblPr>
-      <w:tblGrid>
-        <w:gridCol w:w="3000"/>
-        <w:gridCol w:w="10680"/>
-      </w:tblGrid>
-      <w:tr>
-        <w:tc>
-          <w:tcPr>
-            <w:tcW w:type="dxa" w:w="13680"/>
-            <w:gridSpan w:val="2"/>
-            <w:shd w:fill="1F3864" w:color="auto" w:val="clear"/>
-            <w:tcMar>
-              <w:top w:type="dxa" w:w="60"/>
-              <w:left w:type="dxa" w:w="120"/>
-              <w:bottom w:type="dxa" w:w="60"/>
-              <w:right w:type="dxa" w:w="120"/>
-            </w:tcMar>
-            <w:vAlign w:val="top"/>
-          </w:tcPr>
-          <w:p>
-            <w:pPr>
-              <w:spacing w:after="40" w:before="0"/>
-              <w:jc w:val="center"/>
-            </w:pPr>
-            <w:r>
-              <w:rPr>
-                <w:rFonts w:ascii="Arial" w:cs="Arial" w:eastAsia="Arial" w:hAnsi="Arial"/>
-                <w:b/>
-                <w:bCs/>
-                <w:i w:val="false"/>
-                <w:iCs w:val="false"/>
-                <w:color w:val="FFFFFF"/>
-                <w:sz w:val="22"/>
-                <w:szCs w:val="22"/>
-              </w:rPr>
-              <w:t xml:space="preserve">SUB-STRAND OVERVIEW</w:t>
-            </w:r>
-          </w:p>
-        </w:tc>
-      </w:tr>
-      <w:tr>
-        <w:tc>
-          <w:tcPr>
-            <w:tcW w:type="dxa" w:w="3000"/>
-            <w:shd w:fill="D5E8F0" w:color="auto" w:val="clear"/>
-            <w:tcMar>
-              <w:top w:type="dxa" w:w="60"/>
-              <w:left w:type="dxa" w:w="120"/>
-              <w:bottom w:type="dxa" w:w="60"/>
-              <w:right w:type="dxa" w:w="120"/>
-            </w:tcMar>
-            <w:vAlign w:val="top"/>
-          </w:tcPr>
-          <w:p>
-            <w:pPr>
-              <w:spacing w:after="40" w:before="0"/>
-              <w:jc w:val="left"/>
-            </w:pPr>
-            <w:r>
-              <w:rPr>
-                <w:rFonts w:ascii="Arial" w:cs="Arial" w:eastAsia="Arial" w:hAnsi="Arial"/>
-                <w:b/>
-                <w:bCs/>
-                <w:i w:val="false"/>
-                <w:iCs w:val="false"/>
-                <w:color w:val="000000"/>
-                <w:sz w:val="18"/>
-                <w:szCs w:val="18"/>
-              </w:rPr>
-              <w:t xml:space="preserve">Grade Level</w:t>
-            </w:r>
-          </w:p>
-        </w:tc>
-        <w:tc>
-          <w:tcPr>
-            <w:tcW w:type="dxa" w:w="10680"/>
-            <w:shd w:fill="FFFFFF" w:color="auto" w:val="clear"/>
-            <w:tcMar>
-              <w:top w:type="dxa" w:w="60"/>
-              <w:left w:type="dxa" w:w="120"/>
-              <w:bottom w:type="dxa" w:w="60"/>
-              <w:right w:type="dxa" w:w="120"/>
-            </w:tcMar>
-            <w:vAlign w:val="top"/>
-          </w:tcPr>
-          <w:p>
-            <w:pPr>
-              <w:spacing w:after="40" w:before="0"/>
-              <w:jc w:val="left"/>
-            </w:pPr>
-            <w:r>
-              <w:rPr>
-                <w:rFonts w:ascii="Arial" w:cs="Arial" w:eastAsia="Arial" w:hAnsi="Arial"/>
-                <w:b w:val="false"/>
-                <w:bCs w:val="false"/>
-                <w:i w:val="false"/>
-                <w:iCs w:val="false"/>
-                <w:color w:val="000000"/>
-                <w:sz w:val="18"/>
-                <w:szCs w:val="18"/>
-              </w:rPr>
-              <w:t xml:space="preserve">10</w:t>
-            </w:r>
-          </w:p>
-        </w:tc>
-      </w:tr>
-      <w:tr>
-        <w:tc>
-          <w:tcPr>
-            <w:tcW w:type="dxa" w:w="3000"/>
-            <w:shd w:fill="D5E8F0" w:color="auto" w:val="clear"/>
-            <w:tcMar>
-              <w:top w:type="dxa" w:w="60"/>
-              <w:left w:type="dxa" w:w="120"/>
-              <w:bottom w:type="dxa" w:w="60"/>
-              <w:right w:type="dxa" w:w="120"/>
-            </w:tcMar>
-            <w:vAlign w:val="top"/>
-          </w:tcPr>
-          <w:p>
-            <w:pPr>
-              <w:spacing w:after="40" w:before="0"/>
-              <w:jc w:val="left"/>
-            </w:pPr>
-            <w:r>
-              <w:rPr>
-                <w:rFonts w:ascii="Arial" w:cs="Arial" w:eastAsia="Arial" w:hAnsi="Arial"/>
-                <w:b/>
-                <w:bCs/>
-                <w:i w:val="false"/>
-                <w:iCs w:val="false"/>
-                <w:color w:val="000000"/>
-                <w:sz w:val="18"/>
-                <w:szCs w:val="18"/>
-              </w:rPr>
-              <w:t xml:space="preserve">Subject</w:t>
-            </w:r>
-          </w:p>
-        </w:tc>
-        <w:tc>
-          <w:tcPr>
-            <w:tcW w:type="dxa" w:w="10680"/>
-            <w:shd w:fill="FFFFFF" w:color="auto" w:val="clear"/>
-            <w:tcMar>
-              <w:top w:type="dxa" w:w="60"/>
-              <w:left w:type="dxa" w:w="120"/>
-              <w:bottom w:type="dxa" w:w="60"/>
-              <w:right w:type="dxa" w:w="120"/>
-            </w:tcMar>
-            <w:vAlign w:val="top"/>
-          </w:tcPr>
-          <w:p>
-            <w:pPr>
-              <w:spacing w:after="40" w:before="0"/>
-              <w:jc w:val="left"/>
-            </w:pPr>
-            <w:r>
-              <w:rPr>
-                <w:rFonts w:ascii="Arial" w:cs="Arial" w:eastAsia="Arial" w:hAnsi="Arial"/>
-                <w:b w:val="false"/>
-                <w:bCs w:val="false"/>
-                <w:i w:val="false"/>
-                <w:iCs w:val="false"/>
-                <w:color w:val="000000"/>
-                <w:sz w:val="18"/>
-                <w:szCs w:val="18"/>
-              </w:rPr>
-              <w:t xml:space="preserve">General Science</w:t>
-            </w:r>
-          </w:p>
-        </w:tc>
-      </w:tr>
-      <w:tr>
-        <w:tc>
-          <w:tcPr>
-            <w:tcW w:type="dxa" w:w="3000"/>
-            <w:shd w:fill="D5E8F0" w:color="auto" w:val="clear"/>
-            <w:tcMar>
-              <w:top w:type="dxa" w:w="60"/>
-              <w:left w:type="dxa" w:w="120"/>
-              <w:bottom w:type="dxa" w:w="60"/>
-              <w:right w:type="dxa" w:w="120"/>
-            </w:tcMar>
-            <w:vAlign w:val="top"/>
-          </w:tcPr>
-          <w:p>
-            <w:pPr>
-              <w:spacing w:after="40" w:before="0"/>
-              <w:jc w:val="left"/>
-            </w:pPr>
-            <w:r>
-              <w:rPr>
-                <w:rFonts w:ascii="Arial" w:cs="Arial" w:eastAsia="Arial" w:hAnsi="Arial"/>
-                <w:b/>
-                <w:bCs/>
-                <w:i w:val="false"/>
-                <w:iCs w:val="false"/>
-                <w:color w:val="000000"/>
-                <w:sz w:val="18"/>
-                <w:szCs w:val="18"/>
-              </w:rPr>
-              <w:t xml:space="preserve">Strand</w:t>
-            </w:r>
-          </w:p>
-        </w:tc>
-        <w:tc>
-          <w:tcPr>
-            <w:tcW w:type="dxa" w:w="10680"/>
-            <w:shd w:fill="FFFFFF" w:color="auto" w:val="clear"/>
-            <w:tcMar>
-              <w:top w:type="dxa" w:w="60"/>
-              <w:left w:type="dxa" w:w="120"/>
-              <w:bottom w:type="dxa" w:w="60"/>
-              <w:right w:type="dxa" w:w="120"/>
-            </w:tcMar>
-            <w:vAlign w:val="top"/>
-          </w:tcPr>
-          <w:p>
-            <w:pPr>
-              <w:spacing w:after="40" w:before="0"/>
-              <w:jc w:val="left"/>
-            </w:pPr>
-            <w:r>
-              <w:rPr>
-                <w:rFonts w:ascii="Arial" w:cs="Arial" w:eastAsia="Arial" w:hAnsi="Arial"/>
-                <w:b w:val="false"/>
-                <w:bCs w:val="false"/>
-                <w:i w:val="false"/>
-                <w:iCs w:val="false"/>
-                <w:color w:val="000000"/>
-                <w:sz w:val="18"/>
-                <w:szCs w:val="18"/>
-              </w:rPr>
-              <w:t xml:space="preserve">Strand 1.0: Life Science</w:t>
-            </w:r>
-          </w:p>
-        </w:tc>
-      </w:tr>
-      <w:tr>
-        <w:tc>
-          <w:tcPr>
-            <w:tcW w:type="dxa" w:w="3000"/>
-            <w:shd w:fill="D5E8F0" w:color="auto" w:val="clear"/>
-            <w:tcMar>
-              <w:top w:type="dxa" w:w="60"/>
-              <w:left w:type="dxa" w:w="120"/>
-              <w:bottom w:type="dxa" w:w="60"/>
-              <w:right w:type="dxa" w:w="120"/>
-            </w:tcMar>
-            <w:vAlign w:val="top"/>
-          </w:tcPr>
-          <w:p>
-            <w:pPr>
-              <w:spacing w:after="40" w:before="0"/>
-              <w:jc w:val="left"/>
-            </w:pPr>
-            <w:r>
-              <w:rPr>
-                <w:rFonts w:ascii="Arial" w:cs="Arial" w:eastAsia="Arial" w:hAnsi="Arial"/>
-                <w:b/>
-                <w:bCs/>
-                <w:i w:val="false"/>
-                <w:iCs w:val="false"/>
-                <w:color w:val="000000"/>
-                <w:sz w:val="18"/>
-                <w:szCs w:val="18"/>
-              </w:rPr>
-              <w:t xml:space="preserve">Sub-Strand</w:t>
-            </w:r>
-          </w:p>
-        </w:tc>
-        <w:tc>
-          <w:tcPr>
-            <w:tcW w:type="dxa" w:w="10680"/>
-            <w:shd w:fill="FFFFFF" w:color="auto" w:val="clear"/>
-            <w:tcMar>
-              <w:top w:type="dxa" w:w="60"/>
-              <w:left w:type="dxa" w:w="120"/>
-              <w:bottom w:type="dxa" w:w="60"/>
-              <w:right w:type="dxa" w:w="120"/>
-            </w:tcMar>
-            <w:vAlign w:val="top"/>
-          </w:tcPr>
-          <w:p>
-            <w:pPr>
-              <w:spacing w:after="40" w:before="0"/>
-              <w:jc w:val="left"/>
-            </w:pPr>
-            <w:r>
-              <w:rPr>
-                <w:rFonts w:ascii="Arial" w:cs="Arial" w:eastAsia="Arial" w:hAnsi="Arial"/>
-                <w:b w:val="false"/>
-                <w:bCs w:val="false"/>
-                <w:i w:val="false"/>
-                <w:iCs w:val="false"/>
-                <w:color w:val="000000"/>
-                <w:sz w:val="18"/>
-                <w:szCs w:val="18"/>
-              </w:rPr>
-              <w:t xml:space="preserve">Sub-Strand 1.2: The Cell</w:t>
-            </w:r>
-          </w:p>
-        </w:tc>
-      </w:tr>
-      <w:tr>
-        <w:tc>
-          <w:tcPr>
-            <w:tcW w:type="dxa" w:w="3000"/>
-            <w:shd w:fill="D5E8F0" w:color="auto" w:val="clear"/>
-            <w:tcMar>
-              <w:top w:type="dxa" w:w="60"/>
-              <w:left w:type="dxa" w:w="120"/>
-              <w:bottom w:type="dxa" w:w="60"/>
-              <w:right w:type="dxa" w:w="120"/>
-            </w:tcMar>
-            <w:vAlign w:val="top"/>
-          </w:tcPr>
-          <w:p>
-            <w:pPr>
-              <w:spacing w:after="40" w:before="0"/>
-              <w:jc w:val="left"/>
-            </w:pPr>
-            <w:r>
-              <w:rPr>
-                <w:rFonts w:ascii="Arial" w:cs="Arial" w:eastAsia="Arial" w:hAnsi="Arial"/>
-                <w:b/>
-                <w:bCs/>
-                <w:i w:val="false"/>
-                <w:iCs w:val="false"/>
-                <w:color w:val="000000"/>
-                <w:sz w:val="18"/>
-                <w:szCs w:val="18"/>
-              </w:rPr>
-              <w:t xml:space="preserve">Total Duration</w:t>
-            </w:r>
-          </w:p>
-        </w:tc>
-        <w:tc>
-          <w:tcPr>
-            <w:tcW w:type="dxa" w:w="10680"/>
-            <w:shd w:fill="FFFFFF" w:color="auto" w:val="clear"/>
-            <w:tcMar>
-              <w:top w:type="dxa" w:w="60"/>
-              <w:left w:type="dxa" w:w="120"/>
-              <w:bottom w:type="dxa" w:w="60"/>
-              <w:right w:type="dxa" w:w="120"/>
-            </w:tcMar>
-            <w:vAlign w:val="top"/>
-          </w:tcPr>
-          <w:p>
-            <w:pPr>
-              <w:spacing w:after="40" w:before="0"/>
-              <w:jc w:val="left"/>
-            </w:pPr>
-            <w:r>
-              <w:rPr>
-                <w:rFonts w:ascii="Arial" w:cs="Arial" w:eastAsia="Arial" w:hAnsi="Arial"/>
-                <w:b w:val="false"/>
-                <w:bCs w:val="false"/>
-                <w:i w:val="false"/>
-                <w:iCs w:val="false"/>
-                <w:color w:val="000000"/>
-                <w:sz w:val="18"/>
-                <w:szCs w:val="18"/>
-              </w:rPr>
-              <w:t xml:space="preserve">8 lessons × 40 minutes = 320 minutes total</w:t>
-            </w:r>
-          </w:p>
-        </w:tc>
-      </w:tr>
-      <w:tr>
-        <w:tc>
-          <w:tcPr>
-            <w:tcW w:type="dxa" w:w="3000"/>
-            <w:shd w:fill="D5E8F0" w:color="auto" w:val="clear"/>
-            <w:tcMar>
-              <w:top w:type="dxa" w:w="60"/>
-              <w:left w:type="dxa" w:w="120"/>
-              <w:bottom w:type="dxa" w:w="60"/>
-              <w:right w:type="dxa" w:w="120"/>
-            </w:tcMar>
-            <w:vAlign w:val="top"/>
-          </w:tcPr>
-          <w:p>
-            <w:pPr>
-              <w:spacing w:after="40" w:before="0"/>
-              <w:jc w:val="left"/>
-            </w:pPr>
-            <w:r>
-              <w:rPr>
-                <w:rFonts w:ascii="Arial" w:cs="Arial" w:eastAsia="Arial" w:hAnsi="Arial"/>
-                <w:b/>
-                <w:bCs/>
-                <w:i w:val="false"/>
-                <w:iCs w:val="false"/>
-                <w:color w:val="000000"/>
-                <w:sz w:val="18"/>
-                <w:szCs w:val="18"/>
-              </w:rPr>
-              <w:t xml:space="preserve">Sub-Strand Content</w:t>
-            </w:r>
-          </w:p>
-        </w:tc>
-        <w:tc>
-          <w:tcPr>
-            <w:tcW w:type="dxa" w:w="10680"/>
-            <w:shd w:fill="FFFFFF" w:color="auto" w:val="clear"/>
-            <w:tcMar>
-              <w:top w:type="dxa" w:w="60"/>
-              <w:left w:type="dxa" w:w="120"/>
-              <w:bottom w:type="dxa" w:w="60"/>
-              <w:right w:type="dxa" w:w="120"/>
-            </w:tcMar>
-            <w:vAlign w:val="top"/>
-          </w:tcPr>
-          <w:p>
-            <w:pPr>
-              <w:spacing w:after="30" w:before="0"/>
-              <w:ind w:left="360" w:hanging="180"/>
-              <w:jc w:val="left"/>
-            </w:pPr>
-            <w:r>
-              <w:rPr>
-                <w:rFonts w:ascii="Arial" w:cs="Arial" w:eastAsia="Arial" w:hAnsi="Arial"/>
-                <w:b w:val="false"/>
-                <w:bCs w:val="false"/>
-                <w:i w:val="false"/>
-                <w:iCs w:val="false"/>
-                <w:color w:val="000000"/>
-                <w:sz w:val="18"/>
-                <w:szCs w:val="18"/>
-              </w:rPr>
-              <w:t xml:space="preserve">–  Types of microscopes (light microscope and electron microscope)</w:t>
-            </w:r>
-          </w:p>
-          <w:p>
-            <w:pPr>
-              <w:spacing w:after="30" w:before="0"/>
-              <w:ind w:left="360" w:hanging="180"/>
-              <w:jc w:val="left"/>
-            </w:pPr>
-            <w:r>
-              <w:rPr>
-                <w:rFonts w:ascii="Arial" w:cs="Arial" w:eastAsia="Arial" w:hAnsi="Arial"/>
-                <w:b w:val="false"/>
-                <w:bCs w:val="false"/>
-                <w:i w:val="false"/>
-                <w:iCs w:val="false"/>
-                <w:color w:val="000000"/>
-                <w:sz w:val="18"/>
-                <w:szCs w:val="18"/>
-              </w:rPr>
-              <w:t xml:space="preserve">–  Differences between light and electron microscopes</w:t>
-            </w:r>
-          </w:p>
-          <w:p>
-            <w:pPr>
-              <w:spacing w:after="30" w:before="0"/>
-              <w:ind w:left="360" w:hanging="180"/>
-              <w:jc w:val="left"/>
-            </w:pPr>
-            <w:r>
-              <w:rPr>
-                <w:rFonts w:ascii="Arial" w:cs="Arial" w:eastAsia="Arial" w:hAnsi="Arial"/>
-                <w:b w:val="false"/>
-                <w:bCs w:val="false"/>
-                <w:i w:val="false"/>
-                <w:iCs w:val="false"/>
-                <w:color w:val="000000"/>
-                <w:sz w:val="18"/>
-                <w:szCs w:val="18"/>
-              </w:rPr>
-              <w:t xml:space="preserve">–  Cell structure and functions as seen under the electron microscope</w:t>
-            </w:r>
-          </w:p>
-          <w:p>
-            <w:pPr>
-              <w:spacing w:after="30" w:before="0"/>
-              <w:ind w:left="360" w:hanging="180"/>
-              <w:jc w:val="left"/>
-            </w:pPr>
-            <w:r>
-              <w:rPr>
-                <w:rFonts w:ascii="Arial" w:cs="Arial" w:eastAsia="Arial" w:hAnsi="Arial"/>
-                <w:b w:val="false"/>
-                <w:bCs w:val="false"/>
-                <w:i w:val="false"/>
-                <w:iCs w:val="false"/>
-                <w:color w:val="000000"/>
-                <w:sz w:val="18"/>
-                <w:szCs w:val="18"/>
-              </w:rPr>
-              <w:t xml:space="preserve">–  Structure of the plant cell under the electron microscope</w:t>
-            </w:r>
-          </w:p>
-          <w:p>
-            <w:pPr>
-              <w:spacing w:after="30" w:before="0"/>
-              <w:ind w:left="360" w:hanging="180"/>
-              <w:jc w:val="left"/>
-            </w:pPr>
-            <w:r>
-              <w:rPr>
-                <w:rFonts w:ascii="Arial" w:cs="Arial" w:eastAsia="Arial" w:hAnsi="Arial"/>
-                <w:b w:val="false"/>
-                <w:bCs w:val="false"/>
-                <w:i w:val="false"/>
-                <w:iCs w:val="false"/>
-                <w:color w:val="000000"/>
-                <w:sz w:val="18"/>
-                <w:szCs w:val="18"/>
-              </w:rPr>
-              <w:t xml:space="preserve">–  Structure of the animal cell under the electron microscope</w:t>
-            </w:r>
-          </w:p>
-          <w:p>
-            <w:pPr>
-              <w:spacing w:after="30" w:before="0"/>
-              <w:ind w:left="360" w:hanging="180"/>
-              <w:jc w:val="left"/>
-            </w:pPr>
-            <w:r>
-              <w:rPr>
-                <w:rFonts w:ascii="Arial" w:cs="Arial" w:eastAsia="Arial" w:hAnsi="Arial"/>
-                <w:b w:val="false"/>
-                <w:bCs w:val="false"/>
-                <w:i w:val="false"/>
-                <w:iCs w:val="false"/>
-                <w:color w:val="000000"/>
-                <w:sz w:val="18"/>
-                <w:szCs w:val="18"/>
-              </w:rPr>
-              <w:t xml:space="preserve">–  Comparison of plant and animal cell structures under light and electron microscopes</w:t>
-            </w:r>
-          </w:p>
-          <w:p>
-            <w:pPr>
-              <w:spacing w:after="30" w:before="0"/>
-              <w:ind w:left="360" w:hanging="180"/>
-              <w:jc w:val="left"/>
-            </w:pPr>
-            <w:r>
-              <w:rPr>
-                <w:rFonts w:ascii="Arial" w:cs="Arial" w:eastAsia="Arial" w:hAnsi="Arial"/>
-                <w:b w:val="false"/>
-                <w:bCs w:val="false"/>
-                <w:i w:val="false"/>
-                <w:iCs w:val="false"/>
-                <w:color w:val="000000"/>
-                <w:sz w:val="18"/>
-                <w:szCs w:val="18"/>
-              </w:rPr>
-              <w:t xml:space="preserve">–  Functions of the components of plant and animal cells</w:t>
-            </w:r>
-          </w:p>
-          <w:p>
-            <w:pPr>
-              <w:spacing w:after="30" w:before="0"/>
-              <w:ind w:left="360" w:hanging="180"/>
-              <w:jc w:val="left"/>
-            </w:pPr>
-            <w:r>
-              <w:rPr>
-                <w:rFonts w:ascii="Arial" w:cs="Arial" w:eastAsia="Arial" w:hAnsi="Arial"/>
-                <w:b w:val="false"/>
-                <w:bCs w:val="false"/>
-                <w:i w:val="false"/>
-                <w:iCs w:val="false"/>
-                <w:color w:val="000000"/>
-                <w:sz w:val="18"/>
-                <w:szCs w:val="18"/>
-              </w:rPr>
-              <w:t xml:space="preserve">–  Levels of cell organisation (organelles → cells → tissues → organs → organ systems → organisms)</w:t>
-            </w:r>
-          </w:p>
-          <w:p>
-            <w:pPr>
-              <w:spacing w:after="30" w:before="0"/>
-              <w:ind w:left="360" w:hanging="180"/>
-              <w:jc w:val="left"/>
-            </w:pPr>
-            <w:r>
-              <w:rPr>
-                <w:rFonts w:ascii="Arial" w:cs="Arial" w:eastAsia="Arial" w:hAnsi="Arial"/>
-                <w:b w:val="false"/>
-                <w:bCs w:val="false"/>
-                <w:i w:val="false"/>
-                <w:iCs w:val="false"/>
-                <w:color w:val="000000"/>
-                <w:sz w:val="18"/>
-                <w:szCs w:val="18"/>
-              </w:rPr>
-              <w:t xml:space="preserve">–  Project: constructing a model of a plant and/or animal cell using locally available materials</w:t>
-            </w:r>
-          </w:p>
-        </w:tc>
-      </w:tr>
-      <w:tr>
-        <w:tc>
-          <w:tcPr>
-            <w:tcW w:type="dxa" w:w="3000"/>
-            <w:shd w:fill="D5E8F0" w:color="auto" w:val="clear"/>
-            <w:tcMar>
-              <w:top w:type="dxa" w:w="60"/>
-              <w:left w:type="dxa" w:w="120"/>
-              <w:bottom w:type="dxa" w:w="60"/>
-              <w:right w:type="dxa" w:w="120"/>
-            </w:tcMar>
-            <w:vAlign w:val="top"/>
-          </w:tcPr>
-          <w:p>
-            <w:pPr>
-              <w:spacing w:after="40" w:before="0"/>
-              <w:jc w:val="left"/>
-            </w:pPr>
-            <w:r>
-              <w:rPr>
-                <w:rFonts w:ascii="Arial" w:cs="Arial" w:eastAsia="Arial" w:hAnsi="Arial"/>
-                <w:b/>
-                <w:bCs/>
-                <w:i w:val="false"/>
-                <w:iCs w:val="false"/>
-                <w:color w:val="000000"/>
-                <w:sz w:val="18"/>
-                <w:szCs w:val="18"/>
-              </w:rPr>
-              <w:t xml:space="preserve">Learning Outcomes</w:t>
-            </w:r>
-          </w:p>
-        </w:tc>
-        <w:tc>
-          <w:tcPr>
-            <w:tcW w:type="dxa" w:w="10680"/>
-            <w:shd w:fill="FFFFFF" w:color="auto" w:val="clear"/>
-            <w:tcMar>
-              <w:top w:type="dxa" w:w="60"/>
-              <w:left w:type="dxa" w:w="120"/>
-              <w:bottom w:type="dxa" w:w="60"/>
-              <w:right w:type="dxa" w:w="120"/>
-            </w:tcMar>
-            <w:vAlign w:val="top"/>
-          </w:tcPr>
-          <w:p>
-            <w:pPr>
-              <w:spacing w:after="40" w:before="0"/>
-              <w:jc w:val="left"/>
-            </w:pPr>
-            <w:r>
-              <w:rPr>
-                <w:rFonts w:ascii="Arial" w:cs="Arial" w:eastAsia="Arial" w:hAnsi="Arial"/>
-                <w:b w:val="false"/>
-                <w:bCs w:val="false"/>
-                <w:i w:val="false"/>
-                <w:iCs w:val="false"/>
-                <w:color w:val="000000"/>
-                <w:sz w:val="18"/>
-                <w:szCs w:val="18"/>
-              </w:rPr>
-              <w:t xml:space="preserve">By the end of the sub-strand, the learner should be able to:</w:t>
-            </w:r>
-          </w:p>
-          <w:p>
-            <w:pPr>
-              <w:spacing w:after="40" w:before="0"/>
-              <w:jc w:val="left"/>
-            </w:pPr>
-            <w:r>
-              <w:rPr>
-                <w:rFonts w:ascii="Arial" w:cs="Arial" w:eastAsia="Arial" w:hAnsi="Arial"/>
-                <w:b w:val="false"/>
-                <w:bCs w:val="false"/>
-                <w:i w:val="false"/>
-                <w:iCs w:val="false"/>
-                <w:color w:val="000000"/>
-                <w:sz w:val="18"/>
-                <w:szCs w:val="18"/>
-              </w:rPr>
-              <w:t xml:space="preserve">a) explain the differences between a light and an electron microscope,</w:t>
-            </w:r>
-          </w:p>
-          <w:p>
-            <w:pPr>
-              <w:spacing w:after="40" w:before="0"/>
-              <w:jc w:val="left"/>
-            </w:pPr>
-            <w:r>
-              <w:rPr>
-                <w:rFonts w:ascii="Arial" w:cs="Arial" w:eastAsia="Arial" w:hAnsi="Arial"/>
-                <w:b w:val="false"/>
-                <w:bCs w:val="false"/>
-                <w:i w:val="false"/>
-                <w:iCs w:val="false"/>
-                <w:color w:val="000000"/>
-                <w:sz w:val="18"/>
-                <w:szCs w:val="18"/>
-              </w:rPr>
-              <w:t xml:space="preserve">b) describe the plant and animal cell under an electron microscope,</w:t>
-            </w:r>
-          </w:p>
-          <w:p>
-            <w:pPr>
-              <w:spacing w:after="40" w:before="0"/>
-              <w:jc w:val="left"/>
-            </w:pPr>
-            <w:r>
-              <w:rPr>
-                <w:rFonts w:ascii="Arial" w:cs="Arial" w:eastAsia="Arial" w:hAnsi="Arial"/>
-                <w:b w:val="false"/>
-                <w:bCs w:val="false"/>
-                <w:i w:val="false"/>
-                <w:iCs w:val="false"/>
-                <w:color w:val="000000"/>
-                <w:sz w:val="18"/>
-                <w:szCs w:val="18"/>
-              </w:rPr>
-              <w:t xml:space="preserve">c) compare plant and animal cell structures under light and electron microscopes,</w:t>
-            </w:r>
-          </w:p>
-          <w:p>
-            <w:pPr>
-              <w:spacing w:after="40" w:before="0"/>
-              <w:jc w:val="left"/>
-            </w:pPr>
-            <w:r>
-              <w:rPr>
-                <w:rFonts w:ascii="Arial" w:cs="Arial" w:eastAsia="Arial" w:hAnsi="Arial"/>
-                <w:b w:val="false"/>
-                <w:bCs w:val="false"/>
-                <w:i w:val="false"/>
-                <w:iCs w:val="false"/>
-                <w:color w:val="000000"/>
-                <w:sz w:val="18"/>
-                <w:szCs w:val="18"/>
-              </w:rPr>
-              <w:t xml:space="preserve">d) explain the functions of the components of plant and animal cells,</w:t>
-            </w:r>
-          </w:p>
-          <w:p>
-            <w:pPr>
-              <w:spacing w:after="40" w:before="0"/>
-              <w:jc w:val="left"/>
-            </w:pPr>
-            <w:r>
-              <w:rPr>
-                <w:rFonts w:ascii="Arial" w:cs="Arial" w:eastAsia="Arial" w:hAnsi="Arial"/>
-                <w:b w:val="false"/>
-                <w:bCs w:val="false"/>
-                <w:i w:val="false"/>
-                <w:iCs w:val="false"/>
-                <w:color w:val="000000"/>
-                <w:sz w:val="18"/>
-                <w:szCs w:val="18"/>
-              </w:rPr>
-              <w:t xml:space="preserve">e) construct a concept map of the levels of cell organisation,</w:t>
-            </w:r>
-          </w:p>
-          <w:p>
-            <w:pPr>
-              <w:spacing w:after="40" w:before="0"/>
-              <w:jc w:val="left"/>
-            </w:pPr>
-            <w:r>
-              <w:rPr>
-                <w:rFonts w:ascii="Arial" w:cs="Arial" w:eastAsia="Arial" w:hAnsi="Arial"/>
-                <w:b w:val="false"/>
-                <w:bCs w:val="false"/>
-                <w:i w:val="false"/>
-                <w:iCs w:val="false"/>
-                <w:color w:val="000000"/>
-                <w:sz w:val="18"/>
-                <w:szCs w:val="18"/>
-              </w:rPr>
-              <w:t xml:space="preserve">f) appreciate the function of the cell as a basic unit of life.</w:t>
-            </w:r>
-          </w:p>
-        </w:tc>
-      </w:tr>
-      <w:tr>
-        <w:tc>
-          <w:tcPr>
-            <w:tcW w:type="dxa" w:w="3000"/>
-            <w:shd w:fill="D5E8F0" w:color="auto" w:val="clear"/>
-            <w:tcMar>
-              <w:top w:type="dxa" w:w="60"/>
-              <w:left w:type="dxa" w:w="120"/>
-              <w:bottom w:type="dxa" w:w="60"/>
-              <w:right w:type="dxa" w:w="120"/>
-            </w:tcMar>
-            <w:vAlign w:val="top"/>
-          </w:tcPr>
-          <w:p>
-            <w:pPr>
-              <w:spacing w:after="40" w:before="0"/>
-              <w:jc w:val="left"/>
-            </w:pPr>
-            <w:r>
-              <w:rPr>
-                <w:rFonts w:ascii="Arial" w:cs="Arial" w:eastAsia="Arial" w:hAnsi="Arial"/>
-                <w:b/>
-                <w:bCs/>
-                <w:i w:val="false"/>
-                <w:iCs w:val="false"/>
-                <w:color w:val="000000"/>
-                <w:sz w:val="18"/>
-                <w:szCs w:val="18"/>
-              </w:rPr>
-              <w:t xml:space="preserve">Core Competencies</w:t>
-            </w:r>
-          </w:p>
-        </w:tc>
-        <w:tc>
-          <w:tcPr>
-            <w:tcW w:type="dxa" w:w="10680"/>
-            <w:shd w:fill="FFFFFF" w:color="auto" w:val="clear"/>
-            <w:tcMar>
-              <w:top w:type="dxa" w:w="60"/>
-              <w:left w:type="dxa" w:w="120"/>
-              <w:bottom w:type="dxa" w:w="60"/>
-              <w:right w:type="dxa" w:w="120"/>
-            </w:tcMar>
-            <w:vAlign w:val="top"/>
-          </w:tcPr>
-          <w:p>
-            <w:pPr>
-              <w:spacing w:after="30" w:before="0"/>
-              <w:ind w:left="360" w:hanging="180"/>
-              <w:jc w:val="left"/>
-            </w:pPr>
-            <w:r>
-              <w:rPr>
-                <w:rFonts w:ascii="Arial" w:cs="Arial" w:eastAsia="Arial" w:hAnsi="Arial"/>
-                <w:b w:val="false"/>
-                <w:bCs w:val="false"/>
-                <w:i w:val="false"/>
-                <w:iCs w:val="false"/>
-                <w:color w:val="000000"/>
-                <w:sz w:val="18"/>
-                <w:szCs w:val="18"/>
-              </w:rPr>
-              <w:t xml:space="preserve">–  Creativity and Imagination: as the learner constructs a model of plant and animal cells as seen under the electron microscope using locally available materials such as maize grains, bean seeds, bottle tops, and polythene bags sourced from Nairobi's Gikomba market.</w:t>
-            </w:r>
-          </w:p>
-          <w:p>
-            <w:pPr>
-              <w:spacing w:after="30" w:before="0"/>
-              <w:ind w:left="360" w:hanging="180"/>
-              <w:jc w:val="left"/>
-            </w:pPr>
-            <w:r>
-              <w:rPr>
-                <w:rFonts w:ascii="Arial" w:cs="Arial" w:eastAsia="Arial" w:hAnsi="Arial"/>
-                <w:b w:val="false"/>
-                <w:bCs w:val="false"/>
-                <w:i w:val="false"/>
-                <w:iCs w:val="false"/>
-                <w:color w:val="000000"/>
-                <w:sz w:val="18"/>
-                <w:szCs w:val="18"/>
-              </w:rPr>
-              <w:t xml:space="preserve">–  Digital Literacy: as the learner searches for information from the internet and digital media on the structure of a cell as seen under the electron microscope, including photomicrographs of onion epidermal cells and cheek cells.</w:t>
-            </w:r>
-          </w:p>
-          <w:p>
-            <w:pPr>
-              <w:spacing w:after="30" w:before="0"/>
-              <w:ind w:left="360" w:hanging="180"/>
-              <w:jc w:val="left"/>
-            </w:pPr>
-            <w:r>
-              <w:rPr>
-                <w:rFonts w:ascii="Arial" w:cs="Arial" w:eastAsia="Arial" w:hAnsi="Arial"/>
-                <w:b w:val="false"/>
-                <w:bCs w:val="false"/>
-                <w:i w:val="false"/>
-                <w:iCs w:val="false"/>
-                <w:color w:val="000000"/>
-                <w:sz w:val="18"/>
-                <w:szCs w:val="18"/>
-              </w:rPr>
-              <w:t xml:space="preserve">–  Learning to Learn: as the learner reflects on the project work of model-building and adjusts the cell model iteratively based on peer and teacher feedback.</w:t>
-            </w:r>
-          </w:p>
-        </w:tc>
-      </w:tr>
-      <w:tr>
-        <w:tc>
-          <w:tcPr>
-            <w:tcW w:type="dxa" w:w="3000"/>
-            <w:shd w:fill="E2EFDA" w:color="auto" w:val="clear"/>
-            <w:tcMar>
-              <w:top w:type="dxa" w:w="60"/>
-              <w:left w:type="dxa" w:w="120"/>
-              <w:bottom w:type="dxa" w:w="60"/>
-              <w:right w:type="dxa" w:w="120"/>
-            </w:tcMar>
-            <w:vAlign w:val="top"/>
-          </w:tcPr>
-          <w:p>
-            <w:pPr>
-              <w:spacing w:after="40" w:before="0"/>
-              <w:jc w:val="left"/>
-            </w:pPr>
-            <w:r>
-              <w:rPr>
-                <w:rFonts w:ascii="Arial" w:cs="Arial" w:eastAsia="Arial" w:hAnsi="Arial"/>
-                <w:b/>
-                <w:bCs/>
-                <w:i w:val="false"/>
-                <w:iCs w:val="false"/>
-                <w:color w:val="000000"/>
-                <w:sz w:val="18"/>
-                <w:szCs w:val="18"/>
-              </w:rPr>
-              <w:t xml:space="preserve">Core Values</w:t>
-            </w:r>
-          </w:p>
-        </w:tc>
-        <w:tc>
-          <w:tcPr>
-            <w:tcW w:type="dxa" w:w="10680"/>
-            <w:shd w:fill="FFFFFF" w:color="auto" w:val="clear"/>
-            <w:tcMar>
-              <w:top w:type="dxa" w:w="60"/>
-              <w:left w:type="dxa" w:w="120"/>
-              <w:bottom w:type="dxa" w:w="60"/>
-              <w:right w:type="dxa" w:w="120"/>
-            </w:tcMar>
-            <w:vAlign w:val="top"/>
-          </w:tcPr>
-          <w:p>
-            <w:pPr>
-              <w:spacing w:after="30" w:before="0"/>
-              <w:ind w:left="360" w:hanging="180"/>
-              <w:jc w:val="left"/>
-            </w:pPr>
-            <w:r>
-              <w:rPr>
-                <w:rFonts w:ascii="Arial" w:cs="Arial" w:eastAsia="Arial" w:hAnsi="Arial"/>
-                <w:b w:val="false"/>
-                <w:bCs w:val="false"/>
-                <w:i w:val="false"/>
-                <w:iCs w:val="false"/>
-                <w:color w:val="000000"/>
-                <w:sz w:val="18"/>
-                <w:szCs w:val="18"/>
-              </w:rPr>
-              <w:t xml:space="preserve">–  Respect: as the learner considers others' opinions while working on practical activities in groups such as construction of cell models, ensuring every group member's contribution is acknowledged.</w:t>
-            </w:r>
-          </w:p>
-          <w:p>
-            <w:pPr>
-              <w:spacing w:after="30" w:before="0"/>
-              <w:ind w:left="360" w:hanging="180"/>
-              <w:jc w:val="left"/>
-            </w:pPr>
-            <w:r>
-              <w:rPr>
-                <w:rFonts w:ascii="Arial" w:cs="Arial" w:eastAsia="Arial" w:hAnsi="Arial"/>
-                <w:b w:val="false"/>
-                <w:bCs w:val="false"/>
-                <w:i w:val="false"/>
-                <w:iCs w:val="false"/>
-                <w:color w:val="000000"/>
-                <w:sz w:val="18"/>
-                <w:szCs w:val="18"/>
-              </w:rPr>
-              <w:t xml:space="preserve">–  Social Justice: as the learner seeks equity, equality and gender consideration in distribution of learning resources such as sharing of locally available materials for making cell models.</w:t>
-            </w:r>
-          </w:p>
-        </w:tc>
-      </w:tr>
-      <w:tr>
-        <w:tc>
-          <w:tcPr>
-            <w:tcW w:type="dxa" w:w="3000"/>
-            <w:shd w:fill="D5E8F0" w:color="auto" w:val="clear"/>
-            <w:tcMar>
-              <w:top w:type="dxa" w:w="60"/>
-              <w:left w:type="dxa" w:w="120"/>
-              <w:bottom w:type="dxa" w:w="60"/>
-              <w:right w:type="dxa" w:w="120"/>
-            </w:tcMar>
-            <w:vAlign w:val="top"/>
-          </w:tcPr>
-          <w:p>
-            <w:pPr>
-              <w:spacing w:after="40" w:before="0"/>
-              <w:jc w:val="left"/>
-            </w:pPr>
-            <w:r>
-              <w:rPr>
-                <w:rFonts w:ascii="Arial" w:cs="Arial" w:eastAsia="Arial" w:hAnsi="Arial"/>
-                <w:b/>
-                <w:bCs/>
-                <w:i w:val="false"/>
-                <w:iCs w:val="false"/>
-                <w:color w:val="000000"/>
-                <w:sz w:val="18"/>
-                <w:szCs w:val="18"/>
-              </w:rPr>
-              <w:t xml:space="preserve">Science &amp; Engineering Practices</w:t>
-            </w:r>
-          </w:p>
-        </w:tc>
-        <w:tc>
-          <w:tcPr>
-            <w:tcW w:type="dxa" w:w="10680"/>
-            <w:shd w:fill="FFFFFF" w:color="auto" w:val="clear"/>
-            <w:tcMar>
-              <w:top w:type="dxa" w:w="60"/>
-              <w:left w:type="dxa" w:w="120"/>
-              <w:bottom w:type="dxa" w:w="60"/>
-              <w:right w:type="dxa" w:w="120"/>
-            </w:tcMar>
-            <w:vAlign w:val="top"/>
-          </w:tcPr>
-          <w:p>
-            <w:pPr>
-              <w:spacing w:after="30" w:before="0"/>
-              <w:ind w:left="360" w:hanging="180"/>
-              <w:jc w:val="left"/>
-            </w:pPr>
-            <w:r>
-              <w:rPr>
-                <w:rFonts w:ascii="Arial" w:cs="Arial" w:eastAsia="Arial" w:hAnsi="Arial"/>
-                <w:b w:val="false"/>
-                <w:bCs w:val="false"/>
-                <w:i w:val="false"/>
-                <w:iCs w:val="false"/>
-                <w:color w:val="000000"/>
-                <w:sz w:val="18"/>
-                <w:szCs w:val="18"/>
-              </w:rPr>
-              <w:t xml:space="preserve">–  Developing and Using Models: as the learner draws, labels and physically constructs models of plant and animal cells, revising the model across lessons to incorporate new understanding of organelle functions and levels of organisation.</w:t>
-            </w:r>
-          </w:p>
-          <w:p>
-            <w:pPr>
-              <w:spacing w:after="30" w:before="0"/>
-              <w:ind w:left="360" w:hanging="180"/>
-              <w:jc w:val="left"/>
-            </w:pPr>
-            <w:r>
-              <w:rPr>
-                <w:rFonts w:ascii="Arial" w:cs="Arial" w:eastAsia="Arial" w:hAnsi="Arial"/>
-                <w:b w:val="false"/>
-                <w:bCs w:val="false"/>
-                <w:i w:val="false"/>
-                <w:iCs w:val="false"/>
-                <w:color w:val="000000"/>
-                <w:sz w:val="18"/>
-                <w:szCs w:val="18"/>
-              </w:rPr>
-              <w:t xml:space="preserve">–  Analysing and Interpreting Data: as the learner observes photomicrographs of plant cells (e.g., cells from a succulent leaf found along Lake Victoria's shores) and animal cells, identifying organelles and recording comparative observations in a data table.</w:t>
-            </w:r>
-          </w:p>
-          <w:p>
-            <w:pPr>
-              <w:spacing w:after="30" w:before="0"/>
-              <w:ind w:left="360" w:hanging="180"/>
-              <w:jc w:val="left"/>
-            </w:pPr>
-            <w:r>
-              <w:rPr>
-                <w:rFonts w:ascii="Arial" w:cs="Arial" w:eastAsia="Arial" w:hAnsi="Arial"/>
-                <w:b w:val="false"/>
-                <w:bCs w:val="false"/>
-                <w:i w:val="false"/>
-                <w:iCs w:val="false"/>
-                <w:color w:val="000000"/>
-                <w:sz w:val="18"/>
-                <w:szCs w:val="18"/>
-              </w:rPr>
-              <w:t xml:space="preserve">–  Asking Questions and Defining Problems: as the learner generates questions on the Driving Question Board about why plant cells from ugali maize kernels have cell walls while animal cheek cells do not, driving further investigation.</w:t>
-            </w:r>
-          </w:p>
-          <w:p>
-            <w:pPr>
-              <w:spacing w:after="30" w:before="0"/>
-              <w:ind w:left="360" w:hanging="180"/>
-              <w:jc w:val="left"/>
-            </w:pPr>
-            <w:r>
-              <w:rPr>
-                <w:rFonts w:ascii="Arial" w:cs="Arial" w:eastAsia="Arial" w:hAnsi="Arial"/>
-                <w:b w:val="false"/>
-                <w:bCs w:val="false"/>
-                <w:i w:val="false"/>
-                <w:iCs w:val="false"/>
-                <w:color w:val="000000"/>
-                <w:sz w:val="18"/>
-                <w:szCs w:val="18"/>
-              </w:rPr>
-              <w:t xml:space="preserve">–  Constructing Explanations: as the learner uses evidence from photomicrograph observations and model-building to explain why the cell is considered the basic unit of life and how levels of organisation lead to complex organisms such as a Maasai giraffe or a maize plant.</w:t>
-            </w:r>
-          </w:p>
-          <w:p>
-            <w:pPr>
-              <w:spacing w:after="30" w:before="0"/>
-              <w:ind w:left="360" w:hanging="180"/>
-              <w:jc w:val="left"/>
-            </w:pPr>
-            <w:r>
-              <w:rPr>
-                <w:rFonts w:ascii="Arial" w:cs="Arial" w:eastAsia="Arial" w:hAnsi="Arial"/>
-                <w:b w:val="false"/>
-                <w:bCs w:val="false"/>
-                <w:i w:val="false"/>
-                <w:iCs w:val="false"/>
-                <w:color w:val="000000"/>
-                <w:sz w:val="18"/>
-                <w:szCs w:val="18"/>
-              </w:rPr>
-              <w:t xml:space="preserve">–  Obtaining, Evaluating and Communicating Information: as the learner researches electron microscope images using digital devices, evaluates sources, and presents findings using labelled diagrams and digital presentations shared with peers.</w:t>
-            </w:r>
-          </w:p>
-        </w:tc>
-      </w:tr>
-      <w:tr>
-        <w:tc>
-          <w:tcPr>
-            <w:tcW w:type="dxa" w:w="3000"/>
-            <w:shd w:fill="FCE4D6" w:color="auto" w:val="clear"/>
-            <w:tcMar>
-              <w:top w:type="dxa" w:w="60"/>
-              <w:left w:type="dxa" w:w="120"/>
-              <w:bottom w:type="dxa" w:w="60"/>
-              <w:right w:type="dxa" w:w="120"/>
-            </w:tcMar>
-            <w:vAlign w:val="top"/>
-          </w:tcPr>
-          <w:p>
-            <w:pPr>
-              <w:spacing w:after="40" w:before="0"/>
-              <w:jc w:val="left"/>
-            </w:pPr>
-            <w:r>
-              <w:rPr>
-                <w:rFonts w:ascii="Arial" w:cs="Arial" w:eastAsia="Arial" w:hAnsi="Arial"/>
-                <w:b/>
-                <w:bCs/>
-                <w:i w:val="false"/>
-                <w:iCs w:val="false"/>
-                <w:color w:val="000000"/>
-                <w:sz w:val="18"/>
-                <w:szCs w:val="18"/>
-              </w:rPr>
-              <w:t xml:space="preserve">Pertinent &amp; Contemporary Issues (PCIs)</w:t>
-            </w:r>
-          </w:p>
-        </w:tc>
-        <w:tc>
-          <w:tcPr>
-            <w:tcW w:type="dxa" w:w="10680"/>
-            <w:shd w:fill="FFFFFF" w:color="auto" w:val="clear"/>
-            <w:tcMar>
-              <w:top w:type="dxa" w:w="60"/>
-              <w:left w:type="dxa" w:w="120"/>
-              <w:bottom w:type="dxa" w:w="60"/>
-              <w:right w:type="dxa" w:w="120"/>
-            </w:tcMar>
-            <w:vAlign w:val="top"/>
-          </w:tcPr>
-          <w:p>
-            <w:pPr>
-              <w:spacing w:after="30" w:before="0"/>
-              <w:ind w:left="360" w:hanging="180"/>
-              <w:jc w:val="left"/>
-            </w:pPr>
-            <w:r>
-              <w:rPr>
-                <w:rFonts w:ascii="Arial" w:cs="Arial" w:eastAsia="Arial" w:hAnsi="Arial"/>
-                <w:b w:val="false"/>
-                <w:bCs w:val="false"/>
-                <w:i w:val="false"/>
-                <w:iCs w:val="false"/>
-                <w:color w:val="000000"/>
-                <w:sz w:val="18"/>
-                <w:szCs w:val="18"/>
-              </w:rPr>
-              <w:t xml:space="preserve">–  Environmental Conservation: as the learner manages wastes responsibly to avoid pollution while preparing plant and animal cell models, disposing of organic materials (e.g., onion peels, maize husks) appropriately in school compost pits.</w:t>
-            </w:r>
-          </w:p>
-          <w:p>
-            <w:pPr>
-              <w:spacing w:after="30" w:before="0"/>
-              <w:ind w:left="360" w:hanging="180"/>
-              <w:jc w:val="left"/>
-            </w:pPr>
-            <w:r>
-              <w:rPr>
-                <w:rFonts w:ascii="Arial" w:cs="Arial" w:eastAsia="Arial" w:hAnsi="Arial"/>
-                <w:b w:val="false"/>
-                <w:bCs w:val="false"/>
-                <w:i w:val="false"/>
-                <w:iCs w:val="false"/>
-                <w:color w:val="000000"/>
-                <w:sz w:val="18"/>
-                <w:szCs w:val="18"/>
-              </w:rPr>
-              <w:t xml:space="preserve">–  Safety and Security: as the learner observes safety precautions when preparing the models, including safe handling of sharp tools (scalpels, needles) used to section plant specimens such as sukuma wiki leaves.</w:t>
-            </w:r>
-          </w:p>
-        </w:tc>
-      </w:tr>
-      <w:tr>
-        <w:tc>
-          <w:tcPr>
-            <w:tcW w:type="dxa" w:w="3000"/>
-            <w:shd w:fill="D9EEF1" w:color="auto" w:val="clear"/>
-            <w:tcMar>
-              <w:top w:type="dxa" w:w="60"/>
-              <w:left w:type="dxa" w:w="120"/>
-              <w:bottom w:type="dxa" w:w="60"/>
-              <w:right w:type="dxa" w:w="120"/>
-            </w:tcMar>
-            <w:vAlign w:val="top"/>
-          </w:tcPr>
-          <w:p>
-            <w:pPr>
-              <w:spacing w:after="40" w:before="0"/>
-              <w:jc w:val="left"/>
-            </w:pPr>
-            <w:r>
-              <w:rPr>
-                <w:rFonts w:ascii="Arial" w:cs="Arial" w:eastAsia="Arial" w:hAnsi="Arial"/>
-                <w:b/>
-                <w:bCs/>
-                <w:i w:val="false"/>
-                <w:iCs w:val="false"/>
-                <w:color w:val="000000"/>
-                <w:sz w:val="18"/>
-                <w:szCs w:val="18"/>
-              </w:rPr>
-              <w:t xml:space="preserve">Career Connections</w:t>
-            </w:r>
-          </w:p>
-        </w:tc>
-        <w:tc>
-          <w:tcPr>
-            <w:tcW w:type="dxa" w:w="10680"/>
-            <w:shd w:fill="FFFFFF" w:color="auto" w:val="clear"/>
-            <w:tcMar>
-              <w:top w:type="dxa" w:w="60"/>
-              <w:left w:type="dxa" w:w="120"/>
-              <w:bottom w:type="dxa" w:w="60"/>
-              <w:right w:type="dxa" w:w="120"/>
-            </w:tcMar>
-            <w:vAlign w:val="top"/>
-          </w:tcPr>
-          <w:p>
-            <w:pPr>
-              <w:spacing w:after="30" w:before="0"/>
-              <w:ind w:left="360" w:hanging="180"/>
-              <w:jc w:val="left"/>
-            </w:pPr>
-            <w:r>
-              <w:rPr>
-                <w:rFonts w:ascii="Arial" w:cs="Arial" w:eastAsia="Arial" w:hAnsi="Arial"/>
-                <w:b w:val="false"/>
-                <w:bCs w:val="false"/>
-                <w:i w:val="false"/>
-                <w:iCs w:val="false"/>
-                <w:color w:val="000000"/>
-                <w:sz w:val="18"/>
-                <w:szCs w:val="18"/>
-              </w:rPr>
-              <w:t xml:space="preserve">–  Medical Laboratory Scientist: this sub-strand develops skills in microscopy and cell identification directly applied in hospital labs such as Kenyatta National Hospital where blood and tissue cells are routinely examined.</w:t>
-            </w:r>
-          </w:p>
-          <w:p>
-            <w:pPr>
-              <w:spacing w:after="30" w:before="0"/>
-              <w:ind w:left="360" w:hanging="180"/>
-              <w:jc w:val="left"/>
-            </w:pPr>
-            <w:r>
-              <w:rPr>
-                <w:rFonts w:ascii="Arial" w:cs="Arial" w:eastAsia="Arial" w:hAnsi="Arial"/>
-                <w:b w:val="false"/>
-                <w:bCs w:val="false"/>
-                <w:i w:val="false"/>
-                <w:iCs w:val="false"/>
-                <w:color w:val="000000"/>
-                <w:sz w:val="18"/>
-                <w:szCs w:val="18"/>
-              </w:rPr>
-              <w:t xml:space="preserve">–  Biomedical Research Scientist: understanding cell ultrastructure is foundational for researchers at institutions like KEMRI (Kenya Medical Research Institute) working on cell-level disease mechanisms.</w:t>
-            </w:r>
-          </w:p>
-          <w:p>
-            <w:pPr>
-              <w:spacing w:after="30" w:before="0"/>
-              <w:ind w:left="360" w:hanging="180"/>
-              <w:jc w:val="left"/>
-            </w:pPr>
-            <w:r>
-              <w:rPr>
-                <w:rFonts w:ascii="Arial" w:cs="Arial" w:eastAsia="Arial" w:hAnsi="Arial"/>
-                <w:b w:val="false"/>
-                <w:bCs w:val="false"/>
-                <w:i w:val="false"/>
-                <w:iCs w:val="false"/>
-                <w:color w:val="000000"/>
-                <w:sz w:val="18"/>
-                <w:szCs w:val="18"/>
-              </w:rPr>
-              <w:t xml:space="preserve">–  Histotechnologist / Pathologist: knowledge of animal and plant cell structures and tissue organisation underpins the preparation and examination of tissue sections in pathology departments across Kenya.</w:t>
-            </w:r>
-          </w:p>
-          <w:p>
-            <w:pPr>
-              <w:spacing w:after="30" w:before="0"/>
-              <w:ind w:left="360" w:hanging="180"/>
-              <w:jc w:val="left"/>
-            </w:pPr>
-            <w:r>
-              <w:rPr>
-                <w:rFonts w:ascii="Arial" w:cs="Arial" w:eastAsia="Arial" w:hAnsi="Arial"/>
-                <w:b w:val="false"/>
-                <w:bCs w:val="false"/>
-                <w:i w:val="false"/>
-                <w:iCs w:val="false"/>
-                <w:color w:val="000000"/>
-                <w:sz w:val="18"/>
-                <w:szCs w:val="18"/>
-              </w:rPr>
-              <w:t xml:space="preserve">–  Agricultural Biotechnologist: understanding plant cell structure (cell wall, chloroplasts, vacuole) is prerequisite knowledge for tissue culture work done at institutions like KARI (Kenya Agricultural and Livestock Research Organization) to improve crops such as maize and tea in the Rift Valley.</w:t>
-            </w:r>
-          </w:p>
-          <w:p>
-            <w:pPr>
-              <w:spacing w:after="30" w:before="0"/>
-              <w:ind w:left="360" w:hanging="180"/>
-              <w:jc w:val="left"/>
-            </w:pPr>
-            <w:r>
-              <w:rPr>
-                <w:rFonts w:ascii="Arial" w:cs="Arial" w:eastAsia="Arial" w:hAnsi="Arial"/>
-                <w:b w:val="false"/>
-                <w:bCs w:val="false"/>
-                <w:i w:val="false"/>
-                <w:iCs w:val="false"/>
-                <w:color w:val="000000"/>
-                <w:sz w:val="18"/>
-                <w:szCs w:val="18"/>
-              </w:rPr>
-              <w:t xml:space="preserve">–  Secondary School Science Teacher: the ability to explain cell structure, use microscopes, and construct concept maps on levels of organisation is a core professional skill for TSC-registered science teachers across Kenya.</w:t>
-            </w:r>
-          </w:p>
-        </w:tc>
-      </w:tr>
-      <w:tr>
-        <w:tc>
-          <w:tcPr>
-            <w:tcW w:type="dxa" w:w="3000"/>
-            <w:shd w:fill="D5E8F0" w:color="auto" w:val="clear"/>
-            <w:tcMar>
-              <w:top w:type="dxa" w:w="60"/>
-              <w:left w:type="dxa" w:w="120"/>
-              <w:bottom w:type="dxa" w:w="60"/>
-              <w:right w:type="dxa" w:w="120"/>
-            </w:tcMar>
-            <w:vAlign w:val="top"/>
-          </w:tcPr>
-          <w:p>
-            <w:pPr>
-              <w:spacing w:after="40" w:before="0"/>
-              <w:jc w:val="left"/>
-            </w:pPr>
-            <w:r>
-              <w:rPr>
-                <w:rFonts w:ascii="Arial" w:cs="Arial" w:eastAsia="Arial" w:hAnsi="Arial"/>
-                <w:b/>
-                <w:bCs/>
-                <w:i w:val="false"/>
-                <w:iCs w:val="false"/>
-                <w:color w:val="000000"/>
-                <w:sz w:val="18"/>
-                <w:szCs w:val="18"/>
-              </w:rPr>
-              <w:t xml:space="preserve">Focus for Lessons</w:t>
-            </w:r>
-          </w:p>
-        </w:tc>
-        <w:tc>
-          <w:tcPr>
-            <w:tcW w:type="dxa" w:w="10680"/>
-            <w:shd w:fill="FFFFFF" w:color="auto" w:val="clear"/>
-            <w:tcMar>
-              <w:top w:type="dxa" w:w="60"/>
-              <w:left w:type="dxa" w:w="120"/>
-              <w:bottom w:type="dxa" w:w="60"/>
-              <w:right w:type="dxa" w:w="120"/>
-            </w:tcMar>
-            <w:vAlign w:val="top"/>
-          </w:tcPr>
-          <w:p>
-            <w:pPr>
-              <w:spacing w:after="40" w:before="0"/>
-              <w:jc w:val="left"/>
-            </w:pPr>
-            <w:r>
-              <w:rPr>
-                <w:rFonts w:ascii="Arial" w:cs="Arial" w:eastAsia="Arial" w:hAnsi="Arial"/>
-                <w:b w:val="false"/>
-                <w:bCs w:val="false"/>
-                <w:i w:val="false"/>
-                <w:iCs w:val="false"/>
-                <w:color w:val="000000"/>
-                <w:sz w:val="18"/>
-                <w:szCs w:val="18"/>
-              </w:rPr>
-              <w:t xml:space="preserve">This unit anchors on the cell as the fundamental unit of life, guiding Grade 10 learners to move from the familiar light microscope used in Junior School Integrated Science to the higher-resolution world of the electron microscope. Learners build understanding progressively — from comparing microscope types, to examining cell ultrastructure, to explaining organelle functions, to mapping the hierarchy of organisation from organelle to organism — using Kenyan biological specimens (sukuma wiki leaves, onion epidermal cells, cheek cells) as concrete reference points. The unit culminates in a project where learners use locally available materials to construct three-dimensional cell models, consolidating conceptual understanding through creative, hands-on making.</w:t>
-            </w:r>
-          </w:p>
-        </w:tc>
-      </w:tr>
-      <w:tr>
-        <w:tc>
-          <w:tcPr>
-            <w:tcW w:type="dxa" w:w="3000"/>
-            <w:shd w:fill="EAD1F5" w:color="auto" w:val="clear"/>
-            <w:tcMar>
-              <w:top w:type="dxa" w:w="60"/>
-              <w:left w:type="dxa" w:w="120"/>
-              <w:bottom w:type="dxa" w:w="60"/>
-              <w:right w:type="dxa" w:w="120"/>
-            </w:tcMar>
-            <w:vAlign w:val="top"/>
-          </w:tcPr>
-          <w:p>
-            <w:pPr>
-              <w:spacing w:after="40" w:before="0"/>
-              <w:jc w:val="left"/>
-            </w:pPr>
-            <w:r>
-              <w:rPr>
-                <w:rFonts w:ascii="Arial" w:cs="Arial" w:eastAsia="Arial" w:hAnsi="Arial"/>
-                <w:b/>
-                <w:bCs/>
-                <w:i w:val="false"/>
-                <w:iCs w:val="false"/>
-                <w:color w:val="000000"/>
-                <w:sz w:val="18"/>
-                <w:szCs w:val="18"/>
-              </w:rPr>
-              <w:t xml:space="preserve">Driving Question / Key Inquiry Questions</w:t>
-            </w:r>
-          </w:p>
-        </w:tc>
-        <w:tc>
-          <w:tcPr>
-            <w:tcW w:type="dxa" w:w="10680"/>
-            <w:shd w:fill="FFFFFF" w:color="auto" w:val="clear"/>
-            <w:tcMar>
-              <w:top w:type="dxa" w:w="60"/>
-              <w:left w:type="dxa" w:w="120"/>
-              <w:bottom w:type="dxa" w:w="60"/>
-              <w:right w:type="dxa" w:w="120"/>
-            </w:tcMar>
-            <w:vAlign w:val="top"/>
-          </w:tcPr>
-          <w:p>
-            <w:pPr>
-              <w:spacing w:after="40" w:before="0"/>
-              <w:jc w:val="left"/>
-            </w:pPr>
-            <w:r>
-              <w:rPr>
-                <w:rFonts w:ascii="Arial" w:cs="Arial" w:eastAsia="Arial" w:hAnsi="Arial"/>
-                <w:b w:val="false"/>
-                <w:bCs w:val="false"/>
-                <w:i w:val="false"/>
-                <w:iCs w:val="false"/>
-                <w:color w:val="000000"/>
-                <w:sz w:val="18"/>
-                <w:szCs w:val="18"/>
-              </w:rPr>
-              <w:t xml:space="preserve">DRIVING QUESTION: What makes up an organism — and how do the tiny structures inside a single cell keep a whole living thing, from a sukuma wiki plant to a human being in Nairobi, alive?</w:t>
-            </w:r>
-          </w:p>
-          <w:p>
-            <w:pPr>
-              <w:spacing w:after="40" w:before="0"/>
-              <w:jc w:val="left"/>
-            </w:pPr>
-            <w:r>
-              <w:rPr>
-                <w:rFonts w:ascii="Arial" w:cs="Arial" w:eastAsia="Arial" w:hAnsi="Arial"/>
-                <w:b w:val="false"/>
-                <w:bCs w:val="false"/>
-                <w:i w:val="false"/>
-                <w:iCs w:val="false"/>
-                <w:color w:val="000000"/>
-                <w:sz w:val="18"/>
-                <w:szCs w:val="18"/>
-              </w:rPr>
-              <w:t xml:space="preserve"/>
-            </w:r>
-          </w:p>
-          <w:p>
-            <w:pPr>
-              <w:spacing w:after="40" w:before="0"/>
-              <w:jc w:val="left"/>
-            </w:pPr>
-            <w:r>
-              <w:rPr>
-                <w:rFonts w:ascii="Arial" w:cs="Arial" w:eastAsia="Arial" w:hAnsi="Arial"/>
-                <w:b w:val="false"/>
-                <w:bCs w:val="false"/>
-                <w:i w:val="false"/>
-                <w:iCs w:val="false"/>
-                <w:color w:val="000000"/>
-                <w:sz w:val="18"/>
-                <w:szCs w:val="18"/>
-              </w:rPr>
-              <w:t xml:space="preserve">KICD KEY INQUIRY QUESTION:</w:t>
-            </w:r>
-          </w:p>
-          <w:p>
-            <w:pPr>
-              <w:spacing w:after="40" w:before="0"/>
-              <w:jc w:val="left"/>
-            </w:pPr>
-            <w:r>
-              <w:rPr>
-                <w:rFonts w:ascii="Arial" w:cs="Arial" w:eastAsia="Arial" w:hAnsi="Arial"/>
-                <w:b w:val="false"/>
-                <w:bCs w:val="false"/>
-                <w:i w:val="false"/>
-                <w:iCs w:val="false"/>
-                <w:color w:val="000000"/>
-                <w:sz w:val="18"/>
-                <w:szCs w:val="18"/>
-              </w:rPr>
-              <w:t xml:space="preserve">1. What makes up an organism?</w:t>
-            </w:r>
-          </w:p>
-        </w:tc>
-      </w:tr>
-      <w:tr>
-        <w:tc>
-          <w:tcPr>
-            <w:tcW w:type="dxa" w:w="3000"/>
-            <w:shd w:fill="EAD1F5" w:color="auto" w:val="clear"/>
-            <w:tcMar>
-              <w:top w:type="dxa" w:w="60"/>
-              <w:left w:type="dxa" w:w="120"/>
-              <w:bottom w:type="dxa" w:w="60"/>
-              <w:right w:type="dxa" w:w="120"/>
-            </w:tcMar>
-            <w:vAlign w:val="top"/>
-          </w:tcPr>
-          <w:p>
-            <w:pPr>
-              <w:spacing w:after="40" w:before="0"/>
-              <w:jc w:val="left"/>
-            </w:pPr>
-            <w:r>
-              <w:rPr>
-                <w:rFonts w:ascii="Arial" w:cs="Arial" w:eastAsia="Arial" w:hAnsi="Arial"/>
-                <w:b/>
-                <w:bCs/>
-                <w:i w:val="false"/>
-                <w:iCs w:val="false"/>
-                <w:color w:val="000000"/>
-                <w:sz w:val="18"/>
-                <w:szCs w:val="18"/>
-              </w:rPr>
-              <w:t xml:space="preserve">Anchoring Phenomenon</w:t>
-            </w:r>
-          </w:p>
-        </w:tc>
-        <w:tc>
-          <w:tcPr>
-            <w:tcW w:type="dxa" w:w="10680"/>
-            <w:shd w:fill="FFFFFF" w:color="auto" w:val="clear"/>
-            <w:tcMar>
-              <w:top w:type="dxa" w:w="60"/>
-              <w:left w:type="dxa" w:w="120"/>
-              <w:bottom w:type="dxa" w:w="60"/>
-              <w:right w:type="dxa" w:w="120"/>
-            </w:tcMar>
-            <w:vAlign w:val="top"/>
-          </w:tcPr>
-          <w:p>
-            <w:pPr>
-              <w:spacing w:after="40" w:before="0"/>
-              <w:jc w:val="left"/>
-            </w:pPr>
-            <w:r>
-              <w:rPr>
-                <w:rFonts w:ascii="Arial" w:cs="Arial" w:eastAsia="Arial" w:hAnsi="Arial"/>
-                <w:b w:val="false"/>
-                <w:bCs w:val="false"/>
-                <w:i w:val="false"/>
-                <w:iCs w:val="false"/>
-                <w:color w:val="000000"/>
-                <w:sz w:val="18"/>
-                <w:szCs w:val="18"/>
-              </w:rPr>
-              <w:t xml:space="preserve">A Grade 10 learner at a school in Kisumu notices that when a piece of sukuma wiki (kale) leaf is left in the sun for several days, it wilts and eventually dries and dies — yet if you look at a thin slice of a fresh sukuma wiki leaf under the school's light microscope, you can see tiny box-like compartments packed with green granules. The learner wonders: what are these compartments, what is inside them, and how does what is inside them keep the leaf alive? When the teacher shows a photomicrograph of the same leaf taken with an electron microscope, far more internal detail is visible — folded membranes, dark oval bodies, and a large fluid-filled space. The learner is puzzled: the light microscope and the electron microscope seem to reveal completely different levels of detail in what is supposedly the same cell. Why do the two microscopes show such different pictures? What are all those internal structures, and what are they each doing to keep the sukuma wiki plant — and ultimately the learner who eats it — alive?</w:t>
-            </w:r>
-          </w:p>
-        </w:tc>
-      </w:tr>
-      <w:tr>
-        <w:tc>
-          <w:tcPr>
-            <w:tcW w:type="dxa" w:w="3000"/>
-            <w:shd w:fill="D9EEF1" w:color="auto" w:val="clear"/>
-            <w:tcMar>
-              <w:top w:type="dxa" w:w="60"/>
-              <w:left w:type="dxa" w:w="120"/>
-              <w:bottom w:type="dxa" w:w="60"/>
-              <w:right w:type="dxa" w:w="120"/>
-            </w:tcMar>
-            <w:vAlign w:val="top"/>
-          </w:tcPr>
-          <w:p>
-            <w:pPr>
-              <w:spacing w:after="40" w:before="0"/>
-              <w:jc w:val="left"/>
-            </w:pPr>
-            <w:r>
-              <w:rPr>
-                <w:rFonts w:ascii="Arial" w:cs="Arial" w:eastAsia="Arial" w:hAnsi="Arial"/>
-                <w:b/>
-                <w:bCs/>
-                <w:i w:val="false"/>
-                <w:iCs w:val="false"/>
-                <w:color w:val="000000"/>
-                <w:sz w:val="18"/>
-                <w:szCs w:val="18"/>
-              </w:rPr>
-              <w:t xml:space="preserve">Storyline Thread</w:t>
-            </w:r>
-          </w:p>
-        </w:tc>
-        <w:tc>
-          <w:tcPr>
-            <w:tcW w:type="dxa" w:w="10680"/>
-            <w:shd w:fill="FFFFFF" w:color="auto" w:val="clear"/>
-            <w:tcMar>
-              <w:top w:type="dxa" w:w="60"/>
-              <w:left w:type="dxa" w:w="120"/>
-              <w:bottom w:type="dxa" w:w="60"/>
-              <w:right w:type="dxa" w:w="120"/>
-            </w:tcMar>
-            <w:vAlign w:val="top"/>
-          </w:tcPr>
-          <w:p>
-            <w:pPr>
-              <w:spacing w:after="40" w:before="0"/>
-              <w:jc w:val="left"/>
-            </w:pPr>
-            <w:r>
-              <w:rPr>
-                <w:rFonts w:ascii="Arial" w:cs="Arial" w:eastAsia="Arial" w:hAnsi="Arial"/>
-                <w:b w:val="false"/>
-                <w:bCs w:val="false"/>
-                <w:i w:val="false"/>
-                <w:iCs w:val="false"/>
-                <w:color w:val="000000"/>
-                <w:sz w:val="18"/>
-                <w:szCs w:val="18"/>
-              </w:rPr>
-              <w:t xml:space="preserve">Lesson 1 — Predict &amp; Anchor Phenomenon (Microscopes as Windows): Learners observe a fresh sukuma wiki leaf slice under the school light microscope and record what they see. Teacher reveals an electron micrograph of the same leaf cell. Learners predict: what extra structures might the electron microscope reveal and why? Class constructs an initial Driving Question Board (DQB) capturing "what we think we know" and "what we wonder." Focus: eliciting prior knowledge and generating questions about cell structure.</w:t>
-            </w:r>
-          </w:p>
-          <w:p>
-            <w:pPr>
-              <w:spacing w:after="40" w:before="0"/>
-              <w:jc w:val="left"/>
-            </w:pPr>
-            <w:r>
-              <w:rPr>
-                <w:rFonts w:ascii="Arial" w:cs="Arial" w:eastAsia="Arial" w:hAnsi="Arial"/>
-                <w:b w:val="false"/>
-                <w:bCs w:val="false"/>
-                <w:i w:val="false"/>
-                <w:iCs w:val="false"/>
-                <w:color w:val="000000"/>
-                <w:sz w:val="18"/>
-                <w:szCs w:val="18"/>
-              </w:rPr>
-              <w:t xml:space="preserve"/>
-            </w:r>
-          </w:p>
-          <w:p>
-            <w:pPr>
-              <w:spacing w:after="40" w:before="0"/>
-              <w:jc w:val="left"/>
-            </w:pPr>
-            <w:r>
-              <w:rPr>
-                <w:rFonts w:ascii="Arial" w:cs="Arial" w:eastAsia="Arial" w:hAnsi="Arial"/>
-                <w:b w:val="false"/>
-                <w:bCs w:val="false"/>
-                <w:i w:val="false"/>
-                <w:iCs w:val="false"/>
-                <w:color w:val="000000"/>
-                <w:sz w:val="18"/>
-                <w:szCs w:val="18"/>
-              </w:rPr>
-              <w:t xml:space="preserve">Lesson 2 — Observe Phase (Light vs. Electron Microscope): Learners use print and digital media to research the differences between light and electron microscopes (resolution, magnification, specimen preparation, cost). Pairs create a comparison table. Teacher cold-calls 4 pairs to share one key difference each. Focus: SLO (a) — explaining differences between light and electron microscopes; SEP: Obtaining and Communicating Information.</w:t>
-            </w:r>
-          </w:p>
-          <w:p>
-            <w:pPr>
-              <w:spacing w:after="40" w:before="0"/>
-              <w:jc w:val="left"/>
-            </w:pPr>
-            <w:r>
-              <w:rPr>
-                <w:rFonts w:ascii="Arial" w:cs="Arial" w:eastAsia="Arial" w:hAnsi="Arial"/>
-                <w:b w:val="false"/>
-                <w:bCs w:val="false"/>
-                <w:i w:val="false"/>
-                <w:iCs w:val="false"/>
-                <w:color w:val="000000"/>
-                <w:sz w:val="18"/>
-                <w:szCs w:val="18"/>
-              </w:rPr>
-              <w:t xml:space="preserve"/>
-            </w:r>
-          </w:p>
-          <w:p>
-            <w:pPr>
-              <w:spacing w:after="40" w:before="0"/>
-              <w:jc w:val="left"/>
-            </w:pPr>
-            <w:r>
-              <w:rPr>
-                <w:rFonts w:ascii="Arial" w:cs="Arial" w:eastAsia="Arial" w:hAnsi="Arial"/>
-                <w:b w:val="false"/>
-                <w:bCs w:val="false"/>
-                <w:i w:val="false"/>
-                <w:iCs w:val="false"/>
-                <w:color w:val="000000"/>
-                <w:sz w:val="18"/>
-                <w:szCs w:val="18"/>
-              </w:rPr>
-              <w:t xml:space="preserve">Lesson 3 — Observe Phase (Animal Cell Ultrastructure): Learners observe and annotate electron micrograph photomicrographs of animal cells (e.g., human cheek cell). In groups of 3, learners identify visible organelles and record in a labelled diagram. Teacher-guided class discussion connects each organelle to a "job" using Kenyan analogies (mitochondria = jiko/charcoal stove providing energy; nucleus = county governor's office holding instructions). DQB updated. Focus: SLO (b) — animal cell under electron microscope.</w:t>
-            </w:r>
-          </w:p>
-          <w:p>
-            <w:pPr>
-              <w:spacing w:after="40" w:before="0"/>
-              <w:jc w:val="left"/>
-            </w:pPr>
-            <w:r>
-              <w:rPr>
-                <w:rFonts w:ascii="Arial" w:cs="Arial" w:eastAsia="Arial" w:hAnsi="Arial"/>
-                <w:b w:val="false"/>
-                <w:bCs w:val="false"/>
-                <w:i w:val="false"/>
-                <w:iCs w:val="false"/>
-                <w:color w:val="000000"/>
-                <w:sz w:val="18"/>
-                <w:szCs w:val="18"/>
-              </w:rPr>
-              <w:t xml:space="preserve"/>
-            </w:r>
-          </w:p>
-          <w:p>
-            <w:pPr>
-              <w:spacing w:after="40" w:before="0"/>
-              <w:jc w:val="left"/>
-            </w:pPr>
-            <w:r>
-              <w:rPr>
-                <w:rFonts w:ascii="Arial" w:cs="Arial" w:eastAsia="Arial" w:hAnsi="Arial"/>
-                <w:b w:val="false"/>
-                <w:bCs w:val="false"/>
-                <w:i w:val="false"/>
-                <w:iCs w:val="false"/>
-                <w:color w:val="000000"/>
-                <w:sz w:val="18"/>
-                <w:szCs w:val="18"/>
-              </w:rPr>
-              <w:t xml:space="preserve">Lesson 4 — Observe Phase (Plant Cell Ultrastructure &amp; Comparison): Learners observe electron micrograph photomicrographs of plant cells (onion, sukuma wiki). Groups add a plant cell column to their diagram table and identify structures present in plant cells but absent in animal cells (cell wall, chloroplasts, large central vacuole). Teacher facilitates a Venn-diagram whole-class comparison. Focus: SLO (b) and SLO (c) — plant cell structure and comparison with animal cell.</w:t>
-            </w:r>
-          </w:p>
-          <w:p>
-            <w:pPr>
-              <w:spacing w:after="40" w:before="0"/>
-              <w:jc w:val="left"/>
-            </w:pPr>
-            <w:r>
-              <w:rPr>
-                <w:rFonts w:ascii="Arial" w:cs="Arial" w:eastAsia="Arial" w:hAnsi="Arial"/>
-                <w:b w:val="false"/>
-                <w:bCs w:val="false"/>
-                <w:i w:val="false"/>
-                <w:iCs w:val="false"/>
-                <w:color w:val="000000"/>
-                <w:sz w:val="18"/>
-                <w:szCs w:val="18"/>
-              </w:rPr>
-              <w:t xml:space="preserve"/>
-            </w:r>
-          </w:p>
-          <w:p>
-            <w:pPr>
-              <w:spacing w:after="40" w:before="0"/>
-              <w:jc w:val="left"/>
-            </w:pPr>
-            <w:r>
-              <w:rPr>
-                <w:rFonts w:ascii="Arial" w:cs="Arial" w:eastAsia="Arial" w:hAnsi="Arial"/>
-                <w:b w:val="false"/>
-                <w:bCs w:val="false"/>
-                <w:i w:val="false"/>
-                <w:iCs w:val="false"/>
-                <w:color w:val="000000"/>
-                <w:sz w:val="18"/>
-                <w:szCs w:val="18"/>
-              </w:rPr>
-              <w:t xml:space="preserve">Lesson 5 — Explain Phase (Organelle Functions): Learners receive a "functions card sort" — cards describing organelle functions matched to organelle name cards. Pairs complete the sort, then groups of 4 discuss disagreements. Teacher reveals correct matches and connects each function back to the anchoring phenomenon (e.g., chloroplasts in sukuma wiki cells carry out photosynthesis that produces the food the learner eats). DQB: learners add answers to earlier questions. Focus: SLO (d) — functions of components of plant and animal cells.</w:t>
-            </w:r>
-          </w:p>
-          <w:p>
-            <w:pPr>
-              <w:spacing w:after="40" w:before="0"/>
-              <w:jc w:val="left"/>
-            </w:pPr>
-            <w:r>
-              <w:rPr>
-                <w:rFonts w:ascii="Arial" w:cs="Arial" w:eastAsia="Arial" w:hAnsi="Arial"/>
-                <w:b w:val="false"/>
-                <w:bCs w:val="false"/>
-                <w:i w:val="false"/>
-                <w:iCs w:val="false"/>
-                <w:color w:val="000000"/>
-                <w:sz w:val="18"/>
-                <w:szCs w:val="18"/>
-              </w:rPr>
-              <w:t xml:space="preserve"/>
-            </w:r>
-          </w:p>
-          <w:p>
-            <w:pPr>
-              <w:spacing w:after="40" w:before="0"/>
-              <w:jc w:val="left"/>
-            </w:pPr>
-            <w:r>
-              <w:rPr>
-                <w:rFonts w:ascii="Arial" w:cs="Arial" w:eastAsia="Arial" w:hAnsi="Arial"/>
-                <w:b w:val="false"/>
-                <w:bCs w:val="false"/>
-                <w:i w:val="false"/>
-                <w:iCs w:val="false"/>
-                <w:color w:val="000000"/>
-                <w:sz w:val="18"/>
-                <w:szCs w:val="18"/>
-              </w:rPr>
-              <w:t xml:space="preserve">Lesson 6 — Explain Phase (Levels of Cell Organisation): Learners construct a concept map linking organelle → cell → tissue → organ → organ system → organism, using two Kenyan examples: (i) the sukuma wiki plant (leaf cell → leaf tissue → leaf → shoot system → plant) and (ii) the human body (muscle cell → muscle tissue → stomach → digestive system → human). Groups present their concept maps; teacher facilitates peer feedback. Focus: SLO (e) — concept map of levels of cell organisation; SEP: Developing and Using Models.</w:t>
-            </w:r>
-          </w:p>
-          <w:p>
-            <w:pPr>
-              <w:spacing w:after="40" w:before="0"/>
-              <w:jc w:val="left"/>
-            </w:pPr>
-            <w:r>
-              <w:rPr>
-                <w:rFonts w:ascii="Arial" w:cs="Arial" w:eastAsia="Arial" w:hAnsi="Arial"/>
-                <w:b w:val="false"/>
-                <w:bCs w:val="false"/>
-                <w:i w:val="false"/>
-                <w:iCs w:val="false"/>
-                <w:color w:val="000000"/>
-                <w:sz w:val="18"/>
-                <w:szCs w:val="18"/>
-              </w:rPr>
-              <w:t xml:space="preserve"/>
-            </w:r>
-          </w:p>
-          <w:p>
-            <w:pPr>
-              <w:spacing w:after="40" w:before="0"/>
-              <w:jc w:val="left"/>
-            </w:pPr>
-            <w:r>
-              <w:rPr>
-                <w:rFonts w:ascii="Arial" w:cs="Arial" w:eastAsia="Arial" w:hAnsi="Arial"/>
-                <w:b w:val="false"/>
-                <w:bCs w:val="false"/>
-                <w:i w:val="false"/>
-                <w:iCs w:val="false"/>
-                <w:color w:val="000000"/>
-                <w:sz w:val="18"/>
-                <w:szCs w:val="18"/>
-              </w:rPr>
-              <w:t xml:space="preserve">Lesson 7 — Model Building Phase (3D Cell Model Project): Learners use locally available materials (bottle tops, polythene bags, maize grains, bean seeds, clay, string, cardboard) to construct a 3D model of either a plant or animal cell, labelling each organelle and writing its function on a tag. Teacher circulates, asking each learner to justify one modelling choice. DQB revisited: learners identify which questions have now been answered by the model. Focus: SLO (f) and Creativity &amp; Imagination core competency; SEP: Developing and Using Models.</w:t>
-            </w:r>
-          </w:p>
-          <w:p>
-            <w:pPr>
-              <w:spacing w:after="40" w:before="0"/>
-              <w:jc w:val="left"/>
-            </w:pPr>
-            <w:r>
-              <w:rPr>
-                <w:rFonts w:ascii="Arial" w:cs="Arial" w:eastAsia="Arial" w:hAnsi="Arial"/>
-                <w:b w:val="false"/>
-                <w:bCs w:val="false"/>
-                <w:i w:val="false"/>
-                <w:iCs w:val="false"/>
-                <w:color w:val="000000"/>
-                <w:sz w:val="18"/>
-                <w:szCs w:val="18"/>
-              </w:rPr>
-              <w:t xml:space="preserve"/>
-            </w:r>
-          </w:p>
-          <w:p>
-            <w:pPr>
-              <w:spacing w:after="40" w:before="0"/>
-              <w:jc w:val="left"/>
-            </w:pPr>
-            <w:r>
-              <w:rPr>
-                <w:rFonts w:ascii="Arial" w:cs="Arial" w:eastAsia="Arial" w:hAnsi="Arial"/>
-                <w:b w:val="false"/>
-                <w:bCs w:val="false"/>
-                <w:i w:val="false"/>
-                <w:iCs w:val="false"/>
-                <w:color w:val="000000"/>
-                <w:sz w:val="18"/>
-                <w:szCs w:val="18"/>
-              </w:rPr>
-              <w:t xml:space="preserve">Lesson 8 — Driving Question Board Synthesis &amp; Assessment: Groups display their models. Gallery walk — each group leaves sticky-note feedback on two other models. Class returns to the original anchoring phenomenon (sukuma wiki leaf wilting) and collectively constructs a full written explanation linking cell structure, organelle function, and levels of organisation to why the leaf stays alive or dies. Teacher administers a short performance task: learners draw and label a plant cell from a photomicrograph and write a paragraph explaining how its structures support life. DQB: remaining unanswered questions flagged as "leads into Sub-Strand 1.3 Nutrition in Animals." Focus: synthesis, assessment, and transition to next sub-strand.</w:t>
-            </w:r>
-          </w:p>
-        </w:tc>
-      </w:tr>
-      <w:tr>
-        <w:tc>
-          <w:tcPr>
-            <w:tcW w:type="dxa" w:w="3000"/>
-            <w:shd w:fill="EAD1F5" w:color="auto" w:val="clear"/>
-            <w:tcMar>
-              <w:top w:type="dxa" w:w="60"/>
-              <w:left w:type="dxa" w:w="120"/>
-              <w:bottom w:type="dxa" w:w="60"/>
-              <w:right w:type="dxa" w:w="120"/>
-            </w:tcMar>
-            <w:vAlign w:val="top"/>
-          </w:tcPr>
-          <w:p>
-            <w:pPr>
-              <w:spacing w:after="40" w:before="0"/>
-              <w:jc w:val="left"/>
-            </w:pPr>
-            <w:r>
-              <w:rPr>
-                <w:rFonts w:ascii="Arial" w:cs="Arial" w:eastAsia="Arial" w:hAnsi="Arial"/>
-                <w:b/>
-                <w:bCs/>
-                <w:i w:val="false"/>
-                <w:iCs w:val="false"/>
-                <w:color w:val="000000"/>
-                <w:sz w:val="18"/>
-                <w:szCs w:val="18"/>
-              </w:rPr>
-              <w:t xml:space="preserve">Supporting Phenomena</w:t>
-            </w:r>
-          </w:p>
-        </w:tc>
-        <w:tc>
-          <w:tcPr>
-            <w:tcW w:type="dxa" w:w="10680"/>
-            <w:shd w:fill="FFFFFF" w:color="auto" w:val="clear"/>
-            <w:tcMar>
-              <w:top w:type="dxa" w:w="60"/>
-              <w:left w:type="dxa" w:w="120"/>
-              <w:bottom w:type="dxa" w:w="60"/>
-              <w:right w:type="dxa" w:w="120"/>
-            </w:tcMar>
-            <w:vAlign w:val="top"/>
-          </w:tcPr>
-          <w:p>
-            <w:pPr>
-              <w:spacing w:after="30" w:before="0"/>
-              <w:ind w:left="360" w:hanging="180"/>
-              <w:jc w:val="left"/>
-            </w:pPr>
-            <w:r>
-              <w:rPr>
-                <w:rFonts w:ascii="Arial" w:cs="Arial" w:eastAsia="Arial" w:hAnsi="Arial"/>
-                <w:b w:val="false"/>
-                <w:bCs w:val="false"/>
-                <w:i w:val="false"/>
-                <w:iCs w:val="false"/>
-                <w:color w:val="000000"/>
-                <w:sz w:val="18"/>
-                <w:szCs w:val="18"/>
-              </w:rPr>
-              <w:t xml:space="preserve">–  A farmer in Kericho observes that tea leaves affected by a fungal blight turn brown and collapse — at the cellular level, the cell walls and membranes of the leaf cells have been destroyed; learners examine healthy vs. diseased leaf photomicrographs to see what cellular structures are lost.</w:t>
-            </w:r>
-          </w:p>
-          <w:p>
-            <w:pPr>
-              <w:spacing w:after="30" w:before="0"/>
-              <w:ind w:left="360" w:hanging="180"/>
-              <w:jc w:val="left"/>
-            </w:pPr>
-            <w:r>
-              <w:rPr>
-                <w:rFonts w:ascii="Arial" w:cs="Arial" w:eastAsia="Arial" w:hAnsi="Arial"/>
-                <w:b w:val="false"/>
-                <w:bCs w:val="false"/>
-                <w:i w:val="false"/>
-                <w:iCs w:val="false"/>
-                <w:color w:val="000000"/>
-                <w:sz w:val="18"/>
-                <w:szCs w:val="18"/>
-              </w:rPr>
-              <w:t xml:space="preserve">–  A student at a Nairobi school cuts their finger and notices the wound heals over several days — this is puzzling because the skin seems solid; the phenomenon prompts inquiry into how animal cells (skin cells lacking cell walls) can multiply and repair, linking to cell structure and the absence of a rigid cell wall in animal cells.</w:t>
-            </w:r>
-          </w:p>
-          <w:p>
-            <w:pPr>
-              <w:spacing w:after="30" w:before="0"/>
-              <w:ind w:left="360" w:hanging="180"/>
-              <w:jc w:val="left"/>
-            </w:pPr>
-            <w:r>
-              <w:rPr>
-                <w:rFonts w:ascii="Arial" w:cs="Arial" w:eastAsia="Arial" w:hAnsi="Arial"/>
-                <w:b w:val="false"/>
-                <w:bCs w:val="false"/>
-                <w:i w:val="false"/>
-                <w:iCs w:val="false"/>
-                <w:color w:val="000000"/>
-                <w:sz w:val="18"/>
-                <w:szCs w:val="18"/>
-              </w:rPr>
-              <w:t xml:space="preserve">–  A maize (corn) grain soaked in water overnight swells noticeably; learners observe thin cross-sections under the light microscope and see that individual cells have increased in size — this anchors inquiry into the large central vacuole of plant cells and its role in water uptake.</w:t>
-            </w:r>
-          </w:p>
-          <w:p>
-            <w:pPr>
-              <w:spacing w:after="30" w:before="0"/>
-              <w:ind w:left="360" w:hanging="180"/>
-              <w:jc w:val="left"/>
-            </w:pPr>
-            <w:r>
-              <w:rPr>
-                <w:rFonts w:ascii="Arial" w:cs="Arial" w:eastAsia="Arial" w:hAnsi="Arial"/>
-                <w:b w:val="false"/>
-                <w:bCs w:val="false"/>
-                <w:i w:val="false"/>
-                <w:iCs w:val="false"/>
-                <w:color w:val="000000"/>
-                <w:sz w:val="18"/>
-                <w:szCs w:val="18"/>
-              </w:rPr>
-              <w:t xml:space="preserve">–  A drop of human blood smeared on a slide and stained with methylene blue reveals flat, disc-shaped red blood cells and larger, irregularly shaped white blood cells — the same organism contains cells of very different shapes and internal organisation, raising the question of how one organism can have so many different cell types (connecting to levels of cell organisation and tissue specialisation).</w:t>
-            </w:r>
-          </w:p>
-        </w:tc>
-      </w:tr>
-    </w:tbl>
-    <w:p>
-      <w:pPr>
-        <w:spacing w:after="120"/>
-      </w:pPr>
-      <w:r>
-        <w:t xml:space="preserve"/>
       </w:r>
     </w:p>
     <w:p>
@@ -3298,7 +3298,7 @@
             <w:pPr>
               <w:spacing w:after="20" w:before="0"/>
             </w:pPr>
-            <w:hyperlink w:history="1" r:id="rId_btpoum1ezhgolrjynfja">
+            <w:hyperlink w:history="1" r:id="rId8tq5fgmihyaw9yg_jk3x0">
               <w:r>
                 <w:rPr>
                   <w:rFonts w:ascii="Arial" w:cs="Arial" w:eastAsia="Arial" w:hAnsi="Arial"/>
@@ -3331,7 +3331,7 @@
               <w:spacing w:after="10" w:before="0"/>
               <w:ind w:left="120"/>
             </w:pPr>
-            <w:hyperlink w:history="1" r:id="rIdorz3if8bvudk8nze8svjg">
+            <w:hyperlink w:history="1" r:id="rIdqpxlviluggmk5wkvt4_mm">
               <w:r>
                 <w:rPr>
                   <w:rFonts w:ascii="Arial" w:cs="Arial" w:eastAsia="Arial" w:hAnsi="Arial"/>
@@ -3376,7 +3376,7 @@
             <w:pPr>
               <w:spacing w:after="20" w:before="0"/>
             </w:pPr>
-            <w:hyperlink w:history="1" r:id="rIdwn2y1fxsmajk6qcj1hx7z">
+            <w:hyperlink w:history="1" r:id="rIdrzzbcihv0jag79fplgg1p">
               <w:r>
                 <w:rPr>
                   <w:rFonts w:ascii="Arial" w:cs="Arial" w:eastAsia="Arial" w:hAnsi="Arial"/>
@@ -3409,7 +3409,7 @@
               <w:spacing w:after="10" w:before="0"/>
               <w:ind w:left="120"/>
             </w:pPr>
-            <w:hyperlink w:history="1" r:id="rIdi7z_z5wizbnzlszafrheg">
+            <w:hyperlink w:history="1" r:id="rIdgtaz83f-0bnp30pe6coyp">
               <w:r>
                 <w:rPr>
                   <w:rFonts w:ascii="Arial" w:cs="Arial" w:eastAsia="Arial" w:hAnsi="Arial"/>
@@ -3699,7 +3699,7 @@
             <w:pPr>
               <w:spacing w:after="20" w:before="0"/>
             </w:pPr>
-            <w:hyperlink w:history="1" r:id="rIds_ujkq5qqx5rv6u60i5pn">
+            <w:hyperlink w:history="1" r:id="rIdimt7kdqipbdzos51uoo5e">
               <w:r>
                 <w:rPr>
                   <w:rFonts w:ascii="Arial" w:cs="Arial" w:eastAsia="Arial" w:hAnsi="Arial"/>
@@ -3732,7 +3732,7 @@
               <w:spacing w:after="10" w:before="0"/>
               <w:ind w:left="120"/>
             </w:pPr>
-            <w:hyperlink w:history="1" r:id="rIdmanz-pfolst-7lzvpvxg3">
+            <w:hyperlink w:history="1" r:id="rIdeugiwq0snamvdy8y6w5sg">
               <w:r>
                 <w:rPr>
                   <w:rFonts w:ascii="Arial" w:cs="Arial" w:eastAsia="Arial" w:hAnsi="Arial"/>
@@ -3777,7 +3777,7 @@
             <w:pPr>
               <w:spacing w:after="20" w:before="0"/>
             </w:pPr>
-            <w:hyperlink w:history="1" r:id="rIdlqh1y6j3mazgj9ak1n1jd">
+            <w:hyperlink w:history="1" r:id="rIdhay3mclsutjvk8t6t8i1_">
               <w:r>
                 <w:rPr>
                   <w:rFonts w:ascii="Arial" w:cs="Arial" w:eastAsia="Arial" w:hAnsi="Arial"/>
@@ -3810,7 +3810,7 @@
               <w:spacing w:after="10" w:before="0"/>
               <w:ind w:left="120"/>
             </w:pPr>
-            <w:hyperlink w:history="1" r:id="rIdl6zb00vuv4x7ni0_u1zzd">
+            <w:hyperlink w:history="1" r:id="rIdv77bfly5unr8d0dkk9k-_">
               <w:r>
                 <w:rPr>
                   <w:rFonts w:ascii="Arial" w:cs="Arial" w:eastAsia="Arial" w:hAnsi="Arial"/>
@@ -4100,7 +4100,7 @@
             <w:pPr>
               <w:spacing w:after="20" w:before="0"/>
             </w:pPr>
-            <w:hyperlink w:history="1" r:id="rIdp2wozh79wtg57syxt38sc">
+            <w:hyperlink w:history="1" r:id="rIdqztaxmfa8xfkynjgpdvck">
               <w:r>
                 <w:rPr>
                   <w:rFonts w:ascii="Arial" w:cs="Arial" w:eastAsia="Arial" w:hAnsi="Arial"/>
@@ -4133,7 +4133,7 @@
               <w:spacing w:after="10" w:before="0"/>
               <w:ind w:left="120"/>
             </w:pPr>
-            <w:hyperlink w:history="1" r:id="rId6_z07f2ahmpnwqytkvlgg">
+            <w:hyperlink w:history="1" r:id="rIdz70oxj7sg7hpuceckdywm">
               <w:r>
                 <w:rPr>
                   <w:rFonts w:ascii="Arial" w:cs="Arial" w:eastAsia="Arial" w:hAnsi="Arial"/>
@@ -4178,7 +4178,7 @@
             <w:pPr>
               <w:spacing w:after="20" w:before="0"/>
             </w:pPr>
-            <w:hyperlink w:history="1" r:id="rIdjxrpwdxy9urgv-9swynny">
+            <w:hyperlink w:history="1" r:id="rIdex1p6hnxhsnuahswnf_91">
               <w:r>
                 <w:rPr>
                   <w:rFonts w:ascii="Arial" w:cs="Arial" w:eastAsia="Arial" w:hAnsi="Arial"/>
@@ -4211,7 +4211,7 @@
               <w:spacing w:after="10" w:before="0"/>
               <w:ind w:left="120"/>
             </w:pPr>
-            <w:hyperlink w:history="1" r:id="rIdmmmp5nzholw9pr4_l-vod">
+            <w:hyperlink w:history="1" r:id="rIdnqplt9hgbdum-h6txyhe1">
               <w:r>
                 <w:rPr>
                   <w:rFonts w:ascii="Arial" w:cs="Arial" w:eastAsia="Arial" w:hAnsi="Arial"/>
@@ -4482,7 +4482,7 @@
             <w:pPr>
               <w:spacing w:after="20" w:before="0"/>
             </w:pPr>
-            <w:hyperlink w:history="1" r:id="rIds0x4nch0e_2hp1ocyvpjr">
+            <w:hyperlink w:history="1" r:id="rIdtip_5q7-dqanyuu5ote_k">
               <w:r>
                 <w:rPr>
                   <w:rFonts w:ascii="Arial" w:cs="Arial" w:eastAsia="Arial" w:hAnsi="Arial"/>
@@ -4515,7 +4515,7 @@
               <w:spacing w:after="10" w:before="0"/>
               <w:ind w:left="120"/>
             </w:pPr>
-            <w:hyperlink w:history="1" r:id="rId1k2fp5oltlbyvibzzsrhi">
+            <w:hyperlink w:history="1" r:id="rIdlvjwvq3gmpiw81c0ncg3i">
               <w:r>
                 <w:rPr>
                   <w:rFonts w:ascii="Arial" w:cs="Arial" w:eastAsia="Arial" w:hAnsi="Arial"/>
@@ -4560,7 +4560,7 @@
             <w:pPr>
               <w:spacing w:after="20" w:before="0"/>
             </w:pPr>
-            <w:hyperlink w:history="1" r:id="rIdlnxb_qfg-aygsyiqtng75">
+            <w:hyperlink w:history="1" r:id="rIdp3tfvj0wc_fm0bsswtcyp">
               <w:r>
                 <w:rPr>
                   <w:rFonts w:ascii="Arial" w:cs="Arial" w:eastAsia="Arial" w:hAnsi="Arial"/>
@@ -4593,7 +4593,7 @@
               <w:spacing w:after="10" w:before="0"/>
               <w:ind w:left="120"/>
             </w:pPr>
-            <w:hyperlink w:history="1" r:id="rIdteyjflozvuanw5g4vvsbl">
+            <w:hyperlink w:history="1" r:id="rIduekurd6vf7wdtl4zznmxw">
               <w:r>
                 <w:rPr>
                   <w:rFonts w:ascii="Arial" w:cs="Arial" w:eastAsia="Arial" w:hAnsi="Arial"/>
@@ -4902,7 +4902,7 @@
             <w:pPr>
               <w:spacing w:after="20" w:before="0"/>
             </w:pPr>
-            <w:hyperlink w:history="1" r:id="rIdqcfx9swgsmryasuiqh4v-">
+            <w:hyperlink w:history="1" r:id="rIdox5evk4-fyjjryrgewixe">
               <w:r>
                 <w:rPr>
                   <w:rFonts w:ascii="Arial" w:cs="Arial" w:eastAsia="Arial" w:hAnsi="Arial"/>
@@ -4935,7 +4935,7 @@
               <w:spacing w:after="10" w:before="0"/>
               <w:ind w:left="120"/>
             </w:pPr>
-            <w:hyperlink w:history="1" r:id="rIdilssmtqqdck6e_m5hnvhg">
+            <w:hyperlink w:history="1" r:id="rIdfw1ojpcsrdwop302fg0r8">
               <w:r>
                 <w:rPr>
                   <w:rFonts w:ascii="Arial" w:cs="Arial" w:eastAsia="Arial" w:hAnsi="Arial"/>
@@ -4980,7 +4980,7 @@
             <w:pPr>
               <w:spacing w:after="20" w:before="0"/>
             </w:pPr>
-            <w:hyperlink w:history="1" r:id="rIdnnc4-frlfruaqtavftjzu">
+            <w:hyperlink w:history="1" r:id="rId0ov4obnhe0c7wv_4labja">
               <w:r>
                 <w:rPr>
                   <w:rFonts w:ascii="Arial" w:cs="Arial" w:eastAsia="Arial" w:hAnsi="Arial"/>
@@ -5013,7 +5013,7 @@
               <w:spacing w:after="10" w:before="0"/>
               <w:ind w:left="120"/>
             </w:pPr>
-            <w:hyperlink w:history="1" r:id="rIdqrzs5oymt6zcnnf1jbmoj">
+            <w:hyperlink w:history="1" r:id="rId7lp4chpuexwtxbz-8iovj">
               <w:r>
                 <w:rPr>
                   <w:rFonts w:ascii="Arial" w:cs="Arial" w:eastAsia="Arial" w:hAnsi="Arial"/>
@@ -5715,7 +5715,7 @@
         </w:rPr>
         <w:t xml:space="preserve">© 2026 SeaVuria and ARES. Aligned with KICD objectives. Developed by SeaVuria; technical implementation by ARES (with AI assistance from Claude). Licensed under </w:t>
       </w:r>
-      <w:hyperlink w:history="1" r:id="rIdhm2ovgixy8arcnmqcd3lo">
+      <w:hyperlink w:history="1" r:id="rIdfu6emzlfp3wpwlo6gpiv_">
         <w:r>
           <w:rPr>
             <w:rFonts w:ascii="Arial" w:cs="Arial" w:eastAsia="Arial" w:hAnsi="Arial"/>
@@ -5736,7 +5736,7 @@
         </w:rPr>
         <w:t xml:space="preserve"> (</w:t>
       </w:r>
-      <w:hyperlink w:history="1" r:id="rIdibh0oqwaxugfatwjmtcwy">
+      <w:hyperlink w:history="1" r:id="rIdr02jve4emv2hpug-qwxzi">
         <w:r>
           <w:rPr>
             <w:rFonts w:ascii="Arial" w:cs="Arial" w:eastAsia="Arial" w:hAnsi="Arial"/>
@@ -6749,7 +6749,7 @@
             <w:pPr>
               <w:spacing w:after="20" w:before="0"/>
             </w:pPr>
-            <w:hyperlink w:history="1" r:id="rIdxtqtyipjs7pghd57br5fm">
+            <w:hyperlink w:history="1" r:id="rIdshldhqcndfcfublnvg37c">
               <w:r>
                 <w:rPr>
                   <w:rFonts w:ascii="Arial" w:cs="Arial" w:eastAsia="Arial" w:hAnsi="Arial"/>
@@ -6782,7 +6782,7 @@
               <w:spacing w:after="10" w:before="0"/>
               <w:ind w:left="120"/>
             </w:pPr>
-            <w:hyperlink w:history="1" r:id="rId45wrd5bmgcfwltp2vj-cw">
+            <w:hyperlink w:history="1" r:id="rIdgolocrthlqisojwqqyqaw">
               <w:r>
                 <w:rPr>
                   <w:rFonts w:ascii="Arial" w:cs="Arial" w:eastAsia="Arial" w:hAnsi="Arial"/>
@@ -6827,7 +6827,7 @@
             <w:pPr>
               <w:spacing w:after="20" w:before="0"/>
             </w:pPr>
-            <w:hyperlink w:history="1" r:id="rIdmbuw4vhgpxmwlzdj2oo9e">
+            <w:hyperlink w:history="1" r:id="rIdrgfjw1tddun-uzzxukoyx">
               <w:r>
                 <w:rPr>
                   <w:rFonts w:ascii="Arial" w:cs="Arial" w:eastAsia="Arial" w:hAnsi="Arial"/>
@@ -6860,7 +6860,7 @@
               <w:spacing w:after="10" w:before="0"/>
               <w:ind w:left="120"/>
             </w:pPr>
-            <w:hyperlink w:history="1" r:id="rIdhnofuuibkwozdje6fsjb1">
+            <w:hyperlink w:history="1" r:id="rIdtqbxowuecya0eqxsmt2qg">
               <w:r>
                 <w:rPr>
                   <w:rFonts w:ascii="Arial" w:cs="Arial" w:eastAsia="Arial" w:hAnsi="Arial"/>
@@ -7055,7 +7055,7 @@
             <w:pPr>
               <w:spacing w:after="20" w:before="0"/>
             </w:pPr>
-            <w:hyperlink w:history="1" r:id="rIdqw95s2hm7ky_v-lczu8sc">
+            <w:hyperlink w:history="1" r:id="rIdet9-17rbtodyjwh6kpryh">
               <w:r>
                 <w:rPr>
                   <w:rFonts w:ascii="Arial" w:cs="Arial" w:eastAsia="Arial" w:hAnsi="Arial"/>
@@ -7088,7 +7088,7 @@
               <w:spacing w:after="10" w:before="0"/>
               <w:ind w:left="120"/>
             </w:pPr>
-            <w:hyperlink w:history="1" r:id="rIda9ezpjrwe4wg_ijszpc4l">
+            <w:hyperlink w:history="1" r:id="rId3mygdugzfrplpyuj5nprg">
               <w:r>
                 <w:rPr>
                   <w:rFonts w:ascii="Arial" w:cs="Arial" w:eastAsia="Arial" w:hAnsi="Arial"/>
@@ -7133,7 +7133,7 @@
             <w:pPr>
               <w:spacing w:after="20" w:before="0"/>
             </w:pPr>
-            <w:hyperlink w:history="1" r:id="rIdbmtun0wtvcil6yhksxsft">
+            <w:hyperlink w:history="1" r:id="rIdyrohh2onc7ymmapillvdf">
               <w:r>
                 <w:rPr>
                   <w:rFonts w:ascii="Arial" w:cs="Arial" w:eastAsia="Arial" w:hAnsi="Arial"/>
@@ -7166,7 +7166,7 @@
               <w:spacing w:after="10" w:before="0"/>
               <w:ind w:left="120"/>
             </w:pPr>
-            <w:hyperlink w:history="1" r:id="rIdmjjjrbyvciz4tmy_0aglj">
+            <w:hyperlink w:history="1" r:id="rId0ssexuia-npdfnqnfjtf_">
               <w:r>
                 <w:rPr>
                   <w:rFonts w:ascii="Arial" w:cs="Arial" w:eastAsia="Arial" w:hAnsi="Arial"/>
@@ -7361,7 +7361,7 @@
             <w:pPr>
               <w:spacing w:after="20" w:before="0"/>
             </w:pPr>
-            <w:hyperlink w:history="1" r:id="rIdpjlxung2tnvaerwby2yuy">
+            <w:hyperlink w:history="1" r:id="rId4ngq1rzos9pjmr5ipce9j">
               <w:r>
                 <w:rPr>
                   <w:rFonts w:ascii="Arial" w:cs="Arial" w:eastAsia="Arial" w:hAnsi="Arial"/>
@@ -7394,7 +7394,7 @@
               <w:spacing w:after="10" w:before="0"/>
               <w:ind w:left="120"/>
             </w:pPr>
-            <w:hyperlink w:history="1" r:id="rIdmknjwzrhqrfql5ylyidh6">
+            <w:hyperlink w:history="1" r:id="rIdkvuvnlmqlnd7q5sr0jcoz">
               <w:r>
                 <w:rPr>
                   <w:rFonts w:ascii="Arial" w:cs="Arial" w:eastAsia="Arial" w:hAnsi="Arial"/>
@@ -7439,7 +7439,7 @@
             <w:pPr>
               <w:spacing w:after="20" w:before="0"/>
             </w:pPr>
-            <w:hyperlink w:history="1" r:id="rId4_hakldbnv8a5c4yk7qiv">
+            <w:hyperlink w:history="1" r:id="rId61_n5imqjduqcz6c9mrfe">
               <w:r>
                 <w:rPr>
                   <w:rFonts w:ascii="Arial" w:cs="Arial" w:eastAsia="Arial" w:hAnsi="Arial"/>
@@ -7472,7 +7472,7 @@
               <w:spacing w:after="10" w:before="0"/>
               <w:ind w:left="120"/>
             </w:pPr>
-            <w:hyperlink w:history="1" r:id="rIditdy-wndxaa1uv8_xiovi">
+            <w:hyperlink w:history="1" r:id="rIdqbxpjwkdck1t331s9sadq">
               <w:r>
                 <w:rPr>
                   <w:rFonts w:ascii="Arial" w:cs="Arial" w:eastAsia="Arial" w:hAnsi="Arial"/>
@@ -7667,7 +7667,7 @@
             <w:pPr>
               <w:spacing w:after="20" w:before="0"/>
             </w:pPr>
-            <w:hyperlink w:history="1" r:id="rIdw0jnlxmwt_64w1fs3ybmu">
+            <w:hyperlink w:history="1" r:id="rIdw8ajmjp9flcqchornxpqw">
               <w:r>
                 <w:rPr>
                   <w:rFonts w:ascii="Arial" w:cs="Arial" w:eastAsia="Arial" w:hAnsi="Arial"/>
@@ -7700,7 +7700,7 @@
               <w:spacing w:after="10" w:before="0"/>
               <w:ind w:left="120"/>
             </w:pPr>
-            <w:hyperlink w:history="1" r:id="rIdeqcnybcigqnbcizj0bo7d">
+            <w:hyperlink w:history="1" r:id="rIdotllsert1dkqprpsdkdjf">
               <w:r>
                 <w:rPr>
                   <w:rFonts w:ascii="Arial" w:cs="Arial" w:eastAsia="Arial" w:hAnsi="Arial"/>
@@ -7745,7 +7745,7 @@
             <w:pPr>
               <w:spacing w:after="20" w:before="0"/>
             </w:pPr>
-            <w:hyperlink w:history="1" r:id="rIds5tch3cybkrbxm-wixxjs">
+            <w:hyperlink w:history="1" r:id="rIdxwyavyyjmqyibuvqmhe9g">
               <w:r>
                 <w:rPr>
                   <w:rFonts w:ascii="Arial" w:cs="Arial" w:eastAsia="Arial" w:hAnsi="Arial"/>
@@ -7778,7 +7778,7 @@
               <w:spacing w:after="10" w:before="0"/>
               <w:ind w:left="120"/>
             </w:pPr>
-            <w:hyperlink w:history="1" r:id="rIdecwbjslqbocko7xwu7rz0">
+            <w:hyperlink w:history="1" r:id="rId7kd6uhiyqc7bq9oknz4tj">
               <w:r>
                 <w:rPr>
                   <w:rFonts w:ascii="Arial" w:cs="Arial" w:eastAsia="Arial" w:hAnsi="Arial"/>
@@ -7973,7 +7973,7 @@
             <w:pPr>
               <w:spacing w:after="20" w:before="0"/>
             </w:pPr>
-            <w:hyperlink w:history="1" r:id="rIdpsgm0rwazv2dq8lb-5roj">
+            <w:hyperlink w:history="1" r:id="rIdqm9w2jsl3mt0y1men4cxg">
               <w:r>
                 <w:rPr>
                   <w:rFonts w:ascii="Arial" w:cs="Arial" w:eastAsia="Arial" w:hAnsi="Arial"/>
@@ -8006,7 +8006,7 @@
               <w:spacing w:after="10" w:before="0"/>
               <w:ind w:left="120"/>
             </w:pPr>
-            <w:hyperlink w:history="1" r:id="rIdwdppgxei-uw0zsfch3dcn">
+            <w:hyperlink w:history="1" r:id="rIdkglhmrrkg9y97khg7qm_j">
               <w:r>
                 <w:rPr>
                   <w:rFonts w:ascii="Arial" w:cs="Arial" w:eastAsia="Arial" w:hAnsi="Arial"/>
@@ -8051,7 +8051,7 @@
             <w:pPr>
               <w:spacing w:after="20" w:before="0"/>
             </w:pPr>
-            <w:hyperlink w:history="1" r:id="rIdt0ej2jodz1agap_l0bdag">
+            <w:hyperlink w:history="1" r:id="rIdmdtwryxtnwcywjjtkvz4u">
               <w:r>
                 <w:rPr>
                   <w:rFonts w:ascii="Arial" w:cs="Arial" w:eastAsia="Arial" w:hAnsi="Arial"/>
@@ -8084,7 +8084,7 @@
               <w:spacing w:after="10" w:before="0"/>
               <w:ind w:left="120"/>
             </w:pPr>
-            <w:hyperlink w:history="1" r:id="rIdj-qtkk8a4royefqfygd2i">
+            <w:hyperlink w:history="1" r:id="rIdbdxx_xsiuyioyc7ldd3cu">
               <w:r>
                 <w:rPr>
                   <w:rFonts w:ascii="Arial" w:cs="Arial" w:eastAsia="Arial" w:hAnsi="Arial"/>
@@ -8596,7 +8596,7 @@
         </w:rPr>
         <w:t xml:space="preserve">© 2026 SeaVuria and ARES. Aligned with KICD objectives. Developed by SeaVuria; technical implementation by ARES (with AI assistance from Claude). Licensed under </w:t>
       </w:r>
-      <w:hyperlink w:history="1" r:id="rId1vwn0ft0vnpc2h9n597js">
+      <w:hyperlink w:history="1" r:id="rIdilyeanhg389nubphskn9l">
         <w:r>
           <w:rPr>
             <w:rFonts w:ascii="Arial" w:cs="Arial" w:eastAsia="Arial" w:hAnsi="Arial"/>
@@ -8617,7 +8617,7 @@
         </w:rPr>
         <w:t xml:space="preserve"> (</w:t>
       </w:r>
-      <w:hyperlink w:history="1" r:id="rId8rbamr-aknrikahwnm8rb">
+      <w:hyperlink w:history="1" r:id="rId2cndk8k789xvqf8s57bx-">
         <w:r>
           <w:rPr>
             <w:rFonts w:ascii="Arial" w:cs="Arial" w:eastAsia="Arial" w:hAnsi="Arial"/>
@@ -9630,7 +9630,7 @@
             <w:pPr>
               <w:spacing w:after="20" w:before="0"/>
             </w:pPr>
-            <w:hyperlink w:history="1" r:id="rIdmlevb9inex7f6of9s88r5">
+            <w:hyperlink w:history="1" r:id="rIdbh8irwxmmvj8d3qdxd_qh">
               <w:r>
                 <w:rPr>
                   <w:rFonts w:ascii="Arial" w:cs="Arial" w:eastAsia="Arial" w:hAnsi="Arial"/>
@@ -9663,7 +9663,7 @@
               <w:spacing w:after="10" w:before="0"/>
               <w:ind w:left="120"/>
             </w:pPr>
-            <w:hyperlink w:history="1" r:id="rIdfcnqwtql0emlg4ujwtoht">
+            <w:hyperlink w:history="1" r:id="rIdwbhjivukycu3aeisiykgg">
               <w:r>
                 <w:rPr>
                   <w:rFonts w:ascii="Arial" w:cs="Arial" w:eastAsia="Arial" w:hAnsi="Arial"/>
@@ -9708,7 +9708,7 @@
             <w:pPr>
               <w:spacing w:after="20" w:before="0"/>
             </w:pPr>
-            <w:hyperlink w:history="1" r:id="rIdbfe4hv-kfgffdbioztwqj">
+            <w:hyperlink w:history="1" r:id="rIdxd5f58cxs1sarmvq9uxqg">
               <w:r>
                 <w:rPr>
                   <w:rFonts w:ascii="Arial" w:cs="Arial" w:eastAsia="Arial" w:hAnsi="Arial"/>
@@ -9741,7 +9741,7 @@
               <w:spacing w:after="10" w:before="0"/>
               <w:ind w:left="120"/>
             </w:pPr>
-            <w:hyperlink w:history="1" r:id="rIdjhadqeaqwrrbmlscsdlw0">
+            <w:hyperlink w:history="1" r:id="rIdt6a5irvmufvv1d38lloqk">
               <w:r>
                 <w:rPr>
                   <w:rFonts w:ascii="Arial" w:cs="Arial" w:eastAsia="Arial" w:hAnsi="Arial"/>
@@ -9936,7 +9936,7 @@
             <w:pPr>
               <w:spacing w:after="20" w:before="0"/>
             </w:pPr>
-            <w:hyperlink w:history="1" r:id="rIdjwlevdbug0propb7llzmh">
+            <w:hyperlink w:history="1" r:id="rIdkkmsgor8e_s7n-skqcpuo">
               <w:r>
                 <w:rPr>
                   <w:rFonts w:ascii="Arial" w:cs="Arial" w:eastAsia="Arial" w:hAnsi="Arial"/>
@@ -9969,7 +9969,7 @@
               <w:spacing w:after="10" w:before="0"/>
               <w:ind w:left="120"/>
             </w:pPr>
-            <w:hyperlink w:history="1" r:id="rId0mzqbbxicurhzxzdgpxnc">
+            <w:hyperlink w:history="1" r:id="rIdbrrpu6jbcx5o6mkixlmvp">
               <w:r>
                 <w:rPr>
                   <w:rFonts w:ascii="Arial" w:cs="Arial" w:eastAsia="Arial" w:hAnsi="Arial"/>
@@ -10014,7 +10014,7 @@
             <w:pPr>
               <w:spacing w:after="20" w:before="0"/>
             </w:pPr>
-            <w:hyperlink w:history="1" r:id="rIdt98qy2nutvrebnau3a8zv">
+            <w:hyperlink w:history="1" r:id="rIdkdpiq5lph_ifpkvmniimv">
               <w:r>
                 <w:rPr>
                   <w:rFonts w:ascii="Arial" w:cs="Arial" w:eastAsia="Arial" w:hAnsi="Arial"/>
@@ -10047,7 +10047,7 @@
               <w:spacing w:after="10" w:before="0"/>
               <w:ind w:left="120"/>
             </w:pPr>
-            <w:hyperlink w:history="1" r:id="rId-2acsuocvjglwczg9zt9z">
+            <w:hyperlink w:history="1" r:id="rId71or_2vbvzmxrcf5by-gv">
               <w:r>
                 <w:rPr>
                   <w:rFonts w:ascii="Arial" w:cs="Arial" w:eastAsia="Arial" w:hAnsi="Arial"/>
@@ -10242,7 +10242,7 @@
             <w:pPr>
               <w:spacing w:after="20" w:before="0"/>
             </w:pPr>
-            <w:hyperlink w:history="1" r:id="rIdfnx0hnyogtda8x5dyrscj">
+            <w:hyperlink w:history="1" r:id="rIdb0jxqegziswjawexde4ik">
               <w:r>
                 <w:rPr>
                   <w:rFonts w:ascii="Arial" w:cs="Arial" w:eastAsia="Arial" w:hAnsi="Arial"/>
@@ -10275,7 +10275,7 @@
               <w:spacing w:after="10" w:before="0"/>
               <w:ind w:left="120"/>
             </w:pPr>
-            <w:hyperlink w:history="1" r:id="rIdjzjee_7aesq6iellxyuxg">
+            <w:hyperlink w:history="1" r:id="rIdwjpbt4laejwg-yg-uti2i">
               <w:r>
                 <w:rPr>
                   <w:rFonts w:ascii="Arial" w:cs="Arial" w:eastAsia="Arial" w:hAnsi="Arial"/>
@@ -10320,7 +10320,7 @@
             <w:pPr>
               <w:spacing w:after="20" w:before="0"/>
             </w:pPr>
-            <w:hyperlink w:history="1" r:id="rIdgthimpfkbk-ar930at3e4">
+            <w:hyperlink w:history="1" r:id="rIdqwmyjvl5ymg_lq6n1wqaf">
               <w:r>
                 <w:rPr>
                   <w:rFonts w:ascii="Arial" w:cs="Arial" w:eastAsia="Arial" w:hAnsi="Arial"/>
@@ -10353,7 +10353,7 @@
               <w:spacing w:after="10" w:before="0"/>
               <w:ind w:left="120"/>
             </w:pPr>
-            <w:hyperlink w:history="1" r:id="rId72ka-kkaaozithshtyjg3">
+            <w:hyperlink w:history="1" r:id="rIdxjrpe-ltizk1ymjmav5vw">
               <w:r>
                 <w:rPr>
                   <w:rFonts w:ascii="Arial" w:cs="Arial" w:eastAsia="Arial" w:hAnsi="Arial"/>
@@ -10548,7 +10548,7 @@
             <w:pPr>
               <w:spacing w:after="20" w:before="0"/>
             </w:pPr>
-            <w:hyperlink w:history="1" r:id="rIdkzx2dw2nyhev-xkmzofj6">
+            <w:hyperlink w:history="1" r:id="rId8ecizw5gv8nn1vf2ksght">
               <w:r>
                 <w:rPr>
                   <w:rFonts w:ascii="Arial" w:cs="Arial" w:eastAsia="Arial" w:hAnsi="Arial"/>
@@ -10581,7 +10581,7 @@
               <w:spacing w:after="10" w:before="0"/>
               <w:ind w:left="120"/>
             </w:pPr>
-            <w:hyperlink w:history="1" r:id="rIddjvd8u_cuj43mjli9omfc">
+            <w:hyperlink w:history="1" r:id="rIdnmomapl_o6fttzmzphweu">
               <w:r>
                 <w:rPr>
                   <w:rFonts w:ascii="Arial" w:cs="Arial" w:eastAsia="Arial" w:hAnsi="Arial"/>
@@ -10626,7 +10626,7 @@
             <w:pPr>
               <w:spacing w:after="20" w:before="0"/>
             </w:pPr>
-            <w:hyperlink w:history="1" r:id="rIday6g1tgeclwynaufxb-84">
+            <w:hyperlink w:history="1" r:id="rIdf0fq4at9xx-ir4vpkvhlo">
               <w:r>
                 <w:rPr>
                   <w:rFonts w:ascii="Arial" w:cs="Arial" w:eastAsia="Arial" w:hAnsi="Arial"/>
@@ -10659,7 +10659,7 @@
               <w:spacing w:after="10" w:before="0"/>
               <w:ind w:left="120"/>
             </w:pPr>
-            <w:hyperlink w:history="1" r:id="rIde_oiuuz9xige_7dglk5vz">
+            <w:hyperlink w:history="1" r:id="rIdnjiwepqcavyhu2jatqn6j">
               <w:r>
                 <w:rPr>
                   <w:rFonts w:ascii="Arial" w:cs="Arial" w:eastAsia="Arial" w:hAnsi="Arial"/>
@@ -10854,7 +10854,7 @@
             <w:pPr>
               <w:spacing w:after="20" w:before="0"/>
             </w:pPr>
-            <w:hyperlink w:history="1" r:id="rId5vbk5byb3yu3ntceuw7rn">
+            <w:hyperlink w:history="1" r:id="rId0toipyydv5kw34t8xyjxk">
               <w:r>
                 <w:rPr>
                   <w:rFonts w:ascii="Arial" w:cs="Arial" w:eastAsia="Arial" w:hAnsi="Arial"/>
@@ -10887,7 +10887,7 @@
               <w:spacing w:after="10" w:before="0"/>
               <w:ind w:left="120"/>
             </w:pPr>
-            <w:hyperlink w:history="1" r:id="rId4qzwkubnsjgctwso47c5c">
+            <w:hyperlink w:history="1" r:id="rIdovq5edk98fd-a8f1zafte">
               <w:r>
                 <w:rPr>
                   <w:rFonts w:ascii="Arial" w:cs="Arial" w:eastAsia="Arial" w:hAnsi="Arial"/>
@@ -10932,7 +10932,7 @@
             <w:pPr>
               <w:spacing w:after="20" w:before="0"/>
             </w:pPr>
-            <w:hyperlink w:history="1" r:id="rIdghrtbi_x1xoktskxgb02j">
+            <w:hyperlink w:history="1" r:id="rIdj9ynvva3rvqddu7i2uj4b">
               <w:r>
                 <w:rPr>
                   <w:rFonts w:ascii="Arial" w:cs="Arial" w:eastAsia="Arial" w:hAnsi="Arial"/>
@@ -10965,7 +10965,7 @@
               <w:spacing w:after="10" w:before="0"/>
               <w:ind w:left="120"/>
             </w:pPr>
-            <w:hyperlink w:history="1" r:id="rIdxnhogcsms-2ll7qovp9vt">
+            <w:hyperlink w:history="1" r:id="rIdyza3maj7-batlz58oaagp">
               <w:r>
                 <w:rPr>
                   <w:rFonts w:ascii="Arial" w:cs="Arial" w:eastAsia="Arial" w:hAnsi="Arial"/>
@@ -11667,7 +11667,7 @@
         </w:rPr>
         <w:t xml:space="preserve">© 2026 SeaVuria and ARES. Aligned with KICD objectives. Developed by SeaVuria; technical implementation by ARES (with AI assistance from Claude). Licensed under </w:t>
       </w:r>
-      <w:hyperlink w:history="1" r:id="rIdyab8kcq_va8gvavx0llrz">
+      <w:hyperlink w:history="1" r:id="rIdkx_xkq8woyejv5vrcn9wp">
         <w:r>
           <w:rPr>
             <w:rFonts w:ascii="Arial" w:cs="Arial" w:eastAsia="Arial" w:hAnsi="Arial"/>
@@ -11688,7 +11688,7 @@
         </w:rPr>
         <w:t xml:space="preserve"> (</w:t>
       </w:r>
-      <w:hyperlink w:history="1" r:id="rId6lelvxluvzspqrbglv5vg">
+      <w:hyperlink w:history="1" r:id="rIdkxyyex0hfxhi-e3flpp8f">
         <w:r>
           <w:rPr>
             <w:rFonts w:ascii="Arial" w:cs="Arial" w:eastAsia="Arial" w:hAnsi="Arial"/>
@@ -12860,7 +12860,7 @@
             <w:pPr>
               <w:spacing w:after="20" w:before="0"/>
             </w:pPr>
-            <w:hyperlink w:history="1" r:id="rIdf5muf4wlh9pg5trboc0wq">
+            <w:hyperlink w:history="1" r:id="rIduqvyfvdqdj8m6vbfpijdl">
               <w:r>
                 <w:rPr>
                   <w:rFonts w:ascii="Arial" w:cs="Arial" w:eastAsia="Arial" w:hAnsi="Arial"/>
@@ -12893,7 +12893,7 @@
               <w:spacing w:after="10" w:before="0"/>
               <w:ind w:left="120"/>
             </w:pPr>
-            <w:hyperlink w:history="1" r:id="rIdn0xiw8rfkywxc2oim2zby">
+            <w:hyperlink w:history="1" r:id="rIdnzqcj2f-2z2px0rhvq6fm">
               <w:r>
                 <w:rPr>
                   <w:rFonts w:ascii="Arial" w:cs="Arial" w:eastAsia="Arial" w:hAnsi="Arial"/>
@@ -12938,7 +12938,7 @@
             <w:pPr>
               <w:spacing w:after="20" w:before="0"/>
             </w:pPr>
-            <w:hyperlink w:history="1" r:id="rIdz_y8qrjmxtw1kgztknfzw">
+            <w:hyperlink w:history="1" r:id="rIdqwqhiyeqhktioubpulvbk">
               <w:r>
                 <w:rPr>
                   <w:rFonts w:ascii="Arial" w:cs="Arial" w:eastAsia="Arial" w:hAnsi="Arial"/>
@@ -12971,7 +12971,7 @@
               <w:spacing w:after="10" w:before="0"/>
               <w:ind w:left="120"/>
             </w:pPr>
-            <w:hyperlink w:history="1" r:id="rId6prfzmjjhocfpbtzgwrnk">
+            <w:hyperlink w:history="1" r:id="rIdakg1tuvuvlxztqoxs5oxf">
               <w:r>
                 <w:rPr>
                   <w:rFonts w:ascii="Arial" w:cs="Arial" w:eastAsia="Arial" w:hAnsi="Arial"/>
@@ -13166,7 +13166,7 @@
             <w:pPr>
               <w:spacing w:after="20" w:before="0"/>
             </w:pPr>
-            <w:hyperlink w:history="1" r:id="rIdmpokqueftxg1ahxln22af">
+            <w:hyperlink w:history="1" r:id="rId05alxbyjen8yak99smlig">
               <w:r>
                 <w:rPr>
                   <w:rFonts w:ascii="Arial" w:cs="Arial" w:eastAsia="Arial" w:hAnsi="Arial"/>
@@ -13199,7 +13199,7 @@
               <w:spacing w:after="10" w:before="0"/>
               <w:ind w:left="120"/>
             </w:pPr>
-            <w:hyperlink w:history="1" r:id="rIdeocuzuppovkxrirghmsiw">
+            <w:hyperlink w:history="1" r:id="rIddu2a6-_-kn1bi3mcdoigv">
               <w:r>
                 <w:rPr>
                   <w:rFonts w:ascii="Arial" w:cs="Arial" w:eastAsia="Arial" w:hAnsi="Arial"/>
@@ -13244,7 +13244,7 @@
             <w:pPr>
               <w:spacing w:after="20" w:before="0"/>
             </w:pPr>
-            <w:hyperlink w:history="1" r:id="rIduc2letkzss_cgbupz501w">
+            <w:hyperlink w:history="1" r:id="rIdyk3uug0jzhz5xv0bbvh98">
               <w:r>
                 <w:rPr>
                   <w:rFonts w:ascii="Arial" w:cs="Arial" w:eastAsia="Arial" w:hAnsi="Arial"/>
@@ -13277,7 +13277,7 @@
               <w:spacing w:after="10" w:before="0"/>
               <w:ind w:left="120"/>
             </w:pPr>
-            <w:hyperlink w:history="1" r:id="rIdklv-eyb-bx3f6mzcdqesj">
+            <w:hyperlink w:history="1" r:id="rIdfhkjvsta-nk3-bzopyxds">
               <w:r>
                 <w:rPr>
                   <w:rFonts w:ascii="Arial" w:cs="Arial" w:eastAsia="Arial" w:hAnsi="Arial"/>
@@ -13472,7 +13472,7 @@
             <w:pPr>
               <w:spacing w:after="20" w:before="0"/>
             </w:pPr>
-            <w:hyperlink w:history="1" r:id="rId8sqj1fpdhi_3bhd_dchct">
+            <w:hyperlink w:history="1" r:id="rIdwdx2vcxonmlqxfqtao8xw">
               <w:r>
                 <w:rPr>
                   <w:rFonts w:ascii="Arial" w:cs="Arial" w:eastAsia="Arial" w:hAnsi="Arial"/>
@@ -13505,7 +13505,7 @@
               <w:spacing w:after="10" w:before="0"/>
               <w:ind w:left="120"/>
             </w:pPr>
-            <w:hyperlink w:history="1" r:id="rIdndizafhxnizvgetayhnov">
+            <w:hyperlink w:history="1" r:id="rIdaqdc35otv-zfbqcbusein">
               <w:r>
                 <w:rPr>
                   <w:rFonts w:ascii="Arial" w:cs="Arial" w:eastAsia="Arial" w:hAnsi="Arial"/>
@@ -13550,7 +13550,7 @@
             <w:pPr>
               <w:spacing w:after="20" w:before="0"/>
             </w:pPr>
-            <w:hyperlink w:history="1" r:id="rIdwi7kqsqtae_mrsfe6o_xm">
+            <w:hyperlink w:history="1" r:id="rIdpnn3fjor7ot_5qjse2xrx">
               <w:r>
                 <w:rPr>
                   <w:rFonts w:ascii="Arial" w:cs="Arial" w:eastAsia="Arial" w:hAnsi="Arial"/>
@@ -13583,7 +13583,7 @@
               <w:spacing w:after="10" w:before="0"/>
               <w:ind w:left="120"/>
             </w:pPr>
-            <w:hyperlink w:history="1" r:id="rIdhe3yritvhv6uzfa9pze-v">
+            <w:hyperlink w:history="1" r:id="rIdfgbwx2vbb2ftq2kfpze7e">
               <w:r>
                 <w:rPr>
                   <w:rFonts w:ascii="Arial" w:cs="Arial" w:eastAsia="Arial" w:hAnsi="Arial"/>
@@ -13778,7 +13778,7 @@
             <w:pPr>
               <w:spacing w:after="20" w:before="0"/>
             </w:pPr>
-            <w:hyperlink w:history="1" r:id="rIdvsgbmpdr5coxnjslypdl0">
+            <w:hyperlink w:history="1" r:id="rIdpdj4bnhtkge6d735f4krb">
               <w:r>
                 <w:rPr>
                   <w:rFonts w:ascii="Arial" w:cs="Arial" w:eastAsia="Arial" w:hAnsi="Arial"/>
@@ -13811,7 +13811,7 @@
               <w:spacing w:after="10" w:before="0"/>
               <w:ind w:left="120"/>
             </w:pPr>
-            <w:hyperlink w:history="1" r:id="rIdo6g_tm3s6cmzc9v0i_ej2">
+            <w:hyperlink w:history="1" r:id="rIdsv7pivugag8y0rfxei1t-">
               <w:r>
                 <w:rPr>
                   <w:rFonts w:ascii="Arial" w:cs="Arial" w:eastAsia="Arial" w:hAnsi="Arial"/>
@@ -13856,7 +13856,7 @@
             <w:pPr>
               <w:spacing w:after="20" w:before="0"/>
             </w:pPr>
-            <w:hyperlink w:history="1" r:id="rId_d8yy5gszgclnywpmcpcg">
+            <w:hyperlink w:history="1" r:id="rIdx6rabiszby86omcj9mhj4">
               <w:r>
                 <w:rPr>
                   <w:rFonts w:ascii="Arial" w:cs="Arial" w:eastAsia="Arial" w:hAnsi="Arial"/>
@@ -13889,7 +13889,7 @@
               <w:spacing w:after="10" w:before="0"/>
               <w:ind w:left="120"/>
             </w:pPr>
-            <w:hyperlink w:history="1" r:id="rIdnaczzm6-0a673ke5q7oyk">
+            <w:hyperlink w:history="1" r:id="rIdg_jfv5m8o7xvbhlao3xqp">
               <w:r>
                 <w:rPr>
                   <w:rFonts w:ascii="Arial" w:cs="Arial" w:eastAsia="Arial" w:hAnsi="Arial"/>
@@ -14084,7 +14084,7 @@
             <w:pPr>
               <w:spacing w:after="20" w:before="0"/>
             </w:pPr>
-            <w:hyperlink w:history="1" r:id="rIdxuc5eza0ppmlgopx1vzim">
+            <w:hyperlink w:history="1" r:id="rIddfl3vrgubcrem928zfdlb">
               <w:r>
                 <w:rPr>
                   <w:rFonts w:ascii="Arial" w:cs="Arial" w:eastAsia="Arial" w:hAnsi="Arial"/>
@@ -14117,7 +14117,7 @@
               <w:spacing w:after="10" w:before="0"/>
               <w:ind w:left="120"/>
             </w:pPr>
-            <w:hyperlink w:history="1" r:id="rIdwftwshezmj8h6ehc-yiws">
+            <w:hyperlink w:history="1" r:id="rId7wn1xx32kluqtwjxtqmdo">
               <w:r>
                 <w:rPr>
                   <w:rFonts w:ascii="Arial" w:cs="Arial" w:eastAsia="Arial" w:hAnsi="Arial"/>
@@ -14162,7 +14162,7 @@
             <w:pPr>
               <w:spacing w:after="20" w:before="0"/>
             </w:pPr>
-            <w:hyperlink w:history="1" r:id="rIdr34fjmir_tcaftbddw7eb">
+            <w:hyperlink w:history="1" r:id="rId9n2_1qxqhgarwfuq_pegm">
               <w:r>
                 <w:rPr>
                   <w:rFonts w:ascii="Arial" w:cs="Arial" w:eastAsia="Arial" w:hAnsi="Arial"/>
@@ -14195,7 +14195,7 @@
               <w:spacing w:after="10" w:before="0"/>
               <w:ind w:left="120"/>
             </w:pPr>
-            <w:hyperlink w:history="1" r:id="rIdhb6mrtoe4aqoogw3ao8c0">
+            <w:hyperlink w:history="1" r:id="rIdnmuax_sij34yihlz2iwvw">
               <w:r>
                 <w:rPr>
                   <w:rFonts w:ascii="Arial" w:cs="Arial" w:eastAsia="Arial" w:hAnsi="Arial"/>
@@ -14859,7 +14859,7 @@
         </w:rPr>
         <w:t xml:space="preserve">© 2026 SeaVuria and ARES. Aligned with KICD objectives. Developed by SeaVuria; technical implementation by ARES (with AI assistance from Claude). Licensed under </w:t>
       </w:r>
-      <w:hyperlink w:history="1" r:id="rIdl-ub0gyacnuifzrtzhtz5">
+      <w:hyperlink w:history="1" r:id="rIdc9bsgruoakckgwdaopsu4">
         <w:r>
           <w:rPr>
             <w:rFonts w:ascii="Arial" w:cs="Arial" w:eastAsia="Arial" w:hAnsi="Arial"/>
@@ -14880,7 +14880,7 @@
         </w:rPr>
         <w:t xml:space="preserve"> (</w:t>
       </w:r>
-      <w:hyperlink w:history="1" r:id="rIdxygpmexg6f4ablsbe5jkf">
+      <w:hyperlink w:history="1" r:id="rIdra0slegsx--nvbbrf055z">
         <w:r>
           <w:rPr>
             <w:rFonts w:ascii="Arial" w:cs="Arial" w:eastAsia="Arial" w:hAnsi="Arial"/>
@@ -16052,7 +16052,7 @@
             <w:pPr>
               <w:spacing w:after="20" w:before="0"/>
             </w:pPr>
-            <w:hyperlink w:history="1" r:id="rIdn8hevak6ykmsnrq5htvxv">
+            <w:hyperlink w:history="1" r:id="rIdmok146rop0hnfezruuj06">
               <w:r>
                 <w:rPr>
                   <w:rFonts w:ascii="Arial" w:cs="Arial" w:eastAsia="Arial" w:hAnsi="Arial"/>
@@ -16085,7 +16085,7 @@
               <w:spacing w:after="10" w:before="0"/>
               <w:ind w:left="120"/>
             </w:pPr>
-            <w:hyperlink w:history="1" r:id="rIdix5rxdxzdgazh7cd3zmf5">
+            <w:hyperlink w:history="1" r:id="rIdytkv2rdvdo2icm3ez1qin">
               <w:r>
                 <w:rPr>
                   <w:rFonts w:ascii="Arial" w:cs="Arial" w:eastAsia="Arial" w:hAnsi="Arial"/>
@@ -16130,7 +16130,7 @@
             <w:pPr>
               <w:spacing w:after="20" w:before="0"/>
             </w:pPr>
-            <w:hyperlink w:history="1" r:id="rIdyty3fzgzk0yqqgnvz5j4f">
+            <w:hyperlink w:history="1" r:id="rIdzm2a27vw9clh0g51fyuvb">
               <w:r>
                 <w:rPr>
                   <w:rFonts w:ascii="Arial" w:cs="Arial" w:eastAsia="Arial" w:hAnsi="Arial"/>
@@ -16163,7 +16163,7 @@
               <w:spacing w:after="10" w:before="0"/>
               <w:ind w:left="120"/>
             </w:pPr>
-            <w:hyperlink w:history="1" r:id="rIdi7rchxevymvjq3uk0tfhk">
+            <w:hyperlink w:history="1" r:id="rId2qrdr86x9zq_ms-idiarp">
               <w:r>
                 <w:rPr>
                   <w:rFonts w:ascii="Arial" w:cs="Arial" w:eastAsia="Arial" w:hAnsi="Arial"/>
@@ -16358,7 +16358,7 @@
             <w:pPr>
               <w:spacing w:after="20" w:before="0"/>
             </w:pPr>
-            <w:hyperlink w:history="1" r:id="rIdvcdr-1c-ia5mknu8caxpl">
+            <w:hyperlink w:history="1" r:id="rIdmffmm_p64qtxdvwwtexfj">
               <w:r>
                 <w:rPr>
                   <w:rFonts w:ascii="Arial" w:cs="Arial" w:eastAsia="Arial" w:hAnsi="Arial"/>
@@ -16391,7 +16391,7 @@
               <w:spacing w:after="10" w:before="0"/>
               <w:ind w:left="120"/>
             </w:pPr>
-            <w:hyperlink w:history="1" r:id="rIdwwt5tdnlktzgjyjvsfngy">
+            <w:hyperlink w:history="1" r:id="rIdugwla3gaydluxzbj0ai65">
               <w:r>
                 <w:rPr>
                   <w:rFonts w:ascii="Arial" w:cs="Arial" w:eastAsia="Arial" w:hAnsi="Arial"/>
@@ -16436,7 +16436,7 @@
             <w:pPr>
               <w:spacing w:after="20" w:before="0"/>
             </w:pPr>
-            <w:hyperlink w:history="1" r:id="rIdfqcfqarotsrt5ayouyx76">
+            <w:hyperlink w:history="1" r:id="rIdqcrylgwq9-ml0qlc22j_a">
               <w:r>
                 <w:rPr>
                   <w:rFonts w:ascii="Arial" w:cs="Arial" w:eastAsia="Arial" w:hAnsi="Arial"/>
@@ -16469,7 +16469,7 @@
               <w:spacing w:after="10" w:before="0"/>
               <w:ind w:left="120"/>
             </w:pPr>
-            <w:hyperlink w:history="1" r:id="rIdovli1d_q4v5xrth2ppm7i">
+            <w:hyperlink w:history="1" r:id="rIdamzkorcsmo2pnzt10zyhv">
               <w:r>
                 <w:rPr>
                   <w:rFonts w:ascii="Arial" w:cs="Arial" w:eastAsia="Arial" w:hAnsi="Arial"/>
@@ -16664,7 +16664,7 @@
             <w:pPr>
               <w:spacing w:after="20" w:before="0"/>
             </w:pPr>
-            <w:hyperlink w:history="1" r:id="rIdcpuylwr4ttvbflbegftws">
+            <w:hyperlink w:history="1" r:id="rIdy-wfub0hbi5tnudakafmh">
               <w:r>
                 <w:rPr>
                   <w:rFonts w:ascii="Arial" w:cs="Arial" w:eastAsia="Arial" w:hAnsi="Arial"/>
@@ -16697,7 +16697,7 @@
               <w:spacing w:after="10" w:before="0"/>
               <w:ind w:left="120"/>
             </w:pPr>
-            <w:hyperlink w:history="1" r:id="rIdksk5z2diitheme0jmtvti">
+            <w:hyperlink w:history="1" r:id="rIdhhtopc_mj0ytmvarvpgeh">
               <w:r>
                 <w:rPr>
                   <w:rFonts w:ascii="Arial" w:cs="Arial" w:eastAsia="Arial" w:hAnsi="Arial"/>
@@ -16742,7 +16742,7 @@
             <w:pPr>
               <w:spacing w:after="20" w:before="0"/>
             </w:pPr>
-            <w:hyperlink w:history="1" r:id="rIdu1vyzkbzommsvizpr3f8q">
+            <w:hyperlink w:history="1" r:id="rIdlpirwfqahtq9qpejnmi6n">
               <w:r>
                 <w:rPr>
                   <w:rFonts w:ascii="Arial" w:cs="Arial" w:eastAsia="Arial" w:hAnsi="Arial"/>
@@ -16775,7 +16775,7 @@
               <w:spacing w:after="10" w:before="0"/>
               <w:ind w:left="120"/>
             </w:pPr>
-            <w:hyperlink w:history="1" r:id="rIdjajncsu_yvwzym029br3d">
+            <w:hyperlink w:history="1" r:id="rIdggyvc3whdtuzswpaq_cvp">
               <w:r>
                 <w:rPr>
                   <w:rFonts w:ascii="Arial" w:cs="Arial" w:eastAsia="Arial" w:hAnsi="Arial"/>
@@ -16970,7 +16970,7 @@
             <w:pPr>
               <w:spacing w:after="20" w:before="0"/>
             </w:pPr>
-            <w:hyperlink w:history="1" r:id="rId1epezydgxm-ecz8-528if">
+            <w:hyperlink w:history="1" r:id="rIdzkb-mjorpbaupvjh2mvoe">
               <w:r>
                 <w:rPr>
                   <w:rFonts w:ascii="Arial" w:cs="Arial" w:eastAsia="Arial" w:hAnsi="Arial"/>
@@ -17003,7 +17003,7 @@
               <w:spacing w:after="10" w:before="0"/>
               <w:ind w:left="120"/>
             </w:pPr>
-            <w:hyperlink w:history="1" r:id="rIddir_1kdwmpridhbmnmdjl">
+            <w:hyperlink w:history="1" r:id="rIdwilzmncezfsj1p8q53kq3">
               <w:r>
                 <w:rPr>
                   <w:rFonts w:ascii="Arial" w:cs="Arial" w:eastAsia="Arial" w:hAnsi="Arial"/>
@@ -17048,7 +17048,7 @@
             <w:pPr>
               <w:spacing w:after="20" w:before="0"/>
             </w:pPr>
-            <w:hyperlink w:history="1" r:id="rIdrdx2caefl74n8eaouzsdd">
+            <w:hyperlink w:history="1" r:id="rIdwltbftthxcmv2qu35txjr">
               <w:r>
                 <w:rPr>
                   <w:rFonts w:ascii="Arial" w:cs="Arial" w:eastAsia="Arial" w:hAnsi="Arial"/>
@@ -17081,7 +17081,7 @@
               <w:spacing w:after="10" w:before="0"/>
               <w:ind w:left="120"/>
             </w:pPr>
-            <w:hyperlink w:history="1" r:id="rIdnffkbdlw5upiscglgnwqs">
+            <w:hyperlink w:history="1" r:id="rIdfoiy0r2fdqfx4msb1jqod">
               <w:r>
                 <w:rPr>
                   <w:rFonts w:ascii="Arial" w:cs="Arial" w:eastAsia="Arial" w:hAnsi="Arial"/>
@@ -17276,7 +17276,7 @@
             <w:pPr>
               <w:spacing w:after="20" w:before="0"/>
             </w:pPr>
-            <w:hyperlink w:history="1" r:id="rIdgwalwndqoyue5vrptcvau">
+            <w:hyperlink w:history="1" r:id="rIdrbdpzxjzbadhmvxq2bnkk">
               <w:r>
                 <w:rPr>
                   <w:rFonts w:ascii="Arial" w:cs="Arial" w:eastAsia="Arial" w:hAnsi="Arial"/>
@@ -17309,7 +17309,7 @@
               <w:spacing w:after="10" w:before="0"/>
               <w:ind w:left="120"/>
             </w:pPr>
-            <w:hyperlink w:history="1" r:id="rIdekjobhwwuhb10kca53aut">
+            <w:hyperlink w:history="1" r:id="rIdbn9px0ss6c9vxumebuuj4">
               <w:r>
                 <w:rPr>
                   <w:rFonts w:ascii="Arial" w:cs="Arial" w:eastAsia="Arial" w:hAnsi="Arial"/>
@@ -17354,7 +17354,7 @@
             <w:pPr>
               <w:spacing w:after="20" w:before="0"/>
             </w:pPr>
-            <w:hyperlink w:history="1" r:id="rIddmwdn0pgvqt3du03lwat5">
+            <w:hyperlink w:history="1" r:id="rIdqgputxmhy5izicxz0pexr">
               <w:r>
                 <w:rPr>
                   <w:rFonts w:ascii="Arial" w:cs="Arial" w:eastAsia="Arial" w:hAnsi="Arial"/>
@@ -17387,7 +17387,7 @@
               <w:spacing w:after="10" w:before="0"/>
               <w:ind w:left="120"/>
             </w:pPr>
-            <w:hyperlink w:history="1" r:id="rId6_zwy5q3y1nvbmtx0pwps">
+            <w:hyperlink w:history="1" r:id="rId1d96vq3-8hbsjy2tyqrp6">
               <w:r>
                 <w:rPr>
                   <w:rFonts w:ascii="Arial" w:cs="Arial" w:eastAsia="Arial" w:hAnsi="Arial"/>
@@ -17975,7 +17975,7 @@
         </w:rPr>
         <w:t xml:space="preserve">© 2026 SeaVuria and ARES. Aligned with KICD objectives. Developed by SeaVuria; technical implementation by ARES (with AI assistance from Claude). Licensed under </w:t>
       </w:r>
-      <w:hyperlink w:history="1" r:id="rIdilic-jbc77lbmdoe1wbed">
+      <w:hyperlink w:history="1" r:id="rIdtttp6rr1e823kyilu0ury">
         <w:r>
           <w:rPr>
             <w:rFonts w:ascii="Arial" w:cs="Arial" w:eastAsia="Arial" w:hAnsi="Arial"/>
@@ -17996,7 +17996,7 @@
         </w:rPr>
         <w:t xml:space="preserve"> (</w:t>
       </w:r>
-      <w:hyperlink w:history="1" r:id="rIdhj6tp4x2wkskj4sgk1tv1">
+      <w:hyperlink w:history="1" r:id="rIdnzrdjoz9jjpjoxqvkvlqm">
         <w:r>
           <w:rPr>
             <w:rFonts w:ascii="Arial" w:cs="Arial" w:eastAsia="Arial" w:hAnsi="Arial"/>
@@ -19208,7 +19208,7 @@
             <w:pPr>
               <w:spacing w:after="20" w:before="0"/>
             </w:pPr>
-            <w:hyperlink w:history="1" r:id="rIdoaool7mfp_homvacejpno">
+            <w:hyperlink w:history="1" r:id="rIds8bbxjxrdrznsuiyfucio">
               <w:r>
                 <w:rPr>
                   <w:rFonts w:ascii="Arial" w:cs="Arial" w:eastAsia="Arial" w:hAnsi="Arial"/>
@@ -19241,7 +19241,7 @@
               <w:spacing w:after="10" w:before="0"/>
               <w:ind w:left="120"/>
             </w:pPr>
-            <w:hyperlink w:history="1" r:id="rIdm4uv3ttttrlmdldpaa328">
+            <w:hyperlink w:history="1" r:id="rIdsg7aq7bv6dwnmlhbxmslk">
               <w:r>
                 <w:rPr>
                   <w:rFonts w:ascii="Arial" w:cs="Arial" w:eastAsia="Arial" w:hAnsi="Arial"/>
@@ -19286,7 +19286,7 @@
             <w:pPr>
               <w:spacing w:after="20" w:before="0"/>
             </w:pPr>
-            <w:hyperlink w:history="1" r:id="rIdrbhye1q2tpkzqqmctvmjz">
+            <w:hyperlink w:history="1" r:id="rId861eg71aeyox6dn5nmeru">
               <w:r>
                 <w:rPr>
                   <w:rFonts w:ascii="Arial" w:cs="Arial" w:eastAsia="Arial" w:hAnsi="Arial"/>
@@ -19319,7 +19319,7 @@
               <w:spacing w:after="10" w:before="0"/>
               <w:ind w:left="120"/>
             </w:pPr>
-            <w:hyperlink w:history="1" r:id="rIdu9q875efskft1uikvbwgn">
+            <w:hyperlink w:history="1" r:id="rIdujdswk_z8n5wsbjsfy-jm">
               <w:r>
                 <w:rPr>
                   <w:rFonts w:ascii="Arial" w:cs="Arial" w:eastAsia="Arial" w:hAnsi="Arial"/>
@@ -19514,7 +19514,7 @@
             <w:pPr>
               <w:spacing w:after="20" w:before="0"/>
             </w:pPr>
-            <w:hyperlink w:history="1" r:id="rIdyogcv-yfewgkcltgfqy0s">
+            <w:hyperlink w:history="1" r:id="rIdqnw-vssurx9pv7xquysin">
               <w:r>
                 <w:rPr>
                   <w:rFonts w:ascii="Arial" w:cs="Arial" w:eastAsia="Arial" w:hAnsi="Arial"/>
@@ -19547,7 +19547,7 @@
               <w:spacing w:after="10" w:before="0"/>
               <w:ind w:left="120"/>
             </w:pPr>
-            <w:hyperlink w:history="1" r:id="rIdzdbsdhykbzvem4r92yy7-">
+            <w:hyperlink w:history="1" r:id="rIdqc7paazjty2uamppkeuln">
               <w:r>
                 <w:rPr>
                   <w:rFonts w:ascii="Arial" w:cs="Arial" w:eastAsia="Arial" w:hAnsi="Arial"/>
@@ -19592,7 +19592,7 @@
             <w:pPr>
               <w:spacing w:after="20" w:before="0"/>
             </w:pPr>
-            <w:hyperlink w:history="1" r:id="rIdsbtatbgulstlovcb3q05c">
+            <w:hyperlink w:history="1" r:id="rIdni3kfvtsfb8hlrxragzrn">
               <w:r>
                 <w:rPr>
                   <w:rFonts w:ascii="Arial" w:cs="Arial" w:eastAsia="Arial" w:hAnsi="Arial"/>
@@ -19625,7 +19625,7 @@
               <w:spacing w:after="10" w:before="0"/>
               <w:ind w:left="120"/>
             </w:pPr>
-            <w:hyperlink w:history="1" r:id="rIdmjfo35hiunqtbrif1zoe_">
+            <w:hyperlink w:history="1" r:id="rIdeqloqkbq89oxk5qrugpdw">
               <w:r>
                 <w:rPr>
                   <w:rFonts w:ascii="Arial" w:cs="Arial" w:eastAsia="Arial" w:hAnsi="Arial"/>
@@ -19820,7 +19820,7 @@
             <w:pPr>
               <w:spacing w:after="20" w:before="0"/>
             </w:pPr>
-            <w:hyperlink w:history="1" r:id="rIdylwu20ajz2hw4sh0brkpb">
+            <w:hyperlink w:history="1" r:id="rIdh-uilcb0orz1sw5clzode">
               <w:r>
                 <w:rPr>
                   <w:rFonts w:ascii="Arial" w:cs="Arial" w:eastAsia="Arial" w:hAnsi="Arial"/>
@@ -19853,7 +19853,7 @@
               <w:spacing w:after="10" w:before="0"/>
               <w:ind w:left="120"/>
             </w:pPr>
-            <w:hyperlink w:history="1" r:id="rIdvy-4snxssmdqcbogtgf7p">
+            <w:hyperlink w:history="1" r:id="rIddicqpp8ueugbzrluvbrap">
               <w:r>
                 <w:rPr>
                   <w:rFonts w:ascii="Arial" w:cs="Arial" w:eastAsia="Arial" w:hAnsi="Arial"/>
@@ -19898,7 +19898,7 @@
             <w:pPr>
               <w:spacing w:after="20" w:before="0"/>
             </w:pPr>
-            <w:hyperlink w:history="1" r:id="rIdmcapq9z_2-39ig-wrtmzv">
+            <w:hyperlink w:history="1" r:id="rIdbgnrt8bedoeobk-8mmin4">
               <w:r>
                 <w:rPr>
                   <w:rFonts w:ascii="Arial" w:cs="Arial" w:eastAsia="Arial" w:hAnsi="Arial"/>
@@ -19931,7 +19931,7 @@
               <w:spacing w:after="10" w:before="0"/>
               <w:ind w:left="120"/>
             </w:pPr>
-            <w:hyperlink w:history="1" r:id="rId3jl0bnrznhddeku2qiwry">
+            <w:hyperlink w:history="1" r:id="rIddio2zbefyzoitk0htim6z">
               <w:r>
                 <w:rPr>
                   <w:rFonts w:ascii="Arial" w:cs="Arial" w:eastAsia="Arial" w:hAnsi="Arial"/>
@@ -20126,7 +20126,7 @@
             <w:pPr>
               <w:spacing w:after="20" w:before="0"/>
             </w:pPr>
-            <w:hyperlink w:history="1" r:id="rIdy0ctikfcyk9ziyvkzjems">
+            <w:hyperlink w:history="1" r:id="rIdhfmd7hljcsauh9mz_pqmy">
               <w:r>
                 <w:rPr>
                   <w:rFonts w:ascii="Arial" w:cs="Arial" w:eastAsia="Arial" w:hAnsi="Arial"/>
@@ -20159,7 +20159,7 @@
               <w:spacing w:after="10" w:before="0"/>
               <w:ind w:left="120"/>
             </w:pPr>
-            <w:hyperlink w:history="1" r:id="rIdawtasyuyndydb40kwicxq">
+            <w:hyperlink w:history="1" r:id="rId17for1g_ykumjbfx7hkta">
               <w:r>
                 <w:rPr>
                   <w:rFonts w:ascii="Arial" w:cs="Arial" w:eastAsia="Arial" w:hAnsi="Arial"/>
@@ -20204,7 +20204,7 @@
             <w:pPr>
               <w:spacing w:after="20" w:before="0"/>
             </w:pPr>
-            <w:hyperlink w:history="1" r:id="rIdcwnokol3jqyrv4mg1atuo">
+            <w:hyperlink w:history="1" r:id="rIdcsksgkezfwza7d7ga9mqd">
               <w:r>
                 <w:rPr>
                   <w:rFonts w:ascii="Arial" w:cs="Arial" w:eastAsia="Arial" w:hAnsi="Arial"/>
@@ -20237,7 +20237,7 @@
               <w:spacing w:after="10" w:before="0"/>
               <w:ind w:left="120"/>
             </w:pPr>
-            <w:hyperlink w:history="1" r:id="rId0zblx1te4mlul_fll5wgw">
+            <w:hyperlink w:history="1" r:id="rIdyoml5ytonmidm5fsemod-">
               <w:r>
                 <w:rPr>
                   <w:rFonts w:ascii="Arial" w:cs="Arial" w:eastAsia="Arial" w:hAnsi="Arial"/>
@@ -20432,7 +20432,7 @@
             <w:pPr>
               <w:spacing w:after="20" w:before="0"/>
             </w:pPr>
-            <w:hyperlink w:history="1" r:id="rIdp1ejmsulmyavrnnq5m5-2">
+            <w:hyperlink w:history="1" r:id="rIdxscawc54ukwmbagr6bufr">
               <w:r>
                 <w:rPr>
                   <w:rFonts w:ascii="Arial" w:cs="Arial" w:eastAsia="Arial" w:hAnsi="Arial"/>
@@ -20465,7 +20465,7 @@
               <w:spacing w:after="10" w:before="0"/>
               <w:ind w:left="120"/>
             </w:pPr>
-            <w:hyperlink w:history="1" r:id="rId-dnipfceorrbq-rnpgy-6">
+            <w:hyperlink w:history="1" r:id="rIdt75-fvmzq09_um7vt8l3m">
               <w:r>
                 <w:rPr>
                   <w:rFonts w:ascii="Arial" w:cs="Arial" w:eastAsia="Arial" w:hAnsi="Arial"/>
@@ -20510,7 +20510,7 @@
             <w:pPr>
               <w:spacing w:after="20" w:before="0"/>
             </w:pPr>
-            <w:hyperlink w:history="1" r:id="rIdhmjsgs55w0vl6tyajlibr">
+            <w:hyperlink w:history="1" r:id="rIdbbj-pigwv_nprvq1eo2c-">
               <w:r>
                 <w:rPr>
                   <w:rFonts w:ascii="Arial" w:cs="Arial" w:eastAsia="Arial" w:hAnsi="Arial"/>
@@ -20543,7 +20543,7 @@
               <w:spacing w:after="10" w:before="0"/>
               <w:ind w:left="120"/>
             </w:pPr>
-            <w:hyperlink w:history="1" r:id="rIdz6izuk75g4tbpgqpcccsb">
+            <w:hyperlink w:history="1" r:id="rId1wpnr-vp4agdwljtzhiqr">
               <w:r>
                 <w:rPr>
                   <w:rFonts w:ascii="Arial" w:cs="Arial" w:eastAsia="Arial" w:hAnsi="Arial"/>
@@ -21055,7 +21055,7 @@
         </w:rPr>
         <w:t xml:space="preserve">© 2026 SeaVuria and ARES. Aligned with KICD objectives. Developed by SeaVuria; technical implementation by ARES (with AI assistance from Claude). Licensed under </w:t>
       </w:r>
-      <w:hyperlink w:history="1" r:id="rIdpmtqmpav3pfnvsdferzde">
+      <w:hyperlink w:history="1" r:id="rIdtujz6_w8jgamw_rjqc4vb">
         <w:r>
           <w:rPr>
             <w:rFonts w:ascii="Arial" w:cs="Arial" w:eastAsia="Arial" w:hAnsi="Arial"/>
@@ -21076,7 +21076,7 @@
         </w:rPr>
         <w:t xml:space="preserve"> (</w:t>
       </w:r>
-      <w:hyperlink w:history="1" r:id="rIdpddveb_i7rb3dyr9td3ia">
+      <w:hyperlink w:history="1" r:id="rIdwo2lcffscdamqb6n9cars">
         <w:r>
           <w:rPr>
             <w:rFonts w:ascii="Arial" w:cs="Arial" w:eastAsia="Arial" w:hAnsi="Arial"/>
@@ -22089,7 +22089,7 @@
             <w:pPr>
               <w:spacing w:after="20" w:before="0"/>
             </w:pPr>
-            <w:hyperlink w:history="1" r:id="rIdtcol4pkyfcm2lfdfnhxku">
+            <w:hyperlink w:history="1" r:id="rIdi0evuuee6udl68pxzbvls">
               <w:r>
                 <w:rPr>
                   <w:rFonts w:ascii="Arial" w:cs="Arial" w:eastAsia="Arial" w:hAnsi="Arial"/>
@@ -22122,7 +22122,7 @@
               <w:spacing w:after="10" w:before="0"/>
               <w:ind w:left="120"/>
             </w:pPr>
-            <w:hyperlink w:history="1" r:id="rIduhvj3qfi62t4kjs_mbvbj">
+            <w:hyperlink w:history="1" r:id="rIdtqhhmhhiqi6alpzsuanxr">
               <w:r>
                 <w:rPr>
                   <w:rFonts w:ascii="Arial" w:cs="Arial" w:eastAsia="Arial" w:hAnsi="Arial"/>
@@ -22167,7 +22167,7 @@
             <w:pPr>
               <w:spacing w:after="20" w:before="0"/>
             </w:pPr>
-            <w:hyperlink w:history="1" r:id="rId3bqkl46pq9fh6cm5gcsty">
+            <w:hyperlink w:history="1" r:id="rIdgtqgvgh1tgxi5gab6zdja">
               <w:r>
                 <w:rPr>
                   <w:rFonts w:ascii="Arial" w:cs="Arial" w:eastAsia="Arial" w:hAnsi="Arial"/>
@@ -22200,7 +22200,7 @@
               <w:spacing w:after="10" w:before="0"/>
               <w:ind w:left="120"/>
             </w:pPr>
-            <w:hyperlink w:history="1" r:id="rIdl2lbttnanuwkeqi8eruqc">
+            <w:hyperlink w:history="1" r:id="rIdjq139aljjskvhzt0ar18v">
               <w:r>
                 <w:rPr>
                   <w:rFonts w:ascii="Arial" w:cs="Arial" w:eastAsia="Arial" w:hAnsi="Arial"/>
@@ -22395,7 +22395,7 @@
             <w:pPr>
               <w:spacing w:after="20" w:before="0"/>
             </w:pPr>
-            <w:hyperlink w:history="1" r:id="rIdgvhxb-ouxsgixae5gs9r8">
+            <w:hyperlink w:history="1" r:id="rId2ptxwysz9uem134fbtlnr">
               <w:r>
                 <w:rPr>
                   <w:rFonts w:ascii="Arial" w:cs="Arial" w:eastAsia="Arial" w:hAnsi="Arial"/>
@@ -22428,7 +22428,7 @@
               <w:spacing w:after="10" w:before="0"/>
               <w:ind w:left="120"/>
             </w:pPr>
-            <w:hyperlink w:history="1" r:id="rIdoxh5tm90x4lkniono8huj">
+            <w:hyperlink w:history="1" r:id="rIdddmibk5htlfkkfuf_wqf_">
               <w:r>
                 <w:rPr>
                   <w:rFonts w:ascii="Arial" w:cs="Arial" w:eastAsia="Arial" w:hAnsi="Arial"/>
@@ -22473,7 +22473,7 @@
             <w:pPr>
               <w:spacing w:after="20" w:before="0"/>
             </w:pPr>
-            <w:hyperlink w:history="1" r:id="rIdeqlnk70pfn4i2rcjrh7ix">
+            <w:hyperlink w:history="1" r:id="rIdkpd9pokgn2cocymk8znqc">
               <w:r>
                 <w:rPr>
                   <w:rFonts w:ascii="Arial" w:cs="Arial" w:eastAsia="Arial" w:hAnsi="Arial"/>
@@ -22506,7 +22506,7 @@
               <w:spacing w:after="10" w:before="0"/>
               <w:ind w:left="120"/>
             </w:pPr>
-            <w:hyperlink w:history="1" r:id="rIdnxbtzqwni7c77nzv-pckg">
+            <w:hyperlink w:history="1" r:id="rIdqn1qtwo2mkvm-fxkfcynd">
               <w:r>
                 <w:rPr>
                   <w:rFonts w:ascii="Arial" w:cs="Arial" w:eastAsia="Arial" w:hAnsi="Arial"/>
@@ -22701,7 +22701,7 @@
             <w:pPr>
               <w:spacing w:after="20" w:before="0"/>
             </w:pPr>
-            <w:hyperlink w:history="1" r:id="rIdux3jluguvqcdk5falvb51">
+            <w:hyperlink w:history="1" r:id="rIdbh7xcyflcbwqn1x-dympk">
               <w:r>
                 <w:rPr>
                   <w:rFonts w:ascii="Arial" w:cs="Arial" w:eastAsia="Arial" w:hAnsi="Arial"/>
@@ -22734,7 +22734,7 @@
               <w:spacing w:after="10" w:before="0"/>
               <w:ind w:left="120"/>
             </w:pPr>
-            <w:hyperlink w:history="1" r:id="rIdyxbr7qa_awrcunikqufxk">
+            <w:hyperlink w:history="1" r:id="rIdh_vs1gqn4yqom1m8psbsn">
               <w:r>
                 <w:rPr>
                   <w:rFonts w:ascii="Arial" w:cs="Arial" w:eastAsia="Arial" w:hAnsi="Arial"/>
@@ -22779,7 +22779,7 @@
             <w:pPr>
               <w:spacing w:after="20" w:before="0"/>
             </w:pPr>
-            <w:hyperlink w:history="1" r:id="rIdwb7v0sdf-acofwmeurcge">
+            <w:hyperlink w:history="1" r:id="rIdqxtsovpdum5vfl-at4bai">
               <w:r>
                 <w:rPr>
                   <w:rFonts w:ascii="Arial" w:cs="Arial" w:eastAsia="Arial" w:hAnsi="Arial"/>
@@ -22812,7 +22812,7 @@
               <w:spacing w:after="10" w:before="0"/>
               <w:ind w:left="120"/>
             </w:pPr>
-            <w:hyperlink w:history="1" r:id="rIdfthg5inb9x6a2bcrvzixn">
+            <w:hyperlink w:history="1" r:id="rIdseuxpycpg49x0-n4ci_re">
               <w:r>
                 <w:rPr>
                   <w:rFonts w:ascii="Arial" w:cs="Arial" w:eastAsia="Arial" w:hAnsi="Arial"/>
@@ -23007,7 +23007,7 @@
             <w:pPr>
               <w:spacing w:after="20" w:before="0"/>
             </w:pPr>
-            <w:hyperlink w:history="1" r:id="rIdbpg5eoqoxqw40xho2r7ww">
+            <w:hyperlink w:history="1" r:id="rIdftznytvi7ste8nvcmks-o">
               <w:r>
                 <w:rPr>
                   <w:rFonts w:ascii="Arial" w:cs="Arial" w:eastAsia="Arial" w:hAnsi="Arial"/>
@@ -23040,7 +23040,7 @@
               <w:spacing w:after="10" w:before="0"/>
               <w:ind w:left="120"/>
             </w:pPr>
-            <w:hyperlink w:history="1" r:id="rIdni79jq1jhssebfkmkuv-h">
+            <w:hyperlink w:history="1" r:id="rIdwlddq-ied7kyc9p_hhszx">
               <w:r>
                 <w:rPr>
                   <w:rFonts w:ascii="Arial" w:cs="Arial" w:eastAsia="Arial" w:hAnsi="Arial"/>
@@ -23085,7 +23085,7 @@
             <w:pPr>
               <w:spacing w:after="20" w:before="0"/>
             </w:pPr>
-            <w:hyperlink w:history="1" r:id="rIdrumbsidw60kzkynslevri">
+            <w:hyperlink w:history="1" r:id="rIdydtkmlyocdjharzm9hfm6">
               <w:r>
                 <w:rPr>
                   <w:rFonts w:ascii="Arial" w:cs="Arial" w:eastAsia="Arial" w:hAnsi="Arial"/>
@@ -23118,7 +23118,7 @@
               <w:spacing w:after="10" w:before="0"/>
               <w:ind w:left="120"/>
             </w:pPr>
-            <w:hyperlink w:history="1" r:id="rIdupov30tebsuatvkvjgf-r">
+            <w:hyperlink w:history="1" r:id="rIdeez-nizuspygoirmtftx7">
               <w:r>
                 <w:rPr>
                   <w:rFonts w:ascii="Arial" w:cs="Arial" w:eastAsia="Arial" w:hAnsi="Arial"/>
@@ -23313,7 +23313,7 @@
             <w:pPr>
               <w:spacing w:after="20" w:before="0"/>
             </w:pPr>
-            <w:hyperlink w:history="1" r:id="rIdus9xql3xquutqsrjrqoz1">
+            <w:hyperlink w:history="1" r:id="rIdrrnxedtiozdqbtwz7afzf">
               <w:r>
                 <w:rPr>
                   <w:rFonts w:ascii="Arial" w:cs="Arial" w:eastAsia="Arial" w:hAnsi="Arial"/>
@@ -23346,7 +23346,7 @@
               <w:spacing w:after="10" w:before="0"/>
               <w:ind w:left="120"/>
             </w:pPr>
-            <w:hyperlink w:history="1" r:id="rIdani8rahqjwxhguzwc27sc">
+            <w:hyperlink w:history="1" r:id="rIdyncb8ap3sz2jffnnrlzvl">
               <w:r>
                 <w:rPr>
                   <w:rFonts w:ascii="Arial" w:cs="Arial" w:eastAsia="Arial" w:hAnsi="Arial"/>
@@ -23391,7 +23391,7 @@
             <w:pPr>
               <w:spacing w:after="20" w:before="0"/>
             </w:pPr>
-            <w:hyperlink w:history="1" r:id="rIdwn_adudwtb0aw3qz00gfq">
+            <w:hyperlink w:history="1" r:id="rIdiegqx8s4vji4i0cyiws7t">
               <w:r>
                 <w:rPr>
                   <w:rFonts w:ascii="Arial" w:cs="Arial" w:eastAsia="Arial" w:hAnsi="Arial"/>
@@ -23424,7 +23424,7 @@
               <w:spacing w:after="10" w:before="0"/>
               <w:ind w:left="120"/>
             </w:pPr>
-            <w:hyperlink w:history="1" r:id="rId3h33xcyosw2pot-tb-wyc">
+            <w:hyperlink w:history="1" r:id="rIdsgbfunfnu5byty1xkil1u">
               <w:r>
                 <w:rPr>
                   <w:rFonts w:ascii="Arial" w:cs="Arial" w:eastAsia="Arial" w:hAnsi="Arial"/>
@@ -24050,7 +24050,7 @@
         </w:rPr>
         <w:t xml:space="preserve">© 2026 SeaVuria and ARES. Aligned with KICD objectives. Developed by SeaVuria; technical implementation by ARES (with AI assistance from Claude). Licensed under </w:t>
       </w:r>
-      <w:hyperlink w:history="1" r:id="rIddul5e7ei7rwqyxwm3i3-b">
+      <w:hyperlink w:history="1" r:id="rIdkgiyqn4bfpih2nolfgw6q">
         <w:r>
           <w:rPr>
             <w:rFonts w:ascii="Arial" w:cs="Arial" w:eastAsia="Arial" w:hAnsi="Arial"/>
@@ -24071,7 +24071,7 @@
         </w:rPr>
         <w:t xml:space="preserve"> (</w:t>
       </w:r>
-      <w:hyperlink w:history="1" r:id="rIdqx4xefhtvlvth6x_zwb2z">
+      <w:hyperlink w:history="1" r:id="rIdnqdt56-sfrjcl2kmwej6u">
         <w:r>
           <w:rPr>
             <w:rFonts w:ascii="Arial" w:cs="Arial" w:eastAsia="Arial" w:hAnsi="Arial"/>
@@ -25084,7 +25084,7 @@
             <w:pPr>
               <w:spacing w:after="20" w:before="0"/>
             </w:pPr>
-            <w:hyperlink w:history="1" r:id="rId9dsdeg_l5yhqvxbclzu6e">
+            <w:hyperlink w:history="1" r:id="rIdxljpkbkoqdyulugoattya">
               <w:r>
                 <w:rPr>
                   <w:rFonts w:ascii="Arial" w:cs="Arial" w:eastAsia="Arial" w:hAnsi="Arial"/>
@@ -25117,7 +25117,7 @@
               <w:spacing w:after="10" w:before="0"/>
               <w:ind w:left="120"/>
             </w:pPr>
-            <w:hyperlink w:history="1" r:id="rIdspsy7oyyd0-mcalqkfb8v">
+            <w:hyperlink w:history="1" r:id="rIdsjmjlewxam5orpwspevv3">
               <w:r>
                 <w:rPr>
                   <w:rFonts w:ascii="Arial" w:cs="Arial" w:eastAsia="Arial" w:hAnsi="Arial"/>
@@ -25162,7 +25162,7 @@
             <w:pPr>
               <w:spacing w:after="20" w:before="0"/>
             </w:pPr>
-            <w:hyperlink w:history="1" r:id="rId307f4t5qf9vpuovgclace">
+            <w:hyperlink w:history="1" r:id="rIdxlxs-x7u_vna-bkoh-pwu">
               <w:r>
                 <w:rPr>
                   <w:rFonts w:ascii="Arial" w:cs="Arial" w:eastAsia="Arial" w:hAnsi="Arial"/>
@@ -25195,7 +25195,7 @@
               <w:spacing w:after="10" w:before="0"/>
               <w:ind w:left="120"/>
             </w:pPr>
-            <w:hyperlink w:history="1" r:id="rIdgapopn1ujsnkxtqwrzgjf">
+            <w:hyperlink w:history="1" r:id="rId9jdppkv6knirmlrmtemvz">
               <w:r>
                 <w:rPr>
                   <w:rFonts w:ascii="Arial" w:cs="Arial" w:eastAsia="Arial" w:hAnsi="Arial"/>
@@ -25390,7 +25390,7 @@
             <w:pPr>
               <w:spacing w:after="20" w:before="0"/>
             </w:pPr>
-            <w:hyperlink w:history="1" r:id="rIdyztfjtneopbjaw0t6xx3e">
+            <w:hyperlink w:history="1" r:id="rIdeeud1eqjndbpu72txsdvh">
               <w:r>
                 <w:rPr>
                   <w:rFonts w:ascii="Arial" w:cs="Arial" w:eastAsia="Arial" w:hAnsi="Arial"/>
@@ -25423,7 +25423,7 @@
               <w:spacing w:after="10" w:before="0"/>
               <w:ind w:left="120"/>
             </w:pPr>
-            <w:hyperlink w:history="1" r:id="rIdry0_9zamfwwaxqlw7orqi">
+            <w:hyperlink w:history="1" r:id="rIdaj6tyso6h4ltej3mq7x3h">
               <w:r>
                 <w:rPr>
                   <w:rFonts w:ascii="Arial" w:cs="Arial" w:eastAsia="Arial" w:hAnsi="Arial"/>
@@ -25468,7 +25468,7 @@
             <w:pPr>
               <w:spacing w:after="20" w:before="0"/>
             </w:pPr>
-            <w:hyperlink w:history="1" r:id="rIdakgm2h-sfqlgm-vhun4i9">
+            <w:hyperlink w:history="1" r:id="rIdlc1uaczupf99yucr2kl8_">
               <w:r>
                 <w:rPr>
                   <w:rFonts w:ascii="Arial" w:cs="Arial" w:eastAsia="Arial" w:hAnsi="Arial"/>
@@ -25501,7 +25501,7 @@
               <w:spacing w:after="10" w:before="0"/>
               <w:ind w:left="120"/>
             </w:pPr>
-            <w:hyperlink w:history="1" r:id="rIdgyqliwculqfautiqsk_xw">
+            <w:hyperlink w:history="1" r:id="rId4ilx4qbbbcs01d5jse4nt">
               <w:r>
                 <w:rPr>
                   <w:rFonts w:ascii="Arial" w:cs="Arial" w:eastAsia="Arial" w:hAnsi="Arial"/>
@@ -25696,7 +25696,7 @@
             <w:pPr>
               <w:spacing w:after="20" w:before="0"/>
             </w:pPr>
-            <w:hyperlink w:history="1" r:id="rIdb8lwgj5yxgphsl9zsiyjy">
+            <w:hyperlink w:history="1" r:id="rIdzqp8cq-jvchdwaddehfmi">
               <w:r>
                 <w:rPr>
                   <w:rFonts w:ascii="Arial" w:cs="Arial" w:eastAsia="Arial" w:hAnsi="Arial"/>
@@ -25729,7 +25729,7 @@
               <w:spacing w:after="10" w:before="0"/>
               <w:ind w:left="120"/>
             </w:pPr>
-            <w:hyperlink w:history="1" r:id="rIdk2bb9ujjrypg4akvsyilo">
+            <w:hyperlink w:history="1" r:id="rIdaotwbnjilwreognqmbowh">
               <w:r>
                 <w:rPr>
                   <w:rFonts w:ascii="Arial" w:cs="Arial" w:eastAsia="Arial" w:hAnsi="Arial"/>
@@ -25774,7 +25774,7 @@
             <w:pPr>
               <w:spacing w:after="20" w:before="0"/>
             </w:pPr>
-            <w:hyperlink w:history="1" r:id="rId-5etpz3t6l-qldnfqvmk3">
+            <w:hyperlink w:history="1" r:id="rIduxxiggfx5knhh6ez5spe2">
               <w:r>
                 <w:rPr>
                   <w:rFonts w:ascii="Arial" w:cs="Arial" w:eastAsia="Arial" w:hAnsi="Arial"/>
@@ -25807,7 +25807,7 @@
               <w:spacing w:after="10" w:before="0"/>
               <w:ind w:left="120"/>
             </w:pPr>
-            <w:hyperlink w:history="1" r:id="rId7lu8koqqg8iv9sk2yeumr">
+            <w:hyperlink w:history="1" r:id="rIdwqh2d9ollhfjhjas2wcrv">
               <w:r>
                 <w:rPr>
                   <w:rFonts w:ascii="Arial" w:cs="Arial" w:eastAsia="Arial" w:hAnsi="Arial"/>
@@ -26002,7 +26002,7 @@
             <w:pPr>
               <w:spacing w:after="20" w:before="0"/>
             </w:pPr>
-            <w:hyperlink w:history="1" r:id="rId8dm2pajpfswlxm3t510wd">
+            <w:hyperlink w:history="1" r:id="rIdzqybd2ouioiuvgjiwkqwj">
               <w:r>
                 <w:rPr>
                   <w:rFonts w:ascii="Arial" w:cs="Arial" w:eastAsia="Arial" w:hAnsi="Arial"/>
@@ -26035,7 +26035,7 @@
               <w:spacing w:after="10" w:before="0"/>
               <w:ind w:left="120"/>
             </w:pPr>
-            <w:hyperlink w:history="1" r:id="rId2kofkfjozuw0d73p6-xsg">
+            <w:hyperlink w:history="1" r:id="rIdmlchofrdwx_hixu8-4kzc">
               <w:r>
                 <w:rPr>
                   <w:rFonts w:ascii="Arial" w:cs="Arial" w:eastAsia="Arial" w:hAnsi="Arial"/>
@@ -26080,7 +26080,7 @@
             <w:pPr>
               <w:spacing w:after="20" w:before="0"/>
             </w:pPr>
-            <w:hyperlink w:history="1" r:id="rId1iak2twisyidefyfcdqij">
+            <w:hyperlink w:history="1" r:id="rId9xfnreykfl_q3gjheqtdi">
               <w:r>
                 <w:rPr>
                   <w:rFonts w:ascii="Arial" w:cs="Arial" w:eastAsia="Arial" w:hAnsi="Arial"/>
@@ -26113,7 +26113,7 @@
               <w:spacing w:after="10" w:before="0"/>
               <w:ind w:left="120"/>
             </w:pPr>
-            <w:hyperlink w:history="1" r:id="rIdbtfzd4rgdb59fyhhf_zal">
+            <w:hyperlink w:history="1" r:id="rIdir3b78lw-ixvbrvxzyqsh">
               <w:r>
                 <w:rPr>
                   <w:rFonts w:ascii="Arial" w:cs="Arial" w:eastAsia="Arial" w:hAnsi="Arial"/>
@@ -26308,7 +26308,7 @@
             <w:pPr>
               <w:spacing w:after="20" w:before="0"/>
             </w:pPr>
-            <w:hyperlink w:history="1" r:id="rIdmvjvzc9xzenbjvihyomyt">
+            <w:hyperlink w:history="1" r:id="rIdli7ij9zzi-gxdjjfciout">
               <w:r>
                 <w:rPr>
                   <w:rFonts w:ascii="Arial" w:cs="Arial" w:eastAsia="Arial" w:hAnsi="Arial"/>
@@ -26341,7 +26341,7 @@
               <w:spacing w:after="10" w:before="0"/>
               <w:ind w:left="120"/>
             </w:pPr>
-            <w:hyperlink w:history="1" r:id="rId03tbnuoljt-h4m5ysbdja">
+            <w:hyperlink w:history="1" r:id="rId5qupj9xmbtrageo7j8a2p">
               <w:r>
                 <w:rPr>
                   <w:rFonts w:ascii="Arial" w:cs="Arial" w:eastAsia="Arial" w:hAnsi="Arial"/>
@@ -26386,7 +26386,7 @@
             <w:pPr>
               <w:spacing w:after="20" w:before="0"/>
             </w:pPr>
-            <w:hyperlink w:history="1" r:id="rIdos00e6ipxxsphxds1ctas">
+            <w:hyperlink w:history="1" r:id="rId869du5g6ku6uoget_3yin">
               <w:r>
                 <w:rPr>
                   <w:rFonts w:ascii="Arial" w:cs="Arial" w:eastAsia="Arial" w:hAnsi="Arial"/>
@@ -26419,7 +26419,7 @@
               <w:spacing w:after="10" w:before="0"/>
               <w:ind w:left="120"/>
             </w:pPr>
-            <w:hyperlink w:history="1" r:id="rId1spboysdyctupq_ymq1am">
+            <w:hyperlink w:history="1" r:id="rIdksdmo0g56htczk1lbgwut">
               <w:r>
                 <w:rPr>
                   <w:rFonts w:ascii="Arial" w:cs="Arial" w:eastAsia="Arial" w:hAnsi="Arial"/>
@@ -26931,7 +26931,7 @@
         </w:rPr>
         <w:t xml:space="preserve">© 2026 SeaVuria and ARES. Aligned with KICD objectives. Developed by SeaVuria; technical implementation by ARES (with AI assistance from Claude). Licensed under </w:t>
       </w:r>
-      <w:hyperlink w:history="1" r:id="rIdmxhsq2xszp0fuo7r0hjxq">
+      <w:hyperlink w:history="1" r:id="rId8v1pxtu_dgcnmd2l8tso_">
         <w:r>
           <w:rPr>
             <w:rFonts w:ascii="Arial" w:cs="Arial" w:eastAsia="Arial" w:hAnsi="Arial"/>
@@ -26952,7 +26952,7 @@
         </w:rPr>
         <w:t xml:space="preserve"> (</w:t>
       </w:r>
-      <w:hyperlink w:history="1" r:id="rIdettbq9eioegspxyaymyy6">
+      <w:hyperlink w:history="1" r:id="rIdly5iq0brlrav_y3botrqc">
         <w:r>
           <w:rPr>
             <w:rFonts w:ascii="Arial" w:cs="Arial" w:eastAsia="Arial" w:hAnsi="Arial"/>

--- a/data/outputs/v2/General_Science/SS1.2_The_Cell/General_Science_The_Cell_CBE_LessonSequence.docx
+++ b/data/outputs/v2/General_Science/SS1.2_The_Cell/General_Science_The_Cell_CBE_LessonSequence.docx
@@ -2245,7 +2245,7 @@
         </w:rPr>
         <w:t xml:space="preserve">© 2026 SeaVuria and ARES. This work is licensed under a </w:t>
       </w:r>
-      <w:hyperlink w:history="1" r:id="rIduc5a8rjwpkpyqek_khumd">
+      <w:hyperlink w:history="1" r:id="rIdpycix3bygcsvfocuxftey">
         <w:r>
           <w:rPr>
             <w:rFonts w:ascii="Arial" w:cs="Arial" w:eastAsia="Arial" w:hAnsi="Arial"/>
@@ -2265,7 +2265,7 @@
         </w:rPr>
         <w:t xml:space="preserve"> (</w:t>
       </w:r>
-      <w:hyperlink w:history="1" r:id="rIdf85ismmkyjuhfwi2_mjch">
+      <w:hyperlink w:history="1" r:id="rIdpeyfrpdm9462eza7y4win">
         <w:r>
           <w:rPr>
             <w:rFonts w:ascii="Arial" w:cs="Arial" w:eastAsia="Arial" w:hAnsi="Arial"/>
@@ -2285,7 +2285,7 @@
         </w:rPr>
         <w:t xml:space="preserve">). To view a copy of this license, visit </w:t>
       </w:r>
-      <w:hyperlink w:history="1" r:id="rIdx3__z2ob6yvj4pwernpsd">
+      <w:hyperlink w:history="1" r:id="rId7pog9uximwgtnbuazv5mc">
         <w:r>
           <w:rPr>
             <w:rFonts w:ascii="Arial" w:cs="Arial" w:eastAsia="Arial" w:hAnsi="Arial"/>
@@ -3298,7 +3298,7 @@
             <w:pPr>
               <w:spacing w:after="20" w:before="0"/>
             </w:pPr>
-            <w:hyperlink w:history="1" r:id="rIdrevmjeecf7jff4kxwtrby">
+            <w:hyperlink w:history="1" r:id="rIdafq6etogym8-vfeudyb2v">
               <w:r>
                 <w:rPr>
                   <w:rFonts w:ascii="Arial" w:cs="Arial" w:eastAsia="Arial" w:hAnsi="Arial"/>
@@ -3331,7 +3331,7 @@
               <w:spacing w:after="10" w:before="0"/>
               <w:ind w:left="120"/>
             </w:pPr>
-            <w:hyperlink w:history="1" r:id="rId6gcleycbp0fhpyt8pjf0f">
+            <w:hyperlink w:history="1" r:id="rIdqjetujccprfys30b38htl">
               <w:r>
                 <w:rPr>
                   <w:rFonts w:ascii="Arial" w:cs="Arial" w:eastAsia="Arial" w:hAnsi="Arial"/>
@@ -3376,7 +3376,7 @@
             <w:pPr>
               <w:spacing w:after="20" w:before="0"/>
             </w:pPr>
-            <w:hyperlink w:history="1" r:id="rIdpoxvq3f7uze4kzzp0vbew">
+            <w:hyperlink w:history="1" r:id="rIdqq34pdnaft5ckv8ca-bpu">
               <w:r>
                 <w:rPr>
                   <w:rFonts w:ascii="Arial" w:cs="Arial" w:eastAsia="Arial" w:hAnsi="Arial"/>
@@ -3409,7 +3409,7 @@
               <w:spacing w:after="10" w:before="0"/>
               <w:ind w:left="120"/>
             </w:pPr>
-            <w:hyperlink w:history="1" r:id="rIdek0nipgg2qthe8jfdsu36">
+            <w:hyperlink w:history="1" r:id="rIdvrt0hvtrqxyvwyr53icgl">
               <w:r>
                 <w:rPr>
                   <w:rFonts w:ascii="Arial" w:cs="Arial" w:eastAsia="Arial" w:hAnsi="Arial"/>
@@ -3699,7 +3699,7 @@
             <w:pPr>
               <w:spacing w:after="20" w:before="0"/>
             </w:pPr>
-            <w:hyperlink w:history="1" r:id="rIdz3rgbxomcz1ju0rugizv3">
+            <w:hyperlink w:history="1" r:id="rIdzo4vasitmbh9l3ul-5s7k">
               <w:r>
                 <w:rPr>
                   <w:rFonts w:ascii="Arial" w:cs="Arial" w:eastAsia="Arial" w:hAnsi="Arial"/>
@@ -3732,7 +3732,7 @@
               <w:spacing w:after="10" w:before="0"/>
               <w:ind w:left="120"/>
             </w:pPr>
-            <w:hyperlink w:history="1" r:id="rIdhwafjhywb__s_ntjacphl">
+            <w:hyperlink w:history="1" r:id="rId9poc_inhgfhi9r1qrhvcb">
               <w:r>
                 <w:rPr>
                   <w:rFonts w:ascii="Arial" w:cs="Arial" w:eastAsia="Arial" w:hAnsi="Arial"/>
@@ -3777,7 +3777,7 @@
             <w:pPr>
               <w:spacing w:after="20" w:before="0"/>
             </w:pPr>
-            <w:hyperlink w:history="1" r:id="rIdo07w9l8srsui3q-f6-txo">
+            <w:hyperlink w:history="1" r:id="rId6ukjfmaednxhavjnwjh3b">
               <w:r>
                 <w:rPr>
                   <w:rFonts w:ascii="Arial" w:cs="Arial" w:eastAsia="Arial" w:hAnsi="Arial"/>
@@ -3810,7 +3810,7 @@
               <w:spacing w:after="10" w:before="0"/>
               <w:ind w:left="120"/>
             </w:pPr>
-            <w:hyperlink w:history="1" r:id="rIdotwhc07hhrvoq3yeu-inj">
+            <w:hyperlink w:history="1" r:id="rIdpavkeqfv6ygpzuj82a4tl">
               <w:r>
                 <w:rPr>
                   <w:rFonts w:ascii="Arial" w:cs="Arial" w:eastAsia="Arial" w:hAnsi="Arial"/>
@@ -4100,7 +4100,7 @@
             <w:pPr>
               <w:spacing w:after="20" w:before="0"/>
             </w:pPr>
-            <w:hyperlink w:history="1" r:id="rIds7mwbjgvgpjbx8bvle398">
+            <w:hyperlink w:history="1" r:id="rIdobgqqfqyak2fgwdkuzyxy">
               <w:r>
                 <w:rPr>
                   <w:rFonts w:ascii="Arial" w:cs="Arial" w:eastAsia="Arial" w:hAnsi="Arial"/>
@@ -4149,7 +4149,7 @@
               <w:spacing w:after="10" w:before="0"/>
               <w:ind w:left="120"/>
             </w:pPr>
-            <w:hyperlink w:history="1" r:id="rIdou1bkkj2olkjbf0lum_i2">
+            <w:hyperlink w:history="1" r:id="rIdqonhdqt4l4dtekiwgnqln">
               <w:r>
                 <w:rPr>
                   <w:rFonts w:ascii="Arial" w:cs="Arial" w:eastAsia="Arial" w:hAnsi="Arial"/>
@@ -4194,7 +4194,7 @@
             <w:pPr>
               <w:spacing w:after="20" w:before="0"/>
             </w:pPr>
-            <w:hyperlink w:history="1" r:id="rIdge57l6v_pbixxgpuqqhsw">
+            <w:hyperlink w:history="1" r:id="rIdqztdvkj9iuv_8e09mew9x">
               <w:r>
                 <w:rPr>
                   <w:rFonts w:ascii="Arial" w:cs="Arial" w:eastAsia="Arial" w:hAnsi="Arial"/>
@@ -4243,7 +4243,7 @@
               <w:spacing w:after="10" w:before="0"/>
               <w:ind w:left="120"/>
             </w:pPr>
-            <w:hyperlink w:history="1" r:id="rIdg_nflywqbf1-9o8kyvv69">
+            <w:hyperlink w:history="1" r:id="rIdm0pbusjtvqpitj35xz0kr">
               <w:r>
                 <w:rPr>
                   <w:rFonts w:ascii="Arial" w:cs="Arial" w:eastAsia="Arial" w:hAnsi="Arial"/>
@@ -4514,7 +4514,7 @@
             <w:pPr>
               <w:spacing w:after="20" w:before="0"/>
             </w:pPr>
-            <w:hyperlink w:history="1" r:id="rIdgybyorvbbrdom5edxfedp">
+            <w:hyperlink w:history="1" r:id="rIdzvzaocg9vfyxcmjw48djc">
               <w:r>
                 <w:rPr>
                   <w:rFonts w:ascii="Arial" w:cs="Arial" w:eastAsia="Arial" w:hAnsi="Arial"/>
@@ -4563,7 +4563,7 @@
               <w:spacing w:after="10" w:before="0"/>
               <w:ind w:left="120"/>
             </w:pPr>
-            <w:hyperlink w:history="1" r:id="rId_vyecql7dguxigdkmw2ls">
+            <w:hyperlink w:history="1" r:id="rIdyy3bix3vg9wvyxz7-i02l">
               <w:r>
                 <w:rPr>
                   <w:rFonts w:ascii="Arial" w:cs="Arial" w:eastAsia="Arial" w:hAnsi="Arial"/>
@@ -4608,7 +4608,7 @@
             <w:pPr>
               <w:spacing w:after="20" w:before="0"/>
             </w:pPr>
-            <w:hyperlink w:history="1" r:id="rIdhfatcewtgdpwl8jtm_m0o">
+            <w:hyperlink w:history="1" r:id="rIdurpj1daegrwcfxuns--3w">
               <w:r>
                 <w:rPr>
                   <w:rFonts w:ascii="Arial" w:cs="Arial" w:eastAsia="Arial" w:hAnsi="Arial"/>
@@ -4657,7 +4657,7 @@
               <w:spacing w:after="10" w:before="0"/>
               <w:ind w:left="120"/>
             </w:pPr>
-            <w:hyperlink w:history="1" r:id="rIdyhrk2jdnajibju7k_-xjn">
+            <w:hyperlink w:history="1" r:id="rId9v5ngyxzkdr8fixe5omge">
               <w:r>
                 <w:rPr>
                   <w:rFonts w:ascii="Arial" w:cs="Arial" w:eastAsia="Arial" w:hAnsi="Arial"/>
@@ -4909,7 +4909,7 @@
                 <w:sz w:val="18"/>
                 <w:szCs w:val="18"/>
               </w:rPr>
-              <w:t xml:space="preserve">Observable indicator: Every learner has posted at least one green and one blue card — 100% participation is required; the teacher notices any learner who has not posted and gently prompts them privately. The teacher photographs and reads all blue (WONDER) cards before the next lesson. Tally the five most common questions — these directly inform the sequencing and emphasis of Lessons 2–6. Flag any scientifically sophisticated questions (e.g. referencing DNA, proteins, or energy) for enrichment pathways.</w:t>
+              <w:t xml:space="preserve">Observable indicator: Every learner has posted at least one green and one blue card — 100% participation is required; the teacher notices any learner who has not posted and gently prompts them privately. The teacher photographs and reads all blue (WONDER) cards before the next lesson. Tally the five most common questions — these directly inform the sequencing and emphasis of Lessons 2–8. Flag any scientifically sophisticated questions (e.g. referencing DNA, proteins, or energy) for enrichment pathways.</w:t>
             </w:r>
           </w:p>
         </w:tc>
@@ -4966,7 +4966,7 @@
             <w:pPr>
               <w:spacing w:after="20" w:before="0"/>
             </w:pPr>
-            <w:hyperlink w:history="1" r:id="rIdkxmzwgkezfverud4i1vfp">
+            <w:hyperlink w:history="1" r:id="rIdoq0mnfugedb7lb_4nedki">
               <w:r>
                 <w:rPr>
                   <w:rFonts w:ascii="Arial" w:cs="Arial" w:eastAsia="Arial" w:hAnsi="Arial"/>
@@ -5015,7 +5015,7 @@
               <w:spacing w:after="10" w:before="0"/>
               <w:ind w:left="120"/>
             </w:pPr>
-            <w:hyperlink w:history="1" r:id="rIduzmqsfwbvesc-tkwi_unm">
+            <w:hyperlink w:history="1" r:id="rIds92qfobqm06prhavwcjur">
               <w:r>
                 <w:rPr>
                   <w:rFonts w:ascii="Arial" w:cs="Arial" w:eastAsia="Arial" w:hAnsi="Arial"/>
@@ -5060,7 +5060,7 @@
             <w:pPr>
               <w:spacing w:after="20" w:before="0"/>
             </w:pPr>
-            <w:hyperlink w:history="1" r:id="rId23iejnt5tqi9bpmtfm59w">
+            <w:hyperlink w:history="1" r:id="rIdhxz1iitwohcx28tlkmqqt">
               <w:r>
                 <w:rPr>
                   <w:rFonts w:ascii="Arial" w:cs="Arial" w:eastAsia="Arial" w:hAnsi="Arial"/>
@@ -5109,7 +5109,7 @@
               <w:spacing w:after="10" w:before="0"/>
               <w:ind w:left="120"/>
             </w:pPr>
-            <w:hyperlink w:history="1" r:id="rIdupzu75ij-106mbhxtnc9z">
+            <w:hyperlink w:history="1" r:id="rIdlgbcu3jucvzo-56lbd6om">
               <w:r>
                 <w:rPr>
                   <w:rFonts w:ascii="Arial" w:cs="Arial" w:eastAsia="Arial" w:hAnsi="Arial"/>
@@ -5789,7 +5789,7 @@
                 <w:sz w:val="18"/>
                 <w:szCs w:val="18"/>
               </w:rPr>
-              <w:t xml:space="preserve">Learners cannot yet fully explain what the observed structures are or what they do — and this is intentional. They have made initial predictions (recorded in their Prediction Frames and Anchor Models) connecting specific structures to possible life-sustaining functions, and they have posted genuine questions on the Driving Question Board that will be systematically answered across Lessons 2–6.</w:t>
+              <w:t xml:space="preserve">Learners cannot yet fully explain what the observed structures are or what they do — and this is intentional. They have made initial predictions (recorded in their Prediction Frames and Anchor Models) connecting specific structures to possible life-sustaining functions, and they have posted genuine questions on the Driving Question Board that will be systematically answered across Lessons 2–8.</w:t>
             </w:r>
           </w:p>
         </w:tc>
@@ -5811,7 +5811,7 @@
         </w:rPr>
         <w:t xml:space="preserve">© 2026 SeaVuria and ARES. Aligned with KICD objectives. Developed by SeaVuria; technical implementation by ARES (with AI assistance from Claude). Licensed under </w:t>
       </w:r>
-      <w:hyperlink w:history="1" r:id="rIduz8bhdnpq8flerdtl7kmq">
+      <w:hyperlink w:history="1" r:id="rIdk8hg9ehojadhxjvlwykgh">
         <w:r>
           <w:rPr>
             <w:rFonts w:ascii="Arial" w:cs="Arial" w:eastAsia="Arial" w:hAnsi="Arial"/>
@@ -5832,7 +5832,7 @@
         </w:rPr>
         <w:t xml:space="preserve"> (</w:t>
       </w:r>
-      <w:hyperlink w:history="1" r:id="rIdp1fp_gqbbje64uc2jbgpt">
+      <w:hyperlink w:history="1" r:id="rId2e5flpkwp_vcds4tlke6w">
         <w:r>
           <w:rPr>
             <w:rFonts w:ascii="Arial" w:cs="Arial" w:eastAsia="Arial" w:hAnsi="Arial"/>
@@ -6845,7 +6845,7 @@
             <w:pPr>
               <w:spacing w:after="20" w:before="0"/>
             </w:pPr>
-            <w:hyperlink w:history="1" r:id="rIdkln_xcz6ml0gqomhpvb8j">
+            <w:hyperlink w:history="1" r:id="rIdq0hner2twibww2deptb4t">
               <w:r>
                 <w:rPr>
                   <w:rFonts w:ascii="Arial" w:cs="Arial" w:eastAsia="Arial" w:hAnsi="Arial"/>
@@ -6894,7 +6894,7 @@
               <w:spacing w:after="10" w:before="0"/>
               <w:ind w:left="120"/>
             </w:pPr>
-            <w:hyperlink w:history="1" r:id="rId9t5epgphzelziqte-lhvs">
+            <w:hyperlink w:history="1" r:id="rIdrva0glbzdsggwmotgntmc">
               <w:r>
                 <w:rPr>
                   <w:rFonts w:ascii="Arial" w:cs="Arial" w:eastAsia="Arial" w:hAnsi="Arial"/>
@@ -6956,7 +6956,7 @@
               <w:spacing w:after="10" w:before="0"/>
               <w:ind w:left="120"/>
             </w:pPr>
-            <w:hyperlink w:history="1" r:id="rIdlyzgp0p_bo0mznilynzlk">
+            <w:hyperlink w:history="1" r:id="rId7ao0artuzgaoppw4_go1e">
               <w:r>
                 <w:rPr>
                   <w:rFonts w:ascii="Arial" w:cs="Arial" w:eastAsia="Arial" w:hAnsi="Arial"/>
@@ -7166,7 +7166,7 @@
             <w:pPr>
               <w:spacing w:after="20" w:before="0"/>
             </w:pPr>
-            <w:hyperlink w:history="1" r:id="rId-gf_xhmvymulthhcgg1dp">
+            <w:hyperlink w:history="1" r:id="rId7xh4g7fuz6nppexvdc69z">
               <w:r>
                 <w:rPr>
                   <w:rFonts w:ascii="Arial" w:cs="Arial" w:eastAsia="Arial" w:hAnsi="Arial"/>
@@ -7215,7 +7215,7 @@
               <w:spacing w:after="10" w:before="0"/>
               <w:ind w:left="120"/>
             </w:pPr>
-            <w:hyperlink w:history="1" r:id="rIdvpgeeas28gugo0kr5awbs">
+            <w:hyperlink w:history="1" r:id="rIdomdatfsgqstejrcfyqoxw">
               <w:r>
                 <w:rPr>
                   <w:rFonts w:ascii="Arial" w:cs="Arial" w:eastAsia="Arial" w:hAnsi="Arial"/>
@@ -7277,7 +7277,7 @@
               <w:spacing w:after="10" w:before="0"/>
               <w:ind w:left="120"/>
             </w:pPr>
-            <w:hyperlink w:history="1" r:id="rIdwdottmdkj1myfslgvvl36">
+            <w:hyperlink w:history="1" r:id="rIdoozxar7pwgrzpdp2xnx5k">
               <w:r>
                 <w:rPr>
                   <w:rFonts w:ascii="Arial" w:cs="Arial" w:eastAsia="Arial" w:hAnsi="Arial"/>
@@ -7487,7 +7487,7 @@
             <w:pPr>
               <w:spacing w:after="20" w:before="0"/>
             </w:pPr>
-            <w:hyperlink w:history="1" r:id="rIdhrt5haifc7ps2dt1zredm">
+            <w:hyperlink w:history="1" r:id="rIdossbnuzmpxrzqvt-zzaqs">
               <w:r>
                 <w:rPr>
                   <w:rFonts w:ascii="Arial" w:cs="Arial" w:eastAsia="Arial" w:hAnsi="Arial"/>
@@ -7536,7 +7536,7 @@
               <w:spacing w:after="10" w:before="0"/>
               <w:ind w:left="120"/>
             </w:pPr>
-            <w:hyperlink w:history="1" r:id="rIdv4py2pglrhed2zxnfodrw">
+            <w:hyperlink w:history="1" r:id="rIdwped0thg7em8ot-b01yo1">
               <w:r>
                 <w:rPr>
                   <w:rFonts w:ascii="Arial" w:cs="Arial" w:eastAsia="Arial" w:hAnsi="Arial"/>
@@ -7598,7 +7598,7 @@
               <w:spacing w:after="10" w:before="0"/>
               <w:ind w:left="120"/>
             </w:pPr>
-            <w:hyperlink w:history="1" r:id="rIdwbttn1kibphttfigkw1mb">
+            <w:hyperlink w:history="1" r:id="rIdrgoocotsq35q7h-aoi9jw">
               <w:r>
                 <w:rPr>
                   <w:rFonts w:ascii="Arial" w:cs="Arial" w:eastAsia="Arial" w:hAnsi="Arial"/>
@@ -7808,7 +7808,7 @@
             <w:pPr>
               <w:spacing w:after="20" w:before="0"/>
             </w:pPr>
-            <w:hyperlink w:history="1" r:id="rIdeyciw8dysrejzqph7uo7x">
+            <w:hyperlink w:history="1" r:id="rIdzu7okk42_ejnsadzi_mho">
               <w:r>
                 <w:rPr>
                   <w:rFonts w:ascii="Arial" w:cs="Arial" w:eastAsia="Arial" w:hAnsi="Arial"/>
@@ -7857,7 +7857,7 @@
               <w:spacing w:after="10" w:before="0"/>
               <w:ind w:left="120"/>
             </w:pPr>
-            <w:hyperlink w:history="1" r:id="rIdqcohj2r4ze99alap5sbmk">
+            <w:hyperlink w:history="1" r:id="rIdh5ubnbtnnbqfblznh794o">
               <w:r>
                 <w:rPr>
                   <w:rFonts w:ascii="Arial" w:cs="Arial" w:eastAsia="Arial" w:hAnsi="Arial"/>
@@ -7919,7 +7919,7 @@
               <w:spacing w:after="10" w:before="0"/>
               <w:ind w:left="120"/>
             </w:pPr>
-            <w:hyperlink w:history="1" r:id="rIdv99ecz1vf3grzbaozx9nm">
+            <w:hyperlink w:history="1" r:id="rIdzoyptycvxmwzxf8c0to2j">
               <w:r>
                 <w:rPr>
                   <w:rFonts w:ascii="Arial" w:cs="Arial" w:eastAsia="Arial" w:hAnsi="Arial"/>
@@ -8129,7 +8129,7 @@
             <w:pPr>
               <w:spacing w:after="20" w:before="0"/>
             </w:pPr>
-            <w:hyperlink w:history="1" r:id="rIdtmthzpgq1bbsd2liti2zh">
+            <w:hyperlink w:history="1" r:id="rId9z5oexlkitxbvjpgynu2s">
               <w:r>
                 <w:rPr>
                   <w:rFonts w:ascii="Arial" w:cs="Arial" w:eastAsia="Arial" w:hAnsi="Arial"/>
@@ -8178,7 +8178,7 @@
               <w:spacing w:after="10" w:before="0"/>
               <w:ind w:left="120"/>
             </w:pPr>
-            <w:hyperlink w:history="1" r:id="rIdtsx041o-e-p947hqlh9zz">
+            <w:hyperlink w:history="1" r:id="rIdp6rhr8pkdfjs8zbk75how">
               <w:r>
                 <w:rPr>
                   <w:rFonts w:ascii="Arial" w:cs="Arial" w:eastAsia="Arial" w:hAnsi="Arial"/>
@@ -8240,7 +8240,7 @@
               <w:spacing w:after="10" w:before="0"/>
               <w:ind w:left="120"/>
             </w:pPr>
-            <w:hyperlink w:history="1" r:id="rIdddelddz9hlfchut5xl1ac">
+            <w:hyperlink w:history="1" r:id="rIdduskmybomx8bul3z0mrjh">
               <w:r>
                 <w:rPr>
                   <w:rFonts w:ascii="Arial" w:cs="Arial" w:eastAsia="Arial" w:hAnsi="Arial"/>
@@ -8767,7 +8767,7 @@
         </w:rPr>
         <w:t xml:space="preserve">© 2026 SeaVuria and ARES. Aligned with KICD objectives. Developed by SeaVuria; technical implementation by ARES (with AI assistance from Claude). Licensed under </w:t>
       </w:r>
-      <w:hyperlink w:history="1" r:id="rIdlnvd1u-58geyfza7tc4fq">
+      <w:hyperlink w:history="1" r:id="rIdyvlr73yiqu1lzs5w5utpy">
         <w:r>
           <w:rPr>
             <w:rFonts w:ascii="Arial" w:cs="Arial" w:eastAsia="Arial" w:hAnsi="Arial"/>
@@ -8788,7 +8788,7 @@
         </w:rPr>
         <w:t xml:space="preserve"> (</w:t>
       </w:r>
-      <w:hyperlink w:history="1" r:id="rIdbzs_irbdwe0rnyvmxzmla">
+      <w:hyperlink w:history="1" r:id="rIdktlz5xael5dunitsmis4y">
         <w:r>
           <w:rPr>
             <w:rFonts w:ascii="Arial" w:cs="Arial" w:eastAsia="Arial" w:hAnsi="Arial"/>
@@ -9161,7 +9161,7 @@
                 <w:sz w:val="18"/>
                 <w:szCs w:val="18"/>
               </w:rPr>
-              <w:t xml:space="preserve">Learners observe and annotate electron micrograph photomicrographs of animal cells (human cheek cell); draw and label accurate diagrams from photomicrographs; compare visible ultrastructure details with what was seen under the light microscope in Lesson 2; and record evidence in a structured observation table.</w:t>
+              <w:t xml:space="preserve">Learners observe and annotate electron micrograph photomicrographs of animal cells (human cheek cell); draw and label accurate diagrams from photomicrographs; compare visible ultrastructure details with what was seen under the light microscope in Lesson 1; and record evidence in a structured observation table.</w:t>
             </w:r>
           </w:p>
         </w:tc>
@@ -9359,7 +9359,7 @@
                 <w:sz w:val="18"/>
                 <w:szCs w:val="18"/>
               </w:rPr>
-              <w:t xml:space="preserve">In Lesson 2, learners observed the plant cell under the electron microscope and identified organelles unique to the plant cell. In Lesson 3, learners now shift focus to the animal cell — specifically a human cheek cell — observed under the electron microscope. This lesson advances the driving question by giving learners the second half of the ultrastructural evidence they need: what organelles does an animal cell possess, what are their functions, and how do these compare with the plant cell? By the end of this lesson, learners will have enough evidence to begin explaining how the tiny structures inside a single cell keep a whole organism — including themselves as human beings in Kisumu or Nairobi — alive. The DQB is updated to reflect this new evidence layer.</w:t>
+              <w:t xml:space="preserve">In Lesson 2, learners compared light and electron microscope images of the sukuma wiki cell and saw structures they could not yet name. In Lesson 3, learners now shift focus to the animal cell — specifically a human cheek cell — observed under the electron microscope. This lesson advances the driving question by giving learners the second half of the ultrastructural evidence they need: what organelles does an animal cell possess, what are their functions, and how do these compare with the plant cell? By the end of this lesson, learners will have enough evidence to begin explaining how the tiny structures inside a single cell keep a whole organism — including themselves as human beings in Kisumu or Nairobi — alive. The DQB is updated to reflect this new evidence layer.</w:t>
             </w:r>
           </w:p>
         </w:tc>
@@ -9801,7 +9801,7 @@
             <w:pPr>
               <w:spacing w:after="20" w:before="0"/>
             </w:pPr>
-            <w:hyperlink w:history="1" r:id="rIdjvieuy3byyq7ioxzlsdq7">
+            <w:hyperlink w:history="1" r:id="rIdir62qfatbkm8gkravdtmk">
               <w:r>
                 <w:rPr>
                   <w:rFonts w:ascii="Arial" w:cs="Arial" w:eastAsia="Arial" w:hAnsi="Arial"/>
@@ -9834,7 +9834,7 @@
               <w:spacing w:after="10" w:before="0"/>
               <w:ind w:left="120"/>
             </w:pPr>
-            <w:hyperlink w:history="1" r:id="rIdf_dfnntwuwnwigaitzsjq">
+            <w:hyperlink w:history="1" r:id="rIdw62uatvji43pmncw4mra7">
               <w:r>
                 <w:rPr>
                   <w:rFonts w:ascii="Arial" w:cs="Arial" w:eastAsia="Arial" w:hAnsi="Arial"/>
@@ -9879,7 +9879,7 @@
             <w:pPr>
               <w:spacing w:after="20" w:before="0"/>
             </w:pPr>
-            <w:hyperlink w:history="1" r:id="rIdn1kruaeylvhdlfzjhkrbj">
+            <w:hyperlink w:history="1" r:id="rIdaknie9h-fygkbdjiroxrd">
               <w:r>
                 <w:rPr>
                   <w:rFonts w:ascii="Arial" w:cs="Arial" w:eastAsia="Arial" w:hAnsi="Arial"/>
@@ -9912,7 +9912,7 @@
               <w:spacing w:after="10" w:before="0"/>
               <w:ind w:left="120"/>
             </w:pPr>
-            <w:hyperlink w:history="1" r:id="rIdt0czxgel7063g5xzahgjg">
+            <w:hyperlink w:history="1" r:id="rId3t8col63rwqonfsdfkkrr">
               <w:r>
                 <w:rPr>
                   <w:rFonts w:ascii="Arial" w:cs="Arial" w:eastAsia="Arial" w:hAnsi="Arial"/>
@@ -10018,7 +10018,7 @@
                 <w:sz w:val="18"/>
                 <w:szCs w:val="18"/>
               </w:rPr>
-              <w:t xml:space="preserve">Think-Pair-Share with whole-class prediction tally. This strategy activates prior knowledge from Lesson 2 (plant cell ultrastructure) and creates cognitive anticipation — learners are invested in checking whether their predictions are confirmed or refuted by the real EM image. Recording predictions publicly on the board creates accountability and sets up the 'prediction vs. evidence' tension that drives the Observe phase.</w:t>
+              <w:t xml:space="preserve">Think-Pair-Share with whole-class prediction tally. This strategy activates prior knowledge from Lesson 2 (light vs electron microscope images) and creates cognitive anticipation — learners are invested in checking whether their predictions are confirmed or refuted by the real EM image. Recording predictions publicly on the board creates accountability and sets up the 'prediction vs. evidence' tension that drives the Observe phase.</w:t>
             </w:r>
           </w:p>
         </w:tc>
@@ -10107,7 +10107,7 @@
             <w:pPr>
               <w:spacing w:after="20" w:before="0"/>
             </w:pPr>
-            <w:hyperlink w:history="1" r:id="rIdtrpoye_kyk6klslthb9wk">
+            <w:hyperlink w:history="1" r:id="rIdx-jerpi-wznnimvo4ydvc">
               <w:r>
                 <w:rPr>
                   <w:rFonts w:ascii="Arial" w:cs="Arial" w:eastAsia="Arial" w:hAnsi="Arial"/>
@@ -10140,7 +10140,7 @@
               <w:spacing w:after="10" w:before="0"/>
               <w:ind w:left="120"/>
             </w:pPr>
-            <w:hyperlink w:history="1" r:id="rIdrovou0rn6zzeikziqateg">
+            <w:hyperlink w:history="1" r:id="rId2ylovdr5ucccgy6vwi-o3">
               <w:r>
                 <w:rPr>
                   <w:rFonts w:ascii="Arial" w:cs="Arial" w:eastAsia="Arial" w:hAnsi="Arial"/>
@@ -10185,7 +10185,7 @@
             <w:pPr>
               <w:spacing w:after="20" w:before="0"/>
             </w:pPr>
-            <w:hyperlink w:history="1" r:id="rIdgs-n-gmcgvzkudvuuuslj">
+            <w:hyperlink w:history="1" r:id="rIdipnfqrninusxxugywz_ae">
               <w:r>
                 <w:rPr>
                   <w:rFonts w:ascii="Arial" w:cs="Arial" w:eastAsia="Arial" w:hAnsi="Arial"/>
@@ -10218,7 +10218,7 @@
               <w:spacing w:after="10" w:before="0"/>
               <w:ind w:left="120"/>
             </w:pPr>
-            <w:hyperlink w:history="1" r:id="rIdo6ca-8weos2e7g9ra17dr">
+            <w:hyperlink w:history="1" r:id="rIdmjncgfnifrh2rn8rdm6j2">
               <w:r>
                 <w:rPr>
                   <w:rFonts w:ascii="Arial" w:cs="Arial" w:eastAsia="Arial" w:hAnsi="Arial"/>
@@ -10413,7 +10413,7 @@
             <w:pPr>
               <w:spacing w:after="20" w:before="0"/>
             </w:pPr>
-            <w:hyperlink w:history="1" r:id="rIdmbmebojblcyitkmkvr8t6">
+            <w:hyperlink w:history="1" r:id="rIdwgcwd-7n2witunyiqekyn">
               <w:r>
                 <w:rPr>
                   <w:rFonts w:ascii="Arial" w:cs="Arial" w:eastAsia="Arial" w:hAnsi="Arial"/>
@@ -10446,7 +10446,7 @@
               <w:spacing w:after="10" w:before="0"/>
               <w:ind w:left="120"/>
             </w:pPr>
-            <w:hyperlink w:history="1" r:id="rId73vp5drhf_q2g-t-o3ryh">
+            <w:hyperlink w:history="1" r:id="rIdgqc6ko8hdzw6m5xzu5yze">
               <w:r>
                 <w:rPr>
                   <w:rFonts w:ascii="Arial" w:cs="Arial" w:eastAsia="Arial" w:hAnsi="Arial"/>
@@ -10491,7 +10491,7 @@
             <w:pPr>
               <w:spacing w:after="20" w:before="0"/>
             </w:pPr>
-            <w:hyperlink w:history="1" r:id="rIdh8zwoktmuwgdhlch0zmrj">
+            <w:hyperlink w:history="1" r:id="rIddkyq3s0h_v9ryo1oizqs0">
               <w:r>
                 <w:rPr>
                   <w:rFonts w:ascii="Arial" w:cs="Arial" w:eastAsia="Arial" w:hAnsi="Arial"/>
@@ -10524,7 +10524,7 @@
               <w:spacing w:after="10" w:before="0"/>
               <w:ind w:left="120"/>
             </w:pPr>
-            <w:hyperlink w:history="1" r:id="rIdncwkobhyhnl3yoj2f2gve">
+            <w:hyperlink w:history="1" r:id="rIdfrsfxjemypblg4ne1r9r-">
               <w:r>
                 <w:rPr>
                   <w:rFonts w:ascii="Arial" w:cs="Arial" w:eastAsia="Arial" w:hAnsi="Arial"/>
@@ -10719,7 +10719,7 @@
             <w:pPr>
               <w:spacing w:after="20" w:before="0"/>
             </w:pPr>
-            <w:hyperlink w:history="1" r:id="rIdqix-jdfx0_ch6sqdm6ui5">
+            <w:hyperlink w:history="1" r:id="rIdehyejf2kghdj7unm3tjdv">
               <w:r>
                 <w:rPr>
                   <w:rFonts w:ascii="Arial" w:cs="Arial" w:eastAsia="Arial" w:hAnsi="Arial"/>
@@ -10752,7 +10752,7 @@
               <w:spacing w:after="10" w:before="0"/>
               <w:ind w:left="120"/>
             </w:pPr>
-            <w:hyperlink w:history="1" r:id="rIdjrd6vquahlyj-o3t5lnsb">
+            <w:hyperlink w:history="1" r:id="rIdylgsk6ljmlkaczy03qsbv">
               <w:r>
                 <w:rPr>
                   <w:rFonts w:ascii="Arial" w:cs="Arial" w:eastAsia="Arial" w:hAnsi="Arial"/>
@@ -10797,7 +10797,7 @@
             <w:pPr>
               <w:spacing w:after="20" w:before="0"/>
             </w:pPr>
-            <w:hyperlink w:history="1" r:id="rIdg4wmpqlvzapyranjoieg4">
+            <w:hyperlink w:history="1" r:id="rIdgtelcakdrbpg-58iyrr0d">
               <w:r>
                 <w:rPr>
                   <w:rFonts w:ascii="Arial" w:cs="Arial" w:eastAsia="Arial" w:hAnsi="Arial"/>
@@ -10830,7 +10830,7 @@
               <w:spacing w:after="10" w:before="0"/>
               <w:ind w:left="120"/>
             </w:pPr>
-            <w:hyperlink w:history="1" r:id="rIdow_aumt81dzxcblnprmnl">
+            <w:hyperlink w:history="1" r:id="rIdgis6h5fgdvcp92h8xccmn">
               <w:r>
                 <w:rPr>
                   <w:rFonts w:ascii="Arial" w:cs="Arial" w:eastAsia="Arial" w:hAnsi="Arial"/>
@@ -11025,7 +11025,7 @@
             <w:pPr>
               <w:spacing w:after="20" w:before="0"/>
             </w:pPr>
-            <w:hyperlink w:history="1" r:id="rIdutce6zboic8qbxg4dem3w">
+            <w:hyperlink w:history="1" r:id="rId_9gckfec7c48_txqr5p13">
               <w:r>
                 <w:rPr>
                   <w:rFonts w:ascii="Arial" w:cs="Arial" w:eastAsia="Arial" w:hAnsi="Arial"/>
@@ -11058,7 +11058,7 @@
               <w:spacing w:after="10" w:before="0"/>
               <w:ind w:left="120"/>
             </w:pPr>
-            <w:hyperlink w:history="1" r:id="rIdze746dwrwq1mjoy01op0_">
+            <w:hyperlink w:history="1" r:id="rIdqhw4enm4420zidy0h9moe">
               <w:r>
                 <w:rPr>
                   <w:rFonts w:ascii="Arial" w:cs="Arial" w:eastAsia="Arial" w:hAnsi="Arial"/>
@@ -11103,7 +11103,7 @@
             <w:pPr>
               <w:spacing w:after="20" w:before="0"/>
             </w:pPr>
-            <w:hyperlink w:history="1" r:id="rIdzo6ducttshsrjzofelixf">
+            <w:hyperlink w:history="1" r:id="rIdr-df6eltyzqgwtf35a8ls">
               <w:r>
                 <w:rPr>
                   <w:rFonts w:ascii="Arial" w:cs="Arial" w:eastAsia="Arial" w:hAnsi="Arial"/>
@@ -11152,7 +11152,7 @@
               <w:spacing w:after="10" w:before="0"/>
               <w:ind w:left="120"/>
             </w:pPr>
-            <w:hyperlink w:history="1" r:id="rIdadner1y_byw9a06aftfuy">
+            <w:hyperlink w:history="1" r:id="rIdjf7lnf1hhcohh7nyuntvo">
               <w:r>
                 <w:rPr>
                   <w:rFonts w:ascii="Arial" w:cs="Arial" w:eastAsia="Arial" w:hAnsi="Arial"/>
@@ -11854,7 +11854,7 @@
         </w:rPr>
         <w:t xml:space="preserve">© 2026 SeaVuria and ARES. Aligned with KICD objectives. Developed by SeaVuria; technical implementation by ARES (with AI assistance from Claude). Licensed under </w:t>
       </w:r>
-      <w:hyperlink w:history="1" r:id="rIdyktpeuicktjmszw9vxgrc">
+      <w:hyperlink w:history="1" r:id="rId2kvnibjau_etiy91exhm0">
         <w:r>
           <w:rPr>
             <w:rFonts w:ascii="Arial" w:cs="Arial" w:eastAsia="Arial" w:hAnsi="Arial"/>
@@ -11875,7 +11875,7 @@
         </w:rPr>
         <w:t xml:space="preserve"> (</w:t>
       </w:r>
-      <w:hyperlink w:history="1" r:id="rIdglieedylxhp2vgk65pjtm">
+      <w:hyperlink w:history="1" r:id="rIdfbdv0_hj6vybdycr4zgqj">
         <w:r>
           <w:rPr>
             <w:rFonts w:ascii="Arial" w:cs="Arial" w:eastAsia="Arial" w:hAnsi="Arial"/>
@@ -13047,7 +13047,7 @@
             <w:pPr>
               <w:spacing w:after="20" w:before="0"/>
             </w:pPr>
-            <w:hyperlink w:history="1" r:id="rId6kfd1ut6i5zr_jheywjdj">
+            <w:hyperlink w:history="1" r:id="rId490xywjcftfilazv0bowr">
               <w:r>
                 <w:rPr>
                   <w:rFonts w:ascii="Arial" w:cs="Arial" w:eastAsia="Arial" w:hAnsi="Arial"/>
@@ -13080,7 +13080,7 @@
               <w:spacing w:after="10" w:before="0"/>
               <w:ind w:left="120"/>
             </w:pPr>
-            <w:hyperlink w:history="1" r:id="rId5jwx9b3eyf1_7zyagfa9n">
+            <w:hyperlink w:history="1" r:id="rIdxafso-p6huncdzw6adpr3">
               <w:r>
                 <w:rPr>
                   <w:rFonts w:ascii="Arial" w:cs="Arial" w:eastAsia="Arial" w:hAnsi="Arial"/>
@@ -13125,7 +13125,7 @@
             <w:pPr>
               <w:spacing w:after="20" w:before="0"/>
             </w:pPr>
-            <w:hyperlink w:history="1" r:id="rIdpcaa7ddmfyqwod_wfkwpc">
+            <w:hyperlink w:history="1" r:id="rIdymojkrwwawqahh_pbrqvz">
               <w:r>
                 <w:rPr>
                   <w:rFonts w:ascii="Arial" w:cs="Arial" w:eastAsia="Arial" w:hAnsi="Arial"/>
@@ -13158,7 +13158,7 @@
               <w:spacing w:after="10" w:before="0"/>
               <w:ind w:left="120"/>
             </w:pPr>
-            <w:hyperlink w:history="1" r:id="rIdur4jhbksittiws0c-zsfu">
+            <w:hyperlink w:history="1" r:id="rIdhlm_fz8b7j636ajkpgm87">
               <w:r>
                 <w:rPr>
                   <w:rFonts w:ascii="Arial" w:cs="Arial" w:eastAsia="Arial" w:hAnsi="Arial"/>
@@ -13353,7 +13353,7 @@
             <w:pPr>
               <w:spacing w:after="20" w:before="0"/>
             </w:pPr>
-            <w:hyperlink w:history="1" r:id="rIdojhylmkhu4l1qt3j7wsv2">
+            <w:hyperlink w:history="1" r:id="rIdmb6rhbn5vb0-mntjpuw8q">
               <w:r>
                 <w:rPr>
                   <w:rFonts w:ascii="Arial" w:cs="Arial" w:eastAsia="Arial" w:hAnsi="Arial"/>
@@ -13386,7 +13386,7 @@
               <w:spacing w:after="10" w:before="0"/>
               <w:ind w:left="120"/>
             </w:pPr>
-            <w:hyperlink w:history="1" r:id="rIdizcsgfarkxdjy9rdt8xr3">
+            <w:hyperlink w:history="1" r:id="rId6_gxx3tqq1_xmcnepc8hh">
               <w:r>
                 <w:rPr>
                   <w:rFonts w:ascii="Arial" w:cs="Arial" w:eastAsia="Arial" w:hAnsi="Arial"/>
@@ -13431,7 +13431,7 @@
             <w:pPr>
               <w:spacing w:after="20" w:before="0"/>
             </w:pPr>
-            <w:hyperlink w:history="1" r:id="rIdwplzl2_hynv2tl5cenexa">
+            <w:hyperlink w:history="1" r:id="rIdwcyfy2g5ja04vbjnsujwu">
               <w:r>
                 <w:rPr>
                   <w:rFonts w:ascii="Arial" w:cs="Arial" w:eastAsia="Arial" w:hAnsi="Arial"/>
@@ -13464,7 +13464,7 @@
               <w:spacing w:after="10" w:before="0"/>
               <w:ind w:left="120"/>
             </w:pPr>
-            <w:hyperlink w:history="1" r:id="rIdagta9almvbn6twbtffop9">
+            <w:hyperlink w:history="1" r:id="rId--vb0cjycpjbi5wt3vsx4">
               <w:r>
                 <w:rPr>
                   <w:rFonts w:ascii="Arial" w:cs="Arial" w:eastAsia="Arial" w:hAnsi="Arial"/>
@@ -13659,7 +13659,7 @@
             <w:pPr>
               <w:spacing w:after="20" w:before="0"/>
             </w:pPr>
-            <w:hyperlink w:history="1" r:id="rIdvmeowgw_p2skjnpu1drrl">
+            <w:hyperlink w:history="1" r:id="rIdyltencwy9ohbbqciyyg5i">
               <w:r>
                 <w:rPr>
                   <w:rFonts w:ascii="Arial" w:cs="Arial" w:eastAsia="Arial" w:hAnsi="Arial"/>
@@ -13708,7 +13708,7 @@
               <w:spacing w:after="10" w:before="0"/>
               <w:ind w:left="120"/>
             </w:pPr>
-            <w:hyperlink w:history="1" r:id="rIdumo6qecplgaig2iwkxbjy">
+            <w:hyperlink w:history="1" r:id="rIdij_mfqczh7thuy_czn312">
               <w:r>
                 <w:rPr>
                   <w:rFonts w:ascii="Arial" w:cs="Arial" w:eastAsia="Arial" w:hAnsi="Arial"/>
@@ -13753,7 +13753,7 @@
             <w:pPr>
               <w:spacing w:after="20" w:before="0"/>
             </w:pPr>
-            <w:hyperlink w:history="1" r:id="rIdmwubrq6pgdqskwhoppenr">
+            <w:hyperlink w:history="1" r:id="rIdpwacwu8x1pb-whrhvlo3c">
               <w:r>
                 <w:rPr>
                   <w:rFonts w:ascii="Arial" w:cs="Arial" w:eastAsia="Arial" w:hAnsi="Arial"/>
@@ -13786,7 +13786,7 @@
               <w:spacing w:after="10" w:before="0"/>
               <w:ind w:left="120"/>
             </w:pPr>
-            <w:hyperlink w:history="1" r:id="rId1e7zdrsbz321wauryop7k">
+            <w:hyperlink w:history="1" r:id="rIdcczkivv2ceqrj3wuyfpsu">
               <w:r>
                 <w:rPr>
                   <w:rFonts w:ascii="Arial" w:cs="Arial" w:eastAsia="Arial" w:hAnsi="Arial"/>
@@ -13981,7 +13981,7 @@
             <w:pPr>
               <w:spacing w:after="20" w:before="0"/>
             </w:pPr>
-            <w:hyperlink w:history="1" r:id="rIdv9r_pomvzdr-gckr0hcgv">
+            <w:hyperlink w:history="1" r:id="rIdwku9t8glpygfdzu8-r8o9">
               <w:r>
                 <w:rPr>
                   <w:rFonts w:ascii="Arial" w:cs="Arial" w:eastAsia="Arial" w:hAnsi="Arial"/>
@@ -14030,7 +14030,7 @@
               <w:spacing w:after="10" w:before="0"/>
               <w:ind w:left="120"/>
             </w:pPr>
-            <w:hyperlink w:history="1" r:id="rId9dycke2dkiwznsr_ingc9">
+            <w:hyperlink w:history="1" r:id="rId69i18fuasv3azpqcbgggk">
               <w:r>
                 <w:rPr>
                   <w:rFonts w:ascii="Arial" w:cs="Arial" w:eastAsia="Arial" w:hAnsi="Arial"/>
@@ -14075,7 +14075,7 @@
             <w:pPr>
               <w:spacing w:after="20" w:before="0"/>
             </w:pPr>
-            <w:hyperlink w:history="1" r:id="rIdqrt5jxtfgesj3a_7so-aj">
+            <w:hyperlink w:history="1" r:id="rIdnxc_0vkaz_eyllxa2s7nk">
               <w:r>
                 <w:rPr>
                   <w:rFonts w:ascii="Arial" w:cs="Arial" w:eastAsia="Arial" w:hAnsi="Arial"/>
@@ -14108,7 +14108,7 @@
               <w:spacing w:after="10" w:before="0"/>
               <w:ind w:left="120"/>
             </w:pPr>
-            <w:hyperlink w:history="1" r:id="rIdtygo_qlzagcse25zay7me">
+            <w:hyperlink w:history="1" r:id="rId14vjzr0uoqlr-eafispex">
               <w:r>
                 <w:rPr>
                   <w:rFonts w:ascii="Arial" w:cs="Arial" w:eastAsia="Arial" w:hAnsi="Arial"/>
@@ -14303,7 +14303,7 @@
             <w:pPr>
               <w:spacing w:after="20" w:before="0"/>
             </w:pPr>
-            <w:hyperlink w:history="1" r:id="rId8iaz-snhj4m5dok5z9vvv">
+            <w:hyperlink w:history="1" r:id="rIdmspuxfooxd2oggcmlevvk">
               <w:r>
                 <w:rPr>
                   <w:rFonts w:ascii="Arial" w:cs="Arial" w:eastAsia="Arial" w:hAnsi="Arial"/>
@@ -14352,7 +14352,7 @@
               <w:spacing w:after="10" w:before="0"/>
               <w:ind w:left="120"/>
             </w:pPr>
-            <w:hyperlink w:history="1" r:id="rIddve0wvuvw1d9hogpglrcl">
+            <w:hyperlink w:history="1" r:id="rIdqevhaar-gvnayfbeduhjv">
               <w:r>
                 <w:rPr>
                   <w:rFonts w:ascii="Arial" w:cs="Arial" w:eastAsia="Arial" w:hAnsi="Arial"/>
@@ -14397,7 +14397,7 @@
             <w:pPr>
               <w:spacing w:after="20" w:before="0"/>
             </w:pPr>
-            <w:hyperlink w:history="1" r:id="rIdpkg3485kln7ayeqciemp2">
+            <w:hyperlink w:history="1" r:id="rIdby0jdf3rqv8cdisy0e9un">
               <w:r>
                 <w:rPr>
                   <w:rFonts w:ascii="Arial" w:cs="Arial" w:eastAsia="Arial" w:hAnsi="Arial"/>
@@ -14446,7 +14446,7 @@
               <w:spacing w:after="10" w:before="0"/>
               <w:ind w:left="120"/>
             </w:pPr>
-            <w:hyperlink w:history="1" r:id="rIdvhc5zqnybfblzztqozi_k">
+            <w:hyperlink w:history="1" r:id="rIdqdvazsgdjkudllbtzrufe">
               <w:r>
                 <w:rPr>
                   <w:rFonts w:ascii="Arial" w:cs="Arial" w:eastAsia="Arial" w:hAnsi="Arial"/>
@@ -15110,7 +15110,7 @@
         </w:rPr>
         <w:t xml:space="preserve">© 2026 SeaVuria and ARES. Aligned with KICD objectives. Developed by SeaVuria; technical implementation by ARES (with AI assistance from Claude). Licensed under </w:t>
       </w:r>
-      <w:hyperlink w:history="1" r:id="rId0ajposrxwskfljmsr1srg">
+      <w:hyperlink w:history="1" r:id="rIdx9rb3pzmedqgx-fmfazis">
         <w:r>
           <w:rPr>
             <w:rFonts w:ascii="Arial" w:cs="Arial" w:eastAsia="Arial" w:hAnsi="Arial"/>
@@ -15131,7 +15131,7 @@
         </w:rPr>
         <w:t xml:space="preserve"> (</w:t>
       </w:r>
-      <w:hyperlink w:history="1" r:id="rIdidcuzw-xxvgqtdtwfxoih">
+      <w:hyperlink w:history="1" r:id="rIdpczr6t7eqzrfcyid-n_5q">
         <w:r>
           <w:rPr>
             <w:rFonts w:ascii="Arial" w:cs="Arial" w:eastAsia="Arial" w:hAnsi="Arial"/>
@@ -16303,7 +16303,7 @@
             <w:pPr>
               <w:spacing w:after="20" w:before="0"/>
             </w:pPr>
-            <w:hyperlink w:history="1" r:id="rIddn0pjuouqdmsyqpldstf4">
+            <w:hyperlink w:history="1" r:id="rIdv4caoy2ojkgnufqcgdbyi">
               <w:r>
                 <w:rPr>
                   <w:rFonts w:ascii="Arial" w:cs="Arial" w:eastAsia="Arial" w:hAnsi="Arial"/>
@@ -16336,7 +16336,7 @@
               <w:spacing w:after="10" w:before="0"/>
               <w:ind w:left="120"/>
             </w:pPr>
-            <w:hyperlink w:history="1" r:id="rIdbgsqgskdemgw4uvcobzbn">
+            <w:hyperlink w:history="1" r:id="rId3baoohmhqprahh3g9hd0q">
               <w:r>
                 <w:rPr>
                   <w:rFonts w:ascii="Arial" w:cs="Arial" w:eastAsia="Arial" w:hAnsi="Arial"/>
@@ -16381,7 +16381,7 @@
             <w:pPr>
               <w:spacing w:after="20" w:before="0"/>
             </w:pPr>
-            <w:hyperlink w:history="1" r:id="rIdycsejmz2byvejx_a_wge_">
+            <w:hyperlink w:history="1" r:id="rIdxdmfj2am4xghpk9jx5pgd">
               <w:r>
                 <w:rPr>
                   <w:rFonts w:ascii="Arial" w:cs="Arial" w:eastAsia="Arial" w:hAnsi="Arial"/>
@@ -16414,7 +16414,7 @@
               <w:spacing w:after="10" w:before="0"/>
               <w:ind w:left="120"/>
             </w:pPr>
-            <w:hyperlink w:history="1" r:id="rId_yc_vnxhpyew9alrmkdt1">
+            <w:hyperlink w:history="1" r:id="rIdujpl2e-hffy3jlg7ppb9s">
               <w:r>
                 <w:rPr>
                   <w:rFonts w:ascii="Arial" w:cs="Arial" w:eastAsia="Arial" w:hAnsi="Arial"/>
@@ -16609,7 +16609,7 @@
             <w:pPr>
               <w:spacing w:after="20" w:before="0"/>
             </w:pPr>
-            <w:hyperlink w:history="1" r:id="rIda9uxv5oh0_9ooaowf6rin">
+            <w:hyperlink w:history="1" r:id="rIdyqhyeqpvbhs_u931jbv19">
               <w:r>
                 <w:rPr>
                   <w:rFonts w:ascii="Arial" w:cs="Arial" w:eastAsia="Arial" w:hAnsi="Arial"/>
@@ -16642,7 +16642,7 @@
               <w:spacing w:after="10" w:before="0"/>
               <w:ind w:left="120"/>
             </w:pPr>
-            <w:hyperlink w:history="1" r:id="rId0vniiynmhkql9vsd3x3vb">
+            <w:hyperlink w:history="1" r:id="rId3lh8ygi-o29i_wrjeybrk">
               <w:r>
                 <w:rPr>
                   <w:rFonts w:ascii="Arial" w:cs="Arial" w:eastAsia="Arial" w:hAnsi="Arial"/>
@@ -16687,7 +16687,7 @@
             <w:pPr>
               <w:spacing w:after="20" w:before="0"/>
             </w:pPr>
-            <w:hyperlink w:history="1" r:id="rIdlxbcxydcpjrfkkzkbuoto">
+            <w:hyperlink w:history="1" r:id="rId1hlunt2nv9f7ohz2zdcq0">
               <w:r>
                 <w:rPr>
                   <w:rFonts w:ascii="Arial" w:cs="Arial" w:eastAsia="Arial" w:hAnsi="Arial"/>
@@ -16720,7 +16720,7 @@
               <w:spacing w:after="10" w:before="0"/>
               <w:ind w:left="120"/>
             </w:pPr>
-            <w:hyperlink w:history="1" r:id="rIdq8qpvi3ggvxzyoc_q9rwj">
+            <w:hyperlink w:history="1" r:id="rIdfqzie5cs81kn5yaw7i53l">
               <w:r>
                 <w:rPr>
                   <w:rFonts w:ascii="Arial" w:cs="Arial" w:eastAsia="Arial" w:hAnsi="Arial"/>
@@ -16915,7 +16915,7 @@
             <w:pPr>
               <w:spacing w:after="20" w:before="0"/>
             </w:pPr>
-            <w:hyperlink w:history="1" r:id="rIddbcg6tj2it0n_yfvp7dbu">
+            <w:hyperlink w:history="1" r:id="rIdiu5avrjmjkyx19cq_w8bf">
               <w:r>
                 <w:rPr>
                   <w:rFonts w:ascii="Arial" w:cs="Arial" w:eastAsia="Arial" w:hAnsi="Arial"/>
@@ -16948,7 +16948,7 @@
               <w:spacing w:after="10" w:before="0"/>
               <w:ind w:left="120"/>
             </w:pPr>
-            <w:hyperlink w:history="1" r:id="rId5yauoa3i2fiwj4c4ksjqm">
+            <w:hyperlink w:history="1" r:id="rIdckqxgirhdo-btjizyzaeb">
               <w:r>
                 <w:rPr>
                   <w:rFonts w:ascii="Arial" w:cs="Arial" w:eastAsia="Arial" w:hAnsi="Arial"/>
@@ -16993,7 +16993,7 @@
             <w:pPr>
               <w:spacing w:after="20" w:before="0"/>
             </w:pPr>
-            <w:hyperlink w:history="1" r:id="rIdj1a8worumxahf4tlufxsv">
+            <w:hyperlink w:history="1" r:id="rIdraremmc0eomppi5y8wxpl">
               <w:r>
                 <w:rPr>
                   <w:rFonts w:ascii="Arial" w:cs="Arial" w:eastAsia="Arial" w:hAnsi="Arial"/>
@@ -17026,7 +17026,7 @@
               <w:spacing w:after="10" w:before="0"/>
               <w:ind w:left="120"/>
             </w:pPr>
-            <w:hyperlink w:history="1" r:id="rIdnyzkaoziiqsejmuxq4y9b">
+            <w:hyperlink w:history="1" r:id="rIdpzk9d6g4ugvui379ek_hj">
               <w:r>
                 <w:rPr>
                   <w:rFonts w:ascii="Arial" w:cs="Arial" w:eastAsia="Arial" w:hAnsi="Arial"/>
@@ -17221,7 +17221,7 @@
             <w:pPr>
               <w:spacing w:after="20" w:before="0"/>
             </w:pPr>
-            <w:hyperlink w:history="1" r:id="rIdho8gc4jip8mkovr-voatp">
+            <w:hyperlink w:history="1" r:id="rIdeulum83nt0v8xykfc4bn2">
               <w:r>
                 <w:rPr>
                   <w:rFonts w:ascii="Arial" w:cs="Arial" w:eastAsia="Arial" w:hAnsi="Arial"/>
@@ -17254,7 +17254,7 @@
               <w:spacing w:after="10" w:before="0"/>
               <w:ind w:left="120"/>
             </w:pPr>
-            <w:hyperlink w:history="1" r:id="rIdkcgebb3yw16nrmtxugk34">
+            <w:hyperlink w:history="1" r:id="rIdcx2fw_sb6xhkxgo0ctwm8">
               <w:r>
                 <w:rPr>
                   <w:rFonts w:ascii="Arial" w:cs="Arial" w:eastAsia="Arial" w:hAnsi="Arial"/>
@@ -17299,7 +17299,7 @@
             <w:pPr>
               <w:spacing w:after="20" w:before="0"/>
             </w:pPr>
-            <w:hyperlink w:history="1" r:id="rId75jtqjej9vqhyt-adjy8b">
+            <w:hyperlink w:history="1" r:id="rIdquogvw2iczc1-e5hnzi-m">
               <w:r>
                 <w:rPr>
                   <w:rFonts w:ascii="Arial" w:cs="Arial" w:eastAsia="Arial" w:hAnsi="Arial"/>
@@ -17332,7 +17332,7 @@
               <w:spacing w:after="10" w:before="0"/>
               <w:ind w:left="120"/>
             </w:pPr>
-            <w:hyperlink w:history="1" r:id="rIdoqqhac3-yc_fkwbpqtlj4">
+            <w:hyperlink w:history="1" r:id="rIdd45pxpcah6ppqf4ifgr-l">
               <w:r>
                 <w:rPr>
                   <w:rFonts w:ascii="Arial" w:cs="Arial" w:eastAsia="Arial" w:hAnsi="Arial"/>
@@ -17527,7 +17527,7 @@
             <w:pPr>
               <w:spacing w:after="20" w:before="0"/>
             </w:pPr>
-            <w:hyperlink w:history="1" r:id="rIdqk2xd7bg1n-ucnl-uhphl">
+            <w:hyperlink w:history="1" r:id="rIdqyf20pvqwbxfckvf8duvm">
               <w:r>
                 <w:rPr>
                   <w:rFonts w:ascii="Arial" w:cs="Arial" w:eastAsia="Arial" w:hAnsi="Arial"/>
@@ -17576,7 +17576,7 @@
               <w:spacing w:after="10" w:before="0"/>
               <w:ind w:left="120"/>
             </w:pPr>
-            <w:hyperlink w:history="1" r:id="rIdiqqnwowl9gcvsuajbw6bf">
+            <w:hyperlink w:history="1" r:id="rIdvmiwakct4rbl3vj3ym3nx">
               <w:r>
                 <w:rPr>
                   <w:rFonts w:ascii="Arial" w:cs="Arial" w:eastAsia="Arial" w:hAnsi="Arial"/>
@@ -17621,7 +17621,7 @@
             <w:pPr>
               <w:spacing w:after="20" w:before="0"/>
             </w:pPr>
-            <w:hyperlink w:history="1" r:id="rId7ymqn0hqqd4st7kqnkodj">
+            <w:hyperlink w:history="1" r:id="rIdqd4kuohphpcveov4ycowf">
               <w:r>
                 <w:rPr>
                   <w:rFonts w:ascii="Arial" w:cs="Arial" w:eastAsia="Arial" w:hAnsi="Arial"/>
@@ -17654,7 +17654,7 @@
               <w:spacing w:after="10" w:before="0"/>
               <w:ind w:left="120"/>
             </w:pPr>
-            <w:hyperlink w:history="1" r:id="rId--xvxcrn3jdhsk2fgqevq">
+            <w:hyperlink w:history="1" r:id="rIdfa5_g9w2uz1n7nldrdfvn">
               <w:r>
                 <w:rPr>
                   <w:rFonts w:ascii="Arial" w:cs="Arial" w:eastAsia="Arial" w:hAnsi="Arial"/>
@@ -17728,7 +17728,7 @@
                 <w:sz w:val="18"/>
                 <w:szCs w:val="18"/>
               </w:rPr>
-              <w:t xml:space="preserve">Say: 'Take out the plant cell model diagram you built in Lessons 3 and 4. Pick up a different coloured pen — we are adding a new layer today: function labels. For every organelle on your diagram, write a maximum 6-word phrase describing its job. Six words — no more — make it sharp and precise.' [Project a model example on the board showing the format: organelle name + short function phrase, with a phenomenon arrow to a wilted leaf sketch.] 'You also need to draw at least one phenomenon arrow — connecting an organelle function directly to something we observed in Lesson 1: the wilting sukuma wiki leaf.' [WAIT TIME 10 seconds for learners to locate their diagrams and pens before starting.] Set a 5-minute timer. At the 3-minute mark, say: 'You should have at least 5 function labels by now — if you have fewer than 3, focus on the three plant-specific organelles first: chloroplast, cell wall, vacuole — those are the ones most directly connected to our phenomenon.' After 5 minutes, cold-call 2 learners to share their phenomenon arrow annotation: 'Adhiambo — read us your phenomenon arrow label.' After each sharing, ask: 'Does anyone want to add to what Adhiambo said?' [WAIT TIME 10 seconds.] Close by saying: 'Your model now has both structure — from Lessons 3 and 4 — AND function — from today. In Lessons 6, 7, and 8, we will zoom out: how do cells that all do the same function group together, and how do those groups build up to the whole sukuma wiki plant — or the whole human being in Nairobi?'</w:t>
+              <w:t xml:space="preserve">Say: 'Take out the plant cell model diagram you built in Lesson 4. Pick up a different coloured pen — we are adding a new layer today: function labels. For every organelle on your diagram, write a maximum 6-word phrase describing its job. Six words — no more — make it sharp and precise.' [Project a model example on the board showing the format: organelle name + short function phrase, with a phenomenon arrow to a wilted leaf sketch.] 'You also need to draw at least one phenomenon arrow — connecting an organelle function directly to something we observed in Lesson 1: the wilting sukuma wiki leaf.' [WAIT TIME 10 seconds for learners to locate their diagrams and pens before starting.] Set a 5-minute timer. At the 3-minute mark, say: 'You should have at least 5 function labels by now — if you have fewer than 3, focus on the three plant-specific organelles first: chloroplast, cell wall, vacuole — those are the ones most directly connected to our phenomenon.' After 5 minutes, cold-call 2 learners to share their phenomenon arrow annotation: 'Adhiambo — read us your phenomenon arrow label.' After each sharing, ask: 'Does anyone want to add to what Adhiambo said?' [WAIT TIME 10 seconds.] Close by saying: 'Your model now has both structure — from Lessons 3 and 4 — AND function — from today. In Lessons 6, 7, and 8, we will zoom out: how do cells that all do the same function group together, and how do those groups build up to the whole sukuma wiki plant — or the whole human being in Nairobi?'</w:t>
             </w:r>
           </w:p>
         </w:tc>
@@ -18242,7 +18242,7 @@
         </w:rPr>
         <w:t xml:space="preserve">© 2026 SeaVuria and ARES. Aligned with KICD objectives. Developed by SeaVuria; technical implementation by ARES (with AI assistance from Claude). Licensed under </w:t>
       </w:r>
-      <w:hyperlink w:history="1" r:id="rIdnum5jw6mrilfbs8pwwou3">
+      <w:hyperlink w:history="1" r:id="rId4urwebij9hxmkkihnrqss">
         <w:r>
           <w:rPr>
             <w:rFonts w:ascii="Arial" w:cs="Arial" w:eastAsia="Arial" w:hAnsi="Arial"/>
@@ -18263,7 +18263,7 @@
         </w:rPr>
         <w:t xml:space="preserve"> (</w:t>
       </w:r>
-      <w:hyperlink w:history="1" r:id="rIdnw2-d7yfjda5auphforho">
+      <w:hyperlink w:history="1" r:id="rIdnhdccail3bgxg0kvtlv5g">
         <w:r>
           <w:rPr>
             <w:rFonts w:ascii="Arial" w:cs="Arial" w:eastAsia="Arial" w:hAnsi="Arial"/>
@@ -19475,7 +19475,7 @@
             <w:pPr>
               <w:spacing w:after="20" w:before="0"/>
             </w:pPr>
-            <w:hyperlink w:history="1" r:id="rIdizjb5opg-e10unx6mbgoo">
+            <w:hyperlink w:history="1" r:id="rIdnpo7-wstymwo7b_geqejg">
               <w:r>
                 <w:rPr>
                   <w:rFonts w:ascii="Arial" w:cs="Arial" w:eastAsia="Arial" w:hAnsi="Arial"/>
@@ -19508,7 +19508,7 @@
               <w:spacing w:after="10" w:before="0"/>
               <w:ind w:left="120"/>
             </w:pPr>
-            <w:hyperlink w:history="1" r:id="rId2rergqfpjicfhglpppdeu">
+            <w:hyperlink w:history="1" r:id="rIdvyphfnvaqlqdw07rs2lg1">
               <w:r>
                 <w:rPr>
                   <w:rFonts w:ascii="Arial" w:cs="Arial" w:eastAsia="Arial" w:hAnsi="Arial"/>
@@ -19553,7 +19553,7 @@
             <w:pPr>
               <w:spacing w:after="20" w:before="0"/>
             </w:pPr>
-            <w:hyperlink w:history="1" r:id="rIdi2gk1qrchquq0d_fbjnhk">
+            <w:hyperlink w:history="1" r:id="rIdrx80esgjqxs6vqeb_qn7x">
               <w:r>
                 <w:rPr>
                   <w:rFonts w:ascii="Arial" w:cs="Arial" w:eastAsia="Arial" w:hAnsi="Arial"/>
@@ -19602,7 +19602,7 @@
               <w:spacing w:after="10" w:before="0"/>
               <w:ind w:left="120"/>
             </w:pPr>
-            <w:hyperlink w:history="1" r:id="rIds8ndudxx-w8nhpildwtgk">
+            <w:hyperlink w:history="1" r:id="rIdtokrhnypmt_eovvfq9ga-">
               <w:r>
                 <w:rPr>
                   <w:rFonts w:ascii="Arial" w:cs="Arial" w:eastAsia="Arial" w:hAnsi="Arial"/>
@@ -19797,7 +19797,7 @@
             <w:pPr>
               <w:spacing w:after="20" w:before="0"/>
             </w:pPr>
-            <w:hyperlink w:history="1" r:id="rIdp-qgmyd25za8oo-2aob0z">
+            <w:hyperlink w:history="1" r:id="rIdwimu4stxjkpsn7wgpnq76">
               <w:r>
                 <w:rPr>
                   <w:rFonts w:ascii="Arial" w:cs="Arial" w:eastAsia="Arial" w:hAnsi="Arial"/>
@@ -19830,7 +19830,7 @@
               <w:spacing w:after="10" w:before="0"/>
               <w:ind w:left="120"/>
             </w:pPr>
-            <w:hyperlink w:history="1" r:id="rId1sib_sjpuyzmsdclssua7">
+            <w:hyperlink w:history="1" r:id="rIdz2hmlz594f6r2ggk_lx9b">
               <w:r>
                 <w:rPr>
                   <w:rFonts w:ascii="Arial" w:cs="Arial" w:eastAsia="Arial" w:hAnsi="Arial"/>
@@ -19875,7 +19875,7 @@
             <w:pPr>
               <w:spacing w:after="20" w:before="0"/>
             </w:pPr>
-            <w:hyperlink w:history="1" r:id="rIdnt390pwzpebbif3s8d51e">
+            <w:hyperlink w:history="1" r:id="rIdz65zfvmhsenpls9phhsyo">
               <w:r>
                 <w:rPr>
                   <w:rFonts w:ascii="Arial" w:cs="Arial" w:eastAsia="Arial" w:hAnsi="Arial"/>
@@ -19924,7 +19924,7 @@
               <w:spacing w:after="10" w:before="0"/>
               <w:ind w:left="120"/>
             </w:pPr>
-            <w:hyperlink w:history="1" r:id="rId8x9mtmaecib8akht-nfwg">
+            <w:hyperlink w:history="1" r:id="rIdhmoj9posbmy7rtlvoi-e9">
               <w:r>
                 <w:rPr>
                   <w:rFonts w:ascii="Arial" w:cs="Arial" w:eastAsia="Arial" w:hAnsi="Arial"/>
@@ -20119,7 +20119,7 @@
             <w:pPr>
               <w:spacing w:after="20" w:before="0"/>
             </w:pPr>
-            <w:hyperlink w:history="1" r:id="rIdrdxib3wuxyv8_ojld1-ws">
+            <w:hyperlink w:history="1" r:id="rIdoovgtbjwcdcshmqbmlopg">
               <w:r>
                 <w:rPr>
                   <w:rFonts w:ascii="Arial" w:cs="Arial" w:eastAsia="Arial" w:hAnsi="Arial"/>
@@ -20168,7 +20168,7 @@
               <w:spacing w:after="10" w:before="0"/>
               <w:ind w:left="120"/>
             </w:pPr>
-            <w:hyperlink w:history="1" r:id="rIddufi_jfgmm9b43u89teec">
+            <w:hyperlink w:history="1" r:id="rId7lkfulp-wy1doygbkac-t">
               <w:r>
                 <w:rPr>
                   <w:rFonts w:ascii="Arial" w:cs="Arial" w:eastAsia="Arial" w:hAnsi="Arial"/>
@@ -20213,7 +20213,7 @@
             <w:pPr>
               <w:spacing w:after="20" w:before="0"/>
             </w:pPr>
-            <w:hyperlink w:history="1" r:id="rIdgghmo-mrltmif4co_3xej">
+            <w:hyperlink w:history="1" r:id="rIdnpeu6xnk3bfswoe-4bfxn">
               <w:r>
                 <w:rPr>
                   <w:rFonts w:ascii="Arial" w:cs="Arial" w:eastAsia="Arial" w:hAnsi="Arial"/>
@@ -20262,7 +20262,7 @@
               <w:spacing w:after="10" w:before="0"/>
               <w:ind w:left="120"/>
             </w:pPr>
-            <w:hyperlink w:history="1" r:id="rIdmheyt10gvnv4uod03ekzp">
+            <w:hyperlink w:history="1" r:id="rIdtwwlyzszzc7mlivvj9hkl">
               <w:r>
                 <w:rPr>
                   <w:rFonts w:ascii="Arial" w:cs="Arial" w:eastAsia="Arial" w:hAnsi="Arial"/>
@@ -20457,7 +20457,7 @@
             <w:pPr>
               <w:spacing w:after="20" w:before="0"/>
             </w:pPr>
-            <w:hyperlink w:history="1" r:id="rId7otdjng7p3mxglakqookj">
+            <w:hyperlink w:history="1" r:id="rIdi5u_kmg2oajxz6mppgk_j">
               <w:r>
                 <w:rPr>
                   <w:rFonts w:ascii="Arial" w:cs="Arial" w:eastAsia="Arial" w:hAnsi="Arial"/>
@@ -20506,7 +20506,7 @@
               <w:spacing w:after="10" w:before="0"/>
               <w:ind w:left="120"/>
             </w:pPr>
-            <w:hyperlink w:history="1" r:id="rId7nnw0y1zc7mpkfhws4put">
+            <w:hyperlink w:history="1" r:id="rIdtqck8-8okkfx4_zkgmnwj">
               <w:r>
                 <w:rPr>
                   <w:rFonts w:ascii="Arial" w:cs="Arial" w:eastAsia="Arial" w:hAnsi="Arial"/>
@@ -20551,7 +20551,7 @@
             <w:pPr>
               <w:spacing w:after="20" w:before="0"/>
             </w:pPr>
-            <w:hyperlink w:history="1" r:id="rIdw_4gbrsviocovh1ir0xfu">
+            <w:hyperlink w:history="1" r:id="rIdfgcne9v_kdrlquc4fuo1l">
               <w:r>
                 <w:rPr>
                   <w:rFonts w:ascii="Arial" w:cs="Arial" w:eastAsia="Arial" w:hAnsi="Arial"/>
@@ -20600,7 +20600,7 @@
               <w:spacing w:after="10" w:before="0"/>
               <w:ind w:left="120"/>
             </w:pPr>
-            <w:hyperlink w:history="1" r:id="rIdumxfbm7zmqkq4nw2i4e0s">
+            <w:hyperlink w:history="1" r:id="rIdbs9hcwyoyfwvhljjuf58g">
               <w:r>
                 <w:rPr>
                   <w:rFonts w:ascii="Arial" w:cs="Arial" w:eastAsia="Arial" w:hAnsi="Arial"/>
@@ -20795,7 +20795,7 @@
             <w:pPr>
               <w:spacing w:after="20" w:before="0"/>
             </w:pPr>
-            <w:hyperlink w:history="1" r:id="rIdm1nhmyxz65jdeqatldzow">
+            <w:hyperlink w:history="1" r:id="rIdp9woajcybhwlnrueh_sdi">
               <w:r>
                 <w:rPr>
                   <w:rFonts w:ascii="Arial" w:cs="Arial" w:eastAsia="Arial" w:hAnsi="Arial"/>
@@ -20844,7 +20844,7 @@
               <w:spacing w:after="10" w:before="0"/>
               <w:ind w:left="120"/>
             </w:pPr>
-            <w:hyperlink w:history="1" r:id="rIdh2e6obpmxdeprhwvvdh7e">
+            <w:hyperlink w:history="1" r:id="rIdsnfir-ke0srdzaax8be04">
               <w:r>
                 <w:rPr>
                   <w:rFonts w:ascii="Arial" w:cs="Arial" w:eastAsia="Arial" w:hAnsi="Arial"/>
@@ -20889,7 +20889,7 @@
             <w:pPr>
               <w:spacing w:after="20" w:before="0"/>
             </w:pPr>
-            <w:hyperlink w:history="1" r:id="rIdexr1wzwg4cdr0nrrfawfq">
+            <w:hyperlink w:history="1" r:id="rIdxw74dptt7d4loaalzpzfz">
               <w:r>
                 <w:rPr>
                   <w:rFonts w:ascii="Arial" w:cs="Arial" w:eastAsia="Arial" w:hAnsi="Arial"/>
@@ -20938,7 +20938,7 @@
               <w:spacing w:after="10" w:before="0"/>
               <w:ind w:left="120"/>
             </w:pPr>
-            <w:hyperlink w:history="1" r:id="rId8txd3wu3a_f_a5ndshkkv">
+            <w:hyperlink w:history="1" r:id="rIdnl6isbdezogx93oypb7cl">
               <w:r>
                 <w:rPr>
                   <w:rFonts w:ascii="Arial" w:cs="Arial" w:eastAsia="Arial" w:hAnsi="Arial"/>
@@ -20980,7 +20980,7 @@
                 <w:sz w:val="18"/>
                 <w:szCs w:val="18"/>
               </w:rPr>
-              <w:t xml:space="preserve">In the final 4 minutes, learners open their cumulative science journal model — the annotated cell diagram they have been building and revising since Lesson 2. They add a new outer frame around their existing cell drawing: a bracket labelled 'TISSUE (many cells like this)', a second larger bracket labelled 'ORGAN (e.g., leaf / stomach)', a third labelled 'ORGAN SYSTEM (e.g., shoot system / digestive system)', and a final label 'ORGANISM (sukuma wiki plant / human being in Nairobi)'. Inside the cell, learners draw a small star next to the organelle they argued was 'most important at the cell level' during the Explain Phase debrief, and write a one-sentence justification next to it. This revision zooms the model from organelle-level detail (Lessons 3–5) to organism-level context (Lesson 6), making the full hierarchy visible in a single annotated diagram.</w:t>
+              <w:t xml:space="preserve">In the final 4 minutes, learners open their cumulative science journal model — the annotated cell diagram they have been building and revising since Lesson 1. They add a new outer frame around their existing cell drawing: a bracket labelled 'TISSUE (many cells like this)', a second larger bracket labelled 'ORGAN (e.g., leaf / stomach)', a third labelled 'ORGAN SYSTEM (e.g., shoot system / digestive system)', and a final label 'ORGANISM (sukuma wiki plant / human being in Nairobi)'. Inside the cell, learners draw a small star next to the organelle they argued was 'most important at the cell level' during the Explain Phase debrief, and write a one-sentence justification next to it. This revision zooms the model from organelle-level detail (Lessons 3–5) to organism-level context (Lesson 6), making the full hierarchy visible in a single annotated diagram.</w:t>
             </w:r>
           </w:p>
         </w:tc>
@@ -21450,7 +21450,7 @@
         </w:rPr>
         <w:t xml:space="preserve">© 2026 SeaVuria and ARES. Aligned with KICD objectives. Developed by SeaVuria; technical implementation by ARES (with AI assistance from Claude). Licensed under </w:t>
       </w:r>
-      <w:hyperlink w:history="1" r:id="rIdqooez82io5wpw9ps7nxvv">
+      <w:hyperlink w:history="1" r:id="rIdsa9rrvwhrxke-fsld3ejj">
         <w:r>
           <w:rPr>
             <w:rFonts w:ascii="Arial" w:cs="Arial" w:eastAsia="Arial" w:hAnsi="Arial"/>
@@ -21471,7 +21471,7 @@
         </w:rPr>
         <w:t xml:space="preserve"> (</w:t>
       </w:r>
-      <w:hyperlink w:history="1" r:id="rId8ycc-uzgn7chocajirrao">
+      <w:hyperlink w:history="1" r:id="rId0ybl0d1jbacxnducu44wk">
         <w:r>
           <w:rPr>
             <w:rFonts w:ascii="Arial" w:cs="Arial" w:eastAsia="Arial" w:hAnsi="Arial"/>
@@ -22484,7 +22484,7 @@
             <w:pPr>
               <w:spacing w:after="20" w:before="0"/>
             </w:pPr>
-            <w:hyperlink w:history="1" r:id="rIdadch_nzclsb7wyvqrbcvd">
+            <w:hyperlink w:history="1" r:id="rIdmgzehpsasdy65cotgngyt">
               <w:r>
                 <w:rPr>
                   <w:rFonts w:ascii="Arial" w:cs="Arial" w:eastAsia="Arial" w:hAnsi="Arial"/>
@@ -22517,7 +22517,7 @@
               <w:spacing w:after="10" w:before="0"/>
               <w:ind w:left="120"/>
             </w:pPr>
-            <w:hyperlink w:history="1" r:id="rIdyvqvhwguyqgareq6gpv_k">
+            <w:hyperlink w:history="1" r:id="rIdbqq44iagn_vcitsqpi_fn">
               <w:r>
                 <w:rPr>
                   <w:rFonts w:ascii="Arial" w:cs="Arial" w:eastAsia="Arial" w:hAnsi="Arial"/>
@@ -22562,7 +22562,7 @@
             <w:pPr>
               <w:spacing w:after="20" w:before="0"/>
             </w:pPr>
-            <w:hyperlink w:history="1" r:id="rIdzmw1pxbal9ox-os9bycnb">
+            <w:hyperlink w:history="1" r:id="rId52l7wicenera3tlifha8r">
               <w:r>
                 <w:rPr>
                   <w:rFonts w:ascii="Arial" w:cs="Arial" w:eastAsia="Arial" w:hAnsi="Arial"/>
@@ -22595,7 +22595,7 @@
               <w:spacing w:after="10" w:before="0"/>
               <w:ind w:left="120"/>
             </w:pPr>
-            <w:hyperlink w:history="1" r:id="rIduq4trmfnpkbtsvje3lnqd">
+            <w:hyperlink w:history="1" r:id="rIdwivysd8qpb-k4vg7-_al6">
               <w:r>
                 <w:rPr>
                   <w:rFonts w:ascii="Arial" w:cs="Arial" w:eastAsia="Arial" w:hAnsi="Arial"/>
@@ -22669,7 +22669,7 @@
                 <w:sz w:val="18"/>
                 <w:szCs w:val="18"/>
               </w:rPr>
-              <w:t xml:space="preserve">Distribute planning sheets and materials inventory list. Say: 'Before you touch any materials, I want you to think like a scientist — or like engineer Wangari Maathai planning before she planted. Fill in your planning sheet. You have 8 minutes.' [Start timer visibly.] Circulate silently for the first 3 minutes — do NOT answer questions, let learners wrestle. After 3 minutes, prompt struggling learners with: 'Look back at the electron microscope photomicrograph from Lesson 3 — what shape does that organelle have? Now look at your materials.' After 8 minutes, cold-call 3 learners (ensure gender balance): 'Amina, which material did you choose for the mitochondrion and why?' [WAIT 12 seconds after question before accepting answer.] 'Omondi, do you agree with Amina's choice? Why or why not?' [WAIT 10 seconds.] 'Chebet, you chose a plant cell — what material represents your vacuole and what is your reason?' [WAIT 12 seconds.] Record 3–4 key predictions on the board under the heading: 'OUR PREDICTIONS — We will see if the model supports these choices.'</w:t>
+              <w:t xml:space="preserve">Distribute planning sheets and materials inventory list. Say: 'Before you touch any materials, I want you to think like a scientist — or like engineer Wangari Maathai planning before she planted. Fill in your planning sheet. You have 8 minutes.' [Start timer visibly.] Circulate silently for the first 3 minutes — do NOT answer questions, let learners wrestle. After 3 minutes, prompt struggling learners with: 'Look back at the electron microscope photomicrographs from Lessons 3 and 4 — what shape does that organelle have? Now look at your materials.' After 8 minutes, cold-call 3 learners (ensure gender balance): 'Amina, which material did you choose for the mitochondrion and why?' [WAIT 12 seconds after question before accepting answer.] 'Omondi, do you agree with Amina's choice? Why or why not?' [WAIT 10 seconds.] 'Chebet, you chose a plant cell — what material represents your vacuole and what is your reason?' [WAIT 12 seconds.] Record 3–4 key predictions on the board under the heading: 'OUR PREDICTIONS — We will see if the model supports these choices.'</w:t>
             </w:r>
           </w:p>
         </w:tc>
@@ -22790,7 +22790,7 @@
             <w:pPr>
               <w:spacing w:after="20" w:before="0"/>
             </w:pPr>
-            <w:hyperlink w:history="1" r:id="rId-m85idojh9hvldrl5ga6i">
+            <w:hyperlink w:history="1" r:id="rIdtg9-ul00fokwwfnarxsp4">
               <w:r>
                 <w:rPr>
                   <w:rFonts w:ascii="Arial" w:cs="Arial" w:eastAsia="Arial" w:hAnsi="Arial"/>
@@ -22823,7 +22823,7 @@
               <w:spacing w:after="10" w:before="0"/>
               <w:ind w:left="120"/>
             </w:pPr>
-            <w:hyperlink w:history="1" r:id="rIdi1mgrkd-sovg-cwolskv4">
+            <w:hyperlink w:history="1" r:id="rIdrdsmrng9t5oq71jvgn7mz">
               <w:r>
                 <w:rPr>
                   <w:rFonts w:ascii="Arial" w:cs="Arial" w:eastAsia="Arial" w:hAnsi="Arial"/>
@@ -22868,7 +22868,7 @@
             <w:pPr>
               <w:spacing w:after="20" w:before="0"/>
             </w:pPr>
-            <w:hyperlink w:history="1" r:id="rIdxqrs12igbfssiyxifzmdp">
+            <w:hyperlink w:history="1" r:id="rIdbxdiyhfsgtzykuhayt-hr">
               <w:r>
                 <w:rPr>
                   <w:rFonts w:ascii="Arial" w:cs="Arial" w:eastAsia="Arial" w:hAnsi="Arial"/>
@@ -22901,7 +22901,7 @@
               <w:spacing w:after="10" w:before="0"/>
               <w:ind w:left="120"/>
             </w:pPr>
-            <w:hyperlink w:history="1" r:id="rIdnwqfub7zjtjdzqwk4hjrz">
+            <w:hyperlink w:history="1" r:id="rIdalbefwgyulo0lluqganor">
               <w:r>
                 <w:rPr>
                   <w:rFonts w:ascii="Arial" w:cs="Arial" w:eastAsia="Arial" w:hAnsi="Arial"/>
@@ -22975,7 +22975,7 @@
                 <w:sz w:val="18"/>
                 <w:szCs w:val="18"/>
               </w:rPr>
-              <w:t xml:space="preserve">Direct learners: 'Open the ARES lesson — go to the Observe tab and find the electron microscope images from Lesson 3. You have 5 minutes to look carefully at the images one more time before you build. Use this as your blueprint — just like a fundi (artisan) in Nairobi uses a blueprint before constructing a building.' [Set 5-minute timer.] After 5 minutes, say: 'Now, one learner at a time from each row, collect your materials from the Materials Table. Take only what is on your plan.' While learners collect materials, teacher stands at the Materials Table and asks 2 targeted questions to learners as they collect: (1) 'You are picking up string — which organelle is that for, and how does string capture the structure of the endoplasmic reticulum?' [WAIT 10 seconds.] (2) 'You chose bean seeds for the nucleus — what feature of a bean seed reminds you of the nucleus?' [WAIT 12 seconds.] Record any notable revised choices on the board under: 'REVISED PREDICTIONS — New evidence changed our thinking.'</w:t>
+              <w:t xml:space="preserve">Direct learners: 'Open the ARES lesson — go to the Observe tab and find the electron microscope images from Lessons 3 and 4. You have 5 minutes to look carefully at the images one more time before you build. Use this as your blueprint — just like a fundi (artisan) in Nairobi uses a blueprint before constructing a building.' [Set 5-minute timer.] After 5 minutes, say: 'Now, one learner at a time from each row, collect your materials from the Materials Table. Take only what is on your plan.' While learners collect materials, teacher stands at the Materials Table and asks 2 targeted questions to learners as they collect: (1) 'You are picking up string — which organelle is that for, and how does string capture the structure of the endoplasmic reticulum?' [WAIT 10 seconds.] (2) 'You chose bean seeds for the nucleus — what feature of a bean seed reminds you of the nucleus?' [WAIT 12 seconds.] Record any notable revised choices on the board under: 'REVISED PREDICTIONS — New evidence changed our thinking.'</w:t>
             </w:r>
           </w:p>
         </w:tc>
@@ -23096,7 +23096,7 @@
             <w:pPr>
               <w:spacing w:after="20" w:before="0"/>
             </w:pPr>
-            <w:hyperlink w:history="1" r:id="rIdb8drmvyvuvl98s2ro6dsu">
+            <w:hyperlink w:history="1" r:id="rId50lnlzxoqdhv0tsjdzvpl">
               <w:r>
                 <w:rPr>
                   <w:rFonts w:ascii="Arial" w:cs="Arial" w:eastAsia="Arial" w:hAnsi="Arial"/>
@@ -23129,7 +23129,7 @@
               <w:spacing w:after="10" w:before="0"/>
               <w:ind w:left="120"/>
             </w:pPr>
-            <w:hyperlink w:history="1" r:id="rIdns9w_8cf6c3mf_b_bj7ek">
+            <w:hyperlink w:history="1" r:id="rIdbi4ccnk5vbmkjb5gahake">
               <w:r>
                 <w:rPr>
                   <w:rFonts w:ascii="Arial" w:cs="Arial" w:eastAsia="Arial" w:hAnsi="Arial"/>
@@ -23174,7 +23174,7 @@
             <w:pPr>
               <w:spacing w:after="20" w:before="0"/>
             </w:pPr>
-            <w:hyperlink w:history="1" r:id="rId2judotdes16ucdhmaoxvv">
+            <w:hyperlink w:history="1" r:id="rIdbp-idw4nkwxzkglrfiwht">
               <w:r>
                 <w:rPr>
                   <w:rFonts w:ascii="Arial" w:cs="Arial" w:eastAsia="Arial" w:hAnsi="Arial"/>
@@ -23223,7 +23223,7 @@
               <w:spacing w:after="10" w:before="0"/>
               <w:ind w:left="120"/>
             </w:pPr>
-            <w:hyperlink w:history="1" r:id="rIdeuoquseo5uhoxfgar4bdc">
+            <w:hyperlink w:history="1" r:id="rIdkz8c7gavay8qhhfllxk4z">
               <w:r>
                 <w:rPr>
                   <w:rFonts w:ascii="Arial" w:cs="Arial" w:eastAsia="Arial" w:hAnsi="Arial"/>
@@ -23418,7 +23418,7 @@
             <w:pPr>
               <w:spacing w:after="20" w:before="0"/>
             </w:pPr>
-            <w:hyperlink w:history="1" r:id="rIdstplcoipvmyn7vsmlq1hi">
+            <w:hyperlink w:history="1" r:id="rIdoiewnbf26o_a2-jso5d_1">
               <w:r>
                 <w:rPr>
                   <w:rFonts w:ascii="Arial" w:cs="Arial" w:eastAsia="Arial" w:hAnsi="Arial"/>
@@ -23451,7 +23451,7 @@
               <w:spacing w:after="10" w:before="0"/>
               <w:ind w:left="120"/>
             </w:pPr>
-            <w:hyperlink w:history="1" r:id="rId5wtxvo5j8anjbq1hlpn4x">
+            <w:hyperlink w:history="1" r:id="rIdfrk1zp98juwrdahbq-kkd">
               <w:r>
                 <w:rPr>
                   <w:rFonts w:ascii="Arial" w:cs="Arial" w:eastAsia="Arial" w:hAnsi="Arial"/>
@@ -23496,7 +23496,7 @@
             <w:pPr>
               <w:spacing w:after="20" w:before="0"/>
             </w:pPr>
-            <w:hyperlink w:history="1" r:id="rIdvg_heky5fc3dby7vk3_no">
+            <w:hyperlink w:history="1" r:id="rIdxzwolkx5oe167vuqakzh4">
               <w:r>
                 <w:rPr>
                   <w:rFonts w:ascii="Arial" w:cs="Arial" w:eastAsia="Arial" w:hAnsi="Arial"/>
@@ -23545,7 +23545,7 @@
               <w:spacing w:after="10" w:before="0"/>
               <w:ind w:left="120"/>
             </w:pPr>
-            <w:hyperlink w:history="1" r:id="rId8ybpwgdm8l9kdtaxkxlgq">
+            <w:hyperlink w:history="1" r:id="rIdpg2ejszrts-r4kez_pth1">
               <w:r>
                 <w:rPr>
                   <w:rFonts w:ascii="Arial" w:cs="Arial" w:eastAsia="Arial" w:hAnsi="Arial"/>
@@ -23740,7 +23740,7 @@
             <w:pPr>
               <w:spacing w:after="20" w:before="0"/>
             </w:pPr>
-            <w:hyperlink w:history="1" r:id="rIdpmv3tsm679xgp9ylkfp6f">
+            <w:hyperlink w:history="1" r:id="rIduiotlmpgczv3d5rbxfsuw">
               <w:r>
                 <w:rPr>
                   <w:rFonts w:ascii="Arial" w:cs="Arial" w:eastAsia="Arial" w:hAnsi="Arial"/>
@@ -23773,7 +23773,7 @@
               <w:spacing w:after="10" w:before="0"/>
               <w:ind w:left="120"/>
             </w:pPr>
-            <w:hyperlink w:history="1" r:id="rId4swjxqx9c5qqk-inv8okt">
+            <w:hyperlink w:history="1" r:id="rIdnw5t_mtzizggndaljg5zm">
               <w:r>
                 <w:rPr>
                   <w:rFonts w:ascii="Arial" w:cs="Arial" w:eastAsia="Arial" w:hAnsi="Arial"/>
@@ -23818,7 +23818,7 @@
             <w:pPr>
               <w:spacing w:after="20" w:before="0"/>
             </w:pPr>
-            <w:hyperlink w:history="1" r:id="rIdwjqytkr4c45k1zrhnsu5v">
+            <w:hyperlink w:history="1" r:id="rIdzj7ahhqrpxjkkk25gdyvk">
               <w:r>
                 <w:rPr>
                   <w:rFonts w:ascii="Arial" w:cs="Arial" w:eastAsia="Arial" w:hAnsi="Arial"/>
@@ -23867,7 +23867,7 @@
               <w:spacing w:after="10" w:before="0"/>
               <w:ind w:left="120"/>
             </w:pPr>
-            <w:hyperlink w:history="1" r:id="rIdljiostkql1gkjhxaclqzd">
+            <w:hyperlink w:history="1" r:id="rIdw2be60ik-2aco0yc6yf3h">
               <w:r>
                 <w:rPr>
                   <w:rFonts w:ascii="Arial" w:cs="Arial" w:eastAsia="Arial" w:hAnsi="Arial"/>
@@ -24493,7 +24493,7 @@
         </w:rPr>
         <w:t xml:space="preserve">© 2026 SeaVuria and ARES. Aligned with KICD objectives. Developed by SeaVuria; technical implementation by ARES (with AI assistance from Claude). Licensed under </w:t>
       </w:r>
-      <w:hyperlink w:history="1" r:id="rId0mbhr-vdpuxl-mysq2ypx">
+      <w:hyperlink w:history="1" r:id="rIdsxjwmgfoam-kaeqd1oyvg">
         <w:r>
           <w:rPr>
             <w:rFonts w:ascii="Arial" w:cs="Arial" w:eastAsia="Arial" w:hAnsi="Arial"/>
@@ -24514,7 +24514,7 @@
         </w:rPr>
         <w:t xml:space="preserve"> (</w:t>
       </w:r>
-      <w:hyperlink w:history="1" r:id="rIdqrmcae2xsrytnq_3migv_">
+      <w:hyperlink w:history="1" r:id="rIdhcb8ockxjypi846wmmxm1">
         <w:r>
           <w:rPr>
             <w:rFonts w:ascii="Arial" w:cs="Arial" w:eastAsia="Arial" w:hAnsi="Arial"/>
@@ -25527,7 +25527,7 @@
             <w:pPr>
               <w:spacing w:after="20" w:before="0"/>
             </w:pPr>
-            <w:hyperlink w:history="1" r:id="rIddhtjmbpgzep478riktwli">
+            <w:hyperlink w:history="1" r:id="rIds6d2gt0ublaj-jbyiefpi">
               <w:r>
                 <w:rPr>
                   <w:rFonts w:ascii="Arial" w:cs="Arial" w:eastAsia="Arial" w:hAnsi="Arial"/>
@@ -25560,7 +25560,7 @@
               <w:spacing w:after="10" w:before="0"/>
               <w:ind w:left="120"/>
             </w:pPr>
-            <w:hyperlink w:history="1" r:id="rIdf8zb6unj2xhccjbgm0wlv">
+            <w:hyperlink w:history="1" r:id="rIdrky4gzdwfvm3i0rjtqyxc">
               <w:r>
                 <w:rPr>
                   <w:rFonts w:ascii="Arial" w:cs="Arial" w:eastAsia="Arial" w:hAnsi="Arial"/>
@@ -25605,7 +25605,7 @@
             <w:pPr>
               <w:spacing w:after="20" w:before="0"/>
             </w:pPr>
-            <w:hyperlink w:history="1" r:id="rId3b-or4qjkajavpxfdqugj">
+            <w:hyperlink w:history="1" r:id="rId5lynctnengy5eiyf4ol3o">
               <w:r>
                 <w:rPr>
                   <w:rFonts w:ascii="Arial" w:cs="Arial" w:eastAsia="Arial" w:hAnsi="Arial"/>
@@ -25638,7 +25638,7 @@
               <w:spacing w:after="10" w:before="0"/>
               <w:ind w:left="120"/>
             </w:pPr>
-            <w:hyperlink w:history="1" r:id="rIdtn3cca9zdd1axgdnl7uuf">
+            <w:hyperlink w:history="1" r:id="rIdkpecx2tbeof--g8n7tzin">
               <w:r>
                 <w:rPr>
                   <w:rFonts w:ascii="Arial" w:cs="Arial" w:eastAsia="Arial" w:hAnsi="Arial"/>
@@ -25680,7 +25680,7 @@
                 <w:sz w:val="18"/>
                 <w:szCs w:val="18"/>
               </w:rPr>
-              <w:t xml:space="preserve">Duration: 5 minutes. Learners enter to find their 3D cell models already displayed on desks or a central table in a gallery arrangement. Before the gallery walk begins, the teacher projects the original anchoring phenomenon image: a wilting sukuma wiki leaf beside a fresh sukuma wiki leaf photomicrograph. Learners spend 2 minutes silently re-reading the single question written on the DQB from Lesson 1: 'What are those tiny box-like compartments, what is inside them, and how does what is inside them keep the sukuma wiki leaf alive?' Each learner writes in their exercise book one sentence predicting: 'By the end of this lesson I will be able to explain...' This activates metacognitive awareness of how far their understanding has grown. Learners then receive three sticky notes each — one green (strength), one yellow (question or suggestion), one pink (connection to the phenomenon) — to use during the gallery walk in the next phase.</w:t>
+              <w:t xml:space="preserve">Duration: 5 minutes. Learners enter to find their 3D cell models already displayed on desks or a central table in a gallery arrangement. Before the gallery walk begins, the teacher projects the original anchoring phenomenon image: a wilting sukuma wiki leaf beside a fresh sukuma wiki leaf photomicrograph. Learners spend 2 minutes silently re-reading the single question written on the DQB from Lesson 1: 'What makes up an organism — and how do the tiny structures inside a single cell keep a whole living thing, from a sukuma wiki plant to a human being in Nairobi, alive?' Each learner writes in their exercise book one sentence predicting: 'By the end of this lesson I will be able to explain...' This activates metacognitive awareness of how far their understanding has grown. Learners then receive three sticky notes each — one green (strength), one yellow (question or suggestion), one pink (connection to the phenomenon) — to use during the gallery walk in the next phase.</w:t>
             </w:r>
           </w:p>
         </w:tc>
@@ -25833,7 +25833,7 @@
             <w:pPr>
               <w:spacing w:after="20" w:before="0"/>
             </w:pPr>
-            <w:hyperlink w:history="1" r:id="rId6az8mqpfgalrhejnvndbs">
+            <w:hyperlink w:history="1" r:id="rId5tfjroj5negpvt__nvlxp">
               <w:r>
                 <w:rPr>
                   <w:rFonts w:ascii="Arial" w:cs="Arial" w:eastAsia="Arial" w:hAnsi="Arial"/>
@@ -25866,7 +25866,7 @@
               <w:spacing w:after="10" w:before="0"/>
               <w:ind w:left="120"/>
             </w:pPr>
-            <w:hyperlink w:history="1" r:id="rIdnx6nvcicc3apu4oh2ymeq">
+            <w:hyperlink w:history="1" r:id="rIdhxl8k_t294gybdnsadsds">
               <w:r>
                 <w:rPr>
                   <w:rFonts w:ascii="Arial" w:cs="Arial" w:eastAsia="Arial" w:hAnsi="Arial"/>
@@ -25911,7 +25911,7 @@
             <w:pPr>
               <w:spacing w:after="20" w:before="0"/>
             </w:pPr>
-            <w:hyperlink w:history="1" r:id="rId1k_3ntu3ydd6qm3v3jena">
+            <w:hyperlink w:history="1" r:id="rIdy7fphykf3n8mdspdqbfds">
               <w:r>
                 <w:rPr>
                   <w:rFonts w:ascii="Arial" w:cs="Arial" w:eastAsia="Arial" w:hAnsi="Arial"/>
@@ -25944,7 +25944,7 @@
               <w:spacing w:after="10" w:before="0"/>
               <w:ind w:left="120"/>
             </w:pPr>
-            <w:hyperlink w:history="1" r:id="rId7sq5k_ojtztlc7g2ith14">
+            <w:hyperlink w:history="1" r:id="rIdigqrrnel1kqpc18p_lsrj">
               <w:r>
                 <w:rPr>
                   <w:rFonts w:ascii="Arial" w:cs="Arial" w:eastAsia="Arial" w:hAnsi="Arial"/>
@@ -26139,7 +26139,7 @@
             <w:pPr>
               <w:spacing w:after="20" w:before="0"/>
             </w:pPr>
-            <w:hyperlink w:history="1" r:id="rIdh5tcbcyaccjuand4yon_p">
+            <w:hyperlink w:history="1" r:id="rIdmiowo0nyf-zplghvrl40m">
               <w:r>
                 <w:rPr>
                   <w:rFonts w:ascii="Arial" w:cs="Arial" w:eastAsia="Arial" w:hAnsi="Arial"/>
@@ -26172,7 +26172,7 @@
               <w:spacing w:after="10" w:before="0"/>
               <w:ind w:left="120"/>
             </w:pPr>
-            <w:hyperlink w:history="1" r:id="rIdb8eaddn6wffwwemzoqno-">
+            <w:hyperlink w:history="1" r:id="rIdwiciyrzff-c6o11btzv8h">
               <w:r>
                 <w:rPr>
                   <w:rFonts w:ascii="Arial" w:cs="Arial" w:eastAsia="Arial" w:hAnsi="Arial"/>
@@ -26217,7 +26217,7 @@
             <w:pPr>
               <w:spacing w:after="20" w:before="0"/>
             </w:pPr>
-            <w:hyperlink w:history="1" r:id="rIddlxp3_lsxmpkyr6jtlnbn">
+            <w:hyperlink w:history="1" r:id="rId6asej7ewd6p9sjsa17iqd">
               <w:r>
                 <w:rPr>
                   <w:rFonts w:ascii="Arial" w:cs="Arial" w:eastAsia="Arial" w:hAnsi="Arial"/>
@@ -26250,7 +26250,7 @@
               <w:spacing w:after="10" w:before="0"/>
               <w:ind w:left="120"/>
             </w:pPr>
-            <w:hyperlink w:history="1" r:id="rIdh9wun5dsidozt6lfcy6_o">
+            <w:hyperlink w:history="1" r:id="rIdzwvbsqpqay4ni1l9n1acl">
               <w:r>
                 <w:rPr>
                   <w:rFonts w:ascii="Arial" w:cs="Arial" w:eastAsia="Arial" w:hAnsi="Arial"/>
@@ -26445,7 +26445,7 @@
             <w:pPr>
               <w:spacing w:after="20" w:before="0"/>
             </w:pPr>
-            <w:hyperlink w:history="1" r:id="rIdtq8tsuc85nbirxd57zlyl">
+            <w:hyperlink w:history="1" r:id="rId2tghifqgi1hezellfib2n">
               <w:r>
                 <w:rPr>
                   <w:rFonts w:ascii="Arial" w:cs="Arial" w:eastAsia="Arial" w:hAnsi="Arial"/>
@@ -26478,7 +26478,7 @@
               <w:spacing w:after="10" w:before="0"/>
               <w:ind w:left="120"/>
             </w:pPr>
-            <w:hyperlink w:history="1" r:id="rIdhbxccgrygkqzqr29uxa2f">
+            <w:hyperlink w:history="1" r:id="rId_-mddenm9av56j7qqmhab">
               <w:r>
                 <w:rPr>
                   <w:rFonts w:ascii="Arial" w:cs="Arial" w:eastAsia="Arial" w:hAnsi="Arial"/>
@@ -26523,7 +26523,7 @@
             <w:pPr>
               <w:spacing w:after="20" w:before="0"/>
             </w:pPr>
-            <w:hyperlink w:history="1" r:id="rIdiqu1szcj8m27g7mxhbs9l">
+            <w:hyperlink w:history="1" r:id="rId4urudtqnvyum_trr24h7t">
               <w:r>
                 <w:rPr>
                   <w:rFonts w:ascii="Arial" w:cs="Arial" w:eastAsia="Arial" w:hAnsi="Arial"/>
@@ -26556,7 +26556,7 @@
               <w:spacing w:after="10" w:before="0"/>
               <w:ind w:left="120"/>
             </w:pPr>
-            <w:hyperlink w:history="1" r:id="rIdmywwcydz9ityoq-p07p0c">
+            <w:hyperlink w:history="1" r:id="rIdiszhnbmjjdzbcbn3deada">
               <w:r>
                 <w:rPr>
                   <w:rFonts w:ascii="Arial" w:cs="Arial" w:eastAsia="Arial" w:hAnsi="Arial"/>
@@ -26751,7 +26751,7 @@
             <w:pPr>
               <w:spacing w:after="20" w:before="0"/>
             </w:pPr>
-            <w:hyperlink w:history="1" r:id="rId8mxc2lx2o4gpzjuiewtqs">
+            <w:hyperlink w:history="1" r:id="rId_eg_aru9m2kqyxycdcel4">
               <w:r>
                 <w:rPr>
                   <w:rFonts w:ascii="Arial" w:cs="Arial" w:eastAsia="Arial" w:hAnsi="Arial"/>
@@ -26800,7 +26800,7 @@
               <w:spacing w:after="10" w:before="0"/>
               <w:ind w:left="120"/>
             </w:pPr>
-            <w:hyperlink w:history="1" r:id="rId0k1t6jffqp6en8nveyzfr">
+            <w:hyperlink w:history="1" r:id="rIduavekowddf696c1ypymde">
               <w:r>
                 <w:rPr>
                   <w:rFonts w:ascii="Arial" w:cs="Arial" w:eastAsia="Arial" w:hAnsi="Arial"/>
@@ -26845,7 +26845,7 @@
             <w:pPr>
               <w:spacing w:after="20" w:before="0"/>
             </w:pPr>
-            <w:hyperlink w:history="1" r:id="rIdkennqzlxg5c6x3kmoihzw">
+            <w:hyperlink w:history="1" r:id="rIdkwcjjuhr9wii0klor4scg">
               <w:r>
                 <w:rPr>
                   <w:rFonts w:ascii="Arial" w:cs="Arial" w:eastAsia="Arial" w:hAnsi="Arial"/>
@@ -26878,7 +26878,7 @@
               <w:spacing w:after="10" w:before="0"/>
               <w:ind w:left="120"/>
             </w:pPr>
-            <w:hyperlink w:history="1" r:id="rIds5_06mmu2geb1hsefuijm">
+            <w:hyperlink w:history="1" r:id="rIdrli0dflrwoxr-t6fob-zv">
               <w:r>
                 <w:rPr>
                   <w:rFonts w:ascii="Arial" w:cs="Arial" w:eastAsia="Arial" w:hAnsi="Arial"/>
@@ -27390,7 +27390,7 @@
         </w:rPr>
         <w:t xml:space="preserve">© 2026 SeaVuria and ARES. Aligned with KICD objectives. Developed by SeaVuria; technical implementation by ARES (with AI assistance from Claude). Licensed under </w:t>
       </w:r>
-      <w:hyperlink w:history="1" r:id="rIdhk5moxjiitxedvofzchdv">
+      <w:hyperlink w:history="1" r:id="rIddntnrpuqdy7ewb7kucogv">
         <w:r>
           <w:rPr>
             <w:rFonts w:ascii="Arial" w:cs="Arial" w:eastAsia="Arial" w:hAnsi="Arial"/>
@@ -27411,7 +27411,7 @@
         </w:rPr>
         <w:t xml:space="preserve"> (</w:t>
       </w:r>
-      <w:hyperlink w:history="1" r:id="rIdedyhobbabnvyej4jee7ue">
+      <w:hyperlink w:history="1" r:id="rIdzeosz8tyetx9kqmm7ow-n">
         <w:r>
           <w:rPr>
             <w:rFonts w:ascii="Arial" w:cs="Arial" w:eastAsia="Arial" w:hAnsi="Arial"/>

--- a/data/outputs/v2/General_Science/SS1.2_The_Cell/General_Science_The_Cell_CBE_LessonSequence.docx
+++ b/data/outputs/v2/General_Science/SS1.2_The_Cell/General_Science_The_Cell_CBE_LessonSequence.docx
@@ -2245,7 +2245,7 @@
         </w:rPr>
         <w:t xml:space="preserve">© 2026 SeaVuria and ARES. This work is licensed under a </w:t>
       </w:r>
-      <w:hyperlink w:history="1" r:id="rIdpycix3bygcsvfocuxftey">
+      <w:hyperlink w:history="1" r:id="rIdlpcxzz0qfcxij7tci1k2o">
         <w:r>
           <w:rPr>
             <w:rFonts w:ascii="Arial" w:cs="Arial" w:eastAsia="Arial" w:hAnsi="Arial"/>
@@ -2265,7 +2265,7 @@
         </w:rPr>
         <w:t xml:space="preserve"> (</w:t>
       </w:r>
-      <w:hyperlink w:history="1" r:id="rIdpeyfrpdm9462eza7y4win">
+      <w:hyperlink w:history="1" r:id="rIdxd7uuvysrdu8dxccob2nu">
         <w:r>
           <w:rPr>
             <w:rFonts w:ascii="Arial" w:cs="Arial" w:eastAsia="Arial" w:hAnsi="Arial"/>
@@ -2285,7 +2285,7 @@
         </w:rPr>
         <w:t xml:space="preserve">). To view a copy of this license, visit </w:t>
       </w:r>
-      <w:hyperlink w:history="1" r:id="rId7pog9uximwgtnbuazv5mc">
+      <w:hyperlink w:history="1" r:id="rIdfspmejatjwq5nyptlknu1">
         <w:r>
           <w:rPr>
             <w:rFonts w:ascii="Arial" w:cs="Arial" w:eastAsia="Arial" w:hAnsi="Arial"/>
@@ -3298,7 +3298,7 @@
             <w:pPr>
               <w:spacing w:after="20" w:before="0"/>
             </w:pPr>
-            <w:hyperlink w:history="1" r:id="rIdafq6etogym8-vfeudyb2v">
+            <w:hyperlink w:history="1" r:id="rIdj4gdyucy8lydvtbsifh1h">
               <w:r>
                 <w:rPr>
                   <w:rFonts w:ascii="Arial" w:cs="Arial" w:eastAsia="Arial" w:hAnsi="Arial"/>
@@ -3331,7 +3331,7 @@
               <w:spacing w:after="10" w:before="0"/>
               <w:ind w:left="120"/>
             </w:pPr>
-            <w:hyperlink w:history="1" r:id="rIdqjetujccprfys30b38htl">
+            <w:hyperlink w:history="1" r:id="rIdcrzjpnoing_fswnmlrp94">
               <w:r>
                 <w:rPr>
                   <w:rFonts w:ascii="Arial" w:cs="Arial" w:eastAsia="Arial" w:hAnsi="Arial"/>
@@ -3376,7 +3376,7 @@
             <w:pPr>
               <w:spacing w:after="20" w:before="0"/>
             </w:pPr>
-            <w:hyperlink w:history="1" r:id="rIdqq34pdnaft5ckv8ca-bpu">
+            <w:hyperlink w:history="1" r:id="rId-yeekyqo69osdgisr-8ey">
               <w:r>
                 <w:rPr>
                   <w:rFonts w:ascii="Arial" w:cs="Arial" w:eastAsia="Arial" w:hAnsi="Arial"/>
@@ -3409,7 +3409,7 @@
               <w:spacing w:after="10" w:before="0"/>
               <w:ind w:left="120"/>
             </w:pPr>
-            <w:hyperlink w:history="1" r:id="rIdvrt0hvtrqxyvwyr53icgl">
+            <w:hyperlink w:history="1" r:id="rIdisbhz8n-pke5uawufye6q">
               <w:r>
                 <w:rPr>
                   <w:rFonts w:ascii="Arial" w:cs="Arial" w:eastAsia="Arial" w:hAnsi="Arial"/>
@@ -3699,7 +3699,7 @@
             <w:pPr>
               <w:spacing w:after="20" w:before="0"/>
             </w:pPr>
-            <w:hyperlink w:history="1" r:id="rIdzo4vasitmbh9l3ul-5s7k">
+            <w:hyperlink w:history="1" r:id="rIdoeblh7za9welkf5qgutpq">
               <w:r>
                 <w:rPr>
                   <w:rFonts w:ascii="Arial" w:cs="Arial" w:eastAsia="Arial" w:hAnsi="Arial"/>
@@ -3732,7 +3732,7 @@
               <w:spacing w:after="10" w:before="0"/>
               <w:ind w:left="120"/>
             </w:pPr>
-            <w:hyperlink w:history="1" r:id="rId9poc_inhgfhi9r1qrhvcb">
+            <w:hyperlink w:history="1" r:id="rIdn3qv16iudgdvhqtpomrfr">
               <w:r>
                 <w:rPr>
                   <w:rFonts w:ascii="Arial" w:cs="Arial" w:eastAsia="Arial" w:hAnsi="Arial"/>
@@ -3777,7 +3777,7 @@
             <w:pPr>
               <w:spacing w:after="20" w:before="0"/>
             </w:pPr>
-            <w:hyperlink w:history="1" r:id="rId6ukjfmaednxhavjnwjh3b">
+            <w:hyperlink w:history="1" r:id="rIdzeziblfqi3o9lbyckli9w">
               <w:r>
                 <w:rPr>
                   <w:rFonts w:ascii="Arial" w:cs="Arial" w:eastAsia="Arial" w:hAnsi="Arial"/>
@@ -3810,7 +3810,7 @@
               <w:spacing w:after="10" w:before="0"/>
               <w:ind w:left="120"/>
             </w:pPr>
-            <w:hyperlink w:history="1" r:id="rIdpavkeqfv6ygpzuj82a4tl">
+            <w:hyperlink w:history="1" r:id="rIdz1l45jn7bltshwbcspc8t">
               <w:r>
                 <w:rPr>
                   <w:rFonts w:ascii="Arial" w:cs="Arial" w:eastAsia="Arial" w:hAnsi="Arial"/>
@@ -4100,7 +4100,7 @@
             <w:pPr>
               <w:spacing w:after="20" w:before="0"/>
             </w:pPr>
-            <w:hyperlink w:history="1" r:id="rIdobgqqfqyak2fgwdkuzyxy">
+            <w:hyperlink w:history="1" r:id="rIdvl0oaflgwbkzboksd1k7w">
               <w:r>
                 <w:rPr>
                   <w:rFonts w:ascii="Arial" w:cs="Arial" w:eastAsia="Arial" w:hAnsi="Arial"/>
@@ -4149,7 +4149,7 @@
               <w:spacing w:after="10" w:before="0"/>
               <w:ind w:left="120"/>
             </w:pPr>
-            <w:hyperlink w:history="1" r:id="rIdqonhdqt4l4dtekiwgnqln">
+            <w:hyperlink w:history="1" r:id="rIddxwylraul3w9bs21fa3ic">
               <w:r>
                 <w:rPr>
                   <w:rFonts w:ascii="Arial" w:cs="Arial" w:eastAsia="Arial" w:hAnsi="Arial"/>
@@ -4194,7 +4194,7 @@
             <w:pPr>
               <w:spacing w:after="20" w:before="0"/>
             </w:pPr>
-            <w:hyperlink w:history="1" r:id="rIdqztdvkj9iuv_8e09mew9x">
+            <w:hyperlink w:history="1" r:id="rId8gsbp6wzmntyiidx_hvos">
               <w:r>
                 <w:rPr>
                   <w:rFonts w:ascii="Arial" w:cs="Arial" w:eastAsia="Arial" w:hAnsi="Arial"/>
@@ -4243,7 +4243,7 @@
               <w:spacing w:after="10" w:before="0"/>
               <w:ind w:left="120"/>
             </w:pPr>
-            <w:hyperlink w:history="1" r:id="rIdm0pbusjtvqpitj35xz0kr">
+            <w:hyperlink w:history="1" r:id="rIdsrgk2yopxya_gpfgrer0m">
               <w:r>
                 <w:rPr>
                   <w:rFonts w:ascii="Arial" w:cs="Arial" w:eastAsia="Arial" w:hAnsi="Arial"/>
@@ -4514,7 +4514,7 @@
             <w:pPr>
               <w:spacing w:after="20" w:before="0"/>
             </w:pPr>
-            <w:hyperlink w:history="1" r:id="rIdzvzaocg9vfyxcmjw48djc">
+            <w:hyperlink w:history="1" r:id="rIdpzk2rokrpmrezu0no7yzx">
               <w:r>
                 <w:rPr>
                   <w:rFonts w:ascii="Arial" w:cs="Arial" w:eastAsia="Arial" w:hAnsi="Arial"/>
@@ -4563,7 +4563,7 @@
               <w:spacing w:after="10" w:before="0"/>
               <w:ind w:left="120"/>
             </w:pPr>
-            <w:hyperlink w:history="1" r:id="rIdyy3bix3vg9wvyxz7-i02l">
+            <w:hyperlink w:history="1" r:id="rIda1whutgwy02pcov8enxwm">
               <w:r>
                 <w:rPr>
                   <w:rFonts w:ascii="Arial" w:cs="Arial" w:eastAsia="Arial" w:hAnsi="Arial"/>
@@ -4608,7 +4608,7 @@
             <w:pPr>
               <w:spacing w:after="20" w:before="0"/>
             </w:pPr>
-            <w:hyperlink w:history="1" r:id="rIdurpj1daegrwcfxuns--3w">
+            <w:hyperlink w:history="1" r:id="rId1geiundheaum-1p8e9qzy">
               <w:r>
                 <w:rPr>
                   <w:rFonts w:ascii="Arial" w:cs="Arial" w:eastAsia="Arial" w:hAnsi="Arial"/>
@@ -4657,7 +4657,7 @@
               <w:spacing w:after="10" w:before="0"/>
               <w:ind w:left="120"/>
             </w:pPr>
-            <w:hyperlink w:history="1" r:id="rId9v5ngyxzkdr8fixe5omge">
+            <w:hyperlink w:history="1" r:id="rIdtt6ji8u4cnys9ty5gioso">
               <w:r>
                 <w:rPr>
                   <w:rFonts w:ascii="Arial" w:cs="Arial" w:eastAsia="Arial" w:hAnsi="Arial"/>
@@ -4966,7 +4966,7 @@
             <w:pPr>
               <w:spacing w:after="20" w:before="0"/>
             </w:pPr>
-            <w:hyperlink w:history="1" r:id="rIdoq0mnfugedb7lb_4nedki">
+            <w:hyperlink w:history="1" r:id="rIdquyqrasniqxyxrgqqjdlw">
               <w:r>
                 <w:rPr>
                   <w:rFonts w:ascii="Arial" w:cs="Arial" w:eastAsia="Arial" w:hAnsi="Arial"/>
@@ -5015,7 +5015,7 @@
               <w:spacing w:after="10" w:before="0"/>
               <w:ind w:left="120"/>
             </w:pPr>
-            <w:hyperlink w:history="1" r:id="rIds92qfobqm06prhavwcjur">
+            <w:hyperlink w:history="1" r:id="rIdl_pmqp5bzeuybqc2wzfdb">
               <w:r>
                 <w:rPr>
                   <w:rFonts w:ascii="Arial" w:cs="Arial" w:eastAsia="Arial" w:hAnsi="Arial"/>
@@ -5060,7 +5060,7 @@
             <w:pPr>
               <w:spacing w:after="20" w:before="0"/>
             </w:pPr>
-            <w:hyperlink w:history="1" r:id="rIdhxz1iitwohcx28tlkmqqt">
+            <w:hyperlink w:history="1" r:id="rIdfckkinkzkhi5lbpwyu7ri">
               <w:r>
                 <w:rPr>
                   <w:rFonts w:ascii="Arial" w:cs="Arial" w:eastAsia="Arial" w:hAnsi="Arial"/>
@@ -5109,7 +5109,7 @@
               <w:spacing w:after="10" w:before="0"/>
               <w:ind w:left="120"/>
             </w:pPr>
-            <w:hyperlink w:history="1" r:id="rIdlgbcu3jucvzo-56lbd6om">
+            <w:hyperlink w:history="1" r:id="rId56gdv1ncjxilndwhjcfub">
               <w:r>
                 <w:rPr>
                   <w:rFonts w:ascii="Arial" w:cs="Arial" w:eastAsia="Arial" w:hAnsi="Arial"/>
@@ -5811,7 +5811,7 @@
         </w:rPr>
         <w:t xml:space="preserve">© 2026 SeaVuria and ARES. Aligned with KICD objectives. Developed by SeaVuria; technical implementation by ARES (with AI assistance from Claude). Licensed under </w:t>
       </w:r>
-      <w:hyperlink w:history="1" r:id="rIdk8hg9ehojadhxjvlwykgh">
+      <w:hyperlink w:history="1" r:id="rIdrwywjxkucjogxfpzjd5rs">
         <w:r>
           <w:rPr>
             <w:rFonts w:ascii="Arial" w:cs="Arial" w:eastAsia="Arial" w:hAnsi="Arial"/>
@@ -5832,7 +5832,7 @@
         </w:rPr>
         <w:t xml:space="preserve"> (</w:t>
       </w:r>
-      <w:hyperlink w:history="1" r:id="rId2e5flpkwp_vcds4tlke6w">
+      <w:hyperlink w:history="1" r:id="rIdcekgkz9-0k8hr3qhh_6hl">
         <w:r>
           <w:rPr>
             <w:rFonts w:ascii="Arial" w:cs="Arial" w:eastAsia="Arial" w:hAnsi="Arial"/>
@@ -6845,7 +6845,7 @@
             <w:pPr>
               <w:spacing w:after="20" w:before="0"/>
             </w:pPr>
-            <w:hyperlink w:history="1" r:id="rIdq0hner2twibww2deptb4t">
+            <w:hyperlink w:history="1" r:id="rIdwwmm-caooii39lmxgvk_b">
               <w:r>
                 <w:rPr>
                   <w:rFonts w:ascii="Arial" w:cs="Arial" w:eastAsia="Arial" w:hAnsi="Arial"/>
@@ -6894,7 +6894,7 @@
               <w:spacing w:after="10" w:before="0"/>
               <w:ind w:left="120"/>
             </w:pPr>
-            <w:hyperlink w:history="1" r:id="rIdrva0glbzdsggwmotgntmc">
+            <w:hyperlink w:history="1" r:id="rId2t0htopi5lximhhyvh9xk">
               <w:r>
                 <w:rPr>
                   <w:rFonts w:ascii="Arial" w:cs="Arial" w:eastAsia="Arial" w:hAnsi="Arial"/>
@@ -6956,7 +6956,7 @@
               <w:spacing w:after="10" w:before="0"/>
               <w:ind w:left="120"/>
             </w:pPr>
-            <w:hyperlink w:history="1" r:id="rId7ao0artuzgaoppw4_go1e">
+            <w:hyperlink w:history="1" r:id="rIdwbb9dl7jhhpqttqk6vjxg">
               <w:r>
                 <w:rPr>
                   <w:rFonts w:ascii="Arial" w:cs="Arial" w:eastAsia="Arial" w:hAnsi="Arial"/>
@@ -7166,7 +7166,7 @@
             <w:pPr>
               <w:spacing w:after="20" w:before="0"/>
             </w:pPr>
-            <w:hyperlink w:history="1" r:id="rId7xh4g7fuz6nppexvdc69z">
+            <w:hyperlink w:history="1" r:id="rIdgqnfa19kg2kcj-hmssaqt">
               <w:r>
                 <w:rPr>
                   <w:rFonts w:ascii="Arial" w:cs="Arial" w:eastAsia="Arial" w:hAnsi="Arial"/>
@@ -7215,7 +7215,7 @@
               <w:spacing w:after="10" w:before="0"/>
               <w:ind w:left="120"/>
             </w:pPr>
-            <w:hyperlink w:history="1" r:id="rIdomdatfsgqstejrcfyqoxw">
+            <w:hyperlink w:history="1" r:id="rIdzu1v5viid_xgip4ahbelk">
               <w:r>
                 <w:rPr>
                   <w:rFonts w:ascii="Arial" w:cs="Arial" w:eastAsia="Arial" w:hAnsi="Arial"/>
@@ -7277,7 +7277,7 @@
               <w:spacing w:after="10" w:before="0"/>
               <w:ind w:left="120"/>
             </w:pPr>
-            <w:hyperlink w:history="1" r:id="rIdoozxar7pwgrzpdp2xnx5k">
+            <w:hyperlink w:history="1" r:id="rIdb7dmrjofbq1ocv-xep0y1">
               <w:r>
                 <w:rPr>
                   <w:rFonts w:ascii="Arial" w:cs="Arial" w:eastAsia="Arial" w:hAnsi="Arial"/>
@@ -7487,7 +7487,7 @@
             <w:pPr>
               <w:spacing w:after="20" w:before="0"/>
             </w:pPr>
-            <w:hyperlink w:history="1" r:id="rIdossbnuzmpxrzqvt-zzaqs">
+            <w:hyperlink w:history="1" r:id="rIdqkc_8xvtesldizlqcozq3">
               <w:r>
                 <w:rPr>
                   <w:rFonts w:ascii="Arial" w:cs="Arial" w:eastAsia="Arial" w:hAnsi="Arial"/>
@@ -7536,7 +7536,7 @@
               <w:spacing w:after="10" w:before="0"/>
               <w:ind w:left="120"/>
             </w:pPr>
-            <w:hyperlink w:history="1" r:id="rIdwped0thg7em8ot-b01yo1">
+            <w:hyperlink w:history="1" r:id="rId6-hw-ambcoea8044uijct">
               <w:r>
                 <w:rPr>
                   <w:rFonts w:ascii="Arial" w:cs="Arial" w:eastAsia="Arial" w:hAnsi="Arial"/>
@@ -7598,7 +7598,7 @@
               <w:spacing w:after="10" w:before="0"/>
               <w:ind w:left="120"/>
             </w:pPr>
-            <w:hyperlink w:history="1" r:id="rIdrgoocotsq35q7h-aoi9jw">
+            <w:hyperlink w:history="1" r:id="rIdjtavb7e_ix9q7ztrwejlx">
               <w:r>
                 <w:rPr>
                   <w:rFonts w:ascii="Arial" w:cs="Arial" w:eastAsia="Arial" w:hAnsi="Arial"/>
@@ -7808,7 +7808,7 @@
             <w:pPr>
               <w:spacing w:after="20" w:before="0"/>
             </w:pPr>
-            <w:hyperlink w:history="1" r:id="rIdzu7okk42_ejnsadzi_mho">
+            <w:hyperlink w:history="1" r:id="rIdsrk45kkndgzyfqftqonml">
               <w:r>
                 <w:rPr>
                   <w:rFonts w:ascii="Arial" w:cs="Arial" w:eastAsia="Arial" w:hAnsi="Arial"/>
@@ -7857,7 +7857,7 @@
               <w:spacing w:after="10" w:before="0"/>
               <w:ind w:left="120"/>
             </w:pPr>
-            <w:hyperlink w:history="1" r:id="rIdh5ubnbtnnbqfblznh794o">
+            <w:hyperlink w:history="1" r:id="rIdtxoucjzhgpe2htke1hyfv">
               <w:r>
                 <w:rPr>
                   <w:rFonts w:ascii="Arial" w:cs="Arial" w:eastAsia="Arial" w:hAnsi="Arial"/>
@@ -7919,7 +7919,7 @@
               <w:spacing w:after="10" w:before="0"/>
               <w:ind w:left="120"/>
             </w:pPr>
-            <w:hyperlink w:history="1" r:id="rIdzoyptycvxmwzxf8c0to2j">
+            <w:hyperlink w:history="1" r:id="rIdai1oveznw0-enwvt05q9w">
               <w:r>
                 <w:rPr>
                   <w:rFonts w:ascii="Arial" w:cs="Arial" w:eastAsia="Arial" w:hAnsi="Arial"/>
@@ -8129,7 +8129,7 @@
             <w:pPr>
               <w:spacing w:after="20" w:before="0"/>
             </w:pPr>
-            <w:hyperlink w:history="1" r:id="rId9z5oexlkitxbvjpgynu2s">
+            <w:hyperlink w:history="1" r:id="rIdwz0liniu46wcqb5eaxl3v">
               <w:r>
                 <w:rPr>
                   <w:rFonts w:ascii="Arial" w:cs="Arial" w:eastAsia="Arial" w:hAnsi="Arial"/>
@@ -8178,7 +8178,7 @@
               <w:spacing w:after="10" w:before="0"/>
               <w:ind w:left="120"/>
             </w:pPr>
-            <w:hyperlink w:history="1" r:id="rIdp6rhr8pkdfjs8zbk75how">
+            <w:hyperlink w:history="1" r:id="rId4aait7a5ek-mftgfrkmib">
               <w:r>
                 <w:rPr>
                   <w:rFonts w:ascii="Arial" w:cs="Arial" w:eastAsia="Arial" w:hAnsi="Arial"/>
@@ -8240,7 +8240,7 @@
               <w:spacing w:after="10" w:before="0"/>
               <w:ind w:left="120"/>
             </w:pPr>
-            <w:hyperlink w:history="1" r:id="rIdduskmybomx8bul3z0mrjh">
+            <w:hyperlink w:history="1" r:id="rIdbqovi-z_zteuxr77nyeze">
               <w:r>
                 <w:rPr>
                   <w:rFonts w:ascii="Arial" w:cs="Arial" w:eastAsia="Arial" w:hAnsi="Arial"/>
@@ -8767,7 +8767,7 @@
         </w:rPr>
         <w:t xml:space="preserve">© 2026 SeaVuria and ARES. Aligned with KICD objectives. Developed by SeaVuria; technical implementation by ARES (with AI assistance from Claude). Licensed under </w:t>
       </w:r>
-      <w:hyperlink w:history="1" r:id="rIdyvlr73yiqu1lzs5w5utpy">
+      <w:hyperlink w:history="1" r:id="rIdclrehhriwojnmijw7z_gb">
         <w:r>
           <w:rPr>
             <w:rFonts w:ascii="Arial" w:cs="Arial" w:eastAsia="Arial" w:hAnsi="Arial"/>
@@ -8788,7 +8788,7 @@
         </w:rPr>
         <w:t xml:space="preserve"> (</w:t>
       </w:r>
-      <w:hyperlink w:history="1" r:id="rIdktlz5xael5dunitsmis4y">
+      <w:hyperlink w:history="1" r:id="rIdczhw2apkd9w42rkgwhdkn">
         <w:r>
           <w:rPr>
             <w:rFonts w:ascii="Arial" w:cs="Arial" w:eastAsia="Arial" w:hAnsi="Arial"/>
@@ -9801,7 +9801,7 @@
             <w:pPr>
               <w:spacing w:after="20" w:before="0"/>
             </w:pPr>
-            <w:hyperlink w:history="1" r:id="rIdir62qfatbkm8gkravdtmk">
+            <w:hyperlink w:history="1" r:id="rIdmgvlbs4ug4wcgus6p0lbh">
               <w:r>
                 <w:rPr>
                   <w:rFonts w:ascii="Arial" w:cs="Arial" w:eastAsia="Arial" w:hAnsi="Arial"/>
@@ -9834,7 +9834,7 @@
               <w:spacing w:after="10" w:before="0"/>
               <w:ind w:left="120"/>
             </w:pPr>
-            <w:hyperlink w:history="1" r:id="rIdw62uatvji43pmncw4mra7">
+            <w:hyperlink w:history="1" r:id="rIdgfve9bgjl0th2mtzuhnzy">
               <w:r>
                 <w:rPr>
                   <w:rFonts w:ascii="Arial" w:cs="Arial" w:eastAsia="Arial" w:hAnsi="Arial"/>
@@ -9879,7 +9879,7 @@
             <w:pPr>
               <w:spacing w:after="20" w:before="0"/>
             </w:pPr>
-            <w:hyperlink w:history="1" r:id="rIdaknie9h-fygkbdjiroxrd">
+            <w:hyperlink w:history="1" r:id="rIdcgnq7jr6uus_fs4slzjpa">
               <w:r>
                 <w:rPr>
                   <w:rFonts w:ascii="Arial" w:cs="Arial" w:eastAsia="Arial" w:hAnsi="Arial"/>
@@ -9912,7 +9912,7 @@
               <w:spacing w:after="10" w:before="0"/>
               <w:ind w:left="120"/>
             </w:pPr>
-            <w:hyperlink w:history="1" r:id="rId3t8col63rwqonfsdfkkrr">
+            <w:hyperlink w:history="1" r:id="rId6q7kxvatzv5fwemt1rnc0">
               <w:r>
                 <w:rPr>
                   <w:rFonts w:ascii="Arial" w:cs="Arial" w:eastAsia="Arial" w:hAnsi="Arial"/>
@@ -10107,7 +10107,7 @@
             <w:pPr>
               <w:spacing w:after="20" w:before="0"/>
             </w:pPr>
-            <w:hyperlink w:history="1" r:id="rIdx-jerpi-wznnimvo4ydvc">
+            <w:hyperlink w:history="1" r:id="rIdqy3oh3aiyva0qhse_y3mk">
               <w:r>
                 <w:rPr>
                   <w:rFonts w:ascii="Arial" w:cs="Arial" w:eastAsia="Arial" w:hAnsi="Arial"/>
@@ -10140,7 +10140,7 @@
               <w:spacing w:after="10" w:before="0"/>
               <w:ind w:left="120"/>
             </w:pPr>
-            <w:hyperlink w:history="1" r:id="rId2ylovdr5ucccgy6vwi-o3">
+            <w:hyperlink w:history="1" r:id="rId1kwhbdbn8frf2isff-dqz">
               <w:r>
                 <w:rPr>
                   <w:rFonts w:ascii="Arial" w:cs="Arial" w:eastAsia="Arial" w:hAnsi="Arial"/>
@@ -10185,7 +10185,7 @@
             <w:pPr>
               <w:spacing w:after="20" w:before="0"/>
             </w:pPr>
-            <w:hyperlink w:history="1" r:id="rIdipnfqrninusxxugywz_ae">
+            <w:hyperlink w:history="1" r:id="rIdxcm1hnxaxbop4poqktp5q">
               <w:r>
                 <w:rPr>
                   <w:rFonts w:ascii="Arial" w:cs="Arial" w:eastAsia="Arial" w:hAnsi="Arial"/>
@@ -10218,7 +10218,7 @@
               <w:spacing w:after="10" w:before="0"/>
               <w:ind w:left="120"/>
             </w:pPr>
-            <w:hyperlink w:history="1" r:id="rIdmjncgfnifrh2rn8rdm6j2">
+            <w:hyperlink w:history="1" r:id="rIdtqcsvykwau2exyrxelhvz">
               <w:r>
                 <w:rPr>
                   <w:rFonts w:ascii="Arial" w:cs="Arial" w:eastAsia="Arial" w:hAnsi="Arial"/>
@@ -10413,7 +10413,7 @@
             <w:pPr>
               <w:spacing w:after="20" w:before="0"/>
             </w:pPr>
-            <w:hyperlink w:history="1" r:id="rIdwgcwd-7n2witunyiqekyn">
+            <w:hyperlink w:history="1" r:id="rId2qosijv79olld0qmuvga7">
               <w:r>
                 <w:rPr>
                   <w:rFonts w:ascii="Arial" w:cs="Arial" w:eastAsia="Arial" w:hAnsi="Arial"/>
@@ -10446,7 +10446,7 @@
               <w:spacing w:after="10" w:before="0"/>
               <w:ind w:left="120"/>
             </w:pPr>
-            <w:hyperlink w:history="1" r:id="rIdgqc6ko8hdzw6m5xzu5yze">
+            <w:hyperlink w:history="1" r:id="rIdifqghj8cmthi6raxbc-qn">
               <w:r>
                 <w:rPr>
                   <w:rFonts w:ascii="Arial" w:cs="Arial" w:eastAsia="Arial" w:hAnsi="Arial"/>
@@ -10491,7 +10491,7 @@
             <w:pPr>
               <w:spacing w:after="20" w:before="0"/>
             </w:pPr>
-            <w:hyperlink w:history="1" r:id="rIddkyq3s0h_v9ryo1oizqs0">
+            <w:hyperlink w:history="1" r:id="rId3gt8e-7mxrttndhesqzkl">
               <w:r>
                 <w:rPr>
                   <w:rFonts w:ascii="Arial" w:cs="Arial" w:eastAsia="Arial" w:hAnsi="Arial"/>
@@ -10524,7 +10524,7 @@
               <w:spacing w:after="10" w:before="0"/>
               <w:ind w:left="120"/>
             </w:pPr>
-            <w:hyperlink w:history="1" r:id="rIdfrsfxjemypblg4ne1r9r-">
+            <w:hyperlink w:history="1" r:id="rIdsmopoaio9wrze5xpqwe7z">
               <w:r>
                 <w:rPr>
                   <w:rFonts w:ascii="Arial" w:cs="Arial" w:eastAsia="Arial" w:hAnsi="Arial"/>
@@ -10719,7 +10719,7 @@
             <w:pPr>
               <w:spacing w:after="20" w:before="0"/>
             </w:pPr>
-            <w:hyperlink w:history="1" r:id="rIdehyejf2kghdj7unm3tjdv">
+            <w:hyperlink w:history="1" r:id="rId8yv-6la7qwbov8e3voi1q">
               <w:r>
                 <w:rPr>
                   <w:rFonts w:ascii="Arial" w:cs="Arial" w:eastAsia="Arial" w:hAnsi="Arial"/>
@@ -10752,7 +10752,7 @@
               <w:spacing w:after="10" w:before="0"/>
               <w:ind w:left="120"/>
             </w:pPr>
-            <w:hyperlink w:history="1" r:id="rIdylgsk6ljmlkaczy03qsbv">
+            <w:hyperlink w:history="1" r:id="rIdfjfwng60io8xuflxep5sc">
               <w:r>
                 <w:rPr>
                   <w:rFonts w:ascii="Arial" w:cs="Arial" w:eastAsia="Arial" w:hAnsi="Arial"/>
@@ -10797,7 +10797,7 @@
             <w:pPr>
               <w:spacing w:after="20" w:before="0"/>
             </w:pPr>
-            <w:hyperlink w:history="1" r:id="rIdgtelcakdrbpg-58iyrr0d">
+            <w:hyperlink w:history="1" r:id="rIdvgxiydkuq1lbksgeb9s8f">
               <w:r>
                 <w:rPr>
                   <w:rFonts w:ascii="Arial" w:cs="Arial" w:eastAsia="Arial" w:hAnsi="Arial"/>
@@ -10830,7 +10830,7 @@
               <w:spacing w:after="10" w:before="0"/>
               <w:ind w:left="120"/>
             </w:pPr>
-            <w:hyperlink w:history="1" r:id="rIdgis6h5fgdvcp92h8xccmn">
+            <w:hyperlink w:history="1" r:id="rIdnuqstkwfbbi-tinttrg_o">
               <w:r>
                 <w:rPr>
                   <w:rFonts w:ascii="Arial" w:cs="Arial" w:eastAsia="Arial" w:hAnsi="Arial"/>
@@ -11025,7 +11025,7 @@
             <w:pPr>
               <w:spacing w:after="20" w:before="0"/>
             </w:pPr>
-            <w:hyperlink w:history="1" r:id="rId_9gckfec7c48_txqr5p13">
+            <w:hyperlink w:history="1" r:id="rIdrkqtlrxlqxgmflc69mhko">
               <w:r>
                 <w:rPr>
                   <w:rFonts w:ascii="Arial" w:cs="Arial" w:eastAsia="Arial" w:hAnsi="Arial"/>
@@ -11058,7 +11058,7 @@
               <w:spacing w:after="10" w:before="0"/>
               <w:ind w:left="120"/>
             </w:pPr>
-            <w:hyperlink w:history="1" r:id="rIdqhw4enm4420zidy0h9moe">
+            <w:hyperlink w:history="1" r:id="rIdg6nllayziav_rnz3mjuls">
               <w:r>
                 <w:rPr>
                   <w:rFonts w:ascii="Arial" w:cs="Arial" w:eastAsia="Arial" w:hAnsi="Arial"/>
@@ -11103,7 +11103,7 @@
             <w:pPr>
               <w:spacing w:after="20" w:before="0"/>
             </w:pPr>
-            <w:hyperlink w:history="1" r:id="rIdr-df6eltyzqgwtf35a8ls">
+            <w:hyperlink w:history="1" r:id="rIdm_njbnojwakhfknji1la6">
               <w:r>
                 <w:rPr>
                   <w:rFonts w:ascii="Arial" w:cs="Arial" w:eastAsia="Arial" w:hAnsi="Arial"/>
@@ -11152,7 +11152,7 @@
               <w:spacing w:after="10" w:before="0"/>
               <w:ind w:left="120"/>
             </w:pPr>
-            <w:hyperlink w:history="1" r:id="rIdjf7lnf1hhcohh7nyuntvo">
+            <w:hyperlink w:history="1" r:id="rIdhm8kkmk4ru_lbk0uoirog">
               <w:r>
                 <w:rPr>
                   <w:rFonts w:ascii="Arial" w:cs="Arial" w:eastAsia="Arial" w:hAnsi="Arial"/>
@@ -11854,7 +11854,7 @@
         </w:rPr>
         <w:t xml:space="preserve">© 2026 SeaVuria and ARES. Aligned with KICD objectives. Developed by SeaVuria; technical implementation by ARES (with AI assistance from Claude). Licensed under </w:t>
       </w:r>
-      <w:hyperlink w:history="1" r:id="rId2kvnibjau_etiy91exhm0">
+      <w:hyperlink w:history="1" r:id="rIdwtdthepa5ismy-zwlf27n">
         <w:r>
           <w:rPr>
             <w:rFonts w:ascii="Arial" w:cs="Arial" w:eastAsia="Arial" w:hAnsi="Arial"/>
@@ -11875,7 +11875,7 @@
         </w:rPr>
         <w:t xml:space="preserve"> (</w:t>
       </w:r>
-      <w:hyperlink w:history="1" r:id="rIdfbdv0_hj6vybdycr4zgqj">
+      <w:hyperlink w:history="1" r:id="rId92iztqw6pfhcyfcld1kxh">
         <w:r>
           <w:rPr>
             <w:rFonts w:ascii="Arial" w:cs="Arial" w:eastAsia="Arial" w:hAnsi="Arial"/>
@@ -13047,7 +13047,7 @@
             <w:pPr>
               <w:spacing w:after="20" w:before="0"/>
             </w:pPr>
-            <w:hyperlink w:history="1" r:id="rId490xywjcftfilazv0bowr">
+            <w:hyperlink w:history="1" r:id="rIdjixyewxh6qf2s91vymwbf">
               <w:r>
                 <w:rPr>
                   <w:rFonts w:ascii="Arial" w:cs="Arial" w:eastAsia="Arial" w:hAnsi="Arial"/>
@@ -13080,7 +13080,7 @@
               <w:spacing w:after="10" w:before="0"/>
               <w:ind w:left="120"/>
             </w:pPr>
-            <w:hyperlink w:history="1" r:id="rIdxafso-p6huncdzw6adpr3">
+            <w:hyperlink w:history="1" r:id="rId9-3ermazn373z-2rpjhhq">
               <w:r>
                 <w:rPr>
                   <w:rFonts w:ascii="Arial" w:cs="Arial" w:eastAsia="Arial" w:hAnsi="Arial"/>
@@ -13125,7 +13125,7 @@
             <w:pPr>
               <w:spacing w:after="20" w:before="0"/>
             </w:pPr>
-            <w:hyperlink w:history="1" r:id="rIdymojkrwwawqahh_pbrqvz">
+            <w:hyperlink w:history="1" r:id="rIdcs2dxhbhuqd_hcp334m3j">
               <w:r>
                 <w:rPr>
                   <w:rFonts w:ascii="Arial" w:cs="Arial" w:eastAsia="Arial" w:hAnsi="Arial"/>
@@ -13158,7 +13158,7 @@
               <w:spacing w:after="10" w:before="0"/>
               <w:ind w:left="120"/>
             </w:pPr>
-            <w:hyperlink w:history="1" r:id="rIdhlm_fz8b7j636ajkpgm87">
+            <w:hyperlink w:history="1" r:id="rIdb5-wge5cegkzsifsb7d88">
               <w:r>
                 <w:rPr>
                   <w:rFonts w:ascii="Arial" w:cs="Arial" w:eastAsia="Arial" w:hAnsi="Arial"/>
@@ -13353,7 +13353,7 @@
             <w:pPr>
               <w:spacing w:after="20" w:before="0"/>
             </w:pPr>
-            <w:hyperlink w:history="1" r:id="rIdmb6rhbn5vb0-mntjpuw8q">
+            <w:hyperlink w:history="1" r:id="rIdlu_kzbrypa_xdcncsuv-e">
               <w:r>
                 <w:rPr>
                   <w:rFonts w:ascii="Arial" w:cs="Arial" w:eastAsia="Arial" w:hAnsi="Arial"/>
@@ -13386,7 +13386,7 @@
               <w:spacing w:after="10" w:before="0"/>
               <w:ind w:left="120"/>
             </w:pPr>
-            <w:hyperlink w:history="1" r:id="rId6_gxx3tqq1_xmcnepc8hh">
+            <w:hyperlink w:history="1" r:id="rIdfkfela9oxbzdk-oruogyz">
               <w:r>
                 <w:rPr>
                   <w:rFonts w:ascii="Arial" w:cs="Arial" w:eastAsia="Arial" w:hAnsi="Arial"/>
@@ -13431,7 +13431,7 @@
             <w:pPr>
               <w:spacing w:after="20" w:before="0"/>
             </w:pPr>
-            <w:hyperlink w:history="1" r:id="rIdwcyfy2g5ja04vbjnsujwu">
+            <w:hyperlink w:history="1" r:id="rIdi8df1oc82506tntp0itxt">
               <w:r>
                 <w:rPr>
                   <w:rFonts w:ascii="Arial" w:cs="Arial" w:eastAsia="Arial" w:hAnsi="Arial"/>
@@ -13464,7 +13464,7 @@
               <w:spacing w:after="10" w:before="0"/>
               <w:ind w:left="120"/>
             </w:pPr>
-            <w:hyperlink w:history="1" r:id="rId--vb0cjycpjbi5wt3vsx4">
+            <w:hyperlink w:history="1" r:id="rIdl5dtddfobhnuuvvnkltdr">
               <w:r>
                 <w:rPr>
                   <w:rFonts w:ascii="Arial" w:cs="Arial" w:eastAsia="Arial" w:hAnsi="Arial"/>
@@ -13659,7 +13659,7 @@
             <w:pPr>
               <w:spacing w:after="20" w:before="0"/>
             </w:pPr>
-            <w:hyperlink w:history="1" r:id="rIdyltencwy9ohbbqciyyg5i">
+            <w:hyperlink w:history="1" r:id="rIdpkhdkn2mrtpe3ybue3mfq">
               <w:r>
                 <w:rPr>
                   <w:rFonts w:ascii="Arial" w:cs="Arial" w:eastAsia="Arial" w:hAnsi="Arial"/>
@@ -13708,7 +13708,7 @@
               <w:spacing w:after="10" w:before="0"/>
               <w:ind w:left="120"/>
             </w:pPr>
-            <w:hyperlink w:history="1" r:id="rIdij_mfqczh7thuy_czn312">
+            <w:hyperlink w:history="1" r:id="rIdtqhkizlqakdi7oqekiv0v">
               <w:r>
                 <w:rPr>
                   <w:rFonts w:ascii="Arial" w:cs="Arial" w:eastAsia="Arial" w:hAnsi="Arial"/>
@@ -13753,7 +13753,7 @@
             <w:pPr>
               <w:spacing w:after="20" w:before="0"/>
             </w:pPr>
-            <w:hyperlink w:history="1" r:id="rIdpwacwu8x1pb-whrhvlo3c">
+            <w:hyperlink w:history="1" r:id="rIdeuq3jr0jfavopt7dlnkn0">
               <w:r>
                 <w:rPr>
                   <w:rFonts w:ascii="Arial" w:cs="Arial" w:eastAsia="Arial" w:hAnsi="Arial"/>
@@ -13786,7 +13786,7 @@
               <w:spacing w:after="10" w:before="0"/>
               <w:ind w:left="120"/>
             </w:pPr>
-            <w:hyperlink w:history="1" r:id="rIdcczkivv2ceqrj3wuyfpsu">
+            <w:hyperlink w:history="1" r:id="rId7gufz9ym5-puhaaoyw2hp">
               <w:r>
                 <w:rPr>
                   <w:rFonts w:ascii="Arial" w:cs="Arial" w:eastAsia="Arial" w:hAnsi="Arial"/>
@@ -13981,7 +13981,7 @@
             <w:pPr>
               <w:spacing w:after="20" w:before="0"/>
             </w:pPr>
-            <w:hyperlink w:history="1" r:id="rIdwku9t8glpygfdzu8-r8o9">
+            <w:hyperlink w:history="1" r:id="rId_rclhbwmhbbrlpty8ts5y">
               <w:r>
                 <w:rPr>
                   <w:rFonts w:ascii="Arial" w:cs="Arial" w:eastAsia="Arial" w:hAnsi="Arial"/>
@@ -14030,7 +14030,7 @@
               <w:spacing w:after="10" w:before="0"/>
               <w:ind w:left="120"/>
             </w:pPr>
-            <w:hyperlink w:history="1" r:id="rId69i18fuasv3azpqcbgggk">
+            <w:hyperlink w:history="1" r:id="rIdurvrjocvgd0bgmkceib45">
               <w:r>
                 <w:rPr>
                   <w:rFonts w:ascii="Arial" w:cs="Arial" w:eastAsia="Arial" w:hAnsi="Arial"/>
@@ -14075,7 +14075,7 @@
             <w:pPr>
               <w:spacing w:after="20" w:before="0"/>
             </w:pPr>
-            <w:hyperlink w:history="1" r:id="rIdnxc_0vkaz_eyllxa2s7nk">
+            <w:hyperlink w:history="1" r:id="rIdokjx6h_jcjfgy87phfdfb">
               <w:r>
                 <w:rPr>
                   <w:rFonts w:ascii="Arial" w:cs="Arial" w:eastAsia="Arial" w:hAnsi="Arial"/>
@@ -14108,7 +14108,7 @@
               <w:spacing w:after="10" w:before="0"/>
               <w:ind w:left="120"/>
             </w:pPr>
-            <w:hyperlink w:history="1" r:id="rId14vjzr0uoqlr-eafispex">
+            <w:hyperlink w:history="1" r:id="rIdsy58pske4yl9ykiw0l12b">
               <w:r>
                 <w:rPr>
                   <w:rFonts w:ascii="Arial" w:cs="Arial" w:eastAsia="Arial" w:hAnsi="Arial"/>
@@ -14303,7 +14303,7 @@
             <w:pPr>
               <w:spacing w:after="20" w:before="0"/>
             </w:pPr>
-            <w:hyperlink w:history="1" r:id="rIdmspuxfooxd2oggcmlevvk">
+            <w:hyperlink w:history="1" r:id="rIdh1ybkzl50fgfcjpe1tjt0">
               <w:r>
                 <w:rPr>
                   <w:rFonts w:ascii="Arial" w:cs="Arial" w:eastAsia="Arial" w:hAnsi="Arial"/>
@@ -14352,7 +14352,7 @@
               <w:spacing w:after="10" w:before="0"/>
               <w:ind w:left="120"/>
             </w:pPr>
-            <w:hyperlink w:history="1" r:id="rIdqevhaar-gvnayfbeduhjv">
+            <w:hyperlink w:history="1" r:id="rIdtsakr0_vqlbille0wsck8">
               <w:r>
                 <w:rPr>
                   <w:rFonts w:ascii="Arial" w:cs="Arial" w:eastAsia="Arial" w:hAnsi="Arial"/>
@@ -14397,7 +14397,7 @@
             <w:pPr>
               <w:spacing w:after="20" w:before="0"/>
             </w:pPr>
-            <w:hyperlink w:history="1" r:id="rIdby0jdf3rqv8cdisy0e9un">
+            <w:hyperlink w:history="1" r:id="rId_bhgdjxlvfqojft8hsgki">
               <w:r>
                 <w:rPr>
                   <w:rFonts w:ascii="Arial" w:cs="Arial" w:eastAsia="Arial" w:hAnsi="Arial"/>
@@ -14446,7 +14446,7 @@
               <w:spacing w:after="10" w:before="0"/>
               <w:ind w:left="120"/>
             </w:pPr>
-            <w:hyperlink w:history="1" r:id="rIdqdvazsgdjkudllbtzrufe">
+            <w:hyperlink w:history="1" r:id="rIdsjmqdbsk1rk4idihrtvah">
               <w:r>
                 <w:rPr>
                   <w:rFonts w:ascii="Arial" w:cs="Arial" w:eastAsia="Arial" w:hAnsi="Arial"/>
@@ -15110,7 +15110,7 @@
         </w:rPr>
         <w:t xml:space="preserve">© 2026 SeaVuria and ARES. Aligned with KICD objectives. Developed by SeaVuria; technical implementation by ARES (with AI assistance from Claude). Licensed under </w:t>
       </w:r>
-      <w:hyperlink w:history="1" r:id="rIdx9rb3pzmedqgx-fmfazis">
+      <w:hyperlink w:history="1" r:id="rId9k06mj6edltbdvguu_0_6">
         <w:r>
           <w:rPr>
             <w:rFonts w:ascii="Arial" w:cs="Arial" w:eastAsia="Arial" w:hAnsi="Arial"/>
@@ -15131,7 +15131,7 @@
         </w:rPr>
         <w:t xml:space="preserve"> (</w:t>
       </w:r>
-      <w:hyperlink w:history="1" r:id="rIdpczr6t7eqzrfcyid-n_5q">
+      <w:hyperlink w:history="1" r:id="rId6hhfzmijvpcxwmo7armqs">
         <w:r>
           <w:rPr>
             <w:rFonts w:ascii="Arial" w:cs="Arial" w:eastAsia="Arial" w:hAnsi="Arial"/>
@@ -16303,7 +16303,7 @@
             <w:pPr>
               <w:spacing w:after="20" w:before="0"/>
             </w:pPr>
-            <w:hyperlink w:history="1" r:id="rIdv4caoy2ojkgnufqcgdbyi">
+            <w:hyperlink w:history="1" r:id="rIdnldd5ondlpbiqmm5q_obv">
               <w:r>
                 <w:rPr>
                   <w:rFonts w:ascii="Arial" w:cs="Arial" w:eastAsia="Arial" w:hAnsi="Arial"/>
@@ -16336,7 +16336,7 @@
               <w:spacing w:after="10" w:before="0"/>
               <w:ind w:left="120"/>
             </w:pPr>
-            <w:hyperlink w:history="1" r:id="rId3baoohmhqprahh3g9hd0q">
+            <w:hyperlink w:history="1" r:id="rIda596fvnl6oiqwhlnsrc-0">
               <w:r>
                 <w:rPr>
                   <w:rFonts w:ascii="Arial" w:cs="Arial" w:eastAsia="Arial" w:hAnsi="Arial"/>
@@ -16381,7 +16381,7 @@
             <w:pPr>
               <w:spacing w:after="20" w:before="0"/>
             </w:pPr>
-            <w:hyperlink w:history="1" r:id="rIdxdmfj2am4xghpk9jx5pgd">
+            <w:hyperlink w:history="1" r:id="rIdedc9jd6zjykd4fv61oka_">
               <w:r>
                 <w:rPr>
                   <w:rFonts w:ascii="Arial" w:cs="Arial" w:eastAsia="Arial" w:hAnsi="Arial"/>
@@ -16414,7 +16414,7 @@
               <w:spacing w:after="10" w:before="0"/>
               <w:ind w:left="120"/>
             </w:pPr>
-            <w:hyperlink w:history="1" r:id="rIdujpl2e-hffy3jlg7ppb9s">
+            <w:hyperlink w:history="1" r:id="rIdmxjph-jt6nlnsslb2hj_3">
               <w:r>
                 <w:rPr>
                   <w:rFonts w:ascii="Arial" w:cs="Arial" w:eastAsia="Arial" w:hAnsi="Arial"/>
@@ -16609,7 +16609,7 @@
             <w:pPr>
               <w:spacing w:after="20" w:before="0"/>
             </w:pPr>
-            <w:hyperlink w:history="1" r:id="rIdyqhyeqpvbhs_u931jbv19">
+            <w:hyperlink w:history="1" r:id="rId1d2knetnjpt0mdnbuiju4">
               <w:r>
                 <w:rPr>
                   <w:rFonts w:ascii="Arial" w:cs="Arial" w:eastAsia="Arial" w:hAnsi="Arial"/>
@@ -16642,7 +16642,7 @@
               <w:spacing w:after="10" w:before="0"/>
               <w:ind w:left="120"/>
             </w:pPr>
-            <w:hyperlink w:history="1" r:id="rId3lh8ygi-o29i_wrjeybrk">
+            <w:hyperlink w:history="1" r:id="rIddv1uo_mqbbcemkmm9rc6t">
               <w:r>
                 <w:rPr>
                   <w:rFonts w:ascii="Arial" w:cs="Arial" w:eastAsia="Arial" w:hAnsi="Arial"/>
@@ -16687,7 +16687,7 @@
             <w:pPr>
               <w:spacing w:after="20" w:before="0"/>
             </w:pPr>
-            <w:hyperlink w:history="1" r:id="rId1hlunt2nv9f7ohz2zdcq0">
+            <w:hyperlink w:history="1" r:id="rIdcydtrdoc4gtcyffgn9nog">
               <w:r>
                 <w:rPr>
                   <w:rFonts w:ascii="Arial" w:cs="Arial" w:eastAsia="Arial" w:hAnsi="Arial"/>
@@ -16720,7 +16720,7 @@
               <w:spacing w:after="10" w:before="0"/>
               <w:ind w:left="120"/>
             </w:pPr>
-            <w:hyperlink w:history="1" r:id="rIdfqzie5cs81kn5yaw7i53l">
+            <w:hyperlink w:history="1" r:id="rIdn0eoo5ksixiw9kutaqqab">
               <w:r>
                 <w:rPr>
                   <w:rFonts w:ascii="Arial" w:cs="Arial" w:eastAsia="Arial" w:hAnsi="Arial"/>
@@ -16915,7 +16915,7 @@
             <w:pPr>
               <w:spacing w:after="20" w:before="0"/>
             </w:pPr>
-            <w:hyperlink w:history="1" r:id="rIdiu5avrjmjkyx19cq_w8bf">
+            <w:hyperlink w:history="1" r:id="rIdukg9ffzsmlaqdsotx0lkm">
               <w:r>
                 <w:rPr>
                   <w:rFonts w:ascii="Arial" w:cs="Arial" w:eastAsia="Arial" w:hAnsi="Arial"/>
@@ -16948,7 +16948,7 @@
               <w:spacing w:after="10" w:before="0"/>
               <w:ind w:left="120"/>
             </w:pPr>
-            <w:hyperlink w:history="1" r:id="rIdckqxgirhdo-btjizyzaeb">
+            <w:hyperlink w:history="1" r:id="rIdddes_gmcodwcgzlq0f-7c">
               <w:r>
                 <w:rPr>
                   <w:rFonts w:ascii="Arial" w:cs="Arial" w:eastAsia="Arial" w:hAnsi="Arial"/>
@@ -16993,7 +16993,7 @@
             <w:pPr>
               <w:spacing w:after="20" w:before="0"/>
             </w:pPr>
-            <w:hyperlink w:history="1" r:id="rIdraremmc0eomppi5y8wxpl">
+            <w:hyperlink w:history="1" r:id="rIdmdi7hy15lhjypgkg_6rpn">
               <w:r>
                 <w:rPr>
                   <w:rFonts w:ascii="Arial" w:cs="Arial" w:eastAsia="Arial" w:hAnsi="Arial"/>
@@ -17026,7 +17026,7 @@
               <w:spacing w:after="10" w:before="0"/>
               <w:ind w:left="120"/>
             </w:pPr>
-            <w:hyperlink w:history="1" r:id="rIdpzk9d6g4ugvui379ek_hj">
+            <w:hyperlink w:history="1" r:id="rIdaaw6orqfvrkiw2xwcddjo">
               <w:r>
                 <w:rPr>
                   <w:rFonts w:ascii="Arial" w:cs="Arial" w:eastAsia="Arial" w:hAnsi="Arial"/>
@@ -17221,7 +17221,7 @@
             <w:pPr>
               <w:spacing w:after="20" w:before="0"/>
             </w:pPr>
-            <w:hyperlink w:history="1" r:id="rIdeulum83nt0v8xykfc4bn2">
+            <w:hyperlink w:history="1" r:id="rId8njkmnkwe0mux4zjkaioe">
               <w:r>
                 <w:rPr>
                   <w:rFonts w:ascii="Arial" w:cs="Arial" w:eastAsia="Arial" w:hAnsi="Arial"/>
@@ -17254,7 +17254,7 @@
               <w:spacing w:after="10" w:before="0"/>
               <w:ind w:left="120"/>
             </w:pPr>
-            <w:hyperlink w:history="1" r:id="rIdcx2fw_sb6xhkxgo0ctwm8">
+            <w:hyperlink w:history="1" r:id="rIdstciudd2kqmtl4hiaq72d">
               <w:r>
                 <w:rPr>
                   <w:rFonts w:ascii="Arial" w:cs="Arial" w:eastAsia="Arial" w:hAnsi="Arial"/>
@@ -17299,7 +17299,7 @@
             <w:pPr>
               <w:spacing w:after="20" w:before="0"/>
             </w:pPr>
-            <w:hyperlink w:history="1" r:id="rIdquogvw2iczc1-e5hnzi-m">
+            <w:hyperlink w:history="1" r:id="rIdkvv5vfrpm7hahn8p-44pq">
               <w:r>
                 <w:rPr>
                   <w:rFonts w:ascii="Arial" w:cs="Arial" w:eastAsia="Arial" w:hAnsi="Arial"/>
@@ -17332,7 +17332,7 @@
               <w:spacing w:after="10" w:before="0"/>
               <w:ind w:left="120"/>
             </w:pPr>
-            <w:hyperlink w:history="1" r:id="rIdd45pxpcah6ppqf4ifgr-l">
+            <w:hyperlink w:history="1" r:id="rIdpottl4i8cf9igyi8i2icx">
               <w:r>
                 <w:rPr>
                   <w:rFonts w:ascii="Arial" w:cs="Arial" w:eastAsia="Arial" w:hAnsi="Arial"/>
@@ -17527,7 +17527,7 @@
             <w:pPr>
               <w:spacing w:after="20" w:before="0"/>
             </w:pPr>
-            <w:hyperlink w:history="1" r:id="rIdqyf20pvqwbxfckvf8duvm">
+            <w:hyperlink w:history="1" r:id="rIdtr2dkfz-ejikl_ecycviy">
               <w:r>
                 <w:rPr>
                   <w:rFonts w:ascii="Arial" w:cs="Arial" w:eastAsia="Arial" w:hAnsi="Arial"/>
@@ -17576,7 +17576,7 @@
               <w:spacing w:after="10" w:before="0"/>
               <w:ind w:left="120"/>
             </w:pPr>
-            <w:hyperlink w:history="1" r:id="rIdvmiwakct4rbl3vj3ym3nx">
+            <w:hyperlink w:history="1" r:id="rIdgntzgtlvnc_rfk2zqaifa">
               <w:r>
                 <w:rPr>
                   <w:rFonts w:ascii="Arial" w:cs="Arial" w:eastAsia="Arial" w:hAnsi="Arial"/>
@@ -17621,7 +17621,7 @@
             <w:pPr>
               <w:spacing w:after="20" w:before="0"/>
             </w:pPr>
-            <w:hyperlink w:history="1" r:id="rIdqd4kuohphpcveov4ycowf">
+            <w:hyperlink w:history="1" r:id="rIdg0uf5kp-4ib76xstqta7i">
               <w:r>
                 <w:rPr>
                   <w:rFonts w:ascii="Arial" w:cs="Arial" w:eastAsia="Arial" w:hAnsi="Arial"/>
@@ -17654,7 +17654,7 @@
               <w:spacing w:after="10" w:before="0"/>
               <w:ind w:left="120"/>
             </w:pPr>
-            <w:hyperlink w:history="1" r:id="rIdfa5_g9w2uz1n7nldrdfvn">
+            <w:hyperlink w:history="1" r:id="rIdsmvumaniinzxb9ojbp-96">
               <w:r>
                 <w:rPr>
                   <w:rFonts w:ascii="Arial" w:cs="Arial" w:eastAsia="Arial" w:hAnsi="Arial"/>
@@ -18242,7 +18242,7 @@
         </w:rPr>
         <w:t xml:space="preserve">© 2026 SeaVuria and ARES. Aligned with KICD objectives. Developed by SeaVuria; technical implementation by ARES (with AI assistance from Claude). Licensed under </w:t>
       </w:r>
-      <w:hyperlink w:history="1" r:id="rId4urwebij9hxmkkihnrqss">
+      <w:hyperlink w:history="1" r:id="rIdf8nmyes9o2cxjepry4ajj">
         <w:r>
           <w:rPr>
             <w:rFonts w:ascii="Arial" w:cs="Arial" w:eastAsia="Arial" w:hAnsi="Arial"/>
@@ -18263,7 +18263,7 @@
         </w:rPr>
         <w:t xml:space="preserve"> (</w:t>
       </w:r>
-      <w:hyperlink w:history="1" r:id="rIdnhdccail3bgxg0kvtlv5g">
+      <w:hyperlink w:history="1" r:id="rIdyzc4yfvtcgj92_tau9r8m">
         <w:r>
           <w:rPr>
             <w:rFonts w:ascii="Arial" w:cs="Arial" w:eastAsia="Arial" w:hAnsi="Arial"/>
@@ -19475,7 +19475,7 @@
             <w:pPr>
               <w:spacing w:after="20" w:before="0"/>
             </w:pPr>
-            <w:hyperlink w:history="1" r:id="rIdnpo7-wstymwo7b_geqejg">
+            <w:hyperlink w:history="1" r:id="rId2zyumegtbm79iviuxdmuc">
               <w:r>
                 <w:rPr>
                   <w:rFonts w:ascii="Arial" w:cs="Arial" w:eastAsia="Arial" w:hAnsi="Arial"/>
@@ -19508,7 +19508,7 @@
               <w:spacing w:after="10" w:before="0"/>
               <w:ind w:left="120"/>
             </w:pPr>
-            <w:hyperlink w:history="1" r:id="rIdvyphfnvaqlqdw07rs2lg1">
+            <w:hyperlink w:history="1" r:id="rIdzpvwagylkujp1rps1daga">
               <w:r>
                 <w:rPr>
                   <w:rFonts w:ascii="Arial" w:cs="Arial" w:eastAsia="Arial" w:hAnsi="Arial"/>
@@ -19553,7 +19553,7 @@
             <w:pPr>
               <w:spacing w:after="20" w:before="0"/>
             </w:pPr>
-            <w:hyperlink w:history="1" r:id="rIdrx80esgjqxs6vqeb_qn7x">
+            <w:hyperlink w:history="1" r:id="rIdf5uc-reqstcvklch1v4fr">
               <w:r>
                 <w:rPr>
                   <w:rFonts w:ascii="Arial" w:cs="Arial" w:eastAsia="Arial" w:hAnsi="Arial"/>
@@ -19602,7 +19602,7 @@
               <w:spacing w:after="10" w:before="0"/>
               <w:ind w:left="120"/>
             </w:pPr>
-            <w:hyperlink w:history="1" r:id="rIdtokrhnypmt_eovvfq9ga-">
+            <w:hyperlink w:history="1" r:id="rIdhqevz3aymdnyld1cem4zv">
               <w:r>
                 <w:rPr>
                   <w:rFonts w:ascii="Arial" w:cs="Arial" w:eastAsia="Arial" w:hAnsi="Arial"/>
@@ -19797,7 +19797,7 @@
             <w:pPr>
               <w:spacing w:after="20" w:before="0"/>
             </w:pPr>
-            <w:hyperlink w:history="1" r:id="rIdwimu4stxjkpsn7wgpnq76">
+            <w:hyperlink w:history="1" r:id="rIdjsjlvdqeaazrnhxo99nic">
               <w:r>
                 <w:rPr>
                   <w:rFonts w:ascii="Arial" w:cs="Arial" w:eastAsia="Arial" w:hAnsi="Arial"/>
@@ -19830,7 +19830,7 @@
               <w:spacing w:after="10" w:before="0"/>
               <w:ind w:left="120"/>
             </w:pPr>
-            <w:hyperlink w:history="1" r:id="rIdz2hmlz594f6r2ggk_lx9b">
+            <w:hyperlink w:history="1" r:id="rIdyfrwgxxtjqniamzj4zz8l">
               <w:r>
                 <w:rPr>
                   <w:rFonts w:ascii="Arial" w:cs="Arial" w:eastAsia="Arial" w:hAnsi="Arial"/>
@@ -19875,7 +19875,7 @@
             <w:pPr>
               <w:spacing w:after="20" w:before="0"/>
             </w:pPr>
-            <w:hyperlink w:history="1" r:id="rIdz65zfvmhsenpls9phhsyo">
+            <w:hyperlink w:history="1" r:id="rIdfqmvqrwww4wjnljgktixk">
               <w:r>
                 <w:rPr>
                   <w:rFonts w:ascii="Arial" w:cs="Arial" w:eastAsia="Arial" w:hAnsi="Arial"/>
@@ -19924,7 +19924,7 @@
               <w:spacing w:after="10" w:before="0"/>
               <w:ind w:left="120"/>
             </w:pPr>
-            <w:hyperlink w:history="1" r:id="rIdhmoj9posbmy7rtlvoi-e9">
+            <w:hyperlink w:history="1" r:id="rIdfmxlmzbh8xw7djwhi37vn">
               <w:r>
                 <w:rPr>
                   <w:rFonts w:ascii="Arial" w:cs="Arial" w:eastAsia="Arial" w:hAnsi="Arial"/>
@@ -20119,7 +20119,7 @@
             <w:pPr>
               <w:spacing w:after="20" w:before="0"/>
             </w:pPr>
-            <w:hyperlink w:history="1" r:id="rIdoovgtbjwcdcshmqbmlopg">
+            <w:hyperlink w:history="1" r:id="rIdej20mbpj9mk2xa0xjf4je">
               <w:r>
                 <w:rPr>
                   <w:rFonts w:ascii="Arial" w:cs="Arial" w:eastAsia="Arial" w:hAnsi="Arial"/>
@@ -20168,7 +20168,7 @@
               <w:spacing w:after="10" w:before="0"/>
               <w:ind w:left="120"/>
             </w:pPr>
-            <w:hyperlink w:history="1" r:id="rId7lkfulp-wy1doygbkac-t">
+            <w:hyperlink w:history="1" r:id="rIdhzcfxaq6mscagx3mfv9mj">
               <w:r>
                 <w:rPr>
                   <w:rFonts w:ascii="Arial" w:cs="Arial" w:eastAsia="Arial" w:hAnsi="Arial"/>
@@ -20213,7 +20213,7 @@
             <w:pPr>
               <w:spacing w:after="20" w:before="0"/>
             </w:pPr>
-            <w:hyperlink w:history="1" r:id="rIdnpeu6xnk3bfswoe-4bfxn">
+            <w:hyperlink w:history="1" r:id="rIdu39wntb1jqhvqubhbqokr">
               <w:r>
                 <w:rPr>
                   <w:rFonts w:ascii="Arial" w:cs="Arial" w:eastAsia="Arial" w:hAnsi="Arial"/>
@@ -20262,7 +20262,7 @@
               <w:spacing w:after="10" w:before="0"/>
               <w:ind w:left="120"/>
             </w:pPr>
-            <w:hyperlink w:history="1" r:id="rIdtwwlyzszzc7mlivvj9hkl">
+            <w:hyperlink w:history="1" r:id="rId8wkck2nticime80nanjv5">
               <w:r>
                 <w:rPr>
                   <w:rFonts w:ascii="Arial" w:cs="Arial" w:eastAsia="Arial" w:hAnsi="Arial"/>
@@ -20457,7 +20457,7 @@
             <w:pPr>
               <w:spacing w:after="20" w:before="0"/>
             </w:pPr>
-            <w:hyperlink w:history="1" r:id="rIdi5u_kmg2oajxz6mppgk_j">
+            <w:hyperlink w:history="1" r:id="rId4gqywdzuginjczmttxrvi">
               <w:r>
                 <w:rPr>
                   <w:rFonts w:ascii="Arial" w:cs="Arial" w:eastAsia="Arial" w:hAnsi="Arial"/>
@@ -20506,7 +20506,7 @@
               <w:spacing w:after="10" w:before="0"/>
               <w:ind w:left="120"/>
             </w:pPr>
-            <w:hyperlink w:history="1" r:id="rIdtqck8-8okkfx4_zkgmnwj">
+            <w:hyperlink w:history="1" r:id="rIdsx3kpf_z-_jzepvld-h4i">
               <w:r>
                 <w:rPr>
                   <w:rFonts w:ascii="Arial" w:cs="Arial" w:eastAsia="Arial" w:hAnsi="Arial"/>
@@ -20551,7 +20551,7 @@
             <w:pPr>
               <w:spacing w:after="20" w:before="0"/>
             </w:pPr>
-            <w:hyperlink w:history="1" r:id="rIdfgcne9v_kdrlquc4fuo1l">
+            <w:hyperlink w:history="1" r:id="rIddifbryrt21ame_7ademfk">
               <w:r>
                 <w:rPr>
                   <w:rFonts w:ascii="Arial" w:cs="Arial" w:eastAsia="Arial" w:hAnsi="Arial"/>
@@ -20600,7 +20600,7 @@
               <w:spacing w:after="10" w:before="0"/>
               <w:ind w:left="120"/>
             </w:pPr>
-            <w:hyperlink w:history="1" r:id="rIdbs9hcwyoyfwvhljjuf58g">
+            <w:hyperlink w:history="1" r:id="rIde8vyqkbkllionmrtongqu">
               <w:r>
                 <w:rPr>
                   <w:rFonts w:ascii="Arial" w:cs="Arial" w:eastAsia="Arial" w:hAnsi="Arial"/>
@@ -20795,7 +20795,7 @@
             <w:pPr>
               <w:spacing w:after="20" w:before="0"/>
             </w:pPr>
-            <w:hyperlink w:history="1" r:id="rIdp9woajcybhwlnrueh_sdi">
+            <w:hyperlink w:history="1" r:id="rIdjdsnvhyfjmikdauyg9tsx">
               <w:r>
                 <w:rPr>
                   <w:rFonts w:ascii="Arial" w:cs="Arial" w:eastAsia="Arial" w:hAnsi="Arial"/>
@@ -20844,7 +20844,7 @@
               <w:spacing w:after="10" w:before="0"/>
               <w:ind w:left="120"/>
             </w:pPr>
-            <w:hyperlink w:history="1" r:id="rIdsnfir-ke0srdzaax8be04">
+            <w:hyperlink w:history="1" r:id="rIddtvozrkqihrxwfsfmsom-">
               <w:r>
                 <w:rPr>
                   <w:rFonts w:ascii="Arial" w:cs="Arial" w:eastAsia="Arial" w:hAnsi="Arial"/>
@@ -20889,7 +20889,7 @@
             <w:pPr>
               <w:spacing w:after="20" w:before="0"/>
             </w:pPr>
-            <w:hyperlink w:history="1" r:id="rIdxw74dptt7d4loaalzpzfz">
+            <w:hyperlink w:history="1" r:id="rIdavv_wlrmyo0lmdjug-mqh">
               <w:r>
                 <w:rPr>
                   <w:rFonts w:ascii="Arial" w:cs="Arial" w:eastAsia="Arial" w:hAnsi="Arial"/>
@@ -20938,7 +20938,7 @@
               <w:spacing w:after="10" w:before="0"/>
               <w:ind w:left="120"/>
             </w:pPr>
-            <w:hyperlink w:history="1" r:id="rIdnl6isbdezogx93oypb7cl">
+            <w:hyperlink w:history="1" r:id="rIduyocnr4adfpx4zagir8we">
               <w:r>
                 <w:rPr>
                   <w:rFonts w:ascii="Arial" w:cs="Arial" w:eastAsia="Arial" w:hAnsi="Arial"/>
@@ -21450,7 +21450,7 @@
         </w:rPr>
         <w:t xml:space="preserve">© 2026 SeaVuria and ARES. Aligned with KICD objectives. Developed by SeaVuria; technical implementation by ARES (with AI assistance from Claude). Licensed under </w:t>
       </w:r>
-      <w:hyperlink w:history="1" r:id="rIdsa9rrvwhrxke-fsld3ejj">
+      <w:hyperlink w:history="1" r:id="rIdudrpybgps9yph_o6rvrja">
         <w:r>
           <w:rPr>
             <w:rFonts w:ascii="Arial" w:cs="Arial" w:eastAsia="Arial" w:hAnsi="Arial"/>
@@ -21471,7 +21471,7 @@
         </w:rPr>
         <w:t xml:space="preserve"> (</w:t>
       </w:r>
-      <w:hyperlink w:history="1" r:id="rId0ybl0d1jbacxnducu44wk">
+      <w:hyperlink w:history="1" r:id="rIdld6a5duw-ckacxgk9rvf6">
         <w:r>
           <w:rPr>
             <w:rFonts w:ascii="Arial" w:cs="Arial" w:eastAsia="Arial" w:hAnsi="Arial"/>
@@ -22484,7 +22484,7 @@
             <w:pPr>
               <w:spacing w:after="20" w:before="0"/>
             </w:pPr>
-            <w:hyperlink w:history="1" r:id="rIdmgzehpsasdy65cotgngyt">
+            <w:hyperlink w:history="1" r:id="rIdzd7qjx-oub5ycy5f93jys">
               <w:r>
                 <w:rPr>
                   <w:rFonts w:ascii="Arial" w:cs="Arial" w:eastAsia="Arial" w:hAnsi="Arial"/>
@@ -22517,7 +22517,7 @@
               <w:spacing w:after="10" w:before="0"/>
               <w:ind w:left="120"/>
             </w:pPr>
-            <w:hyperlink w:history="1" r:id="rIdbqq44iagn_vcitsqpi_fn">
+            <w:hyperlink w:history="1" r:id="rIdwyxeg_vhcgfuydbikuxpa">
               <w:r>
                 <w:rPr>
                   <w:rFonts w:ascii="Arial" w:cs="Arial" w:eastAsia="Arial" w:hAnsi="Arial"/>
@@ -22562,7 +22562,7 @@
             <w:pPr>
               <w:spacing w:after="20" w:before="0"/>
             </w:pPr>
-            <w:hyperlink w:history="1" r:id="rId52l7wicenera3tlifha8r">
+            <w:hyperlink w:history="1" r:id="rIdvgm_utw_2wl8bm2l6-jtq">
               <w:r>
                 <w:rPr>
                   <w:rFonts w:ascii="Arial" w:cs="Arial" w:eastAsia="Arial" w:hAnsi="Arial"/>
@@ -22595,7 +22595,7 @@
               <w:spacing w:after="10" w:before="0"/>
               <w:ind w:left="120"/>
             </w:pPr>
-            <w:hyperlink w:history="1" r:id="rIdwivysd8qpb-k4vg7-_al6">
+            <w:hyperlink w:history="1" r:id="rId83a8bosclk-aiji8vwgf3">
               <w:r>
                 <w:rPr>
                   <w:rFonts w:ascii="Arial" w:cs="Arial" w:eastAsia="Arial" w:hAnsi="Arial"/>
@@ -22790,7 +22790,7 @@
             <w:pPr>
               <w:spacing w:after="20" w:before="0"/>
             </w:pPr>
-            <w:hyperlink w:history="1" r:id="rIdtg9-ul00fokwwfnarxsp4">
+            <w:hyperlink w:history="1" r:id="rIdf6ovwexdaqg40e3_yjzvx">
               <w:r>
                 <w:rPr>
                   <w:rFonts w:ascii="Arial" w:cs="Arial" w:eastAsia="Arial" w:hAnsi="Arial"/>
@@ -22823,7 +22823,7 @@
               <w:spacing w:after="10" w:before="0"/>
               <w:ind w:left="120"/>
             </w:pPr>
-            <w:hyperlink w:history="1" r:id="rIdrdsmrng9t5oq71jvgn7mz">
+            <w:hyperlink w:history="1" r:id="rIdtichfzdl4ytzpeephhbhr">
               <w:r>
                 <w:rPr>
                   <w:rFonts w:ascii="Arial" w:cs="Arial" w:eastAsia="Arial" w:hAnsi="Arial"/>
@@ -22868,7 +22868,7 @@
             <w:pPr>
               <w:spacing w:after="20" w:before="0"/>
             </w:pPr>
-            <w:hyperlink w:history="1" r:id="rIdbxdiyhfsgtzykuhayt-hr">
+            <w:hyperlink w:history="1" r:id="rIdpjba6xprjhvy7h_hynmcj">
               <w:r>
                 <w:rPr>
                   <w:rFonts w:ascii="Arial" w:cs="Arial" w:eastAsia="Arial" w:hAnsi="Arial"/>
@@ -22901,7 +22901,7 @@
               <w:spacing w:after="10" w:before="0"/>
               <w:ind w:left="120"/>
             </w:pPr>
-            <w:hyperlink w:history="1" r:id="rIdalbefwgyulo0lluqganor">
+            <w:hyperlink w:history="1" r:id="rId0dqxt1qrdou8_wee2qmji">
               <w:r>
                 <w:rPr>
                   <w:rFonts w:ascii="Arial" w:cs="Arial" w:eastAsia="Arial" w:hAnsi="Arial"/>
@@ -23096,7 +23096,7 @@
             <w:pPr>
               <w:spacing w:after="20" w:before="0"/>
             </w:pPr>
-            <w:hyperlink w:history="1" r:id="rId50lnlzxoqdhv0tsjdzvpl">
+            <w:hyperlink w:history="1" r:id="rId2p-rbc6lloipk6er5nqmn">
               <w:r>
                 <w:rPr>
                   <w:rFonts w:ascii="Arial" w:cs="Arial" w:eastAsia="Arial" w:hAnsi="Arial"/>
@@ -23129,7 +23129,7 @@
               <w:spacing w:after="10" w:before="0"/>
               <w:ind w:left="120"/>
             </w:pPr>
-            <w:hyperlink w:history="1" r:id="rIdbi4ccnk5vbmkjb5gahake">
+            <w:hyperlink w:history="1" r:id="rIdvo8lyuwkofrqzgnkptvdv">
               <w:r>
                 <w:rPr>
                   <w:rFonts w:ascii="Arial" w:cs="Arial" w:eastAsia="Arial" w:hAnsi="Arial"/>
@@ -23174,7 +23174,7 @@
             <w:pPr>
               <w:spacing w:after="20" w:before="0"/>
             </w:pPr>
-            <w:hyperlink w:history="1" r:id="rIdbp-idw4nkwxzkglrfiwht">
+            <w:hyperlink w:history="1" r:id="rIdxssucavwqn-qkxpjwoybg">
               <w:r>
                 <w:rPr>
                   <w:rFonts w:ascii="Arial" w:cs="Arial" w:eastAsia="Arial" w:hAnsi="Arial"/>
@@ -23223,7 +23223,7 @@
               <w:spacing w:after="10" w:before="0"/>
               <w:ind w:left="120"/>
             </w:pPr>
-            <w:hyperlink w:history="1" r:id="rIdkz8c7gavay8qhhfllxk4z">
+            <w:hyperlink w:history="1" r:id="rIdv4rdrgfol239wju_yp1jv">
               <w:r>
                 <w:rPr>
                   <w:rFonts w:ascii="Arial" w:cs="Arial" w:eastAsia="Arial" w:hAnsi="Arial"/>
@@ -23418,7 +23418,7 @@
             <w:pPr>
               <w:spacing w:after="20" w:before="0"/>
             </w:pPr>
-            <w:hyperlink w:history="1" r:id="rIdoiewnbf26o_a2-jso5d_1">
+            <w:hyperlink w:history="1" r:id="rIdplhy3jc6xkava1ofr9yen">
               <w:r>
                 <w:rPr>
                   <w:rFonts w:ascii="Arial" w:cs="Arial" w:eastAsia="Arial" w:hAnsi="Arial"/>
@@ -23451,7 +23451,7 @@
               <w:spacing w:after="10" w:before="0"/>
               <w:ind w:left="120"/>
             </w:pPr>
-            <w:hyperlink w:history="1" r:id="rIdfrk1zp98juwrdahbq-kkd">
+            <w:hyperlink w:history="1" r:id="rIdunhnz0beuj0y-cqteac4u">
               <w:r>
                 <w:rPr>
                   <w:rFonts w:ascii="Arial" w:cs="Arial" w:eastAsia="Arial" w:hAnsi="Arial"/>
@@ -23496,7 +23496,7 @@
             <w:pPr>
               <w:spacing w:after="20" w:before="0"/>
             </w:pPr>
-            <w:hyperlink w:history="1" r:id="rIdxzwolkx5oe167vuqakzh4">
+            <w:hyperlink w:history="1" r:id="rIds_8uj-ka8fisbxkkfypvw">
               <w:r>
                 <w:rPr>
                   <w:rFonts w:ascii="Arial" w:cs="Arial" w:eastAsia="Arial" w:hAnsi="Arial"/>
@@ -23545,7 +23545,7 @@
               <w:spacing w:after="10" w:before="0"/>
               <w:ind w:left="120"/>
             </w:pPr>
-            <w:hyperlink w:history="1" r:id="rIdpg2ejszrts-r4kez_pth1">
+            <w:hyperlink w:history="1" r:id="rIdxrtw6a9ln7ntmpqagxkhy">
               <w:r>
                 <w:rPr>
                   <w:rFonts w:ascii="Arial" w:cs="Arial" w:eastAsia="Arial" w:hAnsi="Arial"/>
@@ -23740,7 +23740,7 @@
             <w:pPr>
               <w:spacing w:after="20" w:before="0"/>
             </w:pPr>
-            <w:hyperlink w:history="1" r:id="rIduiotlmpgczv3d5rbxfsuw">
+            <w:hyperlink w:history="1" r:id="rIdjdljxamcskuumtjr0oozi">
               <w:r>
                 <w:rPr>
                   <w:rFonts w:ascii="Arial" w:cs="Arial" w:eastAsia="Arial" w:hAnsi="Arial"/>
@@ -23773,7 +23773,7 @@
               <w:spacing w:after="10" w:before="0"/>
               <w:ind w:left="120"/>
             </w:pPr>
-            <w:hyperlink w:history="1" r:id="rIdnw5t_mtzizggndaljg5zm">
+            <w:hyperlink w:history="1" r:id="rIdy1w6_kpm-9iwqzxzpfqw-">
               <w:r>
                 <w:rPr>
                   <w:rFonts w:ascii="Arial" w:cs="Arial" w:eastAsia="Arial" w:hAnsi="Arial"/>
@@ -23818,7 +23818,7 @@
             <w:pPr>
               <w:spacing w:after="20" w:before="0"/>
             </w:pPr>
-            <w:hyperlink w:history="1" r:id="rIdzj7ahhqrpxjkkk25gdyvk">
+            <w:hyperlink w:history="1" r:id="rIdo8l7-hpaxmou0dtuwkxf_">
               <w:r>
                 <w:rPr>
                   <w:rFonts w:ascii="Arial" w:cs="Arial" w:eastAsia="Arial" w:hAnsi="Arial"/>
@@ -23867,7 +23867,7 @@
               <w:spacing w:after="10" w:before="0"/>
               <w:ind w:left="120"/>
             </w:pPr>
-            <w:hyperlink w:history="1" r:id="rIdw2be60ik-2aco0yc6yf3h">
+            <w:hyperlink w:history="1" r:id="rIdrgmnx16fbq3e3dgaeljfu">
               <w:r>
                 <w:rPr>
                   <w:rFonts w:ascii="Arial" w:cs="Arial" w:eastAsia="Arial" w:hAnsi="Arial"/>
@@ -24493,7 +24493,7 @@
         </w:rPr>
         <w:t xml:space="preserve">© 2026 SeaVuria and ARES. Aligned with KICD objectives. Developed by SeaVuria; technical implementation by ARES (with AI assistance from Claude). Licensed under </w:t>
       </w:r>
-      <w:hyperlink w:history="1" r:id="rIdsxjwmgfoam-kaeqd1oyvg">
+      <w:hyperlink w:history="1" r:id="rIdhn9o4z-5mlpdmcw6baeb-">
         <w:r>
           <w:rPr>
             <w:rFonts w:ascii="Arial" w:cs="Arial" w:eastAsia="Arial" w:hAnsi="Arial"/>
@@ -24514,7 +24514,7 @@
         </w:rPr>
         <w:t xml:space="preserve"> (</w:t>
       </w:r>
-      <w:hyperlink w:history="1" r:id="rIdhcb8ockxjypi846wmmxm1">
+      <w:hyperlink w:history="1" r:id="rIdqvmi410qijhk3vrcy95ys">
         <w:r>
           <w:rPr>
             <w:rFonts w:ascii="Arial" w:cs="Arial" w:eastAsia="Arial" w:hAnsi="Arial"/>
@@ -25527,7 +25527,7 @@
             <w:pPr>
               <w:spacing w:after="20" w:before="0"/>
             </w:pPr>
-            <w:hyperlink w:history="1" r:id="rIds6d2gt0ublaj-jbyiefpi">
+            <w:hyperlink w:history="1" r:id="rId_yfefjbpuhth7l_rd_q1e">
               <w:r>
                 <w:rPr>
                   <w:rFonts w:ascii="Arial" w:cs="Arial" w:eastAsia="Arial" w:hAnsi="Arial"/>
@@ -25560,7 +25560,7 @@
               <w:spacing w:after="10" w:before="0"/>
               <w:ind w:left="120"/>
             </w:pPr>
-            <w:hyperlink w:history="1" r:id="rIdrky4gzdwfvm3i0rjtqyxc">
+            <w:hyperlink w:history="1" r:id="rIdkixk7q1gy_hqlerqrzoqy">
               <w:r>
                 <w:rPr>
                   <w:rFonts w:ascii="Arial" w:cs="Arial" w:eastAsia="Arial" w:hAnsi="Arial"/>
@@ -25605,7 +25605,7 @@
             <w:pPr>
               <w:spacing w:after="20" w:before="0"/>
             </w:pPr>
-            <w:hyperlink w:history="1" r:id="rId5lynctnengy5eiyf4ol3o">
+            <w:hyperlink w:history="1" r:id="rIdqwyknvvdz-wem0evvha4z">
               <w:r>
                 <w:rPr>
                   <w:rFonts w:ascii="Arial" w:cs="Arial" w:eastAsia="Arial" w:hAnsi="Arial"/>
@@ -25638,7 +25638,7 @@
               <w:spacing w:after="10" w:before="0"/>
               <w:ind w:left="120"/>
             </w:pPr>
-            <w:hyperlink w:history="1" r:id="rIdkpecx2tbeof--g8n7tzin">
+            <w:hyperlink w:history="1" r:id="rId5cymeeg-ywo8v41radcal">
               <w:r>
                 <w:rPr>
                   <w:rFonts w:ascii="Arial" w:cs="Arial" w:eastAsia="Arial" w:hAnsi="Arial"/>
@@ -25833,7 +25833,7 @@
             <w:pPr>
               <w:spacing w:after="20" w:before="0"/>
             </w:pPr>
-            <w:hyperlink w:history="1" r:id="rId5tfjroj5negpvt__nvlxp">
+            <w:hyperlink w:history="1" r:id="rIddjfphrt08grmkvf9g5jof">
               <w:r>
                 <w:rPr>
                   <w:rFonts w:ascii="Arial" w:cs="Arial" w:eastAsia="Arial" w:hAnsi="Arial"/>
@@ -25866,7 +25866,7 @@
               <w:spacing w:after="10" w:before="0"/>
               <w:ind w:left="120"/>
             </w:pPr>
-            <w:hyperlink w:history="1" r:id="rIdhxl8k_t294gybdnsadsds">
+            <w:hyperlink w:history="1" r:id="rIdv7oaoigmefmkopcwrxjf1">
               <w:r>
                 <w:rPr>
                   <w:rFonts w:ascii="Arial" w:cs="Arial" w:eastAsia="Arial" w:hAnsi="Arial"/>
@@ -25911,7 +25911,7 @@
             <w:pPr>
               <w:spacing w:after="20" w:before="0"/>
             </w:pPr>
-            <w:hyperlink w:history="1" r:id="rIdy7fphykf3n8mdspdqbfds">
+            <w:hyperlink w:history="1" r:id="rIdsk0x9_wg5dbkmicax5tls">
               <w:r>
                 <w:rPr>
                   <w:rFonts w:ascii="Arial" w:cs="Arial" w:eastAsia="Arial" w:hAnsi="Arial"/>
@@ -25944,7 +25944,7 @@
               <w:spacing w:after="10" w:before="0"/>
               <w:ind w:left="120"/>
             </w:pPr>
-            <w:hyperlink w:history="1" r:id="rIdigqrrnel1kqpc18p_lsrj">
+            <w:hyperlink w:history="1" r:id="rIdcdzc3vglztdkhhvwqwlz-">
               <w:r>
                 <w:rPr>
                   <w:rFonts w:ascii="Arial" w:cs="Arial" w:eastAsia="Arial" w:hAnsi="Arial"/>
@@ -26139,7 +26139,7 @@
             <w:pPr>
               <w:spacing w:after="20" w:before="0"/>
             </w:pPr>
-            <w:hyperlink w:history="1" r:id="rIdmiowo0nyf-zplghvrl40m">
+            <w:hyperlink w:history="1" r:id="rIdyslqaw7psypsii4mqiop1">
               <w:r>
                 <w:rPr>
                   <w:rFonts w:ascii="Arial" w:cs="Arial" w:eastAsia="Arial" w:hAnsi="Arial"/>
@@ -26172,7 +26172,7 @@
               <w:spacing w:after="10" w:before="0"/>
               <w:ind w:left="120"/>
             </w:pPr>
-            <w:hyperlink w:history="1" r:id="rIdwiciyrzff-c6o11btzv8h">
+            <w:hyperlink w:history="1" r:id="rIdpvhed20dt0zlmolj2c2io">
               <w:r>
                 <w:rPr>
                   <w:rFonts w:ascii="Arial" w:cs="Arial" w:eastAsia="Arial" w:hAnsi="Arial"/>
@@ -26217,7 +26217,7 @@
             <w:pPr>
               <w:spacing w:after="20" w:before="0"/>
             </w:pPr>
-            <w:hyperlink w:history="1" r:id="rId6asej7ewd6p9sjsa17iqd">
+            <w:hyperlink w:history="1" r:id="rId0ydsyaj89lhde_eg72dbx">
               <w:r>
                 <w:rPr>
                   <w:rFonts w:ascii="Arial" w:cs="Arial" w:eastAsia="Arial" w:hAnsi="Arial"/>
@@ -26250,7 +26250,7 @@
               <w:spacing w:after="10" w:before="0"/>
               <w:ind w:left="120"/>
             </w:pPr>
-            <w:hyperlink w:history="1" r:id="rIdzwvbsqpqay4ni1l9n1acl">
+            <w:hyperlink w:history="1" r:id="rIdzzpjxe-x5atkgysx6fhru">
               <w:r>
                 <w:rPr>
                   <w:rFonts w:ascii="Arial" w:cs="Arial" w:eastAsia="Arial" w:hAnsi="Arial"/>
@@ -26445,7 +26445,7 @@
             <w:pPr>
               <w:spacing w:after="20" w:before="0"/>
             </w:pPr>
-            <w:hyperlink w:history="1" r:id="rId2tghifqgi1hezellfib2n">
+            <w:hyperlink w:history="1" r:id="rIdx8z7ur6yxdd_o833s5e2e">
               <w:r>
                 <w:rPr>
                   <w:rFonts w:ascii="Arial" w:cs="Arial" w:eastAsia="Arial" w:hAnsi="Arial"/>
@@ -26478,7 +26478,7 @@
               <w:spacing w:after="10" w:before="0"/>
               <w:ind w:left="120"/>
             </w:pPr>
-            <w:hyperlink w:history="1" r:id="rId_-mddenm9av56j7qqmhab">
+            <w:hyperlink w:history="1" r:id="rIdljoswmddonzffcyviqhn1">
               <w:r>
                 <w:rPr>
                   <w:rFonts w:ascii="Arial" w:cs="Arial" w:eastAsia="Arial" w:hAnsi="Arial"/>
@@ -26523,7 +26523,7 @@
             <w:pPr>
               <w:spacing w:after="20" w:before="0"/>
             </w:pPr>
-            <w:hyperlink w:history="1" r:id="rId4urudtqnvyum_trr24h7t">
+            <w:hyperlink w:history="1" r:id="rIdbeqfiwdyqynoafafjj6cs">
               <w:r>
                 <w:rPr>
                   <w:rFonts w:ascii="Arial" w:cs="Arial" w:eastAsia="Arial" w:hAnsi="Arial"/>
@@ -26556,7 +26556,7 @@
               <w:spacing w:after="10" w:before="0"/>
               <w:ind w:left="120"/>
             </w:pPr>
-            <w:hyperlink w:history="1" r:id="rIdiszhnbmjjdzbcbn3deada">
+            <w:hyperlink w:history="1" r:id="rIddqu2heewfycegmjmccjt4">
               <w:r>
                 <w:rPr>
                   <w:rFonts w:ascii="Arial" w:cs="Arial" w:eastAsia="Arial" w:hAnsi="Arial"/>
@@ -26751,7 +26751,7 @@
             <w:pPr>
               <w:spacing w:after="20" w:before="0"/>
             </w:pPr>
-            <w:hyperlink w:history="1" r:id="rId_eg_aru9m2kqyxycdcel4">
+            <w:hyperlink w:history="1" r:id="rIdm5u5n-_5gjkk_isg681-0">
               <w:r>
                 <w:rPr>
                   <w:rFonts w:ascii="Arial" w:cs="Arial" w:eastAsia="Arial" w:hAnsi="Arial"/>
@@ -26800,7 +26800,7 @@
               <w:spacing w:after="10" w:before="0"/>
               <w:ind w:left="120"/>
             </w:pPr>
-            <w:hyperlink w:history="1" r:id="rIduavekowddf696c1ypymde">
+            <w:hyperlink w:history="1" r:id="rId0gzy6dymyptpnzc6egdos">
               <w:r>
                 <w:rPr>
                   <w:rFonts w:ascii="Arial" w:cs="Arial" w:eastAsia="Arial" w:hAnsi="Arial"/>
@@ -26845,7 +26845,7 @@
             <w:pPr>
               <w:spacing w:after="20" w:before="0"/>
             </w:pPr>
-            <w:hyperlink w:history="1" r:id="rIdkwcjjuhr9wii0klor4scg">
+            <w:hyperlink w:history="1" r:id="rId86nguo6yje6ouoqqutazn">
               <w:r>
                 <w:rPr>
                   <w:rFonts w:ascii="Arial" w:cs="Arial" w:eastAsia="Arial" w:hAnsi="Arial"/>
@@ -26878,7 +26878,7 @@
               <w:spacing w:after="10" w:before="0"/>
               <w:ind w:left="120"/>
             </w:pPr>
-            <w:hyperlink w:history="1" r:id="rIdrli0dflrwoxr-t6fob-zv">
+            <w:hyperlink w:history="1" r:id="rId_0tuxya8riw6uoge14fvt">
               <w:r>
                 <w:rPr>
                   <w:rFonts w:ascii="Arial" w:cs="Arial" w:eastAsia="Arial" w:hAnsi="Arial"/>
@@ -27390,7 +27390,7 @@
         </w:rPr>
         <w:t xml:space="preserve">© 2026 SeaVuria and ARES. Aligned with KICD objectives. Developed by SeaVuria; technical implementation by ARES (with AI assistance from Claude). Licensed under </w:t>
       </w:r>
-      <w:hyperlink w:history="1" r:id="rIddntnrpuqdy7ewb7kucogv">
+      <w:hyperlink w:history="1" r:id="rIdhupni987f_fsqvl29_ixv">
         <w:r>
           <w:rPr>
             <w:rFonts w:ascii="Arial" w:cs="Arial" w:eastAsia="Arial" w:hAnsi="Arial"/>
@@ -27411,7 +27411,7 @@
         </w:rPr>
         <w:t xml:space="preserve"> (</w:t>
       </w:r>
-      <w:hyperlink w:history="1" r:id="rIdzeosz8tyetx9kqmm7ow-n">
+      <w:hyperlink w:history="1" r:id="rIdxjv52sh7fkxugx0y5bpd0">
         <w:r>
           <w:rPr>
             <w:rFonts w:ascii="Arial" w:cs="Arial" w:eastAsia="Arial" w:hAnsi="Arial"/>

--- a/data/outputs/v2/General_Science/SS1.2_The_Cell/General_Science_The_Cell_CBE_LessonSequence.docx
+++ b/data/outputs/v2/General_Science/SS1.2_The_Cell/General_Science_The_Cell_CBE_LessonSequence.docx
@@ -2245,7 +2245,7 @@
         </w:rPr>
         <w:t xml:space="preserve">© 2026 SeaVuria and ARES. This work is licensed under a </w:t>
       </w:r>
-      <w:hyperlink w:history="1" r:id="rIdlpcxzz0qfcxij7tci1k2o">
+      <w:hyperlink w:history="1" r:id="rId3wwh7way8fwfoifhnccvx">
         <w:r>
           <w:rPr>
             <w:rFonts w:ascii="Arial" w:cs="Arial" w:eastAsia="Arial" w:hAnsi="Arial"/>
@@ -2265,7 +2265,7 @@
         </w:rPr>
         <w:t xml:space="preserve"> (</w:t>
       </w:r>
-      <w:hyperlink w:history="1" r:id="rIdxd7uuvysrdu8dxccob2nu">
+      <w:hyperlink w:history="1" r:id="rIdcmhnpsmxwv3wcsub-e7ya">
         <w:r>
           <w:rPr>
             <w:rFonts w:ascii="Arial" w:cs="Arial" w:eastAsia="Arial" w:hAnsi="Arial"/>
@@ -2285,7 +2285,7 @@
         </w:rPr>
         <w:t xml:space="preserve">). To view a copy of this license, visit </w:t>
       </w:r>
-      <w:hyperlink w:history="1" r:id="rIdfspmejatjwq5nyptlknu1">
+      <w:hyperlink w:history="1" r:id="rIdhe2owpbhnhchvjrs44xch">
         <w:r>
           <w:rPr>
             <w:rFonts w:ascii="Arial" w:cs="Arial" w:eastAsia="Arial" w:hAnsi="Arial"/>
@@ -3298,7 +3298,7 @@
             <w:pPr>
               <w:spacing w:after="20" w:before="0"/>
             </w:pPr>
-            <w:hyperlink w:history="1" r:id="rIdj4gdyucy8lydvtbsifh1h">
+            <w:hyperlink w:history="1" r:id="rIdmjvvo2riqe-xrozthvszi">
               <w:r>
                 <w:rPr>
                   <w:rFonts w:ascii="Arial" w:cs="Arial" w:eastAsia="Arial" w:hAnsi="Arial"/>
@@ -3331,7 +3331,7 @@
               <w:spacing w:after="10" w:before="0"/>
               <w:ind w:left="120"/>
             </w:pPr>
-            <w:hyperlink w:history="1" r:id="rIdcrzjpnoing_fswnmlrp94">
+            <w:hyperlink w:history="1" r:id="rIdogfmctggesyzqwnby2lfj">
               <w:r>
                 <w:rPr>
                   <w:rFonts w:ascii="Arial" w:cs="Arial" w:eastAsia="Arial" w:hAnsi="Arial"/>
@@ -3376,7 +3376,7 @@
             <w:pPr>
               <w:spacing w:after="20" w:before="0"/>
             </w:pPr>
-            <w:hyperlink w:history="1" r:id="rId-yeekyqo69osdgisr-8ey">
+            <w:hyperlink w:history="1" r:id="rIdvkzom10m1vkxvlskms9nw">
               <w:r>
                 <w:rPr>
                   <w:rFonts w:ascii="Arial" w:cs="Arial" w:eastAsia="Arial" w:hAnsi="Arial"/>
@@ -3409,7 +3409,7 @@
               <w:spacing w:after="10" w:before="0"/>
               <w:ind w:left="120"/>
             </w:pPr>
-            <w:hyperlink w:history="1" r:id="rIdisbhz8n-pke5uawufye6q">
+            <w:hyperlink w:history="1" r:id="rIdu7-dq1qli8_k_ngyc5jq1">
               <w:r>
                 <w:rPr>
                   <w:rFonts w:ascii="Arial" w:cs="Arial" w:eastAsia="Arial" w:hAnsi="Arial"/>
@@ -3699,7 +3699,7 @@
             <w:pPr>
               <w:spacing w:after="20" w:before="0"/>
             </w:pPr>
-            <w:hyperlink w:history="1" r:id="rIdoeblh7za9welkf5qgutpq">
+            <w:hyperlink w:history="1" r:id="rIdrfrs9bjeuiasjj-ado2mu">
               <w:r>
                 <w:rPr>
                   <w:rFonts w:ascii="Arial" w:cs="Arial" w:eastAsia="Arial" w:hAnsi="Arial"/>
@@ -3732,7 +3732,7 @@
               <w:spacing w:after="10" w:before="0"/>
               <w:ind w:left="120"/>
             </w:pPr>
-            <w:hyperlink w:history="1" r:id="rIdn3qv16iudgdvhqtpomrfr">
+            <w:hyperlink w:history="1" r:id="rIdrxlwepojukquevngkyez1">
               <w:r>
                 <w:rPr>
                   <w:rFonts w:ascii="Arial" w:cs="Arial" w:eastAsia="Arial" w:hAnsi="Arial"/>
@@ -3777,7 +3777,7 @@
             <w:pPr>
               <w:spacing w:after="20" w:before="0"/>
             </w:pPr>
-            <w:hyperlink w:history="1" r:id="rIdzeziblfqi3o9lbyckli9w">
+            <w:hyperlink w:history="1" r:id="rIdizxqadxuwaay2nsstuml1">
               <w:r>
                 <w:rPr>
                   <w:rFonts w:ascii="Arial" w:cs="Arial" w:eastAsia="Arial" w:hAnsi="Arial"/>
@@ -3810,7 +3810,7 @@
               <w:spacing w:after="10" w:before="0"/>
               <w:ind w:left="120"/>
             </w:pPr>
-            <w:hyperlink w:history="1" r:id="rIdz1l45jn7bltshwbcspc8t">
+            <w:hyperlink w:history="1" r:id="rIdto8kcao0mfibsxpywatqy">
               <w:r>
                 <w:rPr>
                   <w:rFonts w:ascii="Arial" w:cs="Arial" w:eastAsia="Arial" w:hAnsi="Arial"/>
@@ -4100,7 +4100,7 @@
             <w:pPr>
               <w:spacing w:after="20" w:before="0"/>
             </w:pPr>
-            <w:hyperlink w:history="1" r:id="rIdvl0oaflgwbkzboksd1k7w">
+            <w:hyperlink w:history="1" r:id="rIdbgctjv_jkntt-4e55v4w5">
               <w:r>
                 <w:rPr>
                   <w:rFonts w:ascii="Arial" w:cs="Arial" w:eastAsia="Arial" w:hAnsi="Arial"/>
@@ -4149,7 +4149,7 @@
               <w:spacing w:after="10" w:before="0"/>
               <w:ind w:left="120"/>
             </w:pPr>
-            <w:hyperlink w:history="1" r:id="rIddxwylraul3w9bs21fa3ic">
+            <w:hyperlink w:history="1" r:id="rIdidt6tfu-pfipxfzjft9lw">
               <w:r>
                 <w:rPr>
                   <w:rFonts w:ascii="Arial" w:cs="Arial" w:eastAsia="Arial" w:hAnsi="Arial"/>
@@ -4194,7 +4194,7 @@
             <w:pPr>
               <w:spacing w:after="20" w:before="0"/>
             </w:pPr>
-            <w:hyperlink w:history="1" r:id="rId8gsbp6wzmntyiidx_hvos">
+            <w:hyperlink w:history="1" r:id="rIdmkdc-2bwkfpma5wpzio-x">
               <w:r>
                 <w:rPr>
                   <w:rFonts w:ascii="Arial" w:cs="Arial" w:eastAsia="Arial" w:hAnsi="Arial"/>
@@ -4243,7 +4243,7 @@
               <w:spacing w:after="10" w:before="0"/>
               <w:ind w:left="120"/>
             </w:pPr>
-            <w:hyperlink w:history="1" r:id="rIdsrgk2yopxya_gpfgrer0m">
+            <w:hyperlink w:history="1" r:id="rId5yqcwm-obcrlvgxkbuuvk">
               <w:r>
                 <w:rPr>
                   <w:rFonts w:ascii="Arial" w:cs="Arial" w:eastAsia="Arial" w:hAnsi="Arial"/>
@@ -4514,7 +4514,7 @@
             <w:pPr>
               <w:spacing w:after="20" w:before="0"/>
             </w:pPr>
-            <w:hyperlink w:history="1" r:id="rIdpzk2rokrpmrezu0no7yzx">
+            <w:hyperlink w:history="1" r:id="rIdbn6odj5e8731hhyhcaexp">
               <w:r>
                 <w:rPr>
                   <w:rFonts w:ascii="Arial" w:cs="Arial" w:eastAsia="Arial" w:hAnsi="Arial"/>
@@ -4563,7 +4563,7 @@
               <w:spacing w:after="10" w:before="0"/>
               <w:ind w:left="120"/>
             </w:pPr>
-            <w:hyperlink w:history="1" r:id="rIda1whutgwy02pcov8enxwm">
+            <w:hyperlink w:history="1" r:id="rId7xl9lvpdjc9gst1xsctnx">
               <w:r>
                 <w:rPr>
                   <w:rFonts w:ascii="Arial" w:cs="Arial" w:eastAsia="Arial" w:hAnsi="Arial"/>
@@ -4608,7 +4608,7 @@
             <w:pPr>
               <w:spacing w:after="20" w:before="0"/>
             </w:pPr>
-            <w:hyperlink w:history="1" r:id="rId1geiundheaum-1p8e9qzy">
+            <w:hyperlink w:history="1" r:id="rIdit9nnkimd9g5gfqzwabnd">
               <w:r>
                 <w:rPr>
                   <w:rFonts w:ascii="Arial" w:cs="Arial" w:eastAsia="Arial" w:hAnsi="Arial"/>
@@ -4657,7 +4657,7 @@
               <w:spacing w:after="10" w:before="0"/>
               <w:ind w:left="120"/>
             </w:pPr>
-            <w:hyperlink w:history="1" r:id="rIdtt6ji8u4cnys9ty5gioso">
+            <w:hyperlink w:history="1" r:id="rIdcxoaprhqazgrybbw7ot35">
               <w:r>
                 <w:rPr>
                   <w:rFonts w:ascii="Arial" w:cs="Arial" w:eastAsia="Arial" w:hAnsi="Arial"/>
@@ -4966,7 +4966,7 @@
             <w:pPr>
               <w:spacing w:after="20" w:before="0"/>
             </w:pPr>
-            <w:hyperlink w:history="1" r:id="rIdquyqrasniqxyxrgqqjdlw">
+            <w:hyperlink w:history="1" r:id="rId7zmh8zsgix89osixiuhtj">
               <w:r>
                 <w:rPr>
                   <w:rFonts w:ascii="Arial" w:cs="Arial" w:eastAsia="Arial" w:hAnsi="Arial"/>
@@ -5015,7 +5015,7 @@
               <w:spacing w:after="10" w:before="0"/>
               <w:ind w:left="120"/>
             </w:pPr>
-            <w:hyperlink w:history="1" r:id="rIdl_pmqp5bzeuybqc2wzfdb">
+            <w:hyperlink w:history="1" r:id="rIdiluczlxvcbk01q141veuf">
               <w:r>
                 <w:rPr>
                   <w:rFonts w:ascii="Arial" w:cs="Arial" w:eastAsia="Arial" w:hAnsi="Arial"/>
@@ -5060,7 +5060,7 @@
             <w:pPr>
               <w:spacing w:after="20" w:before="0"/>
             </w:pPr>
-            <w:hyperlink w:history="1" r:id="rIdfckkinkzkhi5lbpwyu7ri">
+            <w:hyperlink w:history="1" r:id="rIdktsztpol8_9pc2nnwdqtu">
               <w:r>
                 <w:rPr>
                   <w:rFonts w:ascii="Arial" w:cs="Arial" w:eastAsia="Arial" w:hAnsi="Arial"/>
@@ -5109,7 +5109,7 @@
               <w:spacing w:after="10" w:before="0"/>
               <w:ind w:left="120"/>
             </w:pPr>
-            <w:hyperlink w:history="1" r:id="rId56gdv1ncjxilndwhjcfub">
+            <w:hyperlink w:history="1" r:id="rIdv3itv-a70hhyqw8qwgjgq">
               <w:r>
                 <w:rPr>
                   <w:rFonts w:ascii="Arial" w:cs="Arial" w:eastAsia="Arial" w:hAnsi="Arial"/>
@@ -5811,7 +5811,7 @@
         </w:rPr>
         <w:t xml:space="preserve">© 2026 SeaVuria and ARES. Aligned with KICD objectives. Developed by SeaVuria; technical implementation by ARES (with AI assistance from Claude). Licensed under </w:t>
       </w:r>
-      <w:hyperlink w:history="1" r:id="rIdrwywjxkucjogxfpzjd5rs">
+      <w:hyperlink w:history="1" r:id="rIdxddqw5ybt4wlfp-pehd_i">
         <w:r>
           <w:rPr>
             <w:rFonts w:ascii="Arial" w:cs="Arial" w:eastAsia="Arial" w:hAnsi="Arial"/>
@@ -5832,7 +5832,7 @@
         </w:rPr>
         <w:t xml:space="preserve"> (</w:t>
       </w:r>
-      <w:hyperlink w:history="1" r:id="rIdcekgkz9-0k8hr3qhh_6hl">
+      <w:hyperlink w:history="1" r:id="rIdyba2tkw0hcex4r6jxidfr">
         <w:r>
           <w:rPr>
             <w:rFonts w:ascii="Arial" w:cs="Arial" w:eastAsia="Arial" w:hAnsi="Arial"/>
@@ -6845,7 +6845,7 @@
             <w:pPr>
               <w:spacing w:after="20" w:before="0"/>
             </w:pPr>
-            <w:hyperlink w:history="1" r:id="rIdwwmm-caooii39lmxgvk_b">
+            <w:hyperlink w:history="1" r:id="rId-fcujdcj17fhinfflbyau">
               <w:r>
                 <w:rPr>
                   <w:rFonts w:ascii="Arial" w:cs="Arial" w:eastAsia="Arial" w:hAnsi="Arial"/>
@@ -6894,7 +6894,7 @@
               <w:spacing w:after="10" w:before="0"/>
               <w:ind w:left="120"/>
             </w:pPr>
-            <w:hyperlink w:history="1" r:id="rId2t0htopi5lximhhyvh9xk">
+            <w:hyperlink w:history="1" r:id="rIde4fw33ddn9vmwlbwj__pc">
               <w:r>
                 <w:rPr>
                   <w:rFonts w:ascii="Arial" w:cs="Arial" w:eastAsia="Arial" w:hAnsi="Arial"/>
@@ -6956,7 +6956,7 @@
               <w:spacing w:after="10" w:before="0"/>
               <w:ind w:left="120"/>
             </w:pPr>
-            <w:hyperlink w:history="1" r:id="rIdwbb9dl7jhhpqttqk6vjxg">
+            <w:hyperlink w:history="1" r:id="rIdjdfjkti1ig2vycevinj3a">
               <w:r>
                 <w:rPr>
                   <w:rFonts w:ascii="Arial" w:cs="Arial" w:eastAsia="Arial" w:hAnsi="Arial"/>
@@ -7166,7 +7166,7 @@
             <w:pPr>
               <w:spacing w:after="20" w:before="0"/>
             </w:pPr>
-            <w:hyperlink w:history="1" r:id="rIdgqnfa19kg2kcj-hmssaqt">
+            <w:hyperlink w:history="1" r:id="rId9jsstrbixjid6yx453emi">
               <w:r>
                 <w:rPr>
                   <w:rFonts w:ascii="Arial" w:cs="Arial" w:eastAsia="Arial" w:hAnsi="Arial"/>
@@ -7215,7 +7215,7 @@
               <w:spacing w:after="10" w:before="0"/>
               <w:ind w:left="120"/>
             </w:pPr>
-            <w:hyperlink w:history="1" r:id="rIdzu1v5viid_xgip4ahbelk">
+            <w:hyperlink w:history="1" r:id="rId2vav15mqaepl3664blcbn">
               <w:r>
                 <w:rPr>
                   <w:rFonts w:ascii="Arial" w:cs="Arial" w:eastAsia="Arial" w:hAnsi="Arial"/>
@@ -7277,7 +7277,7 @@
               <w:spacing w:after="10" w:before="0"/>
               <w:ind w:left="120"/>
             </w:pPr>
-            <w:hyperlink w:history="1" r:id="rIdb7dmrjofbq1ocv-xep0y1">
+            <w:hyperlink w:history="1" r:id="rIdi1-upxv9ora3njshperfm">
               <w:r>
                 <w:rPr>
                   <w:rFonts w:ascii="Arial" w:cs="Arial" w:eastAsia="Arial" w:hAnsi="Arial"/>
@@ -7487,7 +7487,7 @@
             <w:pPr>
               <w:spacing w:after="20" w:before="0"/>
             </w:pPr>
-            <w:hyperlink w:history="1" r:id="rIdqkc_8xvtesldizlqcozq3">
+            <w:hyperlink w:history="1" r:id="rIdp8c2u_hzfspskcbgciooz">
               <w:r>
                 <w:rPr>
                   <w:rFonts w:ascii="Arial" w:cs="Arial" w:eastAsia="Arial" w:hAnsi="Arial"/>
@@ -7536,7 +7536,7 @@
               <w:spacing w:after="10" w:before="0"/>
               <w:ind w:left="120"/>
             </w:pPr>
-            <w:hyperlink w:history="1" r:id="rId6-hw-ambcoea8044uijct">
+            <w:hyperlink w:history="1" r:id="rIdja9fq8wq9xxqabujbjmaw">
               <w:r>
                 <w:rPr>
                   <w:rFonts w:ascii="Arial" w:cs="Arial" w:eastAsia="Arial" w:hAnsi="Arial"/>
@@ -7598,7 +7598,7 @@
               <w:spacing w:after="10" w:before="0"/>
               <w:ind w:left="120"/>
             </w:pPr>
-            <w:hyperlink w:history="1" r:id="rIdjtavb7e_ix9q7ztrwejlx">
+            <w:hyperlink w:history="1" r:id="rIdla4axf_pjsmkcizu7tnne">
               <w:r>
                 <w:rPr>
                   <w:rFonts w:ascii="Arial" w:cs="Arial" w:eastAsia="Arial" w:hAnsi="Arial"/>
@@ -7808,7 +7808,7 @@
             <w:pPr>
               <w:spacing w:after="20" w:before="0"/>
             </w:pPr>
-            <w:hyperlink w:history="1" r:id="rIdsrk45kkndgzyfqftqonml">
+            <w:hyperlink w:history="1" r:id="rId7se45ih4o2yjzt3omkxww">
               <w:r>
                 <w:rPr>
                   <w:rFonts w:ascii="Arial" w:cs="Arial" w:eastAsia="Arial" w:hAnsi="Arial"/>
@@ -7857,7 +7857,7 @@
               <w:spacing w:after="10" w:before="0"/>
               <w:ind w:left="120"/>
             </w:pPr>
-            <w:hyperlink w:history="1" r:id="rIdtxoucjzhgpe2htke1hyfv">
+            <w:hyperlink w:history="1" r:id="rIdarkecf1czbyio_nqcqin2">
               <w:r>
                 <w:rPr>
                   <w:rFonts w:ascii="Arial" w:cs="Arial" w:eastAsia="Arial" w:hAnsi="Arial"/>
@@ -7919,7 +7919,7 @@
               <w:spacing w:after="10" w:before="0"/>
               <w:ind w:left="120"/>
             </w:pPr>
-            <w:hyperlink w:history="1" r:id="rIdai1oveznw0-enwvt05q9w">
+            <w:hyperlink w:history="1" r:id="rIdkgwx01-q5hl9rxgs-dva1">
               <w:r>
                 <w:rPr>
                   <w:rFonts w:ascii="Arial" w:cs="Arial" w:eastAsia="Arial" w:hAnsi="Arial"/>
@@ -8129,7 +8129,7 @@
             <w:pPr>
               <w:spacing w:after="20" w:before="0"/>
             </w:pPr>
-            <w:hyperlink w:history="1" r:id="rIdwz0liniu46wcqb5eaxl3v">
+            <w:hyperlink w:history="1" r:id="rIdr_n5uzm9obtcdsigbwaju">
               <w:r>
                 <w:rPr>
                   <w:rFonts w:ascii="Arial" w:cs="Arial" w:eastAsia="Arial" w:hAnsi="Arial"/>
@@ -8178,7 +8178,7 @@
               <w:spacing w:after="10" w:before="0"/>
               <w:ind w:left="120"/>
             </w:pPr>
-            <w:hyperlink w:history="1" r:id="rId4aait7a5ek-mftgfrkmib">
+            <w:hyperlink w:history="1" r:id="rIdl9ha1rvq-slc7eavzbmtm">
               <w:r>
                 <w:rPr>
                   <w:rFonts w:ascii="Arial" w:cs="Arial" w:eastAsia="Arial" w:hAnsi="Arial"/>
@@ -8240,7 +8240,7 @@
               <w:spacing w:after="10" w:before="0"/>
               <w:ind w:left="120"/>
             </w:pPr>
-            <w:hyperlink w:history="1" r:id="rIdbqovi-z_zteuxr77nyeze">
+            <w:hyperlink w:history="1" r:id="rIdbvp8cebwxr56kkjejst7z">
               <w:r>
                 <w:rPr>
                   <w:rFonts w:ascii="Arial" w:cs="Arial" w:eastAsia="Arial" w:hAnsi="Arial"/>
@@ -8767,7 +8767,7 @@
         </w:rPr>
         <w:t xml:space="preserve">© 2026 SeaVuria and ARES. Aligned with KICD objectives. Developed by SeaVuria; technical implementation by ARES (with AI assistance from Claude). Licensed under </w:t>
       </w:r>
-      <w:hyperlink w:history="1" r:id="rIdclrehhriwojnmijw7z_gb">
+      <w:hyperlink w:history="1" r:id="rIdod8hdbs7mmgpbobnag8nn">
         <w:r>
           <w:rPr>
             <w:rFonts w:ascii="Arial" w:cs="Arial" w:eastAsia="Arial" w:hAnsi="Arial"/>
@@ -8788,7 +8788,7 @@
         </w:rPr>
         <w:t xml:space="preserve"> (</w:t>
       </w:r>
-      <w:hyperlink w:history="1" r:id="rIdczhw2apkd9w42rkgwhdkn">
+      <w:hyperlink w:history="1" r:id="rId18utkx88eontbjda2toiz">
         <w:r>
           <w:rPr>
             <w:rFonts w:ascii="Arial" w:cs="Arial" w:eastAsia="Arial" w:hAnsi="Arial"/>
@@ -9801,7 +9801,7 @@
             <w:pPr>
               <w:spacing w:after="20" w:before="0"/>
             </w:pPr>
-            <w:hyperlink w:history="1" r:id="rIdmgvlbs4ug4wcgus6p0lbh">
+            <w:hyperlink w:history="1" r:id="rIdfmi6mjy1lwjq_zuvzuxk3">
               <w:r>
                 <w:rPr>
                   <w:rFonts w:ascii="Arial" w:cs="Arial" w:eastAsia="Arial" w:hAnsi="Arial"/>
@@ -9834,7 +9834,7 @@
               <w:spacing w:after="10" w:before="0"/>
               <w:ind w:left="120"/>
             </w:pPr>
-            <w:hyperlink w:history="1" r:id="rIdgfve9bgjl0th2mtzuhnzy">
+            <w:hyperlink w:history="1" r:id="rIdeqvj7plzsjglswfpwnjvn">
               <w:r>
                 <w:rPr>
                   <w:rFonts w:ascii="Arial" w:cs="Arial" w:eastAsia="Arial" w:hAnsi="Arial"/>
@@ -9879,7 +9879,7 @@
             <w:pPr>
               <w:spacing w:after="20" w:before="0"/>
             </w:pPr>
-            <w:hyperlink w:history="1" r:id="rIdcgnq7jr6uus_fs4slzjpa">
+            <w:hyperlink w:history="1" r:id="rIdovmii0v1ktoxtlhcgkwv6">
               <w:r>
                 <w:rPr>
                   <w:rFonts w:ascii="Arial" w:cs="Arial" w:eastAsia="Arial" w:hAnsi="Arial"/>
@@ -9912,7 +9912,7 @@
               <w:spacing w:after="10" w:before="0"/>
               <w:ind w:left="120"/>
             </w:pPr>
-            <w:hyperlink w:history="1" r:id="rId6q7kxvatzv5fwemt1rnc0">
+            <w:hyperlink w:history="1" r:id="rIdravfwttwbpyhzja6offr_">
               <w:r>
                 <w:rPr>
                   <w:rFonts w:ascii="Arial" w:cs="Arial" w:eastAsia="Arial" w:hAnsi="Arial"/>
@@ -10107,7 +10107,7 @@
             <w:pPr>
               <w:spacing w:after="20" w:before="0"/>
             </w:pPr>
-            <w:hyperlink w:history="1" r:id="rIdqy3oh3aiyva0qhse_y3mk">
+            <w:hyperlink w:history="1" r:id="rIdxsk5vadqcjixntmjrwpo9">
               <w:r>
                 <w:rPr>
                   <w:rFonts w:ascii="Arial" w:cs="Arial" w:eastAsia="Arial" w:hAnsi="Arial"/>
@@ -10140,7 +10140,7 @@
               <w:spacing w:after="10" w:before="0"/>
               <w:ind w:left="120"/>
             </w:pPr>
-            <w:hyperlink w:history="1" r:id="rId1kwhbdbn8frf2isff-dqz">
+            <w:hyperlink w:history="1" r:id="rIdrffrcng1uqsenxwe2g7ie">
               <w:r>
                 <w:rPr>
                   <w:rFonts w:ascii="Arial" w:cs="Arial" w:eastAsia="Arial" w:hAnsi="Arial"/>
@@ -10185,7 +10185,7 @@
             <w:pPr>
               <w:spacing w:after="20" w:before="0"/>
             </w:pPr>
-            <w:hyperlink w:history="1" r:id="rIdxcm1hnxaxbop4poqktp5q">
+            <w:hyperlink w:history="1" r:id="rIdjqfh_gimk24zxdqt1adeg">
               <w:r>
                 <w:rPr>
                   <w:rFonts w:ascii="Arial" w:cs="Arial" w:eastAsia="Arial" w:hAnsi="Arial"/>
@@ -10218,7 +10218,7 @@
               <w:spacing w:after="10" w:before="0"/>
               <w:ind w:left="120"/>
             </w:pPr>
-            <w:hyperlink w:history="1" r:id="rIdtqcsvykwau2exyrxelhvz">
+            <w:hyperlink w:history="1" r:id="rIdp_1sadsw6bcgbk0hzlxfw">
               <w:r>
                 <w:rPr>
                   <w:rFonts w:ascii="Arial" w:cs="Arial" w:eastAsia="Arial" w:hAnsi="Arial"/>
@@ -10413,7 +10413,7 @@
             <w:pPr>
               <w:spacing w:after="20" w:before="0"/>
             </w:pPr>
-            <w:hyperlink w:history="1" r:id="rId2qosijv79olld0qmuvga7">
+            <w:hyperlink w:history="1" r:id="rIdzasfev8g3rczbsl7uc01a">
               <w:r>
                 <w:rPr>
                   <w:rFonts w:ascii="Arial" w:cs="Arial" w:eastAsia="Arial" w:hAnsi="Arial"/>
@@ -10446,7 +10446,7 @@
               <w:spacing w:after="10" w:before="0"/>
               <w:ind w:left="120"/>
             </w:pPr>
-            <w:hyperlink w:history="1" r:id="rIdifqghj8cmthi6raxbc-qn">
+            <w:hyperlink w:history="1" r:id="rIde_rvvzkmxcp4x7--agfmo">
               <w:r>
                 <w:rPr>
                   <w:rFonts w:ascii="Arial" w:cs="Arial" w:eastAsia="Arial" w:hAnsi="Arial"/>
@@ -10491,7 +10491,7 @@
             <w:pPr>
               <w:spacing w:after="20" w:before="0"/>
             </w:pPr>
-            <w:hyperlink w:history="1" r:id="rId3gt8e-7mxrttndhesqzkl">
+            <w:hyperlink w:history="1" r:id="rIdidg5do3wv1p4skbdajqaq">
               <w:r>
                 <w:rPr>
                   <w:rFonts w:ascii="Arial" w:cs="Arial" w:eastAsia="Arial" w:hAnsi="Arial"/>
@@ -10524,7 +10524,7 @@
               <w:spacing w:after="10" w:before="0"/>
               <w:ind w:left="120"/>
             </w:pPr>
-            <w:hyperlink w:history="1" r:id="rIdsmopoaio9wrze5xpqwe7z">
+            <w:hyperlink w:history="1" r:id="rIdhdh_ijw0rhsff5fjbkuxv">
               <w:r>
                 <w:rPr>
                   <w:rFonts w:ascii="Arial" w:cs="Arial" w:eastAsia="Arial" w:hAnsi="Arial"/>
@@ -10719,7 +10719,7 @@
             <w:pPr>
               <w:spacing w:after="20" w:before="0"/>
             </w:pPr>
-            <w:hyperlink w:history="1" r:id="rId8yv-6la7qwbov8e3voi1q">
+            <w:hyperlink w:history="1" r:id="rIdjkh-oewgj6206gxijjklm">
               <w:r>
                 <w:rPr>
                   <w:rFonts w:ascii="Arial" w:cs="Arial" w:eastAsia="Arial" w:hAnsi="Arial"/>
@@ -10752,7 +10752,7 @@
               <w:spacing w:after="10" w:before="0"/>
               <w:ind w:left="120"/>
             </w:pPr>
-            <w:hyperlink w:history="1" r:id="rIdfjfwng60io8xuflxep5sc">
+            <w:hyperlink w:history="1" r:id="rIdf1nrty8cav98ob0gudusy">
               <w:r>
                 <w:rPr>
                   <w:rFonts w:ascii="Arial" w:cs="Arial" w:eastAsia="Arial" w:hAnsi="Arial"/>
@@ -10797,7 +10797,7 @@
             <w:pPr>
               <w:spacing w:after="20" w:before="0"/>
             </w:pPr>
-            <w:hyperlink w:history="1" r:id="rIdvgxiydkuq1lbksgeb9s8f">
+            <w:hyperlink w:history="1" r:id="rId671_ez4lz9nucneuyjvmn">
               <w:r>
                 <w:rPr>
                   <w:rFonts w:ascii="Arial" w:cs="Arial" w:eastAsia="Arial" w:hAnsi="Arial"/>
@@ -10830,7 +10830,7 @@
               <w:spacing w:after="10" w:before="0"/>
               <w:ind w:left="120"/>
             </w:pPr>
-            <w:hyperlink w:history="1" r:id="rIdnuqstkwfbbi-tinttrg_o">
+            <w:hyperlink w:history="1" r:id="rIdic-mozcq12w4_cklh_ew9">
               <w:r>
                 <w:rPr>
                   <w:rFonts w:ascii="Arial" w:cs="Arial" w:eastAsia="Arial" w:hAnsi="Arial"/>
@@ -11025,7 +11025,7 @@
             <w:pPr>
               <w:spacing w:after="20" w:before="0"/>
             </w:pPr>
-            <w:hyperlink w:history="1" r:id="rIdrkqtlrxlqxgmflc69mhko">
+            <w:hyperlink w:history="1" r:id="rIdtnxby2rvsswglcwzt-tvc">
               <w:r>
                 <w:rPr>
                   <w:rFonts w:ascii="Arial" w:cs="Arial" w:eastAsia="Arial" w:hAnsi="Arial"/>
@@ -11058,7 +11058,7 @@
               <w:spacing w:after="10" w:before="0"/>
               <w:ind w:left="120"/>
             </w:pPr>
-            <w:hyperlink w:history="1" r:id="rIdg6nllayziav_rnz3mjuls">
+            <w:hyperlink w:history="1" r:id="rIdw2nyfhgq80wgoxj7v09ra">
               <w:r>
                 <w:rPr>
                   <w:rFonts w:ascii="Arial" w:cs="Arial" w:eastAsia="Arial" w:hAnsi="Arial"/>
@@ -11103,7 +11103,7 @@
             <w:pPr>
               <w:spacing w:after="20" w:before="0"/>
             </w:pPr>
-            <w:hyperlink w:history="1" r:id="rIdm_njbnojwakhfknji1la6">
+            <w:hyperlink w:history="1" r:id="rIdfidpco4abezlgr9d6ui05">
               <w:r>
                 <w:rPr>
                   <w:rFonts w:ascii="Arial" w:cs="Arial" w:eastAsia="Arial" w:hAnsi="Arial"/>
@@ -11152,7 +11152,7 @@
               <w:spacing w:after="10" w:before="0"/>
               <w:ind w:left="120"/>
             </w:pPr>
-            <w:hyperlink w:history="1" r:id="rIdhm8kkmk4ru_lbk0uoirog">
+            <w:hyperlink w:history="1" r:id="rId14b1celvpocnfzsuudqqj">
               <w:r>
                 <w:rPr>
                   <w:rFonts w:ascii="Arial" w:cs="Arial" w:eastAsia="Arial" w:hAnsi="Arial"/>
@@ -11854,7 +11854,7 @@
         </w:rPr>
         <w:t xml:space="preserve">© 2026 SeaVuria and ARES. Aligned with KICD objectives. Developed by SeaVuria; technical implementation by ARES (with AI assistance from Claude). Licensed under </w:t>
       </w:r>
-      <w:hyperlink w:history="1" r:id="rIdwtdthepa5ismy-zwlf27n">
+      <w:hyperlink w:history="1" r:id="rIdtbdh3-v6dyjeya0stj2km">
         <w:r>
           <w:rPr>
             <w:rFonts w:ascii="Arial" w:cs="Arial" w:eastAsia="Arial" w:hAnsi="Arial"/>
@@ -11875,7 +11875,7 @@
         </w:rPr>
         <w:t xml:space="preserve"> (</w:t>
       </w:r>
-      <w:hyperlink w:history="1" r:id="rId92iztqw6pfhcyfcld1kxh">
+      <w:hyperlink w:history="1" r:id="rId7v1pfrc3al5xmcuszwfhh">
         <w:r>
           <w:rPr>
             <w:rFonts w:ascii="Arial" w:cs="Arial" w:eastAsia="Arial" w:hAnsi="Arial"/>
@@ -13047,7 +13047,7 @@
             <w:pPr>
               <w:spacing w:after="20" w:before="0"/>
             </w:pPr>
-            <w:hyperlink w:history="1" r:id="rIdjixyewxh6qf2s91vymwbf">
+            <w:hyperlink w:history="1" r:id="rId0eybyn_r8lq6quzxmi4kf">
               <w:r>
                 <w:rPr>
                   <w:rFonts w:ascii="Arial" w:cs="Arial" w:eastAsia="Arial" w:hAnsi="Arial"/>
@@ -13080,7 +13080,7 @@
               <w:spacing w:after="10" w:before="0"/>
               <w:ind w:left="120"/>
             </w:pPr>
-            <w:hyperlink w:history="1" r:id="rId9-3ermazn373z-2rpjhhq">
+            <w:hyperlink w:history="1" r:id="rIdtdbij2k2kntpu6rgvzwcz">
               <w:r>
                 <w:rPr>
                   <w:rFonts w:ascii="Arial" w:cs="Arial" w:eastAsia="Arial" w:hAnsi="Arial"/>
@@ -13125,7 +13125,7 @@
             <w:pPr>
               <w:spacing w:after="20" w:before="0"/>
             </w:pPr>
-            <w:hyperlink w:history="1" r:id="rIdcs2dxhbhuqd_hcp334m3j">
+            <w:hyperlink w:history="1" r:id="rIdh9rssnt4a1iprzwsq5v8v">
               <w:r>
                 <w:rPr>
                   <w:rFonts w:ascii="Arial" w:cs="Arial" w:eastAsia="Arial" w:hAnsi="Arial"/>
@@ -13158,7 +13158,7 @@
               <w:spacing w:after="10" w:before="0"/>
               <w:ind w:left="120"/>
             </w:pPr>
-            <w:hyperlink w:history="1" r:id="rIdb5-wge5cegkzsifsb7d88">
+            <w:hyperlink w:history="1" r:id="rIdlsgbjiogunaybdzgqvq24">
               <w:r>
                 <w:rPr>
                   <w:rFonts w:ascii="Arial" w:cs="Arial" w:eastAsia="Arial" w:hAnsi="Arial"/>
@@ -13353,7 +13353,7 @@
             <w:pPr>
               <w:spacing w:after="20" w:before="0"/>
             </w:pPr>
-            <w:hyperlink w:history="1" r:id="rIdlu_kzbrypa_xdcncsuv-e">
+            <w:hyperlink w:history="1" r:id="rIdy-drfjb40cwenbtpe_xds">
               <w:r>
                 <w:rPr>
                   <w:rFonts w:ascii="Arial" w:cs="Arial" w:eastAsia="Arial" w:hAnsi="Arial"/>
@@ -13386,7 +13386,7 @@
               <w:spacing w:after="10" w:before="0"/>
               <w:ind w:left="120"/>
             </w:pPr>
-            <w:hyperlink w:history="1" r:id="rIdfkfela9oxbzdk-oruogyz">
+            <w:hyperlink w:history="1" r:id="rIdmxh8n1b0f_q5dygcfoc0u">
               <w:r>
                 <w:rPr>
                   <w:rFonts w:ascii="Arial" w:cs="Arial" w:eastAsia="Arial" w:hAnsi="Arial"/>
@@ -13431,7 +13431,7 @@
             <w:pPr>
               <w:spacing w:after="20" w:before="0"/>
             </w:pPr>
-            <w:hyperlink w:history="1" r:id="rIdi8df1oc82506tntp0itxt">
+            <w:hyperlink w:history="1" r:id="rIdcuzqxeneuyvfgpovwnr6r">
               <w:r>
                 <w:rPr>
                   <w:rFonts w:ascii="Arial" w:cs="Arial" w:eastAsia="Arial" w:hAnsi="Arial"/>
@@ -13464,7 +13464,7 @@
               <w:spacing w:after="10" w:before="0"/>
               <w:ind w:left="120"/>
             </w:pPr>
-            <w:hyperlink w:history="1" r:id="rIdl5dtddfobhnuuvvnkltdr">
+            <w:hyperlink w:history="1" r:id="rId9zmzhijpcwezgdbxwvebx">
               <w:r>
                 <w:rPr>
                   <w:rFonts w:ascii="Arial" w:cs="Arial" w:eastAsia="Arial" w:hAnsi="Arial"/>
@@ -13659,7 +13659,7 @@
             <w:pPr>
               <w:spacing w:after="20" w:before="0"/>
             </w:pPr>
-            <w:hyperlink w:history="1" r:id="rIdpkhdkn2mrtpe3ybue3mfq">
+            <w:hyperlink w:history="1" r:id="rIdtvneghe3zaeyi96zkx4zt">
               <w:r>
                 <w:rPr>
                   <w:rFonts w:ascii="Arial" w:cs="Arial" w:eastAsia="Arial" w:hAnsi="Arial"/>
@@ -13708,7 +13708,7 @@
               <w:spacing w:after="10" w:before="0"/>
               <w:ind w:left="120"/>
             </w:pPr>
-            <w:hyperlink w:history="1" r:id="rIdtqhkizlqakdi7oqekiv0v">
+            <w:hyperlink w:history="1" r:id="rIdibvj0y7g7uigoynijarwe">
               <w:r>
                 <w:rPr>
                   <w:rFonts w:ascii="Arial" w:cs="Arial" w:eastAsia="Arial" w:hAnsi="Arial"/>
@@ -13753,7 +13753,7 @@
             <w:pPr>
               <w:spacing w:after="20" w:before="0"/>
             </w:pPr>
-            <w:hyperlink w:history="1" r:id="rIdeuq3jr0jfavopt7dlnkn0">
+            <w:hyperlink w:history="1" r:id="rIdmvaa8q3iwrzjjjzohwz0i">
               <w:r>
                 <w:rPr>
                   <w:rFonts w:ascii="Arial" w:cs="Arial" w:eastAsia="Arial" w:hAnsi="Arial"/>
@@ -13786,7 +13786,7 @@
               <w:spacing w:after="10" w:before="0"/>
               <w:ind w:left="120"/>
             </w:pPr>
-            <w:hyperlink w:history="1" r:id="rId7gufz9ym5-puhaaoyw2hp">
+            <w:hyperlink w:history="1" r:id="rIdyta3kaxqrqbdptrfkzb2m">
               <w:r>
                 <w:rPr>
                   <w:rFonts w:ascii="Arial" w:cs="Arial" w:eastAsia="Arial" w:hAnsi="Arial"/>
@@ -13981,7 +13981,7 @@
             <w:pPr>
               <w:spacing w:after="20" w:before="0"/>
             </w:pPr>
-            <w:hyperlink w:history="1" r:id="rId_rclhbwmhbbrlpty8ts5y">
+            <w:hyperlink w:history="1" r:id="rIdwy7ty2xw6gw9nluo8vsmb">
               <w:r>
                 <w:rPr>
                   <w:rFonts w:ascii="Arial" w:cs="Arial" w:eastAsia="Arial" w:hAnsi="Arial"/>
@@ -14030,7 +14030,7 @@
               <w:spacing w:after="10" w:before="0"/>
               <w:ind w:left="120"/>
             </w:pPr>
-            <w:hyperlink w:history="1" r:id="rIdurvrjocvgd0bgmkceib45">
+            <w:hyperlink w:history="1" r:id="rIdwt5cbnk6b7fosmvrecjy2">
               <w:r>
                 <w:rPr>
                   <w:rFonts w:ascii="Arial" w:cs="Arial" w:eastAsia="Arial" w:hAnsi="Arial"/>
@@ -14075,7 +14075,7 @@
             <w:pPr>
               <w:spacing w:after="20" w:before="0"/>
             </w:pPr>
-            <w:hyperlink w:history="1" r:id="rIdokjx6h_jcjfgy87phfdfb">
+            <w:hyperlink w:history="1" r:id="rIdbt6aewhjt-h0ar1zlhwli">
               <w:r>
                 <w:rPr>
                   <w:rFonts w:ascii="Arial" w:cs="Arial" w:eastAsia="Arial" w:hAnsi="Arial"/>
@@ -14108,7 +14108,7 @@
               <w:spacing w:after="10" w:before="0"/>
               <w:ind w:left="120"/>
             </w:pPr>
-            <w:hyperlink w:history="1" r:id="rIdsy58pske4yl9ykiw0l12b">
+            <w:hyperlink w:history="1" r:id="rIdykqey5ghjtaqibr4p0l_x">
               <w:r>
                 <w:rPr>
                   <w:rFonts w:ascii="Arial" w:cs="Arial" w:eastAsia="Arial" w:hAnsi="Arial"/>
@@ -14303,7 +14303,7 @@
             <w:pPr>
               <w:spacing w:after="20" w:before="0"/>
             </w:pPr>
-            <w:hyperlink w:history="1" r:id="rIdh1ybkzl50fgfcjpe1tjt0">
+            <w:hyperlink w:history="1" r:id="rIdysgd6s_cvh2rm2hbunsh_">
               <w:r>
                 <w:rPr>
                   <w:rFonts w:ascii="Arial" w:cs="Arial" w:eastAsia="Arial" w:hAnsi="Arial"/>
@@ -14352,7 +14352,7 @@
               <w:spacing w:after="10" w:before="0"/>
               <w:ind w:left="120"/>
             </w:pPr>
-            <w:hyperlink w:history="1" r:id="rIdtsakr0_vqlbille0wsck8">
+            <w:hyperlink w:history="1" r:id="rIdemrnwn5m-2bzudkhf85qm">
               <w:r>
                 <w:rPr>
                   <w:rFonts w:ascii="Arial" w:cs="Arial" w:eastAsia="Arial" w:hAnsi="Arial"/>
@@ -14397,7 +14397,7 @@
             <w:pPr>
               <w:spacing w:after="20" w:before="0"/>
             </w:pPr>
-            <w:hyperlink w:history="1" r:id="rId_bhgdjxlvfqojft8hsgki">
+            <w:hyperlink w:history="1" r:id="rIdpd4xoavukaetilzgxpbbh">
               <w:r>
                 <w:rPr>
                   <w:rFonts w:ascii="Arial" w:cs="Arial" w:eastAsia="Arial" w:hAnsi="Arial"/>
@@ -14446,7 +14446,7 @@
               <w:spacing w:after="10" w:before="0"/>
               <w:ind w:left="120"/>
             </w:pPr>
-            <w:hyperlink w:history="1" r:id="rIdsjmqdbsk1rk4idihrtvah">
+            <w:hyperlink w:history="1" r:id="rIdzm8pqsh4dxg_dt7daabea">
               <w:r>
                 <w:rPr>
                   <w:rFonts w:ascii="Arial" w:cs="Arial" w:eastAsia="Arial" w:hAnsi="Arial"/>
@@ -15110,7 +15110,7 @@
         </w:rPr>
         <w:t xml:space="preserve">© 2026 SeaVuria and ARES. Aligned with KICD objectives. Developed by SeaVuria; technical implementation by ARES (with AI assistance from Claude). Licensed under </w:t>
       </w:r>
-      <w:hyperlink w:history="1" r:id="rId9k06mj6edltbdvguu_0_6">
+      <w:hyperlink w:history="1" r:id="rIdvcs4qi446sdo_kslgvion">
         <w:r>
           <w:rPr>
             <w:rFonts w:ascii="Arial" w:cs="Arial" w:eastAsia="Arial" w:hAnsi="Arial"/>
@@ -15131,7 +15131,7 @@
         </w:rPr>
         <w:t xml:space="preserve"> (</w:t>
       </w:r>
-      <w:hyperlink w:history="1" r:id="rId6hhfzmijvpcxwmo7armqs">
+      <w:hyperlink w:history="1" r:id="rIdqzrbw2jqx5nftocttge6h">
         <w:r>
           <w:rPr>
             <w:rFonts w:ascii="Arial" w:cs="Arial" w:eastAsia="Arial" w:hAnsi="Arial"/>
@@ -16303,7 +16303,7 @@
             <w:pPr>
               <w:spacing w:after="20" w:before="0"/>
             </w:pPr>
-            <w:hyperlink w:history="1" r:id="rIdnldd5ondlpbiqmm5q_obv">
+            <w:hyperlink w:history="1" r:id="rIdqoujv0cs5kjkrafsekauj">
               <w:r>
                 <w:rPr>
                   <w:rFonts w:ascii="Arial" w:cs="Arial" w:eastAsia="Arial" w:hAnsi="Arial"/>
@@ -16336,7 +16336,7 @@
               <w:spacing w:after="10" w:before="0"/>
               <w:ind w:left="120"/>
             </w:pPr>
-            <w:hyperlink w:history="1" r:id="rIda596fvnl6oiqwhlnsrc-0">
+            <w:hyperlink w:history="1" r:id="rIdtmnhzw-r08cptu8qe5ab4">
               <w:r>
                 <w:rPr>
                   <w:rFonts w:ascii="Arial" w:cs="Arial" w:eastAsia="Arial" w:hAnsi="Arial"/>
@@ -16381,7 +16381,7 @@
             <w:pPr>
               <w:spacing w:after="20" w:before="0"/>
             </w:pPr>
-            <w:hyperlink w:history="1" r:id="rIdedc9jd6zjykd4fv61oka_">
+            <w:hyperlink w:history="1" r:id="rIdyg6owuczokxj62m8vp6vt">
               <w:r>
                 <w:rPr>
                   <w:rFonts w:ascii="Arial" w:cs="Arial" w:eastAsia="Arial" w:hAnsi="Arial"/>
@@ -16414,7 +16414,7 @@
               <w:spacing w:after="10" w:before="0"/>
               <w:ind w:left="120"/>
             </w:pPr>
-            <w:hyperlink w:history="1" r:id="rIdmxjph-jt6nlnsslb2hj_3">
+            <w:hyperlink w:history="1" r:id="rIdwziedd5mt3hfzkg8gkesj">
               <w:r>
                 <w:rPr>
                   <w:rFonts w:ascii="Arial" w:cs="Arial" w:eastAsia="Arial" w:hAnsi="Arial"/>
@@ -16609,7 +16609,7 @@
             <w:pPr>
               <w:spacing w:after="20" w:before="0"/>
             </w:pPr>
-            <w:hyperlink w:history="1" r:id="rId1d2knetnjpt0mdnbuiju4">
+            <w:hyperlink w:history="1" r:id="rId0pvygoszakldmsaekqwov">
               <w:r>
                 <w:rPr>
                   <w:rFonts w:ascii="Arial" w:cs="Arial" w:eastAsia="Arial" w:hAnsi="Arial"/>
@@ -16642,7 +16642,7 @@
               <w:spacing w:after="10" w:before="0"/>
               <w:ind w:left="120"/>
             </w:pPr>
-            <w:hyperlink w:history="1" r:id="rIddv1uo_mqbbcemkmm9rc6t">
+            <w:hyperlink w:history="1" r:id="rIdjmxf3ocy8xkykxgwjhub6">
               <w:r>
                 <w:rPr>
                   <w:rFonts w:ascii="Arial" w:cs="Arial" w:eastAsia="Arial" w:hAnsi="Arial"/>
@@ -16687,7 +16687,7 @@
             <w:pPr>
               <w:spacing w:after="20" w:before="0"/>
             </w:pPr>
-            <w:hyperlink w:history="1" r:id="rIdcydtrdoc4gtcyffgn9nog">
+            <w:hyperlink w:history="1" r:id="rIda1_rnezmwabzjd1hiakxl">
               <w:r>
                 <w:rPr>
                   <w:rFonts w:ascii="Arial" w:cs="Arial" w:eastAsia="Arial" w:hAnsi="Arial"/>
@@ -16720,7 +16720,7 @@
               <w:spacing w:after="10" w:before="0"/>
               <w:ind w:left="120"/>
             </w:pPr>
-            <w:hyperlink w:history="1" r:id="rIdn0eoo5ksixiw9kutaqqab">
+            <w:hyperlink w:history="1" r:id="rIdatv_qs_avurj9kjm-mf2b">
               <w:r>
                 <w:rPr>
                   <w:rFonts w:ascii="Arial" w:cs="Arial" w:eastAsia="Arial" w:hAnsi="Arial"/>
@@ -16915,7 +16915,7 @@
             <w:pPr>
               <w:spacing w:after="20" w:before="0"/>
             </w:pPr>
-            <w:hyperlink w:history="1" r:id="rIdukg9ffzsmlaqdsotx0lkm">
+            <w:hyperlink w:history="1" r:id="rId4tl9lih1lw-gxnq-mnxms">
               <w:r>
                 <w:rPr>
                   <w:rFonts w:ascii="Arial" w:cs="Arial" w:eastAsia="Arial" w:hAnsi="Arial"/>
@@ -16948,7 +16948,7 @@
               <w:spacing w:after="10" w:before="0"/>
               <w:ind w:left="120"/>
             </w:pPr>
-            <w:hyperlink w:history="1" r:id="rIdddes_gmcodwcgzlq0f-7c">
+            <w:hyperlink w:history="1" r:id="rIdxtbtkdovsgplwwmsmluvp">
               <w:r>
                 <w:rPr>
                   <w:rFonts w:ascii="Arial" w:cs="Arial" w:eastAsia="Arial" w:hAnsi="Arial"/>
@@ -16993,7 +16993,7 @@
             <w:pPr>
               <w:spacing w:after="20" w:before="0"/>
             </w:pPr>
-            <w:hyperlink w:history="1" r:id="rIdmdi7hy15lhjypgkg_6rpn">
+            <w:hyperlink w:history="1" r:id="rIdvdvplvqjqndgxzdjd6ukh">
               <w:r>
                 <w:rPr>
                   <w:rFonts w:ascii="Arial" w:cs="Arial" w:eastAsia="Arial" w:hAnsi="Arial"/>
@@ -17026,7 +17026,7 @@
               <w:spacing w:after="10" w:before="0"/>
               <w:ind w:left="120"/>
             </w:pPr>
-            <w:hyperlink w:history="1" r:id="rIdaaw6orqfvrkiw2xwcddjo">
+            <w:hyperlink w:history="1" r:id="rIdofj0dw7_u3gjrlhl9u3ja">
               <w:r>
                 <w:rPr>
                   <w:rFonts w:ascii="Arial" w:cs="Arial" w:eastAsia="Arial" w:hAnsi="Arial"/>
@@ -17068,7 +17068,7 @@
                 <w:sz w:val="18"/>
                 <w:szCs w:val="18"/>
               </w:rPr>
-              <w:t xml:space="preserve">The teacher projects a colour-coded master diagram of a plant cell (with all 10 organelles labelled by number, not name) alongside a matching table. The teacher reveals the correct match for each organelle one at a time, pausing for learners to check their card-sort result and correct their notebook records. For each organelle, the teacher explicitly connects the function back to the anchoring phenomenon using a 'Function → Phenomenon Link' sentence frame: 'This organelle does [X], which matters for the sukuma wiki leaf because [Y].' Learners record both the function and the phenomenon link in a two-column table in their notebooks. After all 10 matches are revealed, learners answer three consolidation questions in their notebooks: (1) 'Which two organelles must work together so that the sukuma wiki leaf can capture the sun's energy AND release it when needed?' (Ans: chloroplast + mitochondria); (2) 'What happens to the large central vacuole when a sukuma wiki leaf is left to wilt in the sun? How does this affect the whole leaf?' (Ans: vacuole loses water → turgor pressure drops → leaf wilts); (3) 'Name ONE organelle that is in the body cells of the learner in Kisumu AND in the sukuma wiki leaf cell — and explain why both need it.' (Many valid answers, e.g., mitochondria — both need ATP energy to carry out life processes.)</w:t>
+              <w:t xml:space="preserve">The teacher projects colour-coded master diagrams of a plant cell and an animal cell (with all 10 organelles labelled by number, not name) alongside a matching table. The teacher reveals the correct match for each organelle one at a time, pausing for learners to check their card-sort result and correct their notebook records. For each organelle, the teacher explicitly connects the function back to the anchoring phenomenon using a 'Function → Phenomenon Link' sentence frame: 'This organelle does [X], which matters for the sukuma wiki leaf because [Y].' Learners record both the function and the phenomenon link in a two-column table in their notebooks. After all 10 matches are revealed, learners answer three consolidation questions in their notebooks: (1) 'Which two organelles must work together so that the sukuma wiki leaf can capture the sun's energy AND release it when needed?' (Ans: chloroplast + mitochondria); (2) 'What happens to the large central vacuole when a sukuma wiki leaf is left to wilt in the sun? How does this affect the whole leaf?' (Ans: vacuole loses water → turgor pressure drops → leaf wilts); (3) 'Name ONE organelle that is in the body cells of the learner in Kisumu AND in the sukuma wiki leaf cell — and explain why both need it.' (Many valid answers, e.g., mitochondria — both need ATP energy to carry out life processes.)</w:t>
             </w:r>
           </w:p>
         </w:tc>
@@ -17221,7 +17221,7 @@
             <w:pPr>
               <w:spacing w:after="20" w:before="0"/>
             </w:pPr>
-            <w:hyperlink w:history="1" r:id="rId8njkmnkwe0mux4zjkaioe">
+            <w:hyperlink w:history="1" r:id="rIdle4nx2odqdlf9cq2dqrdw">
               <w:r>
                 <w:rPr>
                   <w:rFonts w:ascii="Arial" w:cs="Arial" w:eastAsia="Arial" w:hAnsi="Arial"/>
@@ -17254,7 +17254,7 @@
               <w:spacing w:after="10" w:before="0"/>
               <w:ind w:left="120"/>
             </w:pPr>
-            <w:hyperlink w:history="1" r:id="rIdstciudd2kqmtl4hiaq72d">
+            <w:hyperlink w:history="1" r:id="rId5xmwkvaa-h6bq8ti2ikos">
               <w:r>
                 <w:rPr>
                   <w:rFonts w:ascii="Arial" w:cs="Arial" w:eastAsia="Arial" w:hAnsi="Arial"/>
@@ -17299,7 +17299,7 @@
             <w:pPr>
               <w:spacing w:after="20" w:before="0"/>
             </w:pPr>
-            <w:hyperlink w:history="1" r:id="rIdkvv5vfrpm7hahn8p-44pq">
+            <w:hyperlink w:history="1" r:id="rIdhmp_2e09jwxbciv0gyels">
               <w:r>
                 <w:rPr>
                   <w:rFonts w:ascii="Arial" w:cs="Arial" w:eastAsia="Arial" w:hAnsi="Arial"/>
@@ -17332,7 +17332,7 @@
               <w:spacing w:after="10" w:before="0"/>
               <w:ind w:left="120"/>
             </w:pPr>
-            <w:hyperlink w:history="1" r:id="rIdpottl4i8cf9igyi8i2icx">
+            <w:hyperlink w:history="1" r:id="rIdfvsjcrulwznkmit-g_tyl">
               <w:r>
                 <w:rPr>
                   <w:rFonts w:ascii="Arial" w:cs="Arial" w:eastAsia="Arial" w:hAnsi="Arial"/>
@@ -17527,7 +17527,7 @@
             <w:pPr>
               <w:spacing w:after="20" w:before="0"/>
             </w:pPr>
-            <w:hyperlink w:history="1" r:id="rIdtr2dkfz-ejikl_ecycviy">
+            <w:hyperlink w:history="1" r:id="rIdv2jvy-waiwg_2_7munply">
               <w:r>
                 <w:rPr>
                   <w:rFonts w:ascii="Arial" w:cs="Arial" w:eastAsia="Arial" w:hAnsi="Arial"/>
@@ -17576,7 +17576,7 @@
               <w:spacing w:after="10" w:before="0"/>
               <w:ind w:left="120"/>
             </w:pPr>
-            <w:hyperlink w:history="1" r:id="rIdgntzgtlvnc_rfk2zqaifa">
+            <w:hyperlink w:history="1" r:id="rIdufgk0nz348eixjd2igek6">
               <w:r>
                 <w:rPr>
                   <w:rFonts w:ascii="Arial" w:cs="Arial" w:eastAsia="Arial" w:hAnsi="Arial"/>
@@ -17621,7 +17621,7 @@
             <w:pPr>
               <w:spacing w:after="20" w:before="0"/>
             </w:pPr>
-            <w:hyperlink w:history="1" r:id="rIdg0uf5kp-4ib76xstqta7i">
+            <w:hyperlink w:history="1" r:id="rIdvidjjmcczjpwtipmm4lxu">
               <w:r>
                 <w:rPr>
                   <w:rFonts w:ascii="Arial" w:cs="Arial" w:eastAsia="Arial" w:hAnsi="Arial"/>
@@ -17654,7 +17654,7 @@
               <w:spacing w:after="10" w:before="0"/>
               <w:ind w:left="120"/>
             </w:pPr>
-            <w:hyperlink w:history="1" r:id="rIdsmvumaniinzxb9ojbp-96">
+            <w:hyperlink w:history="1" r:id="rIdnbbibjatawr6jkldeauo_">
               <w:r>
                 <w:rPr>
                   <w:rFonts w:ascii="Arial" w:cs="Arial" w:eastAsia="Arial" w:hAnsi="Arial"/>
@@ -18242,7 +18242,7 @@
         </w:rPr>
         <w:t xml:space="preserve">© 2026 SeaVuria and ARES. Aligned with KICD objectives. Developed by SeaVuria; technical implementation by ARES (with AI assistance from Claude). Licensed under </w:t>
       </w:r>
-      <w:hyperlink w:history="1" r:id="rIdf8nmyes9o2cxjepry4ajj">
+      <w:hyperlink w:history="1" r:id="rIdi9xqbqrv9tujzggfpqabz">
         <w:r>
           <w:rPr>
             <w:rFonts w:ascii="Arial" w:cs="Arial" w:eastAsia="Arial" w:hAnsi="Arial"/>
@@ -18263,7 +18263,7 @@
         </w:rPr>
         <w:t xml:space="preserve"> (</w:t>
       </w:r>
-      <w:hyperlink w:history="1" r:id="rIdyzc4yfvtcgj92_tau9r8m">
+      <w:hyperlink w:history="1" r:id="rId6armlfcjyirus9oq-wrut">
         <w:r>
           <w:rPr>
             <w:rFonts w:ascii="Arial" w:cs="Arial" w:eastAsia="Arial" w:hAnsi="Arial"/>
@@ -19475,7 +19475,7 @@
             <w:pPr>
               <w:spacing w:after="20" w:before="0"/>
             </w:pPr>
-            <w:hyperlink w:history="1" r:id="rId2zyumegtbm79iviuxdmuc">
+            <w:hyperlink w:history="1" r:id="rIdietcjx9gv9uy2y79g8pss">
               <w:r>
                 <w:rPr>
                   <w:rFonts w:ascii="Arial" w:cs="Arial" w:eastAsia="Arial" w:hAnsi="Arial"/>
@@ -19508,7 +19508,7 @@
               <w:spacing w:after="10" w:before="0"/>
               <w:ind w:left="120"/>
             </w:pPr>
-            <w:hyperlink w:history="1" r:id="rIdzpvwagylkujp1rps1daga">
+            <w:hyperlink w:history="1" r:id="rId196yttyzoaoug0lcvd9ay">
               <w:r>
                 <w:rPr>
                   <w:rFonts w:ascii="Arial" w:cs="Arial" w:eastAsia="Arial" w:hAnsi="Arial"/>
@@ -19553,7 +19553,7 @@
             <w:pPr>
               <w:spacing w:after="20" w:before="0"/>
             </w:pPr>
-            <w:hyperlink w:history="1" r:id="rIdf5uc-reqstcvklch1v4fr">
+            <w:hyperlink w:history="1" r:id="rIdjl8zvxndldkeihdrmalbe">
               <w:r>
                 <w:rPr>
                   <w:rFonts w:ascii="Arial" w:cs="Arial" w:eastAsia="Arial" w:hAnsi="Arial"/>
@@ -19602,7 +19602,7 @@
               <w:spacing w:after="10" w:before="0"/>
               <w:ind w:left="120"/>
             </w:pPr>
-            <w:hyperlink w:history="1" r:id="rIdhqevz3aymdnyld1cem4zv">
+            <w:hyperlink w:history="1" r:id="rIdwqz54n3sxsthmcqqzmf15">
               <w:r>
                 <w:rPr>
                   <w:rFonts w:ascii="Arial" w:cs="Arial" w:eastAsia="Arial" w:hAnsi="Arial"/>
@@ -19797,7 +19797,7 @@
             <w:pPr>
               <w:spacing w:after="20" w:before="0"/>
             </w:pPr>
-            <w:hyperlink w:history="1" r:id="rIdjsjlvdqeaazrnhxo99nic">
+            <w:hyperlink w:history="1" r:id="rIdhvrglxasddmkzq9taxrnn">
               <w:r>
                 <w:rPr>
                   <w:rFonts w:ascii="Arial" w:cs="Arial" w:eastAsia="Arial" w:hAnsi="Arial"/>
@@ -19830,7 +19830,7 @@
               <w:spacing w:after="10" w:before="0"/>
               <w:ind w:left="120"/>
             </w:pPr>
-            <w:hyperlink w:history="1" r:id="rIdyfrwgxxtjqniamzj4zz8l">
+            <w:hyperlink w:history="1" r:id="rIdjwxozncftht1lpooag34g">
               <w:r>
                 <w:rPr>
                   <w:rFonts w:ascii="Arial" w:cs="Arial" w:eastAsia="Arial" w:hAnsi="Arial"/>
@@ -19875,7 +19875,7 @@
             <w:pPr>
               <w:spacing w:after="20" w:before="0"/>
             </w:pPr>
-            <w:hyperlink w:history="1" r:id="rIdfqmvqrwww4wjnljgktixk">
+            <w:hyperlink w:history="1" r:id="rIdmmxygporqodtcneyhn71j">
               <w:r>
                 <w:rPr>
                   <w:rFonts w:ascii="Arial" w:cs="Arial" w:eastAsia="Arial" w:hAnsi="Arial"/>
@@ -19924,7 +19924,7 @@
               <w:spacing w:after="10" w:before="0"/>
               <w:ind w:left="120"/>
             </w:pPr>
-            <w:hyperlink w:history="1" r:id="rIdfmxlmzbh8xw7djwhi37vn">
+            <w:hyperlink w:history="1" r:id="rIdqafbm9vouaf8t9x-kjv-w">
               <w:r>
                 <w:rPr>
                   <w:rFonts w:ascii="Arial" w:cs="Arial" w:eastAsia="Arial" w:hAnsi="Arial"/>
@@ -20119,7 +20119,7 @@
             <w:pPr>
               <w:spacing w:after="20" w:before="0"/>
             </w:pPr>
-            <w:hyperlink w:history="1" r:id="rIdej20mbpj9mk2xa0xjf4je">
+            <w:hyperlink w:history="1" r:id="rIdzueqeh-f43bjdonrqlxnz">
               <w:r>
                 <w:rPr>
                   <w:rFonts w:ascii="Arial" w:cs="Arial" w:eastAsia="Arial" w:hAnsi="Arial"/>
@@ -20168,7 +20168,7 @@
               <w:spacing w:after="10" w:before="0"/>
               <w:ind w:left="120"/>
             </w:pPr>
-            <w:hyperlink w:history="1" r:id="rIdhzcfxaq6mscagx3mfv9mj">
+            <w:hyperlink w:history="1" r:id="rIduwziltnwhg90cs1a26dry">
               <w:r>
                 <w:rPr>
                   <w:rFonts w:ascii="Arial" w:cs="Arial" w:eastAsia="Arial" w:hAnsi="Arial"/>
@@ -20213,7 +20213,7 @@
             <w:pPr>
               <w:spacing w:after="20" w:before="0"/>
             </w:pPr>
-            <w:hyperlink w:history="1" r:id="rIdu39wntb1jqhvqubhbqokr">
+            <w:hyperlink w:history="1" r:id="rIdpdw0pdoq6gfbop8_ogp6g">
               <w:r>
                 <w:rPr>
                   <w:rFonts w:ascii="Arial" w:cs="Arial" w:eastAsia="Arial" w:hAnsi="Arial"/>
@@ -20262,7 +20262,7 @@
               <w:spacing w:after="10" w:before="0"/>
               <w:ind w:left="120"/>
             </w:pPr>
-            <w:hyperlink w:history="1" r:id="rId8wkck2nticime80nanjv5">
+            <w:hyperlink w:history="1" r:id="rIdfgmwf5qvf4xnkgm3zs9s4">
               <w:r>
                 <w:rPr>
                   <w:rFonts w:ascii="Arial" w:cs="Arial" w:eastAsia="Arial" w:hAnsi="Arial"/>
@@ -20457,7 +20457,7 @@
             <w:pPr>
               <w:spacing w:after="20" w:before="0"/>
             </w:pPr>
-            <w:hyperlink w:history="1" r:id="rId4gqywdzuginjczmttxrvi">
+            <w:hyperlink w:history="1" r:id="rId2aubcjrzj6led44efupov">
               <w:r>
                 <w:rPr>
                   <w:rFonts w:ascii="Arial" w:cs="Arial" w:eastAsia="Arial" w:hAnsi="Arial"/>
@@ -20506,7 +20506,7 @@
               <w:spacing w:after="10" w:before="0"/>
               <w:ind w:left="120"/>
             </w:pPr>
-            <w:hyperlink w:history="1" r:id="rIdsx3kpf_z-_jzepvld-h4i">
+            <w:hyperlink w:history="1" r:id="rIdujs1olfnwoqpz68g11v37">
               <w:r>
                 <w:rPr>
                   <w:rFonts w:ascii="Arial" w:cs="Arial" w:eastAsia="Arial" w:hAnsi="Arial"/>
@@ -20551,7 +20551,7 @@
             <w:pPr>
               <w:spacing w:after="20" w:before="0"/>
             </w:pPr>
-            <w:hyperlink w:history="1" r:id="rIddifbryrt21ame_7ademfk">
+            <w:hyperlink w:history="1" r:id="rIdo7dh4chv5g27h6mv0bbfd">
               <w:r>
                 <w:rPr>
                   <w:rFonts w:ascii="Arial" w:cs="Arial" w:eastAsia="Arial" w:hAnsi="Arial"/>
@@ -20600,7 +20600,7 @@
               <w:spacing w:after="10" w:before="0"/>
               <w:ind w:left="120"/>
             </w:pPr>
-            <w:hyperlink w:history="1" r:id="rIde8vyqkbkllionmrtongqu">
+            <w:hyperlink w:history="1" r:id="rIdvhjexmwc7dy-fxv7gzcn1">
               <w:r>
                 <w:rPr>
                   <w:rFonts w:ascii="Arial" w:cs="Arial" w:eastAsia="Arial" w:hAnsi="Arial"/>
@@ -20795,7 +20795,7 @@
             <w:pPr>
               <w:spacing w:after="20" w:before="0"/>
             </w:pPr>
-            <w:hyperlink w:history="1" r:id="rIdjdsnvhyfjmikdauyg9tsx">
+            <w:hyperlink w:history="1" r:id="rIdkqd2a2_enwog575u4wmwx">
               <w:r>
                 <w:rPr>
                   <w:rFonts w:ascii="Arial" w:cs="Arial" w:eastAsia="Arial" w:hAnsi="Arial"/>
@@ -20844,7 +20844,7 @@
               <w:spacing w:after="10" w:before="0"/>
               <w:ind w:left="120"/>
             </w:pPr>
-            <w:hyperlink w:history="1" r:id="rIddtvozrkqihrxwfsfmsom-">
+            <w:hyperlink w:history="1" r:id="rIdnmhqqflo4jg2iegwqwhmn">
               <w:r>
                 <w:rPr>
                   <w:rFonts w:ascii="Arial" w:cs="Arial" w:eastAsia="Arial" w:hAnsi="Arial"/>
@@ -20889,7 +20889,7 @@
             <w:pPr>
               <w:spacing w:after="20" w:before="0"/>
             </w:pPr>
-            <w:hyperlink w:history="1" r:id="rIdavv_wlrmyo0lmdjug-mqh">
+            <w:hyperlink w:history="1" r:id="rIdb5o1axgrjbuieief-nkl1">
               <w:r>
                 <w:rPr>
                   <w:rFonts w:ascii="Arial" w:cs="Arial" w:eastAsia="Arial" w:hAnsi="Arial"/>
@@ -20938,7 +20938,7 @@
               <w:spacing w:after="10" w:before="0"/>
               <w:ind w:left="120"/>
             </w:pPr>
-            <w:hyperlink w:history="1" r:id="rIduyocnr4adfpx4zagir8we">
+            <w:hyperlink w:history="1" r:id="rIdiw0nw9f7bazopzz6atauy">
               <w:r>
                 <w:rPr>
                   <w:rFonts w:ascii="Arial" w:cs="Arial" w:eastAsia="Arial" w:hAnsi="Arial"/>
@@ -21450,7 +21450,7 @@
         </w:rPr>
         <w:t xml:space="preserve">© 2026 SeaVuria and ARES. Aligned with KICD objectives. Developed by SeaVuria; technical implementation by ARES (with AI assistance from Claude). Licensed under </w:t>
       </w:r>
-      <w:hyperlink w:history="1" r:id="rIdudrpybgps9yph_o6rvrja">
+      <w:hyperlink w:history="1" r:id="rId6qsdgn6rl1-ewokrbfc4r">
         <w:r>
           <w:rPr>
             <w:rFonts w:ascii="Arial" w:cs="Arial" w:eastAsia="Arial" w:hAnsi="Arial"/>
@@ -21471,7 +21471,7 @@
         </w:rPr>
         <w:t xml:space="preserve"> (</w:t>
       </w:r>
-      <w:hyperlink w:history="1" r:id="rIdld6a5duw-ckacxgk9rvf6">
+      <w:hyperlink w:history="1" r:id="rIdfomjbbcgcgkdx0dsa1vqt">
         <w:r>
           <w:rPr>
             <w:rFonts w:ascii="Arial" w:cs="Arial" w:eastAsia="Arial" w:hAnsi="Arial"/>
@@ -22484,7 +22484,7 @@
             <w:pPr>
               <w:spacing w:after="20" w:before="0"/>
             </w:pPr>
-            <w:hyperlink w:history="1" r:id="rIdzd7qjx-oub5ycy5f93jys">
+            <w:hyperlink w:history="1" r:id="rIdaszee-fenmmsru8gzczjv">
               <w:r>
                 <w:rPr>
                   <w:rFonts w:ascii="Arial" w:cs="Arial" w:eastAsia="Arial" w:hAnsi="Arial"/>
@@ -22517,7 +22517,7 @@
               <w:spacing w:after="10" w:before="0"/>
               <w:ind w:left="120"/>
             </w:pPr>
-            <w:hyperlink w:history="1" r:id="rIdwyxeg_vhcgfuydbikuxpa">
+            <w:hyperlink w:history="1" r:id="rIdaco5nlh_2u4xu9pgg18wa">
               <w:r>
                 <w:rPr>
                   <w:rFonts w:ascii="Arial" w:cs="Arial" w:eastAsia="Arial" w:hAnsi="Arial"/>
@@ -22562,7 +22562,7 @@
             <w:pPr>
               <w:spacing w:after="20" w:before="0"/>
             </w:pPr>
-            <w:hyperlink w:history="1" r:id="rIdvgm_utw_2wl8bm2l6-jtq">
+            <w:hyperlink w:history="1" r:id="rIdkgmslkorqvz8ya4nh16f4">
               <w:r>
                 <w:rPr>
                   <w:rFonts w:ascii="Arial" w:cs="Arial" w:eastAsia="Arial" w:hAnsi="Arial"/>
@@ -22595,7 +22595,7 @@
               <w:spacing w:after="10" w:before="0"/>
               <w:ind w:left="120"/>
             </w:pPr>
-            <w:hyperlink w:history="1" r:id="rId83a8bosclk-aiji8vwgf3">
+            <w:hyperlink w:history="1" r:id="rIdrpv_ua8na-9kpowucbs-9">
               <w:r>
                 <w:rPr>
                   <w:rFonts w:ascii="Arial" w:cs="Arial" w:eastAsia="Arial" w:hAnsi="Arial"/>
@@ -22790,7 +22790,7 @@
             <w:pPr>
               <w:spacing w:after="20" w:before="0"/>
             </w:pPr>
-            <w:hyperlink w:history="1" r:id="rIdf6ovwexdaqg40e3_yjzvx">
+            <w:hyperlink w:history="1" r:id="rIdhcvjnxqk24-zia5qg0i_g">
               <w:r>
                 <w:rPr>
                   <w:rFonts w:ascii="Arial" w:cs="Arial" w:eastAsia="Arial" w:hAnsi="Arial"/>
@@ -22823,7 +22823,7 @@
               <w:spacing w:after="10" w:before="0"/>
               <w:ind w:left="120"/>
             </w:pPr>
-            <w:hyperlink w:history="1" r:id="rIdtichfzdl4ytzpeephhbhr">
+            <w:hyperlink w:history="1" r:id="rId9ncv1jtelasm2bx4gexeb">
               <w:r>
                 <w:rPr>
                   <w:rFonts w:ascii="Arial" w:cs="Arial" w:eastAsia="Arial" w:hAnsi="Arial"/>
@@ -22868,7 +22868,7 @@
             <w:pPr>
               <w:spacing w:after="20" w:before="0"/>
             </w:pPr>
-            <w:hyperlink w:history="1" r:id="rIdpjba6xprjhvy7h_hynmcj">
+            <w:hyperlink w:history="1" r:id="rIdx2ovlsaeqfwylageka1ym">
               <w:r>
                 <w:rPr>
                   <w:rFonts w:ascii="Arial" w:cs="Arial" w:eastAsia="Arial" w:hAnsi="Arial"/>
@@ -22901,7 +22901,7 @@
               <w:spacing w:after="10" w:before="0"/>
               <w:ind w:left="120"/>
             </w:pPr>
-            <w:hyperlink w:history="1" r:id="rId0dqxt1qrdou8_wee2qmji">
+            <w:hyperlink w:history="1" r:id="rIddcddamzuejhnyllupc1mo">
               <w:r>
                 <w:rPr>
                   <w:rFonts w:ascii="Arial" w:cs="Arial" w:eastAsia="Arial" w:hAnsi="Arial"/>
@@ -23096,7 +23096,7 @@
             <w:pPr>
               <w:spacing w:after="20" w:before="0"/>
             </w:pPr>
-            <w:hyperlink w:history="1" r:id="rId2p-rbc6lloipk6er5nqmn">
+            <w:hyperlink w:history="1" r:id="rIdbksqwr_zj-epoa2isydeo">
               <w:r>
                 <w:rPr>
                   <w:rFonts w:ascii="Arial" w:cs="Arial" w:eastAsia="Arial" w:hAnsi="Arial"/>
@@ -23129,7 +23129,7 @@
               <w:spacing w:after="10" w:before="0"/>
               <w:ind w:left="120"/>
             </w:pPr>
-            <w:hyperlink w:history="1" r:id="rIdvo8lyuwkofrqzgnkptvdv">
+            <w:hyperlink w:history="1" r:id="rIdbc99t8wixiybx3sbmt9-b">
               <w:r>
                 <w:rPr>
                   <w:rFonts w:ascii="Arial" w:cs="Arial" w:eastAsia="Arial" w:hAnsi="Arial"/>
@@ -23174,7 +23174,7 @@
             <w:pPr>
               <w:spacing w:after="20" w:before="0"/>
             </w:pPr>
-            <w:hyperlink w:history="1" r:id="rIdxssucavwqn-qkxpjwoybg">
+            <w:hyperlink w:history="1" r:id="rIda_e-fady5vjbl80ocan8q">
               <w:r>
                 <w:rPr>
                   <w:rFonts w:ascii="Arial" w:cs="Arial" w:eastAsia="Arial" w:hAnsi="Arial"/>
@@ -23223,7 +23223,7 @@
               <w:spacing w:after="10" w:before="0"/>
               <w:ind w:left="120"/>
             </w:pPr>
-            <w:hyperlink w:history="1" r:id="rIdv4rdrgfol239wju_yp1jv">
+            <w:hyperlink w:history="1" r:id="rIdoz9-wtqc3bn3xexgspg8g">
               <w:r>
                 <w:rPr>
                   <w:rFonts w:ascii="Arial" w:cs="Arial" w:eastAsia="Arial" w:hAnsi="Arial"/>
@@ -23418,7 +23418,7 @@
             <w:pPr>
               <w:spacing w:after="20" w:before="0"/>
             </w:pPr>
-            <w:hyperlink w:history="1" r:id="rIdplhy3jc6xkava1ofr9yen">
+            <w:hyperlink w:history="1" r:id="rIdo3jmyxa613pejr2ytdnsa">
               <w:r>
                 <w:rPr>
                   <w:rFonts w:ascii="Arial" w:cs="Arial" w:eastAsia="Arial" w:hAnsi="Arial"/>
@@ -23451,7 +23451,7 @@
               <w:spacing w:after="10" w:before="0"/>
               <w:ind w:left="120"/>
             </w:pPr>
-            <w:hyperlink w:history="1" r:id="rIdunhnz0beuj0y-cqteac4u">
+            <w:hyperlink w:history="1" r:id="rId6_xywy-l3axcj6beyfugl">
               <w:r>
                 <w:rPr>
                   <w:rFonts w:ascii="Arial" w:cs="Arial" w:eastAsia="Arial" w:hAnsi="Arial"/>
@@ -23496,7 +23496,7 @@
             <w:pPr>
               <w:spacing w:after="20" w:before="0"/>
             </w:pPr>
-            <w:hyperlink w:history="1" r:id="rIds_8uj-ka8fisbxkkfypvw">
+            <w:hyperlink w:history="1" r:id="rIdjrndiz22134wojp2dufxs">
               <w:r>
                 <w:rPr>
                   <w:rFonts w:ascii="Arial" w:cs="Arial" w:eastAsia="Arial" w:hAnsi="Arial"/>
@@ -23545,7 +23545,7 @@
               <w:spacing w:after="10" w:before="0"/>
               <w:ind w:left="120"/>
             </w:pPr>
-            <w:hyperlink w:history="1" r:id="rIdxrtw6a9ln7ntmpqagxkhy">
+            <w:hyperlink w:history="1" r:id="rIdo5mtba4u4eyvnlc7flyie">
               <w:r>
                 <w:rPr>
                   <w:rFonts w:ascii="Arial" w:cs="Arial" w:eastAsia="Arial" w:hAnsi="Arial"/>
@@ -23740,7 +23740,7 @@
             <w:pPr>
               <w:spacing w:after="20" w:before="0"/>
             </w:pPr>
-            <w:hyperlink w:history="1" r:id="rIdjdljxamcskuumtjr0oozi">
+            <w:hyperlink w:history="1" r:id="rIds7ffqqyfkox0nb3opvjcr">
               <w:r>
                 <w:rPr>
                   <w:rFonts w:ascii="Arial" w:cs="Arial" w:eastAsia="Arial" w:hAnsi="Arial"/>
@@ -23773,7 +23773,7 @@
               <w:spacing w:after="10" w:before="0"/>
               <w:ind w:left="120"/>
             </w:pPr>
-            <w:hyperlink w:history="1" r:id="rIdy1w6_kpm-9iwqzxzpfqw-">
+            <w:hyperlink w:history="1" r:id="rIdrhmxaofxyghl2ltwrlf2x">
               <w:r>
                 <w:rPr>
                   <w:rFonts w:ascii="Arial" w:cs="Arial" w:eastAsia="Arial" w:hAnsi="Arial"/>
@@ -23818,7 +23818,7 @@
             <w:pPr>
               <w:spacing w:after="20" w:before="0"/>
             </w:pPr>
-            <w:hyperlink w:history="1" r:id="rIdo8l7-hpaxmou0dtuwkxf_">
+            <w:hyperlink w:history="1" r:id="rId62552qglytwbdzm5slckr">
               <w:r>
                 <w:rPr>
                   <w:rFonts w:ascii="Arial" w:cs="Arial" w:eastAsia="Arial" w:hAnsi="Arial"/>
@@ -23867,7 +23867,7 @@
               <w:spacing w:after="10" w:before="0"/>
               <w:ind w:left="120"/>
             </w:pPr>
-            <w:hyperlink w:history="1" r:id="rIdrgmnx16fbq3e3dgaeljfu">
+            <w:hyperlink w:history="1" r:id="rIdiuq2bqfyvudmuofsvapbz">
               <w:r>
                 <w:rPr>
                   <w:rFonts w:ascii="Arial" w:cs="Arial" w:eastAsia="Arial" w:hAnsi="Arial"/>
@@ -24493,7 +24493,7 @@
         </w:rPr>
         <w:t xml:space="preserve">© 2026 SeaVuria and ARES. Aligned with KICD objectives. Developed by SeaVuria; technical implementation by ARES (with AI assistance from Claude). Licensed under </w:t>
       </w:r>
-      <w:hyperlink w:history="1" r:id="rIdhn9o4z-5mlpdmcw6baeb-">
+      <w:hyperlink w:history="1" r:id="rIdequy7naigbqv2obnzdg9q">
         <w:r>
           <w:rPr>
             <w:rFonts w:ascii="Arial" w:cs="Arial" w:eastAsia="Arial" w:hAnsi="Arial"/>
@@ -24514,7 +24514,7 @@
         </w:rPr>
         <w:t xml:space="preserve"> (</w:t>
       </w:r>
-      <w:hyperlink w:history="1" r:id="rIdqvmi410qijhk3vrcy95ys">
+      <w:hyperlink w:history="1" r:id="rIdawhaige4ckqou_r7caa_i">
         <w:r>
           <w:rPr>
             <w:rFonts w:ascii="Arial" w:cs="Arial" w:eastAsia="Arial" w:hAnsi="Arial"/>
@@ -25527,7 +25527,7 @@
             <w:pPr>
               <w:spacing w:after="20" w:before="0"/>
             </w:pPr>
-            <w:hyperlink w:history="1" r:id="rId_yfefjbpuhth7l_rd_q1e">
+            <w:hyperlink w:history="1" r:id="rIdupvcopegsmrdfphm522yh">
               <w:r>
                 <w:rPr>
                   <w:rFonts w:ascii="Arial" w:cs="Arial" w:eastAsia="Arial" w:hAnsi="Arial"/>
@@ -25560,7 +25560,7 @@
               <w:spacing w:after="10" w:before="0"/>
               <w:ind w:left="120"/>
             </w:pPr>
-            <w:hyperlink w:history="1" r:id="rIdkixk7q1gy_hqlerqrzoqy">
+            <w:hyperlink w:history="1" r:id="rIdrod3iqgcrbevhg05oeddz">
               <w:r>
                 <w:rPr>
                   <w:rFonts w:ascii="Arial" w:cs="Arial" w:eastAsia="Arial" w:hAnsi="Arial"/>
@@ -25605,7 +25605,7 @@
             <w:pPr>
               <w:spacing w:after="20" w:before="0"/>
             </w:pPr>
-            <w:hyperlink w:history="1" r:id="rIdqwyknvvdz-wem0evvha4z">
+            <w:hyperlink w:history="1" r:id="rIdts22y0akjh9hezx0vv12l">
               <w:r>
                 <w:rPr>
                   <w:rFonts w:ascii="Arial" w:cs="Arial" w:eastAsia="Arial" w:hAnsi="Arial"/>
@@ -25638,7 +25638,7 @@
               <w:spacing w:after="10" w:before="0"/>
               <w:ind w:left="120"/>
             </w:pPr>
-            <w:hyperlink w:history="1" r:id="rId5cymeeg-ywo8v41radcal">
+            <w:hyperlink w:history="1" r:id="rId5j7x_hnbj9qr8wcgklis3">
               <w:r>
                 <w:rPr>
                   <w:rFonts w:ascii="Arial" w:cs="Arial" w:eastAsia="Arial" w:hAnsi="Arial"/>
@@ -25833,7 +25833,7 @@
             <w:pPr>
               <w:spacing w:after="20" w:before="0"/>
             </w:pPr>
-            <w:hyperlink w:history="1" r:id="rIddjfphrt08grmkvf9g5jof">
+            <w:hyperlink w:history="1" r:id="rId07-etmlaqgcqjuu4-l9h7">
               <w:r>
                 <w:rPr>
                   <w:rFonts w:ascii="Arial" w:cs="Arial" w:eastAsia="Arial" w:hAnsi="Arial"/>
@@ -25866,7 +25866,7 @@
               <w:spacing w:after="10" w:before="0"/>
               <w:ind w:left="120"/>
             </w:pPr>
-            <w:hyperlink w:history="1" r:id="rIdv7oaoigmefmkopcwrxjf1">
+            <w:hyperlink w:history="1" r:id="rIdnbs1skoa8n_ijmgbwfyid">
               <w:r>
                 <w:rPr>
                   <w:rFonts w:ascii="Arial" w:cs="Arial" w:eastAsia="Arial" w:hAnsi="Arial"/>
@@ -25911,7 +25911,7 @@
             <w:pPr>
               <w:spacing w:after="20" w:before="0"/>
             </w:pPr>
-            <w:hyperlink w:history="1" r:id="rIdsk0x9_wg5dbkmicax5tls">
+            <w:hyperlink w:history="1" r:id="rIdyzpsnlgnbuprupibb20sn">
               <w:r>
                 <w:rPr>
                   <w:rFonts w:ascii="Arial" w:cs="Arial" w:eastAsia="Arial" w:hAnsi="Arial"/>
@@ -25944,7 +25944,7 @@
               <w:spacing w:after="10" w:before="0"/>
               <w:ind w:left="120"/>
             </w:pPr>
-            <w:hyperlink w:history="1" r:id="rIdcdzc3vglztdkhhvwqwlz-">
+            <w:hyperlink w:history="1" r:id="rIdeh3pz3fz3k-yxgf6xntsi">
               <w:r>
                 <w:rPr>
                   <w:rFonts w:ascii="Arial" w:cs="Arial" w:eastAsia="Arial" w:hAnsi="Arial"/>
@@ -26139,7 +26139,7 @@
             <w:pPr>
               <w:spacing w:after="20" w:before="0"/>
             </w:pPr>
-            <w:hyperlink w:history="1" r:id="rIdyslqaw7psypsii4mqiop1">
+            <w:hyperlink w:history="1" r:id="rId6ioceaz5x6ks8kkim1ber">
               <w:r>
                 <w:rPr>
                   <w:rFonts w:ascii="Arial" w:cs="Arial" w:eastAsia="Arial" w:hAnsi="Arial"/>
@@ -26172,7 +26172,7 @@
               <w:spacing w:after="10" w:before="0"/>
               <w:ind w:left="120"/>
             </w:pPr>
-            <w:hyperlink w:history="1" r:id="rIdpvhed20dt0zlmolj2c2io">
+            <w:hyperlink w:history="1" r:id="rIdalgh8eifg7txu4bogl9cv">
               <w:r>
                 <w:rPr>
                   <w:rFonts w:ascii="Arial" w:cs="Arial" w:eastAsia="Arial" w:hAnsi="Arial"/>
@@ -26217,7 +26217,7 @@
             <w:pPr>
               <w:spacing w:after="20" w:before="0"/>
             </w:pPr>
-            <w:hyperlink w:history="1" r:id="rId0ydsyaj89lhde_eg72dbx">
+            <w:hyperlink w:history="1" r:id="rId7vu-w5jnjzbxayshjl43s">
               <w:r>
                 <w:rPr>
                   <w:rFonts w:ascii="Arial" w:cs="Arial" w:eastAsia="Arial" w:hAnsi="Arial"/>
@@ -26250,7 +26250,7 @@
               <w:spacing w:after="10" w:before="0"/>
               <w:ind w:left="120"/>
             </w:pPr>
-            <w:hyperlink w:history="1" r:id="rIdzzpjxe-x5atkgysx6fhru">
+            <w:hyperlink w:history="1" r:id="rIdgg41hfozpkiknj4rinadv">
               <w:r>
                 <w:rPr>
                   <w:rFonts w:ascii="Arial" w:cs="Arial" w:eastAsia="Arial" w:hAnsi="Arial"/>
@@ -26445,7 +26445,7 @@
             <w:pPr>
               <w:spacing w:after="20" w:before="0"/>
             </w:pPr>
-            <w:hyperlink w:history="1" r:id="rIdx8z7ur6yxdd_o833s5e2e">
+            <w:hyperlink w:history="1" r:id="rIdes8a20gaopdwisoeitmlx">
               <w:r>
                 <w:rPr>
                   <w:rFonts w:ascii="Arial" w:cs="Arial" w:eastAsia="Arial" w:hAnsi="Arial"/>
@@ -26478,7 +26478,7 @@
               <w:spacing w:after="10" w:before="0"/>
               <w:ind w:left="120"/>
             </w:pPr>
-            <w:hyperlink w:history="1" r:id="rIdljoswmddonzffcyviqhn1">
+            <w:hyperlink w:history="1" r:id="rIdhmfuw_q_t5zm6yajtzkr7">
               <w:r>
                 <w:rPr>
                   <w:rFonts w:ascii="Arial" w:cs="Arial" w:eastAsia="Arial" w:hAnsi="Arial"/>
@@ -26523,7 +26523,7 @@
             <w:pPr>
               <w:spacing w:after="20" w:before="0"/>
             </w:pPr>
-            <w:hyperlink w:history="1" r:id="rIdbeqfiwdyqynoafafjj6cs">
+            <w:hyperlink w:history="1" r:id="rIdzkp4afgtnwtezduedch6q">
               <w:r>
                 <w:rPr>
                   <w:rFonts w:ascii="Arial" w:cs="Arial" w:eastAsia="Arial" w:hAnsi="Arial"/>
@@ -26556,7 +26556,7 @@
               <w:spacing w:after="10" w:before="0"/>
               <w:ind w:left="120"/>
             </w:pPr>
-            <w:hyperlink w:history="1" r:id="rIddqu2heewfycegmjmccjt4">
+            <w:hyperlink w:history="1" r:id="rIdxl5woi8ohuokftnlvnxxj">
               <w:r>
                 <w:rPr>
                   <w:rFonts w:ascii="Arial" w:cs="Arial" w:eastAsia="Arial" w:hAnsi="Arial"/>
@@ -26751,7 +26751,7 @@
             <w:pPr>
               <w:spacing w:after="20" w:before="0"/>
             </w:pPr>
-            <w:hyperlink w:history="1" r:id="rIdm5u5n-_5gjkk_isg681-0">
+            <w:hyperlink w:history="1" r:id="rIdw77giaq_m1ndytmxzm-fd">
               <w:r>
                 <w:rPr>
                   <w:rFonts w:ascii="Arial" w:cs="Arial" w:eastAsia="Arial" w:hAnsi="Arial"/>
@@ -26800,7 +26800,7 @@
               <w:spacing w:after="10" w:before="0"/>
               <w:ind w:left="120"/>
             </w:pPr>
-            <w:hyperlink w:history="1" r:id="rId0gzy6dymyptpnzc6egdos">
+            <w:hyperlink w:history="1" r:id="rIdkgq2z2rtoanjnypnx8hxi">
               <w:r>
                 <w:rPr>
                   <w:rFonts w:ascii="Arial" w:cs="Arial" w:eastAsia="Arial" w:hAnsi="Arial"/>
@@ -26845,7 +26845,7 @@
             <w:pPr>
               <w:spacing w:after="20" w:before="0"/>
             </w:pPr>
-            <w:hyperlink w:history="1" r:id="rId86nguo6yje6ouoqqutazn">
+            <w:hyperlink w:history="1" r:id="rIdd23_zjuuw_uxs5dnxqvsm">
               <w:r>
                 <w:rPr>
                   <w:rFonts w:ascii="Arial" w:cs="Arial" w:eastAsia="Arial" w:hAnsi="Arial"/>
@@ -26878,7 +26878,7 @@
               <w:spacing w:after="10" w:before="0"/>
               <w:ind w:left="120"/>
             </w:pPr>
-            <w:hyperlink w:history="1" r:id="rId_0tuxya8riw6uoge14fvt">
+            <w:hyperlink w:history="1" r:id="rIdb5pgh_l9tovoccng3m3yx">
               <w:r>
                 <w:rPr>
                   <w:rFonts w:ascii="Arial" w:cs="Arial" w:eastAsia="Arial" w:hAnsi="Arial"/>
@@ -27390,7 +27390,7 @@
         </w:rPr>
         <w:t xml:space="preserve">© 2026 SeaVuria and ARES. Aligned with KICD objectives. Developed by SeaVuria; technical implementation by ARES (with AI assistance from Claude). Licensed under </w:t>
       </w:r>
-      <w:hyperlink w:history="1" r:id="rIdhupni987f_fsqvl29_ixv">
+      <w:hyperlink w:history="1" r:id="rIdxvsy-sco-z6g4r3rizxdw">
         <w:r>
           <w:rPr>
             <w:rFonts w:ascii="Arial" w:cs="Arial" w:eastAsia="Arial" w:hAnsi="Arial"/>
@@ -27411,7 +27411,7 @@
         </w:rPr>
         <w:t xml:space="preserve"> (</w:t>
       </w:r>
-      <w:hyperlink w:history="1" r:id="rIdxjv52sh7fkxugx0y5bpd0">
+      <w:hyperlink w:history="1" r:id="rIdem0kiv8cuhigupuq5xyyp">
         <w:r>
           <w:rPr>
             <w:rFonts w:ascii="Arial" w:cs="Arial" w:eastAsia="Arial" w:hAnsi="Arial"/>

--- a/data/outputs/v2/General_Science/SS1.2_The_Cell/General_Science_The_Cell_CBE_LessonSequence.docx
+++ b/data/outputs/v2/General_Science/SS1.2_The_Cell/General_Science_The_Cell_CBE_LessonSequence.docx
@@ -2245,7 +2245,7 @@
         </w:rPr>
         <w:t xml:space="preserve">© 2026 SeaVuria and ARES. This work is licensed under a </w:t>
       </w:r>
-      <w:hyperlink w:history="1" r:id="rId3wwh7way8fwfoifhnccvx">
+      <w:hyperlink w:history="1" r:id="rIdqx8fjtfycxcbw1lfvqi49">
         <w:r>
           <w:rPr>
             <w:rFonts w:ascii="Arial" w:cs="Arial" w:eastAsia="Arial" w:hAnsi="Arial"/>
@@ -2265,7 +2265,7 @@
         </w:rPr>
         <w:t xml:space="preserve"> (</w:t>
       </w:r>
-      <w:hyperlink w:history="1" r:id="rIdcmhnpsmxwv3wcsub-e7ya">
+      <w:hyperlink w:history="1" r:id="rIdoytrdnmhxuaj4uoh5bzfj">
         <w:r>
           <w:rPr>
             <w:rFonts w:ascii="Arial" w:cs="Arial" w:eastAsia="Arial" w:hAnsi="Arial"/>
@@ -2285,7 +2285,7 @@
         </w:rPr>
         <w:t xml:space="preserve">). To view a copy of this license, visit </w:t>
       </w:r>
-      <w:hyperlink w:history="1" r:id="rIdhe2owpbhnhchvjrs44xch">
+      <w:hyperlink w:history="1" r:id="rIdh2a1u0nnbeqhpibaig7xc">
         <w:r>
           <w:rPr>
             <w:rFonts w:ascii="Arial" w:cs="Arial" w:eastAsia="Arial" w:hAnsi="Arial"/>
@@ -3298,7 +3298,7 @@
             <w:pPr>
               <w:spacing w:after="20" w:before="0"/>
             </w:pPr>
-            <w:hyperlink w:history="1" r:id="rIdmjvvo2riqe-xrozthvszi">
+            <w:hyperlink w:history="1" r:id="rIdlwf6uerpjl-hffgdvtwzn">
               <w:r>
                 <w:rPr>
                   <w:rFonts w:ascii="Arial" w:cs="Arial" w:eastAsia="Arial" w:hAnsi="Arial"/>
@@ -3331,7 +3331,7 @@
               <w:spacing w:after="10" w:before="0"/>
               <w:ind w:left="120"/>
             </w:pPr>
-            <w:hyperlink w:history="1" r:id="rIdogfmctggesyzqwnby2lfj">
+            <w:hyperlink w:history="1" r:id="rId6cvbosyprepubzdbb0dpw">
               <w:r>
                 <w:rPr>
                   <w:rFonts w:ascii="Arial" w:cs="Arial" w:eastAsia="Arial" w:hAnsi="Arial"/>
@@ -3376,7 +3376,7 @@
             <w:pPr>
               <w:spacing w:after="20" w:before="0"/>
             </w:pPr>
-            <w:hyperlink w:history="1" r:id="rIdvkzom10m1vkxvlskms9nw">
+            <w:hyperlink w:history="1" r:id="rIdi1yj5o6zsbbgkaa10mvd1">
               <w:r>
                 <w:rPr>
                   <w:rFonts w:ascii="Arial" w:cs="Arial" w:eastAsia="Arial" w:hAnsi="Arial"/>
@@ -3409,7 +3409,7 @@
               <w:spacing w:after="10" w:before="0"/>
               <w:ind w:left="120"/>
             </w:pPr>
-            <w:hyperlink w:history="1" r:id="rIdu7-dq1qli8_k_ngyc5jq1">
+            <w:hyperlink w:history="1" r:id="rIdapoonoidbwun-zwvsyvg0">
               <w:r>
                 <w:rPr>
                   <w:rFonts w:ascii="Arial" w:cs="Arial" w:eastAsia="Arial" w:hAnsi="Arial"/>
@@ -3699,7 +3699,7 @@
             <w:pPr>
               <w:spacing w:after="20" w:before="0"/>
             </w:pPr>
-            <w:hyperlink w:history="1" r:id="rIdrfrs9bjeuiasjj-ado2mu">
+            <w:hyperlink w:history="1" r:id="rIdyoanvav-ayjee6_tjuc3h">
               <w:r>
                 <w:rPr>
                   <w:rFonts w:ascii="Arial" w:cs="Arial" w:eastAsia="Arial" w:hAnsi="Arial"/>
@@ -3732,7 +3732,7 @@
               <w:spacing w:after="10" w:before="0"/>
               <w:ind w:left="120"/>
             </w:pPr>
-            <w:hyperlink w:history="1" r:id="rIdrxlwepojukquevngkyez1">
+            <w:hyperlink w:history="1" r:id="rIdlhv5yqhwgrste4y6f5xxe">
               <w:r>
                 <w:rPr>
                   <w:rFonts w:ascii="Arial" w:cs="Arial" w:eastAsia="Arial" w:hAnsi="Arial"/>
@@ -3777,7 +3777,7 @@
             <w:pPr>
               <w:spacing w:after="20" w:before="0"/>
             </w:pPr>
-            <w:hyperlink w:history="1" r:id="rIdizxqadxuwaay2nsstuml1">
+            <w:hyperlink w:history="1" r:id="rIdolcxgdhvobdoq__llhn-9">
               <w:r>
                 <w:rPr>
                   <w:rFonts w:ascii="Arial" w:cs="Arial" w:eastAsia="Arial" w:hAnsi="Arial"/>
@@ -3810,7 +3810,7 @@
               <w:spacing w:after="10" w:before="0"/>
               <w:ind w:left="120"/>
             </w:pPr>
-            <w:hyperlink w:history="1" r:id="rIdto8kcao0mfibsxpywatqy">
+            <w:hyperlink w:history="1" r:id="rId1mr5hsl2ieqsyhkzli46d">
               <w:r>
                 <w:rPr>
                   <w:rFonts w:ascii="Arial" w:cs="Arial" w:eastAsia="Arial" w:hAnsi="Arial"/>
@@ -4100,7 +4100,7 @@
             <w:pPr>
               <w:spacing w:after="20" w:before="0"/>
             </w:pPr>
-            <w:hyperlink w:history="1" r:id="rIdbgctjv_jkntt-4e55v4w5">
+            <w:hyperlink w:history="1" r:id="rIdktivdqkedwiwztg9ueuxe">
               <w:r>
                 <w:rPr>
                   <w:rFonts w:ascii="Arial" w:cs="Arial" w:eastAsia="Arial" w:hAnsi="Arial"/>
@@ -4149,7 +4149,7 @@
               <w:spacing w:after="10" w:before="0"/>
               <w:ind w:left="120"/>
             </w:pPr>
-            <w:hyperlink w:history="1" r:id="rIdidt6tfu-pfipxfzjft9lw">
+            <w:hyperlink w:history="1" r:id="rIdagl-urwbpch5ay-_7vcwm">
               <w:r>
                 <w:rPr>
                   <w:rFonts w:ascii="Arial" w:cs="Arial" w:eastAsia="Arial" w:hAnsi="Arial"/>
@@ -4194,7 +4194,7 @@
             <w:pPr>
               <w:spacing w:after="20" w:before="0"/>
             </w:pPr>
-            <w:hyperlink w:history="1" r:id="rIdmkdc-2bwkfpma5wpzio-x">
+            <w:hyperlink w:history="1" r:id="rIdxj60pxcjl90vuhkwlspsq">
               <w:r>
                 <w:rPr>
                   <w:rFonts w:ascii="Arial" w:cs="Arial" w:eastAsia="Arial" w:hAnsi="Arial"/>
@@ -4243,7 +4243,7 @@
               <w:spacing w:after="10" w:before="0"/>
               <w:ind w:left="120"/>
             </w:pPr>
-            <w:hyperlink w:history="1" r:id="rId5yqcwm-obcrlvgxkbuuvk">
+            <w:hyperlink w:history="1" r:id="rId9btunxmh5jqztgdhwomeh">
               <w:r>
                 <w:rPr>
                   <w:rFonts w:ascii="Arial" w:cs="Arial" w:eastAsia="Arial" w:hAnsi="Arial"/>
@@ -4514,7 +4514,7 @@
             <w:pPr>
               <w:spacing w:after="20" w:before="0"/>
             </w:pPr>
-            <w:hyperlink w:history="1" r:id="rIdbn6odj5e8731hhyhcaexp">
+            <w:hyperlink w:history="1" r:id="rIdqkffpvsscppjgqc6zo23y">
               <w:r>
                 <w:rPr>
                   <w:rFonts w:ascii="Arial" w:cs="Arial" w:eastAsia="Arial" w:hAnsi="Arial"/>
@@ -4563,7 +4563,7 @@
               <w:spacing w:after="10" w:before="0"/>
               <w:ind w:left="120"/>
             </w:pPr>
-            <w:hyperlink w:history="1" r:id="rId7xl9lvpdjc9gst1xsctnx">
+            <w:hyperlink w:history="1" r:id="rIdn3ptipnc0pusji0tmj12z">
               <w:r>
                 <w:rPr>
                   <w:rFonts w:ascii="Arial" w:cs="Arial" w:eastAsia="Arial" w:hAnsi="Arial"/>
@@ -4608,7 +4608,7 @@
             <w:pPr>
               <w:spacing w:after="20" w:before="0"/>
             </w:pPr>
-            <w:hyperlink w:history="1" r:id="rIdit9nnkimd9g5gfqzwabnd">
+            <w:hyperlink w:history="1" r:id="rIdwzbbyermlpk8zdzut1hqx">
               <w:r>
                 <w:rPr>
                   <w:rFonts w:ascii="Arial" w:cs="Arial" w:eastAsia="Arial" w:hAnsi="Arial"/>
@@ -4657,7 +4657,7 @@
               <w:spacing w:after="10" w:before="0"/>
               <w:ind w:left="120"/>
             </w:pPr>
-            <w:hyperlink w:history="1" r:id="rIdcxoaprhqazgrybbw7ot35">
+            <w:hyperlink w:history="1" r:id="rIdwurhapkhln34tty6fbfgz">
               <w:r>
                 <w:rPr>
                   <w:rFonts w:ascii="Arial" w:cs="Arial" w:eastAsia="Arial" w:hAnsi="Arial"/>
@@ -4966,7 +4966,7 @@
             <w:pPr>
               <w:spacing w:after="20" w:before="0"/>
             </w:pPr>
-            <w:hyperlink w:history="1" r:id="rId7zmh8zsgix89osixiuhtj">
+            <w:hyperlink w:history="1" r:id="rIdhxjn4kb4fbwqkmy2l84iv">
               <w:r>
                 <w:rPr>
                   <w:rFonts w:ascii="Arial" w:cs="Arial" w:eastAsia="Arial" w:hAnsi="Arial"/>
@@ -5015,7 +5015,7 @@
               <w:spacing w:after="10" w:before="0"/>
               <w:ind w:left="120"/>
             </w:pPr>
-            <w:hyperlink w:history="1" r:id="rIdiluczlxvcbk01q141veuf">
+            <w:hyperlink w:history="1" r:id="rIdeqdubr_9ozarv8zswsysh">
               <w:r>
                 <w:rPr>
                   <w:rFonts w:ascii="Arial" w:cs="Arial" w:eastAsia="Arial" w:hAnsi="Arial"/>
@@ -5060,7 +5060,7 @@
             <w:pPr>
               <w:spacing w:after="20" w:before="0"/>
             </w:pPr>
-            <w:hyperlink w:history="1" r:id="rIdktsztpol8_9pc2nnwdqtu">
+            <w:hyperlink w:history="1" r:id="rId3uhuhwrfkqj7bcgxqzbg1">
               <w:r>
                 <w:rPr>
                   <w:rFonts w:ascii="Arial" w:cs="Arial" w:eastAsia="Arial" w:hAnsi="Arial"/>
@@ -5109,7 +5109,7 @@
               <w:spacing w:after="10" w:before="0"/>
               <w:ind w:left="120"/>
             </w:pPr>
-            <w:hyperlink w:history="1" r:id="rIdv3itv-a70hhyqw8qwgjgq">
+            <w:hyperlink w:history="1" r:id="rIdgx-gtjcm-azbls7r1lvyt">
               <w:r>
                 <w:rPr>
                   <w:rFonts w:ascii="Arial" w:cs="Arial" w:eastAsia="Arial" w:hAnsi="Arial"/>
@@ -5811,7 +5811,7 @@
         </w:rPr>
         <w:t xml:space="preserve">© 2026 SeaVuria and ARES. Aligned with KICD objectives. Developed by SeaVuria; technical implementation by ARES (with AI assistance from Claude). Licensed under </w:t>
       </w:r>
-      <w:hyperlink w:history="1" r:id="rIdxddqw5ybt4wlfp-pehd_i">
+      <w:hyperlink w:history="1" r:id="rIdibnh1oebpjzqavrmbuzeo">
         <w:r>
           <w:rPr>
             <w:rFonts w:ascii="Arial" w:cs="Arial" w:eastAsia="Arial" w:hAnsi="Arial"/>
@@ -5832,7 +5832,7 @@
         </w:rPr>
         <w:t xml:space="preserve"> (</w:t>
       </w:r>
-      <w:hyperlink w:history="1" r:id="rIdyba2tkw0hcex4r6jxidfr">
+      <w:hyperlink w:history="1" r:id="rId2u2rfmrxowvwcwh-avl_u">
         <w:r>
           <w:rPr>
             <w:rFonts w:ascii="Arial" w:cs="Arial" w:eastAsia="Arial" w:hAnsi="Arial"/>
@@ -6845,7 +6845,7 @@
             <w:pPr>
               <w:spacing w:after="20" w:before="0"/>
             </w:pPr>
-            <w:hyperlink w:history="1" r:id="rId-fcujdcj17fhinfflbyau">
+            <w:hyperlink w:history="1" r:id="rIdphorrxu8a7yygq7h_pq0e">
               <w:r>
                 <w:rPr>
                   <w:rFonts w:ascii="Arial" w:cs="Arial" w:eastAsia="Arial" w:hAnsi="Arial"/>
@@ -6894,7 +6894,7 @@
               <w:spacing w:after="10" w:before="0"/>
               <w:ind w:left="120"/>
             </w:pPr>
-            <w:hyperlink w:history="1" r:id="rIde4fw33ddn9vmwlbwj__pc">
+            <w:hyperlink w:history="1" r:id="rId_ludovjzqj0yiyerefmsq">
               <w:r>
                 <w:rPr>
                   <w:rFonts w:ascii="Arial" w:cs="Arial" w:eastAsia="Arial" w:hAnsi="Arial"/>
@@ -6956,7 +6956,7 @@
               <w:spacing w:after="10" w:before="0"/>
               <w:ind w:left="120"/>
             </w:pPr>
-            <w:hyperlink w:history="1" r:id="rIdjdfjkti1ig2vycevinj3a">
+            <w:hyperlink w:history="1" r:id="rId87qpqzlj35oajxoakjalt">
               <w:r>
                 <w:rPr>
                   <w:rFonts w:ascii="Arial" w:cs="Arial" w:eastAsia="Arial" w:hAnsi="Arial"/>
@@ -7166,7 +7166,7 @@
             <w:pPr>
               <w:spacing w:after="20" w:before="0"/>
             </w:pPr>
-            <w:hyperlink w:history="1" r:id="rId9jsstrbixjid6yx453emi">
+            <w:hyperlink w:history="1" r:id="rIdvgzu3atlbikukfnx0vwax">
               <w:r>
                 <w:rPr>
                   <w:rFonts w:ascii="Arial" w:cs="Arial" w:eastAsia="Arial" w:hAnsi="Arial"/>
@@ -7215,7 +7215,7 @@
               <w:spacing w:after="10" w:before="0"/>
               <w:ind w:left="120"/>
             </w:pPr>
-            <w:hyperlink w:history="1" r:id="rId2vav15mqaepl3664blcbn">
+            <w:hyperlink w:history="1" r:id="rIdaasa8akekiceqikjcsbvh">
               <w:r>
                 <w:rPr>
                   <w:rFonts w:ascii="Arial" w:cs="Arial" w:eastAsia="Arial" w:hAnsi="Arial"/>
@@ -7277,7 +7277,7 @@
               <w:spacing w:after="10" w:before="0"/>
               <w:ind w:left="120"/>
             </w:pPr>
-            <w:hyperlink w:history="1" r:id="rIdi1-upxv9ora3njshperfm">
+            <w:hyperlink w:history="1" r:id="rIdgg9oxyow03qytxp8qfpcc">
               <w:r>
                 <w:rPr>
                   <w:rFonts w:ascii="Arial" w:cs="Arial" w:eastAsia="Arial" w:hAnsi="Arial"/>
@@ -7487,7 +7487,7 @@
             <w:pPr>
               <w:spacing w:after="20" w:before="0"/>
             </w:pPr>
-            <w:hyperlink w:history="1" r:id="rIdp8c2u_hzfspskcbgciooz">
+            <w:hyperlink w:history="1" r:id="rId5bzpy8lkcs-az9orbtvnv">
               <w:r>
                 <w:rPr>
                   <w:rFonts w:ascii="Arial" w:cs="Arial" w:eastAsia="Arial" w:hAnsi="Arial"/>
@@ -7536,7 +7536,7 @@
               <w:spacing w:after="10" w:before="0"/>
               <w:ind w:left="120"/>
             </w:pPr>
-            <w:hyperlink w:history="1" r:id="rIdja9fq8wq9xxqabujbjmaw">
+            <w:hyperlink w:history="1" r:id="rIduzggmvfkhdwztexlxzlrs">
               <w:r>
                 <w:rPr>
                   <w:rFonts w:ascii="Arial" w:cs="Arial" w:eastAsia="Arial" w:hAnsi="Arial"/>
@@ -7598,7 +7598,7 @@
               <w:spacing w:after="10" w:before="0"/>
               <w:ind w:left="120"/>
             </w:pPr>
-            <w:hyperlink w:history="1" r:id="rIdla4axf_pjsmkcizu7tnne">
+            <w:hyperlink w:history="1" r:id="rId_kfagb9iitwoa3ybnrl4u">
               <w:r>
                 <w:rPr>
                   <w:rFonts w:ascii="Arial" w:cs="Arial" w:eastAsia="Arial" w:hAnsi="Arial"/>
@@ -7808,7 +7808,7 @@
             <w:pPr>
               <w:spacing w:after="20" w:before="0"/>
             </w:pPr>
-            <w:hyperlink w:history="1" r:id="rId7se45ih4o2yjzt3omkxww">
+            <w:hyperlink w:history="1" r:id="rIdtt7qqysrfdbyqcyjsgghr">
               <w:r>
                 <w:rPr>
                   <w:rFonts w:ascii="Arial" w:cs="Arial" w:eastAsia="Arial" w:hAnsi="Arial"/>
@@ -7857,7 +7857,7 @@
               <w:spacing w:after="10" w:before="0"/>
               <w:ind w:left="120"/>
             </w:pPr>
-            <w:hyperlink w:history="1" r:id="rIdarkecf1czbyio_nqcqin2">
+            <w:hyperlink w:history="1" r:id="rIdksl1gvmn1-56tzk5mkenh">
               <w:r>
                 <w:rPr>
                   <w:rFonts w:ascii="Arial" w:cs="Arial" w:eastAsia="Arial" w:hAnsi="Arial"/>
@@ -7919,7 +7919,7 @@
               <w:spacing w:after="10" w:before="0"/>
               <w:ind w:left="120"/>
             </w:pPr>
-            <w:hyperlink w:history="1" r:id="rIdkgwx01-q5hl9rxgs-dva1">
+            <w:hyperlink w:history="1" r:id="rIdgwksrgtymiairijgqewp3">
               <w:r>
                 <w:rPr>
                   <w:rFonts w:ascii="Arial" w:cs="Arial" w:eastAsia="Arial" w:hAnsi="Arial"/>
@@ -8129,7 +8129,7 @@
             <w:pPr>
               <w:spacing w:after="20" w:before="0"/>
             </w:pPr>
-            <w:hyperlink w:history="1" r:id="rIdr_n5uzm9obtcdsigbwaju">
+            <w:hyperlink w:history="1" r:id="rIdwgpypz1grn5brlwj2zlwo">
               <w:r>
                 <w:rPr>
                   <w:rFonts w:ascii="Arial" w:cs="Arial" w:eastAsia="Arial" w:hAnsi="Arial"/>
@@ -8178,7 +8178,7 @@
               <w:spacing w:after="10" w:before="0"/>
               <w:ind w:left="120"/>
             </w:pPr>
-            <w:hyperlink w:history="1" r:id="rIdl9ha1rvq-slc7eavzbmtm">
+            <w:hyperlink w:history="1" r:id="rIdpenn5zuylkeotl2oukkoy">
               <w:r>
                 <w:rPr>
                   <w:rFonts w:ascii="Arial" w:cs="Arial" w:eastAsia="Arial" w:hAnsi="Arial"/>
@@ -8240,7 +8240,7 @@
               <w:spacing w:after="10" w:before="0"/>
               <w:ind w:left="120"/>
             </w:pPr>
-            <w:hyperlink w:history="1" r:id="rIdbvp8cebwxr56kkjejst7z">
+            <w:hyperlink w:history="1" r:id="rIdfaib7-g88mg_ouopczv4a">
               <w:r>
                 <w:rPr>
                   <w:rFonts w:ascii="Arial" w:cs="Arial" w:eastAsia="Arial" w:hAnsi="Arial"/>
@@ -8767,7 +8767,7 @@
         </w:rPr>
         <w:t xml:space="preserve">© 2026 SeaVuria and ARES. Aligned with KICD objectives. Developed by SeaVuria; technical implementation by ARES (with AI assistance from Claude). Licensed under </w:t>
       </w:r>
-      <w:hyperlink w:history="1" r:id="rIdod8hdbs7mmgpbobnag8nn">
+      <w:hyperlink w:history="1" r:id="rIdbikm2le3oph1hk8f-vgfa">
         <w:r>
           <w:rPr>
             <w:rFonts w:ascii="Arial" w:cs="Arial" w:eastAsia="Arial" w:hAnsi="Arial"/>
@@ -8788,7 +8788,7 @@
         </w:rPr>
         <w:t xml:space="preserve"> (</w:t>
       </w:r>
-      <w:hyperlink w:history="1" r:id="rId18utkx88eontbjda2toiz">
+      <w:hyperlink w:history="1" r:id="rIdqx2fkagnkogavqxlv4kcb">
         <w:r>
           <w:rPr>
             <w:rFonts w:ascii="Arial" w:cs="Arial" w:eastAsia="Arial" w:hAnsi="Arial"/>
@@ -9801,7 +9801,7 @@
             <w:pPr>
               <w:spacing w:after="20" w:before="0"/>
             </w:pPr>
-            <w:hyperlink w:history="1" r:id="rIdfmi6mjy1lwjq_zuvzuxk3">
+            <w:hyperlink w:history="1" r:id="rIddjjyffzsvvxpn0ee4rmmi">
               <w:r>
                 <w:rPr>
                   <w:rFonts w:ascii="Arial" w:cs="Arial" w:eastAsia="Arial" w:hAnsi="Arial"/>
@@ -9834,7 +9834,7 @@
               <w:spacing w:after="10" w:before="0"/>
               <w:ind w:left="120"/>
             </w:pPr>
-            <w:hyperlink w:history="1" r:id="rIdeqvj7plzsjglswfpwnjvn">
+            <w:hyperlink w:history="1" r:id="rIdtb5neeqm5mcxzsdq3iji9">
               <w:r>
                 <w:rPr>
                   <w:rFonts w:ascii="Arial" w:cs="Arial" w:eastAsia="Arial" w:hAnsi="Arial"/>
@@ -9879,7 +9879,7 @@
             <w:pPr>
               <w:spacing w:after="20" w:before="0"/>
             </w:pPr>
-            <w:hyperlink w:history="1" r:id="rIdovmii0v1ktoxtlhcgkwv6">
+            <w:hyperlink w:history="1" r:id="rId9afp7hn1lk4nabs7ly7of">
               <w:r>
                 <w:rPr>
                   <w:rFonts w:ascii="Arial" w:cs="Arial" w:eastAsia="Arial" w:hAnsi="Arial"/>
@@ -9912,7 +9912,7 @@
               <w:spacing w:after="10" w:before="0"/>
               <w:ind w:left="120"/>
             </w:pPr>
-            <w:hyperlink w:history="1" r:id="rIdravfwttwbpyhzja6offr_">
+            <w:hyperlink w:history="1" r:id="rId5lvonj4sftpgspe3kcqae">
               <w:r>
                 <w:rPr>
                   <w:rFonts w:ascii="Arial" w:cs="Arial" w:eastAsia="Arial" w:hAnsi="Arial"/>
@@ -10107,7 +10107,7 @@
             <w:pPr>
               <w:spacing w:after="20" w:before="0"/>
             </w:pPr>
-            <w:hyperlink w:history="1" r:id="rIdxsk5vadqcjixntmjrwpo9">
+            <w:hyperlink w:history="1" r:id="rIdvpfig9y-ztkawwpm6_sx1">
               <w:r>
                 <w:rPr>
                   <w:rFonts w:ascii="Arial" w:cs="Arial" w:eastAsia="Arial" w:hAnsi="Arial"/>
@@ -10140,7 +10140,7 @@
               <w:spacing w:after="10" w:before="0"/>
               <w:ind w:left="120"/>
             </w:pPr>
-            <w:hyperlink w:history="1" r:id="rIdrffrcng1uqsenxwe2g7ie">
+            <w:hyperlink w:history="1" r:id="rId8ocreu5nsj7lmbv1xv_2p">
               <w:r>
                 <w:rPr>
                   <w:rFonts w:ascii="Arial" w:cs="Arial" w:eastAsia="Arial" w:hAnsi="Arial"/>
@@ -10185,7 +10185,7 @@
             <w:pPr>
               <w:spacing w:after="20" w:before="0"/>
             </w:pPr>
-            <w:hyperlink w:history="1" r:id="rIdjqfh_gimk24zxdqt1adeg">
+            <w:hyperlink w:history="1" r:id="rIdfwvwff1azj8psbrxtsuob">
               <w:r>
                 <w:rPr>
                   <w:rFonts w:ascii="Arial" w:cs="Arial" w:eastAsia="Arial" w:hAnsi="Arial"/>
@@ -10218,7 +10218,7 @@
               <w:spacing w:after="10" w:before="0"/>
               <w:ind w:left="120"/>
             </w:pPr>
-            <w:hyperlink w:history="1" r:id="rIdp_1sadsw6bcgbk0hzlxfw">
+            <w:hyperlink w:history="1" r:id="rIdgekemcigqzpnccj7eqqrv">
               <w:r>
                 <w:rPr>
                   <w:rFonts w:ascii="Arial" w:cs="Arial" w:eastAsia="Arial" w:hAnsi="Arial"/>
@@ -10413,7 +10413,7 @@
             <w:pPr>
               <w:spacing w:after="20" w:before="0"/>
             </w:pPr>
-            <w:hyperlink w:history="1" r:id="rIdzasfev8g3rczbsl7uc01a">
+            <w:hyperlink w:history="1" r:id="rIde0ck-xxgaihlo2mfgyu7q">
               <w:r>
                 <w:rPr>
                   <w:rFonts w:ascii="Arial" w:cs="Arial" w:eastAsia="Arial" w:hAnsi="Arial"/>
@@ -10446,7 +10446,7 @@
               <w:spacing w:after="10" w:before="0"/>
               <w:ind w:left="120"/>
             </w:pPr>
-            <w:hyperlink w:history="1" r:id="rIde_rvvzkmxcp4x7--agfmo">
+            <w:hyperlink w:history="1" r:id="rIdrji2l5faiywbtx-rtrzol">
               <w:r>
                 <w:rPr>
                   <w:rFonts w:ascii="Arial" w:cs="Arial" w:eastAsia="Arial" w:hAnsi="Arial"/>
@@ -10491,7 +10491,7 @@
             <w:pPr>
               <w:spacing w:after="20" w:before="0"/>
             </w:pPr>
-            <w:hyperlink w:history="1" r:id="rIdidg5do3wv1p4skbdajqaq">
+            <w:hyperlink w:history="1" r:id="rId1ib5-olfhx8lwxphm8cc3">
               <w:r>
                 <w:rPr>
                   <w:rFonts w:ascii="Arial" w:cs="Arial" w:eastAsia="Arial" w:hAnsi="Arial"/>
@@ -10524,7 +10524,7 @@
               <w:spacing w:after="10" w:before="0"/>
               <w:ind w:left="120"/>
             </w:pPr>
-            <w:hyperlink w:history="1" r:id="rIdhdh_ijw0rhsff5fjbkuxv">
+            <w:hyperlink w:history="1" r:id="rIdpeao2gs6ysstbrtwov_fz">
               <w:r>
                 <w:rPr>
                   <w:rFonts w:ascii="Arial" w:cs="Arial" w:eastAsia="Arial" w:hAnsi="Arial"/>
@@ -10719,7 +10719,7 @@
             <w:pPr>
               <w:spacing w:after="20" w:before="0"/>
             </w:pPr>
-            <w:hyperlink w:history="1" r:id="rIdjkh-oewgj6206gxijjklm">
+            <w:hyperlink w:history="1" r:id="rIdelvr7v0vda8jjlewvsj4e">
               <w:r>
                 <w:rPr>
                   <w:rFonts w:ascii="Arial" w:cs="Arial" w:eastAsia="Arial" w:hAnsi="Arial"/>
@@ -10752,7 +10752,7 @@
               <w:spacing w:after="10" w:before="0"/>
               <w:ind w:left="120"/>
             </w:pPr>
-            <w:hyperlink w:history="1" r:id="rIdf1nrty8cav98ob0gudusy">
+            <w:hyperlink w:history="1" r:id="rIdqhwzejetpezbf-0bmsdpz">
               <w:r>
                 <w:rPr>
                   <w:rFonts w:ascii="Arial" w:cs="Arial" w:eastAsia="Arial" w:hAnsi="Arial"/>
@@ -10797,7 +10797,7 @@
             <w:pPr>
               <w:spacing w:after="20" w:before="0"/>
             </w:pPr>
-            <w:hyperlink w:history="1" r:id="rId671_ez4lz9nucneuyjvmn">
+            <w:hyperlink w:history="1" r:id="rIdjx6trnomemslhuzhayb4r">
               <w:r>
                 <w:rPr>
                   <w:rFonts w:ascii="Arial" w:cs="Arial" w:eastAsia="Arial" w:hAnsi="Arial"/>
@@ -10830,7 +10830,7 @@
               <w:spacing w:after="10" w:before="0"/>
               <w:ind w:left="120"/>
             </w:pPr>
-            <w:hyperlink w:history="1" r:id="rIdic-mozcq12w4_cklh_ew9">
+            <w:hyperlink w:history="1" r:id="rIdwnvzncqpmbqgwxc6kkrtk">
               <w:r>
                 <w:rPr>
                   <w:rFonts w:ascii="Arial" w:cs="Arial" w:eastAsia="Arial" w:hAnsi="Arial"/>
@@ -11025,7 +11025,7 @@
             <w:pPr>
               <w:spacing w:after="20" w:before="0"/>
             </w:pPr>
-            <w:hyperlink w:history="1" r:id="rIdtnxby2rvsswglcwzt-tvc">
+            <w:hyperlink w:history="1" r:id="rIdrmtdytmx7smc6cfzb8aku">
               <w:r>
                 <w:rPr>
                   <w:rFonts w:ascii="Arial" w:cs="Arial" w:eastAsia="Arial" w:hAnsi="Arial"/>
@@ -11058,7 +11058,7 @@
               <w:spacing w:after="10" w:before="0"/>
               <w:ind w:left="120"/>
             </w:pPr>
-            <w:hyperlink w:history="1" r:id="rIdw2nyfhgq80wgoxj7v09ra">
+            <w:hyperlink w:history="1" r:id="rIdnrlxbhwzoae0cfjmkpiix">
               <w:r>
                 <w:rPr>
                   <w:rFonts w:ascii="Arial" w:cs="Arial" w:eastAsia="Arial" w:hAnsi="Arial"/>
@@ -11103,7 +11103,7 @@
             <w:pPr>
               <w:spacing w:after="20" w:before="0"/>
             </w:pPr>
-            <w:hyperlink w:history="1" r:id="rIdfidpco4abezlgr9d6ui05">
+            <w:hyperlink w:history="1" r:id="rIdfm-shli4_uz1neaaflg4c">
               <w:r>
                 <w:rPr>
                   <w:rFonts w:ascii="Arial" w:cs="Arial" w:eastAsia="Arial" w:hAnsi="Arial"/>
@@ -11152,7 +11152,7 @@
               <w:spacing w:after="10" w:before="0"/>
               <w:ind w:left="120"/>
             </w:pPr>
-            <w:hyperlink w:history="1" r:id="rId14b1celvpocnfzsuudqqj">
+            <w:hyperlink w:history="1" r:id="rIdvb8puldhfqvrdrbbgzhz7">
               <w:r>
                 <w:rPr>
                   <w:rFonts w:ascii="Arial" w:cs="Arial" w:eastAsia="Arial" w:hAnsi="Arial"/>
@@ -11854,7 +11854,7 @@
         </w:rPr>
         <w:t xml:space="preserve">© 2026 SeaVuria and ARES. Aligned with KICD objectives. Developed by SeaVuria; technical implementation by ARES (with AI assistance from Claude). Licensed under </w:t>
       </w:r>
-      <w:hyperlink w:history="1" r:id="rIdtbdh3-v6dyjeya0stj2km">
+      <w:hyperlink w:history="1" r:id="rIdywulblt8tnl_2dtllpw20">
         <w:r>
           <w:rPr>
             <w:rFonts w:ascii="Arial" w:cs="Arial" w:eastAsia="Arial" w:hAnsi="Arial"/>
@@ -11875,7 +11875,7 @@
         </w:rPr>
         <w:t xml:space="preserve"> (</w:t>
       </w:r>
-      <w:hyperlink w:history="1" r:id="rId7v1pfrc3al5xmcuszwfhh">
+      <w:hyperlink w:history="1" r:id="rIdhjqzde8kywdourdnpgmnp">
         <w:r>
           <w:rPr>
             <w:rFonts w:ascii="Arial" w:cs="Arial" w:eastAsia="Arial" w:hAnsi="Arial"/>
@@ -13047,7 +13047,7 @@
             <w:pPr>
               <w:spacing w:after="20" w:before="0"/>
             </w:pPr>
-            <w:hyperlink w:history="1" r:id="rId0eybyn_r8lq6quzxmi4kf">
+            <w:hyperlink w:history="1" r:id="rIdhf0rpt61kvhql56b9ao8d">
               <w:r>
                 <w:rPr>
                   <w:rFonts w:ascii="Arial" w:cs="Arial" w:eastAsia="Arial" w:hAnsi="Arial"/>
@@ -13080,7 +13080,7 @@
               <w:spacing w:after="10" w:before="0"/>
               <w:ind w:left="120"/>
             </w:pPr>
-            <w:hyperlink w:history="1" r:id="rIdtdbij2k2kntpu6rgvzwcz">
+            <w:hyperlink w:history="1" r:id="rIdrumnq42ejwrhhff5-zcoe">
               <w:r>
                 <w:rPr>
                   <w:rFonts w:ascii="Arial" w:cs="Arial" w:eastAsia="Arial" w:hAnsi="Arial"/>
@@ -13125,7 +13125,7 @@
             <w:pPr>
               <w:spacing w:after="20" w:before="0"/>
             </w:pPr>
-            <w:hyperlink w:history="1" r:id="rIdh9rssnt4a1iprzwsq5v8v">
+            <w:hyperlink w:history="1" r:id="rIdoi1f_adqkxgseaa6k5ylr">
               <w:r>
                 <w:rPr>
                   <w:rFonts w:ascii="Arial" w:cs="Arial" w:eastAsia="Arial" w:hAnsi="Arial"/>
@@ -13158,7 +13158,7 @@
               <w:spacing w:after="10" w:before="0"/>
               <w:ind w:left="120"/>
             </w:pPr>
-            <w:hyperlink w:history="1" r:id="rIdlsgbjiogunaybdzgqvq24">
+            <w:hyperlink w:history="1" r:id="rIdj8c2ylxzgtn80qgpibfk5">
               <w:r>
                 <w:rPr>
                   <w:rFonts w:ascii="Arial" w:cs="Arial" w:eastAsia="Arial" w:hAnsi="Arial"/>
@@ -13353,7 +13353,7 @@
             <w:pPr>
               <w:spacing w:after="20" w:before="0"/>
             </w:pPr>
-            <w:hyperlink w:history="1" r:id="rIdy-drfjb40cwenbtpe_xds">
+            <w:hyperlink w:history="1" r:id="rIdkro_a7rhlsbyggbrhzwbn">
               <w:r>
                 <w:rPr>
                   <w:rFonts w:ascii="Arial" w:cs="Arial" w:eastAsia="Arial" w:hAnsi="Arial"/>
@@ -13386,7 +13386,7 @@
               <w:spacing w:after="10" w:before="0"/>
               <w:ind w:left="120"/>
             </w:pPr>
-            <w:hyperlink w:history="1" r:id="rIdmxh8n1b0f_q5dygcfoc0u">
+            <w:hyperlink w:history="1" r:id="rIdx_8arlxiynwqsu5snn0z9">
               <w:r>
                 <w:rPr>
                   <w:rFonts w:ascii="Arial" w:cs="Arial" w:eastAsia="Arial" w:hAnsi="Arial"/>
@@ -13431,7 +13431,7 @@
             <w:pPr>
               <w:spacing w:after="20" w:before="0"/>
             </w:pPr>
-            <w:hyperlink w:history="1" r:id="rIdcuzqxeneuyvfgpovwnr6r">
+            <w:hyperlink w:history="1" r:id="rIdusgiqfjb_jro8vp6izdsm">
               <w:r>
                 <w:rPr>
                   <w:rFonts w:ascii="Arial" w:cs="Arial" w:eastAsia="Arial" w:hAnsi="Arial"/>
@@ -13464,7 +13464,7 @@
               <w:spacing w:after="10" w:before="0"/>
               <w:ind w:left="120"/>
             </w:pPr>
-            <w:hyperlink w:history="1" r:id="rId9zmzhijpcwezgdbxwvebx">
+            <w:hyperlink w:history="1" r:id="rIdlfgrq7y-ypqcir1ka1izq">
               <w:r>
                 <w:rPr>
                   <w:rFonts w:ascii="Arial" w:cs="Arial" w:eastAsia="Arial" w:hAnsi="Arial"/>
@@ -13659,7 +13659,7 @@
             <w:pPr>
               <w:spacing w:after="20" w:before="0"/>
             </w:pPr>
-            <w:hyperlink w:history="1" r:id="rIdtvneghe3zaeyi96zkx4zt">
+            <w:hyperlink w:history="1" r:id="rId4f9_x9phh7xwz8t7zsi_b">
               <w:r>
                 <w:rPr>
                   <w:rFonts w:ascii="Arial" w:cs="Arial" w:eastAsia="Arial" w:hAnsi="Arial"/>
@@ -13708,7 +13708,7 @@
               <w:spacing w:after="10" w:before="0"/>
               <w:ind w:left="120"/>
             </w:pPr>
-            <w:hyperlink w:history="1" r:id="rIdibvj0y7g7uigoynijarwe">
+            <w:hyperlink w:history="1" r:id="rId3tbuijstjo6-8hwqnkfhz">
               <w:r>
                 <w:rPr>
                   <w:rFonts w:ascii="Arial" w:cs="Arial" w:eastAsia="Arial" w:hAnsi="Arial"/>
@@ -13753,7 +13753,7 @@
             <w:pPr>
               <w:spacing w:after="20" w:before="0"/>
             </w:pPr>
-            <w:hyperlink w:history="1" r:id="rIdmvaa8q3iwrzjjjzohwz0i">
+            <w:hyperlink w:history="1" r:id="rId5g_kulddytxiqbmbjh5eb">
               <w:r>
                 <w:rPr>
                   <w:rFonts w:ascii="Arial" w:cs="Arial" w:eastAsia="Arial" w:hAnsi="Arial"/>
@@ -13786,7 +13786,7 @@
               <w:spacing w:after="10" w:before="0"/>
               <w:ind w:left="120"/>
             </w:pPr>
-            <w:hyperlink w:history="1" r:id="rIdyta3kaxqrqbdptrfkzb2m">
+            <w:hyperlink w:history="1" r:id="rIdwx6h9ugi0etbstew8atcs">
               <w:r>
                 <w:rPr>
                   <w:rFonts w:ascii="Arial" w:cs="Arial" w:eastAsia="Arial" w:hAnsi="Arial"/>
@@ -13981,7 +13981,7 @@
             <w:pPr>
               <w:spacing w:after="20" w:before="0"/>
             </w:pPr>
-            <w:hyperlink w:history="1" r:id="rIdwy7ty2xw6gw9nluo8vsmb">
+            <w:hyperlink w:history="1" r:id="rIdlipnnca7v9gmwan6sehuu">
               <w:r>
                 <w:rPr>
                   <w:rFonts w:ascii="Arial" w:cs="Arial" w:eastAsia="Arial" w:hAnsi="Arial"/>
@@ -14030,7 +14030,7 @@
               <w:spacing w:after="10" w:before="0"/>
               <w:ind w:left="120"/>
             </w:pPr>
-            <w:hyperlink w:history="1" r:id="rIdwt5cbnk6b7fosmvrecjy2">
+            <w:hyperlink w:history="1" r:id="rIdbkxniebqjzurbzafjjhl1">
               <w:r>
                 <w:rPr>
                   <w:rFonts w:ascii="Arial" w:cs="Arial" w:eastAsia="Arial" w:hAnsi="Arial"/>
@@ -14075,7 +14075,7 @@
             <w:pPr>
               <w:spacing w:after="20" w:before="0"/>
             </w:pPr>
-            <w:hyperlink w:history="1" r:id="rIdbt6aewhjt-h0ar1zlhwli">
+            <w:hyperlink w:history="1" r:id="rIds63s_gyoig2f0pn2ggrqt">
               <w:r>
                 <w:rPr>
                   <w:rFonts w:ascii="Arial" w:cs="Arial" w:eastAsia="Arial" w:hAnsi="Arial"/>
@@ -14108,7 +14108,7 @@
               <w:spacing w:after="10" w:before="0"/>
               <w:ind w:left="120"/>
             </w:pPr>
-            <w:hyperlink w:history="1" r:id="rIdykqey5ghjtaqibr4p0l_x">
+            <w:hyperlink w:history="1" r:id="rId7cukf2styzevc7j008dxc">
               <w:r>
                 <w:rPr>
                   <w:rFonts w:ascii="Arial" w:cs="Arial" w:eastAsia="Arial" w:hAnsi="Arial"/>
@@ -14303,7 +14303,7 @@
             <w:pPr>
               <w:spacing w:after="20" w:before="0"/>
             </w:pPr>
-            <w:hyperlink w:history="1" r:id="rIdysgd6s_cvh2rm2hbunsh_">
+            <w:hyperlink w:history="1" r:id="rIdl0p1wqkogjppzjqkpipgz">
               <w:r>
                 <w:rPr>
                   <w:rFonts w:ascii="Arial" w:cs="Arial" w:eastAsia="Arial" w:hAnsi="Arial"/>
@@ -14352,7 +14352,7 @@
               <w:spacing w:after="10" w:before="0"/>
               <w:ind w:left="120"/>
             </w:pPr>
-            <w:hyperlink w:history="1" r:id="rIdemrnwn5m-2bzudkhf85qm">
+            <w:hyperlink w:history="1" r:id="rIdnafd4aunalb7kk9v1mxgv">
               <w:r>
                 <w:rPr>
                   <w:rFonts w:ascii="Arial" w:cs="Arial" w:eastAsia="Arial" w:hAnsi="Arial"/>
@@ -14397,7 +14397,7 @@
             <w:pPr>
               <w:spacing w:after="20" w:before="0"/>
             </w:pPr>
-            <w:hyperlink w:history="1" r:id="rIdpd4xoavukaetilzgxpbbh">
+            <w:hyperlink w:history="1" r:id="rId6_ul_fgksnxvozqgv6jqu">
               <w:r>
                 <w:rPr>
                   <w:rFonts w:ascii="Arial" w:cs="Arial" w:eastAsia="Arial" w:hAnsi="Arial"/>
@@ -14446,7 +14446,7 @@
               <w:spacing w:after="10" w:before="0"/>
               <w:ind w:left="120"/>
             </w:pPr>
-            <w:hyperlink w:history="1" r:id="rIdzm8pqsh4dxg_dt7daabea">
+            <w:hyperlink w:history="1" r:id="rIdil91p24czc01uzji7l88r">
               <w:r>
                 <w:rPr>
                   <w:rFonts w:ascii="Arial" w:cs="Arial" w:eastAsia="Arial" w:hAnsi="Arial"/>
@@ -15110,7 +15110,7 @@
         </w:rPr>
         <w:t xml:space="preserve">© 2026 SeaVuria and ARES. Aligned with KICD objectives. Developed by SeaVuria; technical implementation by ARES (with AI assistance from Claude). Licensed under </w:t>
       </w:r>
-      <w:hyperlink w:history="1" r:id="rIdvcs4qi446sdo_kslgvion">
+      <w:hyperlink w:history="1" r:id="rIdcm99trxfzrg0nppnpzwqi">
         <w:r>
           <w:rPr>
             <w:rFonts w:ascii="Arial" w:cs="Arial" w:eastAsia="Arial" w:hAnsi="Arial"/>
@@ -15131,7 +15131,7 @@
         </w:rPr>
         <w:t xml:space="preserve"> (</w:t>
       </w:r>
-      <w:hyperlink w:history="1" r:id="rIdqzrbw2jqx5nftocttge6h">
+      <w:hyperlink w:history="1" r:id="rIdt06sget8fdtsdkt5yjq5x">
         <w:r>
           <w:rPr>
             <w:rFonts w:ascii="Arial" w:cs="Arial" w:eastAsia="Arial" w:hAnsi="Arial"/>
@@ -16303,7 +16303,7 @@
             <w:pPr>
               <w:spacing w:after="20" w:before="0"/>
             </w:pPr>
-            <w:hyperlink w:history="1" r:id="rIdqoujv0cs5kjkrafsekauj">
+            <w:hyperlink w:history="1" r:id="rIdtis9qccq-rzxj_kfhkamm">
               <w:r>
                 <w:rPr>
                   <w:rFonts w:ascii="Arial" w:cs="Arial" w:eastAsia="Arial" w:hAnsi="Arial"/>
@@ -16336,7 +16336,7 @@
               <w:spacing w:after="10" w:before="0"/>
               <w:ind w:left="120"/>
             </w:pPr>
-            <w:hyperlink w:history="1" r:id="rIdtmnhzw-r08cptu8qe5ab4">
+            <w:hyperlink w:history="1" r:id="rIdna0zjjw3sse47tiapstcx">
               <w:r>
                 <w:rPr>
                   <w:rFonts w:ascii="Arial" w:cs="Arial" w:eastAsia="Arial" w:hAnsi="Arial"/>
@@ -16381,7 +16381,7 @@
             <w:pPr>
               <w:spacing w:after="20" w:before="0"/>
             </w:pPr>
-            <w:hyperlink w:history="1" r:id="rIdyg6owuczokxj62m8vp6vt">
+            <w:hyperlink w:history="1" r:id="rIdp_jbnvrb2itiixpzfwl_k">
               <w:r>
                 <w:rPr>
                   <w:rFonts w:ascii="Arial" w:cs="Arial" w:eastAsia="Arial" w:hAnsi="Arial"/>
@@ -16414,7 +16414,7 @@
               <w:spacing w:after="10" w:before="0"/>
               <w:ind w:left="120"/>
             </w:pPr>
-            <w:hyperlink w:history="1" r:id="rIdwziedd5mt3hfzkg8gkesj">
+            <w:hyperlink w:history="1" r:id="rIdkzqq0wdcspf6g30a35yht">
               <w:r>
                 <w:rPr>
                   <w:rFonts w:ascii="Arial" w:cs="Arial" w:eastAsia="Arial" w:hAnsi="Arial"/>
@@ -16609,7 +16609,7 @@
             <w:pPr>
               <w:spacing w:after="20" w:before="0"/>
             </w:pPr>
-            <w:hyperlink w:history="1" r:id="rId0pvygoszakldmsaekqwov">
+            <w:hyperlink w:history="1" r:id="rId1q5mbruaewb0mrnb9csi0">
               <w:r>
                 <w:rPr>
                   <w:rFonts w:ascii="Arial" w:cs="Arial" w:eastAsia="Arial" w:hAnsi="Arial"/>
@@ -16642,7 +16642,7 @@
               <w:spacing w:after="10" w:before="0"/>
               <w:ind w:left="120"/>
             </w:pPr>
-            <w:hyperlink w:history="1" r:id="rIdjmxf3ocy8xkykxgwjhub6">
+            <w:hyperlink w:history="1" r:id="rId-vvdmpeaz0ix5agznstba">
               <w:r>
                 <w:rPr>
                   <w:rFonts w:ascii="Arial" w:cs="Arial" w:eastAsia="Arial" w:hAnsi="Arial"/>
@@ -16687,7 +16687,7 @@
             <w:pPr>
               <w:spacing w:after="20" w:before="0"/>
             </w:pPr>
-            <w:hyperlink w:history="1" r:id="rIda1_rnezmwabzjd1hiakxl">
+            <w:hyperlink w:history="1" r:id="rIdtzlhrk04dokvmmo2vd5no">
               <w:r>
                 <w:rPr>
                   <w:rFonts w:ascii="Arial" w:cs="Arial" w:eastAsia="Arial" w:hAnsi="Arial"/>
@@ -16720,7 +16720,7 @@
               <w:spacing w:after="10" w:before="0"/>
               <w:ind w:left="120"/>
             </w:pPr>
-            <w:hyperlink w:history="1" r:id="rIdatv_qs_avurj9kjm-mf2b">
+            <w:hyperlink w:history="1" r:id="rIdwoky_xz72zd38pkop0aae">
               <w:r>
                 <w:rPr>
                   <w:rFonts w:ascii="Arial" w:cs="Arial" w:eastAsia="Arial" w:hAnsi="Arial"/>
@@ -16915,7 +16915,7 @@
             <w:pPr>
               <w:spacing w:after="20" w:before="0"/>
             </w:pPr>
-            <w:hyperlink w:history="1" r:id="rId4tl9lih1lw-gxnq-mnxms">
+            <w:hyperlink w:history="1" r:id="rIdqhlkb1mw-s1d1cp2ocnut">
               <w:r>
                 <w:rPr>
                   <w:rFonts w:ascii="Arial" w:cs="Arial" w:eastAsia="Arial" w:hAnsi="Arial"/>
@@ -16948,7 +16948,7 @@
               <w:spacing w:after="10" w:before="0"/>
               <w:ind w:left="120"/>
             </w:pPr>
-            <w:hyperlink w:history="1" r:id="rIdxtbtkdovsgplwwmsmluvp">
+            <w:hyperlink w:history="1" r:id="rId8ufuykcdvp2t77cx0vaql">
               <w:r>
                 <w:rPr>
                   <w:rFonts w:ascii="Arial" w:cs="Arial" w:eastAsia="Arial" w:hAnsi="Arial"/>
@@ -16993,7 +16993,7 @@
             <w:pPr>
               <w:spacing w:after="20" w:before="0"/>
             </w:pPr>
-            <w:hyperlink w:history="1" r:id="rIdvdvplvqjqndgxzdjd6ukh">
+            <w:hyperlink w:history="1" r:id="rId3daelde10lvv7x6rd8atj">
               <w:r>
                 <w:rPr>
                   <w:rFonts w:ascii="Arial" w:cs="Arial" w:eastAsia="Arial" w:hAnsi="Arial"/>
@@ -17026,7 +17026,7 @@
               <w:spacing w:after="10" w:before="0"/>
               <w:ind w:left="120"/>
             </w:pPr>
-            <w:hyperlink w:history="1" r:id="rIdofj0dw7_u3gjrlhl9u3ja">
+            <w:hyperlink w:history="1" r:id="rIdzbzhy_zll9uxisiz7nkff">
               <w:r>
                 <w:rPr>
                   <w:rFonts w:ascii="Arial" w:cs="Arial" w:eastAsia="Arial" w:hAnsi="Arial"/>
@@ -17221,7 +17221,7 @@
             <w:pPr>
               <w:spacing w:after="20" w:before="0"/>
             </w:pPr>
-            <w:hyperlink w:history="1" r:id="rIdle4nx2odqdlf9cq2dqrdw">
+            <w:hyperlink w:history="1" r:id="rIddufvbxi1ajpdkkeif8qhr">
               <w:r>
                 <w:rPr>
                   <w:rFonts w:ascii="Arial" w:cs="Arial" w:eastAsia="Arial" w:hAnsi="Arial"/>
@@ -17254,7 +17254,7 @@
               <w:spacing w:after="10" w:before="0"/>
               <w:ind w:left="120"/>
             </w:pPr>
-            <w:hyperlink w:history="1" r:id="rId5xmwkvaa-h6bq8ti2ikos">
+            <w:hyperlink w:history="1" r:id="rId_bih5wxu65iypeyqqyvgh">
               <w:r>
                 <w:rPr>
                   <w:rFonts w:ascii="Arial" w:cs="Arial" w:eastAsia="Arial" w:hAnsi="Arial"/>
@@ -17299,7 +17299,7 @@
             <w:pPr>
               <w:spacing w:after="20" w:before="0"/>
             </w:pPr>
-            <w:hyperlink w:history="1" r:id="rIdhmp_2e09jwxbciv0gyels">
+            <w:hyperlink w:history="1" r:id="rIdjdkd2vnkl0c4qu2wuxcht">
               <w:r>
                 <w:rPr>
                   <w:rFonts w:ascii="Arial" w:cs="Arial" w:eastAsia="Arial" w:hAnsi="Arial"/>
@@ -17332,7 +17332,7 @@
               <w:spacing w:after="10" w:before="0"/>
               <w:ind w:left="120"/>
             </w:pPr>
-            <w:hyperlink w:history="1" r:id="rIdfvsjcrulwznkmit-g_tyl">
+            <w:hyperlink w:history="1" r:id="rIdqg96h_lf275mcpdcunor5">
               <w:r>
                 <w:rPr>
                   <w:rFonts w:ascii="Arial" w:cs="Arial" w:eastAsia="Arial" w:hAnsi="Arial"/>
@@ -17527,7 +17527,7 @@
             <w:pPr>
               <w:spacing w:after="20" w:before="0"/>
             </w:pPr>
-            <w:hyperlink w:history="1" r:id="rIdv2jvy-waiwg_2_7munply">
+            <w:hyperlink w:history="1" r:id="rIdxtz6vkg2ztrvrcpa9-1uc">
               <w:r>
                 <w:rPr>
                   <w:rFonts w:ascii="Arial" w:cs="Arial" w:eastAsia="Arial" w:hAnsi="Arial"/>
@@ -17576,7 +17576,7 @@
               <w:spacing w:after="10" w:before="0"/>
               <w:ind w:left="120"/>
             </w:pPr>
-            <w:hyperlink w:history="1" r:id="rIdufgk0nz348eixjd2igek6">
+            <w:hyperlink w:history="1" r:id="rIdgrd3kzizio4k5_z11jmri">
               <w:r>
                 <w:rPr>
                   <w:rFonts w:ascii="Arial" w:cs="Arial" w:eastAsia="Arial" w:hAnsi="Arial"/>
@@ -17621,7 +17621,7 @@
             <w:pPr>
               <w:spacing w:after="20" w:before="0"/>
             </w:pPr>
-            <w:hyperlink w:history="1" r:id="rIdvidjjmcczjpwtipmm4lxu">
+            <w:hyperlink w:history="1" r:id="rIdreydg_nf4rpnkxxgpzevd">
               <w:r>
                 <w:rPr>
                   <w:rFonts w:ascii="Arial" w:cs="Arial" w:eastAsia="Arial" w:hAnsi="Arial"/>
@@ -17654,7 +17654,7 @@
               <w:spacing w:after="10" w:before="0"/>
               <w:ind w:left="120"/>
             </w:pPr>
-            <w:hyperlink w:history="1" r:id="rIdnbbibjatawr6jkldeauo_">
+            <w:hyperlink w:history="1" r:id="rIdv3v1rnnhndgdt2udlgyll">
               <w:r>
                 <w:rPr>
                   <w:rFonts w:ascii="Arial" w:cs="Arial" w:eastAsia="Arial" w:hAnsi="Arial"/>
@@ -18242,7 +18242,7 @@
         </w:rPr>
         <w:t xml:space="preserve">© 2026 SeaVuria and ARES. Aligned with KICD objectives. Developed by SeaVuria; technical implementation by ARES (with AI assistance from Claude). Licensed under </w:t>
       </w:r>
-      <w:hyperlink w:history="1" r:id="rIdi9xqbqrv9tujzggfpqabz">
+      <w:hyperlink w:history="1" r:id="rIdqwdk4u3filhxuhprjysjl">
         <w:r>
           <w:rPr>
             <w:rFonts w:ascii="Arial" w:cs="Arial" w:eastAsia="Arial" w:hAnsi="Arial"/>
@@ -18263,7 +18263,7 @@
         </w:rPr>
         <w:t xml:space="preserve"> (</w:t>
       </w:r>
-      <w:hyperlink w:history="1" r:id="rId6armlfcjyirus9oq-wrut">
+      <w:hyperlink w:history="1" r:id="rIdjs5a7anvews_2ireazd0w">
         <w:r>
           <w:rPr>
             <w:rFonts w:ascii="Arial" w:cs="Arial" w:eastAsia="Arial" w:hAnsi="Arial"/>
@@ -19475,7 +19475,7 @@
             <w:pPr>
               <w:spacing w:after="20" w:before="0"/>
             </w:pPr>
-            <w:hyperlink w:history="1" r:id="rIdietcjx9gv9uy2y79g8pss">
+            <w:hyperlink w:history="1" r:id="rIdm1afngyu5axaijo-e3w3n">
               <w:r>
                 <w:rPr>
                   <w:rFonts w:ascii="Arial" w:cs="Arial" w:eastAsia="Arial" w:hAnsi="Arial"/>
@@ -19508,7 +19508,7 @@
               <w:spacing w:after="10" w:before="0"/>
               <w:ind w:left="120"/>
             </w:pPr>
-            <w:hyperlink w:history="1" r:id="rId196yttyzoaoug0lcvd9ay">
+            <w:hyperlink w:history="1" r:id="rIdxhtqs38aoubj7whxoajpb">
               <w:r>
                 <w:rPr>
                   <w:rFonts w:ascii="Arial" w:cs="Arial" w:eastAsia="Arial" w:hAnsi="Arial"/>
@@ -19553,7 +19553,7 @@
             <w:pPr>
               <w:spacing w:after="20" w:before="0"/>
             </w:pPr>
-            <w:hyperlink w:history="1" r:id="rIdjl8zvxndldkeihdrmalbe">
+            <w:hyperlink w:history="1" r:id="rIdrkkwfx1bz1dmyytfdqlse">
               <w:r>
                 <w:rPr>
                   <w:rFonts w:ascii="Arial" w:cs="Arial" w:eastAsia="Arial" w:hAnsi="Arial"/>
@@ -19602,7 +19602,7 @@
               <w:spacing w:after="10" w:before="0"/>
               <w:ind w:left="120"/>
             </w:pPr>
-            <w:hyperlink w:history="1" r:id="rIdwqz54n3sxsthmcqqzmf15">
+            <w:hyperlink w:history="1" r:id="rIdy4ir4ygimd5jk1izy4x8k">
               <w:r>
                 <w:rPr>
                   <w:rFonts w:ascii="Arial" w:cs="Arial" w:eastAsia="Arial" w:hAnsi="Arial"/>
@@ -19797,7 +19797,7 @@
             <w:pPr>
               <w:spacing w:after="20" w:before="0"/>
             </w:pPr>
-            <w:hyperlink w:history="1" r:id="rIdhvrglxasddmkzq9taxrnn">
+            <w:hyperlink w:history="1" r:id="rId9spm29wg7cj9pa5n98udy">
               <w:r>
                 <w:rPr>
                   <w:rFonts w:ascii="Arial" w:cs="Arial" w:eastAsia="Arial" w:hAnsi="Arial"/>
@@ -19830,7 +19830,7 @@
               <w:spacing w:after="10" w:before="0"/>
               <w:ind w:left="120"/>
             </w:pPr>
-            <w:hyperlink w:history="1" r:id="rIdjwxozncftht1lpooag34g">
+            <w:hyperlink w:history="1" r:id="rIdzakmh36fy3yq-jk42uwyi">
               <w:r>
                 <w:rPr>
                   <w:rFonts w:ascii="Arial" w:cs="Arial" w:eastAsia="Arial" w:hAnsi="Arial"/>
@@ -19875,7 +19875,7 @@
             <w:pPr>
               <w:spacing w:after="20" w:before="0"/>
             </w:pPr>
-            <w:hyperlink w:history="1" r:id="rIdmmxygporqodtcneyhn71j">
+            <w:hyperlink w:history="1" r:id="rIdxrzcsnj_mu1-07exo3vsp">
               <w:r>
                 <w:rPr>
                   <w:rFonts w:ascii="Arial" w:cs="Arial" w:eastAsia="Arial" w:hAnsi="Arial"/>
@@ -19924,7 +19924,7 @@
               <w:spacing w:after="10" w:before="0"/>
               <w:ind w:left="120"/>
             </w:pPr>
-            <w:hyperlink w:history="1" r:id="rIdqafbm9vouaf8t9x-kjv-w">
+            <w:hyperlink w:history="1" r:id="rIdj8m4jc_ex3ffgtv0bnnox">
               <w:r>
                 <w:rPr>
                   <w:rFonts w:ascii="Arial" w:cs="Arial" w:eastAsia="Arial" w:hAnsi="Arial"/>
@@ -20119,7 +20119,7 @@
             <w:pPr>
               <w:spacing w:after="20" w:before="0"/>
             </w:pPr>
-            <w:hyperlink w:history="1" r:id="rIdzueqeh-f43bjdonrqlxnz">
+            <w:hyperlink w:history="1" r:id="rIdk1lpt21dn94s9qq3p0kfi">
               <w:r>
                 <w:rPr>
                   <w:rFonts w:ascii="Arial" w:cs="Arial" w:eastAsia="Arial" w:hAnsi="Arial"/>
@@ -20168,7 +20168,7 @@
               <w:spacing w:after="10" w:before="0"/>
               <w:ind w:left="120"/>
             </w:pPr>
-            <w:hyperlink w:history="1" r:id="rIduwziltnwhg90cs1a26dry">
+            <w:hyperlink w:history="1" r:id="rIdozy8oridmgypjdawgn60g">
               <w:r>
                 <w:rPr>
                   <w:rFonts w:ascii="Arial" w:cs="Arial" w:eastAsia="Arial" w:hAnsi="Arial"/>
@@ -20213,7 +20213,7 @@
             <w:pPr>
               <w:spacing w:after="20" w:before="0"/>
             </w:pPr>
-            <w:hyperlink w:history="1" r:id="rIdpdw0pdoq6gfbop8_ogp6g">
+            <w:hyperlink w:history="1" r:id="rIda3wp29_rcddsymamdxy3k">
               <w:r>
                 <w:rPr>
                   <w:rFonts w:ascii="Arial" w:cs="Arial" w:eastAsia="Arial" w:hAnsi="Arial"/>
@@ -20262,7 +20262,7 @@
               <w:spacing w:after="10" w:before="0"/>
               <w:ind w:left="120"/>
             </w:pPr>
-            <w:hyperlink w:history="1" r:id="rIdfgmwf5qvf4xnkgm3zs9s4">
+            <w:hyperlink w:history="1" r:id="rIdl5ck5a9w3sdjz-eidwfwu">
               <w:r>
                 <w:rPr>
                   <w:rFonts w:ascii="Arial" w:cs="Arial" w:eastAsia="Arial" w:hAnsi="Arial"/>
@@ -20457,7 +20457,7 @@
             <w:pPr>
               <w:spacing w:after="20" w:before="0"/>
             </w:pPr>
-            <w:hyperlink w:history="1" r:id="rId2aubcjrzj6led44efupov">
+            <w:hyperlink w:history="1" r:id="rIdy6u1y2y_htxa2gu6lubf6">
               <w:r>
                 <w:rPr>
                   <w:rFonts w:ascii="Arial" w:cs="Arial" w:eastAsia="Arial" w:hAnsi="Arial"/>
@@ -20506,7 +20506,7 @@
               <w:spacing w:after="10" w:before="0"/>
               <w:ind w:left="120"/>
             </w:pPr>
-            <w:hyperlink w:history="1" r:id="rIdujs1olfnwoqpz68g11v37">
+            <w:hyperlink w:history="1" r:id="rIdhbdfykeffxw9awyy-hfhz">
               <w:r>
                 <w:rPr>
                   <w:rFonts w:ascii="Arial" w:cs="Arial" w:eastAsia="Arial" w:hAnsi="Arial"/>
@@ -20551,7 +20551,7 @@
             <w:pPr>
               <w:spacing w:after="20" w:before="0"/>
             </w:pPr>
-            <w:hyperlink w:history="1" r:id="rIdo7dh4chv5g27h6mv0bbfd">
+            <w:hyperlink w:history="1" r:id="rIdtdmrmp1wz-gy6h-vrrxna">
               <w:r>
                 <w:rPr>
                   <w:rFonts w:ascii="Arial" w:cs="Arial" w:eastAsia="Arial" w:hAnsi="Arial"/>
@@ -20600,7 +20600,7 @@
               <w:spacing w:after="10" w:before="0"/>
               <w:ind w:left="120"/>
             </w:pPr>
-            <w:hyperlink w:history="1" r:id="rIdvhjexmwc7dy-fxv7gzcn1">
+            <w:hyperlink w:history="1" r:id="rIdelzy27xhpuzm_m4w9dpxk">
               <w:r>
                 <w:rPr>
                   <w:rFonts w:ascii="Arial" w:cs="Arial" w:eastAsia="Arial" w:hAnsi="Arial"/>
@@ -20795,7 +20795,7 @@
             <w:pPr>
               <w:spacing w:after="20" w:before="0"/>
             </w:pPr>
-            <w:hyperlink w:history="1" r:id="rIdkqd2a2_enwog575u4wmwx">
+            <w:hyperlink w:history="1" r:id="rIdvdxml6qgtme-d38zu7h4z">
               <w:r>
                 <w:rPr>
                   <w:rFonts w:ascii="Arial" w:cs="Arial" w:eastAsia="Arial" w:hAnsi="Arial"/>
@@ -20844,7 +20844,7 @@
               <w:spacing w:after="10" w:before="0"/>
               <w:ind w:left="120"/>
             </w:pPr>
-            <w:hyperlink w:history="1" r:id="rIdnmhqqflo4jg2iegwqwhmn">
+            <w:hyperlink w:history="1" r:id="rIdz5hqyjxclbumdkroogyuc">
               <w:r>
                 <w:rPr>
                   <w:rFonts w:ascii="Arial" w:cs="Arial" w:eastAsia="Arial" w:hAnsi="Arial"/>
@@ -20889,7 +20889,7 @@
             <w:pPr>
               <w:spacing w:after="20" w:before="0"/>
             </w:pPr>
-            <w:hyperlink w:history="1" r:id="rIdb5o1axgrjbuieief-nkl1">
+            <w:hyperlink w:history="1" r:id="rIdysktnpv7sv18cemvq-pav">
               <w:r>
                 <w:rPr>
                   <w:rFonts w:ascii="Arial" w:cs="Arial" w:eastAsia="Arial" w:hAnsi="Arial"/>
@@ -20938,7 +20938,7 @@
               <w:spacing w:after="10" w:before="0"/>
               <w:ind w:left="120"/>
             </w:pPr>
-            <w:hyperlink w:history="1" r:id="rIdiw0nw9f7bazopzz6atauy">
+            <w:hyperlink w:history="1" r:id="rIdukvszvs8iglwkkb7av_bw">
               <w:r>
                 <w:rPr>
                   <w:rFonts w:ascii="Arial" w:cs="Arial" w:eastAsia="Arial" w:hAnsi="Arial"/>
@@ -21450,7 +21450,7 @@
         </w:rPr>
         <w:t xml:space="preserve">© 2026 SeaVuria and ARES. Aligned with KICD objectives. Developed by SeaVuria; technical implementation by ARES (with AI assistance from Claude). Licensed under </w:t>
       </w:r>
-      <w:hyperlink w:history="1" r:id="rId6qsdgn6rl1-ewokrbfc4r">
+      <w:hyperlink w:history="1" r:id="rIdheey6f94nto0jxfsnhj36">
         <w:r>
           <w:rPr>
             <w:rFonts w:ascii="Arial" w:cs="Arial" w:eastAsia="Arial" w:hAnsi="Arial"/>
@@ -21471,7 +21471,7 @@
         </w:rPr>
         <w:t xml:space="preserve"> (</w:t>
       </w:r>
-      <w:hyperlink w:history="1" r:id="rIdfomjbbcgcgkdx0dsa1vqt">
+      <w:hyperlink w:history="1" r:id="rIde9oir_zcgs03dy3sgtgqq">
         <w:r>
           <w:rPr>
             <w:rFonts w:ascii="Arial" w:cs="Arial" w:eastAsia="Arial" w:hAnsi="Arial"/>
@@ -22484,7 +22484,7 @@
             <w:pPr>
               <w:spacing w:after="20" w:before="0"/>
             </w:pPr>
-            <w:hyperlink w:history="1" r:id="rIdaszee-fenmmsru8gzczjv">
+            <w:hyperlink w:history="1" r:id="rIdahuwdahroxh4sn3w3kbfm">
               <w:r>
                 <w:rPr>
                   <w:rFonts w:ascii="Arial" w:cs="Arial" w:eastAsia="Arial" w:hAnsi="Arial"/>
@@ -22517,7 +22517,7 @@
               <w:spacing w:after="10" w:before="0"/>
               <w:ind w:left="120"/>
             </w:pPr>
-            <w:hyperlink w:history="1" r:id="rIdaco5nlh_2u4xu9pgg18wa">
+            <w:hyperlink w:history="1" r:id="rIdpnqwdqshwxc7eyubxvtxm">
               <w:r>
                 <w:rPr>
                   <w:rFonts w:ascii="Arial" w:cs="Arial" w:eastAsia="Arial" w:hAnsi="Arial"/>
@@ -22562,7 +22562,7 @@
             <w:pPr>
               <w:spacing w:after="20" w:before="0"/>
             </w:pPr>
-            <w:hyperlink w:history="1" r:id="rIdkgmslkorqvz8ya4nh16f4">
+            <w:hyperlink w:history="1" r:id="rIduwbnxa2kt4dirdyqpbddg">
               <w:r>
                 <w:rPr>
                   <w:rFonts w:ascii="Arial" w:cs="Arial" w:eastAsia="Arial" w:hAnsi="Arial"/>
@@ -22595,7 +22595,7 @@
               <w:spacing w:after="10" w:before="0"/>
               <w:ind w:left="120"/>
             </w:pPr>
-            <w:hyperlink w:history="1" r:id="rIdrpv_ua8na-9kpowucbs-9">
+            <w:hyperlink w:history="1" r:id="rIdd_eozl4zyyetxvlkmiywd">
               <w:r>
                 <w:rPr>
                   <w:rFonts w:ascii="Arial" w:cs="Arial" w:eastAsia="Arial" w:hAnsi="Arial"/>
@@ -22790,7 +22790,7 @@
             <w:pPr>
               <w:spacing w:after="20" w:before="0"/>
             </w:pPr>
-            <w:hyperlink w:history="1" r:id="rIdhcvjnxqk24-zia5qg0i_g">
+            <w:hyperlink w:history="1" r:id="rId-m3ph9il_gbpb4wmqf_3f">
               <w:r>
                 <w:rPr>
                   <w:rFonts w:ascii="Arial" w:cs="Arial" w:eastAsia="Arial" w:hAnsi="Arial"/>
@@ -22823,7 +22823,7 @@
               <w:spacing w:after="10" w:before="0"/>
               <w:ind w:left="120"/>
             </w:pPr>
-            <w:hyperlink w:history="1" r:id="rId9ncv1jtelasm2bx4gexeb">
+            <w:hyperlink w:history="1" r:id="rIdnljdyffquaoddfay5jish">
               <w:r>
                 <w:rPr>
                   <w:rFonts w:ascii="Arial" w:cs="Arial" w:eastAsia="Arial" w:hAnsi="Arial"/>
@@ -22868,7 +22868,7 @@
             <w:pPr>
               <w:spacing w:after="20" w:before="0"/>
             </w:pPr>
-            <w:hyperlink w:history="1" r:id="rIdx2ovlsaeqfwylageka1ym">
+            <w:hyperlink w:history="1" r:id="rId6us0zvdecjxsb2qbniki2">
               <w:r>
                 <w:rPr>
                   <w:rFonts w:ascii="Arial" w:cs="Arial" w:eastAsia="Arial" w:hAnsi="Arial"/>
@@ -22901,7 +22901,7 @@
               <w:spacing w:after="10" w:before="0"/>
               <w:ind w:left="120"/>
             </w:pPr>
-            <w:hyperlink w:history="1" r:id="rIddcddamzuejhnyllupc1mo">
+            <w:hyperlink w:history="1" r:id="rIdobhr61aylyzxsdzvaz9d4">
               <w:r>
                 <w:rPr>
                   <w:rFonts w:ascii="Arial" w:cs="Arial" w:eastAsia="Arial" w:hAnsi="Arial"/>
@@ -23096,7 +23096,7 @@
             <w:pPr>
               <w:spacing w:after="20" w:before="0"/>
             </w:pPr>
-            <w:hyperlink w:history="1" r:id="rIdbksqwr_zj-epoa2isydeo">
+            <w:hyperlink w:history="1" r:id="rIdjjwetsgwbmrgotzvobc8f">
               <w:r>
                 <w:rPr>
                   <w:rFonts w:ascii="Arial" w:cs="Arial" w:eastAsia="Arial" w:hAnsi="Arial"/>
@@ -23129,7 +23129,7 @@
               <w:spacing w:after="10" w:before="0"/>
               <w:ind w:left="120"/>
             </w:pPr>
-            <w:hyperlink w:history="1" r:id="rIdbc99t8wixiybx3sbmt9-b">
+            <w:hyperlink w:history="1" r:id="rIdys2ryy_4bg9bbi3b8q3h1">
               <w:r>
                 <w:rPr>
                   <w:rFonts w:ascii="Arial" w:cs="Arial" w:eastAsia="Arial" w:hAnsi="Arial"/>
@@ -23174,7 +23174,7 @@
             <w:pPr>
               <w:spacing w:after="20" w:before="0"/>
             </w:pPr>
-            <w:hyperlink w:history="1" r:id="rIda_e-fady5vjbl80ocan8q">
+            <w:hyperlink w:history="1" r:id="rIdct0i5uiagc0w5kh_klzri">
               <w:r>
                 <w:rPr>
                   <w:rFonts w:ascii="Arial" w:cs="Arial" w:eastAsia="Arial" w:hAnsi="Arial"/>
@@ -23223,7 +23223,7 @@
               <w:spacing w:after="10" w:before="0"/>
               <w:ind w:left="120"/>
             </w:pPr>
-            <w:hyperlink w:history="1" r:id="rIdoz9-wtqc3bn3xexgspg8g">
+            <w:hyperlink w:history="1" r:id="rIdjhbxclizejyjjx-ldsvp4">
               <w:r>
                 <w:rPr>
                   <w:rFonts w:ascii="Arial" w:cs="Arial" w:eastAsia="Arial" w:hAnsi="Arial"/>
@@ -23418,7 +23418,7 @@
             <w:pPr>
               <w:spacing w:after="20" w:before="0"/>
             </w:pPr>
-            <w:hyperlink w:history="1" r:id="rIdo3jmyxa613pejr2ytdnsa">
+            <w:hyperlink w:history="1" r:id="rIdesy_dwufkelwxd09-1sqv">
               <w:r>
                 <w:rPr>
                   <w:rFonts w:ascii="Arial" w:cs="Arial" w:eastAsia="Arial" w:hAnsi="Arial"/>
@@ -23451,7 +23451,7 @@
               <w:spacing w:after="10" w:before="0"/>
               <w:ind w:left="120"/>
             </w:pPr>
-            <w:hyperlink w:history="1" r:id="rId6_xywy-l3axcj6beyfugl">
+            <w:hyperlink w:history="1" r:id="rIdsjvds5en8vhzajldamgxf">
               <w:r>
                 <w:rPr>
                   <w:rFonts w:ascii="Arial" w:cs="Arial" w:eastAsia="Arial" w:hAnsi="Arial"/>
@@ -23496,7 +23496,7 @@
             <w:pPr>
               <w:spacing w:after="20" w:before="0"/>
             </w:pPr>
-            <w:hyperlink w:history="1" r:id="rIdjrndiz22134wojp2dufxs">
+            <w:hyperlink w:history="1" r:id="rIdxpynlbxxzcg3oyuncihla">
               <w:r>
                 <w:rPr>
                   <w:rFonts w:ascii="Arial" w:cs="Arial" w:eastAsia="Arial" w:hAnsi="Arial"/>
@@ -23545,7 +23545,7 @@
               <w:spacing w:after="10" w:before="0"/>
               <w:ind w:left="120"/>
             </w:pPr>
-            <w:hyperlink w:history="1" r:id="rIdo5mtba4u4eyvnlc7flyie">
+            <w:hyperlink w:history="1" r:id="rIdmrkajitdrvgks3mzg7osl">
               <w:r>
                 <w:rPr>
                   <w:rFonts w:ascii="Arial" w:cs="Arial" w:eastAsia="Arial" w:hAnsi="Arial"/>
@@ -23740,7 +23740,7 @@
             <w:pPr>
               <w:spacing w:after="20" w:before="0"/>
             </w:pPr>
-            <w:hyperlink w:history="1" r:id="rIds7ffqqyfkox0nb3opvjcr">
+            <w:hyperlink w:history="1" r:id="rIdzu6-kfs_y4h-anaqapvoo">
               <w:r>
                 <w:rPr>
                   <w:rFonts w:ascii="Arial" w:cs="Arial" w:eastAsia="Arial" w:hAnsi="Arial"/>
@@ -23773,7 +23773,7 @@
               <w:spacing w:after="10" w:before="0"/>
               <w:ind w:left="120"/>
             </w:pPr>
-            <w:hyperlink w:history="1" r:id="rIdrhmxaofxyghl2ltwrlf2x">
+            <w:hyperlink w:history="1" r:id="rIdhohl8vajwiriww5h-fuh7">
               <w:r>
                 <w:rPr>
                   <w:rFonts w:ascii="Arial" w:cs="Arial" w:eastAsia="Arial" w:hAnsi="Arial"/>
@@ -23818,7 +23818,7 @@
             <w:pPr>
               <w:spacing w:after="20" w:before="0"/>
             </w:pPr>
-            <w:hyperlink w:history="1" r:id="rId62552qglytwbdzm5slckr">
+            <w:hyperlink w:history="1" r:id="rIdddx_t-5hmficwg_kti2zw">
               <w:r>
                 <w:rPr>
                   <w:rFonts w:ascii="Arial" w:cs="Arial" w:eastAsia="Arial" w:hAnsi="Arial"/>
@@ -23867,7 +23867,7 @@
               <w:spacing w:after="10" w:before="0"/>
               <w:ind w:left="120"/>
             </w:pPr>
-            <w:hyperlink w:history="1" r:id="rIdiuq2bqfyvudmuofsvapbz">
+            <w:hyperlink w:history="1" r:id="rIdltu-nyvoc7yexyjagoy3g">
               <w:r>
                 <w:rPr>
                   <w:rFonts w:ascii="Arial" w:cs="Arial" w:eastAsia="Arial" w:hAnsi="Arial"/>
@@ -24493,7 +24493,7 @@
         </w:rPr>
         <w:t xml:space="preserve">© 2026 SeaVuria and ARES. Aligned with KICD objectives. Developed by SeaVuria; technical implementation by ARES (with AI assistance from Claude). Licensed under </w:t>
       </w:r>
-      <w:hyperlink w:history="1" r:id="rIdequy7naigbqv2obnzdg9q">
+      <w:hyperlink w:history="1" r:id="rIdekpjwqsxxpz1zsbsuoojq">
         <w:r>
           <w:rPr>
             <w:rFonts w:ascii="Arial" w:cs="Arial" w:eastAsia="Arial" w:hAnsi="Arial"/>
@@ -24514,7 +24514,7 @@
         </w:rPr>
         <w:t xml:space="preserve"> (</w:t>
       </w:r>
-      <w:hyperlink w:history="1" r:id="rIdawhaige4ckqou_r7caa_i">
+      <w:hyperlink w:history="1" r:id="rIdfs7ntvl_vobb6t8boqunj">
         <w:r>
           <w:rPr>
             <w:rFonts w:ascii="Arial" w:cs="Arial" w:eastAsia="Arial" w:hAnsi="Arial"/>
@@ -25527,7 +25527,7 @@
             <w:pPr>
               <w:spacing w:after="20" w:before="0"/>
             </w:pPr>
-            <w:hyperlink w:history="1" r:id="rIdupvcopegsmrdfphm522yh">
+            <w:hyperlink w:history="1" r:id="rIdehfyto_wh9uzgv2fwag2p">
               <w:r>
                 <w:rPr>
                   <w:rFonts w:ascii="Arial" w:cs="Arial" w:eastAsia="Arial" w:hAnsi="Arial"/>
@@ -25560,7 +25560,7 @@
               <w:spacing w:after="10" w:before="0"/>
               <w:ind w:left="120"/>
             </w:pPr>
-            <w:hyperlink w:history="1" r:id="rIdrod3iqgcrbevhg05oeddz">
+            <w:hyperlink w:history="1" r:id="rIdrh2wzbmakudv9ivx2tevk">
               <w:r>
                 <w:rPr>
                   <w:rFonts w:ascii="Arial" w:cs="Arial" w:eastAsia="Arial" w:hAnsi="Arial"/>
@@ -25605,7 +25605,7 @@
             <w:pPr>
               <w:spacing w:after="20" w:before="0"/>
             </w:pPr>
-            <w:hyperlink w:history="1" r:id="rIdts22y0akjh9hezx0vv12l">
+            <w:hyperlink w:history="1" r:id="rIdinu6_rap9e6rnxolflvgr">
               <w:r>
                 <w:rPr>
                   <w:rFonts w:ascii="Arial" w:cs="Arial" w:eastAsia="Arial" w:hAnsi="Arial"/>
@@ -25638,7 +25638,7 @@
               <w:spacing w:after="10" w:before="0"/>
               <w:ind w:left="120"/>
             </w:pPr>
-            <w:hyperlink w:history="1" r:id="rId5j7x_hnbj9qr8wcgklis3">
+            <w:hyperlink w:history="1" r:id="rIdnfkmgquybacq8hofkgq_0">
               <w:r>
                 <w:rPr>
                   <w:rFonts w:ascii="Arial" w:cs="Arial" w:eastAsia="Arial" w:hAnsi="Arial"/>
@@ -25833,7 +25833,7 @@
             <w:pPr>
               <w:spacing w:after="20" w:before="0"/>
             </w:pPr>
-            <w:hyperlink w:history="1" r:id="rId07-etmlaqgcqjuu4-l9h7">
+            <w:hyperlink w:history="1" r:id="rIdvd1rp83zm6w_r8vfvggim">
               <w:r>
                 <w:rPr>
                   <w:rFonts w:ascii="Arial" w:cs="Arial" w:eastAsia="Arial" w:hAnsi="Arial"/>
@@ -25866,7 +25866,7 @@
               <w:spacing w:after="10" w:before="0"/>
               <w:ind w:left="120"/>
             </w:pPr>
-            <w:hyperlink w:history="1" r:id="rIdnbs1skoa8n_ijmgbwfyid">
+            <w:hyperlink w:history="1" r:id="rId4ye6r20tw_awdz1_eddjf">
               <w:r>
                 <w:rPr>
                   <w:rFonts w:ascii="Arial" w:cs="Arial" w:eastAsia="Arial" w:hAnsi="Arial"/>
@@ -25911,7 +25911,7 @@
             <w:pPr>
               <w:spacing w:after="20" w:before="0"/>
             </w:pPr>
-            <w:hyperlink w:history="1" r:id="rIdyzpsnlgnbuprupibb20sn">
+            <w:hyperlink w:history="1" r:id="rIdz2lu2-toi26zswdmfbshm">
               <w:r>
                 <w:rPr>
                   <w:rFonts w:ascii="Arial" w:cs="Arial" w:eastAsia="Arial" w:hAnsi="Arial"/>
@@ -25944,7 +25944,7 @@
               <w:spacing w:after="10" w:before="0"/>
               <w:ind w:left="120"/>
             </w:pPr>
-            <w:hyperlink w:history="1" r:id="rIdeh3pz3fz3k-yxgf6xntsi">
+            <w:hyperlink w:history="1" r:id="rIdj95tpxzoo0ohakqmiqv53">
               <w:r>
                 <w:rPr>
                   <w:rFonts w:ascii="Arial" w:cs="Arial" w:eastAsia="Arial" w:hAnsi="Arial"/>
@@ -26139,7 +26139,7 @@
             <w:pPr>
               <w:spacing w:after="20" w:before="0"/>
             </w:pPr>
-            <w:hyperlink w:history="1" r:id="rId6ioceaz5x6ks8kkim1ber">
+            <w:hyperlink w:history="1" r:id="rId2h6ifu6gizg3djziio-ke">
               <w:r>
                 <w:rPr>
                   <w:rFonts w:ascii="Arial" w:cs="Arial" w:eastAsia="Arial" w:hAnsi="Arial"/>
@@ -26172,7 +26172,7 @@
               <w:spacing w:after="10" w:before="0"/>
               <w:ind w:left="120"/>
             </w:pPr>
-            <w:hyperlink w:history="1" r:id="rIdalgh8eifg7txu4bogl9cv">
+            <w:hyperlink w:history="1" r:id="rId1jwlcqvfhq5fv-8q_yjg6">
               <w:r>
                 <w:rPr>
                   <w:rFonts w:ascii="Arial" w:cs="Arial" w:eastAsia="Arial" w:hAnsi="Arial"/>
@@ -26217,7 +26217,7 @@
             <w:pPr>
               <w:spacing w:after="20" w:before="0"/>
             </w:pPr>
-            <w:hyperlink w:history="1" r:id="rId7vu-w5jnjzbxayshjl43s">
+            <w:hyperlink w:history="1" r:id="rIdhfidmlucmfo9ekufmm9tb">
               <w:r>
                 <w:rPr>
                   <w:rFonts w:ascii="Arial" w:cs="Arial" w:eastAsia="Arial" w:hAnsi="Arial"/>
@@ -26250,7 +26250,7 @@
               <w:spacing w:after="10" w:before="0"/>
               <w:ind w:left="120"/>
             </w:pPr>
-            <w:hyperlink w:history="1" r:id="rIdgg41hfozpkiknj4rinadv">
+            <w:hyperlink w:history="1" r:id="rId6ibjtue8-h2_8plmjhich">
               <w:r>
                 <w:rPr>
                   <w:rFonts w:ascii="Arial" w:cs="Arial" w:eastAsia="Arial" w:hAnsi="Arial"/>
@@ -26445,7 +26445,7 @@
             <w:pPr>
               <w:spacing w:after="20" w:before="0"/>
             </w:pPr>
-            <w:hyperlink w:history="1" r:id="rIdes8a20gaopdwisoeitmlx">
+            <w:hyperlink w:history="1" r:id="rIdv0i7yz0wvznxrq7jtz9kn">
               <w:r>
                 <w:rPr>
                   <w:rFonts w:ascii="Arial" w:cs="Arial" w:eastAsia="Arial" w:hAnsi="Arial"/>
@@ -26478,7 +26478,7 @@
               <w:spacing w:after="10" w:before="0"/>
               <w:ind w:left="120"/>
             </w:pPr>
-            <w:hyperlink w:history="1" r:id="rIdhmfuw_q_t5zm6yajtzkr7">
+            <w:hyperlink w:history="1" r:id="rId9kjek-rf0jq-ncd-ski8e">
               <w:r>
                 <w:rPr>
                   <w:rFonts w:ascii="Arial" w:cs="Arial" w:eastAsia="Arial" w:hAnsi="Arial"/>
@@ -26523,7 +26523,7 @@
             <w:pPr>
               <w:spacing w:after="20" w:before="0"/>
             </w:pPr>
-            <w:hyperlink w:history="1" r:id="rIdzkp4afgtnwtezduedch6q">
+            <w:hyperlink w:history="1" r:id="rIdp6wnngdpqmcebdasvhufp">
               <w:r>
                 <w:rPr>
                   <w:rFonts w:ascii="Arial" w:cs="Arial" w:eastAsia="Arial" w:hAnsi="Arial"/>
@@ -26556,7 +26556,7 @@
               <w:spacing w:after="10" w:before="0"/>
               <w:ind w:left="120"/>
             </w:pPr>
-            <w:hyperlink w:history="1" r:id="rIdxl5woi8ohuokftnlvnxxj">
+            <w:hyperlink w:history="1" r:id="rIdljw6p1prqjkr1kr9hdaxr">
               <w:r>
                 <w:rPr>
                   <w:rFonts w:ascii="Arial" w:cs="Arial" w:eastAsia="Arial" w:hAnsi="Arial"/>
@@ -26751,7 +26751,7 @@
             <w:pPr>
               <w:spacing w:after="20" w:before="0"/>
             </w:pPr>
-            <w:hyperlink w:history="1" r:id="rIdw77giaq_m1ndytmxzm-fd">
+            <w:hyperlink w:history="1" r:id="rId19bzwckx9sc15lapz0mrb">
               <w:r>
                 <w:rPr>
                   <w:rFonts w:ascii="Arial" w:cs="Arial" w:eastAsia="Arial" w:hAnsi="Arial"/>
@@ -26800,7 +26800,7 @@
               <w:spacing w:after="10" w:before="0"/>
               <w:ind w:left="120"/>
             </w:pPr>
-            <w:hyperlink w:history="1" r:id="rIdkgq2z2rtoanjnypnx8hxi">
+            <w:hyperlink w:history="1" r:id="rIdrdjo6blwg94qxc6xhhr4i">
               <w:r>
                 <w:rPr>
                   <w:rFonts w:ascii="Arial" w:cs="Arial" w:eastAsia="Arial" w:hAnsi="Arial"/>
@@ -26845,7 +26845,7 @@
             <w:pPr>
               <w:spacing w:after="20" w:before="0"/>
             </w:pPr>
-            <w:hyperlink w:history="1" r:id="rIdd23_zjuuw_uxs5dnxqvsm">
+            <w:hyperlink w:history="1" r:id="rIdqud298vpl4spadqumjwwg">
               <w:r>
                 <w:rPr>
                   <w:rFonts w:ascii="Arial" w:cs="Arial" w:eastAsia="Arial" w:hAnsi="Arial"/>
@@ -26878,7 +26878,7 @@
               <w:spacing w:after="10" w:before="0"/>
               <w:ind w:left="120"/>
             </w:pPr>
-            <w:hyperlink w:history="1" r:id="rIdb5pgh_l9tovoccng3m3yx">
+            <w:hyperlink w:history="1" r:id="rIdvfhfhyqwszpe3q7mucl8d">
               <w:r>
                 <w:rPr>
                   <w:rFonts w:ascii="Arial" w:cs="Arial" w:eastAsia="Arial" w:hAnsi="Arial"/>
@@ -27390,7 +27390,7 @@
         </w:rPr>
         <w:t xml:space="preserve">© 2026 SeaVuria and ARES. Aligned with KICD objectives. Developed by SeaVuria; technical implementation by ARES (with AI assistance from Claude). Licensed under </w:t>
       </w:r>
-      <w:hyperlink w:history="1" r:id="rIdxvsy-sco-z6g4r3rizxdw">
+      <w:hyperlink w:history="1" r:id="rIdzps2eqlgpuc0kuj2ru2hg">
         <w:r>
           <w:rPr>
             <w:rFonts w:ascii="Arial" w:cs="Arial" w:eastAsia="Arial" w:hAnsi="Arial"/>
@@ -27411,7 +27411,7 @@
         </w:rPr>
         <w:t xml:space="preserve"> (</w:t>
       </w:r>
-      <w:hyperlink w:history="1" r:id="rIdem0kiv8cuhigupuq5xyyp">
+      <w:hyperlink w:history="1" r:id="rIdyu5zjkqijs-uz8qhu0h88">
         <w:r>
           <w:rPr>
             <w:rFonts w:ascii="Arial" w:cs="Arial" w:eastAsia="Arial" w:hAnsi="Arial"/>

--- a/data/outputs/v2/General_Science/SS1.2_The_Cell/General_Science_The_Cell_CBE_LessonSequence.docx
+++ b/data/outputs/v2/General_Science/SS1.2_The_Cell/General_Science_The_Cell_CBE_LessonSequence.docx
@@ -4,6 +4,7 @@
   <w:body>
     <w:p>
       <w:pPr>
+        <w:keepNext w:val="false"/>
         <w:spacing w:after="30" w:before="0"/>
         <w:jc w:val="center"/>
       </w:pPr>
@@ -23,6 +24,7 @@
     </w:p>
     <w:p>
       <w:pPr>
+        <w:keepNext w:val="false"/>
         <w:spacing w:after="60" w:before="0"/>
         <w:jc w:val="center"/>
       </w:pPr>
@@ -81,6 +83,7 @@
           </w:tcPr>
           <w:p>
             <w:pPr>
+              <w:keepNext w:val="false"/>
               <w:spacing w:after="40" w:before="0"/>
               <w:jc w:val="center"/>
             </w:pPr>
@@ -115,6 +118,7 @@
           </w:tcPr>
           <w:p>
             <w:pPr>
+              <w:keepNext w:val="false"/>
               <w:spacing w:after="40" w:before="0"/>
               <w:jc w:val="left"/>
             </w:pPr>
@@ -147,6 +151,7 @@
           </w:tcPr>
           <w:p>
             <w:pPr>
+              <w:keepNext w:val="false"/>
               <w:spacing w:after="40" w:before="0"/>
               <w:jc w:val="left"/>
             </w:pPr>
@@ -181,6 +186,7 @@
           </w:tcPr>
           <w:p>
             <w:pPr>
+              <w:keepNext w:val="false"/>
               <w:spacing w:after="40" w:before="0"/>
               <w:jc w:val="left"/>
             </w:pPr>
@@ -213,6 +219,7 @@
           </w:tcPr>
           <w:p>
             <w:pPr>
+              <w:keepNext w:val="false"/>
               <w:spacing w:after="40" w:before="0"/>
               <w:jc w:val="left"/>
             </w:pPr>
@@ -247,6 +254,7 @@
           </w:tcPr>
           <w:p>
             <w:pPr>
+              <w:keepNext w:val="false"/>
               <w:spacing w:after="40" w:before="0"/>
               <w:jc w:val="left"/>
             </w:pPr>
@@ -279,6 +287,7 @@
           </w:tcPr>
           <w:p>
             <w:pPr>
+              <w:keepNext w:val="false"/>
               <w:spacing w:after="40" w:before="0"/>
               <w:jc w:val="left"/>
             </w:pPr>
@@ -313,6 +322,7 @@
           </w:tcPr>
           <w:p>
             <w:pPr>
+              <w:keepNext w:val="false"/>
               <w:spacing w:after="40" w:before="0"/>
               <w:jc w:val="left"/>
             </w:pPr>
@@ -345,6 +355,7 @@
           </w:tcPr>
           <w:p>
             <w:pPr>
+              <w:keepNext w:val="false"/>
               <w:spacing w:after="40" w:before="0"/>
               <w:jc w:val="left"/>
             </w:pPr>
@@ -379,6 +390,7 @@
           </w:tcPr>
           <w:p>
             <w:pPr>
+              <w:keepNext w:val="false"/>
               <w:spacing w:after="40" w:before="0"/>
               <w:jc w:val="left"/>
             </w:pPr>
@@ -411,6 +423,7 @@
           </w:tcPr>
           <w:p>
             <w:pPr>
+              <w:keepNext w:val="false"/>
               <w:spacing w:after="40" w:before="0"/>
               <w:jc w:val="left"/>
             </w:pPr>
@@ -445,6 +458,7 @@
           </w:tcPr>
           <w:p>
             <w:pPr>
+              <w:keepNext w:val="false"/>
               <w:spacing w:after="40" w:before="0"/>
               <w:jc w:val="left"/>
             </w:pPr>
@@ -672,6 +686,7 @@
           </w:tcPr>
           <w:p>
             <w:pPr>
+              <w:keepNext w:val="false"/>
               <w:spacing w:after="40" w:before="0"/>
               <w:jc w:val="left"/>
             </w:pPr>
@@ -704,6 +719,7 @@
           </w:tcPr>
           <w:p>
             <w:pPr>
+              <w:keepNext w:val="false"/>
               <w:spacing w:after="40" w:before="0"/>
               <w:jc w:val="left"/>
             </w:pPr>
@@ -723,6 +739,7 @@
           </w:p>
           <w:p>
             <w:pPr>
+              <w:keepNext w:val="false"/>
               <w:spacing w:after="40" w:before="0"/>
               <w:jc w:val="left"/>
             </w:pPr>
@@ -742,6 +759,7 @@
           </w:p>
           <w:p>
             <w:pPr>
+              <w:keepNext w:val="false"/>
               <w:spacing w:after="40" w:before="0"/>
               <w:jc w:val="left"/>
             </w:pPr>
@@ -761,6 +779,7 @@
           </w:p>
           <w:p>
             <w:pPr>
+              <w:keepNext w:val="false"/>
               <w:spacing w:after="40" w:before="0"/>
               <w:jc w:val="left"/>
             </w:pPr>
@@ -780,6 +799,7 @@
           </w:p>
           <w:p>
             <w:pPr>
+              <w:keepNext w:val="false"/>
               <w:spacing w:after="40" w:before="0"/>
               <w:jc w:val="left"/>
             </w:pPr>
@@ -799,6 +819,7 @@
           </w:p>
           <w:p>
             <w:pPr>
+              <w:keepNext w:val="false"/>
               <w:spacing w:after="40" w:before="0"/>
               <w:jc w:val="left"/>
             </w:pPr>
@@ -818,6 +839,7 @@
           </w:p>
           <w:p>
             <w:pPr>
+              <w:keepNext w:val="false"/>
               <w:spacing w:after="40" w:before="0"/>
               <w:jc w:val="left"/>
             </w:pPr>
@@ -852,6 +874,7 @@
           </w:tcPr>
           <w:p>
             <w:pPr>
+              <w:keepNext w:val="false"/>
               <w:spacing w:after="40" w:before="0"/>
               <w:jc w:val="left"/>
             </w:pPr>
@@ -959,6 +982,7 @@
           </w:tcPr>
           <w:p>
             <w:pPr>
+              <w:keepNext w:val="false"/>
               <w:spacing w:after="40" w:before="0"/>
               <w:jc w:val="left"/>
             </w:pPr>
@@ -1046,6 +1070,7 @@
           </w:tcPr>
           <w:p>
             <w:pPr>
+              <w:keepNext w:val="false"/>
               <w:spacing w:after="40" w:before="0"/>
               <w:jc w:val="left"/>
             </w:pPr>
@@ -1193,6 +1218,7 @@
           </w:tcPr>
           <w:p>
             <w:pPr>
+              <w:keepNext w:val="false"/>
               <w:spacing w:after="40" w:before="0"/>
               <w:jc w:val="left"/>
             </w:pPr>
@@ -1280,6 +1306,7 @@
           </w:tcPr>
           <w:p>
             <w:pPr>
+              <w:keepNext w:val="false"/>
               <w:spacing w:after="40" w:before="0"/>
               <w:jc w:val="left"/>
             </w:pPr>
@@ -1427,6 +1454,7 @@
           </w:tcPr>
           <w:p>
             <w:pPr>
+              <w:keepNext w:val="false"/>
               <w:spacing w:after="40" w:before="0"/>
               <w:jc w:val="left"/>
             </w:pPr>
@@ -1459,6 +1487,7 @@
           </w:tcPr>
           <w:p>
             <w:pPr>
+              <w:keepNext w:val="false"/>
               <w:spacing w:after="40" w:before="0"/>
               <w:jc w:val="left"/>
             </w:pPr>
@@ -1493,6 +1522,7 @@
           </w:tcPr>
           <w:p>
             <w:pPr>
+              <w:keepNext w:val="false"/>
               <w:spacing w:after="40" w:before="0"/>
               <w:jc w:val="left"/>
             </w:pPr>
@@ -1525,6 +1555,7 @@
           </w:tcPr>
           <w:p>
             <w:pPr>
+              <w:keepNext w:val="false"/>
               <w:spacing w:after="40" w:before="0"/>
               <w:jc w:val="left"/>
             </w:pPr>
@@ -1544,6 +1575,7 @@
           </w:p>
           <w:p>
             <w:pPr>
+              <w:keepNext w:val="false"/>
               <w:spacing w:after="40" w:before="0"/>
               <w:jc w:val="left"/>
             </w:pPr>
@@ -1563,6 +1595,7 @@
           </w:p>
           <w:p>
             <w:pPr>
+              <w:keepNext w:val="false"/>
               <w:spacing w:after="40" w:before="0"/>
               <w:jc w:val="left"/>
             </w:pPr>
@@ -1582,6 +1615,7 @@
           </w:p>
           <w:p>
             <w:pPr>
+              <w:keepNext w:val="false"/>
               <w:spacing w:after="40" w:before="0"/>
               <w:jc w:val="left"/>
             </w:pPr>
@@ -1616,6 +1650,7 @@
           </w:tcPr>
           <w:p>
             <w:pPr>
+              <w:keepNext w:val="false"/>
               <w:spacing w:after="40" w:before="0"/>
               <w:jc w:val="left"/>
             </w:pPr>
@@ -1648,6 +1683,7 @@
           </w:tcPr>
           <w:p>
             <w:pPr>
+              <w:keepNext w:val="false"/>
               <w:spacing w:after="40" w:before="0"/>
               <w:jc w:val="left"/>
             </w:pPr>
@@ -1682,6 +1718,7 @@
           </w:tcPr>
           <w:p>
             <w:pPr>
+              <w:keepNext w:val="false"/>
               <w:spacing w:after="40" w:before="0"/>
               <w:jc w:val="left"/>
             </w:pPr>
@@ -1714,6 +1751,7 @@
           </w:tcPr>
           <w:p>
             <w:pPr>
+              <w:keepNext w:val="false"/>
               <w:spacing w:after="40" w:before="0"/>
               <w:jc w:val="left"/>
             </w:pPr>
@@ -1733,6 +1771,7 @@
           </w:p>
           <w:p>
             <w:pPr>
+              <w:keepNext w:val="false"/>
               <w:spacing w:after="40" w:before="0"/>
               <w:jc w:val="left"/>
             </w:pPr>
@@ -1752,6 +1791,7 @@
           </w:p>
           <w:p>
             <w:pPr>
+              <w:keepNext w:val="false"/>
               <w:spacing w:after="40" w:before="0"/>
               <w:jc w:val="left"/>
             </w:pPr>
@@ -1771,6 +1811,7 @@
           </w:p>
           <w:p>
             <w:pPr>
+              <w:keepNext w:val="false"/>
               <w:spacing w:after="40" w:before="0"/>
               <w:jc w:val="left"/>
             </w:pPr>
@@ -1790,6 +1831,7 @@
           </w:p>
           <w:p>
             <w:pPr>
+              <w:keepNext w:val="false"/>
               <w:spacing w:after="40" w:before="0"/>
               <w:jc w:val="left"/>
             </w:pPr>
@@ -1809,6 +1851,7 @@
           </w:p>
           <w:p>
             <w:pPr>
+              <w:keepNext w:val="false"/>
               <w:spacing w:after="40" w:before="0"/>
               <w:jc w:val="left"/>
             </w:pPr>
@@ -1828,6 +1871,7 @@
           </w:p>
           <w:p>
             <w:pPr>
+              <w:keepNext w:val="false"/>
               <w:spacing w:after="40" w:before="0"/>
               <w:jc w:val="left"/>
             </w:pPr>
@@ -1847,6 +1891,7 @@
           </w:p>
           <w:p>
             <w:pPr>
+              <w:keepNext w:val="false"/>
               <w:spacing w:after="40" w:before="0"/>
               <w:jc w:val="left"/>
             </w:pPr>
@@ -1866,6 +1911,7 @@
           </w:p>
           <w:p>
             <w:pPr>
+              <w:keepNext w:val="false"/>
               <w:spacing w:after="40" w:before="0"/>
               <w:jc w:val="left"/>
             </w:pPr>
@@ -1885,6 +1931,7 @@
           </w:p>
           <w:p>
             <w:pPr>
+              <w:keepNext w:val="false"/>
               <w:spacing w:after="40" w:before="0"/>
               <w:jc w:val="left"/>
             </w:pPr>
@@ -1904,6 +1951,7 @@
           </w:p>
           <w:p>
             <w:pPr>
+              <w:keepNext w:val="false"/>
               <w:spacing w:after="40" w:before="0"/>
               <w:jc w:val="left"/>
             </w:pPr>
@@ -1923,6 +1971,7 @@
           </w:p>
           <w:p>
             <w:pPr>
+              <w:keepNext w:val="false"/>
               <w:spacing w:after="40" w:before="0"/>
               <w:jc w:val="left"/>
             </w:pPr>
@@ -1942,6 +1991,7 @@
           </w:p>
           <w:p>
             <w:pPr>
+              <w:keepNext w:val="false"/>
               <w:spacing w:after="40" w:before="0"/>
               <w:jc w:val="left"/>
             </w:pPr>
@@ -1961,6 +2011,7 @@
           </w:p>
           <w:p>
             <w:pPr>
+              <w:keepNext w:val="false"/>
               <w:spacing w:after="40" w:before="0"/>
               <w:jc w:val="left"/>
             </w:pPr>
@@ -1980,6 +2031,7 @@
           </w:p>
           <w:p>
             <w:pPr>
+              <w:keepNext w:val="false"/>
               <w:spacing w:after="40" w:before="0"/>
               <w:jc w:val="left"/>
             </w:pPr>
@@ -2014,6 +2066,7 @@
           </w:tcPr>
           <w:p>
             <w:pPr>
+              <w:keepNext w:val="false"/>
               <w:spacing w:after="40" w:before="0"/>
               <w:jc w:val="left"/>
             </w:pPr>
@@ -2245,7 +2298,7 @@
         </w:rPr>
         <w:t xml:space="preserve">© 2026 SeaVuria and ARES. This work is licensed under a </w:t>
       </w:r>
-      <w:hyperlink w:history="1" r:id="rIdqx8fjtfycxcbw1lfvqi49">
+      <w:hyperlink w:history="1" r:id="rId2zwht1z1fto9jpqz2v14s">
         <w:r>
           <w:rPr>
             <w:rFonts w:ascii="Arial" w:cs="Arial" w:eastAsia="Arial" w:hAnsi="Arial"/>
@@ -2265,7 +2318,7 @@
         </w:rPr>
         <w:t xml:space="preserve"> (</w:t>
       </w:r>
-      <w:hyperlink w:history="1" r:id="rIdoytrdnmhxuaj4uoh5bzfj">
+      <w:hyperlink w:history="1" r:id="rIdjm_ey44qx1s10wyhzrroe">
         <w:r>
           <w:rPr>
             <w:rFonts w:ascii="Arial" w:cs="Arial" w:eastAsia="Arial" w:hAnsi="Arial"/>
@@ -2285,7 +2338,7 @@
         </w:rPr>
         <w:t xml:space="preserve">). To view a copy of this license, visit </w:t>
       </w:r>
-      <w:hyperlink w:history="1" r:id="rIdh2a1u0nnbeqhpibaig7xc">
+      <w:hyperlink w:history="1" r:id="rIdy4y4nipd9zmozyidvdekg">
         <w:r>
           <w:rPr>
             <w:rFonts w:ascii="Arial" w:cs="Arial" w:eastAsia="Arial" w:hAnsi="Arial"/>
@@ -2344,6 +2397,7 @@
           </w:tcPr>
           <w:p>
             <w:pPr>
+              <w:keepNext w:val="false"/>
               <w:spacing w:after="40" w:before="0"/>
               <w:jc w:val="center"/>
             </w:pPr>
@@ -2379,6 +2433,7 @@
           </w:tcPr>
           <w:p>
             <w:pPr>
+              <w:keepNext w:val="false"/>
               <w:spacing w:after="40" w:before="0"/>
               <w:jc w:val="center"/>
             </w:pPr>
@@ -2413,6 +2468,7 @@
           </w:tcPr>
           <w:p>
             <w:pPr>
+              <w:keepNext w:val="false"/>
               <w:spacing w:after="40" w:before="0"/>
               <w:jc w:val="left"/>
             </w:pPr>
@@ -2445,6 +2501,7 @@
           </w:tcPr>
           <w:p>
             <w:pPr>
+              <w:keepNext w:val="false"/>
               <w:spacing w:after="40" w:before="0"/>
               <w:jc w:val="left"/>
             </w:pPr>
@@ -2479,6 +2536,7 @@
           </w:tcPr>
           <w:p>
             <w:pPr>
+              <w:keepNext w:val="false"/>
               <w:spacing w:after="40" w:before="0"/>
               <w:jc w:val="left"/>
             </w:pPr>
@@ -2511,6 +2569,7 @@
           </w:tcPr>
           <w:p>
             <w:pPr>
+              <w:keepNext w:val="false"/>
               <w:spacing w:after="40" w:before="0"/>
               <w:jc w:val="left"/>
             </w:pPr>
@@ -2545,6 +2604,7 @@
           </w:tcPr>
           <w:p>
             <w:pPr>
+              <w:keepNext w:val="false"/>
               <w:spacing w:after="40" w:before="0"/>
               <w:jc w:val="left"/>
             </w:pPr>
@@ -2577,6 +2637,7 @@
           </w:tcPr>
           <w:p>
             <w:pPr>
+              <w:keepNext w:val="false"/>
               <w:spacing w:after="40" w:before="0"/>
               <w:jc w:val="left"/>
             </w:pPr>
@@ -2611,6 +2672,7 @@
           </w:tcPr>
           <w:p>
             <w:pPr>
+              <w:keepNext w:val="false"/>
               <w:spacing w:after="40" w:before="0"/>
               <w:jc w:val="left"/>
             </w:pPr>
@@ -2643,6 +2705,7 @@
           </w:tcPr>
           <w:p>
             <w:pPr>
+              <w:keepNext w:val="false"/>
               <w:spacing w:after="40" w:before="0"/>
               <w:jc w:val="left"/>
             </w:pPr>
@@ -2677,6 +2740,7 @@
           </w:tcPr>
           <w:p>
             <w:pPr>
+              <w:keepNext w:val="false"/>
               <w:spacing w:after="40" w:before="0"/>
               <w:jc w:val="left"/>
             </w:pPr>
@@ -2709,6 +2773,7 @@
           </w:tcPr>
           <w:p>
             <w:pPr>
+              <w:keepNext w:val="false"/>
               <w:spacing w:after="40" w:before="0"/>
               <w:jc w:val="left"/>
             </w:pPr>
@@ -2743,6 +2808,7 @@
           </w:tcPr>
           <w:p>
             <w:pPr>
+              <w:keepNext w:val="false"/>
               <w:spacing w:after="40" w:before="0"/>
               <w:jc w:val="left"/>
             </w:pPr>
@@ -2775,6 +2841,7 @@
           </w:tcPr>
           <w:p>
             <w:pPr>
+              <w:keepNext w:val="false"/>
               <w:spacing w:after="40" w:before="0"/>
               <w:jc w:val="left"/>
             </w:pPr>
@@ -2809,6 +2876,7 @@
           </w:tcPr>
           <w:p>
             <w:pPr>
+              <w:keepNext w:val="false"/>
               <w:spacing w:after="40" w:before="0"/>
               <w:jc w:val="left"/>
             </w:pPr>
@@ -2841,6 +2909,7 @@
           </w:tcPr>
           <w:p>
             <w:pPr>
+              <w:keepNext w:val="false"/>
               <w:spacing w:after="40" w:before="0"/>
               <w:jc w:val="left"/>
             </w:pPr>
@@ -2875,6 +2944,7 @@
           </w:tcPr>
           <w:p>
             <w:pPr>
+              <w:keepNext w:val="false"/>
               <w:spacing w:after="40" w:before="0"/>
               <w:jc w:val="left"/>
             </w:pPr>
@@ -2967,6 +3037,7 @@
           </w:tcPr>
           <w:p>
             <w:pPr>
+              <w:keepNext w:val="false"/>
               <w:spacing w:after="40" w:before="0"/>
               <w:jc w:val="center"/>
             </w:pPr>
@@ -3001,6 +3072,7 @@
           </w:tcPr>
           <w:p>
             <w:pPr>
+              <w:keepNext w:val="false"/>
               <w:spacing w:after="40" w:before="0"/>
               <w:jc w:val="left"/>
             </w:pPr>
@@ -3065,6 +3137,7 @@
           </w:tcPr>
           <w:p>
             <w:pPr>
+              <w:keepNext w:val="false"/>
               <w:spacing w:after="40" w:before="0"/>
               <w:jc w:val="center"/>
             </w:pPr>
@@ -3099,6 +3172,7 @@
           </w:tcPr>
           <w:p>
             <w:pPr>
+              <w:keepNext w:val="false"/>
               <w:spacing w:after="40" w:before="0"/>
               <w:jc w:val="left"/>
             </w:pPr>
@@ -3131,6 +3205,7 @@
           </w:tcPr>
           <w:p>
             <w:pPr>
+              <w:keepNext w:val="false"/>
               <w:spacing w:after="40" w:before="0"/>
               <w:jc w:val="left"/>
             </w:pPr>
@@ -3163,6 +3238,7 @@
           </w:tcPr>
           <w:p>
             <w:pPr>
+              <w:keepNext w:val="false"/>
               <w:spacing w:after="40" w:before="0"/>
               <w:jc w:val="left"/>
             </w:pPr>
@@ -3195,6 +3271,7 @@
           </w:tcPr>
           <w:p>
             <w:pPr>
+              <w:keepNext w:val="false"/>
               <w:spacing w:after="40" w:before="0"/>
               <w:jc w:val="left"/>
             </w:pPr>
@@ -3227,6 +3304,7 @@
           </w:tcPr>
           <w:p>
             <w:pPr>
+              <w:keepNext w:val="false"/>
               <w:spacing w:after="40" w:before="0"/>
               <w:jc w:val="left"/>
             </w:pPr>
@@ -3261,6 +3339,7 @@
           </w:tcPr>
           <w:p>
             <w:pPr>
+              <w:keepNext w:val="false"/>
               <w:spacing w:after="40" w:before="0"/>
               <w:jc w:val="left"/>
             </w:pPr>
@@ -3298,7 +3377,7 @@
             <w:pPr>
               <w:spacing w:after="20" w:before="0"/>
             </w:pPr>
-            <w:hyperlink w:history="1" r:id="rIdlwf6uerpjl-hffgdvtwzn">
+            <w:hyperlink w:history="1" r:id="rId8eioblieu_kb0xvy3a5g0">
               <w:r>
                 <w:rPr>
                   <w:rFonts w:ascii="Arial" w:cs="Arial" w:eastAsia="Arial" w:hAnsi="Arial"/>
@@ -3331,7 +3410,7 @@
               <w:spacing w:after="10" w:before="0"/>
               <w:ind w:left="120"/>
             </w:pPr>
-            <w:hyperlink w:history="1" r:id="rId6cvbosyprepubzdbb0dpw">
+            <w:hyperlink w:history="1" r:id="rIdtg6z3iqkrr6rxnrwovwfl">
               <w:r>
                 <w:rPr>
                   <w:rFonts w:ascii="Arial" w:cs="Arial" w:eastAsia="Arial" w:hAnsi="Arial"/>
@@ -3376,7 +3455,7 @@
             <w:pPr>
               <w:spacing w:after="20" w:before="0"/>
             </w:pPr>
-            <w:hyperlink w:history="1" r:id="rIdi1yj5o6zsbbgkaa10mvd1">
+            <w:hyperlink w:history="1" r:id="rId1joyhvq8abkfdidq90xrn">
               <w:r>
                 <w:rPr>
                   <w:rFonts w:ascii="Arial" w:cs="Arial" w:eastAsia="Arial" w:hAnsi="Arial"/>
@@ -3409,7 +3488,7 @@
               <w:spacing w:after="10" w:before="0"/>
               <w:ind w:left="120"/>
             </w:pPr>
-            <w:hyperlink w:history="1" r:id="rIdapoonoidbwun-zwvsyvg0">
+            <w:hyperlink w:history="1" r:id="rIdo8fmwu640i9dwauqye79n">
               <w:r>
                 <w:rPr>
                   <w:rFonts w:ascii="Arial" w:cs="Arial" w:eastAsia="Arial" w:hAnsi="Arial"/>
@@ -3437,6 +3516,7 @@
           </w:tcPr>
           <w:p>
             <w:pPr>
+              <w:keepNext w:val="false"/>
               <w:spacing w:after="40" w:before="0"/>
               <w:jc w:val="left"/>
             </w:pPr>
@@ -3469,6 +3549,7 @@
           </w:tcPr>
           <w:p>
             <w:pPr>
+              <w:keepNext w:val="false"/>
               <w:spacing w:after="40" w:before="0"/>
               <w:jc w:val="left"/>
             </w:pPr>
@@ -3488,6 +3569,7 @@
           </w:p>
           <w:p>
             <w:pPr>
+              <w:keepNext w:val="false"/>
               <w:spacing w:after="40" w:before="0"/>
               <w:jc w:val="left"/>
             </w:pPr>
@@ -3507,6 +3589,7 @@
           </w:p>
           <w:p>
             <w:pPr>
+              <w:keepNext w:val="false"/>
               <w:spacing w:after="40" w:before="0"/>
               <w:jc w:val="left"/>
             </w:pPr>
@@ -3526,6 +3609,7 @@
           </w:p>
           <w:p>
             <w:pPr>
+              <w:keepNext w:val="false"/>
               <w:spacing w:after="40" w:before="0"/>
               <w:jc w:val="left"/>
             </w:pPr>
@@ -3545,6 +3629,7 @@
           </w:p>
           <w:p>
             <w:pPr>
+              <w:keepNext w:val="false"/>
               <w:spacing w:after="40" w:before="0"/>
               <w:jc w:val="left"/>
             </w:pPr>
@@ -3564,6 +3649,7 @@
           </w:p>
           <w:p>
             <w:pPr>
+              <w:keepNext w:val="false"/>
               <w:spacing w:after="40" w:before="0"/>
               <w:jc w:val="left"/>
             </w:pPr>
@@ -3596,6 +3682,7 @@
           </w:tcPr>
           <w:p>
             <w:pPr>
+              <w:keepNext w:val="false"/>
               <w:spacing w:after="40" w:before="0"/>
               <w:jc w:val="left"/>
             </w:pPr>
@@ -3628,6 +3715,7 @@
           </w:tcPr>
           <w:p>
             <w:pPr>
+              <w:keepNext w:val="false"/>
               <w:spacing w:after="40" w:before="0"/>
               <w:jc w:val="left"/>
             </w:pPr>
@@ -3662,6 +3750,7 @@
           </w:tcPr>
           <w:p>
             <w:pPr>
+              <w:keepNext w:val="false"/>
               <w:spacing w:after="40" w:before="0"/>
               <w:jc w:val="left"/>
             </w:pPr>
@@ -3699,7 +3788,7 @@
             <w:pPr>
               <w:spacing w:after="20" w:before="0"/>
             </w:pPr>
-            <w:hyperlink w:history="1" r:id="rIdyoanvav-ayjee6_tjuc3h">
+            <w:hyperlink w:history="1" r:id="rIdipvn9twxauvdawtbjptjf">
               <w:r>
                 <w:rPr>
                   <w:rFonts w:ascii="Arial" w:cs="Arial" w:eastAsia="Arial" w:hAnsi="Arial"/>
@@ -3732,7 +3821,7 @@
               <w:spacing w:after="10" w:before="0"/>
               <w:ind w:left="120"/>
             </w:pPr>
-            <w:hyperlink w:history="1" r:id="rIdlhv5yqhwgrste4y6f5xxe">
+            <w:hyperlink w:history="1" r:id="rId-dcjmwb9zouqqlqd6yayr">
               <w:r>
                 <w:rPr>
                   <w:rFonts w:ascii="Arial" w:cs="Arial" w:eastAsia="Arial" w:hAnsi="Arial"/>
@@ -3777,7 +3866,7 @@
             <w:pPr>
               <w:spacing w:after="20" w:before="0"/>
             </w:pPr>
-            <w:hyperlink w:history="1" r:id="rIdolcxgdhvobdoq__llhn-9">
+            <w:hyperlink w:history="1" r:id="rIdnh2usamvgwprkermno3rr">
               <w:r>
                 <w:rPr>
                   <w:rFonts w:ascii="Arial" w:cs="Arial" w:eastAsia="Arial" w:hAnsi="Arial"/>
@@ -3810,7 +3899,7 @@
               <w:spacing w:after="10" w:before="0"/>
               <w:ind w:left="120"/>
             </w:pPr>
-            <w:hyperlink w:history="1" r:id="rId1mr5hsl2ieqsyhkzli46d">
+            <w:hyperlink w:history="1" r:id="rIddd5tgc5brjdvlayehzshm">
               <w:r>
                 <w:rPr>
                   <w:rFonts w:ascii="Arial" w:cs="Arial" w:eastAsia="Arial" w:hAnsi="Arial"/>
@@ -3838,6 +3927,7 @@
           </w:tcPr>
           <w:p>
             <w:pPr>
+              <w:keepNext w:val="false"/>
               <w:spacing w:after="40" w:before="0"/>
               <w:jc w:val="left"/>
             </w:pPr>
@@ -3870,6 +3960,7 @@
           </w:tcPr>
           <w:p>
             <w:pPr>
+              <w:keepNext w:val="false"/>
               <w:spacing w:after="40" w:before="0"/>
               <w:jc w:val="left"/>
             </w:pPr>
@@ -3889,6 +3980,7 @@
           </w:p>
           <w:p>
             <w:pPr>
+              <w:keepNext w:val="false"/>
               <w:spacing w:after="40" w:before="0"/>
               <w:jc w:val="left"/>
             </w:pPr>
@@ -3908,6 +4000,7 @@
           </w:p>
           <w:p>
             <w:pPr>
+              <w:keepNext w:val="false"/>
               <w:spacing w:after="40" w:before="0"/>
               <w:jc w:val="left"/>
             </w:pPr>
@@ -3927,6 +4020,7 @@
           </w:p>
           <w:p>
             <w:pPr>
+              <w:keepNext w:val="false"/>
               <w:spacing w:after="40" w:before="0"/>
               <w:jc w:val="left"/>
             </w:pPr>
@@ -3946,6 +4040,7 @@
           </w:p>
           <w:p>
             <w:pPr>
+              <w:keepNext w:val="false"/>
               <w:spacing w:after="40" w:before="0"/>
               <w:jc w:val="left"/>
             </w:pPr>
@@ -3965,6 +4060,7 @@
           </w:p>
           <w:p>
             <w:pPr>
+              <w:keepNext w:val="false"/>
               <w:spacing w:after="40" w:before="0"/>
               <w:jc w:val="left"/>
             </w:pPr>
@@ -3997,6 +4093,7 @@
           </w:tcPr>
           <w:p>
             <w:pPr>
+              <w:keepNext w:val="false"/>
               <w:spacing w:after="40" w:before="0"/>
               <w:jc w:val="left"/>
             </w:pPr>
@@ -4029,6 +4126,7 @@
           </w:tcPr>
           <w:p>
             <w:pPr>
+              <w:keepNext w:val="false"/>
               <w:spacing w:after="40" w:before="0"/>
               <w:jc w:val="left"/>
             </w:pPr>
@@ -4063,6 +4161,7 @@
           </w:tcPr>
           <w:p>
             <w:pPr>
+              <w:keepNext w:val="false"/>
               <w:spacing w:after="40" w:before="0"/>
               <w:jc w:val="left"/>
             </w:pPr>
@@ -4100,7 +4199,7 @@
             <w:pPr>
               <w:spacing w:after="20" w:before="0"/>
             </w:pPr>
-            <w:hyperlink w:history="1" r:id="rIdktivdqkedwiwztg9ueuxe">
+            <w:hyperlink w:history="1" r:id="rId-4e-afm0_nk8iws8uv7lk">
               <w:r>
                 <w:rPr>
                   <w:rFonts w:ascii="Arial" w:cs="Arial" w:eastAsia="Arial" w:hAnsi="Arial"/>
@@ -4149,7 +4248,7 @@
               <w:spacing w:after="10" w:before="0"/>
               <w:ind w:left="120"/>
             </w:pPr>
-            <w:hyperlink w:history="1" r:id="rIdagl-urwbpch5ay-_7vcwm">
+            <w:hyperlink w:history="1" r:id="rIddi7_hkshazbmqmyholoix">
               <w:r>
                 <w:rPr>
                   <w:rFonts w:ascii="Arial" w:cs="Arial" w:eastAsia="Arial" w:hAnsi="Arial"/>
@@ -4194,7 +4293,7 @@
             <w:pPr>
               <w:spacing w:after="20" w:before="0"/>
             </w:pPr>
-            <w:hyperlink w:history="1" r:id="rIdxj60pxcjl90vuhkwlspsq">
+            <w:hyperlink w:history="1" r:id="rIdeemuo6ooyedtv2pprlsty">
               <w:r>
                 <w:rPr>
                   <w:rFonts w:ascii="Arial" w:cs="Arial" w:eastAsia="Arial" w:hAnsi="Arial"/>
@@ -4243,7 +4342,7 @@
               <w:spacing w:after="10" w:before="0"/>
               <w:ind w:left="120"/>
             </w:pPr>
-            <w:hyperlink w:history="1" r:id="rId9btunxmh5jqztgdhwomeh">
+            <w:hyperlink w:history="1" r:id="rId0axjmdyj-t6_1dromrhod">
               <w:r>
                 <w:rPr>
                   <w:rFonts w:ascii="Arial" w:cs="Arial" w:eastAsia="Arial" w:hAnsi="Arial"/>
@@ -4271,6 +4370,7 @@
           </w:tcPr>
           <w:p>
             <w:pPr>
+              <w:keepNext w:val="false"/>
               <w:spacing w:after="40" w:before="0"/>
               <w:jc w:val="left"/>
             </w:pPr>
@@ -4303,6 +4403,7 @@
           </w:tcPr>
           <w:p>
             <w:pPr>
+              <w:keepNext w:val="false"/>
               <w:spacing w:after="40" w:before="0"/>
               <w:jc w:val="left"/>
             </w:pPr>
@@ -4322,6 +4423,7 @@
           </w:p>
           <w:p>
             <w:pPr>
+              <w:keepNext w:val="false"/>
               <w:spacing w:after="40" w:before="0"/>
               <w:jc w:val="left"/>
             </w:pPr>
@@ -4341,6 +4443,7 @@
           </w:p>
           <w:p>
             <w:pPr>
+              <w:keepNext w:val="false"/>
               <w:spacing w:after="40" w:before="0"/>
               <w:jc w:val="left"/>
             </w:pPr>
@@ -4360,6 +4463,7 @@
           </w:p>
           <w:p>
             <w:pPr>
+              <w:keepNext w:val="false"/>
               <w:spacing w:after="40" w:before="0"/>
               <w:jc w:val="left"/>
             </w:pPr>
@@ -4379,6 +4483,7 @@
           </w:p>
           <w:p>
             <w:pPr>
+              <w:keepNext w:val="false"/>
               <w:spacing w:after="40" w:before="0"/>
               <w:jc w:val="left"/>
             </w:pPr>
@@ -4411,6 +4516,7 @@
           </w:tcPr>
           <w:p>
             <w:pPr>
+              <w:keepNext w:val="false"/>
               <w:spacing w:after="40" w:before="0"/>
               <w:jc w:val="left"/>
             </w:pPr>
@@ -4443,6 +4549,7 @@
           </w:tcPr>
           <w:p>
             <w:pPr>
+              <w:keepNext w:val="false"/>
               <w:spacing w:after="40" w:before="0"/>
               <w:jc w:val="left"/>
             </w:pPr>
@@ -4477,6 +4584,7 @@
           </w:tcPr>
           <w:p>
             <w:pPr>
+              <w:keepNext w:val="false"/>
               <w:spacing w:after="40" w:before="0"/>
               <w:jc w:val="left"/>
             </w:pPr>
@@ -4514,7 +4622,7 @@
             <w:pPr>
               <w:spacing w:after="20" w:before="0"/>
             </w:pPr>
-            <w:hyperlink w:history="1" r:id="rIdqkffpvsscppjgqc6zo23y">
+            <w:hyperlink w:history="1" r:id="rId09peynykx9zvgjydk5ocd">
               <w:r>
                 <w:rPr>
                   <w:rFonts w:ascii="Arial" w:cs="Arial" w:eastAsia="Arial" w:hAnsi="Arial"/>
@@ -4563,7 +4671,7 @@
               <w:spacing w:after="10" w:before="0"/>
               <w:ind w:left="120"/>
             </w:pPr>
-            <w:hyperlink w:history="1" r:id="rIdn3ptipnc0pusji0tmj12z">
+            <w:hyperlink w:history="1" r:id="rIdyhijr0e1cq5hj2et9o_du">
               <w:r>
                 <w:rPr>
                   <w:rFonts w:ascii="Arial" w:cs="Arial" w:eastAsia="Arial" w:hAnsi="Arial"/>
@@ -4608,7 +4716,7 @@
             <w:pPr>
               <w:spacing w:after="20" w:before="0"/>
             </w:pPr>
-            <w:hyperlink w:history="1" r:id="rIdwzbbyermlpk8zdzut1hqx">
+            <w:hyperlink w:history="1" r:id="rIdaynmsrgn7ipxrsvwq_05e">
               <w:r>
                 <w:rPr>
                   <w:rFonts w:ascii="Arial" w:cs="Arial" w:eastAsia="Arial" w:hAnsi="Arial"/>
@@ -4657,7 +4765,7 @@
               <w:spacing w:after="10" w:before="0"/>
               <w:ind w:left="120"/>
             </w:pPr>
-            <w:hyperlink w:history="1" r:id="rIdwurhapkhln34tty6fbfgz">
+            <w:hyperlink w:history="1" r:id="rIdu7vqurzcwmlv9i7vcfxr_">
               <w:r>
                 <w:rPr>
                   <w:rFonts w:ascii="Arial" w:cs="Arial" w:eastAsia="Arial" w:hAnsi="Arial"/>
@@ -4685,6 +4793,7 @@
           </w:tcPr>
           <w:p>
             <w:pPr>
+              <w:keepNext w:val="false"/>
               <w:spacing w:after="40" w:before="0"/>
               <w:jc w:val="left"/>
             </w:pPr>
@@ -4717,6 +4826,7 @@
           </w:tcPr>
           <w:p>
             <w:pPr>
+              <w:keepNext w:val="false"/>
               <w:spacing w:after="40" w:before="0"/>
               <w:jc w:val="left"/>
             </w:pPr>
@@ -4736,6 +4846,7 @@
           </w:p>
           <w:p>
             <w:pPr>
+              <w:keepNext w:val="false"/>
               <w:spacing w:after="40" w:before="0"/>
               <w:jc w:val="left"/>
             </w:pPr>
@@ -4755,6 +4866,7 @@
           </w:p>
           <w:p>
             <w:pPr>
+              <w:keepNext w:val="false"/>
               <w:spacing w:after="40" w:before="0"/>
               <w:jc w:val="left"/>
             </w:pPr>
@@ -4774,6 +4886,7 @@
           </w:p>
           <w:p>
             <w:pPr>
+              <w:keepNext w:val="false"/>
               <w:spacing w:after="40" w:before="0"/>
               <w:jc w:val="left"/>
             </w:pPr>
@@ -4793,6 +4906,7 @@
           </w:p>
           <w:p>
             <w:pPr>
+              <w:keepNext w:val="false"/>
               <w:spacing w:after="40" w:before="0"/>
               <w:jc w:val="left"/>
             </w:pPr>
@@ -4812,6 +4926,7 @@
           </w:p>
           <w:p>
             <w:pPr>
+              <w:keepNext w:val="false"/>
               <w:spacing w:after="40" w:before="0"/>
               <w:jc w:val="left"/>
             </w:pPr>
@@ -4831,6 +4946,7 @@
           </w:p>
           <w:p>
             <w:pPr>
+              <w:keepNext w:val="false"/>
               <w:spacing w:after="40" w:before="0"/>
               <w:jc w:val="left"/>
             </w:pPr>
@@ -4863,6 +4979,7 @@
           </w:tcPr>
           <w:p>
             <w:pPr>
+              <w:keepNext w:val="false"/>
               <w:spacing w:after="40" w:before="0"/>
               <w:jc w:val="left"/>
             </w:pPr>
@@ -4895,6 +5012,7 @@
           </w:tcPr>
           <w:p>
             <w:pPr>
+              <w:keepNext w:val="false"/>
               <w:spacing w:after="40" w:before="0"/>
               <w:jc w:val="left"/>
             </w:pPr>
@@ -4929,6 +5047,7 @@
           </w:tcPr>
           <w:p>
             <w:pPr>
+              <w:keepNext w:val="false"/>
               <w:spacing w:after="40" w:before="0"/>
               <w:jc w:val="left"/>
             </w:pPr>
@@ -4966,7 +5085,7 @@
             <w:pPr>
               <w:spacing w:after="20" w:before="0"/>
             </w:pPr>
-            <w:hyperlink w:history="1" r:id="rIdhxjn4kb4fbwqkmy2l84iv">
+            <w:hyperlink w:history="1" r:id="rIdsmd1sjlgcg3qkg2790wxb">
               <w:r>
                 <w:rPr>
                   <w:rFonts w:ascii="Arial" w:cs="Arial" w:eastAsia="Arial" w:hAnsi="Arial"/>
@@ -5015,7 +5134,7 @@
               <w:spacing w:after="10" w:before="0"/>
               <w:ind w:left="120"/>
             </w:pPr>
-            <w:hyperlink w:history="1" r:id="rIdeqdubr_9ozarv8zswsysh">
+            <w:hyperlink w:history="1" r:id="rIdzrcxklu22-lwvlofpxuwv">
               <w:r>
                 <w:rPr>
                   <w:rFonts w:ascii="Arial" w:cs="Arial" w:eastAsia="Arial" w:hAnsi="Arial"/>
@@ -5060,7 +5179,7 @@
             <w:pPr>
               <w:spacing w:after="20" w:before="0"/>
             </w:pPr>
-            <w:hyperlink w:history="1" r:id="rId3uhuhwrfkqj7bcgxqzbg1">
+            <w:hyperlink w:history="1" r:id="rIdcbzjx8f3tqwfn6k5_gokh">
               <w:r>
                 <w:rPr>
                   <w:rFonts w:ascii="Arial" w:cs="Arial" w:eastAsia="Arial" w:hAnsi="Arial"/>
@@ -5109,7 +5228,7 @@
               <w:spacing w:after="10" w:before="0"/>
               <w:ind w:left="120"/>
             </w:pPr>
-            <w:hyperlink w:history="1" r:id="rIdgx-gtjcm-azbls7r1lvyt">
+            <w:hyperlink w:history="1" r:id="rIdcfrchyhbhjqb-b0u8q0vi">
               <w:r>
                 <w:rPr>
                   <w:rFonts w:ascii="Arial" w:cs="Arial" w:eastAsia="Arial" w:hAnsi="Arial"/>
@@ -5137,6 +5256,7 @@
           </w:tcPr>
           <w:p>
             <w:pPr>
+              <w:keepNext w:val="false"/>
               <w:spacing w:after="40" w:before="0"/>
               <w:jc w:val="left"/>
             </w:pPr>
@@ -5169,6 +5289,7 @@
           </w:tcPr>
           <w:p>
             <w:pPr>
+              <w:keepNext w:val="false"/>
               <w:spacing w:after="40" w:before="0"/>
               <w:jc w:val="left"/>
             </w:pPr>
@@ -5188,6 +5309,7 @@
           </w:p>
           <w:p>
             <w:pPr>
+              <w:keepNext w:val="false"/>
               <w:spacing w:after="40" w:before="0"/>
               <w:jc w:val="left"/>
             </w:pPr>
@@ -5207,6 +5329,7 @@
           </w:p>
           <w:p>
             <w:pPr>
+              <w:keepNext w:val="false"/>
               <w:spacing w:after="40" w:before="0"/>
               <w:jc w:val="left"/>
             </w:pPr>
@@ -5226,6 +5349,7 @@
           </w:p>
           <w:p>
             <w:pPr>
+              <w:keepNext w:val="false"/>
               <w:spacing w:after="40" w:before="0"/>
               <w:jc w:val="left"/>
             </w:pPr>
@@ -5245,6 +5369,7 @@
           </w:p>
           <w:p>
             <w:pPr>
+              <w:keepNext w:val="false"/>
               <w:spacing w:after="40" w:before="0"/>
               <w:jc w:val="left"/>
             </w:pPr>
@@ -5277,6 +5402,7 @@
           </w:tcPr>
           <w:p>
             <w:pPr>
+              <w:keepNext w:val="false"/>
               <w:spacing w:after="40" w:before="0"/>
               <w:jc w:val="left"/>
             </w:pPr>
@@ -5309,6 +5435,7 @@
           </w:tcPr>
           <w:p>
             <w:pPr>
+              <w:keepNext w:val="false"/>
               <w:spacing w:after="40" w:before="0"/>
               <w:jc w:val="left"/>
             </w:pPr>
@@ -5368,6 +5495,7 @@
           </w:tcPr>
           <w:p>
             <w:pPr>
+              <w:keepNext w:val="false"/>
               <w:spacing w:after="40" w:before="0"/>
               <w:jc w:val="center"/>
             </w:pPr>
@@ -5402,6 +5530,7 @@
           </w:tcPr>
           <w:p>
             <w:pPr>
+              <w:keepNext w:val="false"/>
               <w:spacing w:after="40" w:before="0"/>
               <w:jc w:val="left"/>
             </w:pPr>
@@ -5421,6 +5550,7 @@
           </w:p>
           <w:p>
             <w:pPr>
+              <w:keepNext w:val="false"/>
               <w:spacing w:after="40" w:before="0"/>
               <w:jc w:val="left"/>
             </w:pPr>
@@ -5440,6 +5570,7 @@
           </w:p>
           <w:p>
             <w:pPr>
+              <w:keepNext w:val="false"/>
               <w:spacing w:after="40" w:before="0"/>
               <w:jc w:val="left"/>
             </w:pPr>
@@ -5459,6 +5590,7 @@
           </w:p>
           <w:p>
             <w:pPr>
+              <w:keepNext w:val="false"/>
               <w:spacing w:after="40" w:before="0"/>
               <w:jc w:val="left"/>
             </w:pPr>
@@ -5478,6 +5610,7 @@
           </w:p>
           <w:p>
             <w:pPr>
+              <w:keepNext w:val="false"/>
               <w:spacing w:after="40" w:before="0"/>
               <w:jc w:val="left"/>
             </w:pPr>
@@ -5497,6 +5630,7 @@
           </w:p>
           <w:p>
             <w:pPr>
+              <w:keepNext w:val="false"/>
               <w:spacing w:after="40" w:before="0"/>
               <w:jc w:val="left"/>
             </w:pPr>
@@ -5516,6 +5650,7 @@
           </w:p>
           <w:p>
             <w:pPr>
+              <w:keepNext w:val="false"/>
               <w:spacing w:after="40" w:before="0"/>
               <w:jc w:val="left"/>
             </w:pPr>
@@ -5577,6 +5712,7 @@
           </w:tcPr>
           <w:p>
             <w:pPr>
+              <w:keepNext w:val="false"/>
               <w:spacing w:after="40" w:before="0"/>
               <w:jc w:val="center"/>
             </w:pPr>
@@ -5611,6 +5747,7 @@
           </w:tcPr>
           <w:p>
             <w:pPr>
+              <w:keepNext w:val="false"/>
               <w:spacing w:after="40" w:before="0"/>
               <w:jc w:val="left"/>
             </w:pPr>
@@ -5643,6 +5780,7 @@
           </w:tcPr>
           <w:p>
             <w:pPr>
+              <w:keepNext w:val="false"/>
               <w:spacing w:after="40" w:before="0"/>
               <w:jc w:val="left"/>
             </w:pPr>
@@ -5677,6 +5815,7 @@
           </w:tcPr>
           <w:p>
             <w:pPr>
+              <w:keepNext w:val="false"/>
               <w:spacing w:after="40" w:before="0"/>
               <w:jc w:val="left"/>
             </w:pPr>
@@ -5709,6 +5848,7 @@
           </w:tcPr>
           <w:p>
             <w:pPr>
+              <w:keepNext w:val="false"/>
               <w:spacing w:after="40" w:before="0"/>
               <w:jc w:val="left"/>
             </w:pPr>
@@ -5743,6 +5883,7 @@
           </w:tcPr>
           <w:p>
             <w:pPr>
+              <w:keepNext w:val="false"/>
               <w:spacing w:after="40" w:before="0"/>
               <w:jc w:val="left"/>
             </w:pPr>
@@ -5775,6 +5916,7 @@
           </w:tcPr>
           <w:p>
             <w:pPr>
+              <w:keepNext w:val="false"/>
               <w:spacing w:after="40" w:before="0"/>
               <w:jc w:val="left"/>
             </w:pPr>
@@ -5811,7 +5953,7 @@
         </w:rPr>
         <w:t xml:space="preserve">© 2026 SeaVuria and ARES. Aligned with KICD objectives. Developed by SeaVuria; technical implementation by ARES (with AI assistance from Claude). Licensed under </w:t>
       </w:r>
-      <w:hyperlink w:history="1" r:id="rIdibnh1oebpjzqavrmbuzeo">
+      <w:hyperlink w:history="1" r:id="rIdulcrxv4zlliiryd_x-63n">
         <w:r>
           <w:rPr>
             <w:rFonts w:ascii="Arial" w:cs="Arial" w:eastAsia="Arial" w:hAnsi="Arial"/>
@@ -5832,7 +5974,7 @@
         </w:rPr>
         <w:t xml:space="preserve"> (</w:t>
       </w:r>
-      <w:hyperlink w:history="1" r:id="rId2u2rfmrxowvwcwh-avl_u">
+      <w:hyperlink w:history="1" r:id="rIdzn-twy7jnu81-ji0r3i4p">
         <w:r>
           <w:rPr>
             <w:rFonts w:ascii="Arial" w:cs="Arial" w:eastAsia="Arial" w:hAnsi="Arial"/>
@@ -5892,6 +6034,7 @@
           </w:tcPr>
           <w:p>
             <w:pPr>
+              <w:keepNext w:val="false"/>
               <w:spacing w:after="40" w:before="0"/>
               <w:jc w:val="center"/>
             </w:pPr>
@@ -5927,6 +6070,7 @@
           </w:tcPr>
           <w:p>
             <w:pPr>
+              <w:keepNext w:val="false"/>
               <w:spacing w:after="40" w:before="0"/>
               <w:jc w:val="center"/>
             </w:pPr>
@@ -5961,6 +6105,7 @@
           </w:tcPr>
           <w:p>
             <w:pPr>
+              <w:keepNext w:val="false"/>
               <w:spacing w:after="40" w:before="0"/>
               <w:jc w:val="left"/>
             </w:pPr>
@@ -5993,6 +6138,7 @@
           </w:tcPr>
           <w:p>
             <w:pPr>
+              <w:keepNext w:val="false"/>
               <w:spacing w:after="40" w:before="0"/>
               <w:jc w:val="left"/>
             </w:pPr>
@@ -6027,6 +6173,7 @@
           </w:tcPr>
           <w:p>
             <w:pPr>
+              <w:keepNext w:val="false"/>
               <w:spacing w:after="40" w:before="0"/>
               <w:jc w:val="left"/>
             </w:pPr>
@@ -6059,6 +6206,7 @@
           </w:tcPr>
           <w:p>
             <w:pPr>
+              <w:keepNext w:val="false"/>
               <w:spacing w:after="40" w:before="0"/>
               <w:jc w:val="left"/>
             </w:pPr>
@@ -6093,6 +6241,7 @@
           </w:tcPr>
           <w:p>
             <w:pPr>
+              <w:keepNext w:val="false"/>
               <w:spacing w:after="40" w:before="0"/>
               <w:jc w:val="left"/>
             </w:pPr>
@@ -6125,6 +6274,7 @@
           </w:tcPr>
           <w:p>
             <w:pPr>
+              <w:keepNext w:val="false"/>
               <w:spacing w:after="40" w:before="0"/>
               <w:jc w:val="left"/>
             </w:pPr>
@@ -6159,6 +6309,7 @@
           </w:tcPr>
           <w:p>
             <w:pPr>
+              <w:keepNext w:val="false"/>
               <w:spacing w:after="40" w:before="0"/>
               <w:jc w:val="left"/>
             </w:pPr>
@@ -6191,6 +6342,7 @@
           </w:tcPr>
           <w:p>
             <w:pPr>
+              <w:keepNext w:val="false"/>
               <w:spacing w:after="40" w:before="0"/>
               <w:jc w:val="left"/>
             </w:pPr>
@@ -6225,6 +6377,7 @@
           </w:tcPr>
           <w:p>
             <w:pPr>
+              <w:keepNext w:val="false"/>
               <w:spacing w:after="40" w:before="0"/>
               <w:jc w:val="left"/>
             </w:pPr>
@@ -6257,6 +6410,7 @@
           </w:tcPr>
           <w:p>
             <w:pPr>
+              <w:keepNext w:val="false"/>
               <w:spacing w:after="40" w:before="0"/>
               <w:jc w:val="left"/>
             </w:pPr>
@@ -6291,6 +6445,7 @@
           </w:tcPr>
           <w:p>
             <w:pPr>
+              <w:keepNext w:val="false"/>
               <w:spacing w:after="40" w:before="0"/>
               <w:jc w:val="left"/>
             </w:pPr>
@@ -6323,6 +6478,7 @@
           </w:tcPr>
           <w:p>
             <w:pPr>
+              <w:keepNext w:val="false"/>
               <w:spacing w:after="40" w:before="0"/>
               <w:jc w:val="left"/>
             </w:pPr>
@@ -6357,6 +6513,7 @@
           </w:tcPr>
           <w:p>
             <w:pPr>
+              <w:keepNext w:val="false"/>
               <w:spacing w:after="40" w:before="0"/>
               <w:jc w:val="left"/>
             </w:pPr>
@@ -6389,6 +6546,7 @@
           </w:tcPr>
           <w:p>
             <w:pPr>
+              <w:keepNext w:val="false"/>
               <w:spacing w:after="40" w:before="0"/>
               <w:jc w:val="left"/>
             </w:pPr>
@@ -6423,6 +6581,7 @@
           </w:tcPr>
           <w:p>
             <w:pPr>
+              <w:keepNext w:val="false"/>
               <w:spacing w:after="40" w:before="0"/>
               <w:jc w:val="left"/>
             </w:pPr>
@@ -6455,6 +6614,7 @@
           </w:tcPr>
           <w:p>
             <w:pPr>
+              <w:keepNext w:val="false"/>
               <w:spacing w:after="40" w:before="0"/>
               <w:jc w:val="left"/>
             </w:pPr>
@@ -6514,6 +6674,7 @@
           </w:tcPr>
           <w:p>
             <w:pPr>
+              <w:keepNext w:val="false"/>
               <w:spacing w:after="40" w:before="0"/>
               <w:jc w:val="center"/>
             </w:pPr>
@@ -6548,6 +6709,7 @@
           </w:tcPr>
           <w:p>
             <w:pPr>
+              <w:keepNext w:val="false"/>
               <w:spacing w:after="40" w:before="0"/>
               <w:jc w:val="left"/>
             </w:pPr>
@@ -6612,6 +6774,7 @@
           </w:tcPr>
           <w:p>
             <w:pPr>
+              <w:keepNext w:val="false"/>
               <w:spacing w:after="40" w:before="0"/>
               <w:jc w:val="center"/>
             </w:pPr>
@@ -6646,6 +6809,7 @@
           </w:tcPr>
           <w:p>
             <w:pPr>
+              <w:keepNext w:val="false"/>
               <w:spacing w:after="40" w:before="0"/>
               <w:jc w:val="left"/>
             </w:pPr>
@@ -6678,6 +6842,7 @@
           </w:tcPr>
           <w:p>
             <w:pPr>
+              <w:keepNext w:val="false"/>
               <w:spacing w:after="40" w:before="0"/>
               <w:jc w:val="left"/>
             </w:pPr>
@@ -6710,6 +6875,7 @@
           </w:tcPr>
           <w:p>
             <w:pPr>
+              <w:keepNext w:val="false"/>
               <w:spacing w:after="40" w:before="0"/>
               <w:jc w:val="left"/>
             </w:pPr>
@@ -6742,6 +6908,7 @@
           </w:tcPr>
           <w:p>
             <w:pPr>
+              <w:keepNext w:val="false"/>
               <w:spacing w:after="40" w:before="0"/>
               <w:jc w:val="left"/>
             </w:pPr>
@@ -6774,6 +6941,7 @@
           </w:tcPr>
           <w:p>
             <w:pPr>
+              <w:keepNext w:val="false"/>
               <w:spacing w:after="40" w:before="0"/>
               <w:jc w:val="left"/>
             </w:pPr>
@@ -6808,6 +6976,7 @@
           </w:tcPr>
           <w:p>
             <w:pPr>
+              <w:keepNext w:val="false"/>
               <w:spacing w:after="40" w:before="0"/>
               <w:jc w:val="left"/>
             </w:pPr>
@@ -6845,7 +7014,7 @@
             <w:pPr>
               <w:spacing w:after="20" w:before="0"/>
             </w:pPr>
-            <w:hyperlink w:history="1" r:id="rIdphorrxu8a7yygq7h_pq0e">
+            <w:hyperlink w:history="1" r:id="rIdhccasrrsjlbjp4ayordmm">
               <w:r>
                 <w:rPr>
                   <w:rFonts w:ascii="Arial" w:cs="Arial" w:eastAsia="Arial" w:hAnsi="Arial"/>
@@ -6894,7 +7063,7 @@
               <w:spacing w:after="10" w:before="0"/>
               <w:ind w:left="120"/>
             </w:pPr>
-            <w:hyperlink w:history="1" r:id="rId_ludovjzqj0yiyerefmsq">
+            <w:hyperlink w:history="1" r:id="rId5fkffijj-mu4-dys7dopw">
               <w:r>
                 <w:rPr>
                   <w:rFonts w:ascii="Arial" w:cs="Arial" w:eastAsia="Arial" w:hAnsi="Arial"/>
@@ -6956,7 +7125,7 @@
               <w:spacing w:after="10" w:before="0"/>
               <w:ind w:left="120"/>
             </w:pPr>
-            <w:hyperlink w:history="1" r:id="rId87qpqzlj35oajxoakjalt">
+            <w:hyperlink w:history="1" r:id="rIdczh2rbzqxi3sxndjds_z-">
               <w:r>
                 <w:rPr>
                   <w:rFonts w:ascii="Arial" w:cs="Arial" w:eastAsia="Arial" w:hAnsi="Arial"/>
@@ -6999,6 +7168,7 @@
           </w:tcPr>
           <w:p>
             <w:pPr>
+              <w:keepNext w:val="false"/>
               <w:spacing w:after="40" w:before="0"/>
               <w:jc w:val="left"/>
             </w:pPr>
@@ -7031,6 +7201,7 @@
           </w:tcPr>
           <w:p>
             <w:pPr>
+              <w:keepNext w:val="false"/>
               <w:spacing w:after="40" w:before="0"/>
               <w:jc w:val="left"/>
             </w:pPr>
@@ -7063,6 +7234,7 @@
           </w:tcPr>
           <w:p>
             <w:pPr>
+              <w:keepNext w:val="false"/>
               <w:spacing w:after="40" w:before="0"/>
               <w:jc w:val="left"/>
             </w:pPr>
@@ -7095,6 +7267,7 @@
           </w:tcPr>
           <w:p>
             <w:pPr>
+              <w:keepNext w:val="false"/>
               <w:spacing w:after="40" w:before="0"/>
               <w:jc w:val="left"/>
             </w:pPr>
@@ -7129,6 +7302,7 @@
           </w:tcPr>
           <w:p>
             <w:pPr>
+              <w:keepNext w:val="false"/>
               <w:spacing w:after="40" w:before="0"/>
               <w:jc w:val="left"/>
             </w:pPr>
@@ -7166,7 +7340,7 @@
             <w:pPr>
               <w:spacing w:after="20" w:before="0"/>
             </w:pPr>
-            <w:hyperlink w:history="1" r:id="rIdvgzu3atlbikukfnx0vwax">
+            <w:hyperlink w:history="1" r:id="rIdog3ciftvfvujx1rf9tyg4">
               <w:r>
                 <w:rPr>
                   <w:rFonts w:ascii="Arial" w:cs="Arial" w:eastAsia="Arial" w:hAnsi="Arial"/>
@@ -7215,7 +7389,7 @@
               <w:spacing w:after="10" w:before="0"/>
               <w:ind w:left="120"/>
             </w:pPr>
-            <w:hyperlink w:history="1" r:id="rIdaasa8akekiceqikjcsbvh">
+            <w:hyperlink w:history="1" r:id="rId3hwt75r8zmm6x-5uk7wgy">
               <w:r>
                 <w:rPr>
                   <w:rFonts w:ascii="Arial" w:cs="Arial" w:eastAsia="Arial" w:hAnsi="Arial"/>
@@ -7277,7 +7451,7 @@
               <w:spacing w:after="10" w:before="0"/>
               <w:ind w:left="120"/>
             </w:pPr>
-            <w:hyperlink w:history="1" r:id="rIdgg9oxyow03qytxp8qfpcc">
+            <w:hyperlink w:history="1" r:id="rIdvzprej12urmhoxnrhip7g">
               <w:r>
                 <w:rPr>
                   <w:rFonts w:ascii="Arial" w:cs="Arial" w:eastAsia="Arial" w:hAnsi="Arial"/>
@@ -7320,6 +7494,7 @@
           </w:tcPr>
           <w:p>
             <w:pPr>
+              <w:keepNext w:val="false"/>
               <w:spacing w:after="40" w:before="0"/>
               <w:jc w:val="left"/>
             </w:pPr>
@@ -7352,6 +7527,7 @@
           </w:tcPr>
           <w:p>
             <w:pPr>
+              <w:keepNext w:val="false"/>
               <w:spacing w:after="40" w:before="0"/>
               <w:jc w:val="left"/>
             </w:pPr>
@@ -7384,6 +7560,7 @@
           </w:tcPr>
           <w:p>
             <w:pPr>
+              <w:keepNext w:val="false"/>
               <w:spacing w:after="40" w:before="0"/>
               <w:jc w:val="left"/>
             </w:pPr>
@@ -7416,6 +7593,7 @@
           </w:tcPr>
           <w:p>
             <w:pPr>
+              <w:keepNext w:val="false"/>
               <w:spacing w:after="40" w:before="0"/>
               <w:jc w:val="left"/>
             </w:pPr>
@@ -7450,6 +7628,7 @@
           </w:tcPr>
           <w:p>
             <w:pPr>
+              <w:keepNext w:val="false"/>
               <w:spacing w:after="40" w:before="0"/>
               <w:jc w:val="left"/>
             </w:pPr>
@@ -7487,7 +7666,7 @@
             <w:pPr>
               <w:spacing w:after="20" w:before="0"/>
             </w:pPr>
-            <w:hyperlink w:history="1" r:id="rId5bzpy8lkcs-az9orbtvnv">
+            <w:hyperlink w:history="1" r:id="rIdi3c5jzn1tqi1w34titujz">
               <w:r>
                 <w:rPr>
                   <w:rFonts w:ascii="Arial" w:cs="Arial" w:eastAsia="Arial" w:hAnsi="Arial"/>
@@ -7536,7 +7715,7 @@
               <w:spacing w:after="10" w:before="0"/>
               <w:ind w:left="120"/>
             </w:pPr>
-            <w:hyperlink w:history="1" r:id="rIduzggmvfkhdwztexlxzlrs">
+            <w:hyperlink w:history="1" r:id="rIdll4ql04edmrsvckgyszgy">
               <w:r>
                 <w:rPr>
                   <w:rFonts w:ascii="Arial" w:cs="Arial" w:eastAsia="Arial" w:hAnsi="Arial"/>
@@ -7598,7 +7777,7 @@
               <w:spacing w:after="10" w:before="0"/>
               <w:ind w:left="120"/>
             </w:pPr>
-            <w:hyperlink w:history="1" r:id="rId_kfagb9iitwoa3ybnrl4u">
+            <w:hyperlink w:history="1" r:id="rIdpzbvypdxhno8vpkfekrlt">
               <w:r>
                 <w:rPr>
                   <w:rFonts w:ascii="Arial" w:cs="Arial" w:eastAsia="Arial" w:hAnsi="Arial"/>
@@ -7641,6 +7820,7 @@
           </w:tcPr>
           <w:p>
             <w:pPr>
+              <w:keepNext w:val="false"/>
               <w:spacing w:after="40" w:before="0"/>
               <w:jc w:val="left"/>
             </w:pPr>
@@ -7673,6 +7853,7 @@
           </w:tcPr>
           <w:p>
             <w:pPr>
+              <w:keepNext w:val="false"/>
               <w:spacing w:after="40" w:before="0"/>
               <w:jc w:val="left"/>
             </w:pPr>
@@ -7705,6 +7886,7 @@
           </w:tcPr>
           <w:p>
             <w:pPr>
+              <w:keepNext w:val="false"/>
               <w:spacing w:after="40" w:before="0"/>
               <w:jc w:val="left"/>
             </w:pPr>
@@ -7737,6 +7919,7 @@
           </w:tcPr>
           <w:p>
             <w:pPr>
+              <w:keepNext w:val="false"/>
               <w:spacing w:after="40" w:before="0"/>
               <w:jc w:val="left"/>
             </w:pPr>
@@ -7771,6 +7954,7 @@
           </w:tcPr>
           <w:p>
             <w:pPr>
+              <w:keepNext w:val="false"/>
               <w:spacing w:after="40" w:before="0"/>
               <w:jc w:val="left"/>
             </w:pPr>
@@ -7808,7 +7992,7 @@
             <w:pPr>
               <w:spacing w:after="20" w:before="0"/>
             </w:pPr>
-            <w:hyperlink w:history="1" r:id="rIdtt7qqysrfdbyqcyjsgghr">
+            <w:hyperlink w:history="1" r:id="rIdogysbjpxy4p_frb9ewayz">
               <w:r>
                 <w:rPr>
                   <w:rFonts w:ascii="Arial" w:cs="Arial" w:eastAsia="Arial" w:hAnsi="Arial"/>
@@ -7857,7 +8041,7 @@
               <w:spacing w:after="10" w:before="0"/>
               <w:ind w:left="120"/>
             </w:pPr>
-            <w:hyperlink w:history="1" r:id="rIdksl1gvmn1-56tzk5mkenh">
+            <w:hyperlink w:history="1" r:id="rIdqexy18wprcfe131mlr_bo">
               <w:r>
                 <w:rPr>
                   <w:rFonts w:ascii="Arial" w:cs="Arial" w:eastAsia="Arial" w:hAnsi="Arial"/>
@@ -7919,7 +8103,7 @@
               <w:spacing w:after="10" w:before="0"/>
               <w:ind w:left="120"/>
             </w:pPr>
-            <w:hyperlink w:history="1" r:id="rIdgwksrgtymiairijgqewp3">
+            <w:hyperlink w:history="1" r:id="rIdqggyyj8dnpqaojzqj_nuw">
               <w:r>
                 <w:rPr>
                   <w:rFonts w:ascii="Arial" w:cs="Arial" w:eastAsia="Arial" w:hAnsi="Arial"/>
@@ -7962,6 +8146,7 @@
           </w:tcPr>
           <w:p>
             <w:pPr>
+              <w:keepNext w:val="false"/>
               <w:spacing w:after="40" w:before="0"/>
               <w:jc w:val="left"/>
             </w:pPr>
@@ -7994,6 +8179,7 @@
           </w:tcPr>
           <w:p>
             <w:pPr>
+              <w:keepNext w:val="false"/>
               <w:spacing w:after="40" w:before="0"/>
               <w:jc w:val="left"/>
             </w:pPr>
@@ -8026,6 +8212,7 @@
           </w:tcPr>
           <w:p>
             <w:pPr>
+              <w:keepNext w:val="false"/>
               <w:spacing w:after="40" w:before="0"/>
               <w:jc w:val="left"/>
             </w:pPr>
@@ -8058,6 +8245,7 @@
           </w:tcPr>
           <w:p>
             <w:pPr>
+              <w:keepNext w:val="false"/>
               <w:spacing w:after="40" w:before="0"/>
               <w:jc w:val="left"/>
             </w:pPr>
@@ -8092,6 +8280,7 @@
           </w:tcPr>
           <w:p>
             <w:pPr>
+              <w:keepNext w:val="false"/>
               <w:spacing w:after="40" w:before="0"/>
               <w:jc w:val="left"/>
             </w:pPr>
@@ -8129,7 +8318,7 @@
             <w:pPr>
               <w:spacing w:after="20" w:before="0"/>
             </w:pPr>
-            <w:hyperlink w:history="1" r:id="rIdwgpypz1grn5brlwj2zlwo">
+            <w:hyperlink w:history="1" r:id="rIdzrh_r3ljjatqu66gjvyxp">
               <w:r>
                 <w:rPr>
                   <w:rFonts w:ascii="Arial" w:cs="Arial" w:eastAsia="Arial" w:hAnsi="Arial"/>
@@ -8178,7 +8367,7 @@
               <w:spacing w:after="10" w:before="0"/>
               <w:ind w:left="120"/>
             </w:pPr>
-            <w:hyperlink w:history="1" r:id="rIdpenn5zuylkeotl2oukkoy">
+            <w:hyperlink w:history="1" r:id="rIdezb8idjnrzrpqmhuy4llq">
               <w:r>
                 <w:rPr>
                   <w:rFonts w:ascii="Arial" w:cs="Arial" w:eastAsia="Arial" w:hAnsi="Arial"/>
@@ -8240,7 +8429,7 @@
               <w:spacing w:after="10" w:before="0"/>
               <w:ind w:left="120"/>
             </w:pPr>
-            <w:hyperlink w:history="1" r:id="rIdfaib7-g88mg_ouopczv4a">
+            <w:hyperlink w:history="1" r:id="rIdqgjmu2x7axfb74qqnnv4m">
               <w:r>
                 <w:rPr>
                   <w:rFonts w:ascii="Arial" w:cs="Arial" w:eastAsia="Arial" w:hAnsi="Arial"/>
@@ -8283,6 +8472,7 @@
           </w:tcPr>
           <w:p>
             <w:pPr>
+              <w:keepNext w:val="false"/>
               <w:spacing w:after="40" w:before="0"/>
               <w:jc w:val="left"/>
             </w:pPr>
@@ -8315,6 +8505,7 @@
           </w:tcPr>
           <w:p>
             <w:pPr>
+              <w:keepNext w:val="false"/>
               <w:spacing w:after="40" w:before="0"/>
               <w:jc w:val="left"/>
             </w:pPr>
@@ -8347,6 +8538,7 @@
           </w:tcPr>
           <w:p>
             <w:pPr>
+              <w:keepNext w:val="false"/>
               <w:spacing w:after="40" w:before="0"/>
               <w:jc w:val="left"/>
             </w:pPr>
@@ -8379,6 +8571,7 @@
           </w:tcPr>
           <w:p>
             <w:pPr>
+              <w:keepNext w:val="false"/>
               <w:spacing w:after="40" w:before="0"/>
               <w:jc w:val="left"/>
             </w:pPr>
@@ -8438,6 +8631,7 @@
           </w:tcPr>
           <w:p>
             <w:pPr>
+              <w:keepNext w:val="false"/>
               <w:spacing w:after="40" w:before="0"/>
               <w:jc w:val="center"/>
             </w:pPr>
@@ -8472,6 +8666,7 @@
           </w:tcPr>
           <w:p>
             <w:pPr>
+              <w:keepNext w:val="false"/>
               <w:spacing w:after="40" w:before="0"/>
               <w:jc w:val="left"/>
             </w:pPr>
@@ -8533,6 +8728,7 @@
           </w:tcPr>
           <w:p>
             <w:pPr>
+              <w:keepNext w:val="false"/>
               <w:spacing w:after="40" w:before="0"/>
               <w:jc w:val="center"/>
             </w:pPr>
@@ -8567,6 +8763,7 @@
           </w:tcPr>
           <w:p>
             <w:pPr>
+              <w:keepNext w:val="false"/>
               <w:spacing w:after="40" w:before="0"/>
               <w:jc w:val="left"/>
             </w:pPr>
@@ -8599,6 +8796,7 @@
           </w:tcPr>
           <w:p>
             <w:pPr>
+              <w:keepNext w:val="false"/>
               <w:spacing w:after="40" w:before="0"/>
               <w:jc w:val="left"/>
             </w:pPr>
@@ -8633,6 +8831,7 @@
           </w:tcPr>
           <w:p>
             <w:pPr>
+              <w:keepNext w:val="false"/>
               <w:spacing w:after="40" w:before="0"/>
               <w:jc w:val="left"/>
             </w:pPr>
@@ -8665,6 +8864,7 @@
           </w:tcPr>
           <w:p>
             <w:pPr>
+              <w:keepNext w:val="false"/>
               <w:spacing w:after="40" w:before="0"/>
               <w:jc w:val="left"/>
             </w:pPr>
@@ -8699,6 +8899,7 @@
           </w:tcPr>
           <w:p>
             <w:pPr>
+              <w:keepNext w:val="false"/>
               <w:spacing w:after="40" w:before="0"/>
               <w:jc w:val="left"/>
             </w:pPr>
@@ -8731,6 +8932,7 @@
           </w:tcPr>
           <w:p>
             <w:pPr>
+              <w:keepNext w:val="false"/>
               <w:spacing w:after="40" w:before="0"/>
               <w:jc w:val="left"/>
             </w:pPr>
@@ -8767,7 +8969,7 @@
         </w:rPr>
         <w:t xml:space="preserve">© 2026 SeaVuria and ARES. Aligned with KICD objectives. Developed by SeaVuria; technical implementation by ARES (with AI assistance from Claude). Licensed under </w:t>
       </w:r>
-      <w:hyperlink w:history="1" r:id="rIdbikm2le3oph1hk8f-vgfa">
+      <w:hyperlink w:history="1" r:id="rIdkvvajpxam7_ob658xits-">
         <w:r>
           <w:rPr>
             <w:rFonts w:ascii="Arial" w:cs="Arial" w:eastAsia="Arial" w:hAnsi="Arial"/>
@@ -8788,7 +8990,7 @@
         </w:rPr>
         <w:t xml:space="preserve"> (</w:t>
       </w:r>
-      <w:hyperlink w:history="1" r:id="rIdqx2fkagnkogavqxlv4kcb">
+      <w:hyperlink w:history="1" r:id="rIdetkurlvxmfpb7g38qvn2p">
         <w:r>
           <w:rPr>
             <w:rFonts w:ascii="Arial" w:cs="Arial" w:eastAsia="Arial" w:hAnsi="Arial"/>
@@ -8848,6 +9050,7 @@
           </w:tcPr>
           <w:p>
             <w:pPr>
+              <w:keepNext w:val="false"/>
               <w:spacing w:after="40" w:before="0"/>
               <w:jc w:val="center"/>
             </w:pPr>
@@ -8883,6 +9086,7 @@
           </w:tcPr>
           <w:p>
             <w:pPr>
+              <w:keepNext w:val="false"/>
               <w:spacing w:after="40" w:before="0"/>
               <w:jc w:val="center"/>
             </w:pPr>
@@ -8917,6 +9121,7 @@
           </w:tcPr>
           <w:p>
             <w:pPr>
+              <w:keepNext w:val="false"/>
               <w:spacing w:after="40" w:before="0"/>
               <w:jc w:val="left"/>
             </w:pPr>
@@ -8949,6 +9154,7 @@
           </w:tcPr>
           <w:p>
             <w:pPr>
+              <w:keepNext w:val="false"/>
               <w:spacing w:after="40" w:before="0"/>
               <w:jc w:val="left"/>
             </w:pPr>
@@ -8983,6 +9189,7 @@
           </w:tcPr>
           <w:p>
             <w:pPr>
+              <w:keepNext w:val="false"/>
               <w:spacing w:after="40" w:before="0"/>
               <w:jc w:val="left"/>
             </w:pPr>
@@ -9015,6 +9222,7 @@
           </w:tcPr>
           <w:p>
             <w:pPr>
+              <w:keepNext w:val="false"/>
               <w:spacing w:after="40" w:before="0"/>
               <w:jc w:val="left"/>
             </w:pPr>
@@ -9049,6 +9257,7 @@
           </w:tcPr>
           <w:p>
             <w:pPr>
+              <w:keepNext w:val="false"/>
               <w:spacing w:after="40" w:before="0"/>
               <w:jc w:val="left"/>
             </w:pPr>
@@ -9081,6 +9290,7 @@
           </w:tcPr>
           <w:p>
             <w:pPr>
+              <w:keepNext w:val="false"/>
               <w:spacing w:after="40" w:before="0"/>
               <w:jc w:val="left"/>
             </w:pPr>
@@ -9115,6 +9325,7 @@
           </w:tcPr>
           <w:p>
             <w:pPr>
+              <w:keepNext w:val="false"/>
               <w:spacing w:after="40" w:before="0"/>
               <w:jc w:val="left"/>
             </w:pPr>
@@ -9147,6 +9358,7 @@
           </w:tcPr>
           <w:p>
             <w:pPr>
+              <w:keepNext w:val="false"/>
               <w:spacing w:after="40" w:before="0"/>
               <w:jc w:val="left"/>
             </w:pPr>
@@ -9181,6 +9393,7 @@
           </w:tcPr>
           <w:p>
             <w:pPr>
+              <w:keepNext w:val="false"/>
               <w:spacing w:after="40" w:before="0"/>
               <w:jc w:val="left"/>
             </w:pPr>
@@ -9213,6 +9426,7 @@
           </w:tcPr>
           <w:p>
             <w:pPr>
+              <w:keepNext w:val="false"/>
               <w:spacing w:after="40" w:before="0"/>
               <w:jc w:val="left"/>
             </w:pPr>
@@ -9247,6 +9461,7 @@
           </w:tcPr>
           <w:p>
             <w:pPr>
+              <w:keepNext w:val="false"/>
               <w:spacing w:after="40" w:before="0"/>
               <w:jc w:val="left"/>
             </w:pPr>
@@ -9279,6 +9494,7 @@
           </w:tcPr>
           <w:p>
             <w:pPr>
+              <w:keepNext w:val="false"/>
               <w:spacing w:after="40" w:before="0"/>
               <w:jc w:val="left"/>
             </w:pPr>
@@ -9313,6 +9529,7 @@
           </w:tcPr>
           <w:p>
             <w:pPr>
+              <w:keepNext w:val="false"/>
               <w:spacing w:after="40" w:before="0"/>
               <w:jc w:val="left"/>
             </w:pPr>
@@ -9345,6 +9562,7 @@
           </w:tcPr>
           <w:p>
             <w:pPr>
+              <w:keepNext w:val="false"/>
               <w:spacing w:after="40" w:before="0"/>
               <w:jc w:val="left"/>
             </w:pPr>
@@ -9379,6 +9597,7 @@
           </w:tcPr>
           <w:p>
             <w:pPr>
+              <w:keepNext w:val="false"/>
               <w:spacing w:after="40" w:before="0"/>
               <w:jc w:val="left"/>
             </w:pPr>
@@ -9411,6 +9630,7 @@
           </w:tcPr>
           <w:p>
             <w:pPr>
+              <w:keepNext w:val="false"/>
               <w:spacing w:after="40" w:before="0"/>
               <w:jc w:val="left"/>
             </w:pPr>
@@ -9470,6 +9690,7 @@
           </w:tcPr>
           <w:p>
             <w:pPr>
+              <w:keepNext w:val="false"/>
               <w:spacing w:after="40" w:before="0"/>
               <w:jc w:val="center"/>
             </w:pPr>
@@ -9504,6 +9725,7 @@
           </w:tcPr>
           <w:p>
             <w:pPr>
+              <w:keepNext w:val="false"/>
               <w:spacing w:after="40" w:before="0"/>
               <w:jc w:val="left"/>
             </w:pPr>
@@ -9568,6 +9790,7 @@
           </w:tcPr>
           <w:p>
             <w:pPr>
+              <w:keepNext w:val="false"/>
               <w:spacing w:after="40" w:before="0"/>
               <w:jc w:val="center"/>
             </w:pPr>
@@ -9602,6 +9825,7 @@
           </w:tcPr>
           <w:p>
             <w:pPr>
+              <w:keepNext w:val="false"/>
               <w:spacing w:after="40" w:before="0"/>
               <w:jc w:val="left"/>
             </w:pPr>
@@ -9634,6 +9858,7 @@
           </w:tcPr>
           <w:p>
             <w:pPr>
+              <w:keepNext w:val="false"/>
               <w:spacing w:after="40" w:before="0"/>
               <w:jc w:val="left"/>
             </w:pPr>
@@ -9666,6 +9891,7 @@
           </w:tcPr>
           <w:p>
             <w:pPr>
+              <w:keepNext w:val="false"/>
               <w:spacing w:after="40" w:before="0"/>
               <w:jc w:val="left"/>
             </w:pPr>
@@ -9698,6 +9924,7 @@
           </w:tcPr>
           <w:p>
             <w:pPr>
+              <w:keepNext w:val="false"/>
               <w:spacing w:after="40" w:before="0"/>
               <w:jc w:val="left"/>
             </w:pPr>
@@ -9730,6 +9957,7 @@
           </w:tcPr>
           <w:p>
             <w:pPr>
+              <w:keepNext w:val="false"/>
               <w:spacing w:after="40" w:before="0"/>
               <w:jc w:val="left"/>
             </w:pPr>
@@ -9764,6 +9992,7 @@
           </w:tcPr>
           <w:p>
             <w:pPr>
+              <w:keepNext w:val="false"/>
               <w:spacing w:after="40" w:before="0"/>
               <w:jc w:val="left"/>
             </w:pPr>
@@ -9801,7 +10030,7 @@
             <w:pPr>
               <w:spacing w:after="20" w:before="0"/>
             </w:pPr>
-            <w:hyperlink w:history="1" r:id="rIddjjyffzsvvxpn0ee4rmmi">
+            <w:hyperlink w:history="1" r:id="rIdajkqlhccixakrgrnzcsjr">
               <w:r>
                 <w:rPr>
                   <w:rFonts w:ascii="Arial" w:cs="Arial" w:eastAsia="Arial" w:hAnsi="Arial"/>
@@ -9834,7 +10063,7 @@
               <w:spacing w:after="10" w:before="0"/>
               <w:ind w:left="120"/>
             </w:pPr>
-            <w:hyperlink w:history="1" r:id="rIdtb5neeqm5mcxzsdq3iji9">
+            <w:hyperlink w:history="1" r:id="rIdymqdpr4alpzej-ncjw7mk">
               <w:r>
                 <w:rPr>
                   <w:rFonts w:ascii="Arial" w:cs="Arial" w:eastAsia="Arial" w:hAnsi="Arial"/>
@@ -9879,7 +10108,7 @@
             <w:pPr>
               <w:spacing w:after="20" w:before="0"/>
             </w:pPr>
-            <w:hyperlink w:history="1" r:id="rId9afp7hn1lk4nabs7ly7of">
+            <w:hyperlink w:history="1" r:id="rIdlrgn2ap7bmiwulfbfnpvq">
               <w:r>
                 <w:rPr>
                   <w:rFonts w:ascii="Arial" w:cs="Arial" w:eastAsia="Arial" w:hAnsi="Arial"/>
@@ -9912,7 +10141,7 @@
               <w:spacing w:after="10" w:before="0"/>
               <w:ind w:left="120"/>
             </w:pPr>
-            <w:hyperlink w:history="1" r:id="rId5lvonj4sftpgspe3kcqae">
+            <w:hyperlink w:history="1" r:id="rIdkyrbj53os0z5llw621jgx">
               <w:r>
                 <w:rPr>
                   <w:rFonts w:ascii="Arial" w:cs="Arial" w:eastAsia="Arial" w:hAnsi="Arial"/>
@@ -9940,6 +10169,7 @@
           </w:tcPr>
           <w:p>
             <w:pPr>
+              <w:keepNext w:val="false"/>
               <w:spacing w:after="40" w:before="0"/>
               <w:jc w:val="left"/>
             </w:pPr>
@@ -9972,6 +10202,7 @@
           </w:tcPr>
           <w:p>
             <w:pPr>
+              <w:keepNext w:val="false"/>
               <w:spacing w:after="40" w:before="0"/>
               <w:jc w:val="left"/>
             </w:pPr>
@@ -10004,6 +10235,7 @@
           </w:tcPr>
           <w:p>
             <w:pPr>
+              <w:keepNext w:val="false"/>
               <w:spacing w:after="40" w:before="0"/>
               <w:jc w:val="left"/>
             </w:pPr>
@@ -10036,6 +10268,7 @@
           </w:tcPr>
           <w:p>
             <w:pPr>
+              <w:keepNext w:val="false"/>
               <w:spacing w:after="40" w:before="0"/>
               <w:jc w:val="left"/>
             </w:pPr>
@@ -10070,6 +10303,7 @@
           </w:tcPr>
           <w:p>
             <w:pPr>
+              <w:keepNext w:val="false"/>
               <w:spacing w:after="40" w:before="0"/>
               <w:jc w:val="left"/>
             </w:pPr>
@@ -10107,7 +10341,7 @@
             <w:pPr>
               <w:spacing w:after="20" w:before="0"/>
             </w:pPr>
-            <w:hyperlink w:history="1" r:id="rIdvpfig9y-ztkawwpm6_sx1">
+            <w:hyperlink w:history="1" r:id="rIdaprsqge_fkmhjgt9ocvat">
               <w:r>
                 <w:rPr>
                   <w:rFonts w:ascii="Arial" w:cs="Arial" w:eastAsia="Arial" w:hAnsi="Arial"/>
@@ -10140,7 +10374,7 @@
               <w:spacing w:after="10" w:before="0"/>
               <w:ind w:left="120"/>
             </w:pPr>
-            <w:hyperlink w:history="1" r:id="rId8ocreu5nsj7lmbv1xv_2p">
+            <w:hyperlink w:history="1" r:id="rIdf-xlms3d5esauyfzqd-up">
               <w:r>
                 <w:rPr>
                   <w:rFonts w:ascii="Arial" w:cs="Arial" w:eastAsia="Arial" w:hAnsi="Arial"/>
@@ -10185,7 +10419,7 @@
             <w:pPr>
               <w:spacing w:after="20" w:before="0"/>
             </w:pPr>
-            <w:hyperlink w:history="1" r:id="rIdfwvwff1azj8psbrxtsuob">
+            <w:hyperlink w:history="1" r:id="rIdvl024wcbyxjtfb3a557dc">
               <w:r>
                 <w:rPr>
                   <w:rFonts w:ascii="Arial" w:cs="Arial" w:eastAsia="Arial" w:hAnsi="Arial"/>
@@ -10218,7 +10452,7 @@
               <w:spacing w:after="10" w:before="0"/>
               <w:ind w:left="120"/>
             </w:pPr>
-            <w:hyperlink w:history="1" r:id="rIdgekemcigqzpnccj7eqqrv">
+            <w:hyperlink w:history="1" r:id="rIdu0f5lmlh_q9xl7ks0oqm6">
               <w:r>
                 <w:rPr>
                   <w:rFonts w:ascii="Arial" w:cs="Arial" w:eastAsia="Arial" w:hAnsi="Arial"/>
@@ -10246,6 +10480,7 @@
           </w:tcPr>
           <w:p>
             <w:pPr>
+              <w:keepNext w:val="false"/>
               <w:spacing w:after="40" w:before="0"/>
               <w:jc w:val="left"/>
             </w:pPr>
@@ -10278,6 +10513,7 @@
           </w:tcPr>
           <w:p>
             <w:pPr>
+              <w:keepNext w:val="false"/>
               <w:spacing w:after="40" w:before="0"/>
               <w:jc w:val="left"/>
             </w:pPr>
@@ -10310,6 +10546,7 @@
           </w:tcPr>
           <w:p>
             <w:pPr>
+              <w:keepNext w:val="false"/>
               <w:spacing w:after="40" w:before="0"/>
               <w:jc w:val="left"/>
             </w:pPr>
@@ -10342,6 +10579,7 @@
           </w:tcPr>
           <w:p>
             <w:pPr>
+              <w:keepNext w:val="false"/>
               <w:spacing w:after="40" w:before="0"/>
               <w:jc w:val="left"/>
             </w:pPr>
@@ -10376,6 +10614,7 @@
           </w:tcPr>
           <w:p>
             <w:pPr>
+              <w:keepNext w:val="false"/>
               <w:spacing w:after="40" w:before="0"/>
               <w:jc w:val="left"/>
             </w:pPr>
@@ -10413,7 +10652,7 @@
             <w:pPr>
               <w:spacing w:after="20" w:before="0"/>
             </w:pPr>
-            <w:hyperlink w:history="1" r:id="rIde0ck-xxgaihlo2mfgyu7q">
+            <w:hyperlink w:history="1" r:id="rIdsjj-2gmyffd3swtzfkk4a">
               <w:r>
                 <w:rPr>
                   <w:rFonts w:ascii="Arial" w:cs="Arial" w:eastAsia="Arial" w:hAnsi="Arial"/>
@@ -10446,7 +10685,7 @@
               <w:spacing w:after="10" w:before="0"/>
               <w:ind w:left="120"/>
             </w:pPr>
-            <w:hyperlink w:history="1" r:id="rIdrji2l5faiywbtx-rtrzol">
+            <w:hyperlink w:history="1" r:id="rIdyirjvcatn4jkpnk_uigiq">
               <w:r>
                 <w:rPr>
                   <w:rFonts w:ascii="Arial" w:cs="Arial" w:eastAsia="Arial" w:hAnsi="Arial"/>
@@ -10491,7 +10730,7 @@
             <w:pPr>
               <w:spacing w:after="20" w:before="0"/>
             </w:pPr>
-            <w:hyperlink w:history="1" r:id="rId1ib5-olfhx8lwxphm8cc3">
+            <w:hyperlink w:history="1" r:id="rIdpkcba6n9g46wts_okejri">
               <w:r>
                 <w:rPr>
                   <w:rFonts w:ascii="Arial" w:cs="Arial" w:eastAsia="Arial" w:hAnsi="Arial"/>
@@ -10524,7 +10763,7 @@
               <w:spacing w:after="10" w:before="0"/>
               <w:ind w:left="120"/>
             </w:pPr>
-            <w:hyperlink w:history="1" r:id="rIdpeao2gs6ysstbrtwov_fz">
+            <w:hyperlink w:history="1" r:id="rId-czoqpfxhoi8qijmij676">
               <w:r>
                 <w:rPr>
                   <w:rFonts w:ascii="Arial" w:cs="Arial" w:eastAsia="Arial" w:hAnsi="Arial"/>
@@ -10552,6 +10791,7 @@
           </w:tcPr>
           <w:p>
             <w:pPr>
+              <w:keepNext w:val="false"/>
               <w:spacing w:after="40" w:before="0"/>
               <w:jc w:val="left"/>
             </w:pPr>
@@ -10584,6 +10824,7 @@
           </w:tcPr>
           <w:p>
             <w:pPr>
+              <w:keepNext w:val="false"/>
               <w:spacing w:after="40" w:before="0"/>
               <w:jc w:val="left"/>
             </w:pPr>
@@ -10616,6 +10857,7 @@
           </w:tcPr>
           <w:p>
             <w:pPr>
+              <w:keepNext w:val="false"/>
               <w:spacing w:after="40" w:before="0"/>
               <w:jc w:val="left"/>
             </w:pPr>
@@ -10648,6 +10890,7 @@
           </w:tcPr>
           <w:p>
             <w:pPr>
+              <w:keepNext w:val="false"/>
               <w:spacing w:after="40" w:before="0"/>
               <w:jc w:val="left"/>
             </w:pPr>
@@ -10682,6 +10925,7 @@
           </w:tcPr>
           <w:p>
             <w:pPr>
+              <w:keepNext w:val="false"/>
               <w:spacing w:after="40" w:before="0"/>
               <w:jc w:val="left"/>
             </w:pPr>
@@ -10719,7 +10963,7 @@
             <w:pPr>
               <w:spacing w:after="20" w:before="0"/>
             </w:pPr>
-            <w:hyperlink w:history="1" r:id="rIdelvr7v0vda8jjlewvsj4e">
+            <w:hyperlink w:history="1" r:id="rId4q8_gz2me2_0ysavm3hpm">
               <w:r>
                 <w:rPr>
                   <w:rFonts w:ascii="Arial" w:cs="Arial" w:eastAsia="Arial" w:hAnsi="Arial"/>
@@ -10752,7 +10996,7 @@
               <w:spacing w:after="10" w:before="0"/>
               <w:ind w:left="120"/>
             </w:pPr>
-            <w:hyperlink w:history="1" r:id="rIdqhwzejetpezbf-0bmsdpz">
+            <w:hyperlink w:history="1" r:id="rIdwdgjlzgfhbpp-dvga4wmn">
               <w:r>
                 <w:rPr>
                   <w:rFonts w:ascii="Arial" w:cs="Arial" w:eastAsia="Arial" w:hAnsi="Arial"/>
@@ -10797,7 +11041,7 @@
             <w:pPr>
               <w:spacing w:after="20" w:before="0"/>
             </w:pPr>
-            <w:hyperlink w:history="1" r:id="rIdjx6trnomemslhuzhayb4r">
+            <w:hyperlink w:history="1" r:id="rId6uyrbblc8r6fp3nrfuish">
               <w:r>
                 <w:rPr>
                   <w:rFonts w:ascii="Arial" w:cs="Arial" w:eastAsia="Arial" w:hAnsi="Arial"/>
@@ -10830,7 +11074,7 @@
               <w:spacing w:after="10" w:before="0"/>
               <w:ind w:left="120"/>
             </w:pPr>
-            <w:hyperlink w:history="1" r:id="rIdwnvzncqpmbqgwxc6kkrtk">
+            <w:hyperlink w:history="1" r:id="rIdgzwovcffksryjlzd9lbd1">
               <w:r>
                 <w:rPr>
                   <w:rFonts w:ascii="Arial" w:cs="Arial" w:eastAsia="Arial" w:hAnsi="Arial"/>
@@ -10858,6 +11102,7 @@
           </w:tcPr>
           <w:p>
             <w:pPr>
+              <w:keepNext w:val="false"/>
               <w:spacing w:after="40" w:before="0"/>
               <w:jc w:val="left"/>
             </w:pPr>
@@ -10890,6 +11135,7 @@
           </w:tcPr>
           <w:p>
             <w:pPr>
+              <w:keepNext w:val="false"/>
               <w:spacing w:after="40" w:before="0"/>
               <w:jc w:val="left"/>
             </w:pPr>
@@ -10922,6 +11168,7 @@
           </w:tcPr>
           <w:p>
             <w:pPr>
+              <w:keepNext w:val="false"/>
               <w:spacing w:after="40" w:before="0"/>
               <w:jc w:val="left"/>
             </w:pPr>
@@ -10954,6 +11201,7 @@
           </w:tcPr>
           <w:p>
             <w:pPr>
+              <w:keepNext w:val="false"/>
               <w:spacing w:after="40" w:before="0"/>
               <w:jc w:val="left"/>
             </w:pPr>
@@ -10988,6 +11236,7 @@
           </w:tcPr>
           <w:p>
             <w:pPr>
+              <w:keepNext w:val="false"/>
               <w:spacing w:after="40" w:before="0"/>
               <w:jc w:val="left"/>
             </w:pPr>
@@ -11025,7 +11274,7 @@
             <w:pPr>
               <w:spacing w:after="20" w:before="0"/>
             </w:pPr>
-            <w:hyperlink w:history="1" r:id="rIdrmtdytmx7smc6cfzb8aku">
+            <w:hyperlink w:history="1" r:id="rIdln2ojaor9mq78feccwmlv">
               <w:r>
                 <w:rPr>
                   <w:rFonts w:ascii="Arial" w:cs="Arial" w:eastAsia="Arial" w:hAnsi="Arial"/>
@@ -11058,7 +11307,7 @@
               <w:spacing w:after="10" w:before="0"/>
               <w:ind w:left="120"/>
             </w:pPr>
-            <w:hyperlink w:history="1" r:id="rIdnrlxbhwzoae0cfjmkpiix">
+            <w:hyperlink w:history="1" r:id="rIduzhhf53knzsy9ni2fw5yw">
               <w:r>
                 <w:rPr>
                   <w:rFonts w:ascii="Arial" w:cs="Arial" w:eastAsia="Arial" w:hAnsi="Arial"/>
@@ -11103,7 +11352,7 @@
             <w:pPr>
               <w:spacing w:after="20" w:before="0"/>
             </w:pPr>
-            <w:hyperlink w:history="1" r:id="rIdfm-shli4_uz1neaaflg4c">
+            <w:hyperlink w:history="1" r:id="rIdaihw7hsrmhmiahgei6z20">
               <w:r>
                 <w:rPr>
                   <w:rFonts w:ascii="Arial" w:cs="Arial" w:eastAsia="Arial" w:hAnsi="Arial"/>
@@ -11152,7 +11401,7 @@
               <w:spacing w:after="10" w:before="0"/>
               <w:ind w:left="120"/>
             </w:pPr>
-            <w:hyperlink w:history="1" r:id="rIdvb8puldhfqvrdrbbgzhz7">
+            <w:hyperlink w:history="1" r:id="rId8pactu44rb4wqicmcaace">
               <w:r>
                 <w:rPr>
                   <w:rFonts w:ascii="Arial" w:cs="Arial" w:eastAsia="Arial" w:hAnsi="Arial"/>
@@ -11180,6 +11429,7 @@
           </w:tcPr>
           <w:p>
             <w:pPr>
+              <w:keepNext w:val="false"/>
               <w:spacing w:after="40" w:before="0"/>
               <w:jc w:val="left"/>
             </w:pPr>
@@ -11212,6 +11462,7 @@
           </w:tcPr>
           <w:p>
             <w:pPr>
+              <w:keepNext w:val="false"/>
               <w:spacing w:after="40" w:before="0"/>
               <w:jc w:val="left"/>
             </w:pPr>
@@ -11244,6 +11495,7 @@
           </w:tcPr>
           <w:p>
             <w:pPr>
+              <w:keepNext w:val="false"/>
               <w:spacing w:after="40" w:before="0"/>
               <w:jc w:val="left"/>
             </w:pPr>
@@ -11276,6 +11528,7 @@
           </w:tcPr>
           <w:p>
             <w:pPr>
+              <w:keepNext w:val="false"/>
               <w:spacing w:after="40" w:before="0"/>
               <w:jc w:val="left"/>
             </w:pPr>
@@ -11335,6 +11588,7 @@
           </w:tcPr>
           <w:p>
             <w:pPr>
+              <w:keepNext w:val="false"/>
               <w:spacing w:after="40" w:before="0"/>
               <w:jc w:val="center"/>
             </w:pPr>
@@ -11369,6 +11623,7 @@
           </w:tcPr>
           <w:p>
             <w:pPr>
+              <w:keepNext w:val="false"/>
               <w:spacing w:after="40" w:before="0"/>
               <w:jc w:val="left"/>
             </w:pPr>
@@ -11388,6 +11643,7 @@
           </w:p>
           <w:p>
             <w:pPr>
+              <w:keepNext w:val="false"/>
               <w:spacing w:after="40" w:before="0"/>
               <w:jc w:val="left"/>
             </w:pPr>
@@ -11407,6 +11663,7 @@
           </w:p>
           <w:p>
             <w:pPr>
+              <w:keepNext w:val="false"/>
               <w:spacing w:after="40" w:before="0"/>
               <w:jc w:val="left"/>
             </w:pPr>
@@ -11426,6 +11683,7 @@
           </w:p>
           <w:p>
             <w:pPr>
+              <w:keepNext w:val="false"/>
               <w:spacing w:after="40" w:before="0"/>
               <w:jc w:val="left"/>
             </w:pPr>
@@ -11445,6 +11703,7 @@
           </w:p>
           <w:p>
             <w:pPr>
+              <w:keepNext w:val="false"/>
               <w:spacing w:after="40" w:before="0"/>
               <w:jc w:val="left"/>
             </w:pPr>
@@ -11464,6 +11723,7 @@
           </w:p>
           <w:p>
             <w:pPr>
+              <w:keepNext w:val="false"/>
               <w:spacing w:after="40" w:before="0"/>
               <w:jc w:val="left"/>
             </w:pPr>
@@ -11483,6 +11743,7 @@
           </w:p>
           <w:p>
             <w:pPr>
+              <w:keepNext w:val="false"/>
               <w:spacing w:after="40" w:before="0"/>
               <w:jc w:val="left"/>
             </w:pPr>
@@ -11502,6 +11763,7 @@
           </w:p>
           <w:p>
             <w:pPr>
+              <w:keepNext w:val="false"/>
               <w:spacing w:after="40" w:before="0"/>
               <w:jc w:val="left"/>
             </w:pPr>
@@ -11521,6 +11783,7 @@
           </w:p>
           <w:p>
             <w:pPr>
+              <w:keepNext w:val="false"/>
               <w:spacing w:after="40" w:before="0"/>
               <w:jc w:val="left"/>
             </w:pPr>
@@ -11540,6 +11803,7 @@
           </w:p>
           <w:p>
             <w:pPr>
+              <w:keepNext w:val="false"/>
               <w:spacing w:after="40" w:before="0"/>
               <w:jc w:val="left"/>
             </w:pPr>
@@ -11559,6 +11823,7 @@
           </w:p>
           <w:p>
             <w:pPr>
+              <w:keepNext w:val="false"/>
               <w:spacing w:after="40" w:before="0"/>
               <w:jc w:val="left"/>
             </w:pPr>
@@ -11620,6 +11885,7 @@
           </w:tcPr>
           <w:p>
             <w:pPr>
+              <w:keepNext w:val="false"/>
               <w:spacing w:after="40" w:before="0"/>
               <w:jc w:val="center"/>
             </w:pPr>
@@ -11654,6 +11920,7 @@
           </w:tcPr>
           <w:p>
             <w:pPr>
+              <w:keepNext w:val="false"/>
               <w:spacing w:after="40" w:before="0"/>
               <w:jc w:val="left"/>
             </w:pPr>
@@ -11686,6 +11953,7 @@
           </w:tcPr>
           <w:p>
             <w:pPr>
+              <w:keepNext w:val="false"/>
               <w:spacing w:after="40" w:before="0"/>
               <w:jc w:val="left"/>
             </w:pPr>
@@ -11720,6 +11988,7 @@
           </w:tcPr>
           <w:p>
             <w:pPr>
+              <w:keepNext w:val="false"/>
               <w:spacing w:after="40" w:before="0"/>
               <w:jc w:val="left"/>
             </w:pPr>
@@ -11752,6 +12021,7 @@
           </w:tcPr>
           <w:p>
             <w:pPr>
+              <w:keepNext w:val="false"/>
               <w:spacing w:after="40" w:before="0"/>
               <w:jc w:val="left"/>
             </w:pPr>
@@ -11786,6 +12056,7 @@
           </w:tcPr>
           <w:p>
             <w:pPr>
+              <w:keepNext w:val="false"/>
               <w:spacing w:after="40" w:before="0"/>
               <w:jc w:val="left"/>
             </w:pPr>
@@ -11818,6 +12089,7 @@
           </w:tcPr>
           <w:p>
             <w:pPr>
+              <w:keepNext w:val="false"/>
               <w:spacing w:after="40" w:before="0"/>
               <w:jc w:val="left"/>
             </w:pPr>
@@ -11854,7 +12126,7 @@
         </w:rPr>
         <w:t xml:space="preserve">© 2026 SeaVuria and ARES. Aligned with KICD objectives. Developed by SeaVuria; technical implementation by ARES (with AI assistance from Claude). Licensed under </w:t>
       </w:r>
-      <w:hyperlink w:history="1" r:id="rIdywulblt8tnl_2dtllpw20">
+      <w:hyperlink w:history="1" r:id="rId-rd4s_wc487hicu8la3ah">
         <w:r>
           <w:rPr>
             <w:rFonts w:ascii="Arial" w:cs="Arial" w:eastAsia="Arial" w:hAnsi="Arial"/>
@@ -11875,7 +12147,7 @@
         </w:rPr>
         <w:t xml:space="preserve"> (</w:t>
       </w:r>
-      <w:hyperlink w:history="1" r:id="rIdhjqzde8kywdourdnpgmnp">
+      <w:hyperlink w:history="1" r:id="rIda3ogzmbqmvzxorvkhueu4">
         <w:r>
           <w:rPr>
             <w:rFonts w:ascii="Arial" w:cs="Arial" w:eastAsia="Arial" w:hAnsi="Arial"/>
@@ -11935,6 +12207,7 @@
           </w:tcPr>
           <w:p>
             <w:pPr>
+              <w:keepNext w:val="false"/>
               <w:spacing w:after="40" w:before="0"/>
               <w:jc w:val="center"/>
             </w:pPr>
@@ -11970,6 +12243,7 @@
           </w:tcPr>
           <w:p>
             <w:pPr>
+              <w:keepNext w:val="false"/>
               <w:spacing w:after="40" w:before="0"/>
               <w:jc w:val="center"/>
             </w:pPr>
@@ -12004,6 +12278,7 @@
           </w:tcPr>
           <w:p>
             <w:pPr>
+              <w:keepNext w:val="false"/>
               <w:spacing w:after="40" w:before="0"/>
               <w:jc w:val="left"/>
             </w:pPr>
@@ -12036,6 +12311,7 @@
           </w:tcPr>
           <w:p>
             <w:pPr>
+              <w:keepNext w:val="false"/>
               <w:spacing w:after="40" w:before="0"/>
               <w:jc w:val="left"/>
             </w:pPr>
@@ -12070,6 +12346,7 @@
           </w:tcPr>
           <w:p>
             <w:pPr>
+              <w:keepNext w:val="false"/>
               <w:spacing w:after="40" w:before="0"/>
               <w:jc w:val="left"/>
             </w:pPr>
@@ -12102,6 +12379,7 @@
           </w:tcPr>
           <w:p>
             <w:pPr>
+              <w:keepNext w:val="false"/>
               <w:spacing w:after="40" w:before="0"/>
               <w:jc w:val="left"/>
             </w:pPr>
@@ -12136,6 +12414,7 @@
           </w:tcPr>
           <w:p>
             <w:pPr>
+              <w:keepNext w:val="false"/>
               <w:spacing w:after="40" w:before="0"/>
               <w:jc w:val="left"/>
             </w:pPr>
@@ -12243,6 +12522,7 @@
           </w:tcPr>
           <w:p>
             <w:pPr>
+              <w:keepNext w:val="false"/>
               <w:spacing w:after="40" w:before="0"/>
               <w:jc w:val="left"/>
             </w:pPr>
@@ -12330,6 +12610,7 @@
           </w:tcPr>
           <w:p>
             <w:pPr>
+              <w:keepNext w:val="false"/>
               <w:spacing w:after="40" w:before="0"/>
               <w:jc w:val="left"/>
             </w:pPr>
@@ -12417,6 +12698,7 @@
           </w:tcPr>
           <w:p>
             <w:pPr>
+              <w:keepNext w:val="false"/>
               <w:spacing w:after="40" w:before="0"/>
               <w:jc w:val="left"/>
             </w:pPr>
@@ -12449,6 +12731,7 @@
           </w:tcPr>
           <w:p>
             <w:pPr>
+              <w:keepNext w:val="false"/>
               <w:spacing w:after="40" w:before="0"/>
               <w:jc w:val="left"/>
             </w:pPr>
@@ -12483,6 +12766,7 @@
           </w:tcPr>
           <w:p>
             <w:pPr>
+              <w:keepNext w:val="false"/>
               <w:spacing w:after="40" w:before="0"/>
               <w:jc w:val="left"/>
             </w:pPr>
@@ -12515,6 +12799,7 @@
           </w:tcPr>
           <w:p>
             <w:pPr>
+              <w:keepNext w:val="false"/>
               <w:spacing w:after="40" w:before="0"/>
               <w:jc w:val="left"/>
             </w:pPr>
@@ -12549,6 +12834,7 @@
           </w:tcPr>
           <w:p>
             <w:pPr>
+              <w:keepNext w:val="false"/>
               <w:spacing w:after="40" w:before="0"/>
               <w:jc w:val="left"/>
             </w:pPr>
@@ -12581,6 +12867,7 @@
           </w:tcPr>
           <w:p>
             <w:pPr>
+              <w:keepNext w:val="false"/>
               <w:spacing w:after="40" w:before="0"/>
               <w:jc w:val="left"/>
             </w:pPr>
@@ -12640,6 +12927,7 @@
           </w:tcPr>
           <w:p>
             <w:pPr>
+              <w:keepNext w:val="false"/>
               <w:spacing w:after="40" w:before="0"/>
               <w:jc w:val="center"/>
             </w:pPr>
@@ -12674,6 +12962,7 @@
           </w:tcPr>
           <w:p>
             <w:pPr>
+              <w:keepNext w:val="false"/>
               <w:spacing w:after="40" w:before="0"/>
               <w:jc w:val="left"/>
             </w:pPr>
@@ -12693,6 +12982,7 @@
           </w:p>
           <w:p>
             <w:pPr>
+              <w:keepNext w:val="false"/>
               <w:spacing w:after="40" w:before="0"/>
               <w:jc w:val="left"/>
             </w:pPr>
@@ -12712,6 +13002,7 @@
           </w:p>
           <w:p>
             <w:pPr>
+              <w:keepNext w:val="false"/>
               <w:spacing w:after="40" w:before="0"/>
               <w:jc w:val="left"/>
             </w:pPr>
@@ -12731,6 +13022,7 @@
           </w:p>
           <w:p>
             <w:pPr>
+              <w:keepNext w:val="false"/>
               <w:spacing w:after="40" w:before="0"/>
               <w:jc w:val="left"/>
             </w:pPr>
@@ -12750,6 +13042,7 @@
           </w:p>
           <w:p>
             <w:pPr>
+              <w:keepNext w:val="false"/>
               <w:spacing w:after="40" w:before="0"/>
               <w:jc w:val="left"/>
             </w:pPr>
@@ -12814,6 +13107,7 @@
           </w:tcPr>
           <w:p>
             <w:pPr>
+              <w:keepNext w:val="false"/>
               <w:spacing w:after="40" w:before="0"/>
               <w:jc w:val="center"/>
             </w:pPr>
@@ -12848,6 +13142,7 @@
           </w:tcPr>
           <w:p>
             <w:pPr>
+              <w:keepNext w:val="false"/>
               <w:spacing w:after="40" w:before="0"/>
               <w:jc w:val="left"/>
             </w:pPr>
@@ -12880,6 +13175,7 @@
           </w:tcPr>
           <w:p>
             <w:pPr>
+              <w:keepNext w:val="false"/>
               <w:spacing w:after="40" w:before="0"/>
               <w:jc w:val="left"/>
             </w:pPr>
@@ -12912,6 +13208,7 @@
           </w:tcPr>
           <w:p>
             <w:pPr>
+              <w:keepNext w:val="false"/>
               <w:spacing w:after="40" w:before="0"/>
               <w:jc w:val="left"/>
             </w:pPr>
@@ -12944,6 +13241,7 @@
           </w:tcPr>
           <w:p>
             <w:pPr>
+              <w:keepNext w:val="false"/>
               <w:spacing w:after="40" w:before="0"/>
               <w:jc w:val="left"/>
             </w:pPr>
@@ -12976,6 +13274,7 @@
           </w:tcPr>
           <w:p>
             <w:pPr>
+              <w:keepNext w:val="false"/>
               <w:spacing w:after="40" w:before="0"/>
               <w:jc w:val="left"/>
             </w:pPr>
@@ -13010,6 +13309,7 @@
           </w:tcPr>
           <w:p>
             <w:pPr>
+              <w:keepNext w:val="false"/>
               <w:spacing w:after="40" w:before="0"/>
               <w:jc w:val="left"/>
             </w:pPr>
@@ -13047,7 +13347,7 @@
             <w:pPr>
               <w:spacing w:after="20" w:before="0"/>
             </w:pPr>
-            <w:hyperlink w:history="1" r:id="rIdhf0rpt61kvhql56b9ao8d">
+            <w:hyperlink w:history="1" r:id="rIdkjeb8soxvumu8-qr9w4zm">
               <w:r>
                 <w:rPr>
                   <w:rFonts w:ascii="Arial" w:cs="Arial" w:eastAsia="Arial" w:hAnsi="Arial"/>
@@ -13080,7 +13380,7 @@
               <w:spacing w:after="10" w:before="0"/>
               <w:ind w:left="120"/>
             </w:pPr>
-            <w:hyperlink w:history="1" r:id="rIdrumnq42ejwrhhff5-zcoe">
+            <w:hyperlink w:history="1" r:id="rIdcdlgstddxdcfouwwp1aij">
               <w:r>
                 <w:rPr>
                   <w:rFonts w:ascii="Arial" w:cs="Arial" w:eastAsia="Arial" w:hAnsi="Arial"/>
@@ -13125,7 +13425,7 @@
             <w:pPr>
               <w:spacing w:after="20" w:before="0"/>
             </w:pPr>
-            <w:hyperlink w:history="1" r:id="rIdoi1f_adqkxgseaa6k5ylr">
+            <w:hyperlink w:history="1" r:id="rIdho8lq2gfdlihf7mftokbo">
               <w:r>
                 <w:rPr>
                   <w:rFonts w:ascii="Arial" w:cs="Arial" w:eastAsia="Arial" w:hAnsi="Arial"/>
@@ -13158,7 +13458,7 @@
               <w:spacing w:after="10" w:before="0"/>
               <w:ind w:left="120"/>
             </w:pPr>
-            <w:hyperlink w:history="1" r:id="rIdj8c2ylxzgtn80qgpibfk5">
+            <w:hyperlink w:history="1" r:id="rId2_yuzmqsn4qro61m9h3ai">
               <w:r>
                 <w:rPr>
                   <w:rFonts w:ascii="Arial" w:cs="Arial" w:eastAsia="Arial" w:hAnsi="Arial"/>
@@ -13186,6 +13486,7 @@
           </w:tcPr>
           <w:p>
             <w:pPr>
+              <w:keepNext w:val="false"/>
               <w:spacing w:after="40" w:before="0"/>
               <w:jc w:val="left"/>
             </w:pPr>
@@ -13218,6 +13519,7 @@
           </w:tcPr>
           <w:p>
             <w:pPr>
+              <w:keepNext w:val="false"/>
               <w:spacing w:after="40" w:before="0"/>
               <w:jc w:val="left"/>
             </w:pPr>
@@ -13250,6 +13552,7 @@
           </w:tcPr>
           <w:p>
             <w:pPr>
+              <w:keepNext w:val="false"/>
               <w:spacing w:after="40" w:before="0"/>
               <w:jc w:val="left"/>
             </w:pPr>
@@ -13282,6 +13585,7 @@
           </w:tcPr>
           <w:p>
             <w:pPr>
+              <w:keepNext w:val="false"/>
               <w:spacing w:after="40" w:before="0"/>
               <w:jc w:val="left"/>
             </w:pPr>
@@ -13316,6 +13620,7 @@
           </w:tcPr>
           <w:p>
             <w:pPr>
+              <w:keepNext w:val="false"/>
               <w:spacing w:after="40" w:before="0"/>
               <w:jc w:val="left"/>
             </w:pPr>
@@ -13353,7 +13658,7 @@
             <w:pPr>
               <w:spacing w:after="20" w:before="0"/>
             </w:pPr>
-            <w:hyperlink w:history="1" r:id="rIdkro_a7rhlsbyggbrhzwbn">
+            <w:hyperlink w:history="1" r:id="rIdeid1rttcqtzls60z9jsjm">
               <w:r>
                 <w:rPr>
                   <w:rFonts w:ascii="Arial" w:cs="Arial" w:eastAsia="Arial" w:hAnsi="Arial"/>
@@ -13386,7 +13691,7 @@
               <w:spacing w:after="10" w:before="0"/>
               <w:ind w:left="120"/>
             </w:pPr>
-            <w:hyperlink w:history="1" r:id="rIdx_8arlxiynwqsu5snn0z9">
+            <w:hyperlink w:history="1" r:id="rIdo7xj6cylbjpmufz0qtgip">
               <w:r>
                 <w:rPr>
                   <w:rFonts w:ascii="Arial" w:cs="Arial" w:eastAsia="Arial" w:hAnsi="Arial"/>
@@ -13431,7 +13736,7 @@
             <w:pPr>
               <w:spacing w:after="20" w:before="0"/>
             </w:pPr>
-            <w:hyperlink w:history="1" r:id="rIdusgiqfjb_jro8vp6izdsm">
+            <w:hyperlink w:history="1" r:id="rIdaqus40gcxx3pikflgbdok">
               <w:r>
                 <w:rPr>
                   <w:rFonts w:ascii="Arial" w:cs="Arial" w:eastAsia="Arial" w:hAnsi="Arial"/>
@@ -13464,7 +13769,7 @@
               <w:spacing w:after="10" w:before="0"/>
               <w:ind w:left="120"/>
             </w:pPr>
-            <w:hyperlink w:history="1" r:id="rIdlfgrq7y-ypqcir1ka1izq">
+            <w:hyperlink w:history="1" r:id="rIduu-zcfjxxkt8p6kgjmcbz">
               <w:r>
                 <w:rPr>
                   <w:rFonts w:ascii="Arial" w:cs="Arial" w:eastAsia="Arial" w:hAnsi="Arial"/>
@@ -13492,6 +13797,7 @@
           </w:tcPr>
           <w:p>
             <w:pPr>
+              <w:keepNext w:val="false"/>
               <w:spacing w:after="40" w:before="0"/>
               <w:jc w:val="left"/>
             </w:pPr>
@@ -13524,6 +13830,7 @@
           </w:tcPr>
           <w:p>
             <w:pPr>
+              <w:keepNext w:val="false"/>
               <w:spacing w:after="40" w:before="0"/>
               <w:jc w:val="left"/>
             </w:pPr>
@@ -13556,6 +13863,7 @@
           </w:tcPr>
           <w:p>
             <w:pPr>
+              <w:keepNext w:val="false"/>
               <w:spacing w:after="40" w:before="0"/>
               <w:jc w:val="left"/>
             </w:pPr>
@@ -13588,6 +13896,7 @@
           </w:tcPr>
           <w:p>
             <w:pPr>
+              <w:keepNext w:val="false"/>
               <w:spacing w:after="40" w:before="0"/>
               <w:jc w:val="left"/>
             </w:pPr>
@@ -13622,6 +13931,7 @@
           </w:tcPr>
           <w:p>
             <w:pPr>
+              <w:keepNext w:val="false"/>
               <w:spacing w:after="40" w:before="0"/>
               <w:jc w:val="left"/>
             </w:pPr>
@@ -13659,7 +13969,7 @@
             <w:pPr>
               <w:spacing w:after="20" w:before="0"/>
             </w:pPr>
-            <w:hyperlink w:history="1" r:id="rId4f9_x9phh7xwz8t7zsi_b">
+            <w:hyperlink w:history="1" r:id="rIdx0ucdviwkwkyq5ai3j1og">
               <w:r>
                 <w:rPr>
                   <w:rFonts w:ascii="Arial" w:cs="Arial" w:eastAsia="Arial" w:hAnsi="Arial"/>
@@ -13708,7 +14018,7 @@
               <w:spacing w:after="10" w:before="0"/>
               <w:ind w:left="120"/>
             </w:pPr>
-            <w:hyperlink w:history="1" r:id="rId3tbuijstjo6-8hwqnkfhz">
+            <w:hyperlink w:history="1" r:id="rIdvrjlrgmfjzzlwfapt0l_h">
               <w:r>
                 <w:rPr>
                   <w:rFonts w:ascii="Arial" w:cs="Arial" w:eastAsia="Arial" w:hAnsi="Arial"/>
@@ -13753,7 +14063,7 @@
             <w:pPr>
               <w:spacing w:after="20" w:before="0"/>
             </w:pPr>
-            <w:hyperlink w:history="1" r:id="rId5g_kulddytxiqbmbjh5eb">
+            <w:hyperlink w:history="1" r:id="rIdeawqfj5y8dniso8c48nxd">
               <w:r>
                 <w:rPr>
                   <w:rFonts w:ascii="Arial" w:cs="Arial" w:eastAsia="Arial" w:hAnsi="Arial"/>
@@ -13786,7 +14096,7 @@
               <w:spacing w:after="10" w:before="0"/>
               <w:ind w:left="120"/>
             </w:pPr>
-            <w:hyperlink w:history="1" r:id="rIdwx6h9ugi0etbstew8atcs">
+            <w:hyperlink w:history="1" r:id="rIdjycszij5cckaicqdflodc">
               <w:r>
                 <w:rPr>
                   <w:rFonts w:ascii="Arial" w:cs="Arial" w:eastAsia="Arial" w:hAnsi="Arial"/>
@@ -13814,6 +14124,7 @@
           </w:tcPr>
           <w:p>
             <w:pPr>
+              <w:keepNext w:val="false"/>
               <w:spacing w:after="40" w:before="0"/>
               <w:jc w:val="left"/>
             </w:pPr>
@@ -13846,6 +14157,7 @@
           </w:tcPr>
           <w:p>
             <w:pPr>
+              <w:keepNext w:val="false"/>
               <w:spacing w:after="40" w:before="0"/>
               <w:jc w:val="left"/>
             </w:pPr>
@@ -13878,6 +14190,7 @@
           </w:tcPr>
           <w:p>
             <w:pPr>
+              <w:keepNext w:val="false"/>
               <w:spacing w:after="40" w:before="0"/>
               <w:jc w:val="left"/>
             </w:pPr>
@@ -13910,6 +14223,7 @@
           </w:tcPr>
           <w:p>
             <w:pPr>
+              <w:keepNext w:val="false"/>
               <w:spacing w:after="40" w:before="0"/>
               <w:jc w:val="left"/>
             </w:pPr>
@@ -13944,6 +14258,7 @@
           </w:tcPr>
           <w:p>
             <w:pPr>
+              <w:keepNext w:val="false"/>
               <w:spacing w:after="40" w:before="0"/>
               <w:jc w:val="left"/>
             </w:pPr>
@@ -13981,7 +14296,7 @@
             <w:pPr>
               <w:spacing w:after="20" w:before="0"/>
             </w:pPr>
-            <w:hyperlink w:history="1" r:id="rIdlipnnca7v9gmwan6sehuu">
+            <w:hyperlink w:history="1" r:id="rIdxm5fqbn7haa42gadj0kat">
               <w:r>
                 <w:rPr>
                   <w:rFonts w:ascii="Arial" w:cs="Arial" w:eastAsia="Arial" w:hAnsi="Arial"/>
@@ -14030,7 +14345,7 @@
               <w:spacing w:after="10" w:before="0"/>
               <w:ind w:left="120"/>
             </w:pPr>
-            <w:hyperlink w:history="1" r:id="rIdbkxniebqjzurbzafjjhl1">
+            <w:hyperlink w:history="1" r:id="rIdwxpziea5y_qv-hd_fhuuo">
               <w:r>
                 <w:rPr>
                   <w:rFonts w:ascii="Arial" w:cs="Arial" w:eastAsia="Arial" w:hAnsi="Arial"/>
@@ -14075,7 +14390,7 @@
             <w:pPr>
               <w:spacing w:after="20" w:before="0"/>
             </w:pPr>
-            <w:hyperlink w:history="1" r:id="rIds63s_gyoig2f0pn2ggrqt">
+            <w:hyperlink w:history="1" r:id="rIdhxcdigd1aztblgq5-_mor">
               <w:r>
                 <w:rPr>
                   <w:rFonts w:ascii="Arial" w:cs="Arial" w:eastAsia="Arial" w:hAnsi="Arial"/>
@@ -14108,7 +14423,7 @@
               <w:spacing w:after="10" w:before="0"/>
               <w:ind w:left="120"/>
             </w:pPr>
-            <w:hyperlink w:history="1" r:id="rId7cukf2styzevc7j008dxc">
+            <w:hyperlink w:history="1" r:id="rIdvambo9fhfajlswrx4cwwh">
               <w:r>
                 <w:rPr>
                   <w:rFonts w:ascii="Arial" w:cs="Arial" w:eastAsia="Arial" w:hAnsi="Arial"/>
@@ -14136,6 +14451,7 @@
           </w:tcPr>
           <w:p>
             <w:pPr>
+              <w:keepNext w:val="false"/>
               <w:spacing w:after="40" w:before="0"/>
               <w:jc w:val="left"/>
             </w:pPr>
@@ -14168,6 +14484,7 @@
           </w:tcPr>
           <w:p>
             <w:pPr>
+              <w:keepNext w:val="false"/>
               <w:spacing w:after="40" w:before="0"/>
               <w:jc w:val="left"/>
             </w:pPr>
@@ -14200,6 +14517,7 @@
           </w:tcPr>
           <w:p>
             <w:pPr>
+              <w:keepNext w:val="false"/>
               <w:spacing w:after="40" w:before="0"/>
               <w:jc w:val="left"/>
             </w:pPr>
@@ -14232,6 +14550,7 @@
           </w:tcPr>
           <w:p>
             <w:pPr>
+              <w:keepNext w:val="false"/>
               <w:spacing w:after="40" w:before="0"/>
               <w:jc w:val="left"/>
             </w:pPr>
@@ -14266,6 +14585,7 @@
           </w:tcPr>
           <w:p>
             <w:pPr>
+              <w:keepNext w:val="false"/>
               <w:spacing w:after="40" w:before="0"/>
               <w:jc w:val="left"/>
             </w:pPr>
@@ -14303,7 +14623,7 @@
             <w:pPr>
               <w:spacing w:after="20" w:before="0"/>
             </w:pPr>
-            <w:hyperlink w:history="1" r:id="rIdl0p1wqkogjppzjqkpipgz">
+            <w:hyperlink w:history="1" r:id="rIdtylxkouv5t9isgnw6ajog">
               <w:r>
                 <w:rPr>
                   <w:rFonts w:ascii="Arial" w:cs="Arial" w:eastAsia="Arial" w:hAnsi="Arial"/>
@@ -14352,7 +14672,7 @@
               <w:spacing w:after="10" w:before="0"/>
               <w:ind w:left="120"/>
             </w:pPr>
-            <w:hyperlink w:history="1" r:id="rIdnafd4aunalb7kk9v1mxgv">
+            <w:hyperlink w:history="1" r:id="rIdl83bkbtbdvkoc2nfmwkv7">
               <w:r>
                 <w:rPr>
                   <w:rFonts w:ascii="Arial" w:cs="Arial" w:eastAsia="Arial" w:hAnsi="Arial"/>
@@ -14397,7 +14717,7 @@
             <w:pPr>
               <w:spacing w:after="20" w:before="0"/>
             </w:pPr>
-            <w:hyperlink w:history="1" r:id="rId6_ul_fgksnxvozqgv6jqu">
+            <w:hyperlink w:history="1" r:id="rIdrlygk7m6y388o2yofewu-">
               <w:r>
                 <w:rPr>
                   <w:rFonts w:ascii="Arial" w:cs="Arial" w:eastAsia="Arial" w:hAnsi="Arial"/>
@@ -14446,7 +14766,7 @@
               <w:spacing w:after="10" w:before="0"/>
               <w:ind w:left="120"/>
             </w:pPr>
-            <w:hyperlink w:history="1" r:id="rIdil91p24czc01uzji7l88r">
+            <w:hyperlink w:history="1" r:id="rId3edc7bclfaken5-gcknr6">
               <w:r>
                 <w:rPr>
                   <w:rFonts w:ascii="Arial" w:cs="Arial" w:eastAsia="Arial" w:hAnsi="Arial"/>
@@ -14474,6 +14794,7 @@
           </w:tcPr>
           <w:p>
             <w:pPr>
+              <w:keepNext w:val="false"/>
               <w:spacing w:after="40" w:before="0"/>
               <w:jc w:val="left"/>
             </w:pPr>
@@ -14506,6 +14827,7 @@
           </w:tcPr>
           <w:p>
             <w:pPr>
+              <w:keepNext w:val="false"/>
               <w:spacing w:after="40" w:before="0"/>
               <w:jc w:val="left"/>
             </w:pPr>
@@ -14538,6 +14860,7 @@
           </w:tcPr>
           <w:p>
             <w:pPr>
+              <w:keepNext w:val="false"/>
               <w:spacing w:after="40" w:before="0"/>
               <w:jc w:val="left"/>
             </w:pPr>
@@ -14570,6 +14893,7 @@
           </w:tcPr>
           <w:p>
             <w:pPr>
+              <w:keepNext w:val="false"/>
               <w:spacing w:after="40" w:before="0"/>
               <w:jc w:val="left"/>
             </w:pPr>
@@ -14629,6 +14953,7 @@
           </w:tcPr>
           <w:p>
             <w:pPr>
+              <w:keepNext w:val="false"/>
               <w:spacing w:after="40" w:before="0"/>
               <w:jc w:val="center"/>
             </w:pPr>
@@ -14663,6 +14988,7 @@
           </w:tcPr>
           <w:p>
             <w:pPr>
+              <w:keepNext w:val="false"/>
               <w:spacing w:after="40" w:before="0"/>
               <w:jc w:val="left"/>
             </w:pPr>
@@ -14682,6 +15008,7 @@
           </w:p>
           <w:p>
             <w:pPr>
+              <w:keepNext w:val="false"/>
               <w:spacing w:after="40" w:before="0"/>
               <w:jc w:val="left"/>
             </w:pPr>
@@ -14701,6 +15028,7 @@
           </w:p>
           <w:p>
             <w:pPr>
+              <w:keepNext w:val="false"/>
               <w:spacing w:after="40" w:before="0"/>
               <w:jc w:val="left"/>
             </w:pPr>
@@ -14720,6 +15048,7 @@
           </w:p>
           <w:p>
             <w:pPr>
+              <w:keepNext w:val="false"/>
               <w:spacing w:after="40" w:before="0"/>
               <w:jc w:val="left"/>
             </w:pPr>
@@ -14739,6 +15068,7 @@
           </w:p>
           <w:p>
             <w:pPr>
+              <w:keepNext w:val="false"/>
               <w:spacing w:after="40" w:before="0"/>
               <w:jc w:val="left"/>
             </w:pPr>
@@ -14758,6 +15088,7 @@
           </w:p>
           <w:p>
             <w:pPr>
+              <w:keepNext w:val="false"/>
               <w:spacing w:after="40" w:before="0"/>
               <w:jc w:val="left"/>
             </w:pPr>
@@ -14777,6 +15108,7 @@
           </w:p>
           <w:p>
             <w:pPr>
+              <w:keepNext w:val="false"/>
               <w:spacing w:after="40" w:before="0"/>
               <w:jc w:val="left"/>
             </w:pPr>
@@ -14796,6 +15128,7 @@
           </w:p>
           <w:p>
             <w:pPr>
+              <w:keepNext w:val="false"/>
               <w:spacing w:after="40" w:before="0"/>
               <w:jc w:val="left"/>
             </w:pPr>
@@ -14815,6 +15148,7 @@
           </w:p>
           <w:p>
             <w:pPr>
+              <w:keepNext w:val="false"/>
               <w:spacing w:after="40" w:before="0"/>
               <w:jc w:val="left"/>
             </w:pPr>
@@ -14876,6 +15210,7 @@
           </w:tcPr>
           <w:p>
             <w:pPr>
+              <w:keepNext w:val="false"/>
               <w:spacing w:after="40" w:before="0"/>
               <w:jc w:val="center"/>
             </w:pPr>
@@ -14910,6 +15245,7 @@
           </w:tcPr>
           <w:p>
             <w:pPr>
+              <w:keepNext w:val="false"/>
               <w:spacing w:after="40" w:before="0"/>
               <w:jc w:val="left"/>
             </w:pPr>
@@ -14942,6 +15278,7 @@
           </w:tcPr>
           <w:p>
             <w:pPr>
+              <w:keepNext w:val="false"/>
               <w:spacing w:after="40" w:before="0"/>
               <w:jc w:val="left"/>
             </w:pPr>
@@ -14976,6 +15313,7 @@
           </w:tcPr>
           <w:p>
             <w:pPr>
+              <w:keepNext w:val="false"/>
               <w:spacing w:after="40" w:before="0"/>
               <w:jc w:val="left"/>
             </w:pPr>
@@ -15008,6 +15346,7 @@
           </w:tcPr>
           <w:p>
             <w:pPr>
+              <w:keepNext w:val="false"/>
               <w:spacing w:after="40" w:before="0"/>
               <w:jc w:val="left"/>
             </w:pPr>
@@ -15042,6 +15381,7 @@
           </w:tcPr>
           <w:p>
             <w:pPr>
+              <w:keepNext w:val="false"/>
               <w:spacing w:after="40" w:before="0"/>
               <w:jc w:val="left"/>
             </w:pPr>
@@ -15074,6 +15414,7 @@
           </w:tcPr>
           <w:p>
             <w:pPr>
+              <w:keepNext w:val="false"/>
               <w:spacing w:after="40" w:before="0"/>
               <w:jc w:val="left"/>
             </w:pPr>
@@ -15110,7 +15451,7 @@
         </w:rPr>
         <w:t xml:space="preserve">© 2026 SeaVuria and ARES. Aligned with KICD objectives. Developed by SeaVuria; technical implementation by ARES (with AI assistance from Claude). Licensed under </w:t>
       </w:r>
-      <w:hyperlink w:history="1" r:id="rIdcm99trxfzrg0nppnpzwqi">
+      <w:hyperlink w:history="1" r:id="rIdzlenknimbc_eymvaxmpsg">
         <w:r>
           <w:rPr>
             <w:rFonts w:ascii="Arial" w:cs="Arial" w:eastAsia="Arial" w:hAnsi="Arial"/>
@@ -15131,7 +15472,7 @@
         </w:rPr>
         <w:t xml:space="preserve"> (</w:t>
       </w:r>
-      <w:hyperlink w:history="1" r:id="rIdt06sget8fdtsdkt5yjq5x">
+      <w:hyperlink w:history="1" r:id="rIdjoa48a_mgzjjkfwvuegbw">
         <w:r>
           <w:rPr>
             <w:rFonts w:ascii="Arial" w:cs="Arial" w:eastAsia="Arial" w:hAnsi="Arial"/>
@@ -15191,6 +15532,7 @@
           </w:tcPr>
           <w:p>
             <w:pPr>
+              <w:keepNext w:val="false"/>
               <w:spacing w:after="40" w:before="0"/>
               <w:jc w:val="center"/>
             </w:pPr>
@@ -15226,6 +15568,7 @@
           </w:tcPr>
           <w:p>
             <w:pPr>
+              <w:keepNext w:val="false"/>
               <w:spacing w:after="40" w:before="0"/>
               <w:jc w:val="center"/>
             </w:pPr>
@@ -15260,6 +15603,7 @@
           </w:tcPr>
           <w:p>
             <w:pPr>
+              <w:keepNext w:val="false"/>
               <w:spacing w:after="40" w:before="0"/>
               <w:jc w:val="left"/>
             </w:pPr>
@@ -15292,6 +15636,7 @@
           </w:tcPr>
           <w:p>
             <w:pPr>
+              <w:keepNext w:val="false"/>
               <w:spacing w:after="40" w:before="0"/>
               <w:jc w:val="left"/>
             </w:pPr>
@@ -15326,6 +15671,7 @@
           </w:tcPr>
           <w:p>
             <w:pPr>
+              <w:keepNext w:val="false"/>
               <w:spacing w:after="40" w:before="0"/>
               <w:jc w:val="left"/>
             </w:pPr>
@@ -15358,6 +15704,7 @@
           </w:tcPr>
           <w:p>
             <w:pPr>
+              <w:keepNext w:val="false"/>
               <w:spacing w:after="40" w:before="0"/>
               <w:jc w:val="left"/>
             </w:pPr>
@@ -15392,6 +15739,7 @@
           </w:tcPr>
           <w:p>
             <w:pPr>
+              <w:keepNext w:val="false"/>
               <w:spacing w:after="40" w:before="0"/>
               <w:jc w:val="left"/>
             </w:pPr>
@@ -15499,6 +15847,7 @@
           </w:tcPr>
           <w:p>
             <w:pPr>
+              <w:keepNext w:val="false"/>
               <w:spacing w:after="40" w:before="0"/>
               <w:jc w:val="left"/>
             </w:pPr>
@@ -15586,6 +15935,7 @@
           </w:tcPr>
           <w:p>
             <w:pPr>
+              <w:keepNext w:val="false"/>
               <w:spacing w:after="40" w:before="0"/>
               <w:jc w:val="left"/>
             </w:pPr>
@@ -15673,6 +16023,7 @@
           </w:tcPr>
           <w:p>
             <w:pPr>
+              <w:keepNext w:val="false"/>
               <w:spacing w:after="40" w:before="0"/>
               <w:jc w:val="left"/>
             </w:pPr>
@@ -15705,6 +16056,7 @@
           </w:tcPr>
           <w:p>
             <w:pPr>
+              <w:keepNext w:val="false"/>
               <w:spacing w:after="40" w:before="0"/>
               <w:jc w:val="left"/>
             </w:pPr>
@@ -15739,6 +16091,7 @@
           </w:tcPr>
           <w:p>
             <w:pPr>
+              <w:keepNext w:val="false"/>
               <w:spacing w:after="40" w:before="0"/>
               <w:jc w:val="left"/>
             </w:pPr>
@@ -15771,6 +16124,7 @@
           </w:tcPr>
           <w:p>
             <w:pPr>
+              <w:keepNext w:val="false"/>
               <w:spacing w:after="40" w:before="0"/>
               <w:jc w:val="left"/>
             </w:pPr>
@@ -15805,6 +16159,7 @@
           </w:tcPr>
           <w:p>
             <w:pPr>
+              <w:keepNext w:val="false"/>
               <w:spacing w:after="40" w:before="0"/>
               <w:jc w:val="left"/>
             </w:pPr>
@@ -15837,6 +16192,7 @@
           </w:tcPr>
           <w:p>
             <w:pPr>
+              <w:keepNext w:val="false"/>
               <w:spacing w:after="40" w:before="0"/>
               <w:jc w:val="left"/>
             </w:pPr>
@@ -15896,6 +16252,7 @@
           </w:tcPr>
           <w:p>
             <w:pPr>
+              <w:keepNext w:val="false"/>
               <w:spacing w:after="40" w:before="0"/>
               <w:jc w:val="center"/>
             </w:pPr>
@@ -15930,6 +16287,7 @@
           </w:tcPr>
           <w:p>
             <w:pPr>
+              <w:keepNext w:val="false"/>
               <w:spacing w:after="40" w:before="0"/>
               <w:jc w:val="left"/>
             </w:pPr>
@@ -15949,6 +16307,7 @@
           </w:p>
           <w:p>
             <w:pPr>
+              <w:keepNext w:val="false"/>
               <w:spacing w:after="40" w:before="0"/>
               <w:jc w:val="left"/>
             </w:pPr>
@@ -15968,6 +16327,7 @@
           </w:p>
           <w:p>
             <w:pPr>
+              <w:keepNext w:val="false"/>
               <w:spacing w:after="40" w:before="0"/>
               <w:jc w:val="left"/>
             </w:pPr>
@@ -15987,6 +16347,7 @@
           </w:p>
           <w:p>
             <w:pPr>
+              <w:keepNext w:val="false"/>
               <w:spacing w:after="40" w:before="0"/>
               <w:jc w:val="left"/>
             </w:pPr>
@@ -16006,6 +16367,7 @@
           </w:p>
           <w:p>
             <w:pPr>
+              <w:keepNext w:val="false"/>
               <w:spacing w:after="40" w:before="0"/>
               <w:jc w:val="left"/>
             </w:pPr>
@@ -16070,6 +16432,7 @@
           </w:tcPr>
           <w:p>
             <w:pPr>
+              <w:keepNext w:val="false"/>
               <w:spacing w:after="40" w:before="0"/>
               <w:jc w:val="center"/>
             </w:pPr>
@@ -16104,6 +16467,7 @@
           </w:tcPr>
           <w:p>
             <w:pPr>
+              <w:keepNext w:val="false"/>
               <w:spacing w:after="40" w:before="0"/>
               <w:jc w:val="left"/>
             </w:pPr>
@@ -16136,6 +16500,7 @@
           </w:tcPr>
           <w:p>
             <w:pPr>
+              <w:keepNext w:val="false"/>
               <w:spacing w:after="40" w:before="0"/>
               <w:jc w:val="left"/>
             </w:pPr>
@@ -16168,6 +16533,7 @@
           </w:tcPr>
           <w:p>
             <w:pPr>
+              <w:keepNext w:val="false"/>
               <w:spacing w:after="40" w:before="0"/>
               <w:jc w:val="left"/>
             </w:pPr>
@@ -16200,6 +16566,7 @@
           </w:tcPr>
           <w:p>
             <w:pPr>
+              <w:keepNext w:val="false"/>
               <w:spacing w:after="40" w:before="0"/>
               <w:jc w:val="left"/>
             </w:pPr>
@@ -16232,6 +16599,7 @@
           </w:tcPr>
           <w:p>
             <w:pPr>
+              <w:keepNext w:val="false"/>
               <w:spacing w:after="40" w:before="0"/>
               <w:jc w:val="left"/>
             </w:pPr>
@@ -16266,6 +16634,7 @@
           </w:tcPr>
           <w:p>
             <w:pPr>
+              <w:keepNext w:val="false"/>
               <w:spacing w:after="40" w:before="0"/>
               <w:jc w:val="left"/>
             </w:pPr>
@@ -16303,7 +16672,7 @@
             <w:pPr>
               <w:spacing w:after="20" w:before="0"/>
             </w:pPr>
-            <w:hyperlink w:history="1" r:id="rIdtis9qccq-rzxj_kfhkamm">
+            <w:hyperlink w:history="1" r:id="rIdndyn_bnobaqs-ogagqyy5">
               <w:r>
                 <w:rPr>
                   <w:rFonts w:ascii="Arial" w:cs="Arial" w:eastAsia="Arial" w:hAnsi="Arial"/>
@@ -16336,7 +16705,7 @@
               <w:spacing w:after="10" w:before="0"/>
               <w:ind w:left="120"/>
             </w:pPr>
-            <w:hyperlink w:history="1" r:id="rIdna0zjjw3sse47tiapstcx">
+            <w:hyperlink w:history="1" r:id="rIdgrzfeg8fn1ccx1ckol1ci">
               <w:r>
                 <w:rPr>
                   <w:rFonts w:ascii="Arial" w:cs="Arial" w:eastAsia="Arial" w:hAnsi="Arial"/>
@@ -16381,7 +16750,7 @@
             <w:pPr>
               <w:spacing w:after="20" w:before="0"/>
             </w:pPr>
-            <w:hyperlink w:history="1" r:id="rIdp_jbnvrb2itiixpzfwl_k">
+            <w:hyperlink w:history="1" r:id="rIdxg8bf0vjqk6kmryzrh2d-">
               <w:r>
                 <w:rPr>
                   <w:rFonts w:ascii="Arial" w:cs="Arial" w:eastAsia="Arial" w:hAnsi="Arial"/>
@@ -16414,7 +16783,7 @@
               <w:spacing w:after="10" w:before="0"/>
               <w:ind w:left="120"/>
             </w:pPr>
-            <w:hyperlink w:history="1" r:id="rIdkzqq0wdcspf6g30a35yht">
+            <w:hyperlink w:history="1" r:id="rIdw6zkic-2lnc7p6njm_ks9">
               <w:r>
                 <w:rPr>
                   <w:rFonts w:ascii="Arial" w:cs="Arial" w:eastAsia="Arial" w:hAnsi="Arial"/>
@@ -16442,6 +16811,7 @@
           </w:tcPr>
           <w:p>
             <w:pPr>
+              <w:keepNext w:val="false"/>
               <w:spacing w:after="40" w:before="0"/>
               <w:jc w:val="left"/>
             </w:pPr>
@@ -16474,6 +16844,7 @@
           </w:tcPr>
           <w:p>
             <w:pPr>
+              <w:keepNext w:val="false"/>
               <w:spacing w:after="40" w:before="0"/>
               <w:jc w:val="left"/>
             </w:pPr>
@@ -16506,6 +16877,7 @@
           </w:tcPr>
           <w:p>
             <w:pPr>
+              <w:keepNext w:val="false"/>
               <w:spacing w:after="40" w:before="0"/>
               <w:jc w:val="left"/>
             </w:pPr>
@@ -16538,6 +16910,7 @@
           </w:tcPr>
           <w:p>
             <w:pPr>
+              <w:keepNext w:val="false"/>
               <w:spacing w:after="40" w:before="0"/>
               <w:jc w:val="left"/>
             </w:pPr>
@@ -16572,6 +16945,7 @@
           </w:tcPr>
           <w:p>
             <w:pPr>
+              <w:keepNext w:val="false"/>
               <w:spacing w:after="40" w:before="0"/>
               <w:jc w:val="left"/>
             </w:pPr>
@@ -16609,7 +16983,7 @@
             <w:pPr>
               <w:spacing w:after="20" w:before="0"/>
             </w:pPr>
-            <w:hyperlink w:history="1" r:id="rId1q5mbruaewb0mrnb9csi0">
+            <w:hyperlink w:history="1" r:id="rIdp6kmlrwb73zzgq3b1dstd">
               <w:r>
                 <w:rPr>
                   <w:rFonts w:ascii="Arial" w:cs="Arial" w:eastAsia="Arial" w:hAnsi="Arial"/>
@@ -16642,7 +17016,7 @@
               <w:spacing w:after="10" w:before="0"/>
               <w:ind w:left="120"/>
             </w:pPr>
-            <w:hyperlink w:history="1" r:id="rId-vvdmpeaz0ix5agznstba">
+            <w:hyperlink w:history="1" r:id="rIdazrsp1oj-dcvyktmoea0v">
               <w:r>
                 <w:rPr>
                   <w:rFonts w:ascii="Arial" w:cs="Arial" w:eastAsia="Arial" w:hAnsi="Arial"/>
@@ -16687,7 +17061,7 @@
             <w:pPr>
               <w:spacing w:after="20" w:before="0"/>
             </w:pPr>
-            <w:hyperlink w:history="1" r:id="rIdtzlhrk04dokvmmo2vd5no">
+            <w:hyperlink w:history="1" r:id="rIdyhp6qttgs7ysek57monbm">
               <w:r>
                 <w:rPr>
                   <w:rFonts w:ascii="Arial" w:cs="Arial" w:eastAsia="Arial" w:hAnsi="Arial"/>
@@ -16720,7 +17094,7 @@
               <w:spacing w:after="10" w:before="0"/>
               <w:ind w:left="120"/>
             </w:pPr>
-            <w:hyperlink w:history="1" r:id="rIdwoky_xz72zd38pkop0aae">
+            <w:hyperlink w:history="1" r:id="rIdgwr_h0xlrtc4c4-9ad8d-">
               <w:r>
                 <w:rPr>
                   <w:rFonts w:ascii="Arial" w:cs="Arial" w:eastAsia="Arial" w:hAnsi="Arial"/>
@@ -16748,6 +17122,7 @@
           </w:tcPr>
           <w:p>
             <w:pPr>
+              <w:keepNext w:val="false"/>
               <w:spacing w:after="40" w:before="0"/>
               <w:jc w:val="left"/>
             </w:pPr>
@@ -16780,6 +17155,7 @@
           </w:tcPr>
           <w:p>
             <w:pPr>
+              <w:keepNext w:val="false"/>
               <w:spacing w:after="40" w:before="0"/>
               <w:jc w:val="left"/>
             </w:pPr>
@@ -16812,6 +17188,7 @@
           </w:tcPr>
           <w:p>
             <w:pPr>
+              <w:keepNext w:val="false"/>
               <w:spacing w:after="40" w:before="0"/>
               <w:jc w:val="left"/>
             </w:pPr>
@@ -16844,6 +17221,7 @@
           </w:tcPr>
           <w:p>
             <w:pPr>
+              <w:keepNext w:val="false"/>
               <w:spacing w:after="40" w:before="0"/>
               <w:jc w:val="left"/>
             </w:pPr>
@@ -16878,6 +17256,7 @@
           </w:tcPr>
           <w:p>
             <w:pPr>
+              <w:keepNext w:val="false"/>
               <w:spacing w:after="40" w:before="0"/>
               <w:jc w:val="left"/>
             </w:pPr>
@@ -16915,7 +17294,7 @@
             <w:pPr>
               <w:spacing w:after="20" w:before="0"/>
             </w:pPr>
-            <w:hyperlink w:history="1" r:id="rIdqhlkb1mw-s1d1cp2ocnut">
+            <w:hyperlink w:history="1" r:id="rIdiv8wrqaog_rscuc_hnxig">
               <w:r>
                 <w:rPr>
                   <w:rFonts w:ascii="Arial" w:cs="Arial" w:eastAsia="Arial" w:hAnsi="Arial"/>
@@ -16948,7 +17327,7 @@
               <w:spacing w:after="10" w:before="0"/>
               <w:ind w:left="120"/>
             </w:pPr>
-            <w:hyperlink w:history="1" r:id="rId8ufuykcdvp2t77cx0vaql">
+            <w:hyperlink w:history="1" r:id="rIdhcyujwsjirecyz0hy2yqb">
               <w:r>
                 <w:rPr>
                   <w:rFonts w:ascii="Arial" w:cs="Arial" w:eastAsia="Arial" w:hAnsi="Arial"/>
@@ -16993,7 +17372,7 @@
             <w:pPr>
               <w:spacing w:after="20" w:before="0"/>
             </w:pPr>
-            <w:hyperlink w:history="1" r:id="rId3daelde10lvv7x6rd8atj">
+            <w:hyperlink w:history="1" r:id="rIdu1s62tj7iupk04kp3quj-">
               <w:r>
                 <w:rPr>
                   <w:rFonts w:ascii="Arial" w:cs="Arial" w:eastAsia="Arial" w:hAnsi="Arial"/>
@@ -17026,7 +17405,7 @@
               <w:spacing w:after="10" w:before="0"/>
               <w:ind w:left="120"/>
             </w:pPr>
-            <w:hyperlink w:history="1" r:id="rIdzbzhy_zll9uxisiz7nkff">
+            <w:hyperlink w:history="1" r:id="rIdlmb8t4htjrtb1na5do0cg">
               <w:r>
                 <w:rPr>
                   <w:rFonts w:ascii="Arial" w:cs="Arial" w:eastAsia="Arial" w:hAnsi="Arial"/>
@@ -17054,6 +17433,7 @@
           </w:tcPr>
           <w:p>
             <w:pPr>
+              <w:keepNext w:val="false"/>
               <w:spacing w:after="40" w:before="0"/>
               <w:jc w:val="left"/>
             </w:pPr>
@@ -17086,6 +17466,7 @@
           </w:tcPr>
           <w:p>
             <w:pPr>
+              <w:keepNext w:val="false"/>
               <w:spacing w:after="40" w:before="0"/>
               <w:jc w:val="left"/>
             </w:pPr>
@@ -17118,6 +17499,7 @@
           </w:tcPr>
           <w:p>
             <w:pPr>
+              <w:keepNext w:val="false"/>
               <w:spacing w:after="40" w:before="0"/>
               <w:jc w:val="left"/>
             </w:pPr>
@@ -17150,6 +17532,7 @@
           </w:tcPr>
           <w:p>
             <w:pPr>
+              <w:keepNext w:val="false"/>
               <w:spacing w:after="40" w:before="0"/>
               <w:jc w:val="left"/>
             </w:pPr>
@@ -17184,6 +17567,7 @@
           </w:tcPr>
           <w:p>
             <w:pPr>
+              <w:keepNext w:val="false"/>
               <w:spacing w:after="40" w:before="0"/>
               <w:jc w:val="left"/>
             </w:pPr>
@@ -17221,7 +17605,7 @@
             <w:pPr>
               <w:spacing w:after="20" w:before="0"/>
             </w:pPr>
-            <w:hyperlink w:history="1" r:id="rIddufvbxi1ajpdkkeif8qhr">
+            <w:hyperlink w:history="1" r:id="rIdbmk-zyn9lxi5ntgckxrin">
               <w:r>
                 <w:rPr>
                   <w:rFonts w:ascii="Arial" w:cs="Arial" w:eastAsia="Arial" w:hAnsi="Arial"/>
@@ -17254,7 +17638,7 @@
               <w:spacing w:after="10" w:before="0"/>
               <w:ind w:left="120"/>
             </w:pPr>
-            <w:hyperlink w:history="1" r:id="rId_bih5wxu65iypeyqqyvgh">
+            <w:hyperlink w:history="1" r:id="rIdq_3zsjlnvp1j-my9ugj0n">
               <w:r>
                 <w:rPr>
                   <w:rFonts w:ascii="Arial" w:cs="Arial" w:eastAsia="Arial" w:hAnsi="Arial"/>
@@ -17299,7 +17683,7 @@
             <w:pPr>
               <w:spacing w:after="20" w:before="0"/>
             </w:pPr>
-            <w:hyperlink w:history="1" r:id="rIdjdkd2vnkl0c4qu2wuxcht">
+            <w:hyperlink w:history="1" r:id="rIduexdvg6yg60t-8mslkaq2">
               <w:r>
                 <w:rPr>
                   <w:rFonts w:ascii="Arial" w:cs="Arial" w:eastAsia="Arial" w:hAnsi="Arial"/>
@@ -17332,7 +17716,7 @@
               <w:spacing w:after="10" w:before="0"/>
               <w:ind w:left="120"/>
             </w:pPr>
-            <w:hyperlink w:history="1" r:id="rIdqg96h_lf275mcpdcunor5">
+            <w:hyperlink w:history="1" r:id="rIdg2pm7j6x64nhpq6yja9vw">
               <w:r>
                 <w:rPr>
                   <w:rFonts w:ascii="Arial" w:cs="Arial" w:eastAsia="Arial" w:hAnsi="Arial"/>
@@ -17360,6 +17744,7 @@
           </w:tcPr>
           <w:p>
             <w:pPr>
+              <w:keepNext w:val="false"/>
               <w:spacing w:after="40" w:before="0"/>
               <w:jc w:val="left"/>
             </w:pPr>
@@ -17392,6 +17777,7 @@
           </w:tcPr>
           <w:p>
             <w:pPr>
+              <w:keepNext w:val="false"/>
               <w:spacing w:after="40" w:before="0"/>
               <w:jc w:val="left"/>
             </w:pPr>
@@ -17424,6 +17810,7 @@
           </w:tcPr>
           <w:p>
             <w:pPr>
+              <w:keepNext w:val="false"/>
               <w:spacing w:after="40" w:before="0"/>
               <w:jc w:val="left"/>
             </w:pPr>
@@ -17456,6 +17843,7 @@
           </w:tcPr>
           <w:p>
             <w:pPr>
+              <w:keepNext w:val="false"/>
               <w:spacing w:after="40" w:before="0"/>
               <w:jc w:val="left"/>
             </w:pPr>
@@ -17490,6 +17878,7 @@
           </w:tcPr>
           <w:p>
             <w:pPr>
+              <w:keepNext w:val="false"/>
               <w:spacing w:after="40" w:before="0"/>
               <w:jc w:val="left"/>
             </w:pPr>
@@ -17527,7 +17916,7 @@
             <w:pPr>
               <w:spacing w:after="20" w:before="0"/>
             </w:pPr>
-            <w:hyperlink w:history="1" r:id="rIdxtz6vkg2ztrvrcpa9-1uc">
+            <w:hyperlink w:history="1" r:id="rIds-jzf4i8iyc5v6nczsn7w">
               <w:r>
                 <w:rPr>
                   <w:rFonts w:ascii="Arial" w:cs="Arial" w:eastAsia="Arial" w:hAnsi="Arial"/>
@@ -17576,7 +17965,7 @@
               <w:spacing w:after="10" w:before="0"/>
               <w:ind w:left="120"/>
             </w:pPr>
-            <w:hyperlink w:history="1" r:id="rIdgrd3kzizio4k5_z11jmri">
+            <w:hyperlink w:history="1" r:id="rId0p9pmf5mscxyh4_jmh6bg">
               <w:r>
                 <w:rPr>
                   <w:rFonts w:ascii="Arial" w:cs="Arial" w:eastAsia="Arial" w:hAnsi="Arial"/>
@@ -17621,7 +18010,7 @@
             <w:pPr>
               <w:spacing w:after="20" w:before="0"/>
             </w:pPr>
-            <w:hyperlink w:history="1" r:id="rIdreydg_nf4rpnkxxgpzevd">
+            <w:hyperlink w:history="1" r:id="rId4zpl2qwiyay1dy04wng8n">
               <w:r>
                 <w:rPr>
                   <w:rFonts w:ascii="Arial" w:cs="Arial" w:eastAsia="Arial" w:hAnsi="Arial"/>
@@ -17654,7 +18043,7 @@
               <w:spacing w:after="10" w:before="0"/>
               <w:ind w:left="120"/>
             </w:pPr>
-            <w:hyperlink w:history="1" r:id="rIdv3v1rnnhndgdt2udlgyll">
+            <w:hyperlink w:history="1" r:id="rIdfzx49ao5ukgmjctnr8da1">
               <w:r>
                 <w:rPr>
                   <w:rFonts w:ascii="Arial" w:cs="Arial" w:eastAsia="Arial" w:hAnsi="Arial"/>
@@ -17682,6 +18071,7 @@
           </w:tcPr>
           <w:p>
             <w:pPr>
+              <w:keepNext w:val="false"/>
               <w:spacing w:after="40" w:before="0"/>
               <w:jc w:val="left"/>
             </w:pPr>
@@ -17714,6 +18104,7 @@
           </w:tcPr>
           <w:p>
             <w:pPr>
+              <w:keepNext w:val="false"/>
               <w:spacing w:after="40" w:before="0"/>
               <w:jc w:val="left"/>
             </w:pPr>
@@ -17746,6 +18137,7 @@
           </w:tcPr>
           <w:p>
             <w:pPr>
+              <w:keepNext w:val="false"/>
               <w:spacing w:after="40" w:before="0"/>
               <w:jc w:val="left"/>
             </w:pPr>
@@ -17778,6 +18170,7 @@
           </w:tcPr>
           <w:p>
             <w:pPr>
+              <w:keepNext w:val="false"/>
               <w:spacing w:after="40" w:before="0"/>
               <w:jc w:val="left"/>
             </w:pPr>
@@ -17837,6 +18230,7 @@
           </w:tcPr>
           <w:p>
             <w:pPr>
+              <w:keepNext w:val="false"/>
               <w:spacing w:after="40" w:before="0"/>
               <w:jc w:val="center"/>
             </w:pPr>
@@ -17871,6 +18265,7 @@
           </w:tcPr>
           <w:p>
             <w:pPr>
+              <w:keepNext w:val="false"/>
               <w:spacing w:after="40" w:before="0"/>
               <w:jc w:val="left"/>
             </w:pPr>
@@ -17890,6 +18285,7 @@
           </w:p>
           <w:p>
             <w:pPr>
+              <w:keepNext w:val="false"/>
               <w:spacing w:after="40" w:before="0"/>
               <w:jc w:val="left"/>
             </w:pPr>
@@ -17909,6 +18305,7 @@
           </w:p>
           <w:p>
             <w:pPr>
+              <w:keepNext w:val="false"/>
               <w:spacing w:after="40" w:before="0"/>
               <w:jc w:val="left"/>
             </w:pPr>
@@ -17928,6 +18325,7 @@
           </w:p>
           <w:p>
             <w:pPr>
+              <w:keepNext w:val="false"/>
               <w:spacing w:after="40" w:before="0"/>
               <w:jc w:val="left"/>
             </w:pPr>
@@ -17947,6 +18345,7 @@
           </w:p>
           <w:p>
             <w:pPr>
+              <w:keepNext w:val="false"/>
               <w:spacing w:after="40" w:before="0"/>
               <w:jc w:val="left"/>
             </w:pPr>
@@ -18008,6 +18407,7 @@
           </w:tcPr>
           <w:p>
             <w:pPr>
+              <w:keepNext w:val="false"/>
               <w:spacing w:after="40" w:before="0"/>
               <w:jc w:val="center"/>
             </w:pPr>
@@ -18042,6 +18442,7 @@
           </w:tcPr>
           <w:p>
             <w:pPr>
+              <w:keepNext w:val="false"/>
               <w:spacing w:after="40" w:before="0"/>
               <w:jc w:val="left"/>
             </w:pPr>
@@ -18074,6 +18475,7 @@
           </w:tcPr>
           <w:p>
             <w:pPr>
+              <w:keepNext w:val="false"/>
               <w:spacing w:after="40" w:before="0"/>
               <w:jc w:val="left"/>
             </w:pPr>
@@ -18108,6 +18510,7 @@
           </w:tcPr>
           <w:p>
             <w:pPr>
+              <w:keepNext w:val="false"/>
               <w:spacing w:after="40" w:before="0"/>
               <w:jc w:val="left"/>
             </w:pPr>
@@ -18140,6 +18543,7 @@
           </w:tcPr>
           <w:p>
             <w:pPr>
+              <w:keepNext w:val="false"/>
               <w:spacing w:after="40" w:before="0"/>
               <w:jc w:val="left"/>
             </w:pPr>
@@ -18174,6 +18578,7 @@
           </w:tcPr>
           <w:p>
             <w:pPr>
+              <w:keepNext w:val="false"/>
               <w:spacing w:after="40" w:before="0"/>
               <w:jc w:val="left"/>
             </w:pPr>
@@ -18206,6 +18611,7 @@
           </w:tcPr>
           <w:p>
             <w:pPr>
+              <w:keepNext w:val="false"/>
               <w:spacing w:after="40" w:before="0"/>
               <w:jc w:val="left"/>
             </w:pPr>
@@ -18242,7 +18648,7 @@
         </w:rPr>
         <w:t xml:space="preserve">© 2026 SeaVuria and ARES. Aligned with KICD objectives. Developed by SeaVuria; technical implementation by ARES (with AI assistance from Claude). Licensed under </w:t>
       </w:r>
-      <w:hyperlink w:history="1" r:id="rIdqwdk4u3filhxuhprjysjl">
+      <w:hyperlink w:history="1" r:id="rId7gjrvayizd_kkxuiguxtz">
         <w:r>
           <w:rPr>
             <w:rFonts w:ascii="Arial" w:cs="Arial" w:eastAsia="Arial" w:hAnsi="Arial"/>
@@ -18263,7 +18669,7 @@
         </w:rPr>
         <w:t xml:space="preserve"> (</w:t>
       </w:r>
-      <w:hyperlink w:history="1" r:id="rIdjs5a7anvews_2ireazd0w">
+      <w:hyperlink w:history="1" r:id="rIdlz4auk3xo0xopebeeyjfz">
         <w:r>
           <w:rPr>
             <w:rFonts w:ascii="Arial" w:cs="Arial" w:eastAsia="Arial" w:hAnsi="Arial"/>
@@ -18323,6 +18729,7 @@
           </w:tcPr>
           <w:p>
             <w:pPr>
+              <w:keepNext w:val="false"/>
               <w:spacing w:after="40" w:before="0"/>
               <w:jc w:val="center"/>
             </w:pPr>
@@ -18358,6 +18765,7 @@
           </w:tcPr>
           <w:p>
             <w:pPr>
+              <w:keepNext w:val="false"/>
               <w:spacing w:after="40" w:before="0"/>
               <w:jc w:val="center"/>
             </w:pPr>
@@ -18392,6 +18800,7 @@
           </w:tcPr>
           <w:p>
             <w:pPr>
+              <w:keepNext w:val="false"/>
               <w:spacing w:after="40" w:before="0"/>
               <w:jc w:val="left"/>
             </w:pPr>
@@ -18424,6 +18833,7 @@
           </w:tcPr>
           <w:p>
             <w:pPr>
+              <w:keepNext w:val="false"/>
               <w:spacing w:after="40" w:before="0"/>
               <w:jc w:val="left"/>
             </w:pPr>
@@ -18458,6 +18868,7 @@
           </w:tcPr>
           <w:p>
             <w:pPr>
+              <w:keepNext w:val="false"/>
               <w:spacing w:after="40" w:before="0"/>
               <w:jc w:val="left"/>
             </w:pPr>
@@ -18490,6 +18901,7 @@
           </w:tcPr>
           <w:p>
             <w:pPr>
+              <w:keepNext w:val="false"/>
               <w:spacing w:after="40" w:before="0"/>
               <w:jc w:val="left"/>
             </w:pPr>
@@ -18524,6 +18936,7 @@
           </w:tcPr>
           <w:p>
             <w:pPr>
+              <w:keepNext w:val="false"/>
               <w:spacing w:after="40" w:before="0"/>
               <w:jc w:val="left"/>
             </w:pPr>
@@ -18651,6 +19064,7 @@
           </w:tcPr>
           <w:p>
             <w:pPr>
+              <w:keepNext w:val="false"/>
               <w:spacing w:after="40" w:before="0"/>
               <w:jc w:val="left"/>
             </w:pPr>
@@ -18758,6 +19172,7 @@
           </w:tcPr>
           <w:p>
             <w:pPr>
+              <w:keepNext w:val="false"/>
               <w:spacing w:after="40" w:before="0"/>
               <w:jc w:val="left"/>
             </w:pPr>
@@ -18845,6 +19260,7 @@
           </w:tcPr>
           <w:p>
             <w:pPr>
+              <w:keepNext w:val="false"/>
               <w:spacing w:after="40" w:before="0"/>
               <w:jc w:val="left"/>
             </w:pPr>
@@ -18877,6 +19293,7 @@
           </w:tcPr>
           <w:p>
             <w:pPr>
+              <w:keepNext w:val="false"/>
               <w:spacing w:after="40" w:before="0"/>
               <w:jc w:val="left"/>
             </w:pPr>
@@ -18911,6 +19328,7 @@
           </w:tcPr>
           <w:p>
             <w:pPr>
+              <w:keepNext w:val="false"/>
               <w:spacing w:after="40" w:before="0"/>
               <w:jc w:val="left"/>
             </w:pPr>
@@ -18943,6 +19361,7 @@
           </w:tcPr>
           <w:p>
             <w:pPr>
+              <w:keepNext w:val="false"/>
               <w:spacing w:after="40" w:before="0"/>
               <w:jc w:val="left"/>
             </w:pPr>
@@ -18977,6 +19396,7 @@
           </w:tcPr>
           <w:p>
             <w:pPr>
+              <w:keepNext w:val="false"/>
               <w:spacing w:after="40" w:before="0"/>
               <w:jc w:val="left"/>
             </w:pPr>
@@ -19009,6 +19429,7 @@
           </w:tcPr>
           <w:p>
             <w:pPr>
+              <w:keepNext w:val="false"/>
               <w:spacing w:after="40" w:before="0"/>
               <w:jc w:val="left"/>
             </w:pPr>
@@ -19068,6 +19489,7 @@
           </w:tcPr>
           <w:p>
             <w:pPr>
+              <w:keepNext w:val="false"/>
               <w:spacing w:after="40" w:before="0"/>
               <w:jc w:val="center"/>
             </w:pPr>
@@ -19102,6 +19524,7 @@
           </w:tcPr>
           <w:p>
             <w:pPr>
+              <w:keepNext w:val="false"/>
               <w:spacing w:after="40" w:before="0"/>
               <w:jc w:val="left"/>
             </w:pPr>
@@ -19121,6 +19544,7 @@
           </w:p>
           <w:p>
             <w:pPr>
+              <w:keepNext w:val="false"/>
               <w:spacing w:after="40" w:before="0"/>
               <w:jc w:val="left"/>
             </w:pPr>
@@ -19140,6 +19564,7 @@
           </w:p>
           <w:p>
             <w:pPr>
+              <w:keepNext w:val="false"/>
               <w:spacing w:after="40" w:before="0"/>
               <w:jc w:val="left"/>
             </w:pPr>
@@ -19159,6 +19584,7 @@
           </w:p>
           <w:p>
             <w:pPr>
+              <w:keepNext w:val="false"/>
               <w:spacing w:after="40" w:before="0"/>
               <w:jc w:val="left"/>
             </w:pPr>
@@ -19178,6 +19604,7 @@
           </w:p>
           <w:p>
             <w:pPr>
+              <w:keepNext w:val="false"/>
               <w:spacing w:after="40" w:before="0"/>
               <w:jc w:val="left"/>
             </w:pPr>
@@ -19242,6 +19669,7 @@
           </w:tcPr>
           <w:p>
             <w:pPr>
+              <w:keepNext w:val="false"/>
               <w:spacing w:after="40" w:before="0"/>
               <w:jc w:val="center"/>
             </w:pPr>
@@ -19276,6 +19704,7 @@
           </w:tcPr>
           <w:p>
             <w:pPr>
+              <w:keepNext w:val="false"/>
               <w:spacing w:after="40" w:before="0"/>
               <w:jc w:val="left"/>
             </w:pPr>
@@ -19308,6 +19737,7 @@
           </w:tcPr>
           <w:p>
             <w:pPr>
+              <w:keepNext w:val="false"/>
               <w:spacing w:after="40" w:before="0"/>
               <w:jc w:val="left"/>
             </w:pPr>
@@ -19340,6 +19770,7 @@
           </w:tcPr>
           <w:p>
             <w:pPr>
+              <w:keepNext w:val="false"/>
               <w:spacing w:after="40" w:before="0"/>
               <w:jc w:val="left"/>
             </w:pPr>
@@ -19372,6 +19803,7 @@
           </w:tcPr>
           <w:p>
             <w:pPr>
+              <w:keepNext w:val="false"/>
               <w:spacing w:after="40" w:before="0"/>
               <w:jc w:val="left"/>
             </w:pPr>
@@ -19404,6 +19836,7 @@
           </w:tcPr>
           <w:p>
             <w:pPr>
+              <w:keepNext w:val="false"/>
               <w:spacing w:after="40" w:before="0"/>
               <w:jc w:val="left"/>
             </w:pPr>
@@ -19438,6 +19871,7 @@
           </w:tcPr>
           <w:p>
             <w:pPr>
+              <w:keepNext w:val="false"/>
               <w:spacing w:after="40" w:before="0"/>
               <w:jc w:val="left"/>
             </w:pPr>
@@ -19475,7 +19909,7 @@
             <w:pPr>
               <w:spacing w:after="20" w:before="0"/>
             </w:pPr>
-            <w:hyperlink w:history="1" r:id="rIdm1afngyu5axaijo-e3w3n">
+            <w:hyperlink w:history="1" r:id="rIdgfwunyyrttmhvbeqexikk">
               <w:r>
                 <w:rPr>
                   <w:rFonts w:ascii="Arial" w:cs="Arial" w:eastAsia="Arial" w:hAnsi="Arial"/>
@@ -19508,7 +19942,7 @@
               <w:spacing w:after="10" w:before="0"/>
               <w:ind w:left="120"/>
             </w:pPr>
-            <w:hyperlink w:history="1" r:id="rIdxhtqs38aoubj7whxoajpb">
+            <w:hyperlink w:history="1" r:id="rIdvkwlo8dp_ujk-wtvmgwwp">
               <w:r>
                 <w:rPr>
                   <w:rFonts w:ascii="Arial" w:cs="Arial" w:eastAsia="Arial" w:hAnsi="Arial"/>
@@ -19553,7 +19987,7 @@
             <w:pPr>
               <w:spacing w:after="20" w:before="0"/>
             </w:pPr>
-            <w:hyperlink w:history="1" r:id="rIdrkkwfx1bz1dmyytfdqlse">
+            <w:hyperlink w:history="1" r:id="rIdb9wbvoyozefzsrottcy-w">
               <w:r>
                 <w:rPr>
                   <w:rFonts w:ascii="Arial" w:cs="Arial" w:eastAsia="Arial" w:hAnsi="Arial"/>
@@ -19602,7 +20036,7 @@
               <w:spacing w:after="10" w:before="0"/>
               <w:ind w:left="120"/>
             </w:pPr>
-            <w:hyperlink w:history="1" r:id="rIdy4ir4ygimd5jk1izy4x8k">
+            <w:hyperlink w:history="1" r:id="rId64lcl0ys1quh3yojvmasg">
               <w:r>
                 <w:rPr>
                   <w:rFonts w:ascii="Arial" w:cs="Arial" w:eastAsia="Arial" w:hAnsi="Arial"/>
@@ -19630,6 +20064,7 @@
           </w:tcPr>
           <w:p>
             <w:pPr>
+              <w:keepNext w:val="false"/>
               <w:spacing w:after="40" w:before="0"/>
               <w:jc w:val="left"/>
             </w:pPr>
@@ -19662,6 +20097,7 @@
           </w:tcPr>
           <w:p>
             <w:pPr>
+              <w:keepNext w:val="false"/>
               <w:spacing w:after="40" w:before="0"/>
               <w:jc w:val="left"/>
             </w:pPr>
@@ -19694,6 +20130,7 @@
           </w:tcPr>
           <w:p>
             <w:pPr>
+              <w:keepNext w:val="false"/>
               <w:spacing w:after="40" w:before="0"/>
               <w:jc w:val="left"/>
             </w:pPr>
@@ -19726,6 +20163,7 @@
           </w:tcPr>
           <w:p>
             <w:pPr>
+              <w:keepNext w:val="false"/>
               <w:spacing w:after="40" w:before="0"/>
               <w:jc w:val="left"/>
             </w:pPr>
@@ -19760,6 +20198,7 @@
           </w:tcPr>
           <w:p>
             <w:pPr>
+              <w:keepNext w:val="false"/>
               <w:spacing w:after="40" w:before="0"/>
               <w:jc w:val="left"/>
             </w:pPr>
@@ -19797,7 +20236,7 @@
             <w:pPr>
               <w:spacing w:after="20" w:before="0"/>
             </w:pPr>
-            <w:hyperlink w:history="1" r:id="rId9spm29wg7cj9pa5n98udy">
+            <w:hyperlink w:history="1" r:id="rIdjoafr56cnrw-3z8i025nm">
               <w:r>
                 <w:rPr>
                   <w:rFonts w:ascii="Arial" w:cs="Arial" w:eastAsia="Arial" w:hAnsi="Arial"/>
@@ -19830,7 +20269,7 @@
               <w:spacing w:after="10" w:before="0"/>
               <w:ind w:left="120"/>
             </w:pPr>
-            <w:hyperlink w:history="1" r:id="rIdzakmh36fy3yq-jk42uwyi">
+            <w:hyperlink w:history="1" r:id="rIdwwa2d5vlpgbhhcavnh0mx">
               <w:r>
                 <w:rPr>
                   <w:rFonts w:ascii="Arial" w:cs="Arial" w:eastAsia="Arial" w:hAnsi="Arial"/>
@@ -19875,7 +20314,7 @@
             <w:pPr>
               <w:spacing w:after="20" w:before="0"/>
             </w:pPr>
-            <w:hyperlink w:history="1" r:id="rIdxrzcsnj_mu1-07exo3vsp">
+            <w:hyperlink w:history="1" r:id="rIdzppg3fuuhf-ayoqa8p03o">
               <w:r>
                 <w:rPr>
                   <w:rFonts w:ascii="Arial" w:cs="Arial" w:eastAsia="Arial" w:hAnsi="Arial"/>
@@ -19924,7 +20363,7 @@
               <w:spacing w:after="10" w:before="0"/>
               <w:ind w:left="120"/>
             </w:pPr>
-            <w:hyperlink w:history="1" r:id="rIdj8m4jc_ex3ffgtv0bnnox">
+            <w:hyperlink w:history="1" r:id="rIdo6dj5ehfxzy6aiappj6gl">
               <w:r>
                 <w:rPr>
                   <w:rFonts w:ascii="Arial" w:cs="Arial" w:eastAsia="Arial" w:hAnsi="Arial"/>
@@ -19952,6 +20391,7 @@
           </w:tcPr>
           <w:p>
             <w:pPr>
+              <w:keepNext w:val="false"/>
               <w:spacing w:after="40" w:before="0"/>
               <w:jc w:val="left"/>
             </w:pPr>
@@ -19984,6 +20424,7 @@
           </w:tcPr>
           <w:p>
             <w:pPr>
+              <w:keepNext w:val="false"/>
               <w:spacing w:after="40" w:before="0"/>
               <w:jc w:val="left"/>
             </w:pPr>
@@ -20016,6 +20457,7 @@
           </w:tcPr>
           <w:p>
             <w:pPr>
+              <w:keepNext w:val="false"/>
               <w:spacing w:after="40" w:before="0"/>
               <w:jc w:val="left"/>
             </w:pPr>
@@ -20048,6 +20490,7 @@
           </w:tcPr>
           <w:p>
             <w:pPr>
+              <w:keepNext w:val="false"/>
               <w:spacing w:after="40" w:before="0"/>
               <w:jc w:val="left"/>
             </w:pPr>
@@ -20082,6 +20525,7 @@
           </w:tcPr>
           <w:p>
             <w:pPr>
+              <w:keepNext w:val="false"/>
               <w:spacing w:after="40" w:before="0"/>
               <w:jc w:val="left"/>
             </w:pPr>
@@ -20119,7 +20563,7 @@
             <w:pPr>
               <w:spacing w:after="20" w:before="0"/>
             </w:pPr>
-            <w:hyperlink w:history="1" r:id="rIdk1lpt21dn94s9qq3p0kfi">
+            <w:hyperlink w:history="1" r:id="rIdnxtjoilhtm4r5twj2icqx">
               <w:r>
                 <w:rPr>
                   <w:rFonts w:ascii="Arial" w:cs="Arial" w:eastAsia="Arial" w:hAnsi="Arial"/>
@@ -20168,7 +20612,7 @@
               <w:spacing w:after="10" w:before="0"/>
               <w:ind w:left="120"/>
             </w:pPr>
-            <w:hyperlink w:history="1" r:id="rIdozy8oridmgypjdawgn60g">
+            <w:hyperlink w:history="1" r:id="rIdxbfri9rquwwbtacsbphug">
               <w:r>
                 <w:rPr>
                   <w:rFonts w:ascii="Arial" w:cs="Arial" w:eastAsia="Arial" w:hAnsi="Arial"/>
@@ -20213,7 +20657,7 @@
             <w:pPr>
               <w:spacing w:after="20" w:before="0"/>
             </w:pPr>
-            <w:hyperlink w:history="1" r:id="rIda3wp29_rcddsymamdxy3k">
+            <w:hyperlink w:history="1" r:id="rIdsq7u36orsp4otq8r0to2x">
               <w:r>
                 <w:rPr>
                   <w:rFonts w:ascii="Arial" w:cs="Arial" w:eastAsia="Arial" w:hAnsi="Arial"/>
@@ -20262,7 +20706,7 @@
               <w:spacing w:after="10" w:before="0"/>
               <w:ind w:left="120"/>
             </w:pPr>
-            <w:hyperlink w:history="1" r:id="rIdl5ck5a9w3sdjz-eidwfwu">
+            <w:hyperlink w:history="1" r:id="rId6wo2yfpjy4_zrmie777be">
               <w:r>
                 <w:rPr>
                   <w:rFonts w:ascii="Arial" w:cs="Arial" w:eastAsia="Arial" w:hAnsi="Arial"/>
@@ -20290,6 +20734,7 @@
           </w:tcPr>
           <w:p>
             <w:pPr>
+              <w:keepNext w:val="false"/>
               <w:spacing w:after="40" w:before="0"/>
               <w:jc w:val="left"/>
             </w:pPr>
@@ -20322,6 +20767,7 @@
           </w:tcPr>
           <w:p>
             <w:pPr>
+              <w:keepNext w:val="false"/>
               <w:spacing w:after="40" w:before="0"/>
               <w:jc w:val="left"/>
             </w:pPr>
@@ -20354,6 +20800,7 @@
           </w:tcPr>
           <w:p>
             <w:pPr>
+              <w:keepNext w:val="false"/>
               <w:spacing w:after="40" w:before="0"/>
               <w:jc w:val="left"/>
             </w:pPr>
@@ -20386,6 +20833,7 @@
           </w:tcPr>
           <w:p>
             <w:pPr>
+              <w:keepNext w:val="false"/>
               <w:spacing w:after="40" w:before="0"/>
               <w:jc w:val="left"/>
             </w:pPr>
@@ -20420,6 +20868,7 @@
           </w:tcPr>
           <w:p>
             <w:pPr>
+              <w:keepNext w:val="false"/>
               <w:spacing w:after="40" w:before="0"/>
               <w:jc w:val="left"/>
             </w:pPr>
@@ -20457,7 +20906,7 @@
             <w:pPr>
               <w:spacing w:after="20" w:before="0"/>
             </w:pPr>
-            <w:hyperlink w:history="1" r:id="rIdy6u1y2y_htxa2gu6lubf6">
+            <w:hyperlink w:history="1" r:id="rIdh6f3xgxbipka1rdeeee-e">
               <w:r>
                 <w:rPr>
                   <w:rFonts w:ascii="Arial" w:cs="Arial" w:eastAsia="Arial" w:hAnsi="Arial"/>
@@ -20506,7 +20955,7 @@
               <w:spacing w:after="10" w:before="0"/>
               <w:ind w:left="120"/>
             </w:pPr>
-            <w:hyperlink w:history="1" r:id="rIdhbdfykeffxw9awyy-hfhz">
+            <w:hyperlink w:history="1" r:id="rIdqn9thxngde2o4lvx_hpz-">
               <w:r>
                 <w:rPr>
                   <w:rFonts w:ascii="Arial" w:cs="Arial" w:eastAsia="Arial" w:hAnsi="Arial"/>
@@ -20551,7 +21000,7 @@
             <w:pPr>
               <w:spacing w:after="20" w:before="0"/>
             </w:pPr>
-            <w:hyperlink w:history="1" r:id="rIdtdmrmp1wz-gy6h-vrrxna">
+            <w:hyperlink w:history="1" r:id="rIdsoqwp4kupukroezgnnwle">
               <w:r>
                 <w:rPr>
                   <w:rFonts w:ascii="Arial" w:cs="Arial" w:eastAsia="Arial" w:hAnsi="Arial"/>
@@ -20600,7 +21049,7 @@
               <w:spacing w:after="10" w:before="0"/>
               <w:ind w:left="120"/>
             </w:pPr>
-            <w:hyperlink w:history="1" r:id="rIdelzy27xhpuzm_m4w9dpxk">
+            <w:hyperlink w:history="1" r:id="rIdigsbwfiueazpb3lc6bmbx">
               <w:r>
                 <w:rPr>
                   <w:rFonts w:ascii="Arial" w:cs="Arial" w:eastAsia="Arial" w:hAnsi="Arial"/>
@@ -20628,6 +21077,7 @@
           </w:tcPr>
           <w:p>
             <w:pPr>
+              <w:keepNext w:val="false"/>
               <w:spacing w:after="40" w:before="0"/>
               <w:jc w:val="left"/>
             </w:pPr>
@@ -20660,6 +21110,7 @@
           </w:tcPr>
           <w:p>
             <w:pPr>
+              <w:keepNext w:val="false"/>
               <w:spacing w:after="40" w:before="0"/>
               <w:jc w:val="left"/>
             </w:pPr>
@@ -20692,6 +21143,7 @@
           </w:tcPr>
           <w:p>
             <w:pPr>
+              <w:keepNext w:val="false"/>
               <w:spacing w:after="40" w:before="0"/>
               <w:jc w:val="left"/>
             </w:pPr>
@@ -20724,6 +21176,7 @@
           </w:tcPr>
           <w:p>
             <w:pPr>
+              <w:keepNext w:val="false"/>
               <w:spacing w:after="40" w:before="0"/>
               <w:jc w:val="left"/>
             </w:pPr>
@@ -20758,6 +21211,7 @@
           </w:tcPr>
           <w:p>
             <w:pPr>
+              <w:keepNext w:val="false"/>
               <w:spacing w:after="40" w:before="0"/>
               <w:jc w:val="left"/>
             </w:pPr>
@@ -20795,7 +21249,7 @@
             <w:pPr>
               <w:spacing w:after="20" w:before="0"/>
             </w:pPr>
-            <w:hyperlink w:history="1" r:id="rIdvdxml6qgtme-d38zu7h4z">
+            <w:hyperlink w:history="1" r:id="rIdaz4-cdmhj6r7e9yiuedla">
               <w:r>
                 <w:rPr>
                   <w:rFonts w:ascii="Arial" w:cs="Arial" w:eastAsia="Arial" w:hAnsi="Arial"/>
@@ -20844,7 +21298,7 @@
               <w:spacing w:after="10" w:before="0"/>
               <w:ind w:left="120"/>
             </w:pPr>
-            <w:hyperlink w:history="1" r:id="rIdz5hqyjxclbumdkroogyuc">
+            <w:hyperlink w:history="1" r:id="rIdswc9dfqjqcpwemieh9c2b">
               <w:r>
                 <w:rPr>
                   <w:rFonts w:ascii="Arial" w:cs="Arial" w:eastAsia="Arial" w:hAnsi="Arial"/>
@@ -20889,7 +21343,7 @@
             <w:pPr>
               <w:spacing w:after="20" w:before="0"/>
             </w:pPr>
-            <w:hyperlink w:history="1" r:id="rIdysktnpv7sv18cemvq-pav">
+            <w:hyperlink w:history="1" r:id="rIdfoke3l9v1jl3ben10ouit">
               <w:r>
                 <w:rPr>
                   <w:rFonts w:ascii="Arial" w:cs="Arial" w:eastAsia="Arial" w:hAnsi="Arial"/>
@@ -20938,7 +21392,7 @@
               <w:spacing w:after="10" w:before="0"/>
               <w:ind w:left="120"/>
             </w:pPr>
-            <w:hyperlink w:history="1" r:id="rIdukvszvs8iglwkkb7av_bw">
+            <w:hyperlink w:history="1" r:id="rIdisytoapzgk3a6lzhoik5m">
               <w:r>
                 <w:rPr>
                   <w:rFonts w:ascii="Arial" w:cs="Arial" w:eastAsia="Arial" w:hAnsi="Arial"/>
@@ -20966,6 +21420,7 @@
           </w:tcPr>
           <w:p>
             <w:pPr>
+              <w:keepNext w:val="false"/>
               <w:spacing w:after="40" w:before="0"/>
               <w:jc w:val="left"/>
             </w:pPr>
@@ -20998,6 +21453,7 @@
           </w:tcPr>
           <w:p>
             <w:pPr>
+              <w:keepNext w:val="false"/>
               <w:spacing w:after="40" w:before="0"/>
               <w:jc w:val="left"/>
             </w:pPr>
@@ -21030,6 +21486,7 @@
           </w:tcPr>
           <w:p>
             <w:pPr>
+              <w:keepNext w:val="false"/>
               <w:spacing w:after="40" w:before="0"/>
               <w:jc w:val="left"/>
             </w:pPr>
@@ -21062,6 +21519,7 @@
           </w:tcPr>
           <w:p>
             <w:pPr>
+              <w:keepNext w:val="false"/>
               <w:spacing w:after="40" w:before="0"/>
               <w:jc w:val="left"/>
             </w:pPr>
@@ -21121,6 +21579,7 @@
           </w:tcPr>
           <w:p>
             <w:pPr>
+              <w:keepNext w:val="false"/>
               <w:spacing w:after="40" w:before="0"/>
               <w:jc w:val="center"/>
             </w:pPr>
@@ -21155,6 +21614,7 @@
           </w:tcPr>
           <w:p>
             <w:pPr>
+              <w:keepNext w:val="false"/>
               <w:spacing w:after="40" w:before="0"/>
               <w:jc w:val="left"/>
             </w:pPr>
@@ -21216,6 +21676,7 @@
           </w:tcPr>
           <w:p>
             <w:pPr>
+              <w:keepNext w:val="false"/>
               <w:spacing w:after="40" w:before="0"/>
               <w:jc w:val="center"/>
             </w:pPr>
@@ -21250,6 +21711,7 @@
           </w:tcPr>
           <w:p>
             <w:pPr>
+              <w:keepNext w:val="false"/>
               <w:spacing w:after="40" w:before="0"/>
               <w:jc w:val="left"/>
             </w:pPr>
@@ -21282,6 +21744,7 @@
           </w:tcPr>
           <w:p>
             <w:pPr>
+              <w:keepNext w:val="false"/>
               <w:spacing w:after="40" w:before="0"/>
               <w:jc w:val="left"/>
             </w:pPr>
@@ -21316,6 +21779,7 @@
           </w:tcPr>
           <w:p>
             <w:pPr>
+              <w:keepNext w:val="false"/>
               <w:spacing w:after="40" w:before="0"/>
               <w:jc w:val="left"/>
             </w:pPr>
@@ -21348,6 +21812,7 @@
           </w:tcPr>
           <w:p>
             <w:pPr>
+              <w:keepNext w:val="false"/>
               <w:spacing w:after="40" w:before="0"/>
               <w:jc w:val="left"/>
             </w:pPr>
@@ -21382,6 +21847,7 @@
           </w:tcPr>
           <w:p>
             <w:pPr>
+              <w:keepNext w:val="false"/>
               <w:spacing w:after="40" w:before="0"/>
               <w:jc w:val="left"/>
             </w:pPr>
@@ -21414,6 +21880,7 @@
           </w:tcPr>
           <w:p>
             <w:pPr>
+              <w:keepNext w:val="false"/>
               <w:spacing w:after="40" w:before="0"/>
               <w:jc w:val="left"/>
             </w:pPr>
@@ -21450,7 +21917,7 @@
         </w:rPr>
         <w:t xml:space="preserve">© 2026 SeaVuria and ARES. Aligned with KICD objectives. Developed by SeaVuria; technical implementation by ARES (with AI assistance from Claude). Licensed under </w:t>
       </w:r>
-      <w:hyperlink w:history="1" r:id="rIdheey6f94nto0jxfsnhj36">
+      <w:hyperlink w:history="1" r:id="rIdqhpcf1_544v0tkln1d6gi">
         <w:r>
           <w:rPr>
             <w:rFonts w:ascii="Arial" w:cs="Arial" w:eastAsia="Arial" w:hAnsi="Arial"/>
@@ -21471,7 +21938,7 @@
         </w:rPr>
         <w:t xml:space="preserve"> (</w:t>
       </w:r>
-      <w:hyperlink w:history="1" r:id="rIde9oir_zcgs03dy3sgtgqq">
+      <w:hyperlink w:history="1" r:id="rIdaz7mi5mcrtqqum1omctsx">
         <w:r>
           <w:rPr>
             <w:rFonts w:ascii="Arial" w:cs="Arial" w:eastAsia="Arial" w:hAnsi="Arial"/>
@@ -21531,6 +21998,7 @@
           </w:tcPr>
           <w:p>
             <w:pPr>
+              <w:keepNext w:val="false"/>
               <w:spacing w:after="40" w:before="0"/>
               <w:jc w:val="center"/>
             </w:pPr>
@@ -21566,6 +22034,7 @@
           </w:tcPr>
           <w:p>
             <w:pPr>
+              <w:keepNext w:val="false"/>
               <w:spacing w:after="40" w:before="0"/>
               <w:jc w:val="center"/>
             </w:pPr>
@@ -21600,6 +22069,7 @@
           </w:tcPr>
           <w:p>
             <w:pPr>
+              <w:keepNext w:val="false"/>
               <w:spacing w:after="40" w:before="0"/>
               <w:jc w:val="left"/>
             </w:pPr>
@@ -21632,6 +22102,7 @@
           </w:tcPr>
           <w:p>
             <w:pPr>
+              <w:keepNext w:val="false"/>
               <w:spacing w:after="40" w:before="0"/>
               <w:jc w:val="left"/>
             </w:pPr>
@@ -21666,6 +22137,7 @@
           </w:tcPr>
           <w:p>
             <w:pPr>
+              <w:keepNext w:val="false"/>
               <w:spacing w:after="40" w:before="0"/>
               <w:jc w:val="left"/>
             </w:pPr>
@@ -21698,6 +22170,7 @@
           </w:tcPr>
           <w:p>
             <w:pPr>
+              <w:keepNext w:val="false"/>
               <w:spacing w:after="40" w:before="0"/>
               <w:jc w:val="left"/>
             </w:pPr>
@@ -21732,6 +22205,7 @@
           </w:tcPr>
           <w:p>
             <w:pPr>
+              <w:keepNext w:val="false"/>
               <w:spacing w:after="40" w:before="0"/>
               <w:jc w:val="left"/>
             </w:pPr>
@@ -21764,6 +22238,7 @@
           </w:tcPr>
           <w:p>
             <w:pPr>
+              <w:keepNext w:val="false"/>
               <w:spacing w:after="40" w:before="0"/>
               <w:jc w:val="left"/>
             </w:pPr>
@@ -21798,6 +22273,7 @@
           </w:tcPr>
           <w:p>
             <w:pPr>
+              <w:keepNext w:val="false"/>
               <w:spacing w:after="40" w:before="0"/>
               <w:jc w:val="left"/>
             </w:pPr>
@@ -21830,6 +22306,7 @@
           </w:tcPr>
           <w:p>
             <w:pPr>
+              <w:keepNext w:val="false"/>
               <w:spacing w:after="40" w:before="0"/>
               <w:jc w:val="left"/>
             </w:pPr>
@@ -21864,6 +22341,7 @@
           </w:tcPr>
           <w:p>
             <w:pPr>
+              <w:keepNext w:val="false"/>
               <w:spacing w:after="40" w:before="0"/>
               <w:jc w:val="left"/>
             </w:pPr>
@@ -21896,6 +22374,7 @@
           </w:tcPr>
           <w:p>
             <w:pPr>
+              <w:keepNext w:val="false"/>
               <w:spacing w:after="40" w:before="0"/>
               <w:jc w:val="left"/>
             </w:pPr>
@@ -21930,6 +22409,7 @@
           </w:tcPr>
           <w:p>
             <w:pPr>
+              <w:keepNext w:val="false"/>
               <w:spacing w:after="40" w:before="0"/>
               <w:jc w:val="left"/>
             </w:pPr>
@@ -21962,6 +22442,7 @@
           </w:tcPr>
           <w:p>
             <w:pPr>
+              <w:keepNext w:val="false"/>
               <w:spacing w:after="40" w:before="0"/>
               <w:jc w:val="left"/>
             </w:pPr>
@@ -21996,6 +22477,7 @@
           </w:tcPr>
           <w:p>
             <w:pPr>
+              <w:keepNext w:val="false"/>
               <w:spacing w:after="40" w:before="0"/>
               <w:jc w:val="left"/>
             </w:pPr>
@@ -22028,6 +22510,7 @@
           </w:tcPr>
           <w:p>
             <w:pPr>
+              <w:keepNext w:val="false"/>
               <w:spacing w:after="40" w:before="0"/>
               <w:jc w:val="left"/>
             </w:pPr>
@@ -22062,6 +22545,7 @@
           </w:tcPr>
           <w:p>
             <w:pPr>
+              <w:keepNext w:val="false"/>
               <w:spacing w:after="40" w:before="0"/>
               <w:jc w:val="left"/>
             </w:pPr>
@@ -22094,6 +22578,7 @@
           </w:tcPr>
           <w:p>
             <w:pPr>
+              <w:keepNext w:val="false"/>
               <w:spacing w:after="40" w:before="0"/>
               <w:jc w:val="left"/>
             </w:pPr>
@@ -22153,6 +22638,7 @@
           </w:tcPr>
           <w:p>
             <w:pPr>
+              <w:keepNext w:val="false"/>
               <w:spacing w:after="40" w:before="0"/>
               <w:jc w:val="center"/>
             </w:pPr>
@@ -22187,6 +22673,7 @@
           </w:tcPr>
           <w:p>
             <w:pPr>
+              <w:keepNext w:val="false"/>
               <w:spacing w:after="40" w:before="0"/>
               <w:jc w:val="left"/>
             </w:pPr>
@@ -22251,6 +22738,7 @@
           </w:tcPr>
           <w:p>
             <w:pPr>
+              <w:keepNext w:val="false"/>
               <w:spacing w:after="40" w:before="0"/>
               <w:jc w:val="center"/>
             </w:pPr>
@@ -22285,6 +22773,7 @@
           </w:tcPr>
           <w:p>
             <w:pPr>
+              <w:keepNext w:val="false"/>
               <w:spacing w:after="40" w:before="0"/>
               <w:jc w:val="left"/>
             </w:pPr>
@@ -22317,6 +22806,7 @@
           </w:tcPr>
           <w:p>
             <w:pPr>
+              <w:keepNext w:val="false"/>
               <w:spacing w:after="40" w:before="0"/>
               <w:jc w:val="left"/>
             </w:pPr>
@@ -22349,6 +22839,7 @@
           </w:tcPr>
           <w:p>
             <w:pPr>
+              <w:keepNext w:val="false"/>
               <w:spacing w:after="40" w:before="0"/>
               <w:jc w:val="left"/>
             </w:pPr>
@@ -22381,6 +22872,7 @@
           </w:tcPr>
           <w:p>
             <w:pPr>
+              <w:keepNext w:val="false"/>
               <w:spacing w:after="40" w:before="0"/>
               <w:jc w:val="left"/>
             </w:pPr>
@@ -22413,6 +22905,7 @@
           </w:tcPr>
           <w:p>
             <w:pPr>
+              <w:keepNext w:val="false"/>
               <w:spacing w:after="40" w:before="0"/>
               <w:jc w:val="left"/>
             </w:pPr>
@@ -22447,6 +22940,7 @@
           </w:tcPr>
           <w:p>
             <w:pPr>
+              <w:keepNext w:val="false"/>
               <w:spacing w:after="40" w:before="0"/>
               <w:jc w:val="left"/>
             </w:pPr>
@@ -22484,7 +22978,7 @@
             <w:pPr>
               <w:spacing w:after="20" w:before="0"/>
             </w:pPr>
-            <w:hyperlink w:history="1" r:id="rIdahuwdahroxh4sn3w3kbfm">
+            <w:hyperlink w:history="1" r:id="rIdd8xu9_u0kj3go7r1brjsq">
               <w:r>
                 <w:rPr>
                   <w:rFonts w:ascii="Arial" w:cs="Arial" w:eastAsia="Arial" w:hAnsi="Arial"/>
@@ -22517,7 +23011,7 @@
               <w:spacing w:after="10" w:before="0"/>
               <w:ind w:left="120"/>
             </w:pPr>
-            <w:hyperlink w:history="1" r:id="rIdpnqwdqshwxc7eyubxvtxm">
+            <w:hyperlink w:history="1" r:id="rId8tpqcxopvg8ozg61vd9xe">
               <w:r>
                 <w:rPr>
                   <w:rFonts w:ascii="Arial" w:cs="Arial" w:eastAsia="Arial" w:hAnsi="Arial"/>
@@ -22562,7 +23056,7 @@
             <w:pPr>
               <w:spacing w:after="20" w:before="0"/>
             </w:pPr>
-            <w:hyperlink w:history="1" r:id="rIduwbnxa2kt4dirdyqpbddg">
+            <w:hyperlink w:history="1" r:id="rId86oqtaoi0mjg4taedgoer">
               <w:r>
                 <w:rPr>
                   <w:rFonts w:ascii="Arial" w:cs="Arial" w:eastAsia="Arial" w:hAnsi="Arial"/>
@@ -22595,7 +23089,7 @@
               <w:spacing w:after="10" w:before="0"/>
               <w:ind w:left="120"/>
             </w:pPr>
-            <w:hyperlink w:history="1" r:id="rIdd_eozl4zyyetxvlkmiywd">
+            <w:hyperlink w:history="1" r:id="rId12k8evlgcdfjrw8l5iull">
               <w:r>
                 <w:rPr>
                   <w:rFonts w:ascii="Arial" w:cs="Arial" w:eastAsia="Arial" w:hAnsi="Arial"/>
@@ -22623,6 +23117,7 @@
           </w:tcPr>
           <w:p>
             <w:pPr>
+              <w:keepNext w:val="false"/>
               <w:spacing w:after="40" w:before="0"/>
               <w:jc w:val="left"/>
             </w:pPr>
@@ -22655,6 +23150,7 @@
           </w:tcPr>
           <w:p>
             <w:pPr>
+              <w:keepNext w:val="false"/>
               <w:spacing w:after="40" w:before="0"/>
               <w:jc w:val="left"/>
             </w:pPr>
@@ -22687,6 +23183,7 @@
           </w:tcPr>
           <w:p>
             <w:pPr>
+              <w:keepNext w:val="false"/>
               <w:spacing w:after="40" w:before="0"/>
               <w:jc w:val="left"/>
             </w:pPr>
@@ -22719,6 +23216,7 @@
           </w:tcPr>
           <w:p>
             <w:pPr>
+              <w:keepNext w:val="false"/>
               <w:spacing w:after="40" w:before="0"/>
               <w:jc w:val="left"/>
             </w:pPr>
@@ -22753,6 +23251,7 @@
           </w:tcPr>
           <w:p>
             <w:pPr>
+              <w:keepNext w:val="false"/>
               <w:spacing w:after="40" w:before="0"/>
               <w:jc w:val="left"/>
             </w:pPr>
@@ -22790,7 +23289,7 @@
             <w:pPr>
               <w:spacing w:after="20" w:before="0"/>
             </w:pPr>
-            <w:hyperlink w:history="1" r:id="rId-m3ph9il_gbpb4wmqf_3f">
+            <w:hyperlink w:history="1" r:id="rIdyc6bsf13-vwnycbrmsjpl">
               <w:r>
                 <w:rPr>
                   <w:rFonts w:ascii="Arial" w:cs="Arial" w:eastAsia="Arial" w:hAnsi="Arial"/>
@@ -22823,7 +23322,7 @@
               <w:spacing w:after="10" w:before="0"/>
               <w:ind w:left="120"/>
             </w:pPr>
-            <w:hyperlink w:history="1" r:id="rIdnljdyffquaoddfay5jish">
+            <w:hyperlink w:history="1" r:id="rId7lfhoo6r0qfaevjaidnip">
               <w:r>
                 <w:rPr>
                   <w:rFonts w:ascii="Arial" w:cs="Arial" w:eastAsia="Arial" w:hAnsi="Arial"/>
@@ -22868,7 +23367,7 @@
             <w:pPr>
               <w:spacing w:after="20" w:before="0"/>
             </w:pPr>
-            <w:hyperlink w:history="1" r:id="rId6us0zvdecjxsb2qbniki2">
+            <w:hyperlink w:history="1" r:id="rIdkg3y7rzy9q2q9eoyljk2i">
               <w:r>
                 <w:rPr>
                   <w:rFonts w:ascii="Arial" w:cs="Arial" w:eastAsia="Arial" w:hAnsi="Arial"/>
@@ -22901,7 +23400,7 @@
               <w:spacing w:after="10" w:before="0"/>
               <w:ind w:left="120"/>
             </w:pPr>
-            <w:hyperlink w:history="1" r:id="rIdobhr61aylyzxsdzvaz9d4">
+            <w:hyperlink w:history="1" r:id="rIdkub4syuhhcyxup8kqkba7">
               <w:r>
                 <w:rPr>
                   <w:rFonts w:ascii="Arial" w:cs="Arial" w:eastAsia="Arial" w:hAnsi="Arial"/>
@@ -22929,6 +23428,7 @@
           </w:tcPr>
           <w:p>
             <w:pPr>
+              <w:keepNext w:val="false"/>
               <w:spacing w:after="40" w:before="0"/>
               <w:jc w:val="left"/>
             </w:pPr>
@@ -22961,6 +23461,7 @@
           </w:tcPr>
           <w:p>
             <w:pPr>
+              <w:keepNext w:val="false"/>
               <w:spacing w:after="40" w:before="0"/>
               <w:jc w:val="left"/>
             </w:pPr>
@@ -22993,6 +23494,7 @@
           </w:tcPr>
           <w:p>
             <w:pPr>
+              <w:keepNext w:val="false"/>
               <w:spacing w:after="40" w:before="0"/>
               <w:jc w:val="left"/>
             </w:pPr>
@@ -23025,6 +23527,7 @@
           </w:tcPr>
           <w:p>
             <w:pPr>
+              <w:keepNext w:val="false"/>
               <w:spacing w:after="40" w:before="0"/>
               <w:jc w:val="left"/>
             </w:pPr>
@@ -23059,6 +23562,7 @@
           </w:tcPr>
           <w:p>
             <w:pPr>
+              <w:keepNext w:val="false"/>
               <w:spacing w:after="40" w:before="0"/>
               <w:jc w:val="left"/>
             </w:pPr>
@@ -23096,7 +23600,7 @@
             <w:pPr>
               <w:spacing w:after="20" w:before="0"/>
             </w:pPr>
-            <w:hyperlink w:history="1" r:id="rIdjjwetsgwbmrgotzvobc8f">
+            <w:hyperlink w:history="1" r:id="rId6tv9h90-e42tppni5jd46">
               <w:r>
                 <w:rPr>
                   <w:rFonts w:ascii="Arial" w:cs="Arial" w:eastAsia="Arial" w:hAnsi="Arial"/>
@@ -23129,7 +23633,7 @@
               <w:spacing w:after="10" w:before="0"/>
               <w:ind w:left="120"/>
             </w:pPr>
-            <w:hyperlink w:history="1" r:id="rIdys2ryy_4bg9bbi3b8q3h1">
+            <w:hyperlink w:history="1" r:id="rId9dnerhnx2lar5uxyr384e">
               <w:r>
                 <w:rPr>
                   <w:rFonts w:ascii="Arial" w:cs="Arial" w:eastAsia="Arial" w:hAnsi="Arial"/>
@@ -23174,7 +23678,7 @@
             <w:pPr>
               <w:spacing w:after="20" w:before="0"/>
             </w:pPr>
-            <w:hyperlink w:history="1" r:id="rIdct0i5uiagc0w5kh_klzri">
+            <w:hyperlink w:history="1" r:id="rId8fwewzbr2t19s2gyjh6af">
               <w:r>
                 <w:rPr>
                   <w:rFonts w:ascii="Arial" w:cs="Arial" w:eastAsia="Arial" w:hAnsi="Arial"/>
@@ -23223,7 +23727,7 @@
               <w:spacing w:after="10" w:before="0"/>
               <w:ind w:left="120"/>
             </w:pPr>
-            <w:hyperlink w:history="1" r:id="rIdjhbxclizejyjjx-ldsvp4">
+            <w:hyperlink w:history="1" r:id="rId01crrmp1bbd1dktbyrwge">
               <w:r>
                 <w:rPr>
                   <w:rFonts w:ascii="Arial" w:cs="Arial" w:eastAsia="Arial" w:hAnsi="Arial"/>
@@ -23251,6 +23755,7 @@
           </w:tcPr>
           <w:p>
             <w:pPr>
+              <w:keepNext w:val="false"/>
               <w:spacing w:after="40" w:before="0"/>
               <w:jc w:val="left"/>
             </w:pPr>
@@ -23283,6 +23788,7 @@
           </w:tcPr>
           <w:p>
             <w:pPr>
+              <w:keepNext w:val="false"/>
               <w:spacing w:after="40" w:before="0"/>
               <w:jc w:val="left"/>
             </w:pPr>
@@ -23315,6 +23821,7 @@
           </w:tcPr>
           <w:p>
             <w:pPr>
+              <w:keepNext w:val="false"/>
               <w:spacing w:after="40" w:before="0"/>
               <w:jc w:val="left"/>
             </w:pPr>
@@ -23347,6 +23854,7 @@
           </w:tcPr>
           <w:p>
             <w:pPr>
+              <w:keepNext w:val="false"/>
               <w:spacing w:after="40" w:before="0"/>
               <w:jc w:val="left"/>
             </w:pPr>
@@ -23381,6 +23889,7 @@
           </w:tcPr>
           <w:p>
             <w:pPr>
+              <w:keepNext w:val="false"/>
               <w:spacing w:after="40" w:before="0"/>
               <w:jc w:val="left"/>
             </w:pPr>
@@ -23418,7 +23927,7 @@
             <w:pPr>
               <w:spacing w:after="20" w:before="0"/>
             </w:pPr>
-            <w:hyperlink w:history="1" r:id="rIdesy_dwufkelwxd09-1sqv">
+            <w:hyperlink w:history="1" r:id="rIdigtrq2vfwvdh18lpu51el">
               <w:r>
                 <w:rPr>
                   <w:rFonts w:ascii="Arial" w:cs="Arial" w:eastAsia="Arial" w:hAnsi="Arial"/>
@@ -23451,7 +23960,7 @@
               <w:spacing w:after="10" w:before="0"/>
               <w:ind w:left="120"/>
             </w:pPr>
-            <w:hyperlink w:history="1" r:id="rIdsjvds5en8vhzajldamgxf">
+            <w:hyperlink w:history="1" r:id="rIdoemaoxvbxkrfxufzmbwap">
               <w:r>
                 <w:rPr>
                   <w:rFonts w:ascii="Arial" w:cs="Arial" w:eastAsia="Arial" w:hAnsi="Arial"/>
@@ -23496,7 +24005,7 @@
             <w:pPr>
               <w:spacing w:after="20" w:before="0"/>
             </w:pPr>
-            <w:hyperlink w:history="1" r:id="rIdxpynlbxxzcg3oyuncihla">
+            <w:hyperlink w:history="1" r:id="rIdmsgnbfh4o4dvkrl98ltlh">
               <w:r>
                 <w:rPr>
                   <w:rFonts w:ascii="Arial" w:cs="Arial" w:eastAsia="Arial" w:hAnsi="Arial"/>
@@ -23545,7 +24054,7 @@
               <w:spacing w:after="10" w:before="0"/>
               <w:ind w:left="120"/>
             </w:pPr>
-            <w:hyperlink w:history="1" r:id="rIdmrkajitdrvgks3mzg7osl">
+            <w:hyperlink w:history="1" r:id="rIdvwp9hjisqgwd8z5k23kij">
               <w:r>
                 <w:rPr>
                   <w:rFonts w:ascii="Arial" w:cs="Arial" w:eastAsia="Arial" w:hAnsi="Arial"/>
@@ -23573,6 +24082,7 @@
           </w:tcPr>
           <w:p>
             <w:pPr>
+              <w:keepNext w:val="false"/>
               <w:spacing w:after="40" w:before="0"/>
               <w:jc w:val="left"/>
             </w:pPr>
@@ -23605,6 +24115,7 @@
           </w:tcPr>
           <w:p>
             <w:pPr>
+              <w:keepNext w:val="false"/>
               <w:spacing w:after="40" w:before="0"/>
               <w:jc w:val="left"/>
             </w:pPr>
@@ -23637,6 +24148,7 @@
           </w:tcPr>
           <w:p>
             <w:pPr>
+              <w:keepNext w:val="false"/>
               <w:spacing w:after="40" w:before="0"/>
               <w:jc w:val="left"/>
             </w:pPr>
@@ -23669,6 +24181,7 @@
           </w:tcPr>
           <w:p>
             <w:pPr>
+              <w:keepNext w:val="false"/>
               <w:spacing w:after="40" w:before="0"/>
               <w:jc w:val="left"/>
             </w:pPr>
@@ -23703,6 +24216,7 @@
           </w:tcPr>
           <w:p>
             <w:pPr>
+              <w:keepNext w:val="false"/>
               <w:spacing w:after="40" w:before="0"/>
               <w:jc w:val="left"/>
             </w:pPr>
@@ -23740,7 +24254,7 @@
             <w:pPr>
               <w:spacing w:after="20" w:before="0"/>
             </w:pPr>
-            <w:hyperlink w:history="1" r:id="rIdzu6-kfs_y4h-anaqapvoo">
+            <w:hyperlink w:history="1" r:id="rIdpoongwj356msvdrr_6yhr">
               <w:r>
                 <w:rPr>
                   <w:rFonts w:ascii="Arial" w:cs="Arial" w:eastAsia="Arial" w:hAnsi="Arial"/>
@@ -23773,7 +24287,7 @@
               <w:spacing w:after="10" w:before="0"/>
               <w:ind w:left="120"/>
             </w:pPr>
-            <w:hyperlink w:history="1" r:id="rIdhohl8vajwiriww5h-fuh7">
+            <w:hyperlink w:history="1" r:id="rIdqdj5eczgaujikpfavgtns">
               <w:r>
                 <w:rPr>
                   <w:rFonts w:ascii="Arial" w:cs="Arial" w:eastAsia="Arial" w:hAnsi="Arial"/>
@@ -23818,7 +24332,7 @@
             <w:pPr>
               <w:spacing w:after="20" w:before="0"/>
             </w:pPr>
-            <w:hyperlink w:history="1" r:id="rIdddx_t-5hmficwg_kti2zw">
+            <w:hyperlink w:history="1" r:id="rId4g17ey9tjhx0z-ewvx7-s">
               <w:r>
                 <w:rPr>
                   <w:rFonts w:ascii="Arial" w:cs="Arial" w:eastAsia="Arial" w:hAnsi="Arial"/>
@@ -23867,7 +24381,7 @@
               <w:spacing w:after="10" w:before="0"/>
               <w:ind w:left="120"/>
             </w:pPr>
-            <w:hyperlink w:history="1" r:id="rIdltu-nyvoc7yexyjagoy3g">
+            <w:hyperlink w:history="1" r:id="rIddq38hif-sapp5cnzxuilt">
               <w:r>
                 <w:rPr>
                   <w:rFonts w:ascii="Arial" w:cs="Arial" w:eastAsia="Arial" w:hAnsi="Arial"/>
@@ -23895,6 +24409,7 @@
           </w:tcPr>
           <w:p>
             <w:pPr>
+              <w:keepNext w:val="false"/>
               <w:spacing w:after="40" w:before="0"/>
               <w:jc w:val="left"/>
             </w:pPr>
@@ -23927,6 +24442,7 @@
           </w:tcPr>
           <w:p>
             <w:pPr>
+              <w:keepNext w:val="false"/>
               <w:spacing w:after="40" w:before="0"/>
               <w:jc w:val="left"/>
             </w:pPr>
@@ -23959,6 +24475,7 @@
           </w:tcPr>
           <w:p>
             <w:pPr>
+              <w:keepNext w:val="false"/>
               <w:spacing w:after="40" w:before="0"/>
               <w:jc w:val="left"/>
             </w:pPr>
@@ -23991,6 +24508,7 @@
           </w:tcPr>
           <w:p>
             <w:pPr>
+              <w:keepNext w:val="false"/>
               <w:spacing w:after="40" w:before="0"/>
               <w:jc w:val="left"/>
             </w:pPr>
@@ -24050,6 +24568,7 @@
           </w:tcPr>
           <w:p>
             <w:pPr>
+              <w:keepNext w:val="false"/>
               <w:spacing w:after="40" w:before="0"/>
               <w:jc w:val="center"/>
             </w:pPr>
@@ -24084,6 +24603,7 @@
           </w:tcPr>
           <w:p>
             <w:pPr>
+              <w:keepNext w:val="false"/>
               <w:spacing w:after="40" w:before="0"/>
               <w:jc w:val="left"/>
             </w:pPr>
@@ -24103,6 +24623,7 @@
           </w:p>
           <w:p>
             <w:pPr>
+              <w:keepNext w:val="false"/>
               <w:spacing w:after="40" w:before="0"/>
               <w:jc w:val="left"/>
             </w:pPr>
@@ -24122,6 +24643,7 @@
           </w:p>
           <w:p>
             <w:pPr>
+              <w:keepNext w:val="false"/>
               <w:spacing w:after="40" w:before="0"/>
               <w:jc w:val="left"/>
             </w:pPr>
@@ -24141,6 +24663,7 @@
           </w:p>
           <w:p>
             <w:pPr>
+              <w:keepNext w:val="false"/>
               <w:spacing w:after="40" w:before="0"/>
               <w:jc w:val="left"/>
             </w:pPr>
@@ -24160,6 +24683,7 @@
           </w:p>
           <w:p>
             <w:pPr>
+              <w:keepNext w:val="false"/>
               <w:spacing w:after="40" w:before="0"/>
               <w:jc w:val="left"/>
             </w:pPr>
@@ -24179,6 +24703,7 @@
           </w:p>
           <w:p>
             <w:pPr>
+              <w:keepNext w:val="false"/>
               <w:spacing w:after="40" w:before="0"/>
               <w:jc w:val="left"/>
             </w:pPr>
@@ -24198,6 +24723,7 @@
           </w:p>
           <w:p>
             <w:pPr>
+              <w:keepNext w:val="false"/>
               <w:spacing w:after="40" w:before="0"/>
               <w:jc w:val="left"/>
             </w:pPr>
@@ -24259,6 +24785,7 @@
           </w:tcPr>
           <w:p>
             <w:pPr>
+              <w:keepNext w:val="false"/>
               <w:spacing w:after="40" w:before="0"/>
               <w:jc w:val="center"/>
             </w:pPr>
@@ -24293,6 +24820,7 @@
           </w:tcPr>
           <w:p>
             <w:pPr>
+              <w:keepNext w:val="false"/>
               <w:spacing w:after="40" w:before="0"/>
               <w:jc w:val="left"/>
             </w:pPr>
@@ -24325,6 +24853,7 @@
           </w:tcPr>
           <w:p>
             <w:pPr>
+              <w:keepNext w:val="false"/>
               <w:spacing w:after="40" w:before="0"/>
               <w:jc w:val="left"/>
             </w:pPr>
@@ -24359,6 +24888,7 @@
           </w:tcPr>
           <w:p>
             <w:pPr>
+              <w:keepNext w:val="false"/>
               <w:spacing w:after="40" w:before="0"/>
               <w:jc w:val="left"/>
             </w:pPr>
@@ -24391,6 +24921,7 @@
           </w:tcPr>
           <w:p>
             <w:pPr>
+              <w:keepNext w:val="false"/>
               <w:spacing w:after="40" w:before="0"/>
               <w:jc w:val="left"/>
             </w:pPr>
@@ -24425,6 +24956,7 @@
           </w:tcPr>
           <w:p>
             <w:pPr>
+              <w:keepNext w:val="false"/>
               <w:spacing w:after="40" w:before="0"/>
               <w:jc w:val="left"/>
             </w:pPr>
@@ -24457,6 +24989,7 @@
           </w:tcPr>
           <w:p>
             <w:pPr>
+              <w:keepNext w:val="false"/>
               <w:spacing w:after="40" w:before="0"/>
               <w:jc w:val="left"/>
             </w:pPr>
@@ -24493,7 +25026,7 @@
         </w:rPr>
         <w:t xml:space="preserve">© 2026 SeaVuria and ARES. Aligned with KICD objectives. Developed by SeaVuria; technical implementation by ARES (with AI assistance from Claude). Licensed under </w:t>
       </w:r>
-      <w:hyperlink w:history="1" r:id="rIdekpjwqsxxpz1zsbsuoojq">
+      <w:hyperlink w:history="1" r:id="rIduhqaxc51e5pstjs5aeewn">
         <w:r>
           <w:rPr>
             <w:rFonts w:ascii="Arial" w:cs="Arial" w:eastAsia="Arial" w:hAnsi="Arial"/>
@@ -24514,7 +25047,7 @@
         </w:rPr>
         <w:t xml:space="preserve"> (</w:t>
       </w:r>
-      <w:hyperlink w:history="1" r:id="rIdfs7ntvl_vobb6t8boqunj">
+      <w:hyperlink w:history="1" r:id="rIdlpaozy-mtrfwjwkh_2f4z">
         <w:r>
           <w:rPr>
             <w:rFonts w:ascii="Arial" w:cs="Arial" w:eastAsia="Arial" w:hAnsi="Arial"/>
@@ -24574,6 +25107,7 @@
           </w:tcPr>
           <w:p>
             <w:pPr>
+              <w:keepNext w:val="false"/>
               <w:spacing w:after="40" w:before="0"/>
               <w:jc w:val="center"/>
             </w:pPr>
@@ -24609,6 +25143,7 @@
           </w:tcPr>
           <w:p>
             <w:pPr>
+              <w:keepNext w:val="false"/>
               <w:spacing w:after="40" w:before="0"/>
               <w:jc w:val="center"/>
             </w:pPr>
@@ -24643,6 +25178,7 @@
           </w:tcPr>
           <w:p>
             <w:pPr>
+              <w:keepNext w:val="false"/>
               <w:spacing w:after="40" w:before="0"/>
               <w:jc w:val="left"/>
             </w:pPr>
@@ -24675,6 +25211,7 @@
           </w:tcPr>
           <w:p>
             <w:pPr>
+              <w:keepNext w:val="false"/>
               <w:spacing w:after="40" w:before="0"/>
               <w:jc w:val="left"/>
             </w:pPr>
@@ -24709,6 +25246,7 @@
           </w:tcPr>
           <w:p>
             <w:pPr>
+              <w:keepNext w:val="false"/>
               <w:spacing w:after="40" w:before="0"/>
               <w:jc w:val="left"/>
             </w:pPr>
@@ -24741,6 +25279,7 @@
           </w:tcPr>
           <w:p>
             <w:pPr>
+              <w:keepNext w:val="false"/>
               <w:spacing w:after="40" w:before="0"/>
               <w:jc w:val="left"/>
             </w:pPr>
@@ -24775,6 +25314,7 @@
           </w:tcPr>
           <w:p>
             <w:pPr>
+              <w:keepNext w:val="false"/>
               <w:spacing w:after="40" w:before="0"/>
               <w:jc w:val="left"/>
             </w:pPr>
@@ -24807,6 +25347,7 @@
           </w:tcPr>
           <w:p>
             <w:pPr>
+              <w:keepNext w:val="false"/>
               <w:spacing w:after="40" w:before="0"/>
               <w:jc w:val="left"/>
             </w:pPr>
@@ -24841,6 +25382,7 @@
           </w:tcPr>
           <w:p>
             <w:pPr>
+              <w:keepNext w:val="false"/>
               <w:spacing w:after="40" w:before="0"/>
               <w:jc w:val="left"/>
             </w:pPr>
@@ -24873,6 +25415,7 @@
           </w:tcPr>
           <w:p>
             <w:pPr>
+              <w:keepNext w:val="false"/>
               <w:spacing w:after="40" w:before="0"/>
               <w:jc w:val="left"/>
             </w:pPr>
@@ -24907,6 +25450,7 @@
           </w:tcPr>
           <w:p>
             <w:pPr>
+              <w:keepNext w:val="false"/>
               <w:spacing w:after="40" w:before="0"/>
               <w:jc w:val="left"/>
             </w:pPr>
@@ -24939,6 +25483,7 @@
           </w:tcPr>
           <w:p>
             <w:pPr>
+              <w:keepNext w:val="false"/>
               <w:spacing w:after="40" w:before="0"/>
               <w:jc w:val="left"/>
             </w:pPr>
@@ -24973,6 +25518,7 @@
           </w:tcPr>
           <w:p>
             <w:pPr>
+              <w:keepNext w:val="false"/>
               <w:spacing w:after="40" w:before="0"/>
               <w:jc w:val="left"/>
             </w:pPr>
@@ -25005,6 +25551,7 @@
           </w:tcPr>
           <w:p>
             <w:pPr>
+              <w:keepNext w:val="false"/>
               <w:spacing w:after="40" w:before="0"/>
               <w:jc w:val="left"/>
             </w:pPr>
@@ -25039,6 +25586,7 @@
           </w:tcPr>
           <w:p>
             <w:pPr>
+              <w:keepNext w:val="false"/>
               <w:spacing w:after="40" w:before="0"/>
               <w:jc w:val="left"/>
             </w:pPr>
@@ -25071,6 +25619,7 @@
           </w:tcPr>
           <w:p>
             <w:pPr>
+              <w:keepNext w:val="false"/>
               <w:spacing w:after="40" w:before="0"/>
               <w:jc w:val="left"/>
             </w:pPr>
@@ -25105,6 +25654,7 @@
           </w:tcPr>
           <w:p>
             <w:pPr>
+              <w:keepNext w:val="false"/>
               <w:spacing w:after="40" w:before="0"/>
               <w:jc w:val="left"/>
             </w:pPr>
@@ -25137,6 +25687,7 @@
           </w:tcPr>
           <w:p>
             <w:pPr>
+              <w:keepNext w:val="false"/>
               <w:spacing w:after="40" w:before="0"/>
               <w:jc w:val="left"/>
             </w:pPr>
@@ -25196,6 +25747,7 @@
           </w:tcPr>
           <w:p>
             <w:pPr>
+              <w:keepNext w:val="false"/>
               <w:spacing w:after="40" w:before="0"/>
               <w:jc w:val="center"/>
             </w:pPr>
@@ -25230,6 +25782,7 @@
           </w:tcPr>
           <w:p>
             <w:pPr>
+              <w:keepNext w:val="false"/>
               <w:spacing w:after="40" w:before="0"/>
               <w:jc w:val="left"/>
             </w:pPr>
@@ -25294,6 +25847,7 @@
           </w:tcPr>
           <w:p>
             <w:pPr>
+              <w:keepNext w:val="false"/>
               <w:spacing w:after="40" w:before="0"/>
               <w:jc w:val="center"/>
             </w:pPr>
@@ -25328,6 +25882,7 @@
           </w:tcPr>
           <w:p>
             <w:pPr>
+              <w:keepNext w:val="false"/>
               <w:spacing w:after="40" w:before="0"/>
               <w:jc w:val="left"/>
             </w:pPr>
@@ -25360,6 +25915,7 @@
           </w:tcPr>
           <w:p>
             <w:pPr>
+              <w:keepNext w:val="false"/>
               <w:spacing w:after="40" w:before="0"/>
               <w:jc w:val="left"/>
             </w:pPr>
@@ -25392,6 +25948,7 @@
           </w:tcPr>
           <w:p>
             <w:pPr>
+              <w:keepNext w:val="false"/>
               <w:spacing w:after="40" w:before="0"/>
               <w:jc w:val="left"/>
             </w:pPr>
@@ -25424,6 +25981,7 @@
           </w:tcPr>
           <w:p>
             <w:pPr>
+              <w:keepNext w:val="false"/>
               <w:spacing w:after="40" w:before="0"/>
               <w:jc w:val="left"/>
             </w:pPr>
@@ -25456,6 +26014,7 @@
           </w:tcPr>
           <w:p>
             <w:pPr>
+              <w:keepNext w:val="false"/>
               <w:spacing w:after="40" w:before="0"/>
               <w:jc w:val="left"/>
             </w:pPr>
@@ -25490,6 +26049,7 @@
           </w:tcPr>
           <w:p>
             <w:pPr>
+              <w:keepNext w:val="false"/>
               <w:spacing w:after="40" w:before="0"/>
               <w:jc w:val="left"/>
             </w:pPr>
@@ -25527,7 +26087,7 @@
             <w:pPr>
               <w:spacing w:after="20" w:before="0"/>
             </w:pPr>
-            <w:hyperlink w:history="1" r:id="rIdehfyto_wh9uzgv2fwag2p">
+            <w:hyperlink w:history="1" r:id="rIdt85c5tfffdxr78jvdtanl">
               <w:r>
                 <w:rPr>
                   <w:rFonts w:ascii="Arial" w:cs="Arial" w:eastAsia="Arial" w:hAnsi="Arial"/>
@@ -25560,7 +26120,7 @@
               <w:spacing w:after="10" w:before="0"/>
               <w:ind w:left="120"/>
             </w:pPr>
-            <w:hyperlink w:history="1" r:id="rIdrh2wzbmakudv9ivx2tevk">
+            <w:hyperlink w:history="1" r:id="rIdqeuf-1bjhn94lrt4b5efz">
               <w:r>
                 <w:rPr>
                   <w:rFonts w:ascii="Arial" w:cs="Arial" w:eastAsia="Arial" w:hAnsi="Arial"/>
@@ -25605,7 +26165,7 @@
             <w:pPr>
               <w:spacing w:after="20" w:before="0"/>
             </w:pPr>
-            <w:hyperlink w:history="1" r:id="rIdinu6_rap9e6rnxolflvgr">
+            <w:hyperlink w:history="1" r:id="rId7omwsmeqasikyobhlaqi9">
               <w:r>
                 <w:rPr>
                   <w:rFonts w:ascii="Arial" w:cs="Arial" w:eastAsia="Arial" w:hAnsi="Arial"/>
@@ -25638,7 +26198,7 @@
               <w:spacing w:after="10" w:before="0"/>
               <w:ind w:left="120"/>
             </w:pPr>
-            <w:hyperlink w:history="1" r:id="rIdnfkmgquybacq8hofkgq_0">
+            <w:hyperlink w:history="1" r:id="rId8opskgiretpmkin-ye2cd">
               <w:r>
                 <w:rPr>
                   <w:rFonts w:ascii="Arial" w:cs="Arial" w:eastAsia="Arial" w:hAnsi="Arial"/>
@@ -25666,6 +26226,7 @@
           </w:tcPr>
           <w:p>
             <w:pPr>
+              <w:keepNext w:val="false"/>
               <w:spacing w:after="40" w:before="0"/>
               <w:jc w:val="left"/>
             </w:pPr>
@@ -25698,6 +26259,7 @@
           </w:tcPr>
           <w:p>
             <w:pPr>
+              <w:keepNext w:val="false"/>
               <w:spacing w:after="40" w:before="0"/>
               <w:jc w:val="left"/>
             </w:pPr>
@@ -25730,6 +26292,7 @@
           </w:tcPr>
           <w:p>
             <w:pPr>
+              <w:keepNext w:val="false"/>
               <w:spacing w:after="40" w:before="0"/>
               <w:jc w:val="left"/>
             </w:pPr>
@@ -25762,6 +26325,7 @@
           </w:tcPr>
           <w:p>
             <w:pPr>
+              <w:keepNext w:val="false"/>
               <w:spacing w:after="40" w:before="0"/>
               <w:jc w:val="left"/>
             </w:pPr>
@@ -25796,6 +26360,7 @@
           </w:tcPr>
           <w:p>
             <w:pPr>
+              <w:keepNext w:val="false"/>
               <w:spacing w:after="40" w:before="0"/>
               <w:jc w:val="left"/>
             </w:pPr>
@@ -25833,7 +26398,7 @@
             <w:pPr>
               <w:spacing w:after="20" w:before="0"/>
             </w:pPr>
-            <w:hyperlink w:history="1" r:id="rIdvd1rp83zm6w_r8vfvggim">
+            <w:hyperlink w:history="1" r:id="rIdff9mgdqsds8ujfk9bd1ey">
               <w:r>
                 <w:rPr>
                   <w:rFonts w:ascii="Arial" w:cs="Arial" w:eastAsia="Arial" w:hAnsi="Arial"/>
@@ -25866,7 +26431,7 @@
               <w:spacing w:after="10" w:before="0"/>
               <w:ind w:left="120"/>
             </w:pPr>
-            <w:hyperlink w:history="1" r:id="rId4ye6r20tw_awdz1_eddjf">
+            <w:hyperlink w:history="1" r:id="rIdtg63-waakxojibvjinkaj">
               <w:r>
                 <w:rPr>
                   <w:rFonts w:ascii="Arial" w:cs="Arial" w:eastAsia="Arial" w:hAnsi="Arial"/>
@@ -25911,7 +26476,7 @@
             <w:pPr>
               <w:spacing w:after="20" w:before="0"/>
             </w:pPr>
-            <w:hyperlink w:history="1" r:id="rIdz2lu2-toi26zswdmfbshm">
+            <w:hyperlink w:history="1" r:id="rIdxhmi79jxvvgdl5p-liwoj">
               <w:r>
                 <w:rPr>
                   <w:rFonts w:ascii="Arial" w:cs="Arial" w:eastAsia="Arial" w:hAnsi="Arial"/>
@@ -25944,7 +26509,7 @@
               <w:spacing w:after="10" w:before="0"/>
               <w:ind w:left="120"/>
             </w:pPr>
-            <w:hyperlink w:history="1" r:id="rIdj95tpxzoo0ohakqmiqv53">
+            <w:hyperlink w:history="1" r:id="rId_gjz4rqkpd0q2zwovgqb8">
               <w:r>
                 <w:rPr>
                   <w:rFonts w:ascii="Arial" w:cs="Arial" w:eastAsia="Arial" w:hAnsi="Arial"/>
@@ -25972,6 +26537,7 @@
           </w:tcPr>
           <w:p>
             <w:pPr>
+              <w:keepNext w:val="false"/>
               <w:spacing w:after="40" w:before="0"/>
               <w:jc w:val="left"/>
             </w:pPr>
@@ -26004,6 +26570,7 @@
           </w:tcPr>
           <w:p>
             <w:pPr>
+              <w:keepNext w:val="false"/>
               <w:spacing w:after="40" w:before="0"/>
               <w:jc w:val="left"/>
             </w:pPr>
@@ -26036,6 +26603,7 @@
           </w:tcPr>
           <w:p>
             <w:pPr>
+              <w:keepNext w:val="false"/>
               <w:spacing w:after="40" w:before="0"/>
               <w:jc w:val="left"/>
             </w:pPr>
@@ -26068,6 +26636,7 @@
           </w:tcPr>
           <w:p>
             <w:pPr>
+              <w:keepNext w:val="false"/>
               <w:spacing w:after="40" w:before="0"/>
               <w:jc w:val="left"/>
             </w:pPr>
@@ -26102,6 +26671,7 @@
           </w:tcPr>
           <w:p>
             <w:pPr>
+              <w:keepNext w:val="false"/>
               <w:spacing w:after="40" w:before="0"/>
               <w:jc w:val="left"/>
             </w:pPr>
@@ -26139,7 +26709,7 @@
             <w:pPr>
               <w:spacing w:after="20" w:before="0"/>
             </w:pPr>
-            <w:hyperlink w:history="1" r:id="rId2h6ifu6gizg3djziio-ke">
+            <w:hyperlink w:history="1" r:id="rIdas9-9ws3vaxrnyxmc9zpj">
               <w:r>
                 <w:rPr>
                   <w:rFonts w:ascii="Arial" w:cs="Arial" w:eastAsia="Arial" w:hAnsi="Arial"/>
@@ -26172,7 +26742,7 @@
               <w:spacing w:after="10" w:before="0"/>
               <w:ind w:left="120"/>
             </w:pPr>
-            <w:hyperlink w:history="1" r:id="rId1jwlcqvfhq5fv-8q_yjg6">
+            <w:hyperlink w:history="1" r:id="rIdwk2dzgr8emgc8y7fe-8yv">
               <w:r>
                 <w:rPr>
                   <w:rFonts w:ascii="Arial" w:cs="Arial" w:eastAsia="Arial" w:hAnsi="Arial"/>
@@ -26217,7 +26787,7 @@
             <w:pPr>
               <w:spacing w:after="20" w:before="0"/>
             </w:pPr>
-            <w:hyperlink w:history="1" r:id="rIdhfidmlucmfo9ekufmm9tb">
+            <w:hyperlink w:history="1" r:id="rIdt8l1tlmizskgdineduw0n">
               <w:r>
                 <w:rPr>
                   <w:rFonts w:ascii="Arial" w:cs="Arial" w:eastAsia="Arial" w:hAnsi="Arial"/>
@@ -26250,7 +26820,7 @@
               <w:spacing w:after="10" w:before="0"/>
               <w:ind w:left="120"/>
             </w:pPr>
-            <w:hyperlink w:history="1" r:id="rId6ibjtue8-h2_8plmjhich">
+            <w:hyperlink w:history="1" r:id="rIdk7x_j5xzqjke_tyuaossu">
               <w:r>
                 <w:rPr>
                   <w:rFonts w:ascii="Arial" w:cs="Arial" w:eastAsia="Arial" w:hAnsi="Arial"/>
@@ -26278,6 +26848,7 @@
           </w:tcPr>
           <w:p>
             <w:pPr>
+              <w:keepNext w:val="false"/>
               <w:spacing w:after="40" w:before="0"/>
               <w:jc w:val="left"/>
             </w:pPr>
@@ -26310,6 +26881,7 @@
           </w:tcPr>
           <w:p>
             <w:pPr>
+              <w:keepNext w:val="false"/>
               <w:spacing w:after="40" w:before="0"/>
               <w:jc w:val="left"/>
             </w:pPr>
@@ -26342,6 +26914,7 @@
           </w:tcPr>
           <w:p>
             <w:pPr>
+              <w:keepNext w:val="false"/>
               <w:spacing w:after="40" w:before="0"/>
               <w:jc w:val="left"/>
             </w:pPr>
@@ -26374,6 +26947,7 @@
           </w:tcPr>
           <w:p>
             <w:pPr>
+              <w:keepNext w:val="false"/>
               <w:spacing w:after="40" w:before="0"/>
               <w:jc w:val="left"/>
             </w:pPr>
@@ -26408,6 +26982,7 @@
           </w:tcPr>
           <w:p>
             <w:pPr>
+              <w:keepNext w:val="false"/>
               <w:spacing w:after="40" w:before="0"/>
               <w:jc w:val="left"/>
             </w:pPr>
@@ -26445,7 +27020,7 @@
             <w:pPr>
               <w:spacing w:after="20" w:before="0"/>
             </w:pPr>
-            <w:hyperlink w:history="1" r:id="rIdv0i7yz0wvznxrq7jtz9kn">
+            <w:hyperlink w:history="1" r:id="rId5a9sq0p6ri4a8y8yvf_3x">
               <w:r>
                 <w:rPr>
                   <w:rFonts w:ascii="Arial" w:cs="Arial" w:eastAsia="Arial" w:hAnsi="Arial"/>
@@ -26478,7 +27053,7 @@
               <w:spacing w:after="10" w:before="0"/>
               <w:ind w:left="120"/>
             </w:pPr>
-            <w:hyperlink w:history="1" r:id="rId9kjek-rf0jq-ncd-ski8e">
+            <w:hyperlink w:history="1" r:id="rIdajdds48rmem0h89uyuuwc">
               <w:r>
                 <w:rPr>
                   <w:rFonts w:ascii="Arial" w:cs="Arial" w:eastAsia="Arial" w:hAnsi="Arial"/>
@@ -26523,7 +27098,7 @@
             <w:pPr>
               <w:spacing w:after="20" w:before="0"/>
             </w:pPr>
-            <w:hyperlink w:history="1" r:id="rIdp6wnngdpqmcebdasvhufp">
+            <w:hyperlink w:history="1" r:id="rIdjvqhnndzihyxho7mycob9">
               <w:r>
                 <w:rPr>
                   <w:rFonts w:ascii="Arial" w:cs="Arial" w:eastAsia="Arial" w:hAnsi="Arial"/>
@@ -26556,7 +27131,7 @@
               <w:spacing w:after="10" w:before="0"/>
               <w:ind w:left="120"/>
             </w:pPr>
-            <w:hyperlink w:history="1" r:id="rIdljw6p1prqjkr1kr9hdaxr">
+            <w:hyperlink w:history="1" r:id="rIdvwdf3orieofmrr_5kkfrz">
               <w:r>
                 <w:rPr>
                   <w:rFonts w:ascii="Arial" w:cs="Arial" w:eastAsia="Arial" w:hAnsi="Arial"/>
@@ -26584,6 +27159,7 @@
           </w:tcPr>
           <w:p>
             <w:pPr>
+              <w:keepNext w:val="false"/>
               <w:spacing w:after="40" w:before="0"/>
               <w:jc w:val="left"/>
             </w:pPr>
@@ -26616,6 +27192,7 @@
           </w:tcPr>
           <w:p>
             <w:pPr>
+              <w:keepNext w:val="false"/>
               <w:spacing w:after="40" w:before="0"/>
               <w:jc w:val="left"/>
             </w:pPr>
@@ -26648,6 +27225,7 @@
           </w:tcPr>
           <w:p>
             <w:pPr>
+              <w:keepNext w:val="false"/>
               <w:spacing w:after="40" w:before="0"/>
               <w:jc w:val="left"/>
             </w:pPr>
@@ -26680,6 +27258,7 @@
           </w:tcPr>
           <w:p>
             <w:pPr>
+              <w:keepNext w:val="false"/>
               <w:spacing w:after="40" w:before="0"/>
               <w:jc w:val="left"/>
             </w:pPr>
@@ -26714,6 +27293,7 @@
           </w:tcPr>
           <w:p>
             <w:pPr>
+              <w:keepNext w:val="false"/>
               <w:spacing w:after="40" w:before="0"/>
               <w:jc w:val="left"/>
             </w:pPr>
@@ -26751,7 +27331,7 @@
             <w:pPr>
               <w:spacing w:after="20" w:before="0"/>
             </w:pPr>
-            <w:hyperlink w:history="1" r:id="rId19bzwckx9sc15lapz0mrb">
+            <w:hyperlink w:history="1" r:id="rIdzscqeg3qnmhq17xcgch55">
               <w:r>
                 <w:rPr>
                   <w:rFonts w:ascii="Arial" w:cs="Arial" w:eastAsia="Arial" w:hAnsi="Arial"/>
@@ -26800,7 +27380,7 @@
               <w:spacing w:after="10" w:before="0"/>
               <w:ind w:left="120"/>
             </w:pPr>
-            <w:hyperlink w:history="1" r:id="rIdrdjo6blwg94qxc6xhhr4i">
+            <w:hyperlink w:history="1" r:id="rIddzomot1fnws-vv0fxka8x">
               <w:r>
                 <w:rPr>
                   <w:rFonts w:ascii="Arial" w:cs="Arial" w:eastAsia="Arial" w:hAnsi="Arial"/>
@@ -26845,7 +27425,7 @@
             <w:pPr>
               <w:spacing w:after="20" w:before="0"/>
             </w:pPr>
-            <w:hyperlink w:history="1" r:id="rIdqud298vpl4spadqumjwwg">
+            <w:hyperlink w:history="1" r:id="rIdyg4c8rl7hwnwca-wglom8">
               <w:r>
                 <w:rPr>
                   <w:rFonts w:ascii="Arial" w:cs="Arial" w:eastAsia="Arial" w:hAnsi="Arial"/>
@@ -26878,7 +27458,7 @@
               <w:spacing w:after="10" w:before="0"/>
               <w:ind w:left="120"/>
             </w:pPr>
-            <w:hyperlink w:history="1" r:id="rIdvfhfhyqwszpe3q7mucl8d">
+            <w:hyperlink w:history="1" r:id="rId5yzdsalrxz9asybl6d2gz">
               <w:r>
                 <w:rPr>
                   <w:rFonts w:ascii="Arial" w:cs="Arial" w:eastAsia="Arial" w:hAnsi="Arial"/>
@@ -26906,6 +27486,7 @@
           </w:tcPr>
           <w:p>
             <w:pPr>
+              <w:keepNext w:val="false"/>
               <w:spacing w:after="40" w:before="0"/>
               <w:jc w:val="left"/>
             </w:pPr>
@@ -26938,6 +27519,7 @@
           </w:tcPr>
           <w:p>
             <w:pPr>
+              <w:keepNext w:val="false"/>
               <w:spacing w:after="40" w:before="0"/>
               <w:jc w:val="left"/>
             </w:pPr>
@@ -26970,6 +27552,7 @@
           </w:tcPr>
           <w:p>
             <w:pPr>
+              <w:keepNext w:val="false"/>
               <w:spacing w:after="40" w:before="0"/>
               <w:jc w:val="left"/>
             </w:pPr>
@@ -27002,6 +27585,7 @@
           </w:tcPr>
           <w:p>
             <w:pPr>
+              <w:keepNext w:val="false"/>
               <w:spacing w:after="40" w:before="0"/>
               <w:jc w:val="left"/>
             </w:pPr>
@@ -27061,6 +27645,7 @@
           </w:tcPr>
           <w:p>
             <w:pPr>
+              <w:keepNext w:val="false"/>
               <w:spacing w:after="40" w:before="0"/>
               <w:jc w:val="center"/>
             </w:pPr>
@@ -27095,6 +27680,7 @@
           </w:tcPr>
           <w:p>
             <w:pPr>
+              <w:keepNext w:val="false"/>
               <w:spacing w:after="40" w:before="0"/>
               <w:jc w:val="left"/>
             </w:pPr>
@@ -27156,6 +27742,7 @@
           </w:tcPr>
           <w:p>
             <w:pPr>
+              <w:keepNext w:val="false"/>
               <w:spacing w:after="40" w:before="0"/>
               <w:jc w:val="center"/>
             </w:pPr>
@@ -27190,6 +27777,7 @@
           </w:tcPr>
           <w:p>
             <w:pPr>
+              <w:keepNext w:val="false"/>
               <w:spacing w:after="40" w:before="0"/>
               <w:jc w:val="left"/>
             </w:pPr>
@@ -27222,6 +27810,7 @@
           </w:tcPr>
           <w:p>
             <w:pPr>
+              <w:keepNext w:val="false"/>
               <w:spacing w:after="40" w:before="0"/>
               <w:jc w:val="left"/>
             </w:pPr>
@@ -27256,6 +27845,7 @@
           </w:tcPr>
           <w:p>
             <w:pPr>
+              <w:keepNext w:val="false"/>
               <w:spacing w:after="40" w:before="0"/>
               <w:jc w:val="left"/>
             </w:pPr>
@@ -27288,6 +27878,7 @@
           </w:tcPr>
           <w:p>
             <w:pPr>
+              <w:keepNext w:val="false"/>
               <w:spacing w:after="40" w:before="0"/>
               <w:jc w:val="left"/>
             </w:pPr>
@@ -27322,6 +27913,7 @@
           </w:tcPr>
           <w:p>
             <w:pPr>
+              <w:keepNext w:val="false"/>
               <w:spacing w:after="40" w:before="0"/>
               <w:jc w:val="left"/>
             </w:pPr>
@@ -27354,6 +27946,7 @@
           </w:tcPr>
           <w:p>
             <w:pPr>
+              <w:keepNext w:val="false"/>
               <w:spacing w:after="40" w:before="0"/>
               <w:jc w:val="left"/>
             </w:pPr>
@@ -27390,7 +27983,7 @@
         </w:rPr>
         <w:t xml:space="preserve">© 2026 SeaVuria and ARES. Aligned with KICD objectives. Developed by SeaVuria; technical implementation by ARES (with AI assistance from Claude). Licensed under </w:t>
       </w:r>
-      <w:hyperlink w:history="1" r:id="rIdzps2eqlgpuc0kuj2ru2hg">
+      <w:hyperlink w:history="1" r:id="rIdpg60_khkdseunnd03_cs8">
         <w:r>
           <w:rPr>
             <w:rFonts w:ascii="Arial" w:cs="Arial" w:eastAsia="Arial" w:hAnsi="Arial"/>
@@ -27411,7 +28004,7 @@
         </w:rPr>
         <w:t xml:space="preserve"> (</w:t>
       </w:r>
-      <w:hyperlink w:history="1" r:id="rIdyu5zjkqijs-uz8qhu0h88">
+      <w:hyperlink w:history="1" r:id="rId6ti89wgkulvm2fmd8pkzm">
         <w:r>
           <w:rPr>
             <w:rFonts w:ascii="Arial" w:cs="Arial" w:eastAsia="Arial" w:hAnsi="Arial"/>
@@ -27472,6 +28065,7 @@
           </w:tcPr>
           <w:p>
             <w:pPr>
+              <w:keepNext w:val="false"/>
               <w:spacing w:after="40" w:before="0"/>
               <w:jc w:val="center"/>
             </w:pPr>
@@ -27506,6 +28100,7 @@
           </w:tcPr>
           <w:p>
             <w:pPr>
+              <w:keepNext w:val="false"/>
               <w:spacing w:after="40" w:before="0"/>
               <w:jc w:val="left"/>
             </w:pPr>
@@ -27538,6 +28133,7 @@
           </w:tcPr>
           <w:p>
             <w:pPr>
+              <w:keepNext w:val="false"/>
               <w:spacing w:after="40" w:before="0"/>
               <w:jc w:val="left"/>
             </w:pPr>
@@ -27570,6 +28166,7 @@
           </w:tcPr>
           <w:p>
             <w:pPr>
+              <w:keepNext w:val="false"/>
               <w:spacing w:after="40" w:before="0"/>
               <w:jc w:val="left"/>
             </w:pPr>
@@ -27604,6 +28201,7 @@
           </w:tcPr>
           <w:p>
             <w:pPr>
+              <w:keepNext w:val="false"/>
               <w:spacing w:after="40" w:before="0"/>
               <w:jc w:val="left"/>
             </w:pPr>
@@ -27636,6 +28234,7 @@
           </w:tcPr>
           <w:p>
             <w:pPr>
+              <w:keepNext w:val="false"/>
               <w:spacing w:after="40" w:before="0"/>
               <w:jc w:val="left"/>
             </w:pPr>
@@ -27668,6 +28267,7 @@
           </w:tcPr>
           <w:p>
             <w:pPr>
+              <w:keepNext w:val="false"/>
               <w:spacing w:after="40" w:before="0"/>
               <w:jc w:val="left"/>
             </w:pPr>
@@ -27702,6 +28302,7 @@
           </w:tcPr>
           <w:p>
             <w:pPr>
+              <w:keepNext w:val="false"/>
               <w:spacing w:after="40" w:before="0"/>
               <w:jc w:val="left"/>
             </w:pPr>
@@ -27734,6 +28335,7 @@
           </w:tcPr>
           <w:p>
             <w:pPr>
+              <w:keepNext w:val="false"/>
               <w:spacing w:after="40" w:before="0"/>
               <w:jc w:val="left"/>
             </w:pPr>
@@ -27766,6 +28368,7 @@
           </w:tcPr>
           <w:p>
             <w:pPr>
+              <w:keepNext w:val="false"/>
               <w:spacing w:after="40" w:before="0"/>
               <w:jc w:val="left"/>
             </w:pPr>
@@ -27800,6 +28403,7 @@
           </w:tcPr>
           <w:p>
             <w:pPr>
+              <w:keepNext w:val="false"/>
               <w:spacing w:after="40" w:before="0"/>
               <w:jc w:val="left"/>
             </w:pPr>
@@ -27832,6 +28436,7 @@
           </w:tcPr>
           <w:p>
             <w:pPr>
+              <w:keepNext w:val="false"/>
               <w:spacing w:after="40" w:before="0"/>
               <w:jc w:val="left"/>
             </w:pPr>
@@ -27864,6 +28469,7 @@
           </w:tcPr>
           <w:p>
             <w:pPr>
+              <w:keepNext w:val="false"/>
               <w:spacing w:after="40" w:before="0"/>
               <w:jc w:val="left"/>
             </w:pPr>

--- a/data/outputs/v2/General_Science/SS1.2_The_Cell/General_Science_The_Cell_CBE_LessonSequence.docx
+++ b/data/outputs/v2/General_Science/SS1.2_The_Cell/General_Science_The_Cell_CBE_LessonSequence.docx
@@ -2298,7 +2298,7 @@
         </w:rPr>
         <w:t xml:space="preserve">© 2026 SeaVuria and ARES. This work is licensed under a </w:t>
       </w:r>
-      <w:hyperlink w:history="1" r:id="rId2zwht1z1fto9jpqz2v14s">
+      <w:hyperlink w:history="1" r:id="rId3c7as3a0odq9gqaolyw6x">
         <w:r>
           <w:rPr>
             <w:rFonts w:ascii="Arial" w:cs="Arial" w:eastAsia="Arial" w:hAnsi="Arial"/>
@@ -2318,7 +2318,7 @@
         </w:rPr>
         <w:t xml:space="preserve"> (</w:t>
       </w:r>
-      <w:hyperlink w:history="1" r:id="rIdjm_ey44qx1s10wyhzrroe">
+      <w:hyperlink w:history="1" r:id="rId2lgmfikhxbobvurvemrrn">
         <w:r>
           <w:rPr>
             <w:rFonts w:ascii="Arial" w:cs="Arial" w:eastAsia="Arial" w:hAnsi="Arial"/>
@@ -2338,7 +2338,7 @@
         </w:rPr>
         <w:t xml:space="preserve">). To view a copy of this license, visit </w:t>
       </w:r>
-      <w:hyperlink w:history="1" r:id="rIdy4y4nipd9zmozyidvdekg">
+      <w:hyperlink w:history="1" r:id="rIdbypwihbf9kokaimmmfruw">
         <w:r>
           <w:rPr>
             <w:rFonts w:ascii="Arial" w:cs="Arial" w:eastAsia="Arial" w:hAnsi="Arial"/>
@@ -3377,7 +3377,7 @@
             <w:pPr>
               <w:spacing w:after="20" w:before="0"/>
             </w:pPr>
-            <w:hyperlink w:history="1" r:id="rId8eioblieu_kb0xvy3a5g0">
+            <w:hyperlink w:history="1" r:id="rIdzfo5om6umpbqyzpchzh38">
               <w:r>
                 <w:rPr>
                   <w:rFonts w:ascii="Arial" w:cs="Arial" w:eastAsia="Arial" w:hAnsi="Arial"/>
@@ -3410,7 +3410,7 @@
               <w:spacing w:after="10" w:before="0"/>
               <w:ind w:left="120"/>
             </w:pPr>
-            <w:hyperlink w:history="1" r:id="rIdtg6z3iqkrr6rxnrwovwfl">
+            <w:hyperlink w:history="1" r:id="rId-bsiab_w8la08svilf1ro">
               <w:r>
                 <w:rPr>
                   <w:rFonts w:ascii="Arial" w:cs="Arial" w:eastAsia="Arial" w:hAnsi="Arial"/>
@@ -3455,7 +3455,7 @@
             <w:pPr>
               <w:spacing w:after="20" w:before="0"/>
             </w:pPr>
-            <w:hyperlink w:history="1" r:id="rId1joyhvq8abkfdidq90xrn">
+            <w:hyperlink w:history="1" r:id="rIdv9skj1f27o_ldh3wmwuas">
               <w:r>
                 <w:rPr>
                   <w:rFonts w:ascii="Arial" w:cs="Arial" w:eastAsia="Arial" w:hAnsi="Arial"/>
@@ -3488,7 +3488,7 @@
               <w:spacing w:after="10" w:before="0"/>
               <w:ind w:left="120"/>
             </w:pPr>
-            <w:hyperlink w:history="1" r:id="rIdo8fmwu640i9dwauqye79n">
+            <w:hyperlink w:history="1" r:id="rIdwmwaxbnn3ks6ppdl9_ghd">
               <w:r>
                 <w:rPr>
                   <w:rFonts w:ascii="Arial" w:cs="Arial" w:eastAsia="Arial" w:hAnsi="Arial"/>
@@ -3788,7 +3788,7 @@
             <w:pPr>
               <w:spacing w:after="20" w:before="0"/>
             </w:pPr>
-            <w:hyperlink w:history="1" r:id="rIdipvn9twxauvdawtbjptjf">
+            <w:hyperlink w:history="1" r:id="rIdhb9671zbvl-4d4f2xqgar">
               <w:r>
                 <w:rPr>
                   <w:rFonts w:ascii="Arial" w:cs="Arial" w:eastAsia="Arial" w:hAnsi="Arial"/>
@@ -3821,7 +3821,7 @@
               <w:spacing w:after="10" w:before="0"/>
               <w:ind w:left="120"/>
             </w:pPr>
-            <w:hyperlink w:history="1" r:id="rId-dcjmwb9zouqqlqd6yayr">
+            <w:hyperlink w:history="1" r:id="rIdlptp-pgcww9e4vpjwnhip">
               <w:r>
                 <w:rPr>
                   <w:rFonts w:ascii="Arial" w:cs="Arial" w:eastAsia="Arial" w:hAnsi="Arial"/>
@@ -3866,7 +3866,7 @@
             <w:pPr>
               <w:spacing w:after="20" w:before="0"/>
             </w:pPr>
-            <w:hyperlink w:history="1" r:id="rIdnh2usamvgwprkermno3rr">
+            <w:hyperlink w:history="1" r:id="rIdnduk6hgwxtqhxwmx0boxu">
               <w:r>
                 <w:rPr>
                   <w:rFonts w:ascii="Arial" w:cs="Arial" w:eastAsia="Arial" w:hAnsi="Arial"/>
@@ -3899,7 +3899,7 @@
               <w:spacing w:after="10" w:before="0"/>
               <w:ind w:left="120"/>
             </w:pPr>
-            <w:hyperlink w:history="1" r:id="rIddd5tgc5brjdvlayehzshm">
+            <w:hyperlink w:history="1" r:id="rId8eceo7bzd--wlqr5bwoj7">
               <w:r>
                 <w:rPr>
                   <w:rFonts w:ascii="Arial" w:cs="Arial" w:eastAsia="Arial" w:hAnsi="Arial"/>
@@ -4199,7 +4199,7 @@
             <w:pPr>
               <w:spacing w:after="20" w:before="0"/>
             </w:pPr>
-            <w:hyperlink w:history="1" r:id="rId-4e-afm0_nk8iws8uv7lk">
+            <w:hyperlink w:history="1" r:id="rIdpea6cgrymbe785bpe9r33">
               <w:r>
                 <w:rPr>
                   <w:rFonts w:ascii="Arial" w:cs="Arial" w:eastAsia="Arial" w:hAnsi="Arial"/>
@@ -4248,7 +4248,7 @@
               <w:spacing w:after="10" w:before="0"/>
               <w:ind w:left="120"/>
             </w:pPr>
-            <w:hyperlink w:history="1" r:id="rIddi7_hkshazbmqmyholoix">
+            <w:hyperlink w:history="1" r:id="rId76w6z02eht_cn4bu35mfs">
               <w:r>
                 <w:rPr>
                   <w:rFonts w:ascii="Arial" w:cs="Arial" w:eastAsia="Arial" w:hAnsi="Arial"/>
@@ -4293,7 +4293,7 @@
             <w:pPr>
               <w:spacing w:after="20" w:before="0"/>
             </w:pPr>
-            <w:hyperlink w:history="1" r:id="rIdeemuo6ooyedtv2pprlsty">
+            <w:hyperlink w:history="1" r:id="rIdlav58m9ccyern01nq0wod">
               <w:r>
                 <w:rPr>
                   <w:rFonts w:ascii="Arial" w:cs="Arial" w:eastAsia="Arial" w:hAnsi="Arial"/>
@@ -4342,7 +4342,7 @@
               <w:spacing w:after="10" w:before="0"/>
               <w:ind w:left="120"/>
             </w:pPr>
-            <w:hyperlink w:history="1" r:id="rId0axjmdyj-t6_1dromrhod">
+            <w:hyperlink w:history="1" r:id="rIdkud0nnrbdk2gc0p4z6nl2">
               <w:r>
                 <w:rPr>
                   <w:rFonts w:ascii="Arial" w:cs="Arial" w:eastAsia="Arial" w:hAnsi="Arial"/>
@@ -4622,7 +4622,7 @@
             <w:pPr>
               <w:spacing w:after="20" w:before="0"/>
             </w:pPr>
-            <w:hyperlink w:history="1" r:id="rId09peynykx9zvgjydk5ocd">
+            <w:hyperlink w:history="1" r:id="rIduupv7-qyj5h6zcnx8_3_j">
               <w:r>
                 <w:rPr>
                   <w:rFonts w:ascii="Arial" w:cs="Arial" w:eastAsia="Arial" w:hAnsi="Arial"/>
@@ -4671,7 +4671,7 @@
               <w:spacing w:after="10" w:before="0"/>
               <w:ind w:left="120"/>
             </w:pPr>
-            <w:hyperlink w:history="1" r:id="rIdyhijr0e1cq5hj2et9o_du">
+            <w:hyperlink w:history="1" r:id="rIdbyjuounx-w7wunwitxpnb">
               <w:r>
                 <w:rPr>
                   <w:rFonts w:ascii="Arial" w:cs="Arial" w:eastAsia="Arial" w:hAnsi="Arial"/>
@@ -4716,7 +4716,7 @@
             <w:pPr>
               <w:spacing w:after="20" w:before="0"/>
             </w:pPr>
-            <w:hyperlink w:history="1" r:id="rIdaynmsrgn7ipxrsvwq_05e">
+            <w:hyperlink w:history="1" r:id="rIdrk0cs7rrys_bl1axba5fs">
               <w:r>
                 <w:rPr>
                   <w:rFonts w:ascii="Arial" w:cs="Arial" w:eastAsia="Arial" w:hAnsi="Arial"/>
@@ -4765,7 +4765,7 @@
               <w:spacing w:after="10" w:before="0"/>
               <w:ind w:left="120"/>
             </w:pPr>
-            <w:hyperlink w:history="1" r:id="rIdu7vqurzcwmlv9i7vcfxr_">
+            <w:hyperlink w:history="1" r:id="rIdvd0wmrekgdxfc8z4a0iyf">
               <w:r>
                 <w:rPr>
                   <w:rFonts w:ascii="Arial" w:cs="Arial" w:eastAsia="Arial" w:hAnsi="Arial"/>
@@ -5085,7 +5085,7 @@
             <w:pPr>
               <w:spacing w:after="20" w:before="0"/>
             </w:pPr>
-            <w:hyperlink w:history="1" r:id="rIdsmd1sjlgcg3qkg2790wxb">
+            <w:hyperlink w:history="1" r:id="rIdegwypwwzmo7bbw_t1ypds">
               <w:r>
                 <w:rPr>
                   <w:rFonts w:ascii="Arial" w:cs="Arial" w:eastAsia="Arial" w:hAnsi="Arial"/>
@@ -5134,7 +5134,7 @@
               <w:spacing w:after="10" w:before="0"/>
               <w:ind w:left="120"/>
             </w:pPr>
-            <w:hyperlink w:history="1" r:id="rIdzrcxklu22-lwvlofpxuwv">
+            <w:hyperlink w:history="1" r:id="rIdhuetm8s63x0yc_vo0trzn">
               <w:r>
                 <w:rPr>
                   <w:rFonts w:ascii="Arial" w:cs="Arial" w:eastAsia="Arial" w:hAnsi="Arial"/>
@@ -5179,7 +5179,7 @@
             <w:pPr>
               <w:spacing w:after="20" w:before="0"/>
             </w:pPr>
-            <w:hyperlink w:history="1" r:id="rIdcbzjx8f3tqwfn6k5_gokh">
+            <w:hyperlink w:history="1" r:id="rIdbt1j4o1zxs6zpwrm_go6o">
               <w:r>
                 <w:rPr>
                   <w:rFonts w:ascii="Arial" w:cs="Arial" w:eastAsia="Arial" w:hAnsi="Arial"/>
@@ -5228,7 +5228,7 @@
               <w:spacing w:after="10" w:before="0"/>
               <w:ind w:left="120"/>
             </w:pPr>
-            <w:hyperlink w:history="1" r:id="rIdcfrchyhbhjqb-b0u8q0vi">
+            <w:hyperlink w:history="1" r:id="rIdganpoc5hekm-s7efgaysf">
               <w:r>
                 <w:rPr>
                   <w:rFonts w:ascii="Arial" w:cs="Arial" w:eastAsia="Arial" w:hAnsi="Arial"/>
@@ -5953,7 +5953,7 @@
         </w:rPr>
         <w:t xml:space="preserve">© 2026 SeaVuria and ARES. Aligned with KICD objectives. Developed by SeaVuria; technical implementation by ARES (with AI assistance from Claude). Licensed under </w:t>
       </w:r>
-      <w:hyperlink w:history="1" r:id="rIdulcrxv4zlliiryd_x-63n">
+      <w:hyperlink w:history="1" r:id="rIdeasvzpu-eek6yengdo7a7">
         <w:r>
           <w:rPr>
             <w:rFonts w:ascii="Arial" w:cs="Arial" w:eastAsia="Arial" w:hAnsi="Arial"/>
@@ -5974,7 +5974,7 @@
         </w:rPr>
         <w:t xml:space="preserve"> (</w:t>
       </w:r>
-      <w:hyperlink w:history="1" r:id="rIdzn-twy7jnu81-ji0r3i4p">
+      <w:hyperlink w:history="1" r:id="rIdb69ovxveciyscod1375-l">
         <w:r>
           <w:rPr>
             <w:rFonts w:ascii="Arial" w:cs="Arial" w:eastAsia="Arial" w:hAnsi="Arial"/>
@@ -7014,7 +7014,7 @@
             <w:pPr>
               <w:spacing w:after="20" w:before="0"/>
             </w:pPr>
-            <w:hyperlink w:history="1" r:id="rIdhccasrrsjlbjp4ayordmm">
+            <w:hyperlink w:history="1" r:id="rIdhjrq5dvbtkcwwx8t6uupl">
               <w:r>
                 <w:rPr>
                   <w:rFonts w:ascii="Arial" w:cs="Arial" w:eastAsia="Arial" w:hAnsi="Arial"/>
@@ -7063,7 +7063,7 @@
               <w:spacing w:after="10" w:before="0"/>
               <w:ind w:left="120"/>
             </w:pPr>
-            <w:hyperlink w:history="1" r:id="rId5fkffijj-mu4-dys7dopw">
+            <w:hyperlink w:history="1" r:id="rIdzwuiwzd4kovoj7hxccn_u">
               <w:r>
                 <w:rPr>
                   <w:rFonts w:ascii="Arial" w:cs="Arial" w:eastAsia="Arial" w:hAnsi="Arial"/>
@@ -7125,7 +7125,7 @@
               <w:spacing w:after="10" w:before="0"/>
               <w:ind w:left="120"/>
             </w:pPr>
-            <w:hyperlink w:history="1" r:id="rIdczh2rbzqxi3sxndjds_z-">
+            <w:hyperlink w:history="1" r:id="rIduw2fdm7r2rlblxr47d7-u">
               <w:r>
                 <w:rPr>
                   <w:rFonts w:ascii="Arial" w:cs="Arial" w:eastAsia="Arial" w:hAnsi="Arial"/>
@@ -7340,7 +7340,7 @@
             <w:pPr>
               <w:spacing w:after="20" w:before="0"/>
             </w:pPr>
-            <w:hyperlink w:history="1" r:id="rIdog3ciftvfvujx1rf9tyg4">
+            <w:hyperlink w:history="1" r:id="rIdzlgomirjvnlkxyannbvo7">
               <w:r>
                 <w:rPr>
                   <w:rFonts w:ascii="Arial" w:cs="Arial" w:eastAsia="Arial" w:hAnsi="Arial"/>
@@ -7389,7 +7389,7 @@
               <w:spacing w:after="10" w:before="0"/>
               <w:ind w:left="120"/>
             </w:pPr>
-            <w:hyperlink w:history="1" r:id="rId3hwt75r8zmm6x-5uk7wgy">
+            <w:hyperlink w:history="1" r:id="rIdjaiugllb8opdqrtamqlvh">
               <w:r>
                 <w:rPr>
                   <w:rFonts w:ascii="Arial" w:cs="Arial" w:eastAsia="Arial" w:hAnsi="Arial"/>
@@ -7451,7 +7451,7 @@
               <w:spacing w:after="10" w:before="0"/>
               <w:ind w:left="120"/>
             </w:pPr>
-            <w:hyperlink w:history="1" r:id="rIdvzprej12urmhoxnrhip7g">
+            <w:hyperlink w:history="1" r:id="rIdjuckoao7ywjflz_jhzw3v">
               <w:r>
                 <w:rPr>
                   <w:rFonts w:ascii="Arial" w:cs="Arial" w:eastAsia="Arial" w:hAnsi="Arial"/>
@@ -7666,7 +7666,7 @@
             <w:pPr>
               <w:spacing w:after="20" w:before="0"/>
             </w:pPr>
-            <w:hyperlink w:history="1" r:id="rIdi3c5jzn1tqi1w34titujz">
+            <w:hyperlink w:history="1" r:id="rIdf8n_zpyilimwovve34crf">
               <w:r>
                 <w:rPr>
                   <w:rFonts w:ascii="Arial" w:cs="Arial" w:eastAsia="Arial" w:hAnsi="Arial"/>
@@ -7715,7 +7715,7 @@
               <w:spacing w:after="10" w:before="0"/>
               <w:ind w:left="120"/>
             </w:pPr>
-            <w:hyperlink w:history="1" r:id="rIdll4ql04edmrsvckgyszgy">
+            <w:hyperlink w:history="1" r:id="rIdpsbhhznrt9wdcauc5gyts">
               <w:r>
                 <w:rPr>
                   <w:rFonts w:ascii="Arial" w:cs="Arial" w:eastAsia="Arial" w:hAnsi="Arial"/>
@@ -7777,7 +7777,7 @@
               <w:spacing w:after="10" w:before="0"/>
               <w:ind w:left="120"/>
             </w:pPr>
-            <w:hyperlink w:history="1" r:id="rIdpzbvypdxhno8vpkfekrlt">
+            <w:hyperlink w:history="1" r:id="rIdh1rur2b-dywix02z21niv">
               <w:r>
                 <w:rPr>
                   <w:rFonts w:ascii="Arial" w:cs="Arial" w:eastAsia="Arial" w:hAnsi="Arial"/>
@@ -7992,7 +7992,7 @@
             <w:pPr>
               <w:spacing w:after="20" w:before="0"/>
             </w:pPr>
-            <w:hyperlink w:history="1" r:id="rIdogysbjpxy4p_frb9ewayz">
+            <w:hyperlink w:history="1" r:id="rIdhk8dbfzjcreazg6_c-clw">
               <w:r>
                 <w:rPr>
                   <w:rFonts w:ascii="Arial" w:cs="Arial" w:eastAsia="Arial" w:hAnsi="Arial"/>
@@ -8041,7 +8041,7 @@
               <w:spacing w:after="10" w:before="0"/>
               <w:ind w:left="120"/>
             </w:pPr>
-            <w:hyperlink w:history="1" r:id="rIdqexy18wprcfe131mlr_bo">
+            <w:hyperlink w:history="1" r:id="rIdnkmpo9zlaxh0z9k9-pcu0">
               <w:r>
                 <w:rPr>
                   <w:rFonts w:ascii="Arial" w:cs="Arial" w:eastAsia="Arial" w:hAnsi="Arial"/>
@@ -8103,7 +8103,7 @@
               <w:spacing w:after="10" w:before="0"/>
               <w:ind w:left="120"/>
             </w:pPr>
-            <w:hyperlink w:history="1" r:id="rIdqggyyj8dnpqaojzqj_nuw">
+            <w:hyperlink w:history="1" r:id="rIdzni8d-srzfl-hsvf_8ryt">
               <w:r>
                 <w:rPr>
                   <w:rFonts w:ascii="Arial" w:cs="Arial" w:eastAsia="Arial" w:hAnsi="Arial"/>
@@ -8318,7 +8318,7 @@
             <w:pPr>
               <w:spacing w:after="20" w:before="0"/>
             </w:pPr>
-            <w:hyperlink w:history="1" r:id="rIdzrh_r3ljjatqu66gjvyxp">
+            <w:hyperlink w:history="1" r:id="rIdcdzwczojnztn83qklyaqm">
               <w:r>
                 <w:rPr>
                   <w:rFonts w:ascii="Arial" w:cs="Arial" w:eastAsia="Arial" w:hAnsi="Arial"/>
@@ -8367,7 +8367,7 @@
               <w:spacing w:after="10" w:before="0"/>
               <w:ind w:left="120"/>
             </w:pPr>
-            <w:hyperlink w:history="1" r:id="rIdezb8idjnrzrpqmhuy4llq">
+            <w:hyperlink w:history="1" r:id="rIdbyaxrfsvls9kpvo_dhdnu">
               <w:r>
                 <w:rPr>
                   <w:rFonts w:ascii="Arial" w:cs="Arial" w:eastAsia="Arial" w:hAnsi="Arial"/>
@@ -8429,7 +8429,7 @@
               <w:spacing w:after="10" w:before="0"/>
               <w:ind w:left="120"/>
             </w:pPr>
-            <w:hyperlink w:history="1" r:id="rIdqgjmu2x7axfb74qqnnv4m">
+            <w:hyperlink w:history="1" r:id="rId9ltoeltfer_sgez3dswnf">
               <w:r>
                 <w:rPr>
                   <w:rFonts w:ascii="Arial" w:cs="Arial" w:eastAsia="Arial" w:hAnsi="Arial"/>
@@ -8969,7 +8969,7 @@
         </w:rPr>
         <w:t xml:space="preserve">© 2026 SeaVuria and ARES. Aligned with KICD objectives. Developed by SeaVuria; technical implementation by ARES (with AI assistance from Claude). Licensed under </w:t>
       </w:r>
-      <w:hyperlink w:history="1" r:id="rIdkvvajpxam7_ob658xits-">
+      <w:hyperlink w:history="1" r:id="rIdfv-ielql4s7jjzaazqomc">
         <w:r>
           <w:rPr>
             <w:rFonts w:ascii="Arial" w:cs="Arial" w:eastAsia="Arial" w:hAnsi="Arial"/>
@@ -8990,7 +8990,7 @@
         </w:rPr>
         <w:t xml:space="preserve"> (</w:t>
       </w:r>
-      <w:hyperlink w:history="1" r:id="rIdetkurlvxmfpb7g38qvn2p">
+      <w:hyperlink w:history="1" r:id="rIdqubcsu3geh7whisbnqnc0">
         <w:r>
           <w:rPr>
             <w:rFonts w:ascii="Arial" w:cs="Arial" w:eastAsia="Arial" w:hAnsi="Arial"/>
@@ -10030,7 +10030,7 @@
             <w:pPr>
               <w:spacing w:after="20" w:before="0"/>
             </w:pPr>
-            <w:hyperlink w:history="1" r:id="rIdajkqlhccixakrgrnzcsjr">
+            <w:hyperlink w:history="1" r:id="rIdqbhqajjdve9yqf_etjpkp">
               <w:r>
                 <w:rPr>
                   <w:rFonts w:ascii="Arial" w:cs="Arial" w:eastAsia="Arial" w:hAnsi="Arial"/>
@@ -10063,7 +10063,7 @@
               <w:spacing w:after="10" w:before="0"/>
               <w:ind w:left="120"/>
             </w:pPr>
-            <w:hyperlink w:history="1" r:id="rIdymqdpr4alpzej-ncjw7mk">
+            <w:hyperlink w:history="1" r:id="rIdhqhpfxekysmvbkq8qw-ke">
               <w:r>
                 <w:rPr>
                   <w:rFonts w:ascii="Arial" w:cs="Arial" w:eastAsia="Arial" w:hAnsi="Arial"/>
@@ -10108,7 +10108,7 @@
             <w:pPr>
               <w:spacing w:after="20" w:before="0"/>
             </w:pPr>
-            <w:hyperlink w:history="1" r:id="rIdlrgn2ap7bmiwulfbfnpvq">
+            <w:hyperlink w:history="1" r:id="rIdmcou6h18rz474dactqj1w">
               <w:r>
                 <w:rPr>
                   <w:rFonts w:ascii="Arial" w:cs="Arial" w:eastAsia="Arial" w:hAnsi="Arial"/>
@@ -10141,7 +10141,7 @@
               <w:spacing w:after="10" w:before="0"/>
               <w:ind w:left="120"/>
             </w:pPr>
-            <w:hyperlink w:history="1" r:id="rIdkyrbj53os0z5llw621jgx">
+            <w:hyperlink w:history="1" r:id="rId8xeskcued0k9yivkiwj0w">
               <w:r>
                 <w:rPr>
                   <w:rFonts w:ascii="Arial" w:cs="Arial" w:eastAsia="Arial" w:hAnsi="Arial"/>
@@ -10341,7 +10341,7 @@
             <w:pPr>
               <w:spacing w:after="20" w:before="0"/>
             </w:pPr>
-            <w:hyperlink w:history="1" r:id="rIdaprsqge_fkmhjgt9ocvat">
+            <w:hyperlink w:history="1" r:id="rIdn5ikc_71naq2_r5f-b2ug">
               <w:r>
                 <w:rPr>
                   <w:rFonts w:ascii="Arial" w:cs="Arial" w:eastAsia="Arial" w:hAnsi="Arial"/>
@@ -10374,7 +10374,7 @@
               <w:spacing w:after="10" w:before="0"/>
               <w:ind w:left="120"/>
             </w:pPr>
-            <w:hyperlink w:history="1" r:id="rIdf-xlms3d5esauyfzqd-up">
+            <w:hyperlink w:history="1" r:id="rId3ehzs4g9zv9jxqkdozizh">
               <w:r>
                 <w:rPr>
                   <w:rFonts w:ascii="Arial" w:cs="Arial" w:eastAsia="Arial" w:hAnsi="Arial"/>
@@ -10419,7 +10419,7 @@
             <w:pPr>
               <w:spacing w:after="20" w:before="0"/>
             </w:pPr>
-            <w:hyperlink w:history="1" r:id="rIdvl024wcbyxjtfb3a557dc">
+            <w:hyperlink w:history="1" r:id="rIdjubv05wzyn-mmndzjqeg4">
               <w:r>
                 <w:rPr>
                   <w:rFonts w:ascii="Arial" w:cs="Arial" w:eastAsia="Arial" w:hAnsi="Arial"/>
@@ -10452,7 +10452,7 @@
               <w:spacing w:after="10" w:before="0"/>
               <w:ind w:left="120"/>
             </w:pPr>
-            <w:hyperlink w:history="1" r:id="rIdu0f5lmlh_q9xl7ks0oqm6">
+            <w:hyperlink w:history="1" r:id="rIdthorzge71rnnnm3tm0iyv">
               <w:r>
                 <w:rPr>
                   <w:rFonts w:ascii="Arial" w:cs="Arial" w:eastAsia="Arial" w:hAnsi="Arial"/>
@@ -10652,7 +10652,7 @@
             <w:pPr>
               <w:spacing w:after="20" w:before="0"/>
             </w:pPr>
-            <w:hyperlink w:history="1" r:id="rIdsjj-2gmyffd3swtzfkk4a">
+            <w:hyperlink w:history="1" r:id="rIdhtcdimpbofmkfrz_imerf">
               <w:r>
                 <w:rPr>
                   <w:rFonts w:ascii="Arial" w:cs="Arial" w:eastAsia="Arial" w:hAnsi="Arial"/>
@@ -10685,7 +10685,7 @@
               <w:spacing w:after="10" w:before="0"/>
               <w:ind w:left="120"/>
             </w:pPr>
-            <w:hyperlink w:history="1" r:id="rIdyirjvcatn4jkpnk_uigiq">
+            <w:hyperlink w:history="1" r:id="rIdkztg6vqdt1ixiyy21hneu">
               <w:r>
                 <w:rPr>
                   <w:rFonts w:ascii="Arial" w:cs="Arial" w:eastAsia="Arial" w:hAnsi="Arial"/>
@@ -10730,7 +10730,7 @@
             <w:pPr>
               <w:spacing w:after="20" w:before="0"/>
             </w:pPr>
-            <w:hyperlink w:history="1" r:id="rIdpkcba6n9g46wts_okejri">
+            <w:hyperlink w:history="1" r:id="rIddwzrwvytq1-htnkbhf4le">
               <w:r>
                 <w:rPr>
                   <w:rFonts w:ascii="Arial" w:cs="Arial" w:eastAsia="Arial" w:hAnsi="Arial"/>
@@ -10763,7 +10763,7 @@
               <w:spacing w:after="10" w:before="0"/>
               <w:ind w:left="120"/>
             </w:pPr>
-            <w:hyperlink w:history="1" r:id="rId-czoqpfxhoi8qijmij676">
+            <w:hyperlink w:history="1" r:id="rIdbttm_0c-s2ogzzpjwl5z_">
               <w:r>
                 <w:rPr>
                   <w:rFonts w:ascii="Arial" w:cs="Arial" w:eastAsia="Arial" w:hAnsi="Arial"/>
@@ -10963,7 +10963,7 @@
             <w:pPr>
               <w:spacing w:after="20" w:before="0"/>
             </w:pPr>
-            <w:hyperlink w:history="1" r:id="rId4q8_gz2me2_0ysavm3hpm">
+            <w:hyperlink w:history="1" r:id="rIduwhfpvcycywnaab3xacdo">
               <w:r>
                 <w:rPr>
                   <w:rFonts w:ascii="Arial" w:cs="Arial" w:eastAsia="Arial" w:hAnsi="Arial"/>
@@ -10996,7 +10996,7 @@
               <w:spacing w:after="10" w:before="0"/>
               <w:ind w:left="120"/>
             </w:pPr>
-            <w:hyperlink w:history="1" r:id="rIdwdgjlzgfhbpp-dvga4wmn">
+            <w:hyperlink w:history="1" r:id="rIdrjq7qgfr3wsp9oopmvz_z">
               <w:r>
                 <w:rPr>
                   <w:rFonts w:ascii="Arial" w:cs="Arial" w:eastAsia="Arial" w:hAnsi="Arial"/>
@@ -11041,7 +11041,7 @@
             <w:pPr>
               <w:spacing w:after="20" w:before="0"/>
             </w:pPr>
-            <w:hyperlink w:history="1" r:id="rId6uyrbblc8r6fp3nrfuish">
+            <w:hyperlink w:history="1" r:id="rId9m6rbygk8-gzrkhap34mr">
               <w:r>
                 <w:rPr>
                   <w:rFonts w:ascii="Arial" w:cs="Arial" w:eastAsia="Arial" w:hAnsi="Arial"/>
@@ -11074,7 +11074,7 @@
               <w:spacing w:after="10" w:before="0"/>
               <w:ind w:left="120"/>
             </w:pPr>
-            <w:hyperlink w:history="1" r:id="rIdgzwovcffksryjlzd9lbd1">
+            <w:hyperlink w:history="1" r:id="rIdadohuoy_jzy45apvcz_uw">
               <w:r>
                 <w:rPr>
                   <w:rFonts w:ascii="Arial" w:cs="Arial" w:eastAsia="Arial" w:hAnsi="Arial"/>
@@ -11274,7 +11274,7 @@
             <w:pPr>
               <w:spacing w:after="20" w:before="0"/>
             </w:pPr>
-            <w:hyperlink w:history="1" r:id="rIdln2ojaor9mq78feccwmlv">
+            <w:hyperlink w:history="1" r:id="rId8qufkhr9k0aqc8crtcusy">
               <w:r>
                 <w:rPr>
                   <w:rFonts w:ascii="Arial" w:cs="Arial" w:eastAsia="Arial" w:hAnsi="Arial"/>
@@ -11307,7 +11307,7 @@
               <w:spacing w:after="10" w:before="0"/>
               <w:ind w:left="120"/>
             </w:pPr>
-            <w:hyperlink w:history="1" r:id="rIduzhhf53knzsy9ni2fw5yw">
+            <w:hyperlink w:history="1" r:id="rId9fuh64cqwc9qqhrimys0d">
               <w:r>
                 <w:rPr>
                   <w:rFonts w:ascii="Arial" w:cs="Arial" w:eastAsia="Arial" w:hAnsi="Arial"/>
@@ -11352,7 +11352,7 @@
             <w:pPr>
               <w:spacing w:after="20" w:before="0"/>
             </w:pPr>
-            <w:hyperlink w:history="1" r:id="rIdaihw7hsrmhmiahgei6z20">
+            <w:hyperlink w:history="1" r:id="rIddfad8saer9czr7hfrxwau">
               <w:r>
                 <w:rPr>
                   <w:rFonts w:ascii="Arial" w:cs="Arial" w:eastAsia="Arial" w:hAnsi="Arial"/>
@@ -11401,7 +11401,7 @@
               <w:spacing w:after="10" w:before="0"/>
               <w:ind w:left="120"/>
             </w:pPr>
-            <w:hyperlink w:history="1" r:id="rId8pactu44rb4wqicmcaace">
+            <w:hyperlink w:history="1" r:id="rIdavlzqwkotmy-y1snfj3fw">
               <w:r>
                 <w:rPr>
                   <w:rFonts w:ascii="Arial" w:cs="Arial" w:eastAsia="Arial" w:hAnsi="Arial"/>
@@ -12126,7 +12126,7 @@
         </w:rPr>
         <w:t xml:space="preserve">© 2026 SeaVuria and ARES. Aligned with KICD objectives. Developed by SeaVuria; technical implementation by ARES (with AI assistance from Claude). Licensed under </w:t>
       </w:r>
-      <w:hyperlink w:history="1" r:id="rId-rd4s_wc487hicu8la3ah">
+      <w:hyperlink w:history="1" r:id="rIdor6o_ank6ygaasrqrngjo">
         <w:r>
           <w:rPr>
             <w:rFonts w:ascii="Arial" w:cs="Arial" w:eastAsia="Arial" w:hAnsi="Arial"/>
@@ -12147,7 +12147,7 @@
         </w:rPr>
         <w:t xml:space="preserve"> (</w:t>
       </w:r>
-      <w:hyperlink w:history="1" r:id="rIda3ogzmbqmvzxorvkhueu4">
+      <w:hyperlink w:history="1" r:id="rIdeaxrmae1e7ycmkfuiusqk">
         <w:r>
           <w:rPr>
             <w:rFonts w:ascii="Arial" w:cs="Arial" w:eastAsia="Arial" w:hAnsi="Arial"/>
@@ -13347,7 +13347,7 @@
             <w:pPr>
               <w:spacing w:after="20" w:before="0"/>
             </w:pPr>
-            <w:hyperlink w:history="1" r:id="rIdkjeb8soxvumu8-qr9w4zm">
+            <w:hyperlink w:history="1" r:id="rIddqw41bvndl3l52jri46kk">
               <w:r>
                 <w:rPr>
                   <w:rFonts w:ascii="Arial" w:cs="Arial" w:eastAsia="Arial" w:hAnsi="Arial"/>
@@ -13380,7 +13380,7 @@
               <w:spacing w:after="10" w:before="0"/>
               <w:ind w:left="120"/>
             </w:pPr>
-            <w:hyperlink w:history="1" r:id="rIdcdlgstddxdcfouwwp1aij">
+            <w:hyperlink w:history="1" r:id="rIdkfftzqtspux3wbjxrtkph">
               <w:r>
                 <w:rPr>
                   <w:rFonts w:ascii="Arial" w:cs="Arial" w:eastAsia="Arial" w:hAnsi="Arial"/>
@@ -13425,7 +13425,7 @@
             <w:pPr>
               <w:spacing w:after="20" w:before="0"/>
             </w:pPr>
-            <w:hyperlink w:history="1" r:id="rIdho8lq2gfdlihf7mftokbo">
+            <w:hyperlink w:history="1" r:id="rIdnxkwma9pj0hrliplywjl8">
               <w:r>
                 <w:rPr>
                   <w:rFonts w:ascii="Arial" w:cs="Arial" w:eastAsia="Arial" w:hAnsi="Arial"/>
@@ -13458,7 +13458,7 @@
               <w:spacing w:after="10" w:before="0"/>
               <w:ind w:left="120"/>
             </w:pPr>
-            <w:hyperlink w:history="1" r:id="rId2_yuzmqsn4qro61m9h3ai">
+            <w:hyperlink w:history="1" r:id="rIdvobxzfydepl1ifaqbxr2v">
               <w:r>
                 <w:rPr>
                   <w:rFonts w:ascii="Arial" w:cs="Arial" w:eastAsia="Arial" w:hAnsi="Arial"/>
@@ -13658,7 +13658,7 @@
             <w:pPr>
               <w:spacing w:after="20" w:before="0"/>
             </w:pPr>
-            <w:hyperlink w:history="1" r:id="rIdeid1rttcqtzls60z9jsjm">
+            <w:hyperlink w:history="1" r:id="rIdcm-fexgfofctxyjjnhvab">
               <w:r>
                 <w:rPr>
                   <w:rFonts w:ascii="Arial" w:cs="Arial" w:eastAsia="Arial" w:hAnsi="Arial"/>
@@ -13691,7 +13691,7 @@
               <w:spacing w:after="10" w:before="0"/>
               <w:ind w:left="120"/>
             </w:pPr>
-            <w:hyperlink w:history="1" r:id="rIdo7xj6cylbjpmufz0qtgip">
+            <w:hyperlink w:history="1" r:id="rIde4xk6d4jzhdw4i70lpuaz">
               <w:r>
                 <w:rPr>
                   <w:rFonts w:ascii="Arial" w:cs="Arial" w:eastAsia="Arial" w:hAnsi="Arial"/>
@@ -13736,7 +13736,7 @@
             <w:pPr>
               <w:spacing w:after="20" w:before="0"/>
             </w:pPr>
-            <w:hyperlink w:history="1" r:id="rIdaqus40gcxx3pikflgbdok">
+            <w:hyperlink w:history="1" r:id="rIdjwjfmvml40o-kxjzxlzlc">
               <w:r>
                 <w:rPr>
                   <w:rFonts w:ascii="Arial" w:cs="Arial" w:eastAsia="Arial" w:hAnsi="Arial"/>
@@ -13769,7 +13769,7 @@
               <w:spacing w:after="10" w:before="0"/>
               <w:ind w:left="120"/>
             </w:pPr>
-            <w:hyperlink w:history="1" r:id="rIduu-zcfjxxkt8p6kgjmcbz">
+            <w:hyperlink w:history="1" r:id="rId9tza23b4tnupajk6ou5aj">
               <w:r>
                 <w:rPr>
                   <w:rFonts w:ascii="Arial" w:cs="Arial" w:eastAsia="Arial" w:hAnsi="Arial"/>
@@ -13969,7 +13969,7 @@
             <w:pPr>
               <w:spacing w:after="20" w:before="0"/>
             </w:pPr>
-            <w:hyperlink w:history="1" r:id="rIdx0ucdviwkwkyq5ai3j1og">
+            <w:hyperlink w:history="1" r:id="rIdkzs_uyvzs_ppmi7m-e2yq">
               <w:r>
                 <w:rPr>
                   <w:rFonts w:ascii="Arial" w:cs="Arial" w:eastAsia="Arial" w:hAnsi="Arial"/>
@@ -14018,7 +14018,7 @@
               <w:spacing w:after="10" w:before="0"/>
               <w:ind w:left="120"/>
             </w:pPr>
-            <w:hyperlink w:history="1" r:id="rIdvrjlrgmfjzzlwfapt0l_h">
+            <w:hyperlink w:history="1" r:id="rIdghhq7xdgihpsew9m7w6ap">
               <w:r>
                 <w:rPr>
                   <w:rFonts w:ascii="Arial" w:cs="Arial" w:eastAsia="Arial" w:hAnsi="Arial"/>
@@ -14063,7 +14063,7 @@
             <w:pPr>
               <w:spacing w:after="20" w:before="0"/>
             </w:pPr>
-            <w:hyperlink w:history="1" r:id="rIdeawqfj5y8dniso8c48nxd">
+            <w:hyperlink w:history="1" r:id="rIdb5ey5qys1rmjospk933jj">
               <w:r>
                 <w:rPr>
                   <w:rFonts w:ascii="Arial" w:cs="Arial" w:eastAsia="Arial" w:hAnsi="Arial"/>
@@ -14096,7 +14096,7 @@
               <w:spacing w:after="10" w:before="0"/>
               <w:ind w:left="120"/>
             </w:pPr>
-            <w:hyperlink w:history="1" r:id="rIdjycszij5cckaicqdflodc">
+            <w:hyperlink w:history="1" r:id="rIdlvjewh81k9lr6i4qndhhu">
               <w:r>
                 <w:rPr>
                   <w:rFonts w:ascii="Arial" w:cs="Arial" w:eastAsia="Arial" w:hAnsi="Arial"/>
@@ -14296,7 +14296,7 @@
             <w:pPr>
               <w:spacing w:after="20" w:before="0"/>
             </w:pPr>
-            <w:hyperlink w:history="1" r:id="rIdxm5fqbn7haa42gadj0kat">
+            <w:hyperlink w:history="1" r:id="rId9uhmsuttx6yjsdripsuec">
               <w:r>
                 <w:rPr>
                   <w:rFonts w:ascii="Arial" w:cs="Arial" w:eastAsia="Arial" w:hAnsi="Arial"/>
@@ -14345,7 +14345,7 @@
               <w:spacing w:after="10" w:before="0"/>
               <w:ind w:left="120"/>
             </w:pPr>
-            <w:hyperlink w:history="1" r:id="rIdwxpziea5y_qv-hd_fhuuo">
+            <w:hyperlink w:history="1" r:id="rIdmze_q3p0i9dbfqhywu9ig">
               <w:r>
                 <w:rPr>
                   <w:rFonts w:ascii="Arial" w:cs="Arial" w:eastAsia="Arial" w:hAnsi="Arial"/>
@@ -14390,7 +14390,7 @@
             <w:pPr>
               <w:spacing w:after="20" w:before="0"/>
             </w:pPr>
-            <w:hyperlink w:history="1" r:id="rIdhxcdigd1aztblgq5-_mor">
+            <w:hyperlink w:history="1" r:id="rIdhyjphu22-h-gpnozlc4j9">
               <w:r>
                 <w:rPr>
                   <w:rFonts w:ascii="Arial" w:cs="Arial" w:eastAsia="Arial" w:hAnsi="Arial"/>
@@ -14423,7 +14423,7 @@
               <w:spacing w:after="10" w:before="0"/>
               <w:ind w:left="120"/>
             </w:pPr>
-            <w:hyperlink w:history="1" r:id="rIdvambo9fhfajlswrx4cwwh">
+            <w:hyperlink w:history="1" r:id="rIdy-fxy_h9xga_suohmgba8">
               <w:r>
                 <w:rPr>
                   <w:rFonts w:ascii="Arial" w:cs="Arial" w:eastAsia="Arial" w:hAnsi="Arial"/>
@@ -14623,7 +14623,7 @@
             <w:pPr>
               <w:spacing w:after="20" w:before="0"/>
             </w:pPr>
-            <w:hyperlink w:history="1" r:id="rIdtylxkouv5t9isgnw6ajog">
+            <w:hyperlink w:history="1" r:id="rIdmmudtcou378nhorweredg">
               <w:r>
                 <w:rPr>
                   <w:rFonts w:ascii="Arial" w:cs="Arial" w:eastAsia="Arial" w:hAnsi="Arial"/>
@@ -14672,7 +14672,7 @@
               <w:spacing w:after="10" w:before="0"/>
               <w:ind w:left="120"/>
             </w:pPr>
-            <w:hyperlink w:history="1" r:id="rIdl83bkbtbdvkoc2nfmwkv7">
+            <w:hyperlink w:history="1" r:id="rIdjj69thepfmfudi0kgmgoj">
               <w:r>
                 <w:rPr>
                   <w:rFonts w:ascii="Arial" w:cs="Arial" w:eastAsia="Arial" w:hAnsi="Arial"/>
@@ -14717,7 +14717,7 @@
             <w:pPr>
               <w:spacing w:after="20" w:before="0"/>
             </w:pPr>
-            <w:hyperlink w:history="1" r:id="rIdrlygk7m6y388o2yofewu-">
+            <w:hyperlink w:history="1" r:id="rIdcljs46vr7ixjjxjp3_jsd">
               <w:r>
                 <w:rPr>
                   <w:rFonts w:ascii="Arial" w:cs="Arial" w:eastAsia="Arial" w:hAnsi="Arial"/>
@@ -14766,7 +14766,7 @@
               <w:spacing w:after="10" w:before="0"/>
               <w:ind w:left="120"/>
             </w:pPr>
-            <w:hyperlink w:history="1" r:id="rId3edc7bclfaken5-gcknr6">
+            <w:hyperlink w:history="1" r:id="rIdwaox2dhlaylmtherlvim7">
               <w:r>
                 <w:rPr>
                   <w:rFonts w:ascii="Arial" w:cs="Arial" w:eastAsia="Arial" w:hAnsi="Arial"/>
@@ -15451,7 +15451,7 @@
         </w:rPr>
         <w:t xml:space="preserve">© 2026 SeaVuria and ARES. Aligned with KICD objectives. Developed by SeaVuria; technical implementation by ARES (with AI assistance from Claude). Licensed under </w:t>
       </w:r>
-      <w:hyperlink w:history="1" r:id="rIdzlenknimbc_eymvaxmpsg">
+      <w:hyperlink w:history="1" r:id="rIdaovazagh1zbo3srufmevl">
         <w:r>
           <w:rPr>
             <w:rFonts w:ascii="Arial" w:cs="Arial" w:eastAsia="Arial" w:hAnsi="Arial"/>
@@ -15472,7 +15472,7 @@
         </w:rPr>
         <w:t xml:space="preserve"> (</w:t>
       </w:r>
-      <w:hyperlink w:history="1" r:id="rIdjoa48a_mgzjjkfwvuegbw">
+      <w:hyperlink w:history="1" r:id="rIdvytq8bgvcvqevthlq57zt">
         <w:r>
           <w:rPr>
             <w:rFonts w:ascii="Arial" w:cs="Arial" w:eastAsia="Arial" w:hAnsi="Arial"/>
@@ -16672,7 +16672,7 @@
             <w:pPr>
               <w:spacing w:after="20" w:before="0"/>
             </w:pPr>
-            <w:hyperlink w:history="1" r:id="rIdndyn_bnobaqs-ogagqyy5">
+            <w:hyperlink w:history="1" r:id="rIdre8mzdfc8i1yb320etl4q">
               <w:r>
                 <w:rPr>
                   <w:rFonts w:ascii="Arial" w:cs="Arial" w:eastAsia="Arial" w:hAnsi="Arial"/>
@@ -16705,7 +16705,7 @@
               <w:spacing w:after="10" w:before="0"/>
               <w:ind w:left="120"/>
             </w:pPr>
-            <w:hyperlink w:history="1" r:id="rIdgrzfeg8fn1ccx1ckol1ci">
+            <w:hyperlink w:history="1" r:id="rIdzkm04lhttxhwjp7mgfiou">
               <w:r>
                 <w:rPr>
                   <w:rFonts w:ascii="Arial" w:cs="Arial" w:eastAsia="Arial" w:hAnsi="Arial"/>
@@ -16750,7 +16750,7 @@
             <w:pPr>
               <w:spacing w:after="20" w:before="0"/>
             </w:pPr>
-            <w:hyperlink w:history="1" r:id="rIdxg8bf0vjqk6kmryzrh2d-">
+            <w:hyperlink w:history="1" r:id="rIdvnxu30eevawv1hpf--af2">
               <w:r>
                 <w:rPr>
                   <w:rFonts w:ascii="Arial" w:cs="Arial" w:eastAsia="Arial" w:hAnsi="Arial"/>
@@ -16783,7 +16783,7 @@
               <w:spacing w:after="10" w:before="0"/>
               <w:ind w:left="120"/>
             </w:pPr>
-            <w:hyperlink w:history="1" r:id="rIdw6zkic-2lnc7p6njm_ks9">
+            <w:hyperlink w:history="1" r:id="rIdgyy-dmmdqh8q4yyn94idm">
               <w:r>
                 <w:rPr>
                   <w:rFonts w:ascii="Arial" w:cs="Arial" w:eastAsia="Arial" w:hAnsi="Arial"/>
@@ -16983,7 +16983,7 @@
             <w:pPr>
               <w:spacing w:after="20" w:before="0"/>
             </w:pPr>
-            <w:hyperlink w:history="1" r:id="rIdp6kmlrwb73zzgq3b1dstd">
+            <w:hyperlink w:history="1" r:id="rIdkulcb4rkxz7zy6v3-cg2l">
               <w:r>
                 <w:rPr>
                   <w:rFonts w:ascii="Arial" w:cs="Arial" w:eastAsia="Arial" w:hAnsi="Arial"/>
@@ -17016,7 +17016,7 @@
               <w:spacing w:after="10" w:before="0"/>
               <w:ind w:left="120"/>
             </w:pPr>
-            <w:hyperlink w:history="1" r:id="rIdazrsp1oj-dcvyktmoea0v">
+            <w:hyperlink w:history="1" r:id="rIdvw7wrn_ynfrcuvn4o6csq">
               <w:r>
                 <w:rPr>
                   <w:rFonts w:ascii="Arial" w:cs="Arial" w:eastAsia="Arial" w:hAnsi="Arial"/>
@@ -17061,7 +17061,7 @@
             <w:pPr>
               <w:spacing w:after="20" w:before="0"/>
             </w:pPr>
-            <w:hyperlink w:history="1" r:id="rIdyhp6qttgs7ysek57monbm">
+            <w:hyperlink w:history="1" r:id="rIdnd1huxlzhw5jk9cns2wcc">
               <w:r>
                 <w:rPr>
                   <w:rFonts w:ascii="Arial" w:cs="Arial" w:eastAsia="Arial" w:hAnsi="Arial"/>
@@ -17094,7 +17094,7 @@
               <w:spacing w:after="10" w:before="0"/>
               <w:ind w:left="120"/>
             </w:pPr>
-            <w:hyperlink w:history="1" r:id="rIdgwr_h0xlrtc4c4-9ad8d-">
+            <w:hyperlink w:history="1" r:id="rIdj3dth4rv8qf14kc3ii1dn">
               <w:r>
                 <w:rPr>
                   <w:rFonts w:ascii="Arial" w:cs="Arial" w:eastAsia="Arial" w:hAnsi="Arial"/>
@@ -17294,7 +17294,7 @@
             <w:pPr>
               <w:spacing w:after="20" w:before="0"/>
             </w:pPr>
-            <w:hyperlink w:history="1" r:id="rIdiv8wrqaog_rscuc_hnxig">
+            <w:hyperlink w:history="1" r:id="rIdecjdiwntca5mk2uia4tnf">
               <w:r>
                 <w:rPr>
                   <w:rFonts w:ascii="Arial" w:cs="Arial" w:eastAsia="Arial" w:hAnsi="Arial"/>
@@ -17327,7 +17327,7 @@
               <w:spacing w:after="10" w:before="0"/>
               <w:ind w:left="120"/>
             </w:pPr>
-            <w:hyperlink w:history="1" r:id="rIdhcyujwsjirecyz0hy2yqb">
+            <w:hyperlink w:history="1" r:id="rIdsuxzto3pgu1e76skqczoy">
               <w:r>
                 <w:rPr>
                   <w:rFonts w:ascii="Arial" w:cs="Arial" w:eastAsia="Arial" w:hAnsi="Arial"/>
@@ -17372,7 +17372,7 @@
             <w:pPr>
               <w:spacing w:after="20" w:before="0"/>
             </w:pPr>
-            <w:hyperlink w:history="1" r:id="rIdu1s62tj7iupk04kp3quj-">
+            <w:hyperlink w:history="1" r:id="rIdrirymubmfuuqyugsc5mlc">
               <w:r>
                 <w:rPr>
                   <w:rFonts w:ascii="Arial" w:cs="Arial" w:eastAsia="Arial" w:hAnsi="Arial"/>
@@ -17405,7 +17405,7 @@
               <w:spacing w:after="10" w:before="0"/>
               <w:ind w:left="120"/>
             </w:pPr>
-            <w:hyperlink w:history="1" r:id="rIdlmb8t4htjrtb1na5do0cg">
+            <w:hyperlink w:history="1" r:id="rIdrutsdbp9fedkyiufnm-b5">
               <w:r>
                 <w:rPr>
                   <w:rFonts w:ascii="Arial" w:cs="Arial" w:eastAsia="Arial" w:hAnsi="Arial"/>
@@ -17605,7 +17605,7 @@
             <w:pPr>
               <w:spacing w:after="20" w:before="0"/>
             </w:pPr>
-            <w:hyperlink w:history="1" r:id="rIdbmk-zyn9lxi5ntgckxrin">
+            <w:hyperlink w:history="1" r:id="rIdvthpr2wt_c1scnc2dxel1">
               <w:r>
                 <w:rPr>
                   <w:rFonts w:ascii="Arial" w:cs="Arial" w:eastAsia="Arial" w:hAnsi="Arial"/>
@@ -17638,7 +17638,7 @@
               <w:spacing w:after="10" w:before="0"/>
               <w:ind w:left="120"/>
             </w:pPr>
-            <w:hyperlink w:history="1" r:id="rIdq_3zsjlnvp1j-my9ugj0n">
+            <w:hyperlink w:history="1" r:id="rIdbfmmud9au2dadbuvdjmjn">
               <w:r>
                 <w:rPr>
                   <w:rFonts w:ascii="Arial" w:cs="Arial" w:eastAsia="Arial" w:hAnsi="Arial"/>
@@ -17683,7 +17683,7 @@
             <w:pPr>
               <w:spacing w:after="20" w:before="0"/>
             </w:pPr>
-            <w:hyperlink w:history="1" r:id="rIduexdvg6yg60t-8mslkaq2">
+            <w:hyperlink w:history="1" r:id="rIdg-rpk2uzst4ptg5uxdrfy">
               <w:r>
                 <w:rPr>
                   <w:rFonts w:ascii="Arial" w:cs="Arial" w:eastAsia="Arial" w:hAnsi="Arial"/>
@@ -17716,7 +17716,7 @@
               <w:spacing w:after="10" w:before="0"/>
               <w:ind w:left="120"/>
             </w:pPr>
-            <w:hyperlink w:history="1" r:id="rIdg2pm7j6x64nhpq6yja9vw">
+            <w:hyperlink w:history="1" r:id="rIdkz4c_v5b85geyjmn4jeb2">
               <w:r>
                 <w:rPr>
                   <w:rFonts w:ascii="Arial" w:cs="Arial" w:eastAsia="Arial" w:hAnsi="Arial"/>
@@ -17916,7 +17916,7 @@
             <w:pPr>
               <w:spacing w:after="20" w:before="0"/>
             </w:pPr>
-            <w:hyperlink w:history="1" r:id="rIds-jzf4i8iyc5v6nczsn7w">
+            <w:hyperlink w:history="1" r:id="rIde3xnq49zhibkrdwr0p9gz">
               <w:r>
                 <w:rPr>
                   <w:rFonts w:ascii="Arial" w:cs="Arial" w:eastAsia="Arial" w:hAnsi="Arial"/>
@@ -17965,7 +17965,7 @@
               <w:spacing w:after="10" w:before="0"/>
               <w:ind w:left="120"/>
             </w:pPr>
-            <w:hyperlink w:history="1" r:id="rId0p9pmf5mscxyh4_jmh6bg">
+            <w:hyperlink w:history="1" r:id="rIdz-ulzabz-kb7gq1u6ddio">
               <w:r>
                 <w:rPr>
                   <w:rFonts w:ascii="Arial" w:cs="Arial" w:eastAsia="Arial" w:hAnsi="Arial"/>
@@ -18010,7 +18010,7 @@
             <w:pPr>
               <w:spacing w:after="20" w:before="0"/>
             </w:pPr>
-            <w:hyperlink w:history="1" r:id="rId4zpl2qwiyay1dy04wng8n">
+            <w:hyperlink w:history="1" r:id="rIdh6buypi1besncugew7av8">
               <w:r>
                 <w:rPr>
                   <w:rFonts w:ascii="Arial" w:cs="Arial" w:eastAsia="Arial" w:hAnsi="Arial"/>
@@ -18043,7 +18043,7 @@
               <w:spacing w:after="10" w:before="0"/>
               <w:ind w:left="120"/>
             </w:pPr>
-            <w:hyperlink w:history="1" r:id="rIdfzx49ao5ukgmjctnr8da1">
+            <w:hyperlink w:history="1" r:id="rIdpertdjt_rqtbb2u9ykkl8">
               <w:r>
                 <w:rPr>
                   <w:rFonts w:ascii="Arial" w:cs="Arial" w:eastAsia="Arial" w:hAnsi="Arial"/>
@@ -18648,7 +18648,7 @@
         </w:rPr>
         <w:t xml:space="preserve">© 2026 SeaVuria and ARES. Aligned with KICD objectives. Developed by SeaVuria; technical implementation by ARES (with AI assistance from Claude). Licensed under </w:t>
       </w:r>
-      <w:hyperlink w:history="1" r:id="rId7gjrvayizd_kkxuiguxtz">
+      <w:hyperlink w:history="1" r:id="rIdfllhei-xc2oo8q0i95oqn">
         <w:r>
           <w:rPr>
             <w:rFonts w:ascii="Arial" w:cs="Arial" w:eastAsia="Arial" w:hAnsi="Arial"/>
@@ -18669,7 +18669,7 @@
         </w:rPr>
         <w:t xml:space="preserve"> (</w:t>
       </w:r>
-      <w:hyperlink w:history="1" r:id="rIdlz4auk3xo0xopebeeyjfz">
+      <w:hyperlink w:history="1" r:id="rId9ej2n8wcpvrc-w86ayy43">
         <w:r>
           <w:rPr>
             <w:rFonts w:ascii="Arial" w:cs="Arial" w:eastAsia="Arial" w:hAnsi="Arial"/>
@@ -19909,7 +19909,7 @@
             <w:pPr>
               <w:spacing w:after="20" w:before="0"/>
             </w:pPr>
-            <w:hyperlink w:history="1" r:id="rIdgfwunyyrttmhvbeqexikk">
+            <w:hyperlink w:history="1" r:id="rIdviw0hr2djaanu_3f5vnzq">
               <w:r>
                 <w:rPr>
                   <w:rFonts w:ascii="Arial" w:cs="Arial" w:eastAsia="Arial" w:hAnsi="Arial"/>
@@ -19942,7 +19942,7 @@
               <w:spacing w:after="10" w:before="0"/>
               <w:ind w:left="120"/>
             </w:pPr>
-            <w:hyperlink w:history="1" r:id="rIdvkwlo8dp_ujk-wtvmgwwp">
+            <w:hyperlink w:history="1" r:id="rIdxlnffhsv4kjfuedfyzcrq">
               <w:r>
                 <w:rPr>
                   <w:rFonts w:ascii="Arial" w:cs="Arial" w:eastAsia="Arial" w:hAnsi="Arial"/>
@@ -19987,7 +19987,7 @@
             <w:pPr>
               <w:spacing w:after="20" w:before="0"/>
             </w:pPr>
-            <w:hyperlink w:history="1" r:id="rIdb9wbvoyozefzsrottcy-w">
+            <w:hyperlink w:history="1" r:id="rIdt3ngpwyzi2dp-zjoglfiw">
               <w:r>
                 <w:rPr>
                   <w:rFonts w:ascii="Arial" w:cs="Arial" w:eastAsia="Arial" w:hAnsi="Arial"/>
@@ -20036,7 +20036,7 @@
               <w:spacing w:after="10" w:before="0"/>
               <w:ind w:left="120"/>
             </w:pPr>
-            <w:hyperlink w:history="1" r:id="rId64lcl0ys1quh3yojvmasg">
+            <w:hyperlink w:history="1" r:id="rIdrwqjpdezg32nkfbtrprot">
               <w:r>
                 <w:rPr>
                   <w:rFonts w:ascii="Arial" w:cs="Arial" w:eastAsia="Arial" w:hAnsi="Arial"/>
@@ -20236,7 +20236,7 @@
             <w:pPr>
               <w:spacing w:after="20" w:before="0"/>
             </w:pPr>
-            <w:hyperlink w:history="1" r:id="rIdjoafr56cnrw-3z8i025nm">
+            <w:hyperlink w:history="1" r:id="rIdqsoz1rbx2_jfld3t88vpo">
               <w:r>
                 <w:rPr>
                   <w:rFonts w:ascii="Arial" w:cs="Arial" w:eastAsia="Arial" w:hAnsi="Arial"/>
@@ -20269,7 +20269,7 @@
               <w:spacing w:after="10" w:before="0"/>
               <w:ind w:left="120"/>
             </w:pPr>
-            <w:hyperlink w:history="1" r:id="rIdwwa2d5vlpgbhhcavnh0mx">
+            <w:hyperlink w:history="1" r:id="rId_zzxc68wy4mj5f5t0gyev">
               <w:r>
                 <w:rPr>
                   <w:rFonts w:ascii="Arial" w:cs="Arial" w:eastAsia="Arial" w:hAnsi="Arial"/>
@@ -20314,7 +20314,7 @@
             <w:pPr>
               <w:spacing w:after="20" w:before="0"/>
             </w:pPr>
-            <w:hyperlink w:history="1" r:id="rIdzppg3fuuhf-ayoqa8p03o">
+            <w:hyperlink w:history="1" r:id="rIdx6wtaqbo07bzmpxa8lb93">
               <w:r>
                 <w:rPr>
                   <w:rFonts w:ascii="Arial" w:cs="Arial" w:eastAsia="Arial" w:hAnsi="Arial"/>
@@ -20363,7 +20363,7 @@
               <w:spacing w:after="10" w:before="0"/>
               <w:ind w:left="120"/>
             </w:pPr>
-            <w:hyperlink w:history="1" r:id="rIdo6dj5ehfxzy6aiappj6gl">
+            <w:hyperlink w:history="1" r:id="rIdxgneaj9lixbqy9tghfqux">
               <w:r>
                 <w:rPr>
                   <w:rFonts w:ascii="Arial" w:cs="Arial" w:eastAsia="Arial" w:hAnsi="Arial"/>
@@ -20563,7 +20563,7 @@
             <w:pPr>
               <w:spacing w:after="20" w:before="0"/>
             </w:pPr>
-            <w:hyperlink w:history="1" r:id="rIdnxtjoilhtm4r5twj2icqx">
+            <w:hyperlink w:history="1" r:id="rIdiqquig3o02m0mimmbc13c">
               <w:r>
                 <w:rPr>
                   <w:rFonts w:ascii="Arial" w:cs="Arial" w:eastAsia="Arial" w:hAnsi="Arial"/>
@@ -20612,7 +20612,7 @@
               <w:spacing w:after="10" w:before="0"/>
               <w:ind w:left="120"/>
             </w:pPr>
-            <w:hyperlink w:history="1" r:id="rIdxbfri9rquwwbtacsbphug">
+            <w:hyperlink w:history="1" r:id="rId5ff2lfto_s4mteo18-zuu">
               <w:r>
                 <w:rPr>
                   <w:rFonts w:ascii="Arial" w:cs="Arial" w:eastAsia="Arial" w:hAnsi="Arial"/>
@@ -20657,7 +20657,7 @@
             <w:pPr>
               <w:spacing w:after="20" w:before="0"/>
             </w:pPr>
-            <w:hyperlink w:history="1" r:id="rIdsq7u36orsp4otq8r0to2x">
+            <w:hyperlink w:history="1" r:id="rIdobhuekssnwdb2-2yjrzim">
               <w:r>
                 <w:rPr>
                   <w:rFonts w:ascii="Arial" w:cs="Arial" w:eastAsia="Arial" w:hAnsi="Arial"/>
@@ -20706,7 +20706,7 @@
               <w:spacing w:after="10" w:before="0"/>
               <w:ind w:left="120"/>
             </w:pPr>
-            <w:hyperlink w:history="1" r:id="rId6wo2yfpjy4_zrmie777be">
+            <w:hyperlink w:history="1" r:id="rId2kszzwes2lavrk1-d2s0w">
               <w:r>
                 <w:rPr>
                   <w:rFonts w:ascii="Arial" w:cs="Arial" w:eastAsia="Arial" w:hAnsi="Arial"/>
@@ -20906,7 +20906,7 @@
             <w:pPr>
               <w:spacing w:after="20" w:before="0"/>
             </w:pPr>
-            <w:hyperlink w:history="1" r:id="rIdh6f3xgxbipka1rdeeee-e">
+            <w:hyperlink w:history="1" r:id="rIdnoj6lnhtml42bwdx6tsdw">
               <w:r>
                 <w:rPr>
                   <w:rFonts w:ascii="Arial" w:cs="Arial" w:eastAsia="Arial" w:hAnsi="Arial"/>
@@ -20955,7 +20955,7 @@
               <w:spacing w:after="10" w:before="0"/>
               <w:ind w:left="120"/>
             </w:pPr>
-            <w:hyperlink w:history="1" r:id="rIdqn9thxngde2o4lvx_hpz-">
+            <w:hyperlink w:history="1" r:id="rIdgsvz61cqiet13ekl_7cx6">
               <w:r>
                 <w:rPr>
                   <w:rFonts w:ascii="Arial" w:cs="Arial" w:eastAsia="Arial" w:hAnsi="Arial"/>
@@ -21000,7 +21000,7 @@
             <w:pPr>
               <w:spacing w:after="20" w:before="0"/>
             </w:pPr>
-            <w:hyperlink w:history="1" r:id="rIdsoqwp4kupukroezgnnwle">
+            <w:hyperlink w:history="1" r:id="rId-hqrl-ahun70roi2h3nmu">
               <w:r>
                 <w:rPr>
                   <w:rFonts w:ascii="Arial" w:cs="Arial" w:eastAsia="Arial" w:hAnsi="Arial"/>
@@ -21049,7 +21049,7 @@
               <w:spacing w:after="10" w:before="0"/>
               <w:ind w:left="120"/>
             </w:pPr>
-            <w:hyperlink w:history="1" r:id="rIdigsbwfiueazpb3lc6bmbx">
+            <w:hyperlink w:history="1" r:id="rIdgwjgzc8adcxmrijkdu0yy">
               <w:r>
                 <w:rPr>
                   <w:rFonts w:ascii="Arial" w:cs="Arial" w:eastAsia="Arial" w:hAnsi="Arial"/>
@@ -21249,7 +21249,7 @@
             <w:pPr>
               <w:spacing w:after="20" w:before="0"/>
             </w:pPr>
-            <w:hyperlink w:history="1" r:id="rIdaz4-cdmhj6r7e9yiuedla">
+            <w:hyperlink w:history="1" r:id="rIdhujslmhnnrfpffcsjxml1">
               <w:r>
                 <w:rPr>
                   <w:rFonts w:ascii="Arial" w:cs="Arial" w:eastAsia="Arial" w:hAnsi="Arial"/>
@@ -21298,7 +21298,7 @@
               <w:spacing w:after="10" w:before="0"/>
               <w:ind w:left="120"/>
             </w:pPr>
-            <w:hyperlink w:history="1" r:id="rIdswc9dfqjqcpwemieh9c2b">
+            <w:hyperlink w:history="1" r:id="rIdpkxe6ghfx7nnmgbfqtfb-">
               <w:r>
                 <w:rPr>
                   <w:rFonts w:ascii="Arial" w:cs="Arial" w:eastAsia="Arial" w:hAnsi="Arial"/>
@@ -21343,7 +21343,7 @@
             <w:pPr>
               <w:spacing w:after="20" w:before="0"/>
             </w:pPr>
-            <w:hyperlink w:history="1" r:id="rIdfoke3l9v1jl3ben10ouit">
+            <w:hyperlink w:history="1" r:id="rId31gfdkfcwha5h7ortl9ue">
               <w:r>
                 <w:rPr>
                   <w:rFonts w:ascii="Arial" w:cs="Arial" w:eastAsia="Arial" w:hAnsi="Arial"/>
@@ -21392,7 +21392,7 @@
               <w:spacing w:after="10" w:before="0"/>
               <w:ind w:left="120"/>
             </w:pPr>
-            <w:hyperlink w:history="1" r:id="rIdisytoapzgk3a6lzhoik5m">
+            <w:hyperlink w:history="1" r:id="rIdq2o_8gcevl98tqhibcrcg">
               <w:r>
                 <w:rPr>
                   <w:rFonts w:ascii="Arial" w:cs="Arial" w:eastAsia="Arial" w:hAnsi="Arial"/>
@@ -21917,7 +21917,7 @@
         </w:rPr>
         <w:t xml:space="preserve">© 2026 SeaVuria and ARES. Aligned with KICD objectives. Developed by SeaVuria; technical implementation by ARES (with AI assistance from Claude). Licensed under </w:t>
       </w:r>
-      <w:hyperlink w:history="1" r:id="rIdqhpcf1_544v0tkln1d6gi">
+      <w:hyperlink w:history="1" r:id="rIdhvhr70t8qdgfapp8wmoji">
         <w:r>
           <w:rPr>
             <w:rFonts w:ascii="Arial" w:cs="Arial" w:eastAsia="Arial" w:hAnsi="Arial"/>
@@ -21938,7 +21938,7 @@
         </w:rPr>
         <w:t xml:space="preserve"> (</w:t>
       </w:r>
-      <w:hyperlink w:history="1" r:id="rIdaz7mi5mcrtqqum1omctsx">
+      <w:hyperlink w:history="1" r:id="rIdqflrldfhpfitymrb-adqr">
         <w:r>
           <w:rPr>
             <w:rFonts w:ascii="Arial" w:cs="Arial" w:eastAsia="Arial" w:hAnsi="Arial"/>
@@ -22978,7 +22978,7 @@
             <w:pPr>
               <w:spacing w:after="20" w:before="0"/>
             </w:pPr>
-            <w:hyperlink w:history="1" r:id="rIdd8xu9_u0kj3go7r1brjsq">
+            <w:hyperlink w:history="1" r:id="rIdw3n9ptgiqymuonylh6oe4">
               <w:r>
                 <w:rPr>
                   <w:rFonts w:ascii="Arial" w:cs="Arial" w:eastAsia="Arial" w:hAnsi="Arial"/>
@@ -23011,7 +23011,7 @@
               <w:spacing w:after="10" w:before="0"/>
               <w:ind w:left="120"/>
             </w:pPr>
-            <w:hyperlink w:history="1" r:id="rId8tpqcxopvg8ozg61vd9xe">
+            <w:hyperlink w:history="1" r:id="rIdxwazdfmbcokvfh2npdgng">
               <w:r>
                 <w:rPr>
                   <w:rFonts w:ascii="Arial" w:cs="Arial" w:eastAsia="Arial" w:hAnsi="Arial"/>
@@ -23056,7 +23056,7 @@
             <w:pPr>
               <w:spacing w:after="20" w:before="0"/>
             </w:pPr>
-            <w:hyperlink w:history="1" r:id="rId86oqtaoi0mjg4taedgoer">
+            <w:hyperlink w:history="1" r:id="rIdmlabry-4dvnhmz-ffxjho">
               <w:r>
                 <w:rPr>
                   <w:rFonts w:ascii="Arial" w:cs="Arial" w:eastAsia="Arial" w:hAnsi="Arial"/>
@@ -23089,7 +23089,7 @@
               <w:spacing w:after="10" w:before="0"/>
               <w:ind w:left="120"/>
             </w:pPr>
-            <w:hyperlink w:history="1" r:id="rId12k8evlgcdfjrw8l5iull">
+            <w:hyperlink w:history="1" r:id="rIdnqewiuu_xiyzgi60b-uwi">
               <w:r>
                 <w:rPr>
                   <w:rFonts w:ascii="Arial" w:cs="Arial" w:eastAsia="Arial" w:hAnsi="Arial"/>
@@ -23289,7 +23289,7 @@
             <w:pPr>
               <w:spacing w:after="20" w:before="0"/>
             </w:pPr>
-            <w:hyperlink w:history="1" r:id="rIdyc6bsf13-vwnycbrmsjpl">
+            <w:hyperlink w:history="1" r:id="rId4k9hrz4k0meqyiuiw0ixg">
               <w:r>
                 <w:rPr>
                   <w:rFonts w:ascii="Arial" w:cs="Arial" w:eastAsia="Arial" w:hAnsi="Arial"/>
@@ -23322,7 +23322,7 @@
               <w:spacing w:after="10" w:before="0"/>
               <w:ind w:left="120"/>
             </w:pPr>
-            <w:hyperlink w:history="1" r:id="rId7lfhoo6r0qfaevjaidnip">
+            <w:hyperlink w:history="1" r:id="rIdnl8ieilssrn9wvhgc7pmd">
               <w:r>
                 <w:rPr>
                   <w:rFonts w:ascii="Arial" w:cs="Arial" w:eastAsia="Arial" w:hAnsi="Arial"/>
@@ -23367,7 +23367,7 @@
             <w:pPr>
               <w:spacing w:after="20" w:before="0"/>
             </w:pPr>
-            <w:hyperlink w:history="1" r:id="rIdkg3y7rzy9q2q9eoyljk2i">
+            <w:hyperlink w:history="1" r:id="rId5aq1zer5pkrqboj7allda">
               <w:r>
                 <w:rPr>
                   <w:rFonts w:ascii="Arial" w:cs="Arial" w:eastAsia="Arial" w:hAnsi="Arial"/>
@@ -23400,7 +23400,7 @@
               <w:spacing w:after="10" w:before="0"/>
               <w:ind w:left="120"/>
             </w:pPr>
-            <w:hyperlink w:history="1" r:id="rIdkub4syuhhcyxup8kqkba7">
+            <w:hyperlink w:history="1" r:id="rIdwx8-yosbesjvz6mi4jayr">
               <w:r>
                 <w:rPr>
                   <w:rFonts w:ascii="Arial" w:cs="Arial" w:eastAsia="Arial" w:hAnsi="Arial"/>
@@ -23600,7 +23600,7 @@
             <w:pPr>
               <w:spacing w:after="20" w:before="0"/>
             </w:pPr>
-            <w:hyperlink w:history="1" r:id="rId6tv9h90-e42tppni5jd46">
+            <w:hyperlink w:history="1" r:id="rIdiotajumtf_iub0phhyqrj">
               <w:r>
                 <w:rPr>
                   <w:rFonts w:ascii="Arial" w:cs="Arial" w:eastAsia="Arial" w:hAnsi="Arial"/>
@@ -23633,7 +23633,7 @@
               <w:spacing w:after="10" w:before="0"/>
               <w:ind w:left="120"/>
             </w:pPr>
-            <w:hyperlink w:history="1" r:id="rId9dnerhnx2lar5uxyr384e">
+            <w:hyperlink w:history="1" r:id="rIdrake6bcetux7u12ejtlll">
               <w:r>
                 <w:rPr>
                   <w:rFonts w:ascii="Arial" w:cs="Arial" w:eastAsia="Arial" w:hAnsi="Arial"/>
@@ -23678,7 +23678,7 @@
             <w:pPr>
               <w:spacing w:after="20" w:before="0"/>
             </w:pPr>
-            <w:hyperlink w:history="1" r:id="rId8fwewzbr2t19s2gyjh6af">
+            <w:hyperlink w:history="1" r:id="rIdwl8vstoex_f2m_ckgwpnn">
               <w:r>
                 <w:rPr>
                   <w:rFonts w:ascii="Arial" w:cs="Arial" w:eastAsia="Arial" w:hAnsi="Arial"/>
@@ -23727,7 +23727,7 @@
               <w:spacing w:after="10" w:before="0"/>
               <w:ind w:left="120"/>
             </w:pPr>
-            <w:hyperlink w:history="1" r:id="rId01crrmp1bbd1dktbyrwge">
+            <w:hyperlink w:history="1" r:id="rIdrag7fyabag67x3pkszdqi">
               <w:r>
                 <w:rPr>
                   <w:rFonts w:ascii="Arial" w:cs="Arial" w:eastAsia="Arial" w:hAnsi="Arial"/>
@@ -23927,7 +23927,7 @@
             <w:pPr>
               <w:spacing w:after="20" w:before="0"/>
             </w:pPr>
-            <w:hyperlink w:history="1" r:id="rIdigtrq2vfwvdh18lpu51el">
+            <w:hyperlink w:history="1" r:id="rIdpuzg6zcaxw7aalqnghxgo">
               <w:r>
                 <w:rPr>
                   <w:rFonts w:ascii="Arial" w:cs="Arial" w:eastAsia="Arial" w:hAnsi="Arial"/>
@@ -23960,7 +23960,7 @@
               <w:spacing w:after="10" w:before="0"/>
               <w:ind w:left="120"/>
             </w:pPr>
-            <w:hyperlink w:history="1" r:id="rIdoemaoxvbxkrfxufzmbwap">
+            <w:hyperlink w:history="1" r:id="rIdmi9ekhe-duoh18rkgynpm">
               <w:r>
                 <w:rPr>
                   <w:rFonts w:ascii="Arial" w:cs="Arial" w:eastAsia="Arial" w:hAnsi="Arial"/>
@@ -24005,7 +24005,7 @@
             <w:pPr>
               <w:spacing w:after="20" w:before="0"/>
             </w:pPr>
-            <w:hyperlink w:history="1" r:id="rIdmsgnbfh4o4dvkrl98ltlh">
+            <w:hyperlink w:history="1" r:id="rId-umy7w_uajawb7k6khymi">
               <w:r>
                 <w:rPr>
                   <w:rFonts w:ascii="Arial" w:cs="Arial" w:eastAsia="Arial" w:hAnsi="Arial"/>
@@ -24054,7 +24054,7 @@
               <w:spacing w:after="10" w:before="0"/>
               <w:ind w:left="120"/>
             </w:pPr>
-            <w:hyperlink w:history="1" r:id="rIdvwp9hjisqgwd8z5k23kij">
+            <w:hyperlink w:history="1" r:id="rIdipqzyi9-zyunn5ant_772">
               <w:r>
                 <w:rPr>
                   <w:rFonts w:ascii="Arial" w:cs="Arial" w:eastAsia="Arial" w:hAnsi="Arial"/>
@@ -24254,7 +24254,7 @@
             <w:pPr>
               <w:spacing w:after="20" w:before="0"/>
             </w:pPr>
-            <w:hyperlink w:history="1" r:id="rIdpoongwj356msvdrr_6yhr">
+            <w:hyperlink w:history="1" r:id="rIdjqizij5kyjgzstsqmygak">
               <w:r>
                 <w:rPr>
                   <w:rFonts w:ascii="Arial" w:cs="Arial" w:eastAsia="Arial" w:hAnsi="Arial"/>
@@ -24287,7 +24287,7 @@
               <w:spacing w:after="10" w:before="0"/>
               <w:ind w:left="120"/>
             </w:pPr>
-            <w:hyperlink w:history="1" r:id="rIdqdj5eczgaujikpfavgtns">
+            <w:hyperlink w:history="1" r:id="rIdplwionmgi8stp5qsiq4vr">
               <w:r>
                 <w:rPr>
                   <w:rFonts w:ascii="Arial" w:cs="Arial" w:eastAsia="Arial" w:hAnsi="Arial"/>
@@ -24332,7 +24332,7 @@
             <w:pPr>
               <w:spacing w:after="20" w:before="0"/>
             </w:pPr>
-            <w:hyperlink w:history="1" r:id="rId4g17ey9tjhx0z-ewvx7-s">
+            <w:hyperlink w:history="1" r:id="rIddneiyebp3egrob57lxduh">
               <w:r>
                 <w:rPr>
                   <w:rFonts w:ascii="Arial" w:cs="Arial" w:eastAsia="Arial" w:hAnsi="Arial"/>
@@ -24381,7 +24381,7 @@
               <w:spacing w:after="10" w:before="0"/>
               <w:ind w:left="120"/>
             </w:pPr>
-            <w:hyperlink w:history="1" r:id="rIddq38hif-sapp5cnzxuilt">
+            <w:hyperlink w:history="1" r:id="rIdkqs5frzr7fa81b4ff0n_o">
               <w:r>
                 <w:rPr>
                   <w:rFonts w:ascii="Arial" w:cs="Arial" w:eastAsia="Arial" w:hAnsi="Arial"/>
@@ -25026,7 +25026,7 @@
         </w:rPr>
         <w:t xml:space="preserve">© 2026 SeaVuria and ARES. Aligned with KICD objectives. Developed by SeaVuria; technical implementation by ARES (with AI assistance from Claude). Licensed under </w:t>
       </w:r>
-      <w:hyperlink w:history="1" r:id="rIduhqaxc51e5pstjs5aeewn">
+      <w:hyperlink w:history="1" r:id="rIdhzaow1-ejruh7kqoydzk9">
         <w:r>
           <w:rPr>
             <w:rFonts w:ascii="Arial" w:cs="Arial" w:eastAsia="Arial" w:hAnsi="Arial"/>
@@ -25047,7 +25047,7 @@
         </w:rPr>
         <w:t xml:space="preserve"> (</w:t>
       </w:r>
-      <w:hyperlink w:history="1" r:id="rIdlpaozy-mtrfwjwkh_2f4z">
+      <w:hyperlink w:history="1" r:id="rId2_enaebnh51y__etfmh2i">
         <w:r>
           <w:rPr>
             <w:rFonts w:ascii="Arial" w:cs="Arial" w:eastAsia="Arial" w:hAnsi="Arial"/>
@@ -26087,7 +26087,7 @@
             <w:pPr>
               <w:spacing w:after="20" w:before="0"/>
             </w:pPr>
-            <w:hyperlink w:history="1" r:id="rIdt85c5tfffdxr78jvdtanl">
+            <w:hyperlink w:history="1" r:id="rIdblchof9y3m00lzoldiioa">
               <w:r>
                 <w:rPr>
                   <w:rFonts w:ascii="Arial" w:cs="Arial" w:eastAsia="Arial" w:hAnsi="Arial"/>
@@ -26120,7 +26120,7 @@
               <w:spacing w:after="10" w:before="0"/>
               <w:ind w:left="120"/>
             </w:pPr>
-            <w:hyperlink w:history="1" r:id="rIdqeuf-1bjhn94lrt4b5efz">
+            <w:hyperlink w:history="1" r:id="rId656983jk3luaigkr_fb4h">
               <w:r>
                 <w:rPr>
                   <w:rFonts w:ascii="Arial" w:cs="Arial" w:eastAsia="Arial" w:hAnsi="Arial"/>
@@ -26165,7 +26165,7 @@
             <w:pPr>
               <w:spacing w:after="20" w:before="0"/>
             </w:pPr>
-            <w:hyperlink w:history="1" r:id="rId7omwsmeqasikyobhlaqi9">
+            <w:hyperlink w:history="1" r:id="rIdf3jp7rjbu3fk2o6uoyx-c">
               <w:r>
                 <w:rPr>
                   <w:rFonts w:ascii="Arial" w:cs="Arial" w:eastAsia="Arial" w:hAnsi="Arial"/>
@@ -26198,7 +26198,7 @@
               <w:spacing w:after="10" w:before="0"/>
               <w:ind w:left="120"/>
             </w:pPr>
-            <w:hyperlink w:history="1" r:id="rId8opskgiretpmkin-ye2cd">
+            <w:hyperlink w:history="1" r:id="rIdnlva7r5jp0snzvr64mlvx">
               <w:r>
                 <w:rPr>
                   <w:rFonts w:ascii="Arial" w:cs="Arial" w:eastAsia="Arial" w:hAnsi="Arial"/>
@@ -26398,7 +26398,7 @@
             <w:pPr>
               <w:spacing w:after="20" w:before="0"/>
             </w:pPr>
-            <w:hyperlink w:history="1" r:id="rIdff9mgdqsds8ujfk9bd1ey">
+            <w:hyperlink w:history="1" r:id="rIda5hs9-ut2_3he9yshhxrn">
               <w:r>
                 <w:rPr>
                   <w:rFonts w:ascii="Arial" w:cs="Arial" w:eastAsia="Arial" w:hAnsi="Arial"/>
@@ -26431,7 +26431,7 @@
               <w:spacing w:after="10" w:before="0"/>
               <w:ind w:left="120"/>
             </w:pPr>
-            <w:hyperlink w:history="1" r:id="rIdtg63-waakxojibvjinkaj">
+            <w:hyperlink w:history="1" r:id="rIds74tdoteinrp6mzci8q_t">
               <w:r>
                 <w:rPr>
                   <w:rFonts w:ascii="Arial" w:cs="Arial" w:eastAsia="Arial" w:hAnsi="Arial"/>
@@ -26476,7 +26476,7 @@
             <w:pPr>
               <w:spacing w:after="20" w:before="0"/>
             </w:pPr>
-            <w:hyperlink w:history="1" r:id="rIdxhmi79jxvvgdl5p-liwoj">
+            <w:hyperlink w:history="1" r:id="rId1_igd0xh6fma1auxboddp">
               <w:r>
                 <w:rPr>
                   <w:rFonts w:ascii="Arial" w:cs="Arial" w:eastAsia="Arial" w:hAnsi="Arial"/>
@@ -26509,7 +26509,7 @@
               <w:spacing w:after="10" w:before="0"/>
               <w:ind w:left="120"/>
             </w:pPr>
-            <w:hyperlink w:history="1" r:id="rId_gjz4rqkpd0q2zwovgqb8">
+            <w:hyperlink w:history="1" r:id="rIdcppvjopdrpyncba59xarf">
               <w:r>
                 <w:rPr>
                   <w:rFonts w:ascii="Arial" w:cs="Arial" w:eastAsia="Arial" w:hAnsi="Arial"/>
@@ -26709,7 +26709,7 @@
             <w:pPr>
               <w:spacing w:after="20" w:before="0"/>
             </w:pPr>
-            <w:hyperlink w:history="1" r:id="rIdas9-9ws3vaxrnyxmc9zpj">
+            <w:hyperlink w:history="1" r:id="rIdmjwof8ku5cwubmuhzqxss">
               <w:r>
                 <w:rPr>
                   <w:rFonts w:ascii="Arial" w:cs="Arial" w:eastAsia="Arial" w:hAnsi="Arial"/>
@@ -26742,7 +26742,7 @@
               <w:spacing w:after="10" w:before="0"/>
               <w:ind w:left="120"/>
             </w:pPr>
-            <w:hyperlink w:history="1" r:id="rIdwk2dzgr8emgc8y7fe-8yv">
+            <w:hyperlink w:history="1" r:id="rId1hxklooaawfsetc7o7k_y">
               <w:r>
                 <w:rPr>
                   <w:rFonts w:ascii="Arial" w:cs="Arial" w:eastAsia="Arial" w:hAnsi="Arial"/>
@@ -26787,7 +26787,7 @@
             <w:pPr>
               <w:spacing w:after="20" w:before="0"/>
             </w:pPr>
-            <w:hyperlink w:history="1" r:id="rIdt8l1tlmizskgdineduw0n">
+            <w:hyperlink w:history="1" r:id="rId7o2wliubu0qgjh9pd9koh">
               <w:r>
                 <w:rPr>
                   <w:rFonts w:ascii="Arial" w:cs="Arial" w:eastAsia="Arial" w:hAnsi="Arial"/>
@@ -26820,7 +26820,7 @@
               <w:spacing w:after="10" w:before="0"/>
               <w:ind w:left="120"/>
             </w:pPr>
-            <w:hyperlink w:history="1" r:id="rIdk7x_j5xzqjke_tyuaossu">
+            <w:hyperlink w:history="1" r:id="rIdsxmyyaz4w_j-qnfnp6hmw">
               <w:r>
                 <w:rPr>
                   <w:rFonts w:ascii="Arial" w:cs="Arial" w:eastAsia="Arial" w:hAnsi="Arial"/>
@@ -27020,7 +27020,7 @@
             <w:pPr>
               <w:spacing w:after="20" w:before="0"/>
             </w:pPr>
-            <w:hyperlink w:history="1" r:id="rId5a9sq0p6ri4a8y8yvf_3x">
+            <w:hyperlink w:history="1" r:id="rIda-aslwwxo4zaiy3la6pvs">
               <w:r>
                 <w:rPr>
                   <w:rFonts w:ascii="Arial" w:cs="Arial" w:eastAsia="Arial" w:hAnsi="Arial"/>
@@ -27053,7 +27053,7 @@
               <w:spacing w:after="10" w:before="0"/>
               <w:ind w:left="120"/>
             </w:pPr>
-            <w:hyperlink w:history="1" r:id="rIdajdds48rmem0h89uyuuwc">
+            <w:hyperlink w:history="1" r:id="rIdvbtdmppvrygsizgu8czar">
               <w:r>
                 <w:rPr>
                   <w:rFonts w:ascii="Arial" w:cs="Arial" w:eastAsia="Arial" w:hAnsi="Arial"/>
@@ -27098,7 +27098,7 @@
             <w:pPr>
               <w:spacing w:after="20" w:before="0"/>
             </w:pPr>
-            <w:hyperlink w:history="1" r:id="rIdjvqhnndzihyxho7mycob9">
+            <w:hyperlink w:history="1" r:id="rIdvfar0bwcfpfhzlyjhm3qb">
               <w:r>
                 <w:rPr>
                   <w:rFonts w:ascii="Arial" w:cs="Arial" w:eastAsia="Arial" w:hAnsi="Arial"/>
@@ -27131,7 +27131,7 @@
               <w:spacing w:after="10" w:before="0"/>
               <w:ind w:left="120"/>
             </w:pPr>
-            <w:hyperlink w:history="1" r:id="rIdvwdf3orieofmrr_5kkfrz">
+            <w:hyperlink w:history="1" r:id="rId54qc_iee8s402bzfdpgez">
               <w:r>
                 <w:rPr>
                   <w:rFonts w:ascii="Arial" w:cs="Arial" w:eastAsia="Arial" w:hAnsi="Arial"/>
@@ -27331,7 +27331,7 @@
             <w:pPr>
               <w:spacing w:after="20" w:before="0"/>
             </w:pPr>
-            <w:hyperlink w:history="1" r:id="rIdzscqeg3qnmhq17xcgch55">
+            <w:hyperlink w:history="1" r:id="rIdxg3-efswpksevucg9c3zt">
               <w:r>
                 <w:rPr>
                   <w:rFonts w:ascii="Arial" w:cs="Arial" w:eastAsia="Arial" w:hAnsi="Arial"/>
@@ -27380,7 +27380,7 @@
               <w:spacing w:after="10" w:before="0"/>
               <w:ind w:left="120"/>
             </w:pPr>
-            <w:hyperlink w:history="1" r:id="rIddzomot1fnws-vv0fxka8x">
+            <w:hyperlink w:history="1" r:id="rIdn1q19_fa7j3vbv1qwsyp3">
               <w:r>
                 <w:rPr>
                   <w:rFonts w:ascii="Arial" w:cs="Arial" w:eastAsia="Arial" w:hAnsi="Arial"/>
@@ -27425,7 +27425,7 @@
             <w:pPr>
               <w:spacing w:after="20" w:before="0"/>
             </w:pPr>
-            <w:hyperlink w:history="1" r:id="rIdyg4c8rl7hwnwca-wglom8">
+            <w:hyperlink w:history="1" r:id="rIdn0pym4vlj8gpaa8pyehzv">
               <w:r>
                 <w:rPr>
                   <w:rFonts w:ascii="Arial" w:cs="Arial" w:eastAsia="Arial" w:hAnsi="Arial"/>
@@ -27458,7 +27458,7 @@
               <w:spacing w:after="10" w:before="0"/>
               <w:ind w:left="120"/>
             </w:pPr>
-            <w:hyperlink w:history="1" r:id="rId5yzdsalrxz9asybl6d2gz">
+            <w:hyperlink w:history="1" r:id="rIdv9rwgfqd5jwoqgyvzfmpu">
               <w:r>
                 <w:rPr>
                   <w:rFonts w:ascii="Arial" w:cs="Arial" w:eastAsia="Arial" w:hAnsi="Arial"/>
@@ -27983,7 +27983,7 @@
         </w:rPr>
         <w:t xml:space="preserve">© 2026 SeaVuria and ARES. Aligned with KICD objectives. Developed by SeaVuria; technical implementation by ARES (with AI assistance from Claude). Licensed under </w:t>
       </w:r>
-      <w:hyperlink w:history="1" r:id="rIdpg60_khkdseunnd03_cs8">
+      <w:hyperlink w:history="1" r:id="rIdiuclmraquwy5rjtwnkgou">
         <w:r>
           <w:rPr>
             <w:rFonts w:ascii="Arial" w:cs="Arial" w:eastAsia="Arial" w:hAnsi="Arial"/>
@@ -28004,7 +28004,7 @@
         </w:rPr>
         <w:t xml:space="preserve"> (</w:t>
       </w:r>
-      <w:hyperlink w:history="1" r:id="rId6ti89wgkulvm2fmd8pkzm">
+      <w:hyperlink w:history="1" r:id="rId_szwzbgocuxcur9ofbleq">
         <w:r>
           <w:rPr>
             <w:rFonts w:ascii="Arial" w:cs="Arial" w:eastAsia="Arial" w:hAnsi="Arial"/>
